--- a/1.3.1. SETS Relations PYQ Mains.docx
+++ b/1.3.1. SETS Relations PYQ Mains.docx
@@ -149,7 +149,7 @@
           <v:shape id="_x0000_i1028" type="#_x0000_t75" style="width:13pt;height:13pt" o:ole="">
             <v:imagedata r:id="rId6" o:title=""/>
           </v:shape>
-          <o:OLEObject Type="Embed" ProgID="Equation.DSMT4" ShapeID="_x0000_i1028" DrawAspect="Content" ObjectID="_1834942539" r:id="rId7"/>
+          <o:OLEObject Type="Embed" ProgID="Equation.DSMT4" ShapeID="_x0000_i1028" DrawAspect="Content" ObjectID="_1835542511" r:id="rId7"/>
         </w:object>
       </w:r>
       <w:r>
@@ -171,7 +171,7 @@
           <v:shape id="_x0000_i1029" type="#_x0000_t75" style="width:100pt;height:20.5pt" o:ole="">
             <v:imagedata r:id="rId8" o:title=""/>
           </v:shape>
-          <o:OLEObject Type="Embed" ProgID="Equation.DSMT4" ShapeID="_x0000_i1029" DrawAspect="Content" ObjectID="_1834942540" r:id="rId9"/>
+          <o:OLEObject Type="Embed" ProgID="Equation.DSMT4" ShapeID="_x0000_i1029" DrawAspect="Content" ObjectID="_1835542512" r:id="rId9"/>
         </w:object>
       </w:r>
       <w:r>
@@ -185,7 +185,7 @@
           <v:shape id="_x0000_i1030" type="#_x0000_t75" style="width:188pt;height:24pt" o:ole="">
             <v:imagedata r:id="rId10" o:title=""/>
           </v:shape>
-          <o:OLEObject Type="Embed" ProgID="Equation.DSMT4" ShapeID="_x0000_i1030" DrawAspect="Content" ObjectID="_1834942541" r:id="rId11"/>
+          <o:OLEObject Type="Embed" ProgID="Equation.DSMT4" ShapeID="_x0000_i1030" DrawAspect="Content" ObjectID="_1835542513" r:id="rId11"/>
         </w:object>
       </w:r>
       <w:r>
@@ -199,12 +199,486 @@
           <v:shape id="_x0000_i1031" type="#_x0000_t75" style="width:13pt;height:13pt" o:ole="">
             <v:imagedata r:id="rId12" o:title=""/>
           </v:shape>
-          <o:OLEObject Type="Embed" ProgID="Equation.DSMT4" ShapeID="_x0000_i1031" DrawAspect="Content" ObjectID="_1834942542" r:id="rId13"/>
+          <o:OLEObject Type="Embed" ProgID="Equation.DSMT4" ShapeID="_x0000_i1031" DrawAspect="Content" ObjectID="_1835542514" r:id="rId13"/>
         </w:object>
       </w:r>
       <w:r>
         <w:t>is</w:t>
       </w:r>
+    </w:p>
+    <w:p>
+      <w:pPr>
+        <w:pStyle w:val="ListParagraph"/>
+        <w:numPr>
+          <w:ilvl w:val="0"/>
+          <w:numId w:val="7"/>
+        </w:numPr>
+      </w:pPr>
+      <w:r>
+        <w:t>6</w:t>
+      </w:r>
+      <w:r>
+        <w:tab/>
+      </w:r>
+      <w:r>
+        <w:tab/>
+      </w:r>
+      <w:r>
+        <w:tab/>
+      </w:r>
+      <w:r>
+        <w:tab/>
+      </w:r>
+      <w:r>
+        <w:tab/>
+        <w:t>(b) 15</w:t>
+      </w:r>
+    </w:p>
+    <w:p>
+      <w:pPr>
+        <w:ind w:left="360"/>
+      </w:pPr>
+      <w:r>
+        <w:t>(c)  12</w:t>
+      </w:r>
+      <w:r>
+        <w:tab/>
+      </w:r>
+      <w:r>
+        <w:tab/>
+      </w:r>
+      <w:r>
+        <w:tab/>
+      </w:r>
+      <w:r>
+        <w:tab/>
+      </w:r>
+      <w:r>
+        <w:tab/>
+        <w:t>(d) 18</w:t>
+      </w:r>
+    </w:p>
+    <w:p>
+      <w:r>
+        <w:t>Q2:</w:t>
+      </w:r>
+      <w:r>
+        <w:t xml:space="preserve"> Consider two Sets </w:t>
+      </w:r>
+      <w:r>
+        <w:rPr>
+          <w:position w:val="-18"/>
+        </w:rPr>
+        <w:object w:dxaOrig="2720" w:dyaOrig="480">
+          <v:shape id="_x0000_i1032" type="#_x0000_t75" style="width:135.5pt;height:24pt" o:ole="">
+            <v:imagedata r:id="rId14" o:title=""/>
+          </v:shape>
+          <o:OLEObject Type="Embed" ProgID="Equation.DSMT4" ShapeID="_x0000_i1032" DrawAspect="Content" ObjectID="_1835542515" r:id="rId15"/>
+        </w:object>
+      </w:r>
+      <w:r>
+        <w:t>and</w:t>
+      </w:r>
+      <w:r>
+        <w:rPr>
+          <w:position w:val="-32"/>
+        </w:rPr>
+        <w:object w:dxaOrig="4940" w:dyaOrig="760">
+          <v:shape id="_x0000_i1033" type="#_x0000_t75" style="width:247pt;height:38.5pt" o:ole="">
+            <v:imagedata r:id="rId16" o:title=""/>
+          </v:shape>
+          <o:OLEObject Type="Embed" ProgID="Equation.DSMT4" ShapeID="_x0000_i1033" DrawAspect="Content" ObjectID="_1835542516" r:id="rId17"/>
+        </w:object>
+      </w:r>
+      <w:r>
+        <w:t xml:space="preserve">. Then the number of onto functions </w:t>
+      </w:r>
+      <w:r>
+        <w:rPr>
+          <w:position w:val="-10"/>
+        </w:rPr>
+        <w:object w:dxaOrig="1040" w:dyaOrig="320">
+          <v:shape id="_x0000_i1034" type="#_x0000_t75" style="width:51.5pt;height:15.5pt" o:ole="">
+            <v:imagedata r:id="rId18" o:title=""/>
+          </v:shape>
+          <o:OLEObject Type="Embed" ProgID="Equation.DSMT4" ShapeID="_x0000_i1034" DrawAspect="Content" ObjectID="_1835542517" r:id="rId19"/>
+        </w:object>
+      </w:r>
+      <w:r>
+        <w:t xml:space="preserve">is equal </w:t>
+      </w:r>
+      <w:proofErr w:type="gramStart"/>
+      <w:r>
+        <w:t xml:space="preserve">to </w:t>
+      </w:r>
+      <w:r>
+        <w:t>:</w:t>
+      </w:r>
+      <w:proofErr w:type="gramEnd"/>
+    </w:p>
+    <w:p>
+      <w:pPr>
+        <w:pStyle w:val="ListParagraph"/>
+        <w:numPr>
+          <w:ilvl w:val="0"/>
+          <w:numId w:val="8"/>
+        </w:numPr>
+      </w:pPr>
+      <w:r>
+        <w:t>32</w:t>
+      </w:r>
+      <w:r>
+        <w:tab/>
+      </w:r>
+      <w:r>
+        <w:tab/>
+      </w:r>
+      <w:r>
+        <w:tab/>
+      </w:r>
+      <w:r>
+        <w:tab/>
+      </w:r>
+      <w:r>
+        <w:tab/>
+        <w:t>(b) 81</w:t>
+      </w:r>
+    </w:p>
+    <w:p>
+      <w:pPr>
+        <w:ind w:left="360"/>
+      </w:pPr>
+      <w:r>
+        <w:t>(c)  79</w:t>
+      </w:r>
+      <w:r>
+        <w:tab/>
+      </w:r>
+      <w:r>
+        <w:tab/>
+      </w:r>
+      <w:r>
+        <w:tab/>
+      </w:r>
+      <w:r>
+        <w:tab/>
+      </w:r>
+      <w:r>
+        <w:tab/>
+        <w:t>(d) 62</w:t>
+      </w:r>
+    </w:p>
+    <w:p>
+      <w:r>
+        <w:t xml:space="preserve">Q3: </w:t>
+      </w:r>
+      <w:proofErr w:type="gramStart"/>
+      <w:r>
+        <w:t xml:space="preserve">Let </w:t>
+      </w:r>
+      <w:proofErr w:type="gramEnd"/>
+      <w:r>
+        <w:rPr>
+          <w:position w:val="-14"/>
+        </w:rPr>
+        <w:object w:dxaOrig="1719" w:dyaOrig="400">
+          <v:shape id="_x0000_i1035" type="#_x0000_t75" style="width:86pt;height:20.5pt" o:ole="">
+            <v:imagedata r:id="rId20" o:title=""/>
+          </v:shape>
+          <o:OLEObject Type="Embed" ProgID="Equation.DSMT4" ShapeID="_x0000_i1035" DrawAspect="Content" ObjectID="_1835542518" r:id="rId21"/>
+        </w:object>
+      </w:r>
+      <w:r>
+        <w:t xml:space="preserve">. Let </w:t>
+      </w:r>
+      <w:r>
+        <w:rPr>
+          <w:position w:val="-4"/>
+        </w:rPr>
+        <w:object w:dxaOrig="260" w:dyaOrig="260">
+          <v:shape id="_x0000_i1036" type="#_x0000_t75" style="width:13pt;height:13pt" o:ole="">
+            <v:imagedata r:id="rId22" o:title=""/>
+          </v:shape>
+          <o:OLEObject Type="Embed" ProgID="Equation.DSMT4" ShapeID="_x0000_i1036" DrawAspect="Content" ObjectID="_1835542519" r:id="rId23"/>
+        </w:object>
+      </w:r>
+      <w:r>
+        <w:t xml:space="preserve">be a relation on A defined by </w:t>
+      </w:r>
+      <w:r>
+        <w:rPr>
+          <w:position w:val="-14"/>
+        </w:rPr>
+        <w:object w:dxaOrig="1020" w:dyaOrig="400">
+          <v:shape id="_x0000_i1037" type="#_x0000_t75" style="width:51pt;height:20.5pt" o:ole="">
+            <v:imagedata r:id="rId24" o:title=""/>
+          </v:shape>
+          <o:OLEObject Type="Embed" ProgID="Equation.DSMT4" ShapeID="_x0000_i1037" DrawAspect="Content" ObjectID="_1835542520" r:id="rId25"/>
+        </w:object>
+      </w:r>
+      <w:r>
+        <w:t xml:space="preserve">if and only if </w:t>
+      </w:r>
+      <w:r>
+        <w:rPr>
+          <w:position w:val="-14"/>
+        </w:rPr>
+        <w:object w:dxaOrig="620" w:dyaOrig="400">
+          <v:shape id="_x0000_i1038" type="#_x0000_t75" style="width:31pt;height:20.5pt" o:ole="">
+            <v:imagedata r:id="rId26" o:title=""/>
+          </v:shape>
+          <o:OLEObject Type="Embed" ProgID="Equation.DSMT4" ShapeID="_x0000_i1038" DrawAspect="Content" ObjectID="_1835542521" r:id="rId27"/>
+        </w:object>
+      </w:r>
+      <w:r>
+        <w:t>is a multiple of 3.</w:t>
+      </w:r>
+      <w:r>
+        <w:t xml:space="preserve"> </w:t>
+      </w:r>
+      <w:r>
+        <w:t>Given below are two statements</w:t>
+      </w:r>
+    </w:p>
+    <w:p>
+      <w:r>
+        <w:t xml:space="preserve">Statement </w:t>
+      </w:r>
+      <w:proofErr w:type="gramStart"/>
+      <w:r>
+        <w:t>I :</w:t>
+      </w:r>
+      <w:proofErr w:type="gramEnd"/>
+      <w:r>
+        <w:t xml:space="preserve"> </w:t>
+      </w:r>
+      <w:r>
+        <w:rPr>
+          <w:position w:val="-14"/>
+        </w:rPr>
+        <w:object w:dxaOrig="1060" w:dyaOrig="400">
+          <v:shape id="_x0000_i1039" type="#_x0000_t75" style="width:53.5pt;height:20.5pt" o:ole="">
+            <v:imagedata r:id="rId28" o:title=""/>
+          </v:shape>
+          <o:OLEObject Type="Embed" ProgID="Equation.DSMT4" ShapeID="_x0000_i1039" DrawAspect="Content" ObjectID="_1835542522" r:id="rId29"/>
+        </w:object>
+      </w:r>
+    </w:p>
+    <w:p>
+      <w:r>
+        <w:t>Stat</w:t>
+      </w:r>
+      <w:r>
+        <w:t xml:space="preserve">ement </w:t>
+      </w:r>
+      <w:proofErr w:type="gramStart"/>
+      <w:r>
+        <w:t>II :</w:t>
+      </w:r>
+      <w:proofErr w:type="gramEnd"/>
+      <w:r>
+        <w:t xml:space="preserve"> R is an equivalence r</w:t>
+      </w:r>
+      <w:r>
+        <w:t>elation</w:t>
+      </w:r>
+    </w:p>
+    <w:p>
+      <w:pPr>
+        <w:pStyle w:val="ListParagraph"/>
+        <w:numPr>
+          <w:ilvl w:val="0"/>
+          <w:numId w:val="9"/>
+        </w:numPr>
+      </w:pPr>
+      <w:proofErr w:type="gramStart"/>
+      <w:r>
+        <w:t>Statement  I</w:t>
+      </w:r>
+      <w:proofErr w:type="gramEnd"/>
+      <w:r>
+        <w:t xml:space="preserve"> is correct but Statement II is incorrect.</w:t>
+      </w:r>
+    </w:p>
+    <w:p>
+      <w:pPr>
+        <w:pStyle w:val="ListParagraph"/>
+        <w:numPr>
+          <w:ilvl w:val="0"/>
+          <w:numId w:val="9"/>
+        </w:numPr>
+      </w:pPr>
+      <w:r>
+        <w:t>Both Statement I and Statement II are correct.</w:t>
+      </w:r>
+    </w:p>
+    <w:p>
+      <w:pPr>
+        <w:pStyle w:val="ListParagraph"/>
+        <w:numPr>
+          <w:ilvl w:val="0"/>
+          <w:numId w:val="9"/>
+        </w:numPr>
+      </w:pPr>
+      <w:r>
+        <w:t>Both Statement I and Statement II are incorrect.</w:t>
+      </w:r>
+    </w:p>
+    <w:p>
+      <w:pPr>
+        <w:pStyle w:val="ListParagraph"/>
+        <w:numPr>
+          <w:ilvl w:val="0"/>
+          <w:numId w:val="9"/>
+        </w:numPr>
+      </w:pPr>
+      <w:r>
+        <w:t xml:space="preserve">Statement I </w:t>
+      </w:r>
+      <w:proofErr w:type="gramStart"/>
+      <w:r>
+        <w:t>is</w:t>
+      </w:r>
+      <w:proofErr w:type="gramEnd"/>
+      <w:r>
+        <w:t xml:space="preserve"> incorrect but Statement II is correct.</w:t>
+      </w:r>
+    </w:p>
+    <w:p>
+      <w:r>
+        <w:lastRenderedPageBreak/>
+        <w:t xml:space="preserve">Q4: </w:t>
+      </w:r>
+      <w:proofErr w:type="gramStart"/>
+      <w:r>
+        <w:t xml:space="preserve">Let </w:t>
+      </w:r>
+      <w:proofErr w:type="gramEnd"/>
+      <w:r>
+        <w:rPr>
+          <w:position w:val="-10"/>
+        </w:rPr>
+        <w:object w:dxaOrig="2180" w:dyaOrig="320">
+          <v:shape id="_x0000_i1040" type="#_x0000_t75" style="width:109pt;height:15.5pt" o:ole="">
+            <v:imagedata r:id="rId30" o:title=""/>
+          </v:shape>
+          <o:OLEObject Type="Embed" ProgID="Equation.DSMT4" ShapeID="_x0000_i1040" DrawAspect="Content" ObjectID="_1835542523" r:id="rId31"/>
+        </w:object>
+      </w:r>
+      <w:r>
+        <w:t xml:space="preserve">. Let </w:t>
+      </w:r>
+      <w:r>
+        <w:rPr>
+          <w:position w:val="-4"/>
+        </w:rPr>
+        <w:object w:dxaOrig="260" w:dyaOrig="260">
+          <v:shape id="_x0000_i1041" type="#_x0000_t75" style="width:13pt;height:13pt" o:ole="">
+            <v:imagedata r:id="rId32" o:title=""/>
+          </v:shape>
+          <o:OLEObject Type="Embed" ProgID="Equation.DSMT4" ShapeID="_x0000_i1041" DrawAspect="Content" ObjectID="_1835542524" r:id="rId33"/>
+        </w:object>
+      </w:r>
+      <w:r>
+        <w:t xml:space="preserve">be a relation on A defined by </w:t>
+      </w:r>
+      <w:r>
+        <w:rPr>
+          <w:position w:val="-10"/>
+        </w:rPr>
+        <w:object w:dxaOrig="480" w:dyaOrig="320">
+          <v:shape id="_x0000_i1042" type="#_x0000_t75" style="width:24pt;height:15.5pt" o:ole="">
+            <v:imagedata r:id="rId34" o:title=""/>
+          </v:shape>
+          <o:OLEObject Type="Embed" ProgID="Equation.DSMT4" ShapeID="_x0000_i1042" DrawAspect="Content" ObjectID="_1835542525" r:id="rId35"/>
+        </w:object>
+      </w:r>
+      <w:r>
+        <w:t xml:space="preserve">if and only if </w:t>
+      </w:r>
+      <w:r>
+        <w:rPr>
+          <w:position w:val="-10"/>
+        </w:rPr>
+        <w:object w:dxaOrig="1080" w:dyaOrig="320">
+          <v:shape id="_x0000_i1043" type="#_x0000_t75" style="width:54pt;height:15.5pt" o:ole="">
+            <v:imagedata r:id="rId36" o:title=""/>
+          </v:shape>
+          <o:OLEObject Type="Embed" ProgID="Equation.DSMT4" ShapeID="_x0000_i1043" DrawAspect="Content" ObjectID="_1835542526" r:id="rId37"/>
+        </w:object>
+      </w:r>
+      <w:r>
+        <w:t>Let</w:t>
+      </w:r>
+      <w:r>
+        <w:rPr>
+          <w:position w:val="-6"/>
+        </w:rPr>
+        <w:object w:dxaOrig="139" w:dyaOrig="279">
+          <v:shape id="_x0000_i1044" type="#_x0000_t75" style="width:6.5pt;height:14.5pt" o:ole="">
+            <v:imagedata r:id="rId38" o:title=""/>
+          </v:shape>
+          <o:OLEObject Type="Embed" ProgID="Equation.DSMT4" ShapeID="_x0000_i1044" DrawAspect="Content" ObjectID="_1835542527" r:id="rId39"/>
+        </w:object>
+      </w:r>
+      <w:r>
+        <w:t xml:space="preserve">  be the number of elements </w:t>
+      </w:r>
+      <w:proofErr w:type="gramStart"/>
+      <w:r>
+        <w:t xml:space="preserve">in </w:t>
+      </w:r>
+      <w:proofErr w:type="gramEnd"/>
+      <w:r>
+        <w:rPr>
+          <w:position w:val="-4"/>
+        </w:rPr>
+        <w:object w:dxaOrig="260" w:dyaOrig="260">
+          <v:shape id="_x0000_i1045" type="#_x0000_t75" style="width:13pt;height:13pt" o:ole="">
+            <v:imagedata r:id="rId40" o:title=""/>
+          </v:shape>
+          <o:OLEObject Type="Embed" ProgID="Equation.DSMT4" ShapeID="_x0000_i1045" DrawAspect="Content" ObjectID="_1835542528" r:id="rId41"/>
+        </w:object>
+      </w:r>
+      <w:r>
+        <w:t xml:space="preserve">. Let m and n be the minimum number of elements required to be added to </w:t>
+      </w:r>
+      <w:r>
+        <w:rPr>
+          <w:position w:val="-4"/>
+        </w:rPr>
+        <w:object w:dxaOrig="260" w:dyaOrig="260">
+          <v:shape id="_x0000_i1046" type="#_x0000_t75" style="width:13pt;height:13pt" o:ole="">
+            <v:imagedata r:id="rId42" o:title=""/>
+          </v:shape>
+          <o:OLEObject Type="Embed" ProgID="Equation.DSMT4" ShapeID="_x0000_i1046" DrawAspect="Content" ObjectID="_1835542529" r:id="rId43"/>
+        </w:object>
+      </w:r>
+      <w:r>
+        <w:t>to make it reflexive and symmetric relations respectively.</w:t>
+      </w:r>
+      <w:r>
+        <w:t xml:space="preserve"> Then </w:t>
+      </w:r>
+      <w:r>
+        <w:rPr>
+          <w:position w:val="-6"/>
+        </w:rPr>
+        <w:object w:dxaOrig="880" w:dyaOrig="279">
+          <v:shape id="_x0000_i1047" type="#_x0000_t75" style="width:44.5pt;height:14.5pt" o:ole="">
+            <v:imagedata r:id="rId44" o:title=""/>
+          </v:shape>
+          <o:OLEObject Type="Embed" ProgID="Equation.DSMT4" ShapeID="_x0000_i1047" DrawAspect="Content" ObjectID="_1835542530" r:id="rId45"/>
+        </w:object>
+      </w:r>
+      <w:r>
+        <w:t xml:space="preserve">is equal </w:t>
+      </w:r>
+      <w:proofErr w:type="gramStart"/>
+      <w:r>
+        <w:t>to :</w:t>
+      </w:r>
+      <w:proofErr w:type="gramEnd"/>
     </w:p>
     <w:p>
       <w:pPr>
@@ -215,106 +689,76 @@
         </w:numPr>
       </w:pPr>
       <w:r>
-        <w:t>6</w:t>
-      </w:r>
-      <w:r>
-        <w:tab/>
-      </w:r>
-      <w:r>
-        <w:tab/>
-      </w:r>
-      <w:r>
-        <w:tab/>
-      </w:r>
-      <w:r>
-        <w:tab/>
-      </w:r>
-      <w:r>
-        <w:tab/>
-        <w:t>(b) 15</w:t>
-      </w:r>
-    </w:p>
-    <w:p>
-      <w:pPr>
-        <w:ind w:left="360"/>
-      </w:pPr>
-      <w:r>
-        <w:t>(c)  12</w:t>
-      </w:r>
-      <w:r>
-        <w:tab/>
-      </w:r>
-      <w:r>
-        <w:tab/>
-      </w:r>
-      <w:r>
-        <w:tab/>
-      </w:r>
-      <w:r>
-        <w:tab/>
-      </w:r>
-      <w:r>
-        <w:tab/>
-        <w:t>(d) 18</w:t>
-      </w:r>
-    </w:p>
-    <w:p>
-      <w:r>
-        <w:t>Q2:</w:t>
-      </w:r>
-      <w:r>
-        <w:t xml:space="preserve"> Consider two Sets </w:t>
-      </w:r>
-      <w:r>
-        <w:rPr>
-          <w:position w:val="-18"/>
-        </w:rPr>
-        <w:object w:dxaOrig="2720" w:dyaOrig="480">
-          <v:shape id="_x0000_i1032" type="#_x0000_t75" style="width:135.5pt;height:24pt" o:ole="">
-            <v:imagedata r:id="rId14" o:title=""/>
-          </v:shape>
-          <o:OLEObject Type="Embed" ProgID="Equation.DSMT4" ShapeID="_x0000_i1032" DrawAspect="Content" ObjectID="_1834942543" r:id="rId15"/>
-        </w:object>
-      </w:r>
-      <w:r>
-        <w:t>and</w:t>
-      </w:r>
-      <w:r>
-        <w:rPr>
-          <w:position w:val="-32"/>
-        </w:rPr>
-        <w:object w:dxaOrig="4940" w:dyaOrig="760">
-          <v:shape id="_x0000_i1033" type="#_x0000_t75" style="width:247pt;height:38.5pt" o:ole="">
-            <v:imagedata r:id="rId16" o:title=""/>
-          </v:shape>
-          <o:OLEObject Type="Embed" ProgID="Equation.DSMT4" ShapeID="_x0000_i1033" DrawAspect="Content" ObjectID="_1834942544" r:id="rId17"/>
-        </w:object>
-      </w:r>
-      <w:r>
-        <w:t xml:space="preserve">. Then the number of onto functions </w:t>
-      </w:r>
-      <w:r>
-        <w:rPr>
-          <w:position w:val="-10"/>
-        </w:rPr>
-        <w:object w:dxaOrig="1040" w:dyaOrig="320">
-          <v:shape id="_x0000_i1034" type="#_x0000_t75" style="width:51.5pt;height:15.5pt" o:ole="">
-            <v:imagedata r:id="rId18" o:title=""/>
-          </v:shape>
-          <o:OLEObject Type="Embed" ProgID="Equation.DSMT4" ShapeID="_x0000_i1034" DrawAspect="Content" ObjectID="_1834942545" r:id="rId19"/>
-        </w:object>
-      </w:r>
-      <w:r>
-        <w:t xml:space="preserve">is equal </w:t>
-      </w:r>
-      <w:proofErr w:type="gramStart"/>
-      <w:r>
-        <w:t xml:space="preserve">to </w:t>
-      </w:r>
-      <w:r>
-        <w:t>:</w:t>
-      </w:r>
-      <w:proofErr w:type="gramEnd"/>
+        <w:t>34</w:t>
+      </w:r>
+      <w:r>
+        <w:tab/>
+      </w:r>
+      <w:r>
+        <w:tab/>
+      </w:r>
+      <w:r>
+        <w:tab/>
+      </w:r>
+      <w:r>
+        <w:tab/>
+      </w:r>
+      <w:r>
+        <w:tab/>
+      </w:r>
+      <w:r>
+        <w:tab/>
+        <w:t>(b) 32</w:t>
+      </w:r>
+    </w:p>
+    <w:p>
+      <w:pPr>
+        <w:ind w:left="720"/>
+      </w:pPr>
+      <w:r>
+        <w:t>(c)   33</w:t>
+      </w:r>
+      <w:r>
+        <w:tab/>
+      </w:r>
+      <w:r>
+        <w:tab/>
+      </w:r>
+      <w:r>
+        <w:tab/>
+      </w:r>
+      <w:r>
+        <w:tab/>
+      </w:r>
+      <w:r>
+        <w:tab/>
+      </w:r>
+      <w:r>
+        <w:tab/>
+        <w:t>(d) 35</w:t>
+      </w:r>
+    </w:p>
+    <w:p>
+      <w:r>
+        <w:t xml:space="preserve">Q5: </w:t>
+      </w:r>
+      <w:r>
+        <w:t>The number of elements in the relation</w:t>
+      </w:r>
+      <w:r>
+        <w:t xml:space="preserve"> </w:t>
+      </w:r>
+      <w:r>
+        <w:rPr>
+          <w:position w:val="-16"/>
+        </w:rPr>
+        <w:object w:dxaOrig="3440" w:dyaOrig="440">
+          <v:shape id="_x0000_i1048" type="#_x0000_t75" style="width:172pt;height:22pt" o:ole="">
+            <v:imagedata r:id="rId46" o:title=""/>
+          </v:shape>
+          <o:OLEObject Type="Embed" ProgID="Equation.DSMT4" ShapeID="_x0000_i1048" DrawAspect="Content" ObjectID="_1835542531" r:id="rId47"/>
+        </w:object>
+      </w:r>
     </w:p>
     <w:p>
       <w:pPr>
@@ -325,23 +769,26 @@
         </w:numPr>
       </w:pPr>
       <w:r>
-        <w:t>32</w:t>
-      </w:r>
-      <w:r>
-        <w:tab/>
-      </w:r>
-      <w:r>
-        <w:tab/>
-      </w:r>
-      <w:r>
-        <w:tab/>
-      </w:r>
-      <w:r>
-        <w:tab/>
-      </w:r>
-      <w:r>
-        <w:tab/>
-        <w:t>(b) 81</w:t>
+        <w:t>86</w:t>
+      </w:r>
+      <w:r>
+        <w:tab/>
+      </w:r>
+      <w:r>
+        <w:tab/>
+      </w:r>
+      <w:r>
+        <w:tab/>
+      </w:r>
+      <w:r>
+        <w:tab/>
+      </w:r>
+      <w:r>
+        <w:tab/>
+      </w:r>
+      <w:r>
+        <w:tab/>
+        <w:t>(b) 67</w:t>
       </w:r>
     </w:p>
     <w:p>
@@ -349,138 +796,62 @@
         <w:ind w:left="360"/>
       </w:pPr>
       <w:r>
-        <w:t>(c)  79</w:t>
-      </w:r>
-      <w:r>
-        <w:tab/>
-      </w:r>
-      <w:r>
-        <w:tab/>
-      </w:r>
-      <w:r>
-        <w:tab/>
-      </w:r>
-      <w:r>
-        <w:tab/>
-      </w:r>
-      <w:r>
-        <w:tab/>
-        <w:t>(d) 62</w:t>
-      </w:r>
-    </w:p>
-    <w:p>
-      <w:r>
-        <w:t xml:space="preserve">Q3: </w:t>
-      </w:r>
-      <w:proofErr w:type="gramStart"/>
-      <w:r>
-        <w:t xml:space="preserve">Let </w:t>
-      </w:r>
-      <w:proofErr w:type="gramEnd"/>
+        <w:t>(c)  89</w:t>
+      </w:r>
+      <w:r>
+        <w:tab/>
+      </w:r>
+      <w:r>
+        <w:tab/>
+      </w:r>
+      <w:r>
+        <w:tab/>
+      </w:r>
+      <w:r>
+        <w:tab/>
+      </w:r>
+      <w:r>
+        <w:tab/>
+      </w:r>
+      <w:r>
+        <w:tab/>
+        <w:t>(d) 77</w:t>
+      </w:r>
+    </w:p>
+    <w:p>
+      <w:r>
+        <w:t>Q6:</w:t>
+      </w:r>
+      <w:r>
+        <w:t xml:space="preserve"> Let the relation R on the set </w:t>
+      </w:r>
       <w:r>
         <w:rPr>
           <w:position w:val="-14"/>
         </w:rPr>
-        <w:object w:dxaOrig="1719" w:dyaOrig="400">
-          <v:shape id="_x0000_i1035" type="#_x0000_t75" style="width:86pt;height:20.5pt" o:ole="">
-            <v:imagedata r:id="rId20" o:title=""/>
-          </v:shape>
-          <o:OLEObject Type="Embed" ProgID="Equation.DSMT4" ShapeID="_x0000_i1035" DrawAspect="Content" ObjectID="_1834942546" r:id="rId21"/>
-        </w:object>
-      </w:r>
-      <w:r>
-        <w:t xml:space="preserve">. Let </w:t>
-      </w:r>
-      <w:r>
-        <w:rPr>
-          <w:position w:val="-4"/>
-        </w:rPr>
-        <w:object w:dxaOrig="260" w:dyaOrig="260">
-          <v:shape id="_x0000_i1036" type="#_x0000_t75" style="width:13pt;height:13pt" o:ole="">
-            <v:imagedata r:id="rId22" o:title=""/>
-          </v:shape>
-          <o:OLEObject Type="Embed" ProgID="Equation.DSMT4" ShapeID="_x0000_i1036" DrawAspect="Content" ObjectID="_1834942547" r:id="rId23"/>
-        </w:object>
-      </w:r>
-      <w:r>
-        <w:t xml:space="preserve">be a relation on A defined by </w:t>
+        <w:object w:dxaOrig="1960" w:dyaOrig="400">
+          <v:shape id="_x0000_i1049" type="#_x0000_t75" style="width:98.5pt;height:20.5pt" o:ole="">
+            <v:imagedata r:id="rId48" o:title=""/>
+          </v:shape>
+          <o:OLEObject Type="Embed" ProgID="Equation.DSMT4" ShapeID="_x0000_i1049" DrawAspect="Content" ObjectID="_1835542532" r:id="rId49"/>
+        </w:object>
+      </w:r>
+      <w:r>
+        <w:t xml:space="preserve">be given by </w:t>
       </w:r>
       <w:r>
         <w:rPr>
           <w:position w:val="-14"/>
         </w:rPr>
-        <w:object w:dxaOrig="1020" w:dyaOrig="400">
-          <v:shape id="_x0000_i1037" type="#_x0000_t75" style="width:51pt;height:20.5pt" o:ole="">
-            <v:imagedata r:id="rId24" o:title=""/>
-          </v:shape>
-          <o:OLEObject Type="Embed" ProgID="Equation.DSMT4" ShapeID="_x0000_i1037" DrawAspect="Content" ObjectID="_1834942548" r:id="rId25"/>
-        </w:object>
-      </w:r>
-      <w:r>
-        <w:t xml:space="preserve">if and only if </w:t>
-      </w:r>
-      <w:r>
-        <w:rPr>
-          <w:position w:val="-14"/>
-        </w:rPr>
-        <w:object w:dxaOrig="620" w:dyaOrig="400">
-          <v:shape id="_x0000_i1038" type="#_x0000_t75" style="width:31pt;height:20.5pt" o:ole="">
-            <v:imagedata r:id="rId26" o:title=""/>
-          </v:shape>
-          <o:OLEObject Type="Embed" ProgID="Equation.DSMT4" ShapeID="_x0000_i1038" DrawAspect="Content" ObjectID="_1834942549" r:id="rId27"/>
-        </w:object>
-      </w:r>
-      <w:r>
-        <w:t>is a multiple of 3.</w:t>
-      </w:r>
-      <w:r>
-        <w:t xml:space="preserve"> </w:t>
-      </w:r>
-      <w:r>
-        <w:t>Given below are two statements</w:t>
-      </w:r>
-    </w:p>
-    <w:p>
-      <w:r>
-        <w:t xml:space="preserve">Statement </w:t>
-      </w:r>
-      <w:proofErr w:type="gramStart"/>
-      <w:r>
-        <w:t>I :</w:t>
-      </w:r>
-      <w:proofErr w:type="gramEnd"/>
-      <w:r>
-        <w:t xml:space="preserve"> </w:t>
-      </w:r>
-      <w:r>
-        <w:rPr>
-          <w:position w:val="-14"/>
-        </w:rPr>
-        <w:object w:dxaOrig="1060" w:dyaOrig="400">
-          <v:shape id="_x0000_i1039" type="#_x0000_t75" style="width:53.5pt;height:20.5pt" o:ole="">
-            <v:imagedata r:id="rId28" o:title=""/>
-          </v:shape>
-          <o:OLEObject Type="Embed" ProgID="Equation.DSMT4" ShapeID="_x0000_i1039" DrawAspect="Content" ObjectID="_1834942550" r:id="rId29"/>
-        </w:object>
-      </w:r>
-    </w:p>
-    <w:p>
-      <w:r>
-        <w:t>Stat</w:t>
-      </w:r>
-      <w:r>
-        <w:t xml:space="preserve">ement </w:t>
-      </w:r>
-      <w:proofErr w:type="gramStart"/>
-      <w:r>
-        <w:t>II :</w:t>
-      </w:r>
-      <w:proofErr w:type="gramEnd"/>
-      <w:r>
-        <w:t xml:space="preserve"> R is an equivalence r</w:t>
-      </w:r>
-      <w:r>
-        <w:t>elation</w:t>
+        <w:object w:dxaOrig="3360" w:dyaOrig="400">
+          <v:shape id="_x0000_i1050" type="#_x0000_t75" style="width:168pt;height:20.5pt" o:ole="">
+            <v:imagedata r:id="rId50" o:title=""/>
+          </v:shape>
+          <o:OLEObject Type="Embed" ProgID="Equation.DSMT4" ShapeID="_x0000_i1050" DrawAspect="Content" ObjectID="_1835542533" r:id="rId51"/>
+        </w:object>
+      </w:r>
+      <w:r>
+        <w:t xml:space="preserve"> Then the minimum number of elements required to be added in R, in order to make the relation symmetric , is equal to</w:t>
       </w:r>
     </w:p>
     <w:p>
@@ -491,194 +862,102 @@
           <w:numId w:val="12"/>
         </w:numPr>
       </w:pPr>
+      <w:r>
+        <w:t>4</w:t>
+      </w:r>
+      <w:r>
+        <w:tab/>
+      </w:r>
+      <w:r>
+        <w:tab/>
+      </w:r>
+      <w:r>
+        <w:tab/>
+      </w:r>
+      <w:r>
+        <w:tab/>
+      </w:r>
+      <w:r>
+        <w:tab/>
+      </w:r>
+      <w:r>
+        <w:tab/>
+        <w:t>(b) 3</w:t>
+      </w:r>
+    </w:p>
+    <w:p>
+      <w:pPr>
+        <w:ind w:firstLine="360"/>
+      </w:pPr>
+      <w:r>
+        <w:t xml:space="preserve">(c)  </w:t>
+      </w:r>
+      <w:r>
+        <w:tab/>
+        <w:t xml:space="preserve">1 </w:t>
+      </w:r>
+      <w:r>
+        <w:tab/>
+      </w:r>
+      <w:r>
+        <w:tab/>
+      </w:r>
+      <w:r>
+        <w:tab/>
+      </w:r>
+      <w:r>
+        <w:tab/>
+      </w:r>
+      <w:r>
+        <w:tab/>
+      </w:r>
+      <w:r>
+        <w:tab/>
+        <w:t>(d) 2</w:t>
+      </w:r>
+    </w:p>
+    <w:p>
+      <w:r>
+        <w:t xml:space="preserve">Q7: </w:t>
+      </w:r>
+      <w:r>
+        <w:t xml:space="preserve">Let </w:t>
+      </w:r>
+      <w:r>
+        <w:rPr>
+          <w:position w:val="-18"/>
+        </w:rPr>
+        <w:object w:dxaOrig="2000" w:dyaOrig="480">
+          <v:shape id="_x0000_i1051" type="#_x0000_t75" style="width:100pt;height:24pt" o:ole="">
+            <v:imagedata r:id="rId52" o:title=""/>
+          </v:shape>
+          <o:OLEObject Type="Embed" ProgID="Equation.DSMT4" ShapeID="_x0000_i1051" DrawAspect="Content" ObjectID="_1835542534" r:id="rId53"/>
+        </w:object>
+      </w:r>
+      <w:proofErr w:type="spellStart"/>
       <w:proofErr w:type="gramStart"/>
       <w:r>
-        <w:t>Statement  I</w:t>
+        <w:t>and</w:t>
+      </w:r>
+      <w:proofErr w:type="spellEnd"/>
+      <w:r>
+        <w:t xml:space="preserve"> </w:t>
       </w:r>
       <w:proofErr w:type="gramEnd"/>
       <w:r>
-        <w:t xml:space="preserve"> is correct but Statement II is incorrect.</w:t>
-      </w:r>
-    </w:p>
-    <w:p>
-      <w:pPr>
-        <w:pStyle w:val="ListParagraph"/>
-        <w:numPr>
-          <w:ilvl w:val="0"/>
-          <w:numId w:val="12"/>
-        </w:numPr>
-      </w:pPr>
-      <w:r>
-        <w:t>Both Statement I and Statement II are correct.</w:t>
-      </w:r>
-    </w:p>
-    <w:p>
-      <w:pPr>
-        <w:pStyle w:val="ListParagraph"/>
-        <w:numPr>
-          <w:ilvl w:val="0"/>
-          <w:numId w:val="12"/>
-        </w:numPr>
-      </w:pPr>
-      <w:r>
-        <w:t>Both Statement I and Statement II are incorrect.</w:t>
-      </w:r>
-    </w:p>
-    <w:p>
-      <w:pPr>
-        <w:pStyle w:val="ListParagraph"/>
-        <w:numPr>
-          <w:ilvl w:val="0"/>
-          <w:numId w:val="12"/>
-        </w:numPr>
-      </w:pPr>
-      <w:r>
-        <w:t xml:space="preserve">Statement I </w:t>
-      </w:r>
-      <w:proofErr w:type="gramStart"/>
-      <w:r>
-        <w:t>is</w:t>
-      </w:r>
-      <w:proofErr w:type="gramEnd"/>
-      <w:r>
-        <w:t xml:space="preserve"> incorrect but Statement II is correct.</w:t>
-      </w:r>
-    </w:p>
-    <w:p>
-      <w:r>
-        <w:lastRenderedPageBreak/>
-        <w:t xml:space="preserve">Q4: </w:t>
-      </w:r>
-      <w:proofErr w:type="gramStart"/>
-      <w:r>
-        <w:t xml:space="preserve">Let </w:t>
-      </w:r>
-      <w:proofErr w:type="gramEnd"/>
-      <w:r>
-        <w:rPr>
-          <w:position w:val="-10"/>
-        </w:rPr>
-        <w:object w:dxaOrig="2180" w:dyaOrig="320">
-          <v:shape id="_x0000_i1040" type="#_x0000_t75" style="width:109pt;height:15.5pt" o:ole="">
-            <v:imagedata r:id="rId30" o:title=""/>
-          </v:shape>
-          <o:OLEObject Type="Embed" ProgID="Equation.DSMT4" ShapeID="_x0000_i1040" DrawAspect="Content" ObjectID="_1834942551" r:id="rId31"/>
-        </w:object>
-      </w:r>
-      <w:r>
-        <w:t xml:space="preserve">. Let </w:t>
-      </w:r>
-      <w:r>
-        <w:rPr>
-          <w:position w:val="-4"/>
-        </w:rPr>
-        <w:object w:dxaOrig="260" w:dyaOrig="260">
-          <v:shape id="_x0000_i1041" type="#_x0000_t75" style="width:13pt;height:13pt" o:ole="">
-            <v:imagedata r:id="rId32" o:title=""/>
-          </v:shape>
-          <o:OLEObject Type="Embed" ProgID="Equation.DSMT4" ShapeID="_x0000_i1041" DrawAspect="Content" ObjectID="_1834942552" r:id="rId33"/>
-        </w:object>
-      </w:r>
-      <w:r>
-        <w:t xml:space="preserve">be a relation on A defined by </w:t>
-      </w:r>
-      <w:r>
-        <w:rPr>
-          <w:position w:val="-10"/>
-        </w:rPr>
-        <w:object w:dxaOrig="480" w:dyaOrig="320">
-          <v:shape id="_x0000_i1042" type="#_x0000_t75" style="width:24pt;height:15.5pt" o:ole="">
-            <v:imagedata r:id="rId34" o:title=""/>
-          </v:shape>
-          <o:OLEObject Type="Embed" ProgID="Equation.DSMT4" ShapeID="_x0000_i1042" DrawAspect="Content" ObjectID="_1834942553" r:id="rId35"/>
-        </w:object>
-      </w:r>
-      <w:r>
-        <w:t xml:space="preserve">if and only if </w:t>
-      </w:r>
-      <w:r>
-        <w:rPr>
-          <w:position w:val="-10"/>
-        </w:rPr>
-        <w:object w:dxaOrig="1080" w:dyaOrig="320">
-          <v:shape id="_x0000_i1043" type="#_x0000_t75" style="width:54pt;height:15.5pt" o:ole="">
-            <v:imagedata r:id="rId36" o:title=""/>
-          </v:shape>
-          <o:OLEObject Type="Embed" ProgID="Equation.DSMT4" ShapeID="_x0000_i1043" DrawAspect="Content" ObjectID="_1834942554" r:id="rId37"/>
-        </w:object>
-      </w:r>
-      <w:r>
-        <w:t>Let</w:t>
-      </w:r>
-      <w:r>
-        <w:rPr>
-          <w:position w:val="-6"/>
-        </w:rPr>
-        <w:object w:dxaOrig="139" w:dyaOrig="279">
-          <v:shape id="_x0000_i1044" type="#_x0000_t75" style="width:6.5pt;height:14.5pt" o:ole="">
-            <v:imagedata r:id="rId38" o:title=""/>
-          </v:shape>
-          <o:OLEObject Type="Embed" ProgID="Equation.DSMT4" ShapeID="_x0000_i1044" DrawAspect="Content" ObjectID="_1834942555" r:id="rId39"/>
-        </w:object>
-      </w:r>
-      <w:r>
-        <w:t xml:space="preserve">  be the number of elements </w:t>
-      </w:r>
-      <w:proofErr w:type="gramStart"/>
-      <w:r>
-        <w:t xml:space="preserve">in </w:t>
-      </w:r>
-      <w:proofErr w:type="gramEnd"/>
-      <w:r>
-        <w:rPr>
-          <w:position w:val="-4"/>
-        </w:rPr>
-        <w:object w:dxaOrig="260" w:dyaOrig="260">
-          <v:shape id="_x0000_i1045" type="#_x0000_t75" style="width:13pt;height:13pt" o:ole="">
-            <v:imagedata r:id="rId40" o:title=""/>
-          </v:shape>
-          <o:OLEObject Type="Embed" ProgID="Equation.DSMT4" ShapeID="_x0000_i1045" DrawAspect="Content" ObjectID="_1834942556" r:id="rId41"/>
-        </w:object>
-      </w:r>
-      <w:r>
-        <w:t xml:space="preserve">. Let m and n be the minimum number of elements required to be added to </w:t>
-      </w:r>
-      <w:r>
-        <w:rPr>
-          <w:position w:val="-4"/>
-        </w:rPr>
-        <w:object w:dxaOrig="260" w:dyaOrig="260">
-          <v:shape id="_x0000_i1046" type="#_x0000_t75" style="width:13pt;height:13pt" o:ole="">
-            <v:imagedata r:id="rId42" o:title=""/>
-          </v:shape>
-          <o:OLEObject Type="Embed" ProgID="Equation.DSMT4" ShapeID="_x0000_i1046" DrawAspect="Content" ObjectID="_1834942557" r:id="rId43"/>
-        </w:object>
-      </w:r>
-      <w:r>
-        <w:t>to make it reflexive and symmetric relations respectively.</w:t>
-      </w:r>
-      <w:r>
-        <w:t xml:space="preserve"> Then </w:t>
-      </w:r>
-      <w:r>
-        <w:rPr>
-          <w:position w:val="-6"/>
-        </w:rPr>
-        <w:object w:dxaOrig="880" w:dyaOrig="279">
-          <v:shape id="_x0000_i1047" type="#_x0000_t75" style="width:44.5pt;height:14.5pt" o:ole="">
-            <v:imagedata r:id="rId44" o:title=""/>
-          </v:shape>
-          <o:OLEObject Type="Embed" ProgID="Equation.DSMT4" ShapeID="_x0000_i1047" DrawAspect="Content" ObjectID="_1834942558" r:id="rId45"/>
-        </w:object>
-      </w:r>
-      <w:r>
-        <w:t xml:space="preserve">is equal </w:t>
-      </w:r>
-      <w:proofErr w:type="gramStart"/>
-      <w:r>
-        <w:t>to :</w:t>
-      </w:r>
-      <w:proofErr w:type="gramEnd"/>
+        <w:rPr>
+          <w:position w:val="-16"/>
+        </w:rPr>
+        <w:object w:dxaOrig="1780" w:dyaOrig="440">
+          <v:shape id="_x0000_i1052" type="#_x0000_t75" style="width:89.5pt;height:22pt" o:ole="">
+            <v:imagedata r:id="rId54" o:title=""/>
+          </v:shape>
+          <o:OLEObject Type="Embed" ProgID="Equation.DSMT4" ShapeID="_x0000_i1052" DrawAspect="Content" ObjectID="_1835542535" r:id="rId55"/>
+        </w:object>
+      </w:r>
+      <w:r>
+        <w:t xml:space="preserve">. Then </w:t>
+      </w:r>
     </w:p>
     <w:p>
       <w:pPr>
@@ -689,76 +968,191 @@
         </w:numPr>
       </w:pPr>
       <w:r>
-        <w:t>34</w:t>
-      </w:r>
-      <w:r>
-        <w:tab/>
-      </w:r>
-      <w:r>
-        <w:tab/>
-      </w:r>
-      <w:r>
-        <w:tab/>
-      </w:r>
-      <w:r>
-        <w:tab/>
-      </w:r>
-      <w:r>
-        <w:tab/>
-      </w:r>
-      <w:r>
-        <w:tab/>
-        <w:t>(b) 32</w:t>
-      </w:r>
-    </w:p>
-    <w:p>
-      <w:pPr>
-        <w:ind w:left="720"/>
-      </w:pPr>
-      <w:r>
-        <w:t>(c)   33</w:t>
-      </w:r>
-      <w:r>
-        <w:tab/>
-      </w:r>
-      <w:r>
-        <w:tab/>
-      </w:r>
-      <w:r>
-        <w:tab/>
-      </w:r>
-      <w:r>
-        <w:tab/>
-      </w:r>
-      <w:r>
-        <w:tab/>
-      </w:r>
-      <w:r>
-        <w:tab/>
-        <w:t>(d) 35</w:t>
-      </w:r>
-    </w:p>
-    <w:p>
-      <w:r>
-        <w:t xml:space="preserve">Q5: </w:t>
-      </w:r>
-      <w:r>
-        <w:t>The number of elements in the relation</w:t>
-      </w:r>
-      <w:r>
-        <w:t xml:space="preserve"> </w:t>
-      </w:r>
-      <w:r>
-        <w:rPr>
-          <w:position w:val="-16"/>
-        </w:rPr>
-        <w:object w:dxaOrig="3440" w:dyaOrig="440">
-          <v:shape id="_x0000_i1048" type="#_x0000_t75" style="width:172pt;height:22pt" o:ole="">
-            <v:imagedata r:id="rId46" o:title=""/>
-          </v:shape>
-          <o:OLEObject Type="Embed" ProgID="Equation.DSMT4" ShapeID="_x0000_i1048" DrawAspect="Content" ObjectID="_1834942559" r:id="rId47"/>
-        </w:object>
-      </w:r>
+        <w:rPr>
+          <w:position w:val="-14"/>
+        </w:rPr>
+        <w:object w:dxaOrig="2340" w:dyaOrig="400">
+          <v:shape id="_x0000_i1053" type="#_x0000_t75" style="width:117pt;height:20.5pt" o:ole="">
+            <v:imagedata r:id="rId56" o:title=""/>
+          </v:shape>
+          <o:OLEObject Type="Embed" ProgID="Equation.DSMT4" ShapeID="_x0000_i1053" DrawAspect="Content" ObjectID="_1835542536" r:id="rId57"/>
+        </w:object>
+      </w:r>
+      <w:r>
+        <w:tab/>
+      </w:r>
+      <w:r>
+        <w:tab/>
+      </w:r>
+      <w:r>
+        <w:tab/>
+        <w:t>(b)</w:t>
+      </w:r>
+      <w:r>
+        <w:rPr>
+          <w:position w:val="-14"/>
+        </w:rPr>
+        <w:object w:dxaOrig="3340" w:dyaOrig="400">
+          <v:shape id="_x0000_i1054" type="#_x0000_t75" style="width:167pt;height:20.5pt" o:ole="">
+            <v:imagedata r:id="rId58" o:title=""/>
+          </v:shape>
+          <o:OLEObject Type="Embed" ProgID="Equation.DSMT4" ShapeID="_x0000_i1054" DrawAspect="Content" ObjectID="_1835542537" r:id="rId59"/>
+        </w:object>
+      </w:r>
+      <w:r>
+        <w:tab/>
+      </w:r>
+    </w:p>
+    <w:p>
+      <w:pPr>
+        <w:ind w:left="360"/>
+      </w:pPr>
+      <w:r>
+        <w:t>(c)</w:t>
+      </w:r>
+      <w:r>
+        <w:t xml:space="preserve">  </w:t>
+      </w:r>
+      <w:r>
+        <w:rPr>
+          <w:position w:val="-14"/>
+        </w:rPr>
+        <w:object w:dxaOrig="1320" w:dyaOrig="400">
+          <v:shape id="_x0000_i1055" type="#_x0000_t75" style="width:66pt;height:20.5pt" o:ole="">
+            <v:imagedata r:id="rId60" o:title=""/>
+          </v:shape>
+          <o:OLEObject Type="Embed" ProgID="Equation.DSMT4" ShapeID="_x0000_i1055" DrawAspect="Content" ObjectID="_1835542538" r:id="rId61"/>
+        </w:object>
+      </w:r>
+      <w:r>
+        <w:tab/>
+      </w:r>
+      <w:r>
+        <w:tab/>
+      </w:r>
+      <w:r>
+        <w:tab/>
+      </w:r>
+      <w:r>
+        <w:tab/>
+      </w:r>
+      <w:r>
+        <w:tab/>
+        <w:t>(</w:t>
+      </w:r>
+      <w:proofErr w:type="gramStart"/>
+      <w:r>
+        <w:t>d</w:t>
+      </w:r>
+      <w:proofErr w:type="gramEnd"/>
+      <w:r>
+        <w:t>)</w:t>
+      </w:r>
+      <w:r>
+        <w:rPr>
+          <w:position w:val="-14"/>
+        </w:rPr>
+        <w:object w:dxaOrig="2360" w:dyaOrig="400">
+          <v:shape id="_x0000_i1056" type="#_x0000_t75" style="width:118pt;height:20.5pt" o:ole="">
+            <v:imagedata r:id="rId62" o:title=""/>
+          </v:shape>
+          <o:OLEObject Type="Embed" ProgID="Equation.DSMT4" ShapeID="_x0000_i1056" DrawAspect="Content" ObjectID="_1835542539" r:id="rId63"/>
+        </w:object>
+      </w:r>
+    </w:p>
+    <w:p>
+      <w:r>
+        <w:t xml:space="preserve">Q8: </w:t>
+      </w:r>
+      <w:proofErr w:type="gramStart"/>
+      <w:r>
+        <w:t xml:space="preserve">Let </w:t>
+      </w:r>
+      <w:proofErr w:type="gramEnd"/>
+      <w:r>
+        <w:rPr>
+          <w:position w:val="-14"/>
+        </w:rPr>
+        <w:object w:dxaOrig="1579" w:dyaOrig="400">
+          <v:shape id="_x0000_i1057" type="#_x0000_t75" style="width:78.5pt;height:20.5pt" o:ole="">
+            <v:imagedata r:id="rId64" o:title=""/>
+          </v:shape>
+          <o:OLEObject Type="Embed" ProgID="Equation.DSMT4" ShapeID="_x0000_i1057" DrawAspect="Content" ObjectID="_1835542540" r:id="rId65"/>
+        </w:object>
+      </w:r>
+      <w:r>
+        <w:t xml:space="preserve">. Let R be the relation on A defined by </w:t>
+      </w:r>
+      <w:r>
+        <w:rPr>
+          <w:position w:val="-10"/>
+        </w:rPr>
+        <w:object w:dxaOrig="460" w:dyaOrig="320">
+          <v:shape id="_x0000_i1058" type="#_x0000_t75" style="width:23.5pt;height:15.5pt" o:ole="">
+            <v:imagedata r:id="rId66" o:title=""/>
+          </v:shape>
+          <o:OLEObject Type="Embed" ProgID="Equation.DSMT4" ShapeID="_x0000_i1058" DrawAspect="Content" ObjectID="_1835542541" r:id="rId67"/>
+        </w:object>
+      </w:r>
+      <w:r>
+        <w:t xml:space="preserve">if and only if </w:t>
+      </w:r>
+      <w:r>
+        <w:rPr>
+          <w:position w:val="-10"/>
+        </w:rPr>
+        <w:object w:dxaOrig="840" w:dyaOrig="320">
+          <v:shape id="_x0000_i1059" type="#_x0000_t75" style="width:42pt;height:15.5pt" o:ole="">
+            <v:imagedata r:id="rId68" o:title=""/>
+          </v:shape>
+          <o:OLEObject Type="Embed" ProgID="Equation.DSMT4" ShapeID="_x0000_i1059" DrawAspect="Content" ObjectID="_1835542542" r:id="rId69"/>
+        </w:object>
+      </w:r>
+      <w:r>
+        <w:t xml:space="preserve">Let </w:t>
+      </w:r>
+      <w:r>
+        <w:rPr>
+          <w:position w:val="-6"/>
+        </w:rPr>
+        <w:object w:dxaOrig="139" w:dyaOrig="279">
+          <v:shape id="_x0000_i1060" type="#_x0000_t75" style="width:6.5pt;height:14.5pt" o:ole="">
+            <v:imagedata r:id="rId70" o:title=""/>
+          </v:shape>
+          <o:OLEObject Type="Embed" ProgID="Equation.DSMT4" ShapeID="_x0000_i1060" DrawAspect="Content" ObjectID="_1835542543" r:id="rId71"/>
+        </w:object>
+      </w:r>
+      <w:r>
+        <w:t xml:space="preserve"> be the num</w:t>
+      </w:r>
+      <w:r>
+        <w:t xml:space="preserve">ber of elements in R, and m be the minimum number of elements </w:t>
+      </w:r>
+      <w:r>
+        <w:t>required to be added in R to make it a symmetric relation.</w:t>
+      </w:r>
+      <w:r>
+        <w:t xml:space="preserve"> Then </w:t>
+      </w:r>
+      <w:r>
+        <w:rPr>
+          <w:position w:val="-6"/>
+        </w:rPr>
+        <w:object w:dxaOrig="540" w:dyaOrig="279">
+          <v:shape id="_x0000_i1061" type="#_x0000_t75" style="width:27pt;height:14.5pt" o:ole="">
+            <v:imagedata r:id="rId72" o:title=""/>
+          </v:shape>
+          <o:OLEObject Type="Embed" ProgID="Equation.DSMT4" ShapeID="_x0000_i1061" DrawAspect="Content" ObjectID="_1835542544" r:id="rId73"/>
+        </w:object>
+      </w:r>
+      <w:r>
+        <w:t xml:space="preserve">is equal </w:t>
+      </w:r>
+      <w:proofErr w:type="gramStart"/>
+      <w:r>
+        <w:t>to :</w:t>
+      </w:r>
+      <w:proofErr w:type="gramEnd"/>
     </w:p>
     <w:p>
       <w:pPr>
@@ -769,26 +1163,29 @@
         </w:numPr>
       </w:pPr>
       <w:r>
-        <w:t>86</w:t>
-      </w:r>
-      <w:r>
-        <w:tab/>
-      </w:r>
-      <w:r>
-        <w:tab/>
-      </w:r>
-      <w:r>
-        <w:tab/>
-      </w:r>
-      <w:r>
-        <w:tab/>
-      </w:r>
-      <w:r>
-        <w:tab/>
-      </w:r>
-      <w:r>
-        <w:tab/>
-        <w:t>(b) 67</w:t>
+        <w:t>21</w:t>
+      </w:r>
+      <w:r>
+        <w:tab/>
+      </w:r>
+      <w:r>
+        <w:tab/>
+      </w:r>
+      <w:r>
+        <w:tab/>
+      </w:r>
+      <w:r>
+        <w:tab/>
+      </w:r>
+      <w:r>
+        <w:tab/>
+      </w:r>
+      <w:r>
+        <w:tab/>
+        <w:t xml:space="preserve">(b) </w:t>
+      </w:r>
+      <w:r>
+        <w:t>25</w:t>
       </w:r>
     </w:p>
     <w:p>
@@ -796,62 +1193,56 @@
         <w:ind w:left="360"/>
       </w:pPr>
       <w:r>
-        <w:t>(c)  89</w:t>
-      </w:r>
-      <w:r>
-        <w:tab/>
-      </w:r>
-      <w:r>
-        <w:tab/>
-      </w:r>
-      <w:r>
-        <w:tab/>
-      </w:r>
-      <w:r>
-        <w:tab/>
-      </w:r>
-      <w:r>
-        <w:tab/>
-      </w:r>
-      <w:r>
-        <w:tab/>
-        <w:t>(d) 77</w:t>
-      </w:r>
-    </w:p>
-    <w:p>
-      <w:r>
-        <w:t>Q6:</w:t>
-      </w:r>
-      <w:r>
-        <w:t xml:space="preserve"> Let the relation R on the set </w:t>
-      </w:r>
-      <w:r>
-        <w:rPr>
-          <w:position w:val="-14"/>
-        </w:rPr>
-        <w:object w:dxaOrig="1960" w:dyaOrig="400">
-          <v:shape id="_x0000_i1049" type="#_x0000_t75" style="width:98.5pt;height:20.5pt" o:ole="">
-            <v:imagedata r:id="rId48" o:title=""/>
-          </v:shape>
-          <o:OLEObject Type="Embed" ProgID="Equation.DSMT4" ShapeID="_x0000_i1049" DrawAspect="Content" ObjectID="_1834942560" r:id="rId49"/>
-        </w:object>
-      </w:r>
-      <w:r>
-        <w:t xml:space="preserve">be given by </w:t>
-      </w:r>
-      <w:r>
-        <w:rPr>
-          <w:position w:val="-14"/>
-        </w:rPr>
-        <w:object w:dxaOrig="3360" w:dyaOrig="400">
-          <v:shape id="_x0000_i1050" type="#_x0000_t75" style="width:168pt;height:20.5pt" o:ole="">
-            <v:imagedata r:id="rId50" o:title=""/>
-          </v:shape>
-          <o:OLEObject Type="Embed" ProgID="Equation.DSMT4" ShapeID="_x0000_i1050" DrawAspect="Content" ObjectID="_1834942561" r:id="rId51"/>
-        </w:object>
-      </w:r>
-      <w:r>
-        <w:t xml:space="preserve"> Then the minimum number of elements required to be added in R, in order to make the relation symmetric , is equal to</w:t>
+        <w:t>(c)</w:t>
+      </w:r>
+      <w:r>
+        <w:t xml:space="preserve">  23</w:t>
+      </w:r>
+      <w:r>
+        <w:tab/>
+      </w:r>
+      <w:r>
+        <w:tab/>
+      </w:r>
+      <w:r>
+        <w:tab/>
+      </w:r>
+      <w:r>
+        <w:tab/>
+      </w:r>
+      <w:r>
+        <w:tab/>
+      </w:r>
+      <w:r>
+        <w:tab/>
+        <w:t xml:space="preserve">(d) </w:t>
+      </w:r>
+      <w:r>
+        <w:t>27</w:t>
+      </w:r>
+    </w:p>
+    <w:p>
+      <w:r>
+        <w:t>Q9:</w:t>
+      </w:r>
+      <w:r>
+        <w:t xml:space="preserve"> The number of relations, defined on the set {</w:t>
+      </w:r>
+      <w:proofErr w:type="spellStart"/>
+      <w:r>
+        <w:t>a</w:t>
+      </w:r>
+      <w:proofErr w:type="gramStart"/>
+      <w:r>
+        <w:t>,b,c,d</w:t>
+      </w:r>
+      <w:proofErr w:type="spellEnd"/>
+      <w:proofErr w:type="gramEnd"/>
+      <w:r>
+        <w:t>}</w:t>
+      </w:r>
+      <w:r>
+        <w:t>, which are both reflexive and symmetric, is equal to :</w:t>
       </w:r>
     </w:p>
     <w:p>
@@ -863,144 +1254,26 @@
         </w:numPr>
       </w:pPr>
       <w:r>
-        <w:t>4</w:t>
-      </w:r>
-      <w:r>
-        <w:tab/>
-      </w:r>
-      <w:r>
-        <w:tab/>
-      </w:r>
-      <w:r>
-        <w:tab/>
-      </w:r>
-      <w:r>
-        <w:tab/>
-      </w:r>
-      <w:r>
-        <w:tab/>
-      </w:r>
-      <w:r>
-        <w:tab/>
-        <w:t>(b) 3</w:t>
-      </w:r>
-    </w:p>
-    <w:p>
-      <w:pPr>
-        <w:ind w:firstLine="360"/>
-      </w:pPr>
-      <w:r>
-        <w:t xml:space="preserve">(c)  </w:t>
-      </w:r>
-      <w:r>
-        <w:tab/>
-        <w:t xml:space="preserve">1 </w:t>
-      </w:r>
-      <w:r>
-        <w:tab/>
-      </w:r>
-      <w:r>
-        <w:tab/>
-      </w:r>
-      <w:r>
-        <w:tab/>
-      </w:r>
-      <w:r>
-        <w:tab/>
-      </w:r>
-      <w:r>
-        <w:tab/>
-      </w:r>
-      <w:r>
-        <w:tab/>
-        <w:t>(d) 2</w:t>
-      </w:r>
-    </w:p>
-    <w:p>
-      <w:r>
-        <w:t xml:space="preserve">Q7: </w:t>
-      </w:r>
-      <w:r>
-        <w:t xml:space="preserve">Let </w:t>
-      </w:r>
-      <w:r>
-        <w:rPr>
-          <w:position w:val="-18"/>
-        </w:rPr>
-        <w:object w:dxaOrig="2000" w:dyaOrig="480">
-          <v:shape id="_x0000_i1051" type="#_x0000_t75" style="width:100pt;height:24pt" o:ole="">
-            <v:imagedata r:id="rId52" o:title=""/>
-          </v:shape>
-          <o:OLEObject Type="Embed" ProgID="Equation.DSMT4" ShapeID="_x0000_i1051" DrawAspect="Content" ObjectID="_1834942562" r:id="rId53"/>
-        </w:object>
-      </w:r>
-      <w:proofErr w:type="spellStart"/>
-      <w:proofErr w:type="gramStart"/>
-      <w:r>
-        <w:t>and</w:t>
-      </w:r>
-      <w:proofErr w:type="spellEnd"/>
-      <w:r>
-        <w:t xml:space="preserve"> </w:t>
-      </w:r>
-      <w:proofErr w:type="gramEnd"/>
-      <w:r>
-        <w:rPr>
-          <w:position w:val="-16"/>
-        </w:rPr>
-        <w:object w:dxaOrig="1780" w:dyaOrig="440">
-          <v:shape id="_x0000_i1052" type="#_x0000_t75" style="width:89.5pt;height:22pt" o:ole="">
-            <v:imagedata r:id="rId54" o:title=""/>
-          </v:shape>
-          <o:OLEObject Type="Embed" ProgID="Equation.DSMT4" ShapeID="_x0000_i1052" DrawAspect="Content" ObjectID="_1834942563" r:id="rId55"/>
-        </w:object>
-      </w:r>
-      <w:r>
-        <w:t xml:space="preserve">. Then </w:t>
-      </w:r>
-    </w:p>
-    <w:p>
-      <w:pPr>
-        <w:pStyle w:val="ListParagraph"/>
-        <w:numPr>
-          <w:ilvl w:val="0"/>
-          <w:numId w:val="16"/>
-        </w:numPr>
-      </w:pPr>
-      <w:r>
-        <w:rPr>
-          <w:position w:val="-14"/>
-        </w:rPr>
-        <w:object w:dxaOrig="2340" w:dyaOrig="400">
-          <v:shape id="_x0000_i1053" type="#_x0000_t75" style="width:117pt;height:20.5pt" o:ole="">
-            <v:imagedata r:id="rId56" o:title=""/>
-          </v:shape>
-          <o:OLEObject Type="Embed" ProgID="Equation.DSMT4" ShapeID="_x0000_i1053" DrawAspect="Content" ObjectID="_1834942564" r:id="rId57"/>
-        </w:object>
-      </w:r>
-      <w:r>
-        <w:tab/>
-      </w:r>
-      <w:r>
-        <w:tab/>
-      </w:r>
-      <w:r>
-        <w:tab/>
-        <w:t>(b)</w:t>
-      </w:r>
-      <w:r>
-        <w:rPr>
-          <w:position w:val="-14"/>
-        </w:rPr>
-        <w:object w:dxaOrig="3340" w:dyaOrig="400">
-          <v:shape id="_x0000_i1054" type="#_x0000_t75" style="width:167pt;height:20.5pt" o:ole="">
-            <v:imagedata r:id="rId58" o:title=""/>
-          </v:shape>
-          <o:OLEObject Type="Embed" ProgID="Equation.DSMT4" ShapeID="_x0000_i1054" DrawAspect="Content" ObjectID="_1834942565" r:id="rId59"/>
-        </w:object>
-      </w:r>
-      <w:r>
-        <w:tab/>
+        <w:t>16</w:t>
+      </w:r>
+      <w:r>
+        <w:tab/>
+      </w:r>
+      <w:r>
+        <w:tab/>
+      </w:r>
+      <w:r>
+        <w:tab/>
+      </w:r>
+      <w:r>
+        <w:tab/>
+      </w:r>
+      <w:r>
+        <w:tab/>
+      </w:r>
+      <w:r>
+        <w:tab/>
+        <w:t>(b) 64</w:t>
       </w:r>
     </w:p>
     <w:p>
@@ -1011,181 +1284,29 @@
         <w:t>(c)</w:t>
       </w:r>
       <w:r>
-        <w:t xml:space="preserve">  </w:t>
-      </w:r>
-      <w:r>
-        <w:rPr>
-          <w:position w:val="-14"/>
-        </w:rPr>
-        <w:object w:dxaOrig="1320" w:dyaOrig="400">
-          <v:shape id="_x0000_i1055" type="#_x0000_t75" style="width:66pt;height:20.5pt" o:ole="">
-            <v:imagedata r:id="rId60" o:title=""/>
-          </v:shape>
-          <o:OLEObject Type="Embed" ProgID="Equation.DSMT4" ShapeID="_x0000_i1055" DrawAspect="Content" ObjectID="_1834942566" r:id="rId61"/>
-        </w:object>
-      </w:r>
-      <w:r>
-        <w:tab/>
-      </w:r>
-      <w:r>
-        <w:tab/>
-      </w:r>
-      <w:r>
-        <w:tab/>
-      </w:r>
-      <w:r>
-        <w:tab/>
-      </w:r>
-      <w:r>
-        <w:tab/>
-        <w:t>(</w:t>
-      </w:r>
-      <w:proofErr w:type="gramStart"/>
-      <w:r>
-        <w:t>d</w:t>
-      </w:r>
-      <w:proofErr w:type="gramEnd"/>
-      <w:r>
-        <w:t>)</w:t>
-      </w:r>
-      <w:r>
-        <w:rPr>
-          <w:position w:val="-14"/>
-        </w:rPr>
-        <w:object w:dxaOrig="2360" w:dyaOrig="400">
-          <v:shape id="_x0000_i1056" type="#_x0000_t75" style="width:118pt;height:20.5pt" o:ole="">
-            <v:imagedata r:id="rId62" o:title=""/>
-          </v:shape>
-          <o:OLEObject Type="Embed" ProgID="Equation.DSMT4" ShapeID="_x0000_i1056" DrawAspect="Content" ObjectID="_1834942567" r:id="rId63"/>
-        </w:object>
-      </w:r>
-    </w:p>
-    <w:p>
-      <w:r>
-        <w:t xml:space="preserve">Q8: </w:t>
-      </w:r>
-      <w:proofErr w:type="gramStart"/>
-      <w:r>
-        <w:t xml:space="preserve">Let </w:t>
-      </w:r>
-      <w:proofErr w:type="gramEnd"/>
-      <w:r>
-        <w:rPr>
-          <w:position w:val="-14"/>
-        </w:rPr>
-        <w:object w:dxaOrig="1579" w:dyaOrig="400">
-          <v:shape id="_x0000_i1057" type="#_x0000_t75" style="width:78.5pt;height:20.5pt" o:ole="">
-            <v:imagedata r:id="rId64" o:title=""/>
-          </v:shape>
-          <o:OLEObject Type="Embed" ProgID="Equation.DSMT4" ShapeID="_x0000_i1057" DrawAspect="Content" ObjectID="_1834942568" r:id="rId65"/>
-        </w:object>
-      </w:r>
-      <w:r>
-        <w:t xml:space="preserve">. Let R be the relation on A defined by </w:t>
-      </w:r>
-      <w:r>
-        <w:rPr>
-          <w:position w:val="-10"/>
-        </w:rPr>
-        <w:object w:dxaOrig="460" w:dyaOrig="320">
-          <v:shape id="_x0000_i1058" type="#_x0000_t75" style="width:23.5pt;height:15.5pt" o:ole="">
-            <v:imagedata r:id="rId66" o:title=""/>
-          </v:shape>
-          <o:OLEObject Type="Embed" ProgID="Equation.DSMT4" ShapeID="_x0000_i1058" DrawAspect="Content" ObjectID="_1834942569" r:id="rId67"/>
-        </w:object>
-      </w:r>
-      <w:r>
-        <w:t xml:space="preserve">if and only if </w:t>
-      </w:r>
-      <w:r>
-        <w:rPr>
-          <w:position w:val="-10"/>
-        </w:rPr>
-        <w:object w:dxaOrig="840" w:dyaOrig="320">
-          <v:shape id="_x0000_i1059" type="#_x0000_t75" style="width:42pt;height:15.5pt" o:ole="">
-            <v:imagedata r:id="rId68" o:title=""/>
-          </v:shape>
-          <o:OLEObject Type="Embed" ProgID="Equation.DSMT4" ShapeID="_x0000_i1059" DrawAspect="Content" ObjectID="_1834942570" r:id="rId69"/>
-        </w:object>
-      </w:r>
-      <w:r>
-        <w:t xml:space="preserve">Let </w:t>
-      </w:r>
-      <w:r>
-        <w:rPr>
-          <w:position w:val="-6"/>
-        </w:rPr>
-        <w:object w:dxaOrig="139" w:dyaOrig="279">
-          <v:shape id="_x0000_i1060" type="#_x0000_t75" style="width:6.5pt;height:14.5pt" o:ole="">
-            <v:imagedata r:id="rId70" o:title=""/>
-          </v:shape>
-          <o:OLEObject Type="Embed" ProgID="Equation.DSMT4" ShapeID="_x0000_i1060" DrawAspect="Content" ObjectID="_1834942571" r:id="rId71"/>
-        </w:object>
-      </w:r>
-      <w:r>
-        <w:t xml:space="preserve"> be the num</w:t>
-      </w:r>
-      <w:r>
-        <w:t xml:space="preserve">ber of elements in R, and m be the minimum number of elements </w:t>
-      </w:r>
-      <w:r>
-        <w:t>required to be added in R to make it a symmetric relation.</w:t>
-      </w:r>
-      <w:r>
-        <w:t xml:space="preserve"> Then </w:t>
-      </w:r>
-      <w:r>
-        <w:rPr>
-          <w:position w:val="-6"/>
-        </w:rPr>
-        <w:object w:dxaOrig="540" w:dyaOrig="279">
-          <v:shape id="_x0000_i1061" type="#_x0000_t75" style="width:27pt;height:14.5pt" o:ole="">
-            <v:imagedata r:id="rId72" o:title=""/>
-          </v:shape>
-          <o:OLEObject Type="Embed" ProgID="Equation.DSMT4" ShapeID="_x0000_i1061" DrawAspect="Content" ObjectID="_1834942572" r:id="rId73"/>
-        </w:object>
-      </w:r>
-      <w:r>
-        <w:t xml:space="preserve">is equal </w:t>
-      </w:r>
-      <w:proofErr w:type="gramStart"/>
-      <w:r>
-        <w:t>to :</w:t>
-      </w:r>
-      <w:proofErr w:type="gramEnd"/>
-    </w:p>
-    <w:p>
-      <w:pPr>
-        <w:pStyle w:val="ListParagraph"/>
-        <w:numPr>
-          <w:ilvl w:val="0"/>
-          <w:numId w:val="17"/>
-        </w:numPr>
-      </w:pPr>
-      <w:r>
-        <w:t>21</w:t>
-      </w:r>
-      <w:r>
-        <w:tab/>
-      </w:r>
-      <w:r>
-        <w:tab/>
-      </w:r>
-      <w:r>
-        <w:tab/>
-      </w:r>
-      <w:r>
-        <w:tab/>
-      </w:r>
-      <w:r>
-        <w:tab/>
-      </w:r>
-      <w:r>
-        <w:tab/>
-        <w:t xml:space="preserve">(b) </w:t>
-      </w:r>
-      <w:r>
-        <w:t>25</w:t>
+        <w:t xml:space="preserve"> 256</w:t>
+      </w:r>
+      <w:r>
+        <w:tab/>
+      </w:r>
+      <w:r>
+        <w:tab/>
+      </w:r>
+      <w:r>
+        <w:tab/>
+      </w:r>
+      <w:r>
+        <w:tab/>
+      </w:r>
+      <w:r>
+        <w:tab/>
+      </w:r>
+      <w:r>
+        <w:tab/>
+        <w:t xml:space="preserve">(d) </w:t>
+      </w:r>
+      <w:r>
+        <w:t>1024</w:t>
       </w:r>
     </w:p>
     <w:p>
@@ -1193,127 +1314,6 @@
         <w:ind w:left="360"/>
       </w:pPr>
       <w:r>
-        <w:t>(c)</w:t>
-      </w:r>
-      <w:r>
-        <w:t xml:space="preserve">  23</w:t>
-      </w:r>
-      <w:r>
-        <w:tab/>
-      </w:r>
-      <w:r>
-        <w:tab/>
-      </w:r>
-      <w:r>
-        <w:tab/>
-      </w:r>
-      <w:r>
-        <w:tab/>
-      </w:r>
-      <w:r>
-        <w:tab/>
-      </w:r>
-      <w:r>
-        <w:tab/>
-        <w:t xml:space="preserve">(d) </w:t>
-      </w:r>
-      <w:r>
-        <w:t>27</w:t>
-      </w:r>
-    </w:p>
-    <w:p>
-      <w:r>
-        <w:t>Q9:</w:t>
-      </w:r>
-      <w:r>
-        <w:t xml:space="preserve"> The number of relations, defined on the set {</w:t>
-      </w:r>
-      <w:proofErr w:type="spellStart"/>
-      <w:r>
-        <w:t>a</w:t>
-      </w:r>
-      <w:proofErr w:type="gramStart"/>
-      <w:r>
-        <w:t>,b,c,d</w:t>
-      </w:r>
-      <w:proofErr w:type="spellEnd"/>
-      <w:proofErr w:type="gramEnd"/>
-      <w:r>
-        <w:t>}</w:t>
-      </w:r>
-      <w:r>
-        <w:t>, which are both reflexive and symmetric, is equal to :</w:t>
-      </w:r>
-    </w:p>
-    <w:p>
-      <w:pPr>
-        <w:pStyle w:val="ListParagraph"/>
-        <w:numPr>
-          <w:ilvl w:val="0"/>
-          <w:numId w:val="18"/>
-        </w:numPr>
-      </w:pPr>
-      <w:r>
-        <w:t>16</w:t>
-      </w:r>
-      <w:r>
-        <w:tab/>
-      </w:r>
-      <w:r>
-        <w:tab/>
-      </w:r>
-      <w:r>
-        <w:tab/>
-      </w:r>
-      <w:r>
-        <w:tab/>
-      </w:r>
-      <w:r>
-        <w:tab/>
-      </w:r>
-      <w:r>
-        <w:tab/>
-        <w:t>(b) 64</w:t>
-      </w:r>
-    </w:p>
-    <w:p>
-      <w:pPr>
-        <w:ind w:left="360"/>
-      </w:pPr>
-      <w:r>
-        <w:t>(c)</w:t>
-      </w:r>
-      <w:r>
-        <w:t xml:space="preserve"> 256</w:t>
-      </w:r>
-      <w:r>
-        <w:tab/>
-      </w:r>
-      <w:r>
-        <w:tab/>
-      </w:r>
-      <w:r>
-        <w:tab/>
-      </w:r>
-      <w:r>
-        <w:tab/>
-      </w:r>
-      <w:r>
-        <w:tab/>
-      </w:r>
-      <w:r>
-        <w:tab/>
-        <w:t xml:space="preserve">(d) </w:t>
-      </w:r>
-      <w:r>
-        <w:t>1024</w:t>
-      </w:r>
-    </w:p>
-    <w:p>
-      <w:pPr>
-        <w:ind w:left="360"/>
-      </w:pPr>
-      <w:r>
         <w:tab/>
       </w:r>
       <w:r>
@@ -1348,7 +1348,7 @@
       </w:r>
       <w:r>
         <w:pict>
-          <v:shape id="_x0000_i1148" type="#_x0000_t136" style="width:45pt;height:25pt">
+          <v:shape id="_x0000_i1062" type="#_x0000_t136" style="width:45pt;height:25pt">
             <v:shadow color="#868686"/>
             <v:textpath style="font-family:&quot;Arial Black&quot;;font-size:16pt;v-text-kern:t" trim="t" fitpath="t" string="2025"/>
           </v:shape>
@@ -1666,7 +1666,7 @@
         <w:pStyle w:val="NormalWeb"/>
         <w:numPr>
           <w:ilvl w:val="0"/>
-          <w:numId w:val="19"/>
+          <w:numId w:val="16"/>
         </w:numPr>
         <w:pBdr>
           <w:top w:val="single" w:sz="2" w:space="0" w:color="E5E7EB"/>
@@ -1971,10 +1971,10 @@
           <w:szCs w:val="22"/>
         </w:rPr>
         <w:object w:dxaOrig="2960" w:dyaOrig="440">
-          <v:shape id="_x0000_i1062" type="#_x0000_t75" style="width:147.5pt;height:22pt" o:ole="">
+          <v:shape id="_x0000_i1063" type="#_x0000_t75" style="width:147.5pt;height:22pt" o:ole="">
             <v:imagedata r:id="rId74" o:title=""/>
           </v:shape>
-          <o:OLEObject Type="Embed" ProgID="Equation.DSMT4" ShapeID="_x0000_i1062" DrawAspect="Content" ObjectID="_1834942573" r:id="rId75"/>
+          <o:OLEObject Type="Embed" ProgID="Equation.DSMT4" ShapeID="_x0000_i1063" DrawAspect="Content" ObjectID="_1835542545" r:id="rId75"/>
         </w:object>
       </w:r>
       <w:r>
@@ -1995,10 +1995,10 @@
           <w:szCs w:val="22"/>
         </w:rPr>
         <w:object w:dxaOrig="1080" w:dyaOrig="440">
-          <v:shape id="_x0000_i1063" type="#_x0000_t75" style="width:54pt;height:22pt" o:ole="">
+          <v:shape id="_x0000_i1064" type="#_x0000_t75" style="width:54pt;height:22pt" o:ole="">
             <v:imagedata r:id="rId76" o:title=""/>
           </v:shape>
-          <o:OLEObject Type="Embed" ProgID="Equation.DSMT4" ShapeID="_x0000_i1063" DrawAspect="Content" ObjectID="_1834942574" r:id="rId77"/>
+          <o:OLEObject Type="Embed" ProgID="Equation.DSMT4" ShapeID="_x0000_i1064" DrawAspect="Content" ObjectID="_1835542546" r:id="rId77"/>
         </w:object>
       </w:r>
     </w:p>
@@ -2028,10 +2028,10 @@
           <w:szCs w:val="22"/>
         </w:rPr>
         <w:object w:dxaOrig="4980" w:dyaOrig="520">
-          <v:shape id="_x0000_i1064" type="#_x0000_t75" style="width:249pt;height:26.5pt" o:ole="">
+          <v:shape id="_x0000_i1065" type="#_x0000_t75" style="width:249pt;height:26.5pt" o:ole="">
             <v:imagedata r:id="rId78" o:title=""/>
           </v:shape>
-          <o:OLEObject Type="Embed" ProgID="Equation.DSMT4" ShapeID="_x0000_i1064" DrawAspect="Content" ObjectID="_1834942575" r:id="rId79"/>
+          <o:OLEObject Type="Embed" ProgID="Equation.DSMT4" ShapeID="_x0000_i1065" DrawAspect="Content" ObjectID="_1835542547" r:id="rId79"/>
         </w:object>
       </w:r>
     </w:p>
@@ -2067,7 +2067,7 @@
         <w:pStyle w:val="NormalWeb"/>
         <w:numPr>
           <w:ilvl w:val="0"/>
-          <w:numId w:val="21"/>
+          <w:numId w:val="18"/>
         </w:numPr>
         <w:pBdr>
           <w:top w:val="single" w:sz="2" w:space="0" w:color="E5E7EB"/>
@@ -2092,10 +2092,10 @@
           <w:szCs w:val="22"/>
         </w:rPr>
         <w:object w:dxaOrig="680" w:dyaOrig="260">
-          <v:shape id="_x0000_i1065" type="#_x0000_t75" style="width:34pt;height:13pt" o:ole="">
+          <v:shape id="_x0000_i1066" type="#_x0000_t75" style="width:34pt;height:13pt" o:ole="">
             <v:imagedata r:id="rId80" o:title=""/>
           </v:shape>
-          <o:OLEObject Type="Embed" ProgID="Equation.DSMT4" ShapeID="_x0000_i1065" DrawAspect="Content" ObjectID="_1834942576" r:id="rId81"/>
+          <o:OLEObject Type="Embed" ProgID="Equation.DSMT4" ShapeID="_x0000_i1066" DrawAspect="Content" ObjectID="_1835542548" r:id="rId81"/>
         </w:object>
       </w:r>
       <w:r>
@@ -2153,10 +2153,10 @@
           <w:szCs w:val="22"/>
         </w:rPr>
         <w:object w:dxaOrig="680" w:dyaOrig="260">
-          <v:shape id="_x0000_i1066" type="#_x0000_t75" style="width:34pt;height:13pt" o:ole="">
+          <v:shape id="_x0000_i1067" type="#_x0000_t75" style="width:34pt;height:13pt" o:ole="">
             <v:imagedata r:id="rId82" o:title=""/>
           </v:shape>
-          <o:OLEObject Type="Embed" ProgID="Equation.DSMT4" ShapeID="_x0000_i1066" DrawAspect="Content" ObjectID="_1834942577" r:id="rId83"/>
+          <o:OLEObject Type="Embed" ProgID="Equation.DSMT4" ShapeID="_x0000_i1067" DrawAspect="Content" ObjectID="_1835542549" r:id="rId83"/>
         </w:object>
       </w:r>
     </w:p>
@@ -2216,10 +2216,10 @@
           <w:szCs w:val="22"/>
         </w:rPr>
         <w:object w:dxaOrig="680" w:dyaOrig="260">
-          <v:shape id="_x0000_i1067" type="#_x0000_t75" style="width:34pt;height:13pt" o:ole="">
+          <v:shape id="_x0000_i1068" type="#_x0000_t75" style="width:34pt;height:13pt" o:ole="">
             <v:imagedata r:id="rId80" o:title=""/>
           </v:shape>
-          <o:OLEObject Type="Embed" ProgID="Equation.DSMT4" ShapeID="_x0000_i1067" DrawAspect="Content" ObjectID="_1834942578" r:id="rId84"/>
+          <o:OLEObject Type="Embed" ProgID="Equation.DSMT4" ShapeID="_x0000_i1068" DrawAspect="Content" ObjectID="_1835542550" r:id="rId84"/>
         </w:object>
       </w:r>
       <w:r>
@@ -2241,10 +2241,10 @@
           <w:szCs w:val="22"/>
         </w:rPr>
         <w:object w:dxaOrig="680" w:dyaOrig="260">
-          <v:shape id="_x0000_i1068" type="#_x0000_t75" style="width:34pt;height:13pt" o:ole="">
+          <v:shape id="_x0000_i1069" type="#_x0000_t75" style="width:34pt;height:13pt" o:ole="">
             <v:imagedata r:id="rId82" o:title=""/>
           </v:shape>
-          <o:OLEObject Type="Embed" ProgID="Equation.DSMT4" ShapeID="_x0000_i1068" DrawAspect="Content" ObjectID="_1834942579" r:id="rId85"/>
+          <o:OLEObject Type="Embed" ProgID="Equation.DSMT4" ShapeID="_x0000_i1069" DrawAspect="Content" ObjectID="_1835542551" r:id="rId85"/>
         </w:object>
       </w:r>
       <w:r>
@@ -2284,10 +2284,10 @@
           <w:szCs w:val="22"/>
         </w:rPr>
         <w:object w:dxaOrig="3840" w:dyaOrig="400">
-          <v:shape id="_x0000_i1069" type="#_x0000_t75" style="width:192pt;height:20.5pt" o:ole="">
+          <v:shape id="_x0000_i1070" type="#_x0000_t75" style="width:192pt;height:20.5pt" o:ole="">
             <v:imagedata r:id="rId86" o:title=""/>
           </v:shape>
-          <o:OLEObject Type="Embed" ProgID="Equation.DSMT4" ShapeID="_x0000_i1069" DrawAspect="Content" ObjectID="_1834942580" r:id="rId87"/>
+          <o:OLEObject Type="Embed" ProgID="Equation.DSMT4" ShapeID="_x0000_i1070" DrawAspect="Content" ObjectID="_1835542552" r:id="rId87"/>
         </w:object>
       </w:r>
       <w:r>
@@ -2375,10 +2375,10 @@
           <w:shd w:val="clear" w:color="auto" w:fill="FFFFFF"/>
         </w:rPr>
         <w:object w:dxaOrig="2320" w:dyaOrig="400">
-          <v:shape id="_x0000_i1070" type="#_x0000_t75" style="width:116pt;height:20.5pt" o:ole="">
+          <v:shape id="_x0000_i1071" type="#_x0000_t75" style="width:116pt;height:20.5pt" o:ole="">
             <v:imagedata r:id="rId88" o:title=""/>
           </v:shape>
-          <o:OLEObject Type="Embed" ProgID="Equation.DSMT4" ShapeID="_x0000_i1070" DrawAspect="Content" ObjectID="_1834942581" r:id="rId89"/>
+          <o:OLEObject Type="Embed" ProgID="Equation.DSMT4" ShapeID="_x0000_i1071" DrawAspect="Content" ObjectID="_1835542553" r:id="rId89"/>
         </w:object>
       </w:r>
       <w:r>
@@ -2401,10 +2401,10 @@
           <w:shd w:val="clear" w:color="auto" w:fill="FFFFFF"/>
         </w:rPr>
         <w:object w:dxaOrig="460" w:dyaOrig="320">
-          <v:shape id="_x0000_i1071" type="#_x0000_t75" style="width:23.5pt;height:15.5pt" o:ole="">
+          <v:shape id="_x0000_i1072" type="#_x0000_t75" style="width:23.5pt;height:15.5pt" o:ole="">
             <v:imagedata r:id="rId90" o:title=""/>
           </v:shape>
-          <o:OLEObject Type="Embed" ProgID="Equation.DSMT4" ShapeID="_x0000_i1071" DrawAspect="Content" ObjectID="_1834942582" r:id="rId91"/>
+          <o:OLEObject Type="Embed" ProgID="Equation.DSMT4" ShapeID="_x0000_i1072" DrawAspect="Content" ObjectID="_1835542554" r:id="rId91"/>
         </w:object>
       </w:r>
       <w:r>
@@ -2449,10 +2449,10 @@
           <w:shd w:val="clear" w:color="auto" w:fill="FFFFFF"/>
         </w:rPr>
         <w:object w:dxaOrig="1359" w:dyaOrig="400">
-          <v:shape id="_x0000_i1072" type="#_x0000_t75" style="width:68pt;height:20.5pt" o:ole="">
+          <v:shape id="_x0000_i1073" type="#_x0000_t75" style="width:68pt;height:20.5pt" o:ole="">
             <v:imagedata r:id="rId92" o:title=""/>
           </v:shape>
-          <o:OLEObject Type="Embed" ProgID="Equation.DSMT4" ShapeID="_x0000_i1072" DrawAspect="Content" ObjectID="_1834942583" r:id="rId93"/>
+          <o:OLEObject Type="Embed" ProgID="Equation.DSMT4" ShapeID="_x0000_i1073" DrawAspect="Content" ObjectID="_1835542555" r:id="rId93"/>
         </w:object>
       </w:r>
       <w:r>
@@ -2475,10 +2475,10 @@
           <w:shd w:val="clear" w:color="auto" w:fill="FFFFFF"/>
         </w:rPr>
         <w:object w:dxaOrig="139" w:dyaOrig="279">
-          <v:shape id="_x0000_i1073" type="#_x0000_t75" style="width:6.5pt;height:14.5pt" o:ole="">
+          <v:shape id="_x0000_i1074" type="#_x0000_t75" style="width:6.5pt;height:14.5pt" o:ole="">
             <v:imagedata r:id="rId94" o:title=""/>
           </v:shape>
-          <o:OLEObject Type="Embed" ProgID="Equation.DSMT4" ShapeID="_x0000_i1073" DrawAspect="Content" ObjectID="_1834942584" r:id="rId95"/>
+          <o:OLEObject Type="Embed" ProgID="Equation.DSMT4" ShapeID="_x0000_i1074" DrawAspect="Content" ObjectID="_1835542556" r:id="rId95"/>
         </w:object>
       </w:r>
       <w:r>
@@ -2626,10 +2626,10 @@
           <w:shd w:val="clear" w:color="auto" w:fill="FFFFFF"/>
         </w:rPr>
         <w:object w:dxaOrig="880" w:dyaOrig="279">
-          <v:shape id="_x0000_i1074" type="#_x0000_t75" style="width:44.5pt;height:14.5pt" o:ole="">
+          <v:shape id="_x0000_i1075" type="#_x0000_t75" style="width:44.5pt;height:14.5pt" o:ole="">
             <v:imagedata r:id="rId96" o:title=""/>
           </v:shape>
-          <o:OLEObject Type="Embed" ProgID="Equation.DSMT4" ShapeID="_x0000_i1074" DrawAspect="Content" ObjectID="_1834942585" r:id="rId97"/>
+          <o:OLEObject Type="Embed" ProgID="Equation.DSMT4" ShapeID="_x0000_i1075" DrawAspect="Content" ObjectID="_1835542557" r:id="rId97"/>
         </w:object>
       </w:r>
       <w:r>
@@ -2649,7 +2649,7 @@
         <w:pStyle w:val="NormalWeb"/>
         <w:numPr>
           <w:ilvl w:val="0"/>
-          <w:numId w:val="20"/>
+          <w:numId w:val="17"/>
         </w:numPr>
         <w:pBdr>
           <w:top w:val="single" w:sz="2" w:space="0" w:color="E5E7EB"/>
@@ -2887,10 +2887,10 @@
           <w:position w:val="-16"/>
         </w:rPr>
         <w:object w:dxaOrig="3260" w:dyaOrig="440">
-          <v:shape id="_x0000_i1075" type="#_x0000_t75" style="width:162.5pt;height:22pt" o:ole="">
+          <v:shape id="_x0000_i1076" type="#_x0000_t75" style="width:162.5pt;height:22pt" o:ole="">
             <v:imagedata r:id="rId98" o:title=""/>
           </v:shape>
-          <o:OLEObject Type="Embed" ProgID="Equation.DSMT4" ShapeID="_x0000_i1075" DrawAspect="Content" ObjectID="_1834942586" r:id="rId99"/>
+          <o:OLEObject Type="Embed" ProgID="Equation.DSMT4" ShapeID="_x0000_i1076" DrawAspect="Content" ObjectID="_1835542558" r:id="rId99"/>
         </w:object>
       </w:r>
       <w:r>
@@ -2901,10 +2901,10 @@
           <w:position w:val="-16"/>
         </w:rPr>
         <w:object w:dxaOrig="3480" w:dyaOrig="440">
-          <v:shape id="_x0000_i1076" type="#_x0000_t75" style="width:174pt;height:22pt" o:ole="">
+          <v:shape id="_x0000_i1077" type="#_x0000_t75" style="width:174pt;height:22pt" o:ole="">
             <v:imagedata r:id="rId100" o:title=""/>
           </v:shape>
-          <o:OLEObject Type="Embed" ProgID="Equation.DSMT4" ShapeID="_x0000_i1076" DrawAspect="Content" ObjectID="_1834942587" r:id="rId101"/>
+          <o:OLEObject Type="Embed" ProgID="Equation.DSMT4" ShapeID="_x0000_i1077" DrawAspect="Content" ObjectID="_1835542559" r:id="rId101"/>
         </w:object>
       </w:r>
       <w:r>
@@ -2915,10 +2915,10 @@
           <w:position w:val="-16"/>
         </w:rPr>
         <w:object w:dxaOrig="3120" w:dyaOrig="440">
-          <v:shape id="_x0000_i1077" type="#_x0000_t75" style="width:156pt;height:22pt" o:ole="">
+          <v:shape id="_x0000_i1078" type="#_x0000_t75" style="width:156pt;height:22pt" o:ole="">
             <v:imagedata r:id="rId102" o:title=""/>
           </v:shape>
-          <o:OLEObject Type="Embed" ProgID="Equation.DSMT4" ShapeID="_x0000_i1077" DrawAspect="Content" ObjectID="_1834942588" r:id="rId103"/>
+          <o:OLEObject Type="Embed" ProgID="Equation.DSMT4" ShapeID="_x0000_i1078" DrawAspect="Content" ObjectID="_1835542560" r:id="rId103"/>
         </w:object>
       </w:r>
       <w:r>
@@ -2929,10 +2929,10 @@
           <w:position w:val="-4"/>
         </w:rPr>
         <w:object w:dxaOrig="1080" w:dyaOrig="260">
-          <v:shape id="_x0000_i1078" type="#_x0000_t75" style="width:54pt;height:13pt" o:ole="">
+          <v:shape id="_x0000_i1079" type="#_x0000_t75" style="width:54pt;height:13pt" o:ole="">
             <v:imagedata r:id="rId104" o:title=""/>
           </v:shape>
-          <o:OLEObject Type="Embed" ProgID="Equation.DSMT4" ShapeID="_x0000_i1078" DrawAspect="Content" ObjectID="_1834942589" r:id="rId105"/>
+          <o:OLEObject Type="Embed" ProgID="Equation.DSMT4" ShapeID="_x0000_i1079" DrawAspect="Content" ObjectID="_1835542561" r:id="rId105"/>
         </w:object>
       </w:r>
       <w:r>
@@ -2955,7 +2955,7 @@
         <w:pStyle w:val="ListParagraph"/>
         <w:numPr>
           <w:ilvl w:val="0"/>
-          <w:numId w:val="46"/>
+          <w:numId w:val="23"/>
         </w:numPr>
       </w:pPr>
       <w:r>
@@ -3034,10 +3034,10 @@
           <w:position w:val="-14"/>
         </w:rPr>
         <w:object w:dxaOrig="2000" w:dyaOrig="400">
-          <v:shape id="_x0000_i1079" type="#_x0000_t75" style="width:100pt;height:20pt" o:ole="">
+          <v:shape id="_x0000_i1080" type="#_x0000_t75" style="width:100pt;height:20pt" o:ole="">
             <v:imagedata r:id="rId106" o:title=""/>
           </v:shape>
-          <o:OLEObject Type="Embed" ProgID="Equation.DSMT4" ShapeID="_x0000_i1079" DrawAspect="Content" ObjectID="_1834942590" r:id="rId107"/>
+          <o:OLEObject Type="Embed" ProgID="Equation.DSMT4" ShapeID="_x0000_i1080" DrawAspect="Content" ObjectID="_1835542562" r:id="rId107"/>
         </w:object>
       </w:r>
       <w:r>
@@ -3057,10 +3057,10 @@
           <w:position w:val="-4"/>
         </w:rPr>
         <w:object w:dxaOrig="240" w:dyaOrig="260">
-          <v:shape id="_x0000_i1080" type="#_x0000_t75" style="width:12pt;height:13pt" o:ole="">
+          <v:shape id="_x0000_i1081" type="#_x0000_t75" style="width:12pt;height:13pt" o:ole="">
             <v:imagedata r:id="rId108" o:title=""/>
           </v:shape>
-          <o:OLEObject Type="Embed" ProgID="Equation.DSMT4" ShapeID="_x0000_i1080" DrawAspect="Content" ObjectID="_1834942591" r:id="rId109"/>
+          <o:OLEObject Type="Embed" ProgID="Equation.DSMT4" ShapeID="_x0000_i1081" DrawAspect="Content" ObjectID="_1835542563" r:id="rId109"/>
         </w:object>
       </w:r>
       <w:r>
@@ -3071,10 +3071,10 @@
           <w:position w:val="-10"/>
         </w:rPr>
         <w:object w:dxaOrig="460" w:dyaOrig="320">
-          <v:shape id="_x0000_i1081" type="#_x0000_t75" style="width:23pt;height:16pt" o:ole="">
+          <v:shape id="_x0000_i1082" type="#_x0000_t75" style="width:23pt;height:16pt" o:ole="">
             <v:imagedata r:id="rId110" o:title=""/>
           </v:shape>
-          <o:OLEObject Type="Embed" ProgID="Equation.DSMT4" ShapeID="_x0000_i1081" DrawAspect="Content" ObjectID="_1834942592" r:id="rId111"/>
+          <o:OLEObject Type="Embed" ProgID="Equation.DSMT4" ShapeID="_x0000_i1082" DrawAspect="Content" ObjectID="_1835542564" r:id="rId111"/>
         </w:object>
       </w:r>
       <w:r>
@@ -3093,10 +3093,10 @@
           <w:position w:val="-14"/>
         </w:rPr>
         <w:object w:dxaOrig="1380" w:dyaOrig="400">
-          <v:shape id="_x0000_i1082" type="#_x0000_t75" style="width:69pt;height:20pt" o:ole="">
+          <v:shape id="_x0000_i1083" type="#_x0000_t75" style="width:69pt;height:20pt" o:ole="">
             <v:imagedata r:id="rId112" o:title=""/>
           </v:shape>
-          <o:OLEObject Type="Embed" ProgID="Equation.DSMT4" ShapeID="_x0000_i1082" DrawAspect="Content" ObjectID="_1834942593" r:id="rId113"/>
+          <o:OLEObject Type="Embed" ProgID="Equation.DSMT4" ShapeID="_x0000_i1083" DrawAspect="Content" ObjectID="_1835542565" r:id="rId113"/>
         </w:object>
       </w:r>
       <w:r>
@@ -3107,10 +3107,10 @@
           <w:position w:val="-6"/>
         </w:rPr>
         <w:object w:dxaOrig="139" w:dyaOrig="279">
-          <v:shape id="_x0000_i1083" type="#_x0000_t75" style="width:7pt;height:14pt" o:ole="">
+          <v:shape id="_x0000_i1084" type="#_x0000_t75" style="width:7pt;height:14pt" o:ole="">
             <v:imagedata r:id="rId114" o:title=""/>
           </v:shape>
-          <o:OLEObject Type="Embed" ProgID="Equation.DSMT4" ShapeID="_x0000_i1083" DrawAspect="Content" ObjectID="_1834942594" r:id="rId115"/>
+          <o:OLEObject Type="Embed" ProgID="Equation.DSMT4" ShapeID="_x0000_i1084" DrawAspect="Content" ObjectID="_1835542566" r:id="rId115"/>
         </w:object>
       </w:r>
       <w:r>
@@ -3126,10 +3126,10 @@
           <w:position w:val="-4"/>
         </w:rPr>
         <w:object w:dxaOrig="240" w:dyaOrig="260">
-          <v:shape id="_x0000_i1084" type="#_x0000_t75" style="width:12pt;height:13pt" o:ole="">
+          <v:shape id="_x0000_i1085" type="#_x0000_t75" style="width:12pt;height:13pt" o:ole="">
             <v:imagedata r:id="rId116" o:title=""/>
           </v:shape>
-          <o:OLEObject Type="Embed" ProgID="Equation.DSMT4" ShapeID="_x0000_i1084" DrawAspect="Content" ObjectID="_1834942595" r:id="rId117"/>
+          <o:OLEObject Type="Embed" ProgID="Equation.DSMT4" ShapeID="_x0000_i1085" DrawAspect="Content" ObjectID="_1835542567" r:id="rId117"/>
         </w:object>
       </w:r>
       <w:r>
@@ -3140,10 +3140,10 @@
           <w:position w:val="-6"/>
         </w:rPr>
         <w:object w:dxaOrig="260" w:dyaOrig="220">
-          <v:shape id="_x0000_i1085" type="#_x0000_t75" style="width:13pt;height:11pt" o:ole="">
+          <v:shape id="_x0000_i1086" type="#_x0000_t75" style="width:13pt;height:11pt" o:ole="">
             <v:imagedata r:id="rId118" o:title=""/>
           </v:shape>
-          <o:OLEObject Type="Embed" ProgID="Equation.DSMT4" ShapeID="_x0000_i1085" DrawAspect="Content" ObjectID="_1834942596" r:id="rId119"/>
+          <o:OLEObject Type="Embed" ProgID="Equation.DSMT4" ShapeID="_x0000_i1086" DrawAspect="Content" ObjectID="_1835542568" r:id="rId119"/>
         </w:object>
       </w:r>
       <w:r>
@@ -3154,10 +3154,10 @@
           <w:position w:val="-6"/>
         </w:rPr>
         <w:object w:dxaOrig="200" w:dyaOrig="220">
-          <v:shape id="_x0000_i1086" type="#_x0000_t75" style="width:10pt;height:11pt" o:ole="">
+          <v:shape id="_x0000_i1087" type="#_x0000_t75" style="width:10pt;height:11pt" o:ole="">
             <v:imagedata r:id="rId120" o:title=""/>
           </v:shape>
-          <o:OLEObject Type="Embed" ProgID="Equation.DSMT4" ShapeID="_x0000_i1086" DrawAspect="Content" ObjectID="_1834942597" r:id="rId121"/>
+          <o:OLEObject Type="Embed" ProgID="Equation.DSMT4" ShapeID="_x0000_i1087" DrawAspect="Content" ObjectID="_1835542569" r:id="rId121"/>
         </w:object>
       </w:r>
       <w:r>
@@ -3180,10 +3180,10 @@
           <w:position w:val="-6"/>
         </w:rPr>
         <w:object w:dxaOrig="880" w:dyaOrig="279">
-          <v:shape id="_x0000_i1087" type="#_x0000_t75" style="width:44pt;height:14pt" o:ole="">
+          <v:shape id="_x0000_i1088" type="#_x0000_t75" style="width:44pt;height:14pt" o:ole="">
             <v:imagedata r:id="rId122" o:title=""/>
           </v:shape>
-          <o:OLEObject Type="Embed" ProgID="Equation.DSMT4" ShapeID="_x0000_i1087" DrawAspect="Content" ObjectID="_1834942598" r:id="rId123"/>
+          <o:OLEObject Type="Embed" ProgID="Equation.DSMT4" ShapeID="_x0000_i1088" DrawAspect="Content" ObjectID="_1835542570" r:id="rId123"/>
         </w:object>
       </w:r>
       <w:r>
@@ -3195,7 +3195,7 @@
         <w:pStyle w:val="ListParagraph"/>
         <w:numPr>
           <w:ilvl w:val="0"/>
-          <w:numId w:val="47"/>
+          <w:numId w:val="24"/>
         </w:numPr>
       </w:pPr>
       <w:r>
@@ -3266,10 +3266,10 @@
           <w:position w:val="-10"/>
         </w:rPr>
         <w:object w:dxaOrig="2299" w:dyaOrig="320">
-          <v:shape id="_x0000_i1149" type="#_x0000_t75" style="width:115pt;height:16pt" o:ole="">
+          <v:shape id="_x0000_i1089" type="#_x0000_t75" style="width:115pt;height:16pt" o:ole="">
             <v:imagedata r:id="rId124" o:title=""/>
           </v:shape>
-          <o:OLEObject Type="Embed" ProgID="Equation.DSMT4" ShapeID="_x0000_i1149" DrawAspect="Content" ObjectID="_1834942599" r:id="rId125"/>
+          <o:OLEObject Type="Embed" ProgID="Equation.DSMT4" ShapeID="_x0000_i1089" DrawAspect="Content" ObjectID="_1835542571" r:id="rId125"/>
         </w:object>
       </w:r>
       <w:r>
@@ -3286,10 +3286,10 @@
           <w:position w:val="-10"/>
         </w:rPr>
         <w:object w:dxaOrig="460" w:dyaOrig="320">
-          <v:shape id="_x0000_i1150" type="#_x0000_t75" style="width:23pt;height:16pt" o:ole="">
+          <v:shape id="_x0000_i1090" type="#_x0000_t75" style="width:23pt;height:16pt" o:ole="">
             <v:imagedata r:id="rId126" o:title=""/>
           </v:shape>
-          <o:OLEObject Type="Embed" ProgID="Equation.DSMT4" ShapeID="_x0000_i1150" DrawAspect="Content" ObjectID="_1834942600" r:id="rId127"/>
+          <o:OLEObject Type="Embed" ProgID="Equation.DSMT4" ShapeID="_x0000_i1090" DrawAspect="Content" ObjectID="_1835542572" r:id="rId127"/>
         </w:object>
       </w:r>
       <w:r>
@@ -3300,10 +3300,10 @@
           <w:position w:val="-10"/>
         </w:rPr>
         <w:object w:dxaOrig="1540" w:dyaOrig="360">
-          <v:shape id="_x0000_i1151" type="#_x0000_t75" style="width:77pt;height:18pt" o:ole="">
+          <v:shape id="_x0000_i1091" type="#_x0000_t75" style="width:77pt;height:18pt" o:ole="">
             <v:imagedata r:id="rId128" o:title=""/>
           </v:shape>
-          <o:OLEObject Type="Embed" ProgID="Equation.DSMT4" ShapeID="_x0000_i1151" DrawAspect="Content" ObjectID="_1834942601" r:id="rId129"/>
+          <o:OLEObject Type="Embed" ProgID="Equation.DSMT4" ShapeID="_x0000_i1091" DrawAspect="Content" ObjectID="_1835542573" r:id="rId129"/>
         </w:object>
       </w:r>
       <w:r>
@@ -3314,10 +3314,10 @@
           <w:position w:val="-6"/>
         </w:rPr>
         <w:object w:dxaOrig="139" w:dyaOrig="279">
-          <v:shape id="_x0000_i1152" type="#_x0000_t75" style="width:7pt;height:14pt" o:ole="">
+          <v:shape id="_x0000_i1092" type="#_x0000_t75" style="width:7pt;height:14pt" o:ole="">
             <v:imagedata r:id="rId130" o:title=""/>
           </v:shape>
-          <o:OLEObject Type="Embed" ProgID="Equation.DSMT4" ShapeID="_x0000_i1152" DrawAspect="Content" ObjectID="_1834942602" r:id="rId131"/>
+          <o:OLEObject Type="Embed" ProgID="Equation.DSMT4" ShapeID="_x0000_i1092" DrawAspect="Content" ObjectID="_1835542574" r:id="rId131"/>
         </w:object>
       </w:r>
       <w:r>
@@ -3347,10 +3347,10 @@
           <w:position w:val="-6"/>
         </w:rPr>
         <w:object w:dxaOrig="540" w:dyaOrig="279">
-          <v:shape id="_x0000_i1153" type="#_x0000_t75" style="width:27pt;height:14pt" o:ole="">
+          <v:shape id="_x0000_i1093" type="#_x0000_t75" style="width:27pt;height:14pt" o:ole="">
             <v:imagedata r:id="rId132" o:title=""/>
           </v:shape>
-          <o:OLEObject Type="Embed" ProgID="Equation.DSMT4" ShapeID="_x0000_i1153" DrawAspect="Content" ObjectID="_1834942603" r:id="rId133"/>
+          <o:OLEObject Type="Embed" ProgID="Equation.DSMT4" ShapeID="_x0000_i1093" DrawAspect="Content" ObjectID="_1835542575" r:id="rId133"/>
         </w:object>
       </w:r>
       <w:r>
@@ -3359,6 +3359,210 @@
       <w:proofErr w:type="gramEnd"/>
       <w:r>
         <w:t xml:space="preserve"> </w:t>
+      </w:r>
+    </w:p>
+    <w:p>
+      <w:pPr>
+        <w:ind w:left="360"/>
+      </w:pPr>
+      <w:r>
+        <w:t xml:space="preserve">(a) </w:t>
+      </w:r>
+      <w:r>
+        <w:t>18</w:t>
+      </w:r>
+      <w:r>
+        <w:tab/>
+      </w:r>
+      <w:r>
+        <w:tab/>
+      </w:r>
+      <w:r>
+        <w:tab/>
+      </w:r>
+      <w:r>
+        <w:tab/>
+      </w:r>
+      <w:r>
+        <w:tab/>
+      </w:r>
+      <w:r>
+        <w:tab/>
+        <w:t>(b) 20</w:t>
+      </w:r>
+    </w:p>
+    <w:p>
+      <w:pPr>
+        <w:ind w:left="360"/>
+      </w:pPr>
+      <w:r>
+        <w:t>(c)  17</w:t>
+      </w:r>
+      <w:r>
+        <w:tab/>
+      </w:r>
+      <w:r>
+        <w:tab/>
+      </w:r>
+      <w:r>
+        <w:tab/>
+      </w:r>
+      <w:r>
+        <w:tab/>
+      </w:r>
+      <w:r>
+        <w:tab/>
+      </w:r>
+      <w:r>
+        <w:tab/>
+        <w:t>(d) 19</w:t>
+      </w:r>
+    </w:p>
+    <w:p>
+      <w:r>
+        <w:t xml:space="preserve">Q7: </w:t>
+      </w:r>
+      <w:r>
+        <w:t xml:space="preserve">Let </w:t>
+      </w:r>
+      <w:r>
+        <w:rPr>
+          <w:position w:val="-14"/>
+        </w:rPr>
+        <w:object w:dxaOrig="1939" w:dyaOrig="400">
+          <v:shape id="_x0000_i1094" type="#_x0000_t75" style="width:97pt;height:20pt" o:ole="">
+            <v:imagedata r:id="rId134" o:title=""/>
+          </v:shape>
+          <o:OLEObject Type="Embed" ProgID="Equation.DSMT4" ShapeID="_x0000_i1094" DrawAspect="Content" ObjectID="_1835542576" r:id="rId135"/>
+        </w:object>
+      </w:r>
+      <w:r>
+        <w:t xml:space="preserve">and R be a relation on </w:t>
+      </w:r>
+      <w:r>
+        <w:rPr>
+          <w:position w:val="-4"/>
+        </w:rPr>
+        <w:object w:dxaOrig="240" w:dyaOrig="260">
+          <v:shape id="_x0000_i1095" type="#_x0000_t75" style="width:12pt;height:13pt" o:ole="">
+            <v:imagedata r:id="rId136" o:title=""/>
+          </v:shape>
+          <o:OLEObject Type="Embed" ProgID="Equation.DSMT4" ShapeID="_x0000_i1095" DrawAspect="Content" ObjectID="_1835542577" r:id="rId137"/>
+        </w:object>
+      </w:r>
+      <w:r>
+        <w:t xml:space="preserve">such that </w:t>
+      </w:r>
+      <w:r>
+        <w:rPr>
+          <w:position w:val="-14"/>
+        </w:rPr>
+        <w:object w:dxaOrig="2280" w:dyaOrig="400">
+          <v:shape id="_x0000_i1096" type="#_x0000_t75" style="width:114pt;height:20pt" o:ole="">
+            <v:imagedata r:id="rId138" o:title=""/>
+          </v:shape>
+          <o:OLEObject Type="Embed" ProgID="Equation.DSMT4" ShapeID="_x0000_i1096" DrawAspect="Content" ObjectID="_1835542578" r:id="rId139"/>
+        </w:object>
+      </w:r>
+      <w:r>
+        <w:t xml:space="preserve"> </w:t>
+      </w:r>
+      <w:proofErr w:type="gramStart"/>
+      <w:r>
+        <w:t xml:space="preserve">Let </w:t>
+      </w:r>
+      <w:proofErr w:type="gramEnd"/>
+      <w:r>
+        <w:rPr>
+          <w:position w:val="-14"/>
+        </w:rPr>
+        <w:object w:dxaOrig="760" w:dyaOrig="400">
+          <v:shape id="_x0000_i1097" type="#_x0000_t75" style="width:38pt;height:20pt" o:ole="">
+            <v:imagedata r:id="rId140" o:title=""/>
+          </v:shape>
+          <o:OLEObject Type="Embed" ProgID="Equation.DSMT4" ShapeID="_x0000_i1097" DrawAspect="Content" ObjectID="_1835542579" r:id="rId141"/>
+        </w:object>
+      </w:r>
+      <w:r>
+        <w:t>,</w:t>
+      </w:r>
+      <w:r>
+        <w:rPr>
+          <w:position w:val="-14"/>
+        </w:rPr>
+        <w:object w:dxaOrig="760" w:dyaOrig="400">
+          <v:shape id="_x0000_i1098" type="#_x0000_t75" style="width:38pt;height:20pt" o:ole="">
+            <v:imagedata r:id="rId142" o:title=""/>
+          </v:shape>
+          <o:OLEObject Type="Embed" ProgID="Equation.DSMT4" ShapeID="_x0000_i1098" DrawAspect="Content" ObjectID="_1835542580" r:id="rId143"/>
+        </w:object>
+      </w:r>
+      <w:r>
+        <w:t>,</w:t>
+      </w:r>
+      <w:r>
+        <w:rPr>
+          <w:position w:val="-14"/>
+        </w:rPr>
+        <w:object w:dxaOrig="760" w:dyaOrig="400">
+          <v:shape id="_x0000_i1099" type="#_x0000_t75" style="width:38pt;height:20pt" o:ole="">
+            <v:imagedata r:id="rId144" o:title=""/>
+          </v:shape>
+          <o:OLEObject Type="Embed" ProgID="Equation.DSMT4" ShapeID="_x0000_i1099" DrawAspect="Content" ObjectID="_1835542581" r:id="rId145"/>
+        </w:object>
+      </w:r>
+      <w:r>
+        <w:t>,……..,</w:t>
+      </w:r>
+      <w:r>
+        <w:rPr>
+          <w:position w:val="-14"/>
+        </w:rPr>
+        <w:object w:dxaOrig="920" w:dyaOrig="400">
+          <v:shape id="_x0000_i1100" type="#_x0000_t75" style="width:46pt;height:20pt" o:ole="">
+            <v:imagedata r:id="rId146" o:title=""/>
+          </v:shape>
+          <o:OLEObject Type="Embed" ProgID="Equation.DSMT4" ShapeID="_x0000_i1100" DrawAspect="Content" ObjectID="_1835542582" r:id="rId147"/>
+        </w:object>
+      </w:r>
+      <w:r>
+        <w:t xml:space="preserve">be a sequence of </w:t>
+      </w:r>
+      <w:r>
+        <w:rPr>
+          <w:position w:val="-6"/>
+        </w:rPr>
+        <w:object w:dxaOrig="200" w:dyaOrig="279">
+          <v:shape id="_x0000_i1101" type="#_x0000_t75" style="width:10pt;height:14pt" o:ole="">
+            <v:imagedata r:id="rId148" o:title=""/>
+          </v:shape>
+          <o:OLEObject Type="Embed" ProgID="Equation.DSMT4" ShapeID="_x0000_i1101" DrawAspect="Content" ObjectID="_1835542583" r:id="rId149"/>
+        </w:object>
+      </w:r>
+      <w:r>
+        <w:t>elements of R such that the second entry of an ordered pair is equal to the first entry of the next ordered pair.</w:t>
+      </w:r>
+      <w:r>
+        <w:t xml:space="preserve"> Then the largest </w:t>
+      </w:r>
+      <w:proofErr w:type="gramStart"/>
+      <w:r>
+        <w:t xml:space="preserve">integer </w:t>
+      </w:r>
+      <w:proofErr w:type="gramEnd"/>
+      <w:r>
+        <w:rPr>
+          <w:position w:val="-6"/>
+        </w:rPr>
+        <w:object w:dxaOrig="200" w:dyaOrig="279">
+          <v:shape id="_x0000_i1102" type="#_x0000_t75" style="width:10pt;height:14pt" o:ole="">
+            <v:imagedata r:id="rId150" o:title=""/>
+          </v:shape>
+          <o:OLEObject Type="Embed" ProgID="Equation.DSMT4" ShapeID="_x0000_i1102" DrawAspect="Content" ObjectID="_1835542584" r:id="rId151"/>
+        </w:object>
+      </w:r>
+      <w:r>
+        <w:t>, for which such a sequence exists, is equal to</w:t>
       </w:r>
     </w:p>
     <w:p>
@@ -3366,30 +3570,30 @@
         <w:pStyle w:val="ListParagraph"/>
         <w:numPr>
           <w:ilvl w:val="0"/>
-          <w:numId w:val="47"/>
+          <w:numId w:val="25"/>
         </w:numPr>
       </w:pPr>
       <w:r>
-        <w:t>18</w:t>
-      </w:r>
-      <w:r>
-        <w:tab/>
-      </w:r>
-      <w:r>
-        <w:tab/>
-      </w:r>
-      <w:r>
-        <w:tab/>
-      </w:r>
-      <w:r>
-        <w:tab/>
-      </w:r>
-      <w:r>
-        <w:tab/>
-      </w:r>
-      <w:r>
-        <w:tab/>
-        <w:t>(b) 20</w:t>
+        <w:t>6</w:t>
+      </w:r>
+      <w:r>
+        <w:tab/>
+      </w:r>
+      <w:r>
+        <w:tab/>
+      </w:r>
+      <w:r>
+        <w:tab/>
+      </w:r>
+      <w:r>
+        <w:tab/>
+      </w:r>
+      <w:r>
+        <w:tab/>
+      </w:r>
+      <w:r>
+        <w:tab/>
+        <w:t>(b) 8</w:t>
       </w:r>
     </w:p>
     <w:p>
@@ -3397,52 +3601,643 @@
         <w:ind w:left="360"/>
       </w:pPr>
       <w:r>
-        <w:t>(c)  17</w:t>
-      </w:r>
-      <w:r>
-        <w:tab/>
-      </w:r>
-      <w:r>
-        <w:tab/>
-      </w:r>
-      <w:r>
-        <w:tab/>
-      </w:r>
-      <w:r>
-        <w:tab/>
-      </w:r>
-      <w:r>
-        <w:tab/>
-      </w:r>
-      <w:r>
-        <w:tab/>
-        <w:t>(d) 19</w:t>
-      </w:r>
-    </w:p>
-    <w:p>
-      <w:r>
-        <w:t xml:space="preserve">Q7: </w:t>
+        <w:t>(c)  7</w:t>
+      </w:r>
+      <w:r>
+        <w:tab/>
+      </w:r>
+      <w:r>
+        <w:tab/>
+      </w:r>
+      <w:r>
+        <w:tab/>
+      </w:r>
+      <w:r>
+        <w:tab/>
+      </w:r>
+      <w:r>
+        <w:tab/>
+      </w:r>
+      <w:r>
+        <w:tab/>
+        <w:t>(d) 5</w:t>
+      </w:r>
+    </w:p>
+    <w:p>
+      <w:r>
+        <w:t xml:space="preserve">Q8: </w:t>
       </w:r>
       <w:r>
         <w:t xml:space="preserve">Let </w:t>
       </w:r>
       <w:r>
         <w:rPr>
+          <w:position w:val="-4"/>
+        </w:rPr>
+        <w:object w:dxaOrig="240" w:dyaOrig="260">
+          <v:shape id="_x0000_i1103" type="#_x0000_t75" style="width:12pt;height:13pt" o:ole="">
+            <v:imagedata r:id="rId152" o:title=""/>
+          </v:shape>
+          <o:OLEObject Type="Embed" ProgID="Equation.DSMT4" ShapeID="_x0000_i1103" DrawAspect="Content" ObjectID="_1835542585" r:id="rId153"/>
+        </w:object>
+      </w:r>
+      <w:r>
+        <w:t xml:space="preserve">be a set of functions </w:t>
+      </w:r>
+      <w:r>
+        <w:rPr>
+          <w:position w:val="-10"/>
+        </w:rPr>
+        <w:object w:dxaOrig="1040" w:dyaOrig="320">
+          <v:shape id="_x0000_i1104" type="#_x0000_t75" style="width:52pt;height:16pt" o:ole="">
+            <v:imagedata r:id="rId154" o:title=""/>
+          </v:shape>
+          <o:OLEObject Type="Embed" ProgID="Equation.DSMT4" ShapeID="_x0000_i1104" DrawAspect="Content" ObjectID="_1835542586" r:id="rId155"/>
+        </w:object>
+      </w:r>
+      <w:r>
+        <w:t xml:space="preserve">and R be a relation on A </w:t>
+      </w:r>
+      <w:r>
+        <w:t xml:space="preserve">such that </w:t>
+      </w:r>
+      <w:r>
+        <w:rPr>
           <w:position w:val="-14"/>
         </w:rPr>
-        <w:object w:dxaOrig="1939" w:dyaOrig="400">
-          <v:shape id="_x0000_i1154" type="#_x0000_t75" style="width:97pt;height:20pt" o:ole="">
-            <v:imagedata r:id="rId134" o:title=""/>
-          </v:shape>
-          <o:OLEObject Type="Embed" ProgID="Equation.DSMT4" ShapeID="_x0000_i1154" DrawAspect="Content" ObjectID="_1834942604" r:id="rId135"/>
-        </w:object>
-      </w:r>
-      <w:r>
-        <w:t xml:space="preserve">and R be a relation on </w:t>
+        <w:object w:dxaOrig="4680" w:dyaOrig="400">
+          <v:shape id="_x0000_i1105" type="#_x0000_t75" style="width:234pt;height:20pt" o:ole="">
+            <v:imagedata r:id="rId156" o:title=""/>
+          </v:shape>
+          <o:OLEObject Type="Embed" ProgID="Equation.DSMT4" ShapeID="_x0000_i1105" DrawAspect="Content" ObjectID="_1835542587" r:id="rId157"/>
+        </w:object>
       </w:r>
       <w:r>
         <w:t xml:space="preserve"> </w:t>
       </w:r>
+      <w:r>
+        <w:t xml:space="preserve"> </w:t>
+      </w:r>
+      <w:r>
+        <w:t xml:space="preserve">. Then R </w:t>
+      </w:r>
+      <w:proofErr w:type="gramStart"/>
+      <w:r>
+        <w:t>is :</w:t>
+      </w:r>
+      <w:proofErr w:type="gramEnd"/>
+    </w:p>
+    <w:p>
+      <w:pPr>
+        <w:pStyle w:val="ListParagraph"/>
+        <w:numPr>
+          <w:ilvl w:val="0"/>
+          <w:numId w:val="26"/>
+        </w:numPr>
+      </w:pPr>
+      <w:r>
+        <w:t xml:space="preserve">Symmetric and transitive but not reflexive </w:t>
+      </w:r>
+    </w:p>
+    <w:p>
+      <w:pPr>
+        <w:pStyle w:val="ListParagraph"/>
+        <w:numPr>
+          <w:ilvl w:val="0"/>
+          <w:numId w:val="26"/>
+        </w:numPr>
+      </w:pPr>
+      <w:r>
+        <w:t>Symmetric but neither reflexive nor transitive</w:t>
+      </w:r>
+    </w:p>
+    <w:p>
+      <w:pPr>
+        <w:pStyle w:val="ListParagraph"/>
+        <w:numPr>
+          <w:ilvl w:val="0"/>
+          <w:numId w:val="26"/>
+        </w:numPr>
+      </w:pPr>
+      <w:r>
+        <w:t>Transitive but neither reflexive nor symmetric</w:t>
+      </w:r>
+    </w:p>
+    <w:p>
+      <w:pPr>
+        <w:pStyle w:val="ListParagraph"/>
+        <w:numPr>
+          <w:ilvl w:val="0"/>
+          <w:numId w:val="26"/>
+        </w:numPr>
+      </w:pPr>
+      <w:r>
+        <w:t>Reflexive but neither symmetric nor transitive</w:t>
+      </w:r>
+    </w:p>
+    <w:p>
+      <w:r>
+        <w:t xml:space="preserve">Q9: </w:t>
+      </w:r>
+      <w:r>
+        <w:t xml:space="preserve">Let </w:t>
+      </w:r>
+      <w:r>
+        <w:rPr>
+          <w:position w:val="-10"/>
+        </w:rPr>
+        <w:object w:dxaOrig="1240" w:dyaOrig="320">
+          <v:shape id="_x0000_i1106" type="#_x0000_t75" style="width:62pt;height:16pt" o:ole="">
+            <v:imagedata r:id="rId158" o:title=""/>
+          </v:shape>
+          <o:OLEObject Type="Embed" ProgID="Equation.DSMT4" ShapeID="_x0000_i1106" DrawAspect="Content" ObjectID="_1835542588" r:id="rId159"/>
+        </w:object>
+      </w:r>
+      <w:r>
+        <w:t xml:space="preserve">Define a relation R from S to </w:t>
+      </w:r>
+      <w:r>
+        <w:rPr>
+          <w:position w:val="-4"/>
+        </w:rPr>
+        <w:object w:dxaOrig="260" w:dyaOrig="260">
+          <v:shape id="_x0000_i1107" type="#_x0000_t75" style="width:13pt;height:13pt" o:ole="">
+            <v:imagedata r:id="rId160" o:title=""/>
+          </v:shape>
+          <o:OLEObject Type="Embed" ProgID="Equation.DSMT4" ShapeID="_x0000_i1107" DrawAspect="Content" ObjectID="_1835542589" r:id="rId161"/>
+        </w:object>
+      </w:r>
+      <w:r>
+        <w:t>by:</w:t>
+      </w:r>
+      <w:r>
+        <w:rPr>
+          <w:position w:val="-30"/>
+        </w:rPr>
+        <w:object w:dxaOrig="4500" w:dyaOrig="720">
+          <v:shape id="_x0000_i1108" type="#_x0000_t75" style="width:225pt;height:36pt" o:ole="">
+            <v:imagedata r:id="rId162" o:title=""/>
+          </v:shape>
+          <o:OLEObject Type="Embed" ProgID="Equation.DSMT4" ShapeID="_x0000_i1108" DrawAspect="Content" ObjectID="_1835542590" r:id="rId163"/>
+        </w:object>
+      </w:r>
+      <w:r>
+        <w:t xml:space="preserve"> Then, the sum of all the elements in the range of R is equal to:</w:t>
+      </w:r>
+    </w:p>
+    <w:p>
+      <w:pPr>
+        <w:pStyle w:val="ListParagraph"/>
+        <w:numPr>
+          <w:ilvl w:val="0"/>
+          <w:numId w:val="27"/>
+        </w:numPr>
+      </w:pPr>
+      <w:r>
+        <w:t xml:space="preserve"> </w:t>
+      </w:r>
+      <w:r>
+        <w:rPr>
+          <w:position w:val="-24"/>
+        </w:rPr>
+        <w:object w:dxaOrig="240" w:dyaOrig="620">
+          <v:shape id="_x0000_i1109" type="#_x0000_t75" style="width:12pt;height:31pt" o:ole="">
+            <v:imagedata r:id="rId164" o:title=""/>
+          </v:shape>
+          <o:OLEObject Type="Embed" ProgID="Equation.DSMT4" ShapeID="_x0000_i1109" DrawAspect="Content" ObjectID="_1835542591" r:id="rId165"/>
+        </w:object>
+      </w:r>
+      <w:r>
+        <w:tab/>
+      </w:r>
+      <w:r>
+        <w:tab/>
+      </w:r>
+      <w:r>
+        <w:tab/>
+      </w:r>
+      <w:r>
+        <w:tab/>
+      </w:r>
+      <w:r>
+        <w:tab/>
+      </w:r>
+      <w:r>
+        <w:tab/>
+        <w:t xml:space="preserve">(b) </w:t>
+      </w:r>
+      <w:r>
+        <w:rPr>
+          <w:position w:val="-24"/>
+        </w:rPr>
+        <w:object w:dxaOrig="320" w:dyaOrig="620">
+          <v:shape id="_x0000_i1110" type="#_x0000_t75" style="width:16pt;height:31pt" o:ole="">
+            <v:imagedata r:id="rId166" o:title=""/>
+          </v:shape>
+          <o:OLEObject Type="Embed" ProgID="Equation.DSMT4" ShapeID="_x0000_i1110" DrawAspect="Content" ObjectID="_1835542592" r:id="rId167"/>
+        </w:object>
+      </w:r>
+    </w:p>
+    <w:p>
+      <w:pPr>
+        <w:ind w:left="360"/>
+      </w:pPr>
+      <w:r>
+        <w:t xml:space="preserve">(c)  </w:t>
+      </w:r>
+      <w:r>
+        <w:rPr>
+          <w:position w:val="-24"/>
+        </w:rPr>
+        <w:object w:dxaOrig="240" w:dyaOrig="620">
+          <v:shape id="_x0000_i1111" type="#_x0000_t75" style="width:12pt;height:31pt" o:ole="">
+            <v:imagedata r:id="rId168" o:title=""/>
+          </v:shape>
+          <o:OLEObject Type="Embed" ProgID="Equation.DSMT4" ShapeID="_x0000_i1111" DrawAspect="Content" ObjectID="_1835542593" r:id="rId169"/>
+        </w:object>
+      </w:r>
+      <w:r>
+        <w:tab/>
+      </w:r>
+      <w:r>
+        <w:tab/>
+      </w:r>
+      <w:r>
+        <w:tab/>
+      </w:r>
+      <w:r>
+        <w:tab/>
+      </w:r>
+      <w:r>
+        <w:tab/>
+      </w:r>
+      <w:r>
+        <w:tab/>
+        <w:t>(</w:t>
+      </w:r>
+      <w:proofErr w:type="gramStart"/>
+      <w:r>
+        <w:t>d</w:t>
+      </w:r>
+      <w:proofErr w:type="gramEnd"/>
+      <w:r>
+        <w:t xml:space="preserve">) </w:t>
+      </w:r>
+      <w:r>
+        <w:rPr>
+          <w:position w:val="-24"/>
+        </w:rPr>
+        <w:object w:dxaOrig="220" w:dyaOrig="620">
+          <v:shape id="_x0000_i1112" type="#_x0000_t75" style="width:11pt;height:31pt" o:ole="">
+            <v:imagedata r:id="rId170" o:title=""/>
+          </v:shape>
+          <o:OLEObject Type="Embed" ProgID="Equation.DSMT4" ShapeID="_x0000_i1112" DrawAspect="Content" ObjectID="_1835542594" r:id="rId171"/>
+        </w:object>
+      </w:r>
+    </w:p>
+    <w:p>
+      <w:r>
+        <w:t xml:space="preserve">Q10: </w:t>
+      </w:r>
+      <w:r>
+        <w:t xml:space="preserve">Define a relation R on the interval </w:t>
+      </w:r>
+      <w:r>
+        <w:rPr>
+          <w:position w:val="-28"/>
+        </w:rPr>
+        <w:object w:dxaOrig="700" w:dyaOrig="680">
+          <v:shape id="_x0000_i1113" type="#_x0000_t75" style="width:35pt;height:34pt" o:ole="">
+            <v:imagedata r:id="rId172" o:title=""/>
+          </v:shape>
+          <o:OLEObject Type="Embed" ProgID="Equation.DSMT4" ShapeID="_x0000_i1113" DrawAspect="Content" ObjectID="_1835542595" r:id="rId173"/>
+        </w:object>
+      </w:r>
+      <w:r>
+        <w:t xml:space="preserve">by </w:t>
+      </w:r>
+      <w:r>
+        <w:rPr>
+          <w:position w:val="-10"/>
+        </w:rPr>
+        <w:object w:dxaOrig="460" w:dyaOrig="320">
+          <v:shape id="_x0000_i1114" type="#_x0000_t75" style="width:23pt;height:16pt" o:ole="">
+            <v:imagedata r:id="rId174" o:title=""/>
+          </v:shape>
+          <o:OLEObject Type="Embed" ProgID="Equation.DSMT4" ShapeID="_x0000_i1114" DrawAspect="Content" ObjectID="_1835542596" r:id="rId175"/>
+        </w:object>
+      </w:r>
+      <w:r>
+        <w:t>if and only if</w:t>
+      </w:r>
+      <w:r>
+        <w:rPr>
+          <w:position w:val="-10"/>
+        </w:rPr>
+        <w:object w:dxaOrig="1740" w:dyaOrig="360">
+          <v:shape id="_x0000_i1115" type="#_x0000_t75" style="width:87pt;height:18pt" o:ole="">
+            <v:imagedata r:id="rId176" o:title=""/>
+          </v:shape>
+          <o:OLEObject Type="Embed" ProgID="Equation.DSMT4" ShapeID="_x0000_i1115" DrawAspect="Content" ObjectID="_1835542597" r:id="rId177"/>
+        </w:object>
+      </w:r>
+      <w:r>
+        <w:t xml:space="preserve">. Then R is: </w:t>
+      </w:r>
+    </w:p>
+    <w:p>
+      <w:pPr>
+        <w:pStyle w:val="ListParagraph"/>
+        <w:numPr>
+          <w:ilvl w:val="0"/>
+          <w:numId w:val="28"/>
+        </w:numPr>
+      </w:pPr>
+      <w:r>
+        <w:t>Both reflexive and symmetric but not transitive.</w:t>
+      </w:r>
+    </w:p>
+    <w:p>
+      <w:pPr>
+        <w:pStyle w:val="ListParagraph"/>
+        <w:numPr>
+          <w:ilvl w:val="0"/>
+          <w:numId w:val="28"/>
+        </w:numPr>
+      </w:pPr>
+      <w:r>
+        <w:t>Both reflexive and transitive but not symmetric.</w:t>
+      </w:r>
+    </w:p>
+    <w:p>
+      <w:pPr>
+        <w:pStyle w:val="ListParagraph"/>
+        <w:numPr>
+          <w:ilvl w:val="0"/>
+          <w:numId w:val="28"/>
+        </w:numPr>
+      </w:pPr>
+      <w:r>
+        <w:lastRenderedPageBreak/>
+        <w:t>Reflexive but neither symmetric but not transitive</w:t>
+      </w:r>
+    </w:p>
+    <w:p>
+      <w:pPr>
+        <w:pStyle w:val="ListParagraph"/>
+        <w:numPr>
+          <w:ilvl w:val="0"/>
+          <w:numId w:val="28"/>
+        </w:numPr>
+      </w:pPr>
+      <w:r>
+        <w:t>An equivalence relation</w:t>
+      </w:r>
+    </w:p>
+    <w:p>
+      <w:r>
+        <w:t>Q11.</w:t>
+      </w:r>
+      <w:r>
+        <w:t xml:space="preserve"> The relation </w:t>
+      </w:r>
+      <w:r>
+        <w:rPr>
+          <w:position w:val="-14"/>
+        </w:rPr>
+        <w:object w:dxaOrig="4580" w:dyaOrig="400">
+          <v:shape id="_x0000_i1116" type="#_x0000_t75" style="width:229pt;height:20pt" o:ole="">
+            <v:imagedata r:id="rId178" o:title=""/>
+          </v:shape>
+          <o:OLEObject Type="Embed" ProgID="Equation.DSMT4" ShapeID="_x0000_i1116" DrawAspect="Content" ObjectID="_1835542598" r:id="rId179"/>
+        </w:object>
+      </w:r>
+      <w:r>
+        <w:t>is:</w:t>
+      </w:r>
+    </w:p>
+    <w:p>
+      <w:pPr>
+        <w:pStyle w:val="ListParagraph"/>
+        <w:numPr>
+          <w:ilvl w:val="0"/>
+          <w:numId w:val="29"/>
+        </w:numPr>
+      </w:pPr>
+      <w:r>
+        <w:t>Reflexive and transitive but not symmetric</w:t>
+      </w:r>
+    </w:p>
+    <w:p>
+      <w:pPr>
+        <w:pStyle w:val="ListParagraph"/>
+        <w:numPr>
+          <w:ilvl w:val="0"/>
+          <w:numId w:val="29"/>
+        </w:numPr>
+      </w:pPr>
+      <w:r>
+        <w:t>Reflexive and symmetric but not transitive.</w:t>
+      </w:r>
+    </w:p>
+    <w:p>
+      <w:pPr>
+        <w:pStyle w:val="ListParagraph"/>
+        <w:numPr>
+          <w:ilvl w:val="0"/>
+          <w:numId w:val="29"/>
+        </w:numPr>
+      </w:pPr>
+      <w:r>
+        <w:t>An equivalence relation.</w:t>
+      </w:r>
+    </w:p>
+    <w:p>
+      <w:pPr>
+        <w:pStyle w:val="ListParagraph"/>
+        <w:numPr>
+          <w:ilvl w:val="0"/>
+          <w:numId w:val="29"/>
+        </w:numPr>
+      </w:pPr>
+      <w:r>
+        <w:t>Symmetric and transitive but not reflexive.</w:t>
+      </w:r>
+    </w:p>
+    <w:p>
+      <w:r>
+        <w:t xml:space="preserve">Q12: </w:t>
+      </w:r>
+      <w:r>
+        <w:t xml:space="preserve"> Let </w:t>
+      </w:r>
+      <w:r>
+        <w:rPr>
+          <w:position w:val="-30"/>
+        </w:rPr>
+        <w:object w:dxaOrig="5440" w:dyaOrig="720">
+          <v:shape id="_x0000_i1117" type="#_x0000_t75" style="width:272pt;height:36pt" o:ole="">
+            <v:imagedata r:id="rId180" o:title=""/>
+          </v:shape>
+          <o:OLEObject Type="Embed" ProgID="Equation.DSMT4" ShapeID="_x0000_i1117" DrawAspect="Content" ObjectID="_1835542599" r:id="rId181"/>
+        </w:object>
+      </w:r>
+      <w:r>
+        <w:t xml:space="preserve"> and </w:t>
+      </w:r>
+      <w:r>
+        <w:rPr>
+          <w:position w:val="-20"/>
+        </w:rPr>
+        <w:object w:dxaOrig="4239" w:dyaOrig="520">
+          <v:shape id="_x0000_i1118" type="#_x0000_t75" style="width:212pt;height:26pt" o:ole="">
+            <v:imagedata r:id="rId182" o:title=""/>
+          </v:shape>
+          <o:OLEObject Type="Embed" ProgID="Equation.DSMT4" ShapeID="_x0000_i1118" DrawAspect="Content" ObjectID="_1835542600" r:id="rId183"/>
+        </w:object>
+      </w:r>
+      <w:r>
+        <w:t xml:space="preserve"> </w:t>
+      </w:r>
+      <w:proofErr w:type="gramStart"/>
+      <w:r>
+        <w:t>Then</w:t>
+      </w:r>
+      <w:proofErr w:type="gramEnd"/>
+      <w:r>
+        <w:t xml:space="preserve"> </w:t>
+      </w:r>
+      <w:r>
+        <w:rPr>
+          <w:position w:val="-10"/>
+        </w:rPr>
+        <w:object w:dxaOrig="940" w:dyaOrig="320">
+          <v:shape id="_x0000_i1119" type="#_x0000_t75" style="width:47pt;height:16pt" o:ole="">
+            <v:imagedata r:id="rId184" o:title=""/>
+          </v:shape>
+          <o:OLEObject Type="Embed" ProgID="Equation.DSMT4" ShapeID="_x0000_i1119" DrawAspect="Content" ObjectID="_1835542601" r:id="rId185"/>
+        </w:object>
+      </w:r>
+      <w:r>
+        <w:t>is equal to</w:t>
+      </w:r>
+    </w:p>
+    <w:p>
+      <w:pPr>
+        <w:pStyle w:val="ListParagraph"/>
+        <w:numPr>
+          <w:ilvl w:val="0"/>
+          <w:numId w:val="30"/>
+        </w:numPr>
+      </w:pPr>
+      <w:r>
+        <w:t>4</w:t>
+      </w:r>
+      <w:r>
+        <w:tab/>
+      </w:r>
+      <w:r>
+        <w:tab/>
+      </w:r>
+      <w:r>
+        <w:tab/>
+      </w:r>
+      <w:r>
+        <w:tab/>
+      </w:r>
+      <w:r>
+        <w:tab/>
+        <w:t>(b) 8</w:t>
+      </w:r>
+    </w:p>
+    <w:p>
+      <w:r>
+        <w:t xml:space="preserve">       (c)  6</w:t>
+      </w:r>
+      <w:r>
+        <w:tab/>
+      </w:r>
+      <w:r>
+        <w:tab/>
+      </w:r>
+      <w:r>
+        <w:tab/>
+      </w:r>
+      <w:r>
+        <w:tab/>
+      </w:r>
+      <w:r>
+        <w:tab/>
+        <w:t>(d) 2</w:t>
+      </w:r>
+    </w:p>
+    <w:p>
+      <w:r>
+        <w:t xml:space="preserve">13: </w:t>
+      </w:r>
+      <w:proofErr w:type="gramStart"/>
+      <w:r>
+        <w:t xml:space="preserve">Let </w:t>
+      </w:r>
+      <w:proofErr w:type="gramEnd"/>
+      <w:r>
+        <w:rPr>
+          <w:position w:val="-4"/>
+        </w:rPr>
+        <w:object w:dxaOrig="1060" w:dyaOrig="260">
+          <v:shape id="_x0000_i1120" type="#_x0000_t75" style="width:53pt;height:13pt" o:ole="">
+            <v:imagedata r:id="rId186" o:title=""/>
+          </v:shape>
+          <o:OLEObject Type="Embed" ProgID="Equation.DSMT4" ShapeID="_x0000_i1120" DrawAspect="Content" ObjectID="_1835542602" r:id="rId187"/>
+        </w:object>
+      </w:r>
+      <w:r>
+        <w:t>. Define a relation R on X as</w:t>
+      </w:r>
+      <w:r>
+        <w:t xml:space="preserve">: </w:t>
+      </w:r>
+      <w:r>
+        <w:rPr>
+          <w:position w:val="-14"/>
+        </w:rPr>
+        <w:object w:dxaOrig="2560" w:dyaOrig="400">
+          <v:shape id="_x0000_i1121" type="#_x0000_t75" style="width:128pt;height:20pt" o:ole="">
+            <v:imagedata r:id="rId188" o:title=""/>
+          </v:shape>
+          <o:OLEObject Type="Embed" ProgID="Equation.DSMT4" ShapeID="_x0000_i1121" DrawAspect="Content" ObjectID="_1835542603" r:id="rId189"/>
+        </w:object>
+      </w:r>
+      <w:r>
+        <w:t xml:space="preserve"> </w:t>
+      </w:r>
+    </w:p>
+    <w:p>
+      <w:r>
+        <w:t xml:space="preserve">Statement I: </w:t>
+      </w:r>
+      <w:r>
+        <w:t>R is an equivalence relation.</w:t>
+      </w:r>
+    </w:p>
+    <w:p>
+      <w:r>
+        <w:t xml:space="preserve">Statement II: </w:t>
+      </w:r>
+      <w:r>
+        <w:t xml:space="preserve">For some </w:t>
+      </w:r>
+      <w:r>
+        <w:rPr>
+          <w:position w:val="-10"/>
+        </w:rPr>
+        <w:object w:dxaOrig="999" w:dyaOrig="320">
+          <v:shape id="_x0000_i1193" type="#_x0000_t75" style="width:50pt;height:16pt" o:ole="">
+            <v:imagedata r:id="rId190" o:title=""/>
+          </v:shape>
+          <o:OLEObject Type="Embed" ProgID="Equation.DSMT4" ShapeID="_x0000_i1193" DrawAspect="Content" ObjectID="_1835542604" r:id="rId191"/>
+        </w:object>
+      </w:r>
     </w:p>
     <w:p>
       <w:pPr>
@@ -3450,7 +4245,7 @@
       </w:pPr>
       <w:r>
         <w:pict>
-          <v:shape id="_x0000_i1155" type="#_x0000_t136" style="width:42pt;height:22.5pt">
+          <v:shape id="_x0000_i1122" type="#_x0000_t136" style="width:42pt;height:22.5pt">
             <v:shadow color="#868686"/>
             <v:textpath style="font-family:&quot;Arial Black&quot;;font-size:16pt;v-text-kern:t" trim="t" fitpath="t" string="2020"/>
           </v:shape>
@@ -3480,10 +4275,10 @@
           <w:position w:val="-10"/>
         </w:rPr>
         <w:object w:dxaOrig="1240" w:dyaOrig="320">
-          <v:shape id="_x0000_i1088" type="#_x0000_t75" style="width:62pt;height:15.5pt" o:ole="">
-            <v:imagedata r:id="rId136" o:title=""/>
-          </v:shape>
-          <o:OLEObject Type="Embed" ProgID="Equation.DSMT4" ShapeID="_x0000_i1088" DrawAspect="Content" ObjectID="_1834942605" r:id="rId137"/>
+          <v:shape id="_x0000_i1123" type="#_x0000_t75" style="width:62pt;height:15.5pt" o:ole="">
+            <v:imagedata r:id="rId192" o:title=""/>
+          </v:shape>
+          <o:OLEObject Type="Embed" ProgID="Equation.DSMT4" ShapeID="_x0000_i1123" DrawAspect="Content" ObjectID="_1835542605" r:id="rId193"/>
         </w:object>
       </w:r>
       <w:r>
@@ -3494,10 +4289,10 @@
           <w:position w:val="-10"/>
         </w:rPr>
         <w:object w:dxaOrig="2340" w:dyaOrig="360">
-          <v:shape id="_x0000_i1089" type="#_x0000_t75" style="width:117pt;height:18pt" o:ole="">
-            <v:imagedata r:id="rId138" o:title=""/>
-          </v:shape>
-          <o:OLEObject Type="Embed" ProgID="Equation.DSMT4" ShapeID="_x0000_i1089" DrawAspect="Content" ObjectID="_1834942606" r:id="rId139"/>
+          <v:shape id="_x0000_i1124" type="#_x0000_t75" style="width:117pt;height:18pt" o:ole="">
+            <v:imagedata r:id="rId194" o:title=""/>
+          </v:shape>
+          <o:OLEObject Type="Embed" ProgID="Equation.DSMT4" ShapeID="_x0000_i1124" DrawAspect="Content" ObjectID="_1835542606" r:id="rId195"/>
         </w:object>
       </w:r>
       <w:r>
@@ -3508,10 +4303,10 @@
           <w:position w:val="-10"/>
         </w:rPr>
         <w:object w:dxaOrig="1100" w:dyaOrig="320">
-          <v:shape id="_x0000_i1090" type="#_x0000_t75" style="width:54.5pt;height:15.5pt" o:ole="">
-            <v:imagedata r:id="rId140" o:title=""/>
-          </v:shape>
-          <o:OLEObject Type="Embed" ProgID="Equation.DSMT4" ShapeID="_x0000_i1090" DrawAspect="Content" ObjectID="_1834942607" r:id="rId141"/>
+          <v:shape id="_x0000_i1125" type="#_x0000_t75" style="width:54.5pt;height:15.5pt" o:ole="">
+            <v:imagedata r:id="rId196" o:title=""/>
+          </v:shape>
+          <o:OLEObject Type="Embed" ProgID="Equation.DSMT4" ShapeID="_x0000_i1125" DrawAspect="Content" ObjectID="_1835542607" r:id="rId197"/>
         </w:object>
       </w:r>
       <w:r>
@@ -3531,10 +4326,10 @@
           <w:position w:val="-10"/>
         </w:rPr>
         <w:object w:dxaOrig="2480" w:dyaOrig="320">
-          <v:shape id="_x0000_i1091" type="#_x0000_t75" style="width:124pt;height:15.5pt" o:ole="">
-            <v:imagedata r:id="rId142" o:title=""/>
-          </v:shape>
-          <o:OLEObject Type="Embed" ProgID="Equation.DSMT4" ShapeID="_x0000_i1091" DrawAspect="Content" ObjectID="_1834942608" r:id="rId143"/>
+          <v:shape id="_x0000_i1126" type="#_x0000_t75" style="width:124pt;height:15.5pt" o:ole="">
+            <v:imagedata r:id="rId198" o:title=""/>
+          </v:shape>
+          <o:OLEObject Type="Embed" ProgID="Equation.DSMT4" ShapeID="_x0000_i1126" DrawAspect="Content" ObjectID="_1835542608" r:id="rId199"/>
         </w:object>
       </w:r>
       <w:r>
@@ -3552,10 +4347,10 @@
           <w:position w:val="-10"/>
         </w:rPr>
         <w:object w:dxaOrig="1300" w:dyaOrig="320">
-          <v:shape id="_x0000_i1092" type="#_x0000_t75" style="width:65.5pt;height:15.5pt" o:ole="">
-            <v:imagedata r:id="rId144" o:title=""/>
-          </v:shape>
-          <o:OLEObject Type="Embed" ProgID="Equation.DSMT4" ShapeID="_x0000_i1092" DrawAspect="Content" ObjectID="_1834942609" r:id="rId145"/>
+          <v:shape id="_x0000_i1127" type="#_x0000_t75" style="width:65.5pt;height:15.5pt" o:ole="">
+            <v:imagedata r:id="rId200" o:title=""/>
+          </v:shape>
+          <o:OLEObject Type="Embed" ProgID="Equation.DSMT4" ShapeID="_x0000_i1127" DrawAspect="Content" ObjectID="_1835542609" r:id="rId201"/>
         </w:object>
       </w:r>
     </w:p>
@@ -3571,10 +4366,10 @@
           <w:position w:val="-10"/>
         </w:rPr>
         <w:object w:dxaOrig="1460" w:dyaOrig="320">
-          <v:shape id="_x0000_i1093" type="#_x0000_t75" style="width:73pt;height:15.5pt" o:ole="">
-            <v:imagedata r:id="rId146" o:title=""/>
-          </v:shape>
-          <o:OLEObject Type="Embed" ProgID="Equation.DSMT4" ShapeID="_x0000_i1093" DrawAspect="Content" ObjectID="_1834942610" r:id="rId147"/>
+          <v:shape id="_x0000_i1128" type="#_x0000_t75" style="width:73pt;height:15.5pt" o:ole="">
+            <v:imagedata r:id="rId202" o:title=""/>
+          </v:shape>
+          <o:OLEObject Type="Embed" ProgID="Equation.DSMT4" ShapeID="_x0000_i1128" DrawAspect="Content" ObjectID="_1835542610" r:id="rId203"/>
         </w:object>
       </w:r>
       <w:r>
@@ -3603,10 +4398,10 @@
           <w:position w:val="-4"/>
         </w:rPr>
         <w:object w:dxaOrig="1080" w:dyaOrig="260">
-          <v:shape id="_x0000_i1094" type="#_x0000_t75" style="width:54pt;height:13pt" o:ole="">
-            <v:imagedata r:id="rId148" o:title=""/>
-          </v:shape>
-          <o:OLEObject Type="Embed" ProgID="Equation.DSMT4" ShapeID="_x0000_i1094" DrawAspect="Content" ObjectID="_1834942611" r:id="rId149"/>
+          <v:shape id="_x0000_i1129" type="#_x0000_t75" style="width:54pt;height:13pt" o:ole="">
+            <v:imagedata r:id="rId204" o:title=""/>
+          </v:shape>
+          <o:OLEObject Type="Embed" ProgID="Equation.DSMT4" ShapeID="_x0000_i1129" DrawAspect="Content" ObjectID="_1835542611" r:id="rId205"/>
         </w:object>
       </w:r>
     </w:p>
@@ -3627,10 +4422,10 @@
           <w:position w:val="-28"/>
         </w:rPr>
         <w:object w:dxaOrig="1600" w:dyaOrig="680">
-          <v:shape id="_x0000_i1095" type="#_x0000_t75" style="width:80pt;height:34pt" o:ole="">
-            <v:imagedata r:id="rId150" o:title=""/>
-          </v:shape>
-          <o:OLEObject Type="Embed" ProgID="Equation.DSMT4" ShapeID="_x0000_i1095" DrawAspect="Content" ObjectID="_1834942612" r:id="rId151"/>
+          <v:shape id="_x0000_i1130" type="#_x0000_t75" style="width:80pt;height:34pt" o:ole="">
+            <v:imagedata r:id="rId206" o:title=""/>
+          </v:shape>
+          <o:OLEObject Type="Embed" ProgID="Equation.DSMT4" ShapeID="_x0000_i1130" DrawAspect="Content" ObjectID="_1835542612" r:id="rId207"/>
         </w:object>
       </w:r>
       <w:r>
@@ -3641,10 +4436,10 @@
           <w:position w:val="-12"/>
         </w:rPr>
         <w:object w:dxaOrig="300" w:dyaOrig="360">
-          <v:shape id="_x0000_i1096" type="#_x0000_t75" style="width:15pt;height:18pt" o:ole="">
-            <v:imagedata r:id="rId152" o:title=""/>
-          </v:shape>
-          <o:OLEObject Type="Embed" ProgID="Equation.DSMT4" ShapeID="_x0000_i1096" DrawAspect="Content" ObjectID="_1834942613" r:id="rId153"/>
+          <v:shape id="_x0000_i1131" type="#_x0000_t75" style="width:15pt;height:18pt" o:ole="">
+            <v:imagedata r:id="rId208" o:title=""/>
+          </v:shape>
+          <o:OLEObject Type="Embed" ProgID="Equation.DSMT4" ShapeID="_x0000_i1131" DrawAspect="Content" ObjectID="_1835542613" r:id="rId209"/>
         </w:object>
       </w:r>
       <w:r>
@@ -3655,10 +4450,10 @@
           <w:position w:val="-12"/>
         </w:rPr>
         <w:object w:dxaOrig="220" w:dyaOrig="360">
-          <v:shape id="_x0000_i1097" type="#_x0000_t75" style="width:11.5pt;height:18pt" o:ole="">
-            <v:imagedata r:id="rId154" o:title=""/>
-          </v:shape>
-          <o:OLEObject Type="Embed" ProgID="Equation.DSMT4" ShapeID="_x0000_i1097" DrawAspect="Content" ObjectID="_1834942614" r:id="rId155"/>
+          <v:shape id="_x0000_i1132" type="#_x0000_t75" style="width:11.5pt;height:18pt" o:ole="">
+            <v:imagedata r:id="rId210" o:title=""/>
+          </v:shape>
+          <o:OLEObject Type="Embed" ProgID="Equation.DSMT4" ShapeID="_x0000_i1132" DrawAspect="Content" ObjectID="_1835542614" r:id="rId211"/>
         </w:object>
       </w:r>
       <w:r>
@@ -3677,10 +4472,10 @@
           <w:position w:val="-12"/>
         </w:rPr>
         <w:object w:dxaOrig="300" w:dyaOrig="360">
-          <v:shape id="_x0000_i1098" type="#_x0000_t75" style="width:15pt;height:18pt" o:ole="">
-            <v:imagedata r:id="rId152" o:title=""/>
-          </v:shape>
-          <o:OLEObject Type="Embed" ProgID="Equation.DSMT4" ShapeID="_x0000_i1098" DrawAspect="Content" ObjectID="_1834942615" r:id="rId156"/>
+          <v:shape id="_x0000_i1133" type="#_x0000_t75" style="width:15pt;height:18pt" o:ole="">
+            <v:imagedata r:id="rId208" o:title=""/>
+          </v:shape>
+          <o:OLEObject Type="Embed" ProgID="Equation.DSMT4" ShapeID="_x0000_i1133" DrawAspect="Content" ObjectID="_1835542615" r:id="rId212"/>
         </w:object>
       </w:r>
       <w:r>
@@ -3691,10 +4486,10 @@
           <w:position w:val="-12"/>
         </w:rPr>
         <w:object w:dxaOrig="220" w:dyaOrig="360">
-          <v:shape id="_x0000_i1099" type="#_x0000_t75" style="width:11.5pt;height:18pt" o:ole="">
-            <v:imagedata r:id="rId157" o:title=""/>
-          </v:shape>
-          <o:OLEObject Type="Embed" ProgID="Equation.DSMT4" ShapeID="_x0000_i1099" DrawAspect="Content" ObjectID="_1834942616" r:id="rId158"/>
+          <v:shape id="_x0000_i1134" type="#_x0000_t75" style="width:11.5pt;height:18pt" o:ole="">
+            <v:imagedata r:id="rId213" o:title=""/>
+          </v:shape>
+          <o:OLEObject Type="Embed" ProgID="Equation.DSMT4" ShapeID="_x0000_i1134" DrawAspect="Content" ObjectID="_1835542616" r:id="rId214"/>
         </w:object>
       </w:r>
       <w:r>
@@ -3759,6 +4554,7 @@
     <w:p>
       <w:proofErr w:type="gramStart"/>
       <w:r>
+        <w:lastRenderedPageBreak/>
         <w:t>Q3 :</w:t>
       </w:r>
       <w:proofErr w:type="gramEnd"/>
@@ -3855,10 +4651,10 @@
           <w:position w:val="-14"/>
         </w:rPr>
         <w:object w:dxaOrig="1460" w:dyaOrig="400">
-          <v:shape id="_x0000_i1100" type="#_x0000_t75" style="width:73pt;height:20.5pt" o:ole="">
-            <v:imagedata r:id="rId159" o:title=""/>
-          </v:shape>
-          <o:OLEObject Type="Embed" ProgID="Equation.DSMT4" ShapeID="_x0000_i1100" DrawAspect="Content" ObjectID="_1834942617" r:id="rId160"/>
+          <v:shape id="_x0000_i1135" type="#_x0000_t75" style="width:73pt;height:20.5pt" o:ole="">
+            <v:imagedata r:id="rId215" o:title=""/>
+          </v:shape>
+          <o:OLEObject Type="Embed" ProgID="Equation.DSMT4" ShapeID="_x0000_i1135" DrawAspect="Content" ObjectID="_1835542617" r:id="rId216"/>
         </w:object>
       </w:r>
       <w:r>
@@ -3869,10 +4665,10 @@
           <w:position w:val="-14"/>
         </w:rPr>
         <w:object w:dxaOrig="1740" w:dyaOrig="400">
-          <v:shape id="_x0000_i1101" type="#_x0000_t75" style="width:87pt;height:20.5pt" o:ole="">
-            <v:imagedata r:id="rId161" o:title=""/>
-          </v:shape>
-          <o:OLEObject Type="Embed" ProgID="Equation.DSMT4" ShapeID="_x0000_i1101" DrawAspect="Content" ObjectID="_1834942618" r:id="rId162"/>
+          <v:shape id="_x0000_i1136" type="#_x0000_t75" style="width:87pt;height:20.5pt" o:ole="">
+            <v:imagedata r:id="rId217" o:title=""/>
+          </v:shape>
+          <o:OLEObject Type="Embed" ProgID="Equation.DSMT4" ShapeID="_x0000_i1136" DrawAspect="Content" ObjectID="_1835542618" r:id="rId218"/>
         </w:object>
       </w:r>
       <w:r>
@@ -3885,10 +4681,10 @@
           <w:position w:val="-4"/>
         </w:rPr>
         <w:object w:dxaOrig="180" w:dyaOrig="279">
-          <v:shape id="_x0000_i1102" type="#_x0000_t75" style="width:9pt;height:14.5pt" o:ole="">
-            <v:imagedata r:id="rId163" o:title=""/>
-          </v:shape>
-          <o:OLEObject Type="Embed" ProgID="Equation.DSMT4" ShapeID="_x0000_i1102" DrawAspect="Content" ObjectID="_1834942619" r:id="rId164"/>
+          <v:shape id="_x0000_i1137" type="#_x0000_t75" style="width:9pt;height:14.5pt" o:ole="">
+            <v:imagedata r:id="rId219" o:title=""/>
+          </v:shape>
+          <o:OLEObject Type="Embed" ProgID="Equation.DSMT4" ShapeID="_x0000_i1137" DrawAspect="Content" ObjectID="_1835542619" r:id="rId220"/>
         </w:object>
       </w:r>
       <w:r>
@@ -3899,10 +4695,10 @@
           <w:position w:val="-14"/>
         </w:rPr>
         <w:object w:dxaOrig="1620" w:dyaOrig="400">
-          <v:shape id="_x0000_i1103" type="#_x0000_t75" style="width:81pt;height:20.5pt" o:ole="">
-            <v:imagedata r:id="rId165" o:title=""/>
-          </v:shape>
-          <o:OLEObject Type="Embed" ProgID="Equation.DSMT4" ShapeID="_x0000_i1103" DrawAspect="Content" ObjectID="_1834942620" r:id="rId166"/>
+          <v:shape id="_x0000_i1138" type="#_x0000_t75" style="width:81pt;height:20.5pt" o:ole="">
+            <v:imagedata r:id="rId221" o:title=""/>
+          </v:shape>
+          <o:OLEObject Type="Embed" ProgID="Equation.DSMT4" ShapeID="_x0000_i1138" DrawAspect="Content" ObjectID="_1835542620" r:id="rId222"/>
         </w:object>
       </w:r>
       <w:r>
@@ -3931,10 +4727,10 @@
           <w:position w:val="-10"/>
         </w:rPr>
         <w:object w:dxaOrig="1760" w:dyaOrig="320">
-          <v:shape id="_x0000_i1104" type="#_x0000_t75" style="width:87.5pt;height:15.5pt" o:ole="">
-            <v:imagedata r:id="rId167" o:title=""/>
-          </v:shape>
-          <o:OLEObject Type="Embed" ProgID="Equation.DSMT4" ShapeID="_x0000_i1104" DrawAspect="Content" ObjectID="_1834942621" r:id="rId168"/>
+          <v:shape id="_x0000_i1139" type="#_x0000_t75" style="width:87.5pt;height:15.5pt" o:ole="">
+            <v:imagedata r:id="rId223" o:title=""/>
+          </v:shape>
+          <o:OLEObject Type="Embed" ProgID="Equation.DSMT4" ShapeID="_x0000_i1139" DrawAspect="Content" ObjectID="_1835542621" r:id="rId224"/>
         </w:object>
       </w:r>
     </w:p>
@@ -3947,10 +4743,10 @@
           <w:position w:val="-14"/>
         </w:rPr>
         <w:object w:dxaOrig="1440" w:dyaOrig="400">
-          <v:shape id="_x0000_i1105" type="#_x0000_t75" style="width:1in;height:20.5pt" o:ole="">
-            <v:imagedata r:id="rId169" o:title=""/>
-          </v:shape>
-          <o:OLEObject Type="Embed" ProgID="Equation.DSMT4" ShapeID="_x0000_i1105" DrawAspect="Content" ObjectID="_1834942622" r:id="rId170"/>
+          <v:shape id="_x0000_i1140" type="#_x0000_t75" style="width:1in;height:20.5pt" o:ole="">
+            <v:imagedata r:id="rId225" o:title=""/>
+          </v:shape>
+          <o:OLEObject Type="Embed" ProgID="Equation.DSMT4" ShapeID="_x0000_i1140" DrawAspect="Content" ObjectID="_1835542622" r:id="rId226"/>
         </w:object>
       </w:r>
       <w:r>
@@ -3979,17 +4775,16 @@
           <w:position w:val="-14"/>
         </w:rPr>
         <w:object w:dxaOrig="1860" w:dyaOrig="400">
-          <v:shape id="_x0000_i1106" type="#_x0000_t75" style="width:93pt;height:20.5pt" o:ole="">
-            <v:imagedata r:id="rId171" o:title=""/>
-          </v:shape>
-          <o:OLEObject Type="Embed" ProgID="Equation.DSMT4" ShapeID="_x0000_i1106" DrawAspect="Content" ObjectID="_1834942623" r:id="rId172"/>
+          <v:shape id="_x0000_i1141" type="#_x0000_t75" style="width:93pt;height:20.5pt" o:ole="">
+            <v:imagedata r:id="rId227" o:title=""/>
+          </v:shape>
+          <o:OLEObject Type="Embed" ProgID="Equation.DSMT4" ShapeID="_x0000_i1141" DrawAspect="Content" ObjectID="_1835542623" r:id="rId228"/>
         </w:object>
       </w:r>
     </w:p>
     <w:p/>
     <w:p>
       <w:r>
-        <w:lastRenderedPageBreak/>
         <w:tab/>
       </w:r>
       <w:r>
@@ -4024,7 +4819,7 @@
       </w:r>
       <w:r>
         <w:pict>
-          <v:shape id="_x0000_i1156" type="#_x0000_t136" style="width:42pt;height:22.5pt">
+          <v:shape id="_x0000_i1142" type="#_x0000_t136" style="width:42pt;height:22.5pt">
             <v:shadow color="#868686"/>
             <v:textpath style="font-family:&quot;Arial Black&quot;;font-size:16pt;v-text-kern:t" trim="t" fitpath="t" string="2019"/>
           </v:shape>
@@ -4045,10 +4840,10 @@
           <w:position w:val="-10"/>
         </w:rPr>
         <w:object w:dxaOrig="1480" w:dyaOrig="320">
-          <v:shape id="_x0000_i1107" type="#_x0000_t75" style="width:74pt;height:15.5pt" o:ole="">
-            <v:imagedata r:id="rId173" o:title=""/>
-          </v:shape>
-          <o:OLEObject Type="Embed" ProgID="Equation.DSMT4" ShapeID="_x0000_i1107" DrawAspect="Content" ObjectID="_1834942624" r:id="rId174"/>
+          <v:shape id="_x0000_i1143" type="#_x0000_t75" style="width:74pt;height:15.5pt" o:ole="">
+            <v:imagedata r:id="rId229" o:title=""/>
+          </v:shape>
+          <o:OLEObject Type="Embed" ProgID="Equation.DSMT4" ShapeID="_x0000_i1143" DrawAspect="Content" ObjectID="_1835542624" r:id="rId230"/>
         </w:object>
       </w:r>
       <w:r>
@@ -4063,7 +4858,7 @@
         <w:pStyle w:val="ListParagraph"/>
         <w:numPr>
           <w:ilvl w:val="0"/>
-          <w:numId w:val="7"/>
+          <w:numId w:val="4"/>
         </w:numPr>
       </w:pPr>
       <w:r>
@@ -4074,10 +4869,10 @@
           <w:position w:val="-14"/>
         </w:rPr>
         <w:object w:dxaOrig="1300" w:dyaOrig="400">
-          <v:shape id="_x0000_i1108" type="#_x0000_t75" style="width:65.5pt;height:20.5pt" o:ole="">
-            <v:imagedata r:id="rId175" o:title=""/>
-          </v:shape>
-          <o:OLEObject Type="Embed" ProgID="Equation.DSMT4" ShapeID="_x0000_i1108" DrawAspect="Content" ObjectID="_1834942625" r:id="rId176"/>
+          <v:shape id="_x0000_i1144" type="#_x0000_t75" style="width:65.5pt;height:20.5pt" o:ole="">
+            <v:imagedata r:id="rId231" o:title=""/>
+          </v:shape>
+          <o:OLEObject Type="Embed" ProgID="Equation.DSMT4" ShapeID="_x0000_i1144" DrawAspect="Content" ObjectID="_1835542625" r:id="rId232"/>
         </w:object>
       </w:r>
       <w:r>
@@ -4088,10 +4883,10 @@
           <w:position w:val="-8"/>
         </w:rPr>
         <w:object w:dxaOrig="680" w:dyaOrig="300">
-          <v:shape id="_x0000_i1109" type="#_x0000_t75" style="width:34pt;height:15pt" o:ole="">
-            <v:imagedata r:id="rId177" o:title=""/>
-          </v:shape>
-          <o:OLEObject Type="Embed" ProgID="Equation.DSMT4" ShapeID="_x0000_i1109" DrawAspect="Content" ObjectID="_1834942626" r:id="rId178"/>
+          <v:shape id="_x0000_i1145" type="#_x0000_t75" style="width:34pt;height:15pt" o:ole="">
+            <v:imagedata r:id="rId233" o:title=""/>
+          </v:shape>
+          <o:OLEObject Type="Embed" ProgID="Equation.DSMT4" ShapeID="_x0000_i1145" DrawAspect="Content" ObjectID="_1835542626" r:id="rId234"/>
         </w:object>
       </w:r>
       <w:r>
@@ -4106,10 +4901,10 @@
           <w:position w:val="-4"/>
         </w:rPr>
         <w:object w:dxaOrig="180" w:dyaOrig="279">
-          <v:shape id="_x0000_i1110" type="#_x0000_t75" style="width:9pt;height:14.5pt" o:ole="">
-            <v:imagedata r:id="rId163" o:title=""/>
-          </v:shape>
-          <o:OLEObject Type="Embed" ProgID="Equation.DSMT4" ShapeID="_x0000_i1110" DrawAspect="Content" ObjectID="_1834942627" r:id="rId179"/>
+          <v:shape id="_x0000_i1146" type="#_x0000_t75" style="width:9pt;height:14.5pt" o:ole="">
+            <v:imagedata r:id="rId219" o:title=""/>
+          </v:shape>
+          <o:OLEObject Type="Embed" ProgID="Equation.DSMT4" ShapeID="_x0000_i1146" DrawAspect="Content" ObjectID="_1835542627" r:id="rId235"/>
         </w:object>
       </w:r>
       <w:r>
@@ -4120,10 +4915,10 @@
           <w:position w:val="-14"/>
         </w:rPr>
         <w:object w:dxaOrig="1240" w:dyaOrig="400">
-          <v:shape id="_x0000_i1111" type="#_x0000_t75" style="width:62pt;height:20.5pt" o:ole="">
-            <v:imagedata r:id="rId180" o:title=""/>
-          </v:shape>
-          <o:OLEObject Type="Embed" ProgID="Equation.DSMT4" ShapeID="_x0000_i1111" DrawAspect="Content" ObjectID="_1834942628" r:id="rId181"/>
+          <v:shape id="_x0000_i1147" type="#_x0000_t75" style="width:62pt;height:20.5pt" o:ole="">
+            <v:imagedata r:id="rId236" o:title=""/>
+          </v:shape>
+          <o:OLEObject Type="Embed" ProgID="Equation.DSMT4" ShapeID="_x0000_i1147" DrawAspect="Content" ObjectID="_1835542628" r:id="rId237"/>
         </w:object>
       </w:r>
       <w:r>
@@ -4134,10 +4929,10 @@
           <w:position w:val="-8"/>
         </w:rPr>
         <w:object w:dxaOrig="680" w:dyaOrig="300">
-          <v:shape id="_x0000_i1112" type="#_x0000_t75" style="width:34pt;height:15pt" o:ole="">
-            <v:imagedata r:id="rId182" o:title=""/>
-          </v:shape>
-          <o:OLEObject Type="Embed" ProgID="Equation.DSMT4" ShapeID="_x0000_i1112" DrawAspect="Content" ObjectID="_1834942629" r:id="rId183"/>
+          <v:shape id="_x0000_i1148" type="#_x0000_t75" style="width:34pt;height:15pt" o:ole="">
+            <v:imagedata r:id="rId238" o:title=""/>
+          </v:shape>
+          <o:OLEObject Type="Embed" ProgID="Equation.DSMT4" ShapeID="_x0000_i1148" DrawAspect="Content" ObjectID="_1835542629" r:id="rId239"/>
         </w:object>
       </w:r>
     </w:p>
@@ -4153,10 +4948,10 @@
           <w:position w:val="-14"/>
         </w:rPr>
         <w:object w:dxaOrig="2280" w:dyaOrig="400">
-          <v:shape id="_x0000_i1113" type="#_x0000_t75" style="width:114pt;height:20.5pt" o:ole="">
-            <v:imagedata r:id="rId184" o:title=""/>
-          </v:shape>
-          <o:OLEObject Type="Embed" ProgID="Equation.DSMT4" ShapeID="_x0000_i1113" DrawAspect="Content" ObjectID="_1834942630" r:id="rId185"/>
+          <v:shape id="_x0000_i1149" type="#_x0000_t75" style="width:114pt;height:20.5pt" o:ole="">
+            <v:imagedata r:id="rId240" o:title=""/>
+          </v:shape>
+          <o:OLEObject Type="Embed" ProgID="Equation.DSMT4" ShapeID="_x0000_i1149" DrawAspect="Content" ObjectID="_1835542630" r:id="rId241"/>
         </w:object>
       </w:r>
       <w:r>
@@ -4182,10 +4977,10 @@
           <w:position w:val="-10"/>
         </w:rPr>
         <w:object w:dxaOrig="1040" w:dyaOrig="320">
-          <v:shape id="_x0000_i1114" type="#_x0000_t75" style="width:51.5pt;height:15.5pt" o:ole="">
-            <v:imagedata r:id="rId186" o:title=""/>
-          </v:shape>
-          <o:OLEObject Type="Embed" ProgID="Equation.DSMT4" ShapeID="_x0000_i1114" DrawAspect="Content" ObjectID="_1834942631" r:id="rId187"/>
+          <v:shape id="_x0000_i1150" type="#_x0000_t75" style="width:51.5pt;height:15.5pt" o:ole="">
+            <v:imagedata r:id="rId242" o:title=""/>
+          </v:shape>
+          <o:OLEObject Type="Embed" ProgID="Equation.DSMT4" ShapeID="_x0000_i1150" DrawAspect="Content" ObjectID="_1835542631" r:id="rId243"/>
         </w:object>
       </w:r>
     </w:p>
@@ -4201,10 +4996,10 @@
           <w:position w:val="-10"/>
         </w:rPr>
         <w:object w:dxaOrig="2020" w:dyaOrig="320">
-          <v:shape id="_x0000_i1115" type="#_x0000_t75" style="width:101pt;height:15.5pt" o:ole="">
-            <v:imagedata r:id="rId188" o:title=""/>
-          </v:shape>
-          <o:OLEObject Type="Embed" ProgID="Equation.DSMT4" ShapeID="_x0000_i1115" DrawAspect="Content" ObjectID="_1834942632" r:id="rId189"/>
+          <v:shape id="_x0000_i1151" type="#_x0000_t75" style="width:101pt;height:15.5pt" o:ole="">
+            <v:imagedata r:id="rId244" o:title=""/>
+          </v:shape>
+          <o:OLEObject Type="Embed" ProgID="Equation.DSMT4" ShapeID="_x0000_i1151" DrawAspect="Content" ObjectID="_1835542632" r:id="rId245"/>
         </w:object>
       </w:r>
       <w:r>
@@ -4221,7 +5016,7 @@
         <w:pStyle w:val="ListParagraph"/>
         <w:numPr>
           <w:ilvl w:val="0"/>
-          <w:numId w:val="8"/>
+          <w:numId w:val="5"/>
         </w:numPr>
       </w:pPr>
       <w:r>
@@ -4229,10 +5024,10 @@
           <w:position w:val="-4"/>
         </w:rPr>
         <w:object w:dxaOrig="700" w:dyaOrig="300">
-          <v:shape id="_x0000_i1116" type="#_x0000_t75" style="width:35pt;height:15pt" o:ole="">
-            <v:imagedata r:id="rId190" o:title=""/>
-          </v:shape>
-          <o:OLEObject Type="Embed" ProgID="Equation.DSMT4" ShapeID="_x0000_i1116" DrawAspect="Content" ObjectID="_1834942633" r:id="rId191"/>
+          <v:shape id="_x0000_i1152" type="#_x0000_t75" style="width:35pt;height:15pt" o:ole="">
+            <v:imagedata r:id="rId246" o:title=""/>
+          </v:shape>
+          <o:OLEObject Type="Embed" ProgID="Equation.DSMT4" ShapeID="_x0000_i1152" DrawAspect="Content" ObjectID="_1835542633" r:id="rId247"/>
         </w:object>
       </w:r>
       <w:r>
@@ -4256,10 +5051,10 @@
           <w:position w:val="-10"/>
         </w:rPr>
         <w:object w:dxaOrig="1100" w:dyaOrig="360">
-          <v:shape id="_x0000_i1117" type="#_x0000_t75" style="width:54.5pt;height:18pt" o:ole="">
-            <v:imagedata r:id="rId192" o:title=""/>
-          </v:shape>
-          <o:OLEObject Type="Embed" ProgID="Equation.DSMT4" ShapeID="_x0000_i1117" DrawAspect="Content" ObjectID="_1834942634" r:id="rId193"/>
+          <v:shape id="_x0000_i1153" type="#_x0000_t75" style="width:54.5pt;height:18pt" o:ole="">
+            <v:imagedata r:id="rId248" o:title=""/>
+          </v:shape>
+          <o:OLEObject Type="Embed" ProgID="Equation.DSMT4" ShapeID="_x0000_i1153" DrawAspect="Content" ObjectID="_1835542634" r:id="rId249"/>
         </w:object>
       </w:r>
     </w:p>
@@ -4275,10 +5070,10 @@
           <w:position w:val="-4"/>
         </w:rPr>
         <w:object w:dxaOrig="639" w:dyaOrig="300">
-          <v:shape id="_x0000_i1118" type="#_x0000_t75" style="width:32pt;height:15pt" o:ole="">
-            <v:imagedata r:id="rId194" o:title=""/>
-          </v:shape>
-          <o:OLEObject Type="Embed" ProgID="Equation.DSMT4" ShapeID="_x0000_i1118" DrawAspect="Content" ObjectID="_1834942635" r:id="rId195"/>
+          <v:shape id="_x0000_i1154" type="#_x0000_t75" style="width:32pt;height:15pt" o:ole="">
+            <v:imagedata r:id="rId250" o:title=""/>
+          </v:shape>
+          <o:OLEObject Type="Embed" ProgID="Equation.DSMT4" ShapeID="_x0000_i1154" DrawAspect="Content" ObjectID="_1835542635" r:id="rId251"/>
         </w:object>
       </w:r>
       <w:r>
@@ -4313,10 +5108,10 @@
           <w:position w:val="-4"/>
         </w:rPr>
         <w:object w:dxaOrig="660" w:dyaOrig="300">
-          <v:shape id="_x0000_i1119" type="#_x0000_t75" style="width:33pt;height:15pt" o:ole="">
-            <v:imagedata r:id="rId196" o:title=""/>
-          </v:shape>
-          <o:OLEObject Type="Embed" ProgID="Equation.DSMT4" ShapeID="_x0000_i1119" DrawAspect="Content" ObjectID="_1834942636" r:id="rId197"/>
+          <v:shape id="_x0000_i1155" type="#_x0000_t75" style="width:33pt;height:15pt" o:ole="">
+            <v:imagedata r:id="rId252" o:title=""/>
+          </v:shape>
+          <o:OLEObject Type="Embed" ProgID="Equation.DSMT4" ShapeID="_x0000_i1155" DrawAspect="Content" ObjectID="_1835542636" r:id="rId253"/>
         </w:object>
       </w:r>
       <w:r>
@@ -4343,10 +5138,10 @@
           <w:position w:val="-10"/>
         </w:rPr>
         <w:object w:dxaOrig="3280" w:dyaOrig="360">
-          <v:shape id="_x0000_i1120" type="#_x0000_t75" style="width:164.5pt;height:18pt" o:ole="">
-            <v:imagedata r:id="rId198" o:title=""/>
-          </v:shape>
-          <o:OLEObject Type="Embed" ProgID="Equation.DSMT4" ShapeID="_x0000_i1120" DrawAspect="Content" ObjectID="_1834942637" r:id="rId199"/>
+          <v:shape id="_x0000_i1156" type="#_x0000_t75" style="width:164.5pt;height:18pt" o:ole="">
+            <v:imagedata r:id="rId254" o:title=""/>
+          </v:shape>
+          <o:OLEObject Type="Embed" ProgID="Equation.DSMT4" ShapeID="_x0000_i1156" DrawAspect="Content" ObjectID="_1835542637" r:id="rId255"/>
         </w:object>
       </w:r>
       <w:r>
@@ -4359,10 +5154,10 @@
           <w:position w:val="-10"/>
         </w:rPr>
         <w:object w:dxaOrig="2659" w:dyaOrig="320">
-          <v:shape id="_x0000_i1121" type="#_x0000_t75" style="width:132.5pt;height:15.5pt" o:ole="">
-            <v:imagedata r:id="rId200" o:title=""/>
-          </v:shape>
-          <o:OLEObject Type="Embed" ProgID="Equation.DSMT4" ShapeID="_x0000_i1121" DrawAspect="Content" ObjectID="_1834942638" r:id="rId201"/>
+          <v:shape id="_x0000_i1157" type="#_x0000_t75" style="width:132.5pt;height:15.5pt" o:ole="">
+            <v:imagedata r:id="rId256" o:title=""/>
+          </v:shape>
+          <o:OLEObject Type="Embed" ProgID="Equation.DSMT4" ShapeID="_x0000_i1157" DrawAspect="Content" ObjectID="_1835542638" r:id="rId257"/>
         </w:object>
       </w:r>
       <w:r>
@@ -4378,10 +5173,10 @@
           <w:position w:val="-4"/>
         </w:rPr>
         <w:object w:dxaOrig="580" w:dyaOrig="260">
-          <v:shape id="_x0000_i1122" type="#_x0000_t75" style="width:29.5pt;height:13pt" o:ole="">
-            <v:imagedata r:id="rId202" o:title=""/>
-          </v:shape>
-          <o:OLEObject Type="Embed" ProgID="Equation.DSMT4" ShapeID="_x0000_i1122" DrawAspect="Content" ObjectID="_1834942639" r:id="rId203"/>
+          <v:shape id="_x0000_i1158" type="#_x0000_t75" style="width:29.5pt;height:13pt" o:ole="">
+            <v:imagedata r:id="rId258" o:title=""/>
+          </v:shape>
+          <o:OLEObject Type="Embed" ProgID="Equation.DSMT4" ShapeID="_x0000_i1158" DrawAspect="Content" ObjectID="_1835542639" r:id="rId259"/>
         </w:object>
       </w:r>
       <w:r>
@@ -4393,7 +5188,7 @@
         <w:pStyle w:val="ListParagraph"/>
         <w:numPr>
           <w:ilvl w:val="0"/>
-          <w:numId w:val="9"/>
+          <w:numId w:val="6"/>
         </w:numPr>
       </w:pPr>
       <w:r>
@@ -4401,10 +5196,10 @@
           <w:position w:val="-4"/>
         </w:rPr>
         <w:object w:dxaOrig="320" w:dyaOrig="300">
-          <v:shape id="_x0000_i1123" type="#_x0000_t75" style="width:15.5pt;height:15pt" o:ole="">
-            <v:imagedata r:id="rId204" o:title=""/>
-          </v:shape>
-          <o:OLEObject Type="Embed" ProgID="Equation.DSMT4" ShapeID="_x0000_i1123" DrawAspect="Content" ObjectID="_1834942640" r:id="rId205"/>
+          <v:shape id="_x0000_i1159" type="#_x0000_t75" style="width:15.5pt;height:15pt" o:ole="">
+            <v:imagedata r:id="rId260" o:title=""/>
+          </v:shape>
+          <o:OLEObject Type="Embed" ProgID="Equation.DSMT4" ShapeID="_x0000_i1159" DrawAspect="Content" ObjectID="_1835542640" r:id="rId261"/>
         </w:object>
       </w:r>
       <w:r>
@@ -4428,10 +5223,10 @@
           <w:position w:val="-4"/>
         </w:rPr>
         <w:object w:dxaOrig="320" w:dyaOrig="300">
-          <v:shape id="_x0000_i1124" type="#_x0000_t75" style="width:15.5pt;height:15pt" o:ole="">
-            <v:imagedata r:id="rId206" o:title=""/>
-          </v:shape>
-          <o:OLEObject Type="Embed" ProgID="Equation.DSMT4" ShapeID="_x0000_i1124" DrawAspect="Content" ObjectID="_1834942641" r:id="rId207"/>
+          <v:shape id="_x0000_i1160" type="#_x0000_t75" style="width:15.5pt;height:15pt" o:ole="">
+            <v:imagedata r:id="rId262" o:title=""/>
+          </v:shape>
+          <o:OLEObject Type="Embed" ProgID="Equation.DSMT4" ShapeID="_x0000_i1160" DrawAspect="Content" ObjectID="_1835542641" r:id="rId263"/>
         </w:object>
       </w:r>
     </w:p>
@@ -4450,10 +5245,10 @@
           <w:position w:val="-4"/>
         </w:rPr>
         <w:object w:dxaOrig="320" w:dyaOrig="300">
-          <v:shape id="_x0000_i1125" type="#_x0000_t75" style="width:15.5pt;height:15pt" o:ole="">
-            <v:imagedata r:id="rId208" o:title=""/>
-          </v:shape>
-          <o:OLEObject Type="Embed" ProgID="Equation.DSMT4" ShapeID="_x0000_i1125" DrawAspect="Content" ObjectID="_1834942642" r:id="rId209"/>
+          <v:shape id="_x0000_i1161" type="#_x0000_t75" style="width:15.5pt;height:15pt" o:ole="">
+            <v:imagedata r:id="rId264" o:title=""/>
+          </v:shape>
+          <o:OLEObject Type="Embed" ProgID="Equation.DSMT4" ShapeID="_x0000_i1161" DrawAspect="Content" ObjectID="_1835542642" r:id="rId265"/>
         </w:object>
       </w:r>
       <w:r>
@@ -4485,10 +5280,10 @@
           <w:position w:val="-4"/>
         </w:rPr>
         <w:object w:dxaOrig="320" w:dyaOrig="300">
-          <v:shape id="_x0000_i1126" type="#_x0000_t75" style="width:15.5pt;height:15pt" o:ole="">
-            <v:imagedata r:id="rId210" o:title=""/>
-          </v:shape>
-          <o:OLEObject Type="Embed" ProgID="Equation.DSMT4" ShapeID="_x0000_i1126" DrawAspect="Content" ObjectID="_1834942643" r:id="rId211"/>
+          <v:shape id="_x0000_i1162" type="#_x0000_t75" style="width:15.5pt;height:15pt" o:ole="">
+            <v:imagedata r:id="rId266" o:title=""/>
+          </v:shape>
+          <o:OLEObject Type="Embed" ProgID="Equation.DSMT4" ShapeID="_x0000_i1162" DrawAspect="Content" ObjectID="_1835542643" r:id="rId267"/>
         </w:object>
       </w:r>
     </w:p>
@@ -4567,7 +5362,7 @@
       </w:r>
       <w:r>
         <w:pict>
-          <v:shape id="_x0000_i1157" type="#_x0000_t136" style="width:42pt;height:22.5pt">
+          <v:shape id="_x0000_i1163" type="#_x0000_t136" style="width:42pt;height:22.5pt">
             <v:shadow color="#868686"/>
             <v:textpath style="font-family:&quot;Arial Black&quot;;font-size:16pt;v-text-kern:t" trim="t" fitpath="t" string="2015"/>
           </v:shape>
@@ -4579,6 +5374,7 @@
         <w:ind w:left="720" w:hanging="720"/>
       </w:pPr>
       <w:r>
+        <w:lastRenderedPageBreak/>
         <w:t xml:space="preserve">1. </w:t>
       </w:r>
       <w:r>
@@ -4595,10 +5391,10 @@
           <w:position w:val="-4"/>
         </w:rPr>
         <w:object w:dxaOrig="580" w:dyaOrig="260">
-          <v:shape id="_x0000_i1127" type="#_x0000_t75" style="width:29.5pt;height:13.5pt" o:ole="">
-            <v:imagedata r:id="rId212" o:title=""/>
-          </v:shape>
-          <o:OLEObject Type="Embed" ProgID="Equation.DSMT4" ShapeID="_x0000_i1127" DrawAspect="Content" ObjectID="_1834942644" r:id="rId213"/>
+          <v:shape id="_x0000_i1164" type="#_x0000_t75" style="width:29.5pt;height:13.5pt" o:ole="">
+            <v:imagedata r:id="rId268" o:title=""/>
+          </v:shape>
+          <o:OLEObject Type="Embed" ProgID="Equation.DSMT4" ShapeID="_x0000_i1164" DrawAspect="Content" ObjectID="_1835542644" r:id="rId269"/>
         </w:object>
       </w:r>
       <w:r>
@@ -4716,7 +5512,7 @@
       </w:r>
       <w:r>
         <w:pict>
-          <v:shape id="_x0000_i1158" type="#_x0000_t136" style="width:42pt;height:22.5pt">
+          <v:shape id="_x0000_i1165" type="#_x0000_t136" style="width:42pt;height:22.5pt">
             <v:shadow color="#868686"/>
             <v:textpath style="font-family:&quot;Arial Black&quot;;font-size:16pt;v-text-kern:t" trim="t" fitpath="t" string="2014"/>
           </v:shape>
@@ -4748,10 +5544,10 @@
           <w:position w:val="-10"/>
         </w:rPr>
         <w:object w:dxaOrig="2340" w:dyaOrig="360">
-          <v:shape id="_x0000_i1128" type="#_x0000_t75" style="width:117.5pt;height:18pt" o:ole="">
-            <v:imagedata r:id="rId214" o:title=""/>
-          </v:shape>
-          <o:OLEObject Type="Embed" ProgID="Equation.DSMT4" ShapeID="_x0000_i1128" DrawAspect="Content" ObjectID="_1834942645" r:id="rId215"/>
+          <v:shape id="_x0000_i1166" type="#_x0000_t75" style="width:117.5pt;height:18pt" o:ole="">
+            <v:imagedata r:id="rId270" o:title=""/>
+          </v:shape>
+          <o:OLEObject Type="Embed" ProgID="Equation.DSMT4" ShapeID="_x0000_i1166" DrawAspect="Content" ObjectID="_1835542645" r:id="rId271"/>
         </w:object>
       </w:r>
       <w:proofErr w:type="spellStart"/>
@@ -4769,10 +5565,10 @@
           <w:position w:val="-14"/>
         </w:rPr>
         <w:object w:dxaOrig="2040" w:dyaOrig="400">
-          <v:shape id="_x0000_i1129" type="#_x0000_t75" style="width:102pt;height:20.5pt" o:ole="">
-            <v:imagedata r:id="rId216" o:title=""/>
-          </v:shape>
-          <o:OLEObject Type="Embed" ProgID="Equation.DSMT4" ShapeID="_x0000_i1129" DrawAspect="Content" ObjectID="_1834942646" r:id="rId217"/>
+          <v:shape id="_x0000_i1167" type="#_x0000_t75" style="width:102pt;height:20.5pt" o:ole="">
+            <v:imagedata r:id="rId272" o:title=""/>
+          </v:shape>
+          <o:OLEObject Type="Embed" ProgID="Equation.DSMT4" ShapeID="_x0000_i1167" DrawAspect="Content" ObjectID="_1835542646" r:id="rId273"/>
         </w:object>
       </w:r>
       <w:r>
@@ -4783,10 +5579,10 @@
           <w:position w:val="-4"/>
         </w:rPr>
         <w:object w:dxaOrig="680" w:dyaOrig="260">
-          <v:shape id="_x0000_i1130" type="#_x0000_t75" style="width:34pt;height:13.5pt" o:ole="">
-            <v:imagedata r:id="rId218" o:title=""/>
-          </v:shape>
-          <o:OLEObject Type="Embed" ProgID="Equation.DSMT4" ShapeID="_x0000_i1130" DrawAspect="Content" ObjectID="_1834942647" r:id="rId219"/>
+          <v:shape id="_x0000_i1168" type="#_x0000_t75" style="width:34pt;height:13.5pt" o:ole="">
+            <v:imagedata r:id="rId274" o:title=""/>
+          </v:shape>
+          <o:OLEObject Type="Embed" ProgID="Equation.DSMT4" ShapeID="_x0000_i1168" DrawAspect="Content" ObjectID="_1835542647" r:id="rId275"/>
         </w:object>
       </w:r>
       <w:r>
@@ -4834,7 +5630,6 @@
         <w:ind w:left="720" w:hanging="720"/>
       </w:pPr>
       <w:r>
-        <w:lastRenderedPageBreak/>
         <w:tab/>
         <w:t>(3)  X</w:t>
       </w:r>
@@ -4914,7 +5709,7 @@
       </w:r>
       <w:r>
         <w:pict>
-          <v:shape id="_x0000_i1159" type="#_x0000_t136" style="width:54pt;height:28.5pt">
+          <v:shape id="_x0000_i1169" type="#_x0000_t136" style="width:54pt;height:28.5pt">
             <v:shadow color="#868686"/>
             <v:textpath style="font-family:&quot;Arial Black&quot;;font-size:20pt;v-text-kern:t" trim="t" fitpath="t" string="2013"/>
           </v:shape>
@@ -4940,10 +5735,10 @@
           <w:position w:val="-4"/>
         </w:rPr>
         <w:object w:dxaOrig="580" w:dyaOrig="260">
-          <v:shape id="_x0000_i1131" type="#_x0000_t75" style="width:29.5pt;height:13.5pt" o:ole="">
-            <v:imagedata r:id="rId220" o:title=""/>
-          </v:shape>
-          <o:OLEObject Type="Embed" ProgID="Equation.DSMT4" ShapeID="_x0000_i1131" DrawAspect="Content" ObjectID="_1834942648" r:id="rId221"/>
+          <v:shape id="_x0000_i1170" type="#_x0000_t75" style="width:29.5pt;height:13.5pt" o:ole="">
+            <v:imagedata r:id="rId276" o:title=""/>
+          </v:shape>
+          <o:OLEObject Type="Embed" ProgID="Equation.DSMT4" ShapeID="_x0000_i1170" DrawAspect="Content" ObjectID="_1835542648" r:id="rId277"/>
         </w:object>
       </w:r>
       <w:r>
@@ -5064,7 +5859,7 @@
       </w:r>
       <w:r>
         <w:pict>
-          <v:shape id="_x0000_i1160" type="#_x0000_t136" style="width:42pt;height:22.5pt">
+          <v:shape id="_x0000_i1171" type="#_x0000_t136" style="width:42pt;height:22.5pt">
             <v:shadow color="#868686"/>
             <v:textpath style="font-family:&quot;Arial Black&quot;;font-size:16pt;v-text-kern:t" trim="t" fitpath="t" string="2010"/>
           </v:shape>
@@ -5105,10 +5900,10 @@
           <w:position w:val="-6"/>
         </w:rPr>
         <w:object w:dxaOrig="580" w:dyaOrig="279">
-          <v:shape id="_x0000_i1132" type="#_x0000_t75" style="width:29.5pt;height:13.5pt" o:ole="">
-            <v:imagedata r:id="rId222" o:title=""/>
-          </v:shape>
-          <o:OLEObject Type="Embed" ProgID="Equation.DSMT4" ShapeID="_x0000_i1132" DrawAspect="Content" ObjectID="_1834942649" r:id="rId223"/>
+          <v:shape id="_x0000_i1172" type="#_x0000_t75" style="width:29.5pt;height:13.5pt" o:ole="">
+            <v:imagedata r:id="rId278" o:title=""/>
+          </v:shape>
+          <o:OLEObject Type="Embed" ProgID="Equation.DSMT4" ShapeID="_x0000_i1172" DrawAspect="Content" ObjectID="_1835542649" r:id="rId279"/>
         </w:object>
       </w:r>
       <w:r>
@@ -5122,6 +5917,650 @@
       <w:r>
         <w:tab/>
         <w:t>Which of the following statements is the negation of the statement P?</w:t>
+      </w:r>
+    </w:p>
+    <w:p>
+      <w:pPr>
+        <w:pStyle w:val="ListParagraph"/>
+        <w:numPr>
+          <w:ilvl w:val="0"/>
+          <w:numId w:val="19"/>
+        </w:numPr>
+      </w:pPr>
+      <w:r>
+        <w:t xml:space="preserve"> There is no rational number </w:t>
+      </w:r>
+      <w:r>
+        <w:rPr>
+          <w:position w:val="-6"/>
+        </w:rPr>
+        <w:object w:dxaOrig="580" w:dyaOrig="279">
+          <v:shape id="_x0000_i1173" type="#_x0000_t75" style="width:29.5pt;height:13.5pt" o:ole="">
+            <v:imagedata r:id="rId280" o:title=""/>
+          </v:shape>
+          <o:OLEObject Type="Embed" ProgID="Equation.DSMT4" ShapeID="_x0000_i1173" DrawAspect="Content" ObjectID="_1835542650" r:id="rId281"/>
+        </w:object>
+      </w:r>
+      <w:r>
+        <w:t xml:space="preserve">such that </w:t>
+      </w:r>
+      <w:r>
+        <w:rPr>
+          <w:position w:val="-6"/>
+        </w:rPr>
+        <w:object w:dxaOrig="560" w:dyaOrig="279">
+          <v:shape id="_x0000_i1174" type="#_x0000_t75" style="width:28.5pt;height:13.5pt" o:ole="">
+            <v:imagedata r:id="rId282" o:title=""/>
+          </v:shape>
+          <o:OLEObject Type="Embed" ProgID="Equation.DSMT4" ShapeID="_x0000_i1174" DrawAspect="Content" ObjectID="_1835542651" r:id="rId283"/>
+        </w:object>
+      </w:r>
+    </w:p>
+    <w:p>
+      <w:pPr>
+        <w:pStyle w:val="ListParagraph"/>
+        <w:numPr>
+          <w:ilvl w:val="0"/>
+          <w:numId w:val="19"/>
+        </w:numPr>
+      </w:pPr>
+      <w:r>
+        <w:t xml:space="preserve">Every rational number </w:t>
+      </w:r>
+      <w:r>
+        <w:rPr>
+          <w:position w:val="-6"/>
+        </w:rPr>
+        <w:object w:dxaOrig="580" w:dyaOrig="279">
+          <v:shape id="_x0000_i1175" type="#_x0000_t75" style="width:29.5pt;height:13.5pt" o:ole="">
+            <v:imagedata r:id="rId284" o:title=""/>
+          </v:shape>
+          <o:OLEObject Type="Embed" ProgID="Equation.DSMT4" ShapeID="_x0000_i1175" DrawAspect="Content" ObjectID="_1835542652" r:id="rId285"/>
+        </w:object>
+      </w:r>
+      <w:r>
+        <w:t xml:space="preserve">satisfies </w:t>
+      </w:r>
+      <w:r>
+        <w:rPr>
+          <w:position w:val="-6"/>
+        </w:rPr>
+        <w:object w:dxaOrig="560" w:dyaOrig="279">
+          <v:shape id="_x0000_i1176" type="#_x0000_t75" style="width:28.5pt;height:13.5pt" o:ole="">
+            <v:imagedata r:id="rId286" o:title=""/>
+          </v:shape>
+          <o:OLEObject Type="Embed" ProgID="Equation.DSMT4" ShapeID="_x0000_i1176" DrawAspect="Content" ObjectID="_1835542653" r:id="rId287"/>
+        </w:object>
+      </w:r>
+    </w:p>
+    <w:p>
+      <w:pPr>
+        <w:pStyle w:val="ListParagraph"/>
+        <w:numPr>
+          <w:ilvl w:val="0"/>
+          <w:numId w:val="19"/>
+        </w:numPr>
+      </w:pPr>
+      <w:r>
+        <w:rPr>
+          <w:position w:val="-6"/>
+        </w:rPr>
+        <w:object w:dxaOrig="580" w:dyaOrig="279">
+          <v:shape id="_x0000_i1177" type="#_x0000_t75" style="width:29.5pt;height:13.5pt" o:ole="">
+            <v:imagedata r:id="rId288" o:title=""/>
+          </v:shape>
+          <o:OLEObject Type="Embed" ProgID="Equation.DSMT4" ShapeID="_x0000_i1177" DrawAspect="Content" ObjectID="_1835542654" r:id="rId289"/>
+        </w:object>
+      </w:r>
+      <w:r>
+        <w:t xml:space="preserve">and </w:t>
+      </w:r>
+      <w:r>
+        <w:rPr>
+          <w:position w:val="-6"/>
+        </w:rPr>
+        <w:object w:dxaOrig="560" w:dyaOrig="279">
+          <v:shape id="_x0000_i1178" type="#_x0000_t75" style="width:28.5pt;height:13.5pt" o:ole="">
+            <v:imagedata r:id="rId290" o:title=""/>
+          </v:shape>
+          <o:OLEObject Type="Embed" ProgID="Equation.DSMT4" ShapeID="_x0000_i1178" DrawAspect="Content" ObjectID="_1835542655" r:id="rId291"/>
+        </w:object>
+      </w:r>
+      <w:r>
+        <w:rPr>
+          <w:position w:val="-6"/>
+        </w:rPr>
+        <w:object w:dxaOrig="480" w:dyaOrig="240">
+          <v:shape id="_x0000_i1179" type="#_x0000_t75" style="width:24.5pt;height:12pt" o:ole="">
+            <v:imagedata r:id="rId292" o:title=""/>
+          </v:shape>
+          <o:OLEObject Type="Embed" ProgID="Equation.DSMT4" ShapeID="_x0000_i1179" DrawAspect="Content" ObjectID="_1835542656" r:id="rId293"/>
+        </w:object>
+      </w:r>
+      <w:r>
+        <w:t xml:space="preserve"> is not rational</w:t>
+      </w:r>
+    </w:p>
+    <w:p>
+      <w:pPr>
+        <w:pStyle w:val="ListParagraph"/>
+        <w:numPr>
+          <w:ilvl w:val="0"/>
+          <w:numId w:val="19"/>
+        </w:numPr>
+      </w:pPr>
+      <w:r>
+        <w:t xml:space="preserve">There is a rational number </w:t>
+      </w:r>
+      <w:r>
+        <w:rPr>
+          <w:position w:val="-6"/>
+        </w:rPr>
+        <w:object w:dxaOrig="580" w:dyaOrig="279">
+          <v:shape id="_x0000_i1180" type="#_x0000_t75" style="width:29.5pt;height:13.5pt" o:ole="">
+            <v:imagedata r:id="rId294" o:title=""/>
+          </v:shape>
+          <o:OLEObject Type="Embed" ProgID="Equation.DSMT4" ShapeID="_x0000_i1180" DrawAspect="Content" ObjectID="_1835542657" r:id="rId295"/>
+        </w:object>
+      </w:r>
+      <w:r>
+        <w:t xml:space="preserve">such that </w:t>
+      </w:r>
+      <w:r>
+        <w:rPr>
+          <w:position w:val="-6"/>
+        </w:rPr>
+        <w:object w:dxaOrig="560" w:dyaOrig="279">
+          <v:shape id="_x0000_i1181" type="#_x0000_t75" style="width:28.5pt;height:13.5pt" o:ole="">
+            <v:imagedata r:id="rId296" o:title=""/>
+          </v:shape>
+          <o:OLEObject Type="Embed" ProgID="Equation.DSMT4" ShapeID="_x0000_i1181" DrawAspect="Content" ObjectID="_1835542658" r:id="rId297"/>
+        </w:object>
+      </w:r>
+      <w:r>
+        <w:tab/>
+      </w:r>
+      <w:r>
+        <w:tab/>
+      </w:r>
+    </w:p>
+    <w:p>
+      <w:r>
+        <w:t>2</w:t>
+      </w:r>
+      <w:r>
+        <w:t>.</w:t>
+      </w:r>
+      <w:r>
+        <w:tab/>
+        <w:t>Consider the following relations:</w:t>
+      </w:r>
+    </w:p>
+    <w:p>
+      <w:r>
+        <w:tab/>
+        <w:t>R = {(</w:t>
+      </w:r>
+      <w:proofErr w:type="spellStart"/>
+      <w:r>
+        <w:t>x</w:t>
+      </w:r>
+      <w:proofErr w:type="gramStart"/>
+      <w:r>
+        <w:t>,y</w:t>
+      </w:r>
+      <w:proofErr w:type="spellEnd"/>
+      <w:proofErr w:type="gramEnd"/>
+      <w:r>
+        <w:t>)|</w:t>
+      </w:r>
+      <w:proofErr w:type="spellStart"/>
+      <w:r>
+        <w:t>x,y</w:t>
+      </w:r>
+      <w:proofErr w:type="spellEnd"/>
+      <w:r>
+        <w:t xml:space="preserve"> are real numbers and x=</w:t>
+      </w:r>
+      <w:proofErr w:type="spellStart"/>
+      <w:r>
+        <w:t>wy</w:t>
+      </w:r>
+      <w:proofErr w:type="spellEnd"/>
+      <w:r>
+        <w:t xml:space="preserve"> for some rational number w};</w:t>
+      </w:r>
+    </w:p>
+    <w:p>
+      <w:r>
+        <w:lastRenderedPageBreak/>
+        <w:tab/>
+        <w:t xml:space="preserve">S = </w:t>
+      </w:r>
+      <w:r>
+        <w:rPr>
+          <w:position w:val="-32"/>
+        </w:rPr>
+        <w:object w:dxaOrig="6140" w:dyaOrig="760">
+          <v:shape id="_x0000_i1182" type="#_x0000_t75" style="width:306.5pt;height:38.5pt" o:ole="">
+            <v:imagedata r:id="rId298" o:title=""/>
+          </v:shape>
+          <o:OLEObject Type="Embed" ProgID="Equation.DSMT4" ShapeID="_x0000_i1182" DrawAspect="Content" ObjectID="_1835542659" r:id="rId299"/>
+        </w:object>
+      </w:r>
+      <w:r>
+        <w:t>Then</w:t>
+      </w:r>
+    </w:p>
+    <w:p>
+      <w:pPr>
+        <w:pStyle w:val="ListParagraph"/>
+        <w:numPr>
+          <w:ilvl w:val="0"/>
+          <w:numId w:val="20"/>
+        </w:numPr>
+      </w:pPr>
+      <w:r>
+        <w:t>neither R nor S is an equivalence relation</w:t>
+      </w:r>
+    </w:p>
+    <w:p>
+      <w:pPr>
+        <w:pStyle w:val="ListParagraph"/>
+        <w:numPr>
+          <w:ilvl w:val="0"/>
+          <w:numId w:val="20"/>
+        </w:numPr>
+      </w:pPr>
+      <w:r>
+        <w:t>S is an equivalence relation but R is not an equivalence relation</w:t>
+      </w:r>
+    </w:p>
+    <w:p>
+      <w:pPr>
+        <w:pStyle w:val="ListParagraph"/>
+        <w:numPr>
+          <w:ilvl w:val="0"/>
+          <w:numId w:val="20"/>
+        </w:numPr>
+      </w:pPr>
+      <w:r>
+        <w:t>R and S both are equivalence relations</w:t>
+      </w:r>
+    </w:p>
+    <w:p>
+      <w:pPr>
+        <w:pStyle w:val="ListParagraph"/>
+        <w:numPr>
+          <w:ilvl w:val="0"/>
+          <w:numId w:val="20"/>
+        </w:numPr>
+      </w:pPr>
+      <w:r>
+        <w:t>R is an equivalence relation but S is not an equivalence relation</w:t>
+      </w:r>
+    </w:p>
+    <w:p>
+      <w:pPr>
+        <w:ind w:left="7200" w:firstLine="720"/>
+      </w:pPr>
+      <w:r>
+        <w:pict>
+          <v:shape id="_x0000_i1183" type="#_x0000_t136" style="width:42pt;height:22.5pt">
+            <v:shadow color="#868686"/>
+            <v:textpath style="font-family:&quot;Arial Black&quot;;font-size:16pt;v-text-kern:t" trim="t" fitpath="t" string="2009"/>
+          </v:shape>
+        </w:pict>
+      </w:r>
+    </w:p>
+    <w:p>
+      <w:r>
+        <w:t>1</w:t>
+      </w:r>
+      <w:r>
+        <w:t>.</w:t>
+      </w:r>
+      <w:r>
+        <w:tab/>
+        <w:t xml:space="preserve">If A, B </w:t>
+      </w:r>
+      <w:proofErr w:type="spellStart"/>
+      <w:r>
+        <w:t>nd</w:t>
+      </w:r>
+      <w:proofErr w:type="spellEnd"/>
+      <w:r>
+        <w:t xml:space="preserve"> C are three sets such that </w:t>
+      </w:r>
+      <w:r>
+        <w:rPr>
+          <w:position w:val="-6"/>
+        </w:rPr>
+        <w:object w:dxaOrig="1480" w:dyaOrig="279">
+          <v:shape id="_x0000_i1184" type="#_x0000_t75" style="width:75pt;height:13.5pt" o:ole="">
+            <v:imagedata r:id="rId300" o:title=""/>
+          </v:shape>
+          <o:OLEObject Type="Embed" ProgID="Equation.DSMT4" ShapeID="_x0000_i1184" DrawAspect="Content" ObjectID="_1835542660" r:id="rId301"/>
+        </w:object>
+      </w:r>
+      <w:proofErr w:type="gramStart"/>
+      <w:r>
+        <w:t xml:space="preserve">and </w:t>
+      </w:r>
+      <w:proofErr w:type="gramEnd"/>
+      <w:r>
+        <w:rPr>
+          <w:position w:val="-6"/>
+        </w:rPr>
+        <w:object w:dxaOrig="1480" w:dyaOrig="279">
+          <v:shape id="_x0000_i1185" type="#_x0000_t75" style="width:75pt;height:13.5pt" o:ole="">
+            <v:imagedata r:id="rId302" o:title=""/>
+          </v:shape>
+          <o:OLEObject Type="Embed" ProgID="Equation.DSMT4" ShapeID="_x0000_i1185" DrawAspect="Content" ObjectID="_1835542661" r:id="rId303"/>
+        </w:object>
+      </w:r>
+      <w:r>
+        <w:t xml:space="preserve">, then </w:t>
+      </w:r>
+    </w:p>
+    <w:p>
+      <w:r>
+        <w:tab/>
+        <w:t>(1)  A = B</w:t>
+      </w:r>
+      <w:r>
+        <w:tab/>
+      </w:r>
+      <w:r>
+        <w:tab/>
+      </w:r>
+      <w:r>
+        <w:tab/>
+      </w:r>
+      <w:r>
+        <w:tab/>
+      </w:r>
+      <w:r>
+        <w:tab/>
+        <w:t>(2</w:t>
+      </w:r>
+      <w:proofErr w:type="gramStart"/>
+      <w:r>
+        <w:t>)  A</w:t>
+      </w:r>
+      <w:proofErr w:type="gramEnd"/>
+      <w:r>
+        <w:t xml:space="preserve"> = C</w:t>
+      </w:r>
+    </w:p>
+    <w:p>
+      <w:r>
+        <w:tab/>
+        <w:t>(3) B = C</w:t>
+      </w:r>
+      <w:r>
+        <w:tab/>
+      </w:r>
+      <w:r>
+        <w:tab/>
+      </w:r>
+      <w:r>
+        <w:tab/>
+      </w:r>
+      <w:r>
+        <w:tab/>
+      </w:r>
+      <w:r>
+        <w:tab/>
+        <w:t xml:space="preserve">(4)  </w:t>
+      </w:r>
+      <w:r>
+        <w:rPr>
+          <w:position w:val="-10"/>
+        </w:rPr>
+        <w:object w:dxaOrig="1020" w:dyaOrig="320">
+          <v:shape id="_x0000_i1186" type="#_x0000_t75" style="width:51pt;height:15.5pt" o:ole="">
+            <v:imagedata r:id="rId304" o:title=""/>
+          </v:shape>
+          <o:OLEObject Type="Embed" ProgID="Equation.DSMT4" ShapeID="_x0000_i1186" DrawAspect="Content" ObjectID="_1835542662" r:id="rId305"/>
+        </w:object>
+      </w:r>
+      <w:r>
+        <w:tab/>
+      </w:r>
+      <w:r>
+        <w:tab/>
+      </w:r>
+      <w:r>
+        <w:tab/>
+      </w:r>
+    </w:p>
+    <w:p>
+      <w:r>
+        <w:tab/>
+      </w:r>
+      <w:r>
+        <w:tab/>
+      </w:r>
+      <w:r>
+        <w:tab/>
+      </w:r>
+      <w:r>
+        <w:tab/>
+      </w:r>
+      <w:r>
+        <w:tab/>
+      </w:r>
+      <w:r>
+        <w:tab/>
+      </w:r>
+      <w:r>
+        <w:tab/>
+      </w:r>
+      <w:r>
+        <w:tab/>
+      </w:r>
+      <w:r>
+        <w:tab/>
+      </w:r>
+      <w:r>
+        <w:tab/>
+      </w:r>
+      <w:r>
+        <w:tab/>
+      </w:r>
+      <w:r>
+        <w:pict>
+          <v:shape id="_x0000_i1187" type="#_x0000_t136" style="width:42pt;height:22.5pt">
+            <v:shadow color="#868686"/>
+            <v:textpath style="font-family:&quot;Arial Black&quot;;font-size:16pt;v-text-kern:t" trim="t" fitpath="t" string="2008"/>
+          </v:shape>
+        </w:pict>
+      </w:r>
+    </w:p>
+    <w:p>
+      <w:r>
+        <w:t>1</w:t>
+      </w:r>
+      <w:r>
+        <w:t xml:space="preserve">. </w:t>
+      </w:r>
+      <w:r>
+        <w:tab/>
+        <w:t xml:space="preserve">Let R be the real line. Consider the following subsets of the plane </w:t>
+      </w:r>
+      <w:r>
+        <w:rPr>
+          <w:position w:val="-4"/>
+        </w:rPr>
+        <w:object w:dxaOrig="580" w:dyaOrig="260">
+          <v:shape id="_x0000_i1188" type="#_x0000_t75" style="width:29.5pt;height:13.5pt" o:ole="">
+            <v:imagedata r:id="rId306" o:title=""/>
+          </v:shape>
+          <o:OLEObject Type="Embed" ProgID="Equation.DSMT4" ShapeID="_x0000_i1188" DrawAspect="Content" ObjectID="_1835542663" r:id="rId307"/>
+        </w:object>
+      </w:r>
+      <w:r>
+        <w:tab/>
+      </w:r>
+      <w:r>
+        <w:t>.</w:t>
+      </w:r>
+    </w:p>
+    <w:p>
+      <w:r>
+        <w:tab/>
+        <w:t>S = {(</w:t>
+      </w:r>
+      <w:proofErr w:type="spellStart"/>
+      <w:r>
+        <w:t>x</w:t>
+      </w:r>
+      <w:proofErr w:type="gramStart"/>
+      <w:r>
+        <w:t>,y</w:t>
+      </w:r>
+      <w:proofErr w:type="spellEnd"/>
+      <w:proofErr w:type="gramEnd"/>
+      <w:r>
+        <w:t>): y = x + 1 and 0 &lt; x &lt;2 }, T = {(</w:t>
+      </w:r>
+      <w:proofErr w:type="spellStart"/>
+      <w:r>
+        <w:t>x,y</w:t>
+      </w:r>
+      <w:proofErr w:type="spellEnd"/>
+      <w:r>
+        <w:t>):x – y is an integer}. Which one of the following is true?</w:t>
+      </w:r>
+    </w:p>
+    <w:p>
+      <w:pPr>
+        <w:pStyle w:val="ListParagraph"/>
+        <w:numPr>
+          <w:ilvl w:val="0"/>
+          <w:numId w:val="21"/>
+        </w:numPr>
+      </w:pPr>
+      <w:r>
+        <w:t xml:space="preserve"> neither S nor T is an equivalence relation on R</w:t>
+      </w:r>
+    </w:p>
+    <w:p>
+      <w:pPr>
+        <w:pStyle w:val="ListParagraph"/>
+        <w:numPr>
+          <w:ilvl w:val="0"/>
+          <w:numId w:val="21"/>
+        </w:numPr>
+      </w:pPr>
+      <w:r>
+        <w:t>Both S and T are equivalence relations on R</w:t>
+      </w:r>
+    </w:p>
+    <w:p>
+      <w:pPr>
+        <w:pStyle w:val="ListParagraph"/>
+        <w:numPr>
+          <w:ilvl w:val="0"/>
+          <w:numId w:val="21"/>
+        </w:numPr>
+      </w:pPr>
+      <w:r>
+        <w:t>S is an equivalence relation on R but T is not</w:t>
+      </w:r>
+    </w:p>
+    <w:p>
+      <w:pPr>
+        <w:pStyle w:val="ListParagraph"/>
+        <w:numPr>
+          <w:ilvl w:val="0"/>
+          <w:numId w:val="21"/>
+        </w:numPr>
+      </w:pPr>
+      <w:r>
+        <w:t>T is an equivalence relation on R but S is not</w:t>
+      </w:r>
+      <w:r>
+        <w:tab/>
+      </w:r>
+      <w:r>
+        <w:tab/>
+      </w:r>
+      <w:r>
+        <w:tab/>
+      </w:r>
+      <w:r>
+        <w:tab/>
+      </w:r>
+      <w:r>
+        <w:tab/>
+      </w:r>
+    </w:p>
+    <w:p>
+      <w:pPr>
+        <w:ind w:left="7920"/>
+      </w:pPr>
+      <w:r>
+        <w:pict>
+          <v:shape id="_x0000_i1189" type="#_x0000_t136" style="width:42pt;height:22.5pt">
+            <v:shadow color="#868686"/>
+            <v:textpath style="font-family:&quot;Arial Black&quot;;font-size:16pt;v-text-kern:t" trim="t" fitpath="t" string="2006"/>
+          </v:shape>
+        </w:pict>
+      </w:r>
+    </w:p>
+    <w:p>
+      <w:r>
+        <w:t>1</w:t>
+      </w:r>
+      <w:r>
+        <w:t>.</w:t>
+      </w:r>
+      <w:r>
+        <w:tab/>
+        <w:t xml:space="preserve">Let W denote the words in the English dictionary. Define the relation R </w:t>
+      </w:r>
+      <w:proofErr w:type="gramStart"/>
+      <w:r>
+        <w:t>by :</w:t>
+      </w:r>
+      <w:proofErr w:type="gramEnd"/>
+      <w:r>
+        <w:tab/>
+      </w:r>
+    </w:p>
+    <w:p>
+      <w:r>
+        <w:tab/>
+        <w:t>R = {(</w:t>
+      </w:r>
+      <w:proofErr w:type="spellStart"/>
+      <w:r>
+        <w:t>x</w:t>
+      </w:r>
+      <w:proofErr w:type="gramStart"/>
+      <w:r>
+        <w:t>,y</w:t>
+      </w:r>
+      <w:proofErr w:type="spellEnd"/>
+      <w:proofErr w:type="gramEnd"/>
+      <w:r>
+        <w:t>)ε</w:t>
+      </w:r>
+      <w:r>
+        <w:rPr>
+          <w:position w:val="-6"/>
+        </w:rPr>
+        <w:object w:dxaOrig="680" w:dyaOrig="279">
+          <v:shape id="_x0000_i1190" type="#_x0000_t75" style="width:34pt;height:13.5pt" o:ole="">
+            <v:imagedata r:id="rId308" o:title=""/>
+          </v:shape>
+          <o:OLEObject Type="Embed" ProgID="Equation.DSMT4" ShapeID="_x0000_i1190" DrawAspect="Content" ObjectID="_1835542664" r:id="rId309"/>
+        </w:object>
+      </w:r>
+      <w:r>
+        <w:t>| the words x and y have at least one letter in common}. Then R is</w:t>
       </w:r>
     </w:p>
     <w:p>
@@ -5133,720 +6572,76 @@
         </w:numPr>
       </w:pPr>
       <w:r>
-        <w:t xml:space="preserve"> There is no rational number </w:t>
-      </w:r>
-      <w:r>
-        <w:rPr>
-          <w:position w:val="-6"/>
-        </w:rPr>
-        <w:object w:dxaOrig="580" w:dyaOrig="279">
-          <v:shape id="_x0000_i1133" type="#_x0000_t75" style="width:29.5pt;height:13.5pt" o:ole="">
-            <v:imagedata r:id="rId224" o:title=""/>
-          </v:shape>
-          <o:OLEObject Type="Embed" ProgID="Equation.DSMT4" ShapeID="_x0000_i1133" DrawAspect="Content" ObjectID="_1834942650" r:id="rId225"/>
-        </w:object>
-      </w:r>
-      <w:r>
-        <w:t xml:space="preserve">such that </w:t>
-      </w:r>
-      <w:r>
-        <w:rPr>
-          <w:position w:val="-6"/>
-        </w:rPr>
-        <w:object w:dxaOrig="560" w:dyaOrig="279">
-          <v:shape id="_x0000_i1134" type="#_x0000_t75" style="width:28.5pt;height:13.5pt" o:ole="">
-            <v:imagedata r:id="rId226" o:title=""/>
-          </v:shape>
-          <o:OLEObject Type="Embed" ProgID="Equation.DSMT4" ShapeID="_x0000_i1134" DrawAspect="Content" ObjectID="_1834942651" r:id="rId227"/>
-        </w:object>
-      </w:r>
-    </w:p>
-    <w:p>
-      <w:pPr>
-        <w:pStyle w:val="ListParagraph"/>
-        <w:numPr>
-          <w:ilvl w:val="0"/>
-          <w:numId w:val="22"/>
-        </w:numPr>
-      </w:pPr>
-      <w:r>
-        <w:t xml:space="preserve">Every rational number </w:t>
-      </w:r>
-      <w:r>
-        <w:rPr>
-          <w:position w:val="-6"/>
-        </w:rPr>
-        <w:object w:dxaOrig="580" w:dyaOrig="279">
-          <v:shape id="_x0000_i1135" type="#_x0000_t75" style="width:29.5pt;height:13.5pt" o:ole="">
-            <v:imagedata r:id="rId228" o:title=""/>
-          </v:shape>
-          <o:OLEObject Type="Embed" ProgID="Equation.DSMT4" ShapeID="_x0000_i1135" DrawAspect="Content" ObjectID="_1834942652" r:id="rId229"/>
-        </w:object>
-      </w:r>
-      <w:r>
-        <w:t xml:space="preserve">satisfies </w:t>
-      </w:r>
-      <w:r>
-        <w:rPr>
-          <w:position w:val="-6"/>
-        </w:rPr>
-        <w:object w:dxaOrig="560" w:dyaOrig="279">
-          <v:shape id="_x0000_i1136" type="#_x0000_t75" style="width:28.5pt;height:13.5pt" o:ole="">
-            <v:imagedata r:id="rId230" o:title=""/>
-          </v:shape>
-          <o:OLEObject Type="Embed" ProgID="Equation.DSMT4" ShapeID="_x0000_i1136" DrawAspect="Content" ObjectID="_1834942653" r:id="rId231"/>
-        </w:object>
-      </w:r>
-    </w:p>
-    <w:p>
-      <w:pPr>
-        <w:pStyle w:val="ListParagraph"/>
-        <w:numPr>
-          <w:ilvl w:val="0"/>
-          <w:numId w:val="22"/>
-        </w:numPr>
-      </w:pPr>
-      <w:r>
-        <w:rPr>
-          <w:position w:val="-6"/>
-        </w:rPr>
-        <w:object w:dxaOrig="580" w:dyaOrig="279">
-          <v:shape id="_x0000_i1137" type="#_x0000_t75" style="width:29.5pt;height:13.5pt" o:ole="">
-            <v:imagedata r:id="rId232" o:title=""/>
-          </v:shape>
-          <o:OLEObject Type="Embed" ProgID="Equation.DSMT4" ShapeID="_x0000_i1137" DrawAspect="Content" ObjectID="_1834942654" r:id="rId233"/>
-        </w:object>
-      </w:r>
-      <w:r>
-        <w:t xml:space="preserve">and </w:t>
-      </w:r>
-      <w:r>
-        <w:rPr>
-          <w:position w:val="-6"/>
-        </w:rPr>
-        <w:object w:dxaOrig="560" w:dyaOrig="279">
-          <v:shape id="_x0000_i1138" type="#_x0000_t75" style="width:28.5pt;height:13.5pt" o:ole="">
-            <v:imagedata r:id="rId234" o:title=""/>
-          </v:shape>
-          <o:OLEObject Type="Embed" ProgID="Equation.DSMT4" ShapeID="_x0000_i1138" DrawAspect="Content" ObjectID="_1834942655" r:id="rId235"/>
-        </w:object>
-      </w:r>
-      <w:r>
-        <w:rPr>
-          <w:position w:val="-6"/>
-        </w:rPr>
-        <w:object w:dxaOrig="480" w:dyaOrig="240">
-          <v:shape id="_x0000_i1139" type="#_x0000_t75" style="width:24.5pt;height:12pt" o:ole="">
-            <v:imagedata r:id="rId236" o:title=""/>
-          </v:shape>
-          <o:OLEObject Type="Embed" ProgID="Equation.DSMT4" ShapeID="_x0000_i1139" DrawAspect="Content" ObjectID="_1834942656" r:id="rId237"/>
-        </w:object>
-      </w:r>
-      <w:r>
-        <w:t xml:space="preserve"> is not rational</w:t>
-      </w:r>
-    </w:p>
-    <w:p>
-      <w:pPr>
-        <w:pStyle w:val="ListParagraph"/>
-        <w:numPr>
-          <w:ilvl w:val="0"/>
-          <w:numId w:val="22"/>
-        </w:numPr>
-      </w:pPr>
-      <w:r>
-        <w:t xml:space="preserve">There is a rational number </w:t>
-      </w:r>
-      <w:r>
-        <w:rPr>
-          <w:position w:val="-6"/>
-        </w:rPr>
-        <w:object w:dxaOrig="580" w:dyaOrig="279">
-          <v:shape id="_x0000_i1140" type="#_x0000_t75" style="width:29.5pt;height:13.5pt" o:ole="">
-            <v:imagedata r:id="rId238" o:title=""/>
-          </v:shape>
-          <o:OLEObject Type="Embed" ProgID="Equation.DSMT4" ShapeID="_x0000_i1140" DrawAspect="Content" ObjectID="_1834942657" r:id="rId239"/>
-        </w:object>
-      </w:r>
-      <w:r>
-        <w:t xml:space="preserve">such that </w:t>
-      </w:r>
-      <w:r>
-        <w:rPr>
-          <w:position w:val="-6"/>
-        </w:rPr>
-        <w:object w:dxaOrig="560" w:dyaOrig="279">
-          <v:shape id="_x0000_i1141" type="#_x0000_t75" style="width:28.5pt;height:13.5pt" o:ole="">
-            <v:imagedata r:id="rId240" o:title=""/>
-          </v:shape>
-          <o:OLEObject Type="Embed" ProgID="Equation.DSMT4" ShapeID="_x0000_i1141" DrawAspect="Content" ObjectID="_1834942658" r:id="rId241"/>
-        </w:object>
-      </w:r>
-      <w:r>
-        <w:tab/>
-      </w:r>
-      <w:r>
-        <w:tab/>
-      </w:r>
-    </w:p>
-    <w:p>
-      <w:r>
-        <w:t>2</w:t>
-      </w:r>
-      <w:r>
-        <w:t>.</w:t>
-      </w:r>
-      <w:r>
-        <w:tab/>
-        <w:t>Consider the following relations:</w:t>
-      </w:r>
-    </w:p>
-    <w:p>
-      <w:r>
-        <w:tab/>
-        <w:t>R = {(</w:t>
-      </w:r>
-      <w:proofErr w:type="spellStart"/>
-      <w:r>
-        <w:t>x</w:t>
+        <w:t>Not reflexive, symmetric and transitive</w:t>
+      </w:r>
+      <w:r>
+        <w:tab/>
+        <w:t>(2)  reflexive, symmetric and not transitive</w:t>
+      </w:r>
+    </w:p>
+    <w:p>
+      <w:pPr>
+        <w:ind w:left="720"/>
+      </w:pPr>
+      <w:r>
+        <w:t xml:space="preserve">(3)  </w:t>
       </w:r>
       <w:proofErr w:type="gramStart"/>
       <w:r>
-        <w:t>,y</w:t>
-      </w:r>
-      <w:proofErr w:type="spellEnd"/>
+        <w:t>reflexive</w:t>
+      </w:r>
       <w:proofErr w:type="gramEnd"/>
       <w:r>
-        <w:t>)|</w:t>
-      </w:r>
-      <w:proofErr w:type="spellStart"/>
-      <w:r>
-        <w:t>x,y</w:t>
-      </w:r>
-      <w:proofErr w:type="spellEnd"/>
-      <w:r>
-        <w:t xml:space="preserve"> are real numbers and x=</w:t>
-      </w:r>
-      <w:proofErr w:type="spellStart"/>
-      <w:r>
-        <w:t>wy</w:t>
-      </w:r>
-      <w:proofErr w:type="spellEnd"/>
-      <w:r>
-        <w:t xml:space="preserve"> for some rational number w};</w:t>
-      </w:r>
-    </w:p>
-    <w:p>
-      <w:r>
-        <w:tab/>
-        <w:t xml:space="preserve">S = </w:t>
-      </w:r>
-      <w:r>
-        <w:rPr>
-          <w:position w:val="-32"/>
-        </w:rPr>
-        <w:object w:dxaOrig="6140" w:dyaOrig="760">
-          <v:shape id="_x0000_i1142" type="#_x0000_t75" style="width:306.5pt;height:38.5pt" o:ole="">
-            <v:imagedata r:id="rId242" o:title=""/>
-          </v:shape>
-          <o:OLEObject Type="Embed" ProgID="Equation.DSMT4" ShapeID="_x0000_i1142" DrawAspect="Content" ObjectID="_1834942659" r:id="rId243"/>
-        </w:object>
-      </w:r>
-      <w:r>
-        <w:t>Then</w:t>
-      </w:r>
-    </w:p>
-    <w:p>
-      <w:pPr>
-        <w:pStyle w:val="ListParagraph"/>
-        <w:numPr>
-          <w:ilvl w:val="0"/>
-          <w:numId w:val="23"/>
-        </w:numPr>
-      </w:pPr>
-      <w:r>
-        <w:t>neither R nor S is an equivalence relation</w:t>
-      </w:r>
-    </w:p>
-    <w:p>
-      <w:pPr>
-        <w:pStyle w:val="ListParagraph"/>
-        <w:numPr>
-          <w:ilvl w:val="0"/>
-          <w:numId w:val="23"/>
-        </w:numPr>
-      </w:pPr>
-      <w:r>
-        <w:t>S is an equivalence relation but R is not an equivalence relation</w:t>
-      </w:r>
-    </w:p>
-    <w:p>
-      <w:pPr>
-        <w:pStyle w:val="ListParagraph"/>
-        <w:numPr>
-          <w:ilvl w:val="0"/>
-          <w:numId w:val="23"/>
-        </w:numPr>
-      </w:pPr>
-      <w:r>
-        <w:t>R and S both are equivalence relations</w:t>
-      </w:r>
-    </w:p>
-    <w:p>
-      <w:pPr>
-        <w:pStyle w:val="ListParagraph"/>
-        <w:numPr>
-          <w:ilvl w:val="0"/>
-          <w:numId w:val="23"/>
-        </w:numPr>
-      </w:pPr>
-      <w:r>
-        <w:t>R is an equivalence relation but S is not an equivalence relation</w:t>
-      </w:r>
-    </w:p>
-    <w:p>
-      <w:pPr>
-        <w:ind w:left="7200" w:firstLine="720"/>
-      </w:pPr>
+        <w:t>, symmetric and transitive</w:t>
+      </w:r>
+      <w:r>
+        <w:tab/>
+      </w:r>
+      <w:r>
+        <w:tab/>
+        <w:t>(4)  reflexive, not symmetric and transitive</w:t>
+      </w:r>
+    </w:p>
+    <w:p>
+      <w:pPr>
+        <w:ind w:left="720" w:hanging="720"/>
+      </w:pPr>
+      <w:r>
+        <w:tab/>
+      </w:r>
+      <w:r>
+        <w:tab/>
+      </w:r>
+      <w:r>
+        <w:tab/>
+      </w:r>
+      <w:r>
+        <w:tab/>
+      </w:r>
+      <w:r>
+        <w:tab/>
+      </w:r>
+      <w:r>
+        <w:tab/>
+      </w:r>
+      <w:r>
+        <w:tab/>
+      </w:r>
+      <w:r>
+        <w:tab/>
+      </w:r>
+      <w:r>
+        <w:tab/>
+      </w:r>
+      <w:r>
+        <w:tab/>
+      </w:r>
+      <w:r>
+        <w:tab/>
+      </w:r>
       <w:r>
         <w:pict>
-          <v:shape id="_x0000_i1161" type="#_x0000_t136" style="width:42pt;height:22.5pt">
-            <v:shadow color="#868686"/>
-            <v:textpath style="font-family:&quot;Arial Black&quot;;font-size:16pt;v-text-kern:t" trim="t" fitpath="t" string="2009"/>
-          </v:shape>
-        </w:pict>
-      </w:r>
-    </w:p>
-    <w:p>
-      <w:r>
-        <w:t>1</w:t>
-      </w:r>
-      <w:r>
-        <w:t>.</w:t>
-      </w:r>
-      <w:r>
-        <w:tab/>
-        <w:t xml:space="preserve">If A, B </w:t>
-      </w:r>
-      <w:proofErr w:type="spellStart"/>
-      <w:r>
-        <w:t>nd</w:t>
-      </w:r>
-      <w:proofErr w:type="spellEnd"/>
-      <w:r>
-        <w:t xml:space="preserve"> C are three sets such that </w:t>
-      </w:r>
-      <w:r>
-        <w:rPr>
-          <w:position w:val="-6"/>
-        </w:rPr>
-        <w:object w:dxaOrig="1480" w:dyaOrig="279">
-          <v:shape id="_x0000_i1143" type="#_x0000_t75" style="width:75pt;height:13.5pt" o:ole="">
-            <v:imagedata r:id="rId244" o:title=""/>
-          </v:shape>
-          <o:OLEObject Type="Embed" ProgID="Equation.DSMT4" ShapeID="_x0000_i1143" DrawAspect="Content" ObjectID="_1834942660" r:id="rId245"/>
-        </w:object>
-      </w:r>
-      <w:proofErr w:type="gramStart"/>
-      <w:r>
-        <w:t xml:space="preserve">and </w:t>
-      </w:r>
-      <w:proofErr w:type="gramEnd"/>
-      <w:r>
-        <w:rPr>
-          <w:position w:val="-6"/>
-        </w:rPr>
-        <w:object w:dxaOrig="1480" w:dyaOrig="279">
-          <v:shape id="_x0000_i1144" type="#_x0000_t75" style="width:75pt;height:13.5pt" o:ole="">
-            <v:imagedata r:id="rId246" o:title=""/>
-          </v:shape>
-          <o:OLEObject Type="Embed" ProgID="Equation.DSMT4" ShapeID="_x0000_i1144" DrawAspect="Content" ObjectID="_1834942661" r:id="rId247"/>
-        </w:object>
-      </w:r>
-      <w:r>
-        <w:t xml:space="preserve">, then </w:t>
-      </w:r>
-    </w:p>
-    <w:p>
-      <w:r>
-        <w:tab/>
-        <w:t>(1)  A = B</w:t>
-      </w:r>
-      <w:r>
-        <w:tab/>
-      </w:r>
-      <w:r>
-        <w:tab/>
-      </w:r>
-      <w:r>
-        <w:tab/>
-      </w:r>
-      <w:r>
-        <w:tab/>
-      </w:r>
-      <w:r>
-        <w:tab/>
-        <w:t>(2</w:t>
-      </w:r>
-      <w:proofErr w:type="gramStart"/>
-      <w:r>
-        <w:t>)  A</w:t>
-      </w:r>
-      <w:proofErr w:type="gramEnd"/>
-      <w:r>
-        <w:t xml:space="preserve"> = C</w:t>
-      </w:r>
-    </w:p>
-    <w:p>
-      <w:r>
-        <w:tab/>
-        <w:t>(3) B = C</w:t>
-      </w:r>
-      <w:r>
-        <w:tab/>
-      </w:r>
-      <w:r>
-        <w:tab/>
-      </w:r>
-      <w:r>
-        <w:tab/>
-      </w:r>
-      <w:r>
-        <w:tab/>
-      </w:r>
-      <w:r>
-        <w:tab/>
-        <w:t xml:space="preserve">(4)  </w:t>
-      </w:r>
-      <w:r>
-        <w:rPr>
-          <w:position w:val="-10"/>
-        </w:rPr>
-        <w:object w:dxaOrig="1020" w:dyaOrig="320">
-          <v:shape id="_x0000_i1145" type="#_x0000_t75" style="width:51pt;height:15.5pt" o:ole="">
-            <v:imagedata r:id="rId248" o:title=""/>
-          </v:shape>
-          <o:OLEObject Type="Embed" ProgID="Equation.DSMT4" ShapeID="_x0000_i1145" DrawAspect="Content" ObjectID="_1834942662" r:id="rId249"/>
-        </w:object>
-      </w:r>
-      <w:r>
-        <w:tab/>
-      </w:r>
-      <w:r>
-        <w:tab/>
-      </w:r>
-      <w:r>
-        <w:tab/>
-      </w:r>
-    </w:p>
-    <w:p>
-      <w:r>
-        <w:lastRenderedPageBreak/>
-        <w:tab/>
-      </w:r>
-      <w:r>
-        <w:tab/>
-      </w:r>
-      <w:r>
-        <w:tab/>
-      </w:r>
-      <w:r>
-        <w:tab/>
-      </w:r>
-      <w:r>
-        <w:tab/>
-      </w:r>
-      <w:r>
-        <w:tab/>
-      </w:r>
-      <w:r>
-        <w:tab/>
-      </w:r>
-      <w:r>
-        <w:tab/>
-      </w:r>
-      <w:r>
-        <w:tab/>
-      </w:r>
-      <w:r>
-        <w:tab/>
-      </w:r>
-      <w:r>
-        <w:tab/>
-      </w:r>
-      <w:r>
-        <w:pict>
-          <v:shape id="_x0000_i1162" type="#_x0000_t136" style="width:42pt;height:22.5pt">
-            <v:shadow color="#868686"/>
-            <v:textpath style="font-family:&quot;Arial Black&quot;;font-size:16pt;v-text-kern:t" trim="t" fitpath="t" string="2008"/>
-          </v:shape>
-        </w:pict>
-      </w:r>
-    </w:p>
-    <w:p>
-      <w:r>
-        <w:t>1</w:t>
-      </w:r>
-      <w:r>
-        <w:t xml:space="preserve">. </w:t>
-      </w:r>
-      <w:r>
-        <w:tab/>
-        <w:t xml:space="preserve">Let R be the real line. Consider the following subsets of the plane </w:t>
-      </w:r>
-      <w:r>
-        <w:rPr>
-          <w:position w:val="-4"/>
-        </w:rPr>
-        <w:object w:dxaOrig="580" w:dyaOrig="260">
-          <v:shape id="_x0000_i1146" type="#_x0000_t75" style="width:29.5pt;height:13.5pt" o:ole="">
-            <v:imagedata r:id="rId250" o:title=""/>
-          </v:shape>
-          <o:OLEObject Type="Embed" ProgID="Equation.DSMT4" ShapeID="_x0000_i1146" DrawAspect="Content" ObjectID="_1834942663" r:id="rId251"/>
-        </w:object>
-      </w:r>
-      <w:r>
-        <w:tab/>
-      </w:r>
-      <w:r>
-        <w:t>.</w:t>
-      </w:r>
-    </w:p>
-    <w:p>
-      <w:r>
-        <w:tab/>
-        <w:t>S = {(</w:t>
-      </w:r>
-      <w:proofErr w:type="spellStart"/>
-      <w:r>
-        <w:t>x</w:t>
-      </w:r>
-      <w:proofErr w:type="gramStart"/>
-      <w:r>
-        <w:t>,y</w:t>
-      </w:r>
-      <w:proofErr w:type="spellEnd"/>
-      <w:proofErr w:type="gramEnd"/>
-      <w:r>
-        <w:t>): y = x + 1 and 0 &lt; x &lt;2 }, T = {(</w:t>
-      </w:r>
-      <w:proofErr w:type="spellStart"/>
-      <w:r>
-        <w:t>x,y</w:t>
-      </w:r>
-      <w:proofErr w:type="spellEnd"/>
-      <w:r>
-        <w:t>):x – y is an integer}. Which one of the following is true?</w:t>
-      </w:r>
-    </w:p>
-    <w:p>
-      <w:pPr>
-        <w:pStyle w:val="ListParagraph"/>
-        <w:numPr>
-          <w:ilvl w:val="0"/>
-          <w:numId w:val="24"/>
-        </w:numPr>
-      </w:pPr>
-      <w:r>
-        <w:t xml:space="preserve"> neither S nor T is an equivalence relation on R</w:t>
-      </w:r>
-    </w:p>
-    <w:p>
-      <w:pPr>
-        <w:pStyle w:val="ListParagraph"/>
-        <w:numPr>
-          <w:ilvl w:val="0"/>
-          <w:numId w:val="24"/>
-        </w:numPr>
-      </w:pPr>
-      <w:r>
-        <w:t>Both S and T are equivalence relations on R</w:t>
-      </w:r>
-    </w:p>
-    <w:p>
-      <w:pPr>
-        <w:pStyle w:val="ListParagraph"/>
-        <w:numPr>
-          <w:ilvl w:val="0"/>
-          <w:numId w:val="24"/>
-        </w:numPr>
-      </w:pPr>
-      <w:r>
-        <w:t>S is an equivalence relation on R but T is not</w:t>
-      </w:r>
-    </w:p>
-    <w:p>
-      <w:pPr>
-        <w:pStyle w:val="ListParagraph"/>
-        <w:numPr>
-          <w:ilvl w:val="0"/>
-          <w:numId w:val="24"/>
-        </w:numPr>
-      </w:pPr>
-      <w:r>
-        <w:t>T is an equivalence relation on R but S is not</w:t>
-      </w:r>
-      <w:r>
-        <w:tab/>
-      </w:r>
-      <w:r>
-        <w:tab/>
-      </w:r>
-      <w:r>
-        <w:tab/>
-      </w:r>
-      <w:r>
-        <w:tab/>
-      </w:r>
-      <w:r>
-        <w:tab/>
-      </w:r>
-    </w:p>
-    <w:p>
-      <w:pPr>
-        <w:ind w:left="7920"/>
-      </w:pPr>
-      <w:r>
-        <w:pict>
-          <v:shape id="_x0000_i1163" type="#_x0000_t136" style="width:42pt;height:22.5pt">
-            <v:shadow color="#868686"/>
-            <v:textpath style="font-family:&quot;Arial Black&quot;;font-size:16pt;v-text-kern:t" trim="t" fitpath="t" string="2006"/>
-          </v:shape>
-        </w:pict>
-      </w:r>
-    </w:p>
-    <w:p>
-      <w:r>
-        <w:t>1</w:t>
-      </w:r>
-      <w:r>
-        <w:t>.</w:t>
-      </w:r>
-      <w:r>
-        <w:tab/>
-        <w:t xml:space="preserve">Let W denote the words in the English dictionary. Define the relation R </w:t>
-      </w:r>
-      <w:proofErr w:type="gramStart"/>
-      <w:r>
-        <w:t>by :</w:t>
-      </w:r>
-      <w:proofErr w:type="gramEnd"/>
-      <w:r>
-        <w:tab/>
-      </w:r>
-    </w:p>
-    <w:p>
-      <w:r>
-        <w:tab/>
-        <w:t>R = {(</w:t>
-      </w:r>
-      <w:proofErr w:type="spellStart"/>
-      <w:r>
-        <w:t>x</w:t>
-      </w:r>
-      <w:proofErr w:type="gramStart"/>
-      <w:r>
-        <w:t>,y</w:t>
-      </w:r>
-      <w:proofErr w:type="spellEnd"/>
-      <w:proofErr w:type="gramEnd"/>
-      <w:r>
-        <w:t>)ε</w:t>
-      </w:r>
-      <w:r>
-        <w:rPr>
-          <w:position w:val="-6"/>
-        </w:rPr>
-        <w:object w:dxaOrig="680" w:dyaOrig="279">
-          <v:shape id="_x0000_i1147" type="#_x0000_t75" style="width:34pt;height:13.5pt" o:ole="">
-            <v:imagedata r:id="rId252" o:title=""/>
-          </v:shape>
-          <o:OLEObject Type="Embed" ProgID="Equation.DSMT4" ShapeID="_x0000_i1147" DrawAspect="Content" ObjectID="_1834942664" r:id="rId253"/>
-        </w:object>
-      </w:r>
-      <w:r>
-        <w:t>| the words x and y have at least one letter in common}. Then R is</w:t>
-      </w:r>
-    </w:p>
-    <w:p>
-      <w:pPr>
-        <w:pStyle w:val="ListParagraph"/>
-        <w:numPr>
-          <w:ilvl w:val="0"/>
-          <w:numId w:val="25"/>
-        </w:numPr>
-      </w:pPr>
-      <w:r>
-        <w:t>Not reflexive, symmetric and transitive</w:t>
-      </w:r>
-      <w:r>
-        <w:tab/>
-        <w:t>(2)  reflexive, symmetric and not transitive</w:t>
-      </w:r>
-    </w:p>
-    <w:p>
-      <w:pPr>
-        <w:ind w:left="720"/>
-      </w:pPr>
-      <w:r>
-        <w:t xml:space="preserve">(3)  </w:t>
-      </w:r>
-      <w:proofErr w:type="gramStart"/>
-      <w:r>
-        <w:t>reflexive</w:t>
-      </w:r>
-      <w:proofErr w:type="gramEnd"/>
-      <w:r>
-        <w:t>, symmetric and transitive</w:t>
-      </w:r>
-      <w:r>
-        <w:tab/>
-      </w:r>
-      <w:r>
-        <w:tab/>
-        <w:t>(4)  reflexive, not symmetric and transitive</w:t>
-      </w:r>
-    </w:p>
-    <w:p>
-      <w:pPr>
-        <w:ind w:left="720" w:hanging="720"/>
-      </w:pPr>
-      <w:r>
-        <w:tab/>
-      </w:r>
-      <w:r>
-        <w:tab/>
-      </w:r>
-      <w:r>
-        <w:tab/>
-      </w:r>
-      <w:r>
-        <w:tab/>
-      </w:r>
-      <w:r>
-        <w:tab/>
-      </w:r>
-      <w:r>
-        <w:tab/>
-      </w:r>
-      <w:r>
-        <w:tab/>
-      </w:r>
-      <w:r>
-        <w:tab/>
-      </w:r>
-      <w:r>
-        <w:tab/>
-      </w:r>
-      <w:r>
-        <w:tab/>
-      </w:r>
-      <w:r>
-        <w:tab/>
-      </w:r>
-      <w:r>
-        <w:pict>
-          <v:shape id="_x0000_i1164" type="#_x0000_t136" style="width:42pt;height:22.5pt">
+          <v:shape id="_x0000_i1191" type="#_x0000_t136" style="width:42pt;height:22.5pt">
             <v:shadow color="#868686"/>
             <v:textpath style="font-family:&quot;Arial Black&quot;;font-size:16pt;v-text-kern:t" trim="t" fitpath="t" string="2005"/>
           </v:shape>
@@ -5900,6 +6695,7 @@
         <w:ind w:left="720" w:hanging="720"/>
       </w:pPr>
       <w:r>
+        <w:lastRenderedPageBreak/>
         <w:tab/>
         <w:t xml:space="preserve">(3)  </w:t>
       </w:r>
@@ -5964,7 +6760,7 @@
       </w:r>
       <w:r>
         <w:pict>
-          <v:shape id="_x0000_i1165" type="#_x0000_t136" style="width:42pt;height:22.5pt">
+          <v:shape id="_x0000_i1192" type="#_x0000_t136" style="width:42pt;height:22.5pt">
             <v:shadow color="#868686"/>
             <v:textpath style="font-family:&quot;Arial Black&quot;;font-size:16pt;v-text-kern:t" trim="t" fitpath="t" string="2004"/>
           </v:shape>
@@ -6161,184 +6957,6 @@
     </w:lvl>
   </w:abstractNum>
   <w:abstractNum w:abstractNumId="1">
-    <w:nsid w:val="03660D0F"/>
-    <w:multiLevelType w:val="hybridMultilevel"/>
-    <w:tmpl w:val="871815AA"/>
-    <w:lvl w:ilvl="0" w:tplc="6520FCDE">
-      <w:start w:val="1"/>
-      <w:numFmt w:val="lowerLetter"/>
-      <w:lvlText w:val="(%1)"/>
-      <w:lvlJc w:val="left"/>
-      <w:pPr>
-        <w:ind w:left="720" w:hanging="360"/>
-      </w:pPr>
-      <w:rPr>
-        <w:rFonts w:hint="default"/>
-      </w:rPr>
-    </w:lvl>
-    <w:lvl w:ilvl="1" w:tplc="04090019" w:tentative="1">
-      <w:start w:val="1"/>
-      <w:numFmt w:val="lowerLetter"/>
-      <w:lvlText w:val="%2."/>
-      <w:lvlJc w:val="left"/>
-      <w:pPr>
-        <w:ind w:left="1440" w:hanging="360"/>
-      </w:pPr>
-    </w:lvl>
-    <w:lvl w:ilvl="2" w:tplc="0409001B" w:tentative="1">
-      <w:start w:val="1"/>
-      <w:numFmt w:val="lowerRoman"/>
-      <w:lvlText w:val="%3."/>
-      <w:lvlJc w:val="right"/>
-      <w:pPr>
-        <w:ind w:left="2160" w:hanging="180"/>
-      </w:pPr>
-    </w:lvl>
-    <w:lvl w:ilvl="3" w:tplc="0409000F" w:tentative="1">
-      <w:start w:val="1"/>
-      <w:numFmt w:val="decimal"/>
-      <w:lvlText w:val="%4."/>
-      <w:lvlJc w:val="left"/>
-      <w:pPr>
-        <w:ind w:left="2880" w:hanging="360"/>
-      </w:pPr>
-    </w:lvl>
-    <w:lvl w:ilvl="4" w:tplc="04090019" w:tentative="1">
-      <w:start w:val="1"/>
-      <w:numFmt w:val="lowerLetter"/>
-      <w:lvlText w:val="%5."/>
-      <w:lvlJc w:val="left"/>
-      <w:pPr>
-        <w:ind w:left="3600" w:hanging="360"/>
-      </w:pPr>
-    </w:lvl>
-    <w:lvl w:ilvl="5" w:tplc="0409001B" w:tentative="1">
-      <w:start w:val="1"/>
-      <w:numFmt w:val="lowerRoman"/>
-      <w:lvlText w:val="%6."/>
-      <w:lvlJc w:val="right"/>
-      <w:pPr>
-        <w:ind w:left="4320" w:hanging="180"/>
-      </w:pPr>
-    </w:lvl>
-    <w:lvl w:ilvl="6" w:tplc="0409000F" w:tentative="1">
-      <w:start w:val="1"/>
-      <w:numFmt w:val="decimal"/>
-      <w:lvlText w:val="%7."/>
-      <w:lvlJc w:val="left"/>
-      <w:pPr>
-        <w:ind w:left="5040" w:hanging="360"/>
-      </w:pPr>
-    </w:lvl>
-    <w:lvl w:ilvl="7" w:tplc="04090019" w:tentative="1">
-      <w:start w:val="1"/>
-      <w:numFmt w:val="lowerLetter"/>
-      <w:lvlText w:val="%8."/>
-      <w:lvlJc w:val="left"/>
-      <w:pPr>
-        <w:ind w:left="5760" w:hanging="360"/>
-      </w:pPr>
-    </w:lvl>
-    <w:lvl w:ilvl="8" w:tplc="0409001B" w:tentative="1">
-      <w:start w:val="1"/>
-      <w:numFmt w:val="lowerRoman"/>
-      <w:lvlText w:val="%9."/>
-      <w:lvlJc w:val="right"/>
-      <w:pPr>
-        <w:ind w:left="6480" w:hanging="180"/>
-      </w:pPr>
-    </w:lvl>
-  </w:abstractNum>
-  <w:abstractNum w:abstractNumId="2">
-    <w:nsid w:val="03A87C85"/>
-    <w:multiLevelType w:val="hybridMultilevel"/>
-    <w:tmpl w:val="F7C60912"/>
-    <w:lvl w:ilvl="0" w:tplc="0F325CEA">
-      <w:start w:val="1"/>
-      <w:numFmt w:val="lowerLetter"/>
-      <w:lvlText w:val="(%1)"/>
-      <w:lvlJc w:val="left"/>
-      <w:pPr>
-        <w:ind w:left="720" w:hanging="360"/>
-      </w:pPr>
-      <w:rPr>
-        <w:rFonts w:hint="default"/>
-      </w:rPr>
-    </w:lvl>
-    <w:lvl w:ilvl="1" w:tplc="04090019" w:tentative="1">
-      <w:start w:val="1"/>
-      <w:numFmt w:val="lowerLetter"/>
-      <w:lvlText w:val="%2."/>
-      <w:lvlJc w:val="left"/>
-      <w:pPr>
-        <w:ind w:left="1440" w:hanging="360"/>
-      </w:pPr>
-    </w:lvl>
-    <w:lvl w:ilvl="2" w:tplc="0409001B" w:tentative="1">
-      <w:start w:val="1"/>
-      <w:numFmt w:val="lowerRoman"/>
-      <w:lvlText w:val="%3."/>
-      <w:lvlJc w:val="right"/>
-      <w:pPr>
-        <w:ind w:left="2160" w:hanging="180"/>
-      </w:pPr>
-    </w:lvl>
-    <w:lvl w:ilvl="3" w:tplc="0409000F" w:tentative="1">
-      <w:start w:val="1"/>
-      <w:numFmt w:val="decimal"/>
-      <w:lvlText w:val="%4."/>
-      <w:lvlJc w:val="left"/>
-      <w:pPr>
-        <w:ind w:left="2880" w:hanging="360"/>
-      </w:pPr>
-    </w:lvl>
-    <w:lvl w:ilvl="4" w:tplc="04090019" w:tentative="1">
-      <w:start w:val="1"/>
-      <w:numFmt w:val="lowerLetter"/>
-      <w:lvlText w:val="%5."/>
-      <w:lvlJc w:val="left"/>
-      <w:pPr>
-        <w:ind w:left="3600" w:hanging="360"/>
-      </w:pPr>
-    </w:lvl>
-    <w:lvl w:ilvl="5" w:tplc="0409001B" w:tentative="1">
-      <w:start w:val="1"/>
-      <w:numFmt w:val="lowerRoman"/>
-      <w:lvlText w:val="%6."/>
-      <w:lvlJc w:val="right"/>
-      <w:pPr>
-        <w:ind w:left="4320" w:hanging="180"/>
-      </w:pPr>
-    </w:lvl>
-    <w:lvl w:ilvl="6" w:tplc="0409000F" w:tentative="1">
-      <w:start w:val="1"/>
-      <w:numFmt w:val="decimal"/>
-      <w:lvlText w:val="%7."/>
-      <w:lvlJc w:val="left"/>
-      <w:pPr>
-        <w:ind w:left="5040" w:hanging="360"/>
-      </w:pPr>
-    </w:lvl>
-    <w:lvl w:ilvl="7" w:tplc="04090019" w:tentative="1">
-      <w:start w:val="1"/>
-      <w:numFmt w:val="lowerLetter"/>
-      <w:lvlText w:val="%8."/>
-      <w:lvlJc w:val="left"/>
-      <w:pPr>
-        <w:ind w:left="5760" w:hanging="360"/>
-      </w:pPr>
-    </w:lvl>
-    <w:lvl w:ilvl="8" w:tplc="0409001B" w:tentative="1">
-      <w:start w:val="1"/>
-      <w:numFmt w:val="lowerRoman"/>
-      <w:lvlText w:val="%9."/>
-      <w:lvlJc w:val="right"/>
-      <w:pPr>
-        <w:ind w:left="6480" w:hanging="180"/>
-      </w:pPr>
-    </w:lvl>
-  </w:abstractNum>
-  <w:abstractNum w:abstractNumId="3">
     <w:nsid w:val="0687173D"/>
     <w:multiLevelType w:val="hybridMultilevel"/>
     <w:tmpl w:val="39DE635C"/>
@@ -6427,7 +7045,7 @@
       </w:pPr>
     </w:lvl>
   </w:abstractNum>
-  <w:abstractNum w:abstractNumId="4">
+  <w:abstractNum w:abstractNumId="2">
     <w:nsid w:val="06EB249A"/>
     <w:multiLevelType w:val="hybridMultilevel"/>
     <w:tmpl w:val="700C094E"/>
@@ -6516,11 +7134,11 @@
       </w:pPr>
     </w:lvl>
   </w:abstractNum>
-  <w:abstractNum w:abstractNumId="5">
-    <w:nsid w:val="077702F0"/>
+  <w:abstractNum w:abstractNumId="3">
+    <w:nsid w:val="07557539"/>
     <w:multiLevelType w:val="hybridMultilevel"/>
-    <w:tmpl w:val="D93ECA5A"/>
-    <w:lvl w:ilvl="0" w:tplc="DE667982">
+    <w:tmpl w:val="70A49F28"/>
+    <w:lvl w:ilvl="0" w:tplc="4344E486">
       <w:start w:val="1"/>
       <w:numFmt w:val="lowerLetter"/>
       <w:lvlText w:val="(%1)"/>
@@ -6605,185 +7223,7 @@
       </w:pPr>
     </w:lvl>
   </w:abstractNum>
-  <w:abstractNum w:abstractNumId="6">
-    <w:nsid w:val="09A126C4"/>
-    <w:multiLevelType w:val="hybridMultilevel"/>
-    <w:tmpl w:val="F2344EC6"/>
-    <w:lvl w:ilvl="0" w:tplc="43E6630A">
-      <w:start w:val="1"/>
-      <w:numFmt w:val="lowerLetter"/>
-      <w:lvlText w:val="(%1)"/>
-      <w:lvlJc w:val="left"/>
-      <w:pPr>
-        <w:ind w:left="720" w:hanging="360"/>
-      </w:pPr>
-      <w:rPr>
-        <w:rFonts w:hint="default"/>
-      </w:rPr>
-    </w:lvl>
-    <w:lvl w:ilvl="1" w:tplc="04090019" w:tentative="1">
-      <w:start w:val="1"/>
-      <w:numFmt w:val="lowerLetter"/>
-      <w:lvlText w:val="%2."/>
-      <w:lvlJc w:val="left"/>
-      <w:pPr>
-        <w:ind w:left="1440" w:hanging="360"/>
-      </w:pPr>
-    </w:lvl>
-    <w:lvl w:ilvl="2" w:tplc="0409001B" w:tentative="1">
-      <w:start w:val="1"/>
-      <w:numFmt w:val="lowerRoman"/>
-      <w:lvlText w:val="%3."/>
-      <w:lvlJc w:val="right"/>
-      <w:pPr>
-        <w:ind w:left="2160" w:hanging="180"/>
-      </w:pPr>
-    </w:lvl>
-    <w:lvl w:ilvl="3" w:tplc="0409000F" w:tentative="1">
-      <w:start w:val="1"/>
-      <w:numFmt w:val="decimal"/>
-      <w:lvlText w:val="%4."/>
-      <w:lvlJc w:val="left"/>
-      <w:pPr>
-        <w:ind w:left="2880" w:hanging="360"/>
-      </w:pPr>
-    </w:lvl>
-    <w:lvl w:ilvl="4" w:tplc="04090019" w:tentative="1">
-      <w:start w:val="1"/>
-      <w:numFmt w:val="lowerLetter"/>
-      <w:lvlText w:val="%5."/>
-      <w:lvlJc w:val="left"/>
-      <w:pPr>
-        <w:ind w:left="3600" w:hanging="360"/>
-      </w:pPr>
-    </w:lvl>
-    <w:lvl w:ilvl="5" w:tplc="0409001B" w:tentative="1">
-      <w:start w:val="1"/>
-      <w:numFmt w:val="lowerRoman"/>
-      <w:lvlText w:val="%6."/>
-      <w:lvlJc w:val="right"/>
-      <w:pPr>
-        <w:ind w:left="4320" w:hanging="180"/>
-      </w:pPr>
-    </w:lvl>
-    <w:lvl w:ilvl="6" w:tplc="0409000F" w:tentative="1">
-      <w:start w:val="1"/>
-      <w:numFmt w:val="decimal"/>
-      <w:lvlText w:val="%7."/>
-      <w:lvlJc w:val="left"/>
-      <w:pPr>
-        <w:ind w:left="5040" w:hanging="360"/>
-      </w:pPr>
-    </w:lvl>
-    <w:lvl w:ilvl="7" w:tplc="04090019" w:tentative="1">
-      <w:start w:val="1"/>
-      <w:numFmt w:val="lowerLetter"/>
-      <w:lvlText w:val="%8."/>
-      <w:lvlJc w:val="left"/>
-      <w:pPr>
-        <w:ind w:left="5760" w:hanging="360"/>
-      </w:pPr>
-    </w:lvl>
-    <w:lvl w:ilvl="8" w:tplc="0409001B" w:tentative="1">
-      <w:start w:val="1"/>
-      <w:numFmt w:val="lowerRoman"/>
-      <w:lvlText w:val="%9."/>
-      <w:lvlJc w:val="right"/>
-      <w:pPr>
-        <w:ind w:left="6480" w:hanging="180"/>
-      </w:pPr>
-    </w:lvl>
-  </w:abstractNum>
-  <w:abstractNum w:abstractNumId="7">
-    <w:nsid w:val="0A325380"/>
-    <w:multiLevelType w:val="hybridMultilevel"/>
-    <w:tmpl w:val="A2CA9892"/>
-    <w:lvl w:ilvl="0" w:tplc="F4C6DE32">
-      <w:start w:val="1"/>
-      <w:numFmt w:val="lowerLetter"/>
-      <w:lvlText w:val="(%1)"/>
-      <w:lvlJc w:val="left"/>
-      <w:pPr>
-        <w:ind w:left="720" w:hanging="360"/>
-      </w:pPr>
-      <w:rPr>
-        <w:rFonts w:hint="default"/>
-      </w:rPr>
-    </w:lvl>
-    <w:lvl w:ilvl="1" w:tplc="04090019" w:tentative="1">
-      <w:start w:val="1"/>
-      <w:numFmt w:val="lowerLetter"/>
-      <w:lvlText w:val="%2."/>
-      <w:lvlJc w:val="left"/>
-      <w:pPr>
-        <w:ind w:left="1440" w:hanging="360"/>
-      </w:pPr>
-    </w:lvl>
-    <w:lvl w:ilvl="2" w:tplc="0409001B" w:tentative="1">
-      <w:start w:val="1"/>
-      <w:numFmt w:val="lowerRoman"/>
-      <w:lvlText w:val="%3."/>
-      <w:lvlJc w:val="right"/>
-      <w:pPr>
-        <w:ind w:left="2160" w:hanging="180"/>
-      </w:pPr>
-    </w:lvl>
-    <w:lvl w:ilvl="3" w:tplc="0409000F" w:tentative="1">
-      <w:start w:val="1"/>
-      <w:numFmt w:val="decimal"/>
-      <w:lvlText w:val="%4."/>
-      <w:lvlJc w:val="left"/>
-      <w:pPr>
-        <w:ind w:left="2880" w:hanging="360"/>
-      </w:pPr>
-    </w:lvl>
-    <w:lvl w:ilvl="4" w:tplc="04090019" w:tentative="1">
-      <w:start w:val="1"/>
-      <w:numFmt w:val="lowerLetter"/>
-      <w:lvlText w:val="%5."/>
-      <w:lvlJc w:val="left"/>
-      <w:pPr>
-        <w:ind w:left="3600" w:hanging="360"/>
-      </w:pPr>
-    </w:lvl>
-    <w:lvl w:ilvl="5" w:tplc="0409001B" w:tentative="1">
-      <w:start w:val="1"/>
-      <w:numFmt w:val="lowerRoman"/>
-      <w:lvlText w:val="%6."/>
-      <w:lvlJc w:val="right"/>
-      <w:pPr>
-        <w:ind w:left="4320" w:hanging="180"/>
-      </w:pPr>
-    </w:lvl>
-    <w:lvl w:ilvl="6" w:tplc="0409000F" w:tentative="1">
-      <w:start w:val="1"/>
-      <w:numFmt w:val="decimal"/>
-      <w:lvlText w:val="%7."/>
-      <w:lvlJc w:val="left"/>
-      <w:pPr>
-        <w:ind w:left="5040" w:hanging="360"/>
-      </w:pPr>
-    </w:lvl>
-    <w:lvl w:ilvl="7" w:tplc="04090019" w:tentative="1">
-      <w:start w:val="1"/>
-      <w:numFmt w:val="lowerLetter"/>
-      <w:lvlText w:val="%8."/>
-      <w:lvlJc w:val="left"/>
-      <w:pPr>
-        <w:ind w:left="5760" w:hanging="360"/>
-      </w:pPr>
-    </w:lvl>
-    <w:lvl w:ilvl="8" w:tplc="0409001B" w:tentative="1">
-      <w:start w:val="1"/>
-      <w:numFmt w:val="lowerRoman"/>
-      <w:lvlText w:val="%9."/>
-      <w:lvlJc w:val="right"/>
-      <w:pPr>
-        <w:ind w:left="6480" w:hanging="180"/>
-      </w:pPr>
-    </w:lvl>
-  </w:abstractNum>
-  <w:abstractNum w:abstractNumId="8">
+  <w:abstractNum w:abstractNumId="4">
     <w:nsid w:val="0A8366CE"/>
     <w:multiLevelType w:val="hybridMultilevel"/>
     <w:tmpl w:val="D72EA3CA"/>
@@ -6872,7 +7312,7 @@
       </w:pPr>
     </w:lvl>
   </w:abstractNum>
-  <w:abstractNum w:abstractNumId="9">
+  <w:abstractNum w:abstractNumId="5">
     <w:nsid w:val="0B916B30"/>
     <w:multiLevelType w:val="hybridMultilevel"/>
     <w:tmpl w:val="91BE880A"/>
@@ -6961,185 +7401,7 @@
       </w:pPr>
     </w:lvl>
   </w:abstractNum>
-  <w:abstractNum w:abstractNumId="10">
-    <w:nsid w:val="0C750EE7"/>
-    <w:multiLevelType w:val="hybridMultilevel"/>
-    <w:tmpl w:val="7C6C971E"/>
-    <w:lvl w:ilvl="0" w:tplc="89EEE178">
-      <w:start w:val="1"/>
-      <w:numFmt w:val="lowerLetter"/>
-      <w:lvlText w:val="(%1)"/>
-      <w:lvlJc w:val="left"/>
-      <w:pPr>
-        <w:ind w:left="720" w:hanging="360"/>
-      </w:pPr>
-      <w:rPr>
-        <w:rFonts w:hint="default"/>
-      </w:rPr>
-    </w:lvl>
-    <w:lvl w:ilvl="1" w:tplc="04090019" w:tentative="1">
-      <w:start w:val="1"/>
-      <w:numFmt w:val="lowerLetter"/>
-      <w:lvlText w:val="%2."/>
-      <w:lvlJc w:val="left"/>
-      <w:pPr>
-        <w:ind w:left="1440" w:hanging="360"/>
-      </w:pPr>
-    </w:lvl>
-    <w:lvl w:ilvl="2" w:tplc="0409001B" w:tentative="1">
-      <w:start w:val="1"/>
-      <w:numFmt w:val="lowerRoman"/>
-      <w:lvlText w:val="%3."/>
-      <w:lvlJc w:val="right"/>
-      <w:pPr>
-        <w:ind w:left="2160" w:hanging="180"/>
-      </w:pPr>
-    </w:lvl>
-    <w:lvl w:ilvl="3" w:tplc="0409000F" w:tentative="1">
-      <w:start w:val="1"/>
-      <w:numFmt w:val="decimal"/>
-      <w:lvlText w:val="%4."/>
-      <w:lvlJc w:val="left"/>
-      <w:pPr>
-        <w:ind w:left="2880" w:hanging="360"/>
-      </w:pPr>
-    </w:lvl>
-    <w:lvl w:ilvl="4" w:tplc="04090019" w:tentative="1">
-      <w:start w:val="1"/>
-      <w:numFmt w:val="lowerLetter"/>
-      <w:lvlText w:val="%5."/>
-      <w:lvlJc w:val="left"/>
-      <w:pPr>
-        <w:ind w:left="3600" w:hanging="360"/>
-      </w:pPr>
-    </w:lvl>
-    <w:lvl w:ilvl="5" w:tplc="0409001B" w:tentative="1">
-      <w:start w:val="1"/>
-      <w:numFmt w:val="lowerRoman"/>
-      <w:lvlText w:val="%6."/>
-      <w:lvlJc w:val="right"/>
-      <w:pPr>
-        <w:ind w:left="4320" w:hanging="180"/>
-      </w:pPr>
-    </w:lvl>
-    <w:lvl w:ilvl="6" w:tplc="0409000F" w:tentative="1">
-      <w:start w:val="1"/>
-      <w:numFmt w:val="decimal"/>
-      <w:lvlText w:val="%7."/>
-      <w:lvlJc w:val="left"/>
-      <w:pPr>
-        <w:ind w:left="5040" w:hanging="360"/>
-      </w:pPr>
-    </w:lvl>
-    <w:lvl w:ilvl="7" w:tplc="04090019" w:tentative="1">
-      <w:start w:val="1"/>
-      <w:numFmt w:val="lowerLetter"/>
-      <w:lvlText w:val="%8."/>
-      <w:lvlJc w:val="left"/>
-      <w:pPr>
-        <w:ind w:left="5760" w:hanging="360"/>
-      </w:pPr>
-    </w:lvl>
-    <w:lvl w:ilvl="8" w:tplc="0409001B" w:tentative="1">
-      <w:start w:val="1"/>
-      <w:numFmt w:val="lowerRoman"/>
-      <w:lvlText w:val="%9."/>
-      <w:lvlJc w:val="right"/>
-      <w:pPr>
-        <w:ind w:left="6480" w:hanging="180"/>
-      </w:pPr>
-    </w:lvl>
-  </w:abstractNum>
-  <w:abstractNum w:abstractNumId="11">
-    <w:nsid w:val="1109402A"/>
-    <w:multiLevelType w:val="hybridMultilevel"/>
-    <w:tmpl w:val="CCC41880"/>
-    <w:lvl w:ilvl="0" w:tplc="2912173C">
-      <w:start w:val="1"/>
-      <w:numFmt w:val="lowerLetter"/>
-      <w:lvlText w:val="(%1)"/>
-      <w:lvlJc w:val="left"/>
-      <w:pPr>
-        <w:ind w:left="720" w:hanging="360"/>
-      </w:pPr>
-      <w:rPr>
-        <w:rFonts w:hint="default"/>
-      </w:rPr>
-    </w:lvl>
-    <w:lvl w:ilvl="1" w:tplc="04090019" w:tentative="1">
-      <w:start w:val="1"/>
-      <w:numFmt w:val="lowerLetter"/>
-      <w:lvlText w:val="%2."/>
-      <w:lvlJc w:val="left"/>
-      <w:pPr>
-        <w:ind w:left="1440" w:hanging="360"/>
-      </w:pPr>
-    </w:lvl>
-    <w:lvl w:ilvl="2" w:tplc="0409001B" w:tentative="1">
-      <w:start w:val="1"/>
-      <w:numFmt w:val="lowerRoman"/>
-      <w:lvlText w:val="%3."/>
-      <w:lvlJc w:val="right"/>
-      <w:pPr>
-        <w:ind w:left="2160" w:hanging="180"/>
-      </w:pPr>
-    </w:lvl>
-    <w:lvl w:ilvl="3" w:tplc="0409000F" w:tentative="1">
-      <w:start w:val="1"/>
-      <w:numFmt w:val="decimal"/>
-      <w:lvlText w:val="%4."/>
-      <w:lvlJc w:val="left"/>
-      <w:pPr>
-        <w:ind w:left="2880" w:hanging="360"/>
-      </w:pPr>
-    </w:lvl>
-    <w:lvl w:ilvl="4" w:tplc="04090019" w:tentative="1">
-      <w:start w:val="1"/>
-      <w:numFmt w:val="lowerLetter"/>
-      <w:lvlText w:val="%5."/>
-      <w:lvlJc w:val="left"/>
-      <w:pPr>
-        <w:ind w:left="3600" w:hanging="360"/>
-      </w:pPr>
-    </w:lvl>
-    <w:lvl w:ilvl="5" w:tplc="0409001B" w:tentative="1">
-      <w:start w:val="1"/>
-      <w:numFmt w:val="lowerRoman"/>
-      <w:lvlText w:val="%6."/>
-      <w:lvlJc w:val="right"/>
-      <w:pPr>
-        <w:ind w:left="4320" w:hanging="180"/>
-      </w:pPr>
-    </w:lvl>
-    <w:lvl w:ilvl="6" w:tplc="0409000F" w:tentative="1">
-      <w:start w:val="1"/>
-      <w:numFmt w:val="decimal"/>
-      <w:lvlText w:val="%7."/>
-      <w:lvlJc w:val="left"/>
-      <w:pPr>
-        <w:ind w:left="5040" w:hanging="360"/>
-      </w:pPr>
-    </w:lvl>
-    <w:lvl w:ilvl="7" w:tplc="04090019" w:tentative="1">
-      <w:start w:val="1"/>
-      <w:numFmt w:val="lowerLetter"/>
-      <w:lvlText w:val="%8."/>
-      <w:lvlJc w:val="left"/>
-      <w:pPr>
-        <w:ind w:left="5760" w:hanging="360"/>
-      </w:pPr>
-    </w:lvl>
-    <w:lvl w:ilvl="8" w:tplc="0409001B" w:tentative="1">
-      <w:start w:val="1"/>
-      <w:numFmt w:val="lowerRoman"/>
-      <w:lvlText w:val="%9."/>
-      <w:lvlJc w:val="right"/>
-      <w:pPr>
-        <w:ind w:left="6480" w:hanging="180"/>
-      </w:pPr>
-    </w:lvl>
-  </w:abstractNum>
-  <w:abstractNum w:abstractNumId="12">
+  <w:abstractNum w:abstractNumId="6">
     <w:nsid w:val="11504A69"/>
     <w:multiLevelType w:val="hybridMultilevel"/>
     <w:tmpl w:val="1D083CEA"/>
@@ -7228,7 +7490,7 @@
       </w:pPr>
     </w:lvl>
   </w:abstractNum>
-  <w:abstractNum w:abstractNumId="13">
+  <w:abstractNum w:abstractNumId="7">
     <w:nsid w:val="11C14216"/>
     <w:multiLevelType w:val="hybridMultilevel"/>
     <w:tmpl w:val="041E3EE0"/>
@@ -7317,7 +7579,7 @@
       </w:pPr>
     </w:lvl>
   </w:abstractNum>
-  <w:abstractNum w:abstractNumId="14">
+  <w:abstractNum w:abstractNumId="8">
     <w:nsid w:val="13457C19"/>
     <w:multiLevelType w:val="hybridMultilevel"/>
     <w:tmpl w:val="0AF6FF86"/>
@@ -7406,7 +7668,7 @@
       </w:pPr>
     </w:lvl>
   </w:abstractNum>
-  <w:abstractNum w:abstractNumId="15">
+  <w:abstractNum w:abstractNumId="9">
     <w:nsid w:val="16766C59"/>
     <w:multiLevelType w:val="hybridMultilevel"/>
     <w:tmpl w:val="C3A08344"/>
@@ -7495,96 +7757,7 @@
       </w:pPr>
     </w:lvl>
   </w:abstractNum>
-  <w:abstractNum w:abstractNumId="16">
-    <w:nsid w:val="1C692C9E"/>
-    <w:multiLevelType w:val="hybridMultilevel"/>
-    <w:tmpl w:val="51C8B614"/>
-    <w:lvl w:ilvl="0" w:tplc="34B4462C">
-      <w:start w:val="1"/>
-      <w:numFmt w:val="lowerLetter"/>
-      <w:lvlText w:val="(%1)"/>
-      <w:lvlJc w:val="left"/>
-      <w:pPr>
-        <w:ind w:left="720" w:hanging="360"/>
-      </w:pPr>
-      <w:rPr>
-        <w:rFonts w:hint="default"/>
-      </w:rPr>
-    </w:lvl>
-    <w:lvl w:ilvl="1" w:tplc="04090019" w:tentative="1">
-      <w:start w:val="1"/>
-      <w:numFmt w:val="lowerLetter"/>
-      <w:lvlText w:val="%2."/>
-      <w:lvlJc w:val="left"/>
-      <w:pPr>
-        <w:ind w:left="1440" w:hanging="360"/>
-      </w:pPr>
-    </w:lvl>
-    <w:lvl w:ilvl="2" w:tplc="0409001B" w:tentative="1">
-      <w:start w:val="1"/>
-      <w:numFmt w:val="lowerRoman"/>
-      <w:lvlText w:val="%3."/>
-      <w:lvlJc w:val="right"/>
-      <w:pPr>
-        <w:ind w:left="2160" w:hanging="180"/>
-      </w:pPr>
-    </w:lvl>
-    <w:lvl w:ilvl="3" w:tplc="0409000F" w:tentative="1">
-      <w:start w:val="1"/>
-      <w:numFmt w:val="decimal"/>
-      <w:lvlText w:val="%4."/>
-      <w:lvlJc w:val="left"/>
-      <w:pPr>
-        <w:ind w:left="2880" w:hanging="360"/>
-      </w:pPr>
-    </w:lvl>
-    <w:lvl w:ilvl="4" w:tplc="04090019" w:tentative="1">
-      <w:start w:val="1"/>
-      <w:numFmt w:val="lowerLetter"/>
-      <w:lvlText w:val="%5."/>
-      <w:lvlJc w:val="left"/>
-      <w:pPr>
-        <w:ind w:left="3600" w:hanging="360"/>
-      </w:pPr>
-    </w:lvl>
-    <w:lvl w:ilvl="5" w:tplc="0409001B" w:tentative="1">
-      <w:start w:val="1"/>
-      <w:numFmt w:val="lowerRoman"/>
-      <w:lvlText w:val="%6."/>
-      <w:lvlJc w:val="right"/>
-      <w:pPr>
-        <w:ind w:left="4320" w:hanging="180"/>
-      </w:pPr>
-    </w:lvl>
-    <w:lvl w:ilvl="6" w:tplc="0409000F" w:tentative="1">
-      <w:start w:val="1"/>
-      <w:numFmt w:val="decimal"/>
-      <w:lvlText w:val="%7."/>
-      <w:lvlJc w:val="left"/>
-      <w:pPr>
-        <w:ind w:left="5040" w:hanging="360"/>
-      </w:pPr>
-    </w:lvl>
-    <w:lvl w:ilvl="7" w:tplc="04090019" w:tentative="1">
-      <w:start w:val="1"/>
-      <w:numFmt w:val="lowerLetter"/>
-      <w:lvlText w:val="%8."/>
-      <w:lvlJc w:val="left"/>
-      <w:pPr>
-        <w:ind w:left="5760" w:hanging="360"/>
-      </w:pPr>
-    </w:lvl>
-    <w:lvl w:ilvl="8" w:tplc="0409001B" w:tentative="1">
-      <w:start w:val="1"/>
-      <w:numFmt w:val="lowerRoman"/>
-      <w:lvlText w:val="%9."/>
-      <w:lvlJc w:val="right"/>
-      <w:pPr>
-        <w:ind w:left="6480" w:hanging="180"/>
-      </w:pPr>
-    </w:lvl>
-  </w:abstractNum>
-  <w:abstractNum w:abstractNumId="17">
+  <w:abstractNum w:abstractNumId="10">
     <w:nsid w:val="1FA5273A"/>
     <w:multiLevelType w:val="hybridMultilevel"/>
     <w:tmpl w:val="4266CF2A"/>
@@ -7673,7 +7846,7 @@
       </w:pPr>
     </w:lvl>
   </w:abstractNum>
-  <w:abstractNum w:abstractNumId="18">
+  <w:abstractNum w:abstractNumId="11">
     <w:nsid w:val="21D060D4"/>
     <w:multiLevelType w:val="hybridMultilevel"/>
     <w:tmpl w:val="315C1D0C"/>
@@ -7762,274 +7935,7 @@
       </w:pPr>
     </w:lvl>
   </w:abstractNum>
-  <w:abstractNum w:abstractNumId="19">
-    <w:nsid w:val="21ED2CA6"/>
-    <w:multiLevelType w:val="hybridMultilevel"/>
-    <w:tmpl w:val="5F944682"/>
-    <w:lvl w:ilvl="0" w:tplc="FECC9C3E">
-      <w:start w:val="1"/>
-      <w:numFmt w:val="lowerLetter"/>
-      <w:lvlText w:val="(%1)"/>
-      <w:lvlJc w:val="left"/>
-      <w:pPr>
-        <w:ind w:left="720" w:hanging="360"/>
-      </w:pPr>
-      <w:rPr>
-        <w:rFonts w:hint="default"/>
-      </w:rPr>
-    </w:lvl>
-    <w:lvl w:ilvl="1" w:tplc="04090019" w:tentative="1">
-      <w:start w:val="1"/>
-      <w:numFmt w:val="lowerLetter"/>
-      <w:lvlText w:val="%2."/>
-      <w:lvlJc w:val="left"/>
-      <w:pPr>
-        <w:ind w:left="1440" w:hanging="360"/>
-      </w:pPr>
-    </w:lvl>
-    <w:lvl w:ilvl="2" w:tplc="0409001B" w:tentative="1">
-      <w:start w:val="1"/>
-      <w:numFmt w:val="lowerRoman"/>
-      <w:lvlText w:val="%3."/>
-      <w:lvlJc w:val="right"/>
-      <w:pPr>
-        <w:ind w:left="2160" w:hanging="180"/>
-      </w:pPr>
-    </w:lvl>
-    <w:lvl w:ilvl="3" w:tplc="0409000F" w:tentative="1">
-      <w:start w:val="1"/>
-      <w:numFmt w:val="decimal"/>
-      <w:lvlText w:val="%4."/>
-      <w:lvlJc w:val="left"/>
-      <w:pPr>
-        <w:ind w:left="2880" w:hanging="360"/>
-      </w:pPr>
-    </w:lvl>
-    <w:lvl w:ilvl="4" w:tplc="04090019" w:tentative="1">
-      <w:start w:val="1"/>
-      <w:numFmt w:val="lowerLetter"/>
-      <w:lvlText w:val="%5."/>
-      <w:lvlJc w:val="left"/>
-      <w:pPr>
-        <w:ind w:left="3600" w:hanging="360"/>
-      </w:pPr>
-    </w:lvl>
-    <w:lvl w:ilvl="5" w:tplc="0409001B" w:tentative="1">
-      <w:start w:val="1"/>
-      <w:numFmt w:val="lowerRoman"/>
-      <w:lvlText w:val="%6."/>
-      <w:lvlJc w:val="right"/>
-      <w:pPr>
-        <w:ind w:left="4320" w:hanging="180"/>
-      </w:pPr>
-    </w:lvl>
-    <w:lvl w:ilvl="6" w:tplc="0409000F" w:tentative="1">
-      <w:start w:val="1"/>
-      <w:numFmt w:val="decimal"/>
-      <w:lvlText w:val="%7."/>
-      <w:lvlJc w:val="left"/>
-      <w:pPr>
-        <w:ind w:left="5040" w:hanging="360"/>
-      </w:pPr>
-    </w:lvl>
-    <w:lvl w:ilvl="7" w:tplc="04090019" w:tentative="1">
-      <w:start w:val="1"/>
-      <w:numFmt w:val="lowerLetter"/>
-      <w:lvlText w:val="%8."/>
-      <w:lvlJc w:val="left"/>
-      <w:pPr>
-        <w:ind w:left="5760" w:hanging="360"/>
-      </w:pPr>
-    </w:lvl>
-    <w:lvl w:ilvl="8" w:tplc="0409001B" w:tentative="1">
-      <w:start w:val="1"/>
-      <w:numFmt w:val="lowerRoman"/>
-      <w:lvlText w:val="%9."/>
-      <w:lvlJc w:val="right"/>
-      <w:pPr>
-        <w:ind w:left="6480" w:hanging="180"/>
-      </w:pPr>
-    </w:lvl>
-  </w:abstractNum>
-  <w:abstractNum w:abstractNumId="20">
-    <w:nsid w:val="24546F2D"/>
-    <w:multiLevelType w:val="hybridMultilevel"/>
-    <w:tmpl w:val="425AF7C2"/>
-    <w:lvl w:ilvl="0" w:tplc="9F32DC84">
-      <w:start w:val="1"/>
-      <w:numFmt w:val="lowerLetter"/>
-      <w:lvlText w:val="(%1)"/>
-      <w:lvlJc w:val="left"/>
-      <w:pPr>
-        <w:ind w:left="720" w:hanging="360"/>
-      </w:pPr>
-      <w:rPr>
-        <w:rFonts w:hint="default"/>
-      </w:rPr>
-    </w:lvl>
-    <w:lvl w:ilvl="1" w:tplc="04090019" w:tentative="1">
-      <w:start w:val="1"/>
-      <w:numFmt w:val="lowerLetter"/>
-      <w:lvlText w:val="%2."/>
-      <w:lvlJc w:val="left"/>
-      <w:pPr>
-        <w:ind w:left="1440" w:hanging="360"/>
-      </w:pPr>
-    </w:lvl>
-    <w:lvl w:ilvl="2" w:tplc="0409001B" w:tentative="1">
-      <w:start w:val="1"/>
-      <w:numFmt w:val="lowerRoman"/>
-      <w:lvlText w:val="%3."/>
-      <w:lvlJc w:val="right"/>
-      <w:pPr>
-        <w:ind w:left="2160" w:hanging="180"/>
-      </w:pPr>
-    </w:lvl>
-    <w:lvl w:ilvl="3" w:tplc="0409000F" w:tentative="1">
-      <w:start w:val="1"/>
-      <w:numFmt w:val="decimal"/>
-      <w:lvlText w:val="%4."/>
-      <w:lvlJc w:val="left"/>
-      <w:pPr>
-        <w:ind w:left="2880" w:hanging="360"/>
-      </w:pPr>
-    </w:lvl>
-    <w:lvl w:ilvl="4" w:tplc="04090019" w:tentative="1">
-      <w:start w:val="1"/>
-      <w:numFmt w:val="lowerLetter"/>
-      <w:lvlText w:val="%5."/>
-      <w:lvlJc w:val="left"/>
-      <w:pPr>
-        <w:ind w:left="3600" w:hanging="360"/>
-      </w:pPr>
-    </w:lvl>
-    <w:lvl w:ilvl="5" w:tplc="0409001B" w:tentative="1">
-      <w:start w:val="1"/>
-      <w:numFmt w:val="lowerRoman"/>
-      <w:lvlText w:val="%6."/>
-      <w:lvlJc w:val="right"/>
-      <w:pPr>
-        <w:ind w:left="4320" w:hanging="180"/>
-      </w:pPr>
-    </w:lvl>
-    <w:lvl w:ilvl="6" w:tplc="0409000F" w:tentative="1">
-      <w:start w:val="1"/>
-      <w:numFmt w:val="decimal"/>
-      <w:lvlText w:val="%7."/>
-      <w:lvlJc w:val="left"/>
-      <w:pPr>
-        <w:ind w:left="5040" w:hanging="360"/>
-      </w:pPr>
-    </w:lvl>
-    <w:lvl w:ilvl="7" w:tplc="04090019" w:tentative="1">
-      <w:start w:val="1"/>
-      <w:numFmt w:val="lowerLetter"/>
-      <w:lvlText w:val="%8."/>
-      <w:lvlJc w:val="left"/>
-      <w:pPr>
-        <w:ind w:left="5760" w:hanging="360"/>
-      </w:pPr>
-    </w:lvl>
-    <w:lvl w:ilvl="8" w:tplc="0409001B" w:tentative="1">
-      <w:start w:val="1"/>
-      <w:numFmt w:val="lowerRoman"/>
-      <w:lvlText w:val="%9."/>
-      <w:lvlJc w:val="right"/>
-      <w:pPr>
-        <w:ind w:left="6480" w:hanging="180"/>
-      </w:pPr>
-    </w:lvl>
-  </w:abstractNum>
-  <w:abstractNum w:abstractNumId="21">
-    <w:nsid w:val="257E0641"/>
-    <w:multiLevelType w:val="hybridMultilevel"/>
-    <w:tmpl w:val="A6BE49FC"/>
-    <w:lvl w:ilvl="0" w:tplc="D55E1784">
-      <w:start w:val="1"/>
-      <w:numFmt w:val="lowerLetter"/>
-      <w:lvlText w:val="(%1)"/>
-      <w:lvlJc w:val="left"/>
-      <w:pPr>
-        <w:ind w:left="720" w:hanging="360"/>
-      </w:pPr>
-      <w:rPr>
-        <w:rFonts w:hint="default"/>
-      </w:rPr>
-    </w:lvl>
-    <w:lvl w:ilvl="1" w:tplc="04090019" w:tentative="1">
-      <w:start w:val="1"/>
-      <w:numFmt w:val="lowerLetter"/>
-      <w:lvlText w:val="%2."/>
-      <w:lvlJc w:val="left"/>
-      <w:pPr>
-        <w:ind w:left="1440" w:hanging="360"/>
-      </w:pPr>
-    </w:lvl>
-    <w:lvl w:ilvl="2" w:tplc="0409001B" w:tentative="1">
-      <w:start w:val="1"/>
-      <w:numFmt w:val="lowerRoman"/>
-      <w:lvlText w:val="%3."/>
-      <w:lvlJc w:val="right"/>
-      <w:pPr>
-        <w:ind w:left="2160" w:hanging="180"/>
-      </w:pPr>
-    </w:lvl>
-    <w:lvl w:ilvl="3" w:tplc="0409000F" w:tentative="1">
-      <w:start w:val="1"/>
-      <w:numFmt w:val="decimal"/>
-      <w:lvlText w:val="%4."/>
-      <w:lvlJc w:val="left"/>
-      <w:pPr>
-        <w:ind w:left="2880" w:hanging="360"/>
-      </w:pPr>
-    </w:lvl>
-    <w:lvl w:ilvl="4" w:tplc="04090019" w:tentative="1">
-      <w:start w:val="1"/>
-      <w:numFmt w:val="lowerLetter"/>
-      <w:lvlText w:val="%5."/>
-      <w:lvlJc w:val="left"/>
-      <w:pPr>
-        <w:ind w:left="3600" w:hanging="360"/>
-      </w:pPr>
-    </w:lvl>
-    <w:lvl w:ilvl="5" w:tplc="0409001B" w:tentative="1">
-      <w:start w:val="1"/>
-      <w:numFmt w:val="lowerRoman"/>
-      <w:lvlText w:val="%6."/>
-      <w:lvlJc w:val="right"/>
-      <w:pPr>
-        <w:ind w:left="4320" w:hanging="180"/>
-      </w:pPr>
-    </w:lvl>
-    <w:lvl w:ilvl="6" w:tplc="0409000F" w:tentative="1">
-      <w:start w:val="1"/>
-      <w:numFmt w:val="decimal"/>
-      <w:lvlText w:val="%7."/>
-      <w:lvlJc w:val="left"/>
-      <w:pPr>
-        <w:ind w:left="5040" w:hanging="360"/>
-      </w:pPr>
-    </w:lvl>
-    <w:lvl w:ilvl="7" w:tplc="04090019" w:tentative="1">
-      <w:start w:val="1"/>
-      <w:numFmt w:val="lowerLetter"/>
-      <w:lvlText w:val="%8."/>
-      <w:lvlJc w:val="left"/>
-      <w:pPr>
-        <w:ind w:left="5760" w:hanging="360"/>
-      </w:pPr>
-    </w:lvl>
-    <w:lvl w:ilvl="8" w:tplc="0409001B" w:tentative="1">
-      <w:start w:val="1"/>
-      <w:numFmt w:val="lowerRoman"/>
-      <w:lvlText w:val="%9."/>
-      <w:lvlJc w:val="right"/>
-      <w:pPr>
-        <w:ind w:left="6480" w:hanging="180"/>
-      </w:pPr>
-    </w:lvl>
-  </w:abstractNum>
-  <w:abstractNum w:abstractNumId="22">
+  <w:abstractNum w:abstractNumId="12">
     <w:nsid w:val="25BF3E6E"/>
     <w:multiLevelType w:val="hybridMultilevel"/>
     <w:tmpl w:val="3B385E00"/>
@@ -8118,7 +8024,7 @@
       </w:pPr>
     </w:lvl>
   </w:abstractNum>
-  <w:abstractNum w:abstractNumId="23">
+  <w:abstractNum w:abstractNumId="13">
     <w:nsid w:val="26BC32AC"/>
     <w:multiLevelType w:val="hybridMultilevel"/>
     <w:tmpl w:val="7574695E"/>
@@ -8207,185 +8113,7 @@
       </w:pPr>
     </w:lvl>
   </w:abstractNum>
-  <w:abstractNum w:abstractNumId="24">
-    <w:nsid w:val="27CE4829"/>
-    <w:multiLevelType w:val="hybridMultilevel"/>
-    <w:tmpl w:val="38EE82C8"/>
-    <w:lvl w:ilvl="0" w:tplc="8E0E1EEA">
-      <w:start w:val="1"/>
-      <w:numFmt w:val="lowerLetter"/>
-      <w:lvlText w:val="(%1)"/>
-      <w:lvlJc w:val="left"/>
-      <w:pPr>
-        <w:ind w:left="720" w:hanging="360"/>
-      </w:pPr>
-      <w:rPr>
-        <w:rFonts w:hint="default"/>
-      </w:rPr>
-    </w:lvl>
-    <w:lvl w:ilvl="1" w:tplc="04090019" w:tentative="1">
-      <w:start w:val="1"/>
-      <w:numFmt w:val="lowerLetter"/>
-      <w:lvlText w:val="%2."/>
-      <w:lvlJc w:val="left"/>
-      <w:pPr>
-        <w:ind w:left="1440" w:hanging="360"/>
-      </w:pPr>
-    </w:lvl>
-    <w:lvl w:ilvl="2" w:tplc="0409001B" w:tentative="1">
-      <w:start w:val="1"/>
-      <w:numFmt w:val="lowerRoman"/>
-      <w:lvlText w:val="%3."/>
-      <w:lvlJc w:val="right"/>
-      <w:pPr>
-        <w:ind w:left="2160" w:hanging="180"/>
-      </w:pPr>
-    </w:lvl>
-    <w:lvl w:ilvl="3" w:tplc="0409000F" w:tentative="1">
-      <w:start w:val="1"/>
-      <w:numFmt w:val="decimal"/>
-      <w:lvlText w:val="%4."/>
-      <w:lvlJc w:val="left"/>
-      <w:pPr>
-        <w:ind w:left="2880" w:hanging="360"/>
-      </w:pPr>
-    </w:lvl>
-    <w:lvl w:ilvl="4" w:tplc="04090019" w:tentative="1">
-      <w:start w:val="1"/>
-      <w:numFmt w:val="lowerLetter"/>
-      <w:lvlText w:val="%5."/>
-      <w:lvlJc w:val="left"/>
-      <w:pPr>
-        <w:ind w:left="3600" w:hanging="360"/>
-      </w:pPr>
-    </w:lvl>
-    <w:lvl w:ilvl="5" w:tplc="0409001B" w:tentative="1">
-      <w:start w:val="1"/>
-      <w:numFmt w:val="lowerRoman"/>
-      <w:lvlText w:val="%6."/>
-      <w:lvlJc w:val="right"/>
-      <w:pPr>
-        <w:ind w:left="4320" w:hanging="180"/>
-      </w:pPr>
-    </w:lvl>
-    <w:lvl w:ilvl="6" w:tplc="0409000F" w:tentative="1">
-      <w:start w:val="1"/>
-      <w:numFmt w:val="decimal"/>
-      <w:lvlText w:val="%7."/>
-      <w:lvlJc w:val="left"/>
-      <w:pPr>
-        <w:ind w:left="5040" w:hanging="360"/>
-      </w:pPr>
-    </w:lvl>
-    <w:lvl w:ilvl="7" w:tplc="04090019" w:tentative="1">
-      <w:start w:val="1"/>
-      <w:numFmt w:val="lowerLetter"/>
-      <w:lvlText w:val="%8."/>
-      <w:lvlJc w:val="left"/>
-      <w:pPr>
-        <w:ind w:left="5760" w:hanging="360"/>
-      </w:pPr>
-    </w:lvl>
-    <w:lvl w:ilvl="8" w:tplc="0409001B" w:tentative="1">
-      <w:start w:val="1"/>
-      <w:numFmt w:val="lowerRoman"/>
-      <w:lvlText w:val="%9."/>
-      <w:lvlJc w:val="right"/>
-      <w:pPr>
-        <w:ind w:left="6480" w:hanging="180"/>
-      </w:pPr>
-    </w:lvl>
-  </w:abstractNum>
-  <w:abstractNum w:abstractNumId="25">
-    <w:nsid w:val="27E94C44"/>
-    <w:multiLevelType w:val="hybridMultilevel"/>
-    <w:tmpl w:val="451212F8"/>
-    <w:lvl w:ilvl="0" w:tplc="9C088BA2">
-      <w:start w:val="1"/>
-      <w:numFmt w:val="lowerLetter"/>
-      <w:lvlText w:val="(%1)"/>
-      <w:lvlJc w:val="left"/>
-      <w:pPr>
-        <w:ind w:left="720" w:hanging="360"/>
-      </w:pPr>
-      <w:rPr>
-        <w:rFonts w:hint="default"/>
-      </w:rPr>
-    </w:lvl>
-    <w:lvl w:ilvl="1" w:tplc="04090019" w:tentative="1">
-      <w:start w:val="1"/>
-      <w:numFmt w:val="lowerLetter"/>
-      <w:lvlText w:val="%2."/>
-      <w:lvlJc w:val="left"/>
-      <w:pPr>
-        <w:ind w:left="1440" w:hanging="360"/>
-      </w:pPr>
-    </w:lvl>
-    <w:lvl w:ilvl="2" w:tplc="0409001B" w:tentative="1">
-      <w:start w:val="1"/>
-      <w:numFmt w:val="lowerRoman"/>
-      <w:lvlText w:val="%3."/>
-      <w:lvlJc w:val="right"/>
-      <w:pPr>
-        <w:ind w:left="2160" w:hanging="180"/>
-      </w:pPr>
-    </w:lvl>
-    <w:lvl w:ilvl="3" w:tplc="0409000F" w:tentative="1">
-      <w:start w:val="1"/>
-      <w:numFmt w:val="decimal"/>
-      <w:lvlText w:val="%4."/>
-      <w:lvlJc w:val="left"/>
-      <w:pPr>
-        <w:ind w:left="2880" w:hanging="360"/>
-      </w:pPr>
-    </w:lvl>
-    <w:lvl w:ilvl="4" w:tplc="04090019" w:tentative="1">
-      <w:start w:val="1"/>
-      <w:numFmt w:val="lowerLetter"/>
-      <w:lvlText w:val="%5."/>
-      <w:lvlJc w:val="left"/>
-      <w:pPr>
-        <w:ind w:left="3600" w:hanging="360"/>
-      </w:pPr>
-    </w:lvl>
-    <w:lvl w:ilvl="5" w:tplc="0409001B" w:tentative="1">
-      <w:start w:val="1"/>
-      <w:numFmt w:val="lowerRoman"/>
-      <w:lvlText w:val="%6."/>
-      <w:lvlJc w:val="right"/>
-      <w:pPr>
-        <w:ind w:left="4320" w:hanging="180"/>
-      </w:pPr>
-    </w:lvl>
-    <w:lvl w:ilvl="6" w:tplc="0409000F" w:tentative="1">
-      <w:start w:val="1"/>
-      <w:numFmt w:val="decimal"/>
-      <w:lvlText w:val="%7."/>
-      <w:lvlJc w:val="left"/>
-      <w:pPr>
-        <w:ind w:left="5040" w:hanging="360"/>
-      </w:pPr>
-    </w:lvl>
-    <w:lvl w:ilvl="7" w:tplc="04090019" w:tentative="1">
-      <w:start w:val="1"/>
-      <w:numFmt w:val="lowerLetter"/>
-      <w:lvlText w:val="%8."/>
-      <w:lvlJc w:val="left"/>
-      <w:pPr>
-        <w:ind w:left="5760" w:hanging="360"/>
-      </w:pPr>
-    </w:lvl>
-    <w:lvl w:ilvl="8" w:tplc="0409001B" w:tentative="1">
-      <w:start w:val="1"/>
-      <w:numFmt w:val="lowerRoman"/>
-      <w:lvlText w:val="%9."/>
-      <w:lvlJc w:val="right"/>
-      <w:pPr>
-        <w:ind w:left="6480" w:hanging="180"/>
-      </w:pPr>
-    </w:lvl>
-  </w:abstractNum>
-  <w:abstractNum w:abstractNumId="26">
+  <w:abstractNum w:abstractNumId="14">
     <w:nsid w:val="27EB0BDE"/>
     <w:multiLevelType w:val="hybridMultilevel"/>
     <w:tmpl w:val="7B68CFDE"/>
@@ -8474,7 +8202,7 @@
       </w:pPr>
     </w:lvl>
   </w:abstractNum>
-  <w:abstractNum w:abstractNumId="27">
+  <w:abstractNum w:abstractNumId="15">
     <w:nsid w:val="28DF3B0B"/>
     <w:multiLevelType w:val="hybridMultilevel"/>
     <w:tmpl w:val="304AD670"/>
@@ -8563,7 +8291,7 @@
       </w:pPr>
     </w:lvl>
   </w:abstractNum>
-  <w:abstractNum w:abstractNumId="28">
+  <w:abstractNum w:abstractNumId="16">
     <w:nsid w:val="2B0A5F67"/>
     <w:multiLevelType w:val="hybridMultilevel"/>
     <w:tmpl w:val="D3005DB4"/>
@@ -8652,7 +8380,7 @@
       </w:pPr>
     </w:lvl>
   </w:abstractNum>
-  <w:abstractNum w:abstractNumId="29">
+  <w:abstractNum w:abstractNumId="17">
     <w:nsid w:val="2DDE47E9"/>
     <w:multiLevelType w:val="hybridMultilevel"/>
     <w:tmpl w:val="298EAFD6"/>
@@ -8741,7 +8469,7 @@
       </w:pPr>
     </w:lvl>
   </w:abstractNum>
-  <w:abstractNum w:abstractNumId="30">
+  <w:abstractNum w:abstractNumId="18">
     <w:nsid w:val="2E885077"/>
     <w:multiLevelType w:val="hybridMultilevel"/>
     <w:tmpl w:val="99F02CBE"/>
@@ -8830,11 +8558,11 @@
       </w:pPr>
     </w:lvl>
   </w:abstractNum>
-  <w:abstractNum w:abstractNumId="31">
-    <w:nsid w:val="36535969"/>
+  <w:abstractNum w:abstractNumId="19">
+    <w:nsid w:val="376D0E08"/>
     <w:multiLevelType w:val="hybridMultilevel"/>
-    <w:tmpl w:val="6B26FC3A"/>
-    <w:lvl w:ilvl="0" w:tplc="8342E60E">
+    <w:tmpl w:val="5FC0C2DC"/>
+    <w:lvl w:ilvl="0" w:tplc="19FC4D42">
       <w:start w:val="1"/>
       <w:numFmt w:val="lowerLetter"/>
       <w:lvlText w:val="(%1)"/>
@@ -8919,11 +8647,11 @@
       </w:pPr>
     </w:lvl>
   </w:abstractNum>
-  <w:abstractNum w:abstractNumId="32">
-    <w:nsid w:val="379D3115"/>
+  <w:abstractNum w:abstractNumId="20">
+    <w:nsid w:val="3DA24235"/>
     <w:multiLevelType w:val="hybridMultilevel"/>
-    <w:tmpl w:val="4092771A"/>
-    <w:lvl w:ilvl="0" w:tplc="2EBAFD04">
+    <w:tmpl w:val="5E72CE20"/>
+    <w:lvl w:ilvl="0" w:tplc="A858E5CC">
       <w:start w:val="1"/>
       <w:numFmt w:val="lowerLetter"/>
       <w:lvlText w:val="(%1)"/>
@@ -9008,11 +8736,11 @@
       </w:pPr>
     </w:lvl>
   </w:abstractNum>
-  <w:abstractNum w:abstractNumId="33">
-    <w:nsid w:val="39A404C8"/>
+  <w:abstractNum w:abstractNumId="21">
+    <w:nsid w:val="3F1A0AF1"/>
     <w:multiLevelType w:val="hybridMultilevel"/>
-    <w:tmpl w:val="B3A2B9F4"/>
-    <w:lvl w:ilvl="0" w:tplc="56C42040">
+    <w:tmpl w:val="E632B356"/>
+    <w:lvl w:ilvl="0" w:tplc="E1840AC8">
       <w:start w:val="1"/>
       <w:numFmt w:val="lowerLetter"/>
       <w:lvlText w:val="(%1)"/>
@@ -9097,11 +8825,11 @@
       </w:pPr>
     </w:lvl>
   </w:abstractNum>
-  <w:abstractNum w:abstractNumId="34">
-    <w:nsid w:val="4E486C8D"/>
+  <w:abstractNum w:abstractNumId="22">
+    <w:nsid w:val="4F664310"/>
     <w:multiLevelType w:val="hybridMultilevel"/>
-    <w:tmpl w:val="AA60C988"/>
-    <w:lvl w:ilvl="0" w:tplc="13F62690">
+    <w:tmpl w:val="9528B674"/>
+    <w:lvl w:ilvl="0" w:tplc="362484FE">
       <w:start w:val="1"/>
       <w:numFmt w:val="lowerLetter"/>
       <w:lvlText w:val="(%1)"/>
@@ -9186,96 +8914,7 @@
       </w:pPr>
     </w:lvl>
   </w:abstractNum>
-  <w:abstractNum w:abstractNumId="35">
-    <w:nsid w:val="4F1F19E9"/>
-    <w:multiLevelType w:val="hybridMultilevel"/>
-    <w:tmpl w:val="CC7C5BE8"/>
-    <w:lvl w:ilvl="0" w:tplc="8A0A2CD8">
-      <w:start w:val="1"/>
-      <w:numFmt w:val="lowerLetter"/>
-      <w:lvlText w:val="(%1)"/>
-      <w:lvlJc w:val="left"/>
-      <w:pPr>
-        <w:ind w:left="720" w:hanging="360"/>
-      </w:pPr>
-      <w:rPr>
-        <w:rFonts w:hint="default"/>
-      </w:rPr>
-    </w:lvl>
-    <w:lvl w:ilvl="1" w:tplc="04090019" w:tentative="1">
-      <w:start w:val="1"/>
-      <w:numFmt w:val="lowerLetter"/>
-      <w:lvlText w:val="%2."/>
-      <w:lvlJc w:val="left"/>
-      <w:pPr>
-        <w:ind w:left="1440" w:hanging="360"/>
-      </w:pPr>
-    </w:lvl>
-    <w:lvl w:ilvl="2" w:tplc="0409001B" w:tentative="1">
-      <w:start w:val="1"/>
-      <w:numFmt w:val="lowerRoman"/>
-      <w:lvlText w:val="%3."/>
-      <w:lvlJc w:val="right"/>
-      <w:pPr>
-        <w:ind w:left="2160" w:hanging="180"/>
-      </w:pPr>
-    </w:lvl>
-    <w:lvl w:ilvl="3" w:tplc="0409000F" w:tentative="1">
-      <w:start w:val="1"/>
-      <w:numFmt w:val="decimal"/>
-      <w:lvlText w:val="%4."/>
-      <w:lvlJc w:val="left"/>
-      <w:pPr>
-        <w:ind w:left="2880" w:hanging="360"/>
-      </w:pPr>
-    </w:lvl>
-    <w:lvl w:ilvl="4" w:tplc="04090019" w:tentative="1">
-      <w:start w:val="1"/>
-      <w:numFmt w:val="lowerLetter"/>
-      <w:lvlText w:val="%5."/>
-      <w:lvlJc w:val="left"/>
-      <w:pPr>
-        <w:ind w:left="3600" w:hanging="360"/>
-      </w:pPr>
-    </w:lvl>
-    <w:lvl w:ilvl="5" w:tplc="0409001B" w:tentative="1">
-      <w:start w:val="1"/>
-      <w:numFmt w:val="lowerRoman"/>
-      <w:lvlText w:val="%6."/>
-      <w:lvlJc w:val="right"/>
-      <w:pPr>
-        <w:ind w:left="4320" w:hanging="180"/>
-      </w:pPr>
-    </w:lvl>
-    <w:lvl w:ilvl="6" w:tplc="0409000F" w:tentative="1">
-      <w:start w:val="1"/>
-      <w:numFmt w:val="decimal"/>
-      <w:lvlText w:val="%7."/>
-      <w:lvlJc w:val="left"/>
-      <w:pPr>
-        <w:ind w:left="5040" w:hanging="360"/>
-      </w:pPr>
-    </w:lvl>
-    <w:lvl w:ilvl="7" w:tplc="04090019" w:tentative="1">
-      <w:start w:val="1"/>
-      <w:numFmt w:val="lowerLetter"/>
-      <w:lvlText w:val="%8."/>
-      <w:lvlJc w:val="left"/>
-      <w:pPr>
-        <w:ind w:left="5760" w:hanging="360"/>
-      </w:pPr>
-    </w:lvl>
-    <w:lvl w:ilvl="8" w:tplc="0409001B" w:tentative="1">
-      <w:start w:val="1"/>
-      <w:numFmt w:val="lowerRoman"/>
-      <w:lvlText w:val="%9."/>
-      <w:lvlJc w:val="right"/>
-      <w:pPr>
-        <w:ind w:left="6480" w:hanging="180"/>
-      </w:pPr>
-    </w:lvl>
-  </w:abstractNum>
-  <w:abstractNum w:abstractNumId="36">
+  <w:abstractNum w:abstractNumId="23">
     <w:nsid w:val="519A55C6"/>
     <w:multiLevelType w:val="hybridMultilevel"/>
     <w:tmpl w:val="99BC6E72"/>
@@ -9364,7 +9003,7 @@
       </w:pPr>
     </w:lvl>
   </w:abstractNum>
-  <w:abstractNum w:abstractNumId="37">
+  <w:abstractNum w:abstractNumId="24">
     <w:nsid w:val="532465E3"/>
     <w:multiLevelType w:val="hybridMultilevel"/>
     <w:tmpl w:val="DE7E1EA4"/>
@@ -9453,7 +9092,7 @@
       </w:pPr>
     </w:lvl>
   </w:abstractNum>
-  <w:abstractNum w:abstractNumId="38">
+  <w:abstractNum w:abstractNumId="25">
     <w:nsid w:val="5B260118"/>
     <w:multiLevelType w:val="hybridMultilevel"/>
     <w:tmpl w:val="4D9CD1E8"/>
@@ -9542,185 +9181,7 @@
       </w:pPr>
     </w:lvl>
   </w:abstractNum>
-  <w:abstractNum w:abstractNumId="39">
-    <w:nsid w:val="5F3B36F5"/>
-    <w:multiLevelType w:val="hybridMultilevel"/>
-    <w:tmpl w:val="7F60E5F4"/>
-    <w:lvl w:ilvl="0" w:tplc="043CB5C2">
-      <w:start w:val="1"/>
-      <w:numFmt w:val="lowerLetter"/>
-      <w:lvlText w:val="(%1)"/>
-      <w:lvlJc w:val="left"/>
-      <w:pPr>
-        <w:ind w:left="720" w:hanging="360"/>
-      </w:pPr>
-      <w:rPr>
-        <w:rFonts w:hint="default"/>
-      </w:rPr>
-    </w:lvl>
-    <w:lvl w:ilvl="1" w:tplc="04090019" w:tentative="1">
-      <w:start w:val="1"/>
-      <w:numFmt w:val="lowerLetter"/>
-      <w:lvlText w:val="%2."/>
-      <w:lvlJc w:val="left"/>
-      <w:pPr>
-        <w:ind w:left="1440" w:hanging="360"/>
-      </w:pPr>
-    </w:lvl>
-    <w:lvl w:ilvl="2" w:tplc="0409001B" w:tentative="1">
-      <w:start w:val="1"/>
-      <w:numFmt w:val="lowerRoman"/>
-      <w:lvlText w:val="%3."/>
-      <w:lvlJc w:val="right"/>
-      <w:pPr>
-        <w:ind w:left="2160" w:hanging="180"/>
-      </w:pPr>
-    </w:lvl>
-    <w:lvl w:ilvl="3" w:tplc="0409000F" w:tentative="1">
-      <w:start w:val="1"/>
-      <w:numFmt w:val="decimal"/>
-      <w:lvlText w:val="%4."/>
-      <w:lvlJc w:val="left"/>
-      <w:pPr>
-        <w:ind w:left="2880" w:hanging="360"/>
-      </w:pPr>
-    </w:lvl>
-    <w:lvl w:ilvl="4" w:tplc="04090019" w:tentative="1">
-      <w:start w:val="1"/>
-      <w:numFmt w:val="lowerLetter"/>
-      <w:lvlText w:val="%5."/>
-      <w:lvlJc w:val="left"/>
-      <w:pPr>
-        <w:ind w:left="3600" w:hanging="360"/>
-      </w:pPr>
-    </w:lvl>
-    <w:lvl w:ilvl="5" w:tplc="0409001B" w:tentative="1">
-      <w:start w:val="1"/>
-      <w:numFmt w:val="lowerRoman"/>
-      <w:lvlText w:val="%6."/>
-      <w:lvlJc w:val="right"/>
-      <w:pPr>
-        <w:ind w:left="4320" w:hanging="180"/>
-      </w:pPr>
-    </w:lvl>
-    <w:lvl w:ilvl="6" w:tplc="0409000F" w:tentative="1">
-      <w:start w:val="1"/>
-      <w:numFmt w:val="decimal"/>
-      <w:lvlText w:val="%7."/>
-      <w:lvlJc w:val="left"/>
-      <w:pPr>
-        <w:ind w:left="5040" w:hanging="360"/>
-      </w:pPr>
-    </w:lvl>
-    <w:lvl w:ilvl="7" w:tplc="04090019" w:tentative="1">
-      <w:start w:val="1"/>
-      <w:numFmt w:val="lowerLetter"/>
-      <w:lvlText w:val="%8."/>
-      <w:lvlJc w:val="left"/>
-      <w:pPr>
-        <w:ind w:left="5760" w:hanging="360"/>
-      </w:pPr>
-    </w:lvl>
-    <w:lvl w:ilvl="8" w:tplc="0409001B" w:tentative="1">
-      <w:start w:val="1"/>
-      <w:numFmt w:val="lowerRoman"/>
-      <w:lvlText w:val="%9."/>
-      <w:lvlJc w:val="right"/>
-      <w:pPr>
-        <w:ind w:left="6480" w:hanging="180"/>
-      </w:pPr>
-    </w:lvl>
-  </w:abstractNum>
-  <w:abstractNum w:abstractNumId="40">
-    <w:nsid w:val="63FE454B"/>
-    <w:multiLevelType w:val="hybridMultilevel"/>
-    <w:tmpl w:val="EF4CEE72"/>
-    <w:lvl w:ilvl="0" w:tplc="B930DDFE">
-      <w:start w:val="1"/>
-      <w:numFmt w:val="lowerLetter"/>
-      <w:lvlText w:val="(%1)"/>
-      <w:lvlJc w:val="left"/>
-      <w:pPr>
-        <w:ind w:left="720" w:hanging="360"/>
-      </w:pPr>
-      <w:rPr>
-        <w:rFonts w:hint="default"/>
-      </w:rPr>
-    </w:lvl>
-    <w:lvl w:ilvl="1" w:tplc="04090019" w:tentative="1">
-      <w:start w:val="1"/>
-      <w:numFmt w:val="lowerLetter"/>
-      <w:lvlText w:val="%2."/>
-      <w:lvlJc w:val="left"/>
-      <w:pPr>
-        <w:ind w:left="1440" w:hanging="360"/>
-      </w:pPr>
-    </w:lvl>
-    <w:lvl w:ilvl="2" w:tplc="0409001B" w:tentative="1">
-      <w:start w:val="1"/>
-      <w:numFmt w:val="lowerRoman"/>
-      <w:lvlText w:val="%3."/>
-      <w:lvlJc w:val="right"/>
-      <w:pPr>
-        <w:ind w:left="2160" w:hanging="180"/>
-      </w:pPr>
-    </w:lvl>
-    <w:lvl w:ilvl="3" w:tplc="0409000F" w:tentative="1">
-      <w:start w:val="1"/>
-      <w:numFmt w:val="decimal"/>
-      <w:lvlText w:val="%4."/>
-      <w:lvlJc w:val="left"/>
-      <w:pPr>
-        <w:ind w:left="2880" w:hanging="360"/>
-      </w:pPr>
-    </w:lvl>
-    <w:lvl w:ilvl="4" w:tplc="04090019" w:tentative="1">
-      <w:start w:val="1"/>
-      <w:numFmt w:val="lowerLetter"/>
-      <w:lvlText w:val="%5."/>
-      <w:lvlJc w:val="left"/>
-      <w:pPr>
-        <w:ind w:left="3600" w:hanging="360"/>
-      </w:pPr>
-    </w:lvl>
-    <w:lvl w:ilvl="5" w:tplc="0409001B" w:tentative="1">
-      <w:start w:val="1"/>
-      <w:numFmt w:val="lowerRoman"/>
-      <w:lvlText w:val="%6."/>
-      <w:lvlJc w:val="right"/>
-      <w:pPr>
-        <w:ind w:left="4320" w:hanging="180"/>
-      </w:pPr>
-    </w:lvl>
-    <w:lvl w:ilvl="6" w:tplc="0409000F" w:tentative="1">
-      <w:start w:val="1"/>
-      <w:numFmt w:val="decimal"/>
-      <w:lvlText w:val="%7."/>
-      <w:lvlJc w:val="left"/>
-      <w:pPr>
-        <w:ind w:left="5040" w:hanging="360"/>
-      </w:pPr>
-    </w:lvl>
-    <w:lvl w:ilvl="7" w:tplc="04090019" w:tentative="1">
-      <w:start w:val="1"/>
-      <w:numFmt w:val="lowerLetter"/>
-      <w:lvlText w:val="%8."/>
-      <w:lvlJc w:val="left"/>
-      <w:pPr>
-        <w:ind w:left="5760" w:hanging="360"/>
-      </w:pPr>
-    </w:lvl>
-    <w:lvl w:ilvl="8" w:tplc="0409001B" w:tentative="1">
-      <w:start w:val="1"/>
-      <w:numFmt w:val="lowerRoman"/>
-      <w:lvlText w:val="%9."/>
-      <w:lvlJc w:val="right"/>
-      <w:pPr>
-        <w:ind w:left="6480" w:hanging="180"/>
-      </w:pPr>
-    </w:lvl>
-  </w:abstractNum>
-  <w:abstractNum w:abstractNumId="41">
+  <w:abstractNum w:abstractNumId="26">
     <w:nsid w:val="64002084"/>
     <w:multiLevelType w:val="hybridMultilevel"/>
     <w:tmpl w:val="B25CF658"/>
@@ -9809,11 +9270,11 @@
       </w:pPr>
     </w:lvl>
   </w:abstractNum>
-  <w:abstractNum w:abstractNumId="42">
-    <w:nsid w:val="65CA3400"/>
+  <w:abstractNum w:abstractNumId="27">
+    <w:nsid w:val="6A5B718A"/>
     <w:multiLevelType w:val="hybridMultilevel"/>
-    <w:tmpl w:val="B526E10E"/>
-    <w:lvl w:ilvl="0" w:tplc="723E22F0">
+    <w:tmpl w:val="20C6917E"/>
+    <w:lvl w:ilvl="0" w:tplc="B64C0E0C">
       <w:start w:val="1"/>
       <w:numFmt w:val="lowerLetter"/>
       <w:lvlText w:val="(%1)"/>
@@ -9898,7 +9359,7 @@
       </w:pPr>
     </w:lvl>
   </w:abstractNum>
-  <w:abstractNum w:abstractNumId="43">
+  <w:abstractNum w:abstractNumId="28">
     <w:nsid w:val="6ABE4D2E"/>
     <w:multiLevelType w:val="hybridMultilevel"/>
     <w:tmpl w:val="0C40592E"/>
@@ -9987,96 +9448,7 @@
       </w:pPr>
     </w:lvl>
   </w:abstractNum>
-  <w:abstractNum w:abstractNumId="44">
-    <w:nsid w:val="6F9330B6"/>
-    <w:multiLevelType w:val="hybridMultilevel"/>
-    <w:tmpl w:val="2F2859CC"/>
-    <w:lvl w:ilvl="0" w:tplc="76867E34">
-      <w:start w:val="1"/>
-      <w:numFmt w:val="lowerLetter"/>
-      <w:lvlText w:val="(%1)"/>
-      <w:lvlJc w:val="left"/>
-      <w:pPr>
-        <w:ind w:left="720" w:hanging="360"/>
-      </w:pPr>
-      <w:rPr>
-        <w:rFonts w:hint="default"/>
-      </w:rPr>
-    </w:lvl>
-    <w:lvl w:ilvl="1" w:tplc="04090019">
-      <w:start w:val="1"/>
-      <w:numFmt w:val="lowerLetter"/>
-      <w:lvlText w:val="%2."/>
-      <w:lvlJc w:val="left"/>
-      <w:pPr>
-        <w:ind w:left="1440" w:hanging="360"/>
-      </w:pPr>
-    </w:lvl>
-    <w:lvl w:ilvl="2" w:tplc="0409001B">
-      <w:start w:val="1"/>
-      <w:numFmt w:val="lowerRoman"/>
-      <w:lvlText w:val="%3."/>
-      <w:lvlJc w:val="right"/>
-      <w:pPr>
-        <w:ind w:left="2160" w:hanging="180"/>
-      </w:pPr>
-    </w:lvl>
-    <w:lvl w:ilvl="3" w:tplc="0409000F">
-      <w:start w:val="1"/>
-      <w:numFmt w:val="decimal"/>
-      <w:lvlText w:val="%4."/>
-      <w:lvlJc w:val="left"/>
-      <w:pPr>
-        <w:ind w:left="2880" w:hanging="360"/>
-      </w:pPr>
-    </w:lvl>
-    <w:lvl w:ilvl="4" w:tplc="04090019">
-      <w:start w:val="1"/>
-      <w:numFmt w:val="lowerLetter"/>
-      <w:lvlText w:val="%5."/>
-      <w:lvlJc w:val="left"/>
-      <w:pPr>
-        <w:ind w:left="3600" w:hanging="360"/>
-      </w:pPr>
-    </w:lvl>
-    <w:lvl w:ilvl="5" w:tplc="0409001B">
-      <w:start w:val="1"/>
-      <w:numFmt w:val="lowerRoman"/>
-      <w:lvlText w:val="%6."/>
-      <w:lvlJc w:val="right"/>
-      <w:pPr>
-        <w:ind w:left="4320" w:hanging="180"/>
-      </w:pPr>
-    </w:lvl>
-    <w:lvl w:ilvl="6" w:tplc="0409000F">
-      <w:start w:val="1"/>
-      <w:numFmt w:val="decimal"/>
-      <w:lvlText w:val="%7."/>
-      <w:lvlJc w:val="left"/>
-      <w:pPr>
-        <w:ind w:left="5040" w:hanging="360"/>
-      </w:pPr>
-    </w:lvl>
-    <w:lvl w:ilvl="7" w:tplc="04090019">
-      <w:start w:val="1"/>
-      <w:numFmt w:val="lowerLetter"/>
-      <w:lvlText w:val="%8."/>
-      <w:lvlJc w:val="left"/>
-      <w:pPr>
-        <w:ind w:left="5760" w:hanging="360"/>
-      </w:pPr>
-    </w:lvl>
-    <w:lvl w:ilvl="8" w:tplc="0409001B">
-      <w:start w:val="1"/>
-      <w:numFmt w:val="lowerRoman"/>
-      <w:lvlText w:val="%9."/>
-      <w:lvlJc w:val="right"/>
-      <w:pPr>
-        <w:ind w:left="6480" w:hanging="180"/>
-      </w:pPr>
-    </w:lvl>
-  </w:abstractNum>
-  <w:abstractNum w:abstractNumId="45">
+  <w:abstractNum w:abstractNumId="29">
     <w:nsid w:val="761542E9"/>
     <w:multiLevelType w:val="hybridMultilevel"/>
     <w:tmpl w:val="6AD60A72"/>
@@ -10165,237 +9537,97 @@
       </w:pPr>
     </w:lvl>
   </w:abstractNum>
-  <w:abstractNum w:abstractNumId="46">
-    <w:nsid w:val="7B275444"/>
-    <w:multiLevelType w:val="hybridMultilevel"/>
-    <w:tmpl w:val="71A8B4DC"/>
-    <w:lvl w:ilvl="0" w:tplc="B55C3B32">
-      <w:start w:val="1"/>
-      <w:numFmt w:val="lowerLetter"/>
-      <w:lvlText w:val="(%1)"/>
-      <w:lvlJc w:val="left"/>
-      <w:pPr>
-        <w:ind w:left="720" w:hanging="360"/>
-      </w:pPr>
-      <w:rPr>
-        <w:rFonts w:cstheme="minorHAnsi" w:hint="default"/>
-        <w:color w:val="121212"/>
-      </w:rPr>
-    </w:lvl>
-    <w:lvl w:ilvl="1" w:tplc="04090019" w:tentative="1">
-      <w:start w:val="1"/>
-      <w:numFmt w:val="lowerLetter"/>
-      <w:lvlText w:val="%2."/>
-      <w:lvlJc w:val="left"/>
-      <w:pPr>
-        <w:ind w:left="1440" w:hanging="360"/>
-      </w:pPr>
-    </w:lvl>
-    <w:lvl w:ilvl="2" w:tplc="0409001B" w:tentative="1">
-      <w:start w:val="1"/>
-      <w:numFmt w:val="lowerRoman"/>
-      <w:lvlText w:val="%3."/>
-      <w:lvlJc w:val="right"/>
-      <w:pPr>
-        <w:ind w:left="2160" w:hanging="180"/>
-      </w:pPr>
-    </w:lvl>
-    <w:lvl w:ilvl="3" w:tplc="0409000F" w:tentative="1">
-      <w:start w:val="1"/>
-      <w:numFmt w:val="decimal"/>
-      <w:lvlText w:val="%4."/>
-      <w:lvlJc w:val="left"/>
-      <w:pPr>
-        <w:ind w:left="2880" w:hanging="360"/>
-      </w:pPr>
-    </w:lvl>
-    <w:lvl w:ilvl="4" w:tplc="04090019" w:tentative="1">
-      <w:start w:val="1"/>
-      <w:numFmt w:val="lowerLetter"/>
-      <w:lvlText w:val="%5."/>
-      <w:lvlJc w:val="left"/>
-      <w:pPr>
-        <w:ind w:left="3600" w:hanging="360"/>
-      </w:pPr>
-    </w:lvl>
-    <w:lvl w:ilvl="5" w:tplc="0409001B" w:tentative="1">
-      <w:start w:val="1"/>
-      <w:numFmt w:val="lowerRoman"/>
-      <w:lvlText w:val="%6."/>
-      <w:lvlJc w:val="right"/>
-      <w:pPr>
-        <w:ind w:left="4320" w:hanging="180"/>
-      </w:pPr>
-    </w:lvl>
-    <w:lvl w:ilvl="6" w:tplc="0409000F" w:tentative="1">
-      <w:start w:val="1"/>
-      <w:numFmt w:val="decimal"/>
-      <w:lvlText w:val="%7."/>
-      <w:lvlJc w:val="left"/>
-      <w:pPr>
-        <w:ind w:left="5040" w:hanging="360"/>
-      </w:pPr>
-    </w:lvl>
-    <w:lvl w:ilvl="7" w:tplc="04090019" w:tentative="1">
-      <w:start w:val="1"/>
-      <w:numFmt w:val="lowerLetter"/>
-      <w:lvlText w:val="%8."/>
-      <w:lvlJc w:val="left"/>
-      <w:pPr>
-        <w:ind w:left="5760" w:hanging="360"/>
-      </w:pPr>
-    </w:lvl>
-    <w:lvl w:ilvl="8" w:tplc="0409001B" w:tentative="1">
-      <w:start w:val="1"/>
-      <w:numFmt w:val="lowerRoman"/>
-      <w:lvlText w:val="%9."/>
-      <w:lvlJc w:val="right"/>
-      <w:pPr>
-        <w:ind w:left="6480" w:hanging="180"/>
-      </w:pPr>
-    </w:lvl>
-  </w:abstractNum>
   <w:num w:numId="1">
-    <w:abstractNumId w:val="27"/>
+    <w:abstractNumId w:val="15"/>
   </w:num>
   <w:num w:numId="2">
-    <w:abstractNumId w:val="45"/>
+    <w:abstractNumId w:val="29"/>
   </w:num>
   <w:num w:numId="3">
+    <w:abstractNumId w:val="4"/>
+  </w:num>
+  <w:num w:numId="4">
+    <w:abstractNumId w:val="28"/>
+  </w:num>
+  <w:num w:numId="5">
+    <w:abstractNumId w:val="16"/>
+  </w:num>
+  <w:num w:numId="6">
+    <w:abstractNumId w:val="23"/>
+  </w:num>
+  <w:num w:numId="7">
+    <w:abstractNumId w:val="10"/>
+  </w:num>
+  <w:num w:numId="8">
+    <w:abstractNumId w:val="18"/>
+  </w:num>
+  <w:num w:numId="9">
+    <w:abstractNumId w:val="26"/>
+  </w:num>
+  <w:num w:numId="10">
     <w:abstractNumId w:val="8"/>
   </w:num>
-  <w:num w:numId="4">
+  <w:num w:numId="11">
+    <w:abstractNumId w:val="6"/>
+  </w:num>
+  <w:num w:numId="12">
+    <w:abstractNumId w:val="13"/>
+  </w:num>
+  <w:num w:numId="13">
+    <w:abstractNumId w:val="17"/>
+  </w:num>
+  <w:num w:numId="14">
+    <w:abstractNumId w:val="25"/>
+  </w:num>
+  <w:num w:numId="15">
+    <w:abstractNumId w:val="12"/>
+  </w:num>
+  <w:num w:numId="16">
+    <w:abstractNumId w:val="14"/>
+  </w:num>
+  <w:num w:numId="17">
+    <w:abstractNumId w:val="7"/>
+  </w:num>
+  <w:num w:numId="18">
+    <w:abstractNumId w:val="2"/>
+  </w:num>
+  <w:num w:numId="19">
+    <w:abstractNumId w:val="1"/>
+  </w:num>
+  <w:num w:numId="20">
+    <w:abstractNumId w:val="0"/>
+  </w:num>
+  <w:num w:numId="21">
     <w:abstractNumId w:val="5"/>
   </w:num>
-  <w:num w:numId="5">
-    <w:abstractNumId w:val="39"/>
-  </w:num>
-  <w:num w:numId="6">
-    <w:abstractNumId w:val="33"/>
-  </w:num>
-  <w:num w:numId="7">
-    <w:abstractNumId w:val="43"/>
-  </w:num>
-  <w:num w:numId="8">
-    <w:abstractNumId w:val="28"/>
-  </w:num>
-  <w:num w:numId="9">
-    <w:abstractNumId w:val="36"/>
-  </w:num>
-  <w:num w:numId="10">
-    <w:abstractNumId w:val="17"/>
-  </w:num>
-  <w:num w:numId="11">
-    <w:abstractNumId w:val="30"/>
-  </w:num>
-  <w:num w:numId="12">
-    <w:abstractNumId w:val="41"/>
-  </w:num>
-  <w:num w:numId="13">
-    <w:abstractNumId w:val="14"/>
-  </w:num>
-  <w:num w:numId="14">
-    <w:abstractNumId w:val="12"/>
-  </w:num>
-  <w:num w:numId="15">
-    <w:abstractNumId w:val="23"/>
-  </w:num>
-  <w:num w:numId="16">
-    <w:abstractNumId w:val="29"/>
-  </w:num>
-  <w:num w:numId="17">
-    <w:abstractNumId w:val="38"/>
-  </w:num>
-  <w:num w:numId="18">
-    <w:abstractNumId w:val="22"/>
-  </w:num>
-  <w:num w:numId="19">
-    <w:abstractNumId w:val="26"/>
-  </w:num>
-  <w:num w:numId="20">
-    <w:abstractNumId w:val="13"/>
-  </w:num>
-  <w:num w:numId="21">
-    <w:abstractNumId w:val="4"/>
-  </w:num>
   <w:num w:numId="22">
-    <w:abstractNumId w:val="3"/>
+    <w:abstractNumId w:val="24"/>
   </w:num>
   <w:num w:numId="23">
-    <w:abstractNumId w:val="0"/>
+    <w:abstractNumId w:val="11"/>
   </w:num>
   <w:num w:numId="24">
     <w:abstractNumId w:val="9"/>
   </w:num>
   <w:num w:numId="25">
-    <w:abstractNumId w:val="37"/>
+    <w:abstractNumId w:val="3"/>
   </w:num>
   <w:num w:numId="26">
-    <w:abstractNumId w:val="44"/>
+    <w:abstractNumId w:val="19"/>
   </w:num>
   <w:num w:numId="27">
-    <w:abstractNumId w:val="16"/>
+    <w:abstractNumId w:val="21"/>
   </w:num>
   <w:num w:numId="28">
-    <w:abstractNumId w:val="25"/>
+    <w:abstractNumId w:val="27"/>
   </w:num>
   <w:num w:numId="29">
-    <w:abstractNumId w:val="46"/>
+    <w:abstractNumId w:val="22"/>
   </w:num>
   <w:num w:numId="30">
-    <w:abstractNumId w:val="6"/>
-  </w:num>
-  <w:num w:numId="31">
-    <w:abstractNumId w:val="10"/>
-  </w:num>
-  <w:num w:numId="32">
-    <w:abstractNumId w:val="35"/>
-  </w:num>
-  <w:num w:numId="33">
-    <w:abstractNumId w:val="1"/>
-  </w:num>
-  <w:num w:numId="34">
-    <w:abstractNumId w:val="42"/>
-  </w:num>
-  <w:num w:numId="35">
-    <w:abstractNumId w:val="11"/>
-  </w:num>
-  <w:num w:numId="36">
-    <w:abstractNumId w:val="2"/>
-  </w:num>
-  <w:num w:numId="37">
-    <w:abstractNumId w:val="31"/>
-  </w:num>
-  <w:num w:numId="38">
-    <w:abstractNumId w:val="21"/>
-  </w:num>
-  <w:num w:numId="39">
-    <w:abstractNumId w:val="7"/>
-  </w:num>
-  <w:num w:numId="40">
-    <w:abstractNumId w:val="19"/>
-  </w:num>
-  <w:num w:numId="41">
     <w:abstractNumId w:val="20"/>
   </w:num>
-  <w:num w:numId="42">
-    <w:abstractNumId w:val="24"/>
-  </w:num>
-  <w:num w:numId="43">
-    <w:abstractNumId w:val="32"/>
-  </w:num>
-  <w:num w:numId="44">
-    <w:abstractNumId w:val="40"/>
-  </w:num>
-  <w:num w:numId="45">
-    <w:abstractNumId w:val="34"/>
-  </w:num>
-  <w:num w:numId="46">
-    <w:abstractNumId w:val="18"/>
-  </w:num>
-  <w:num w:numId="47">
-    <w:abstractNumId w:val="15"/>
-  </w:num>
+  <w:numIdMacAtCleanup w:val="30"/>
 </w:numbering>
 </file>
 

--- a/1.3.1. SETS Relations PYQ Mains.docx
+++ b/1.3.1. SETS Relations PYQ Mains.docx
@@ -149,19 +149,11 @@
           <v:shape id="_x0000_i1028" type="#_x0000_t75" style="width:13pt;height:13pt" o:ole="">
             <v:imagedata r:id="rId6" o:title=""/>
           </v:shape>
-          <o:OLEObject Type="Embed" ProgID="Equation.DSMT4" ShapeID="_x0000_i1028" DrawAspect="Content" ObjectID="_1835542511" r:id="rId7"/>
-        </w:object>
-      </w:r>
-      <w:r>
-        <w:t xml:space="preserve">is a relation defined </w:t>
-      </w:r>
-      <w:proofErr w:type="gramStart"/>
-      <w:r>
-        <w:t>on  the</w:t>
-      </w:r>
-      <w:proofErr w:type="gramEnd"/>
-      <w:r>
-        <w:t xml:space="preserve"> set </w:t>
+          <o:OLEObject Type="Embed" ProgID="Equation.DSMT4" ShapeID="_x0000_i1028" DrawAspect="Content" ObjectID="_1835608854" r:id="rId7"/>
+        </w:object>
+      </w:r>
+      <w:r>
+        <w:t xml:space="preserve">is a relation defined on  the set </w:t>
       </w:r>
       <w:r>
         <w:rPr>
@@ -171,7 +163,7 @@
           <v:shape id="_x0000_i1029" type="#_x0000_t75" style="width:100pt;height:20.5pt" o:ole="">
             <v:imagedata r:id="rId8" o:title=""/>
           </v:shape>
-          <o:OLEObject Type="Embed" ProgID="Equation.DSMT4" ShapeID="_x0000_i1029" DrawAspect="Content" ObjectID="_1835542512" r:id="rId9"/>
+          <o:OLEObject Type="Embed" ProgID="Equation.DSMT4" ShapeID="_x0000_i1029" DrawAspect="Content" ObjectID="_1835608855" r:id="rId9"/>
         </w:object>
       </w:r>
       <w:r>
@@ -185,7 +177,7 @@
           <v:shape id="_x0000_i1030" type="#_x0000_t75" style="width:188pt;height:24pt" o:ole="">
             <v:imagedata r:id="rId10" o:title=""/>
           </v:shape>
-          <o:OLEObject Type="Embed" ProgID="Equation.DSMT4" ShapeID="_x0000_i1030" DrawAspect="Content" ObjectID="_1835542513" r:id="rId11"/>
+          <o:OLEObject Type="Embed" ProgID="Equation.DSMT4" ShapeID="_x0000_i1030" DrawAspect="Content" ObjectID="_1835608856" r:id="rId11"/>
         </w:object>
       </w:r>
       <w:r>
@@ -199,7 +191,7 @@
           <v:shape id="_x0000_i1031" type="#_x0000_t75" style="width:13pt;height:13pt" o:ole="">
             <v:imagedata r:id="rId12" o:title=""/>
           </v:shape>
-          <o:OLEObject Type="Embed" ProgID="Equation.DSMT4" ShapeID="_x0000_i1031" DrawAspect="Content" ObjectID="_1835542514" r:id="rId13"/>
+          <o:OLEObject Type="Embed" ProgID="Equation.DSMT4" ShapeID="_x0000_i1031" DrawAspect="Content" ObjectID="_1835608857" r:id="rId13"/>
         </w:object>
       </w:r>
       <w:r>
@@ -273,7 +265,7 @@
           <v:shape id="_x0000_i1032" type="#_x0000_t75" style="width:135.5pt;height:24pt" o:ole="">
             <v:imagedata r:id="rId14" o:title=""/>
           </v:shape>
-          <o:OLEObject Type="Embed" ProgID="Equation.DSMT4" ShapeID="_x0000_i1032" DrawAspect="Content" ObjectID="_1835542515" r:id="rId15"/>
+          <o:OLEObject Type="Embed" ProgID="Equation.DSMT4" ShapeID="_x0000_i1032" DrawAspect="Content" ObjectID="_1835608858" r:id="rId15"/>
         </w:object>
       </w:r>
       <w:r>
@@ -287,7 +279,7 @@
           <v:shape id="_x0000_i1033" type="#_x0000_t75" style="width:247pt;height:38.5pt" o:ole="">
             <v:imagedata r:id="rId16" o:title=""/>
           </v:shape>
-          <o:OLEObject Type="Embed" ProgID="Equation.DSMT4" ShapeID="_x0000_i1033" DrawAspect="Content" ObjectID="_1835542516" r:id="rId17"/>
+          <o:OLEObject Type="Embed" ProgID="Equation.DSMT4" ShapeID="_x0000_i1033" DrawAspect="Content" ObjectID="_1835608859" r:id="rId17"/>
         </w:object>
       </w:r>
       <w:r>
@@ -301,20 +293,15 @@
           <v:shape id="_x0000_i1034" type="#_x0000_t75" style="width:51.5pt;height:15.5pt" o:ole="">
             <v:imagedata r:id="rId18" o:title=""/>
           </v:shape>
-          <o:OLEObject Type="Embed" ProgID="Equation.DSMT4" ShapeID="_x0000_i1034" DrawAspect="Content" ObjectID="_1835542517" r:id="rId19"/>
-        </w:object>
-      </w:r>
-      <w:r>
-        <w:t xml:space="preserve">is equal </w:t>
-      </w:r>
-      <w:proofErr w:type="gramStart"/>
-      <w:r>
-        <w:t xml:space="preserve">to </w:t>
+          <o:OLEObject Type="Embed" ProgID="Equation.DSMT4" ShapeID="_x0000_i1034" DrawAspect="Content" ObjectID="_1835608860" r:id="rId19"/>
+        </w:object>
+      </w:r>
+      <w:r>
+        <w:t xml:space="preserve">is equal to </w:t>
       </w:r>
       <w:r>
         <w:t>:</w:t>
       </w:r>
-      <w:proofErr w:type="gramEnd"/>
     </w:p>
     <w:p>
       <w:pPr>
@@ -372,11 +359,9 @@
       <w:r>
         <w:t xml:space="preserve">Q3: </w:t>
       </w:r>
-      <w:proofErr w:type="gramStart"/>
       <w:r>
         <w:t xml:space="preserve">Let </w:t>
       </w:r>
-      <w:proofErr w:type="gramEnd"/>
       <w:r>
         <w:rPr>
           <w:position w:val="-14"/>
@@ -385,7 +370,7 @@
           <v:shape id="_x0000_i1035" type="#_x0000_t75" style="width:86pt;height:20.5pt" o:ole="">
             <v:imagedata r:id="rId20" o:title=""/>
           </v:shape>
-          <o:OLEObject Type="Embed" ProgID="Equation.DSMT4" ShapeID="_x0000_i1035" DrawAspect="Content" ObjectID="_1835542518" r:id="rId21"/>
+          <o:OLEObject Type="Embed" ProgID="Equation.DSMT4" ShapeID="_x0000_i1035" DrawAspect="Content" ObjectID="_1835608861" r:id="rId21"/>
         </w:object>
       </w:r>
       <w:r>
@@ -399,7 +384,7 @@
           <v:shape id="_x0000_i1036" type="#_x0000_t75" style="width:13pt;height:13pt" o:ole="">
             <v:imagedata r:id="rId22" o:title=""/>
           </v:shape>
-          <o:OLEObject Type="Embed" ProgID="Equation.DSMT4" ShapeID="_x0000_i1036" DrawAspect="Content" ObjectID="_1835542519" r:id="rId23"/>
+          <o:OLEObject Type="Embed" ProgID="Equation.DSMT4" ShapeID="_x0000_i1036" DrawAspect="Content" ObjectID="_1835608862" r:id="rId23"/>
         </w:object>
       </w:r>
       <w:r>
@@ -413,7 +398,7 @@
           <v:shape id="_x0000_i1037" type="#_x0000_t75" style="width:51pt;height:20.5pt" o:ole="">
             <v:imagedata r:id="rId24" o:title=""/>
           </v:shape>
-          <o:OLEObject Type="Embed" ProgID="Equation.DSMT4" ShapeID="_x0000_i1037" DrawAspect="Content" ObjectID="_1835542520" r:id="rId25"/>
+          <o:OLEObject Type="Embed" ProgID="Equation.DSMT4" ShapeID="_x0000_i1037" DrawAspect="Content" ObjectID="_1835608863" r:id="rId25"/>
         </w:object>
       </w:r>
       <w:r>
@@ -427,7 +412,7 @@
           <v:shape id="_x0000_i1038" type="#_x0000_t75" style="width:31pt;height:20.5pt" o:ole="">
             <v:imagedata r:id="rId26" o:title=""/>
           </v:shape>
-          <o:OLEObject Type="Embed" ProgID="Equation.DSMT4" ShapeID="_x0000_i1038" DrawAspect="Content" ObjectID="_1835542521" r:id="rId27"/>
+          <o:OLEObject Type="Embed" ProgID="Equation.DSMT4" ShapeID="_x0000_i1038" DrawAspect="Content" ObjectID="_1835608864" r:id="rId27"/>
         </w:object>
       </w:r>
       <w:r>
@@ -442,15 +427,7 @@
     </w:p>
     <w:p>
       <w:r>
-        <w:t xml:space="preserve">Statement </w:t>
-      </w:r>
-      <w:proofErr w:type="gramStart"/>
-      <w:r>
-        <w:t>I :</w:t>
-      </w:r>
-      <w:proofErr w:type="gramEnd"/>
-      <w:r>
-        <w:t xml:space="preserve"> </w:t>
+        <w:t xml:space="preserve">Statement I : </w:t>
       </w:r>
       <w:r>
         <w:rPr>
@@ -460,7 +437,7 @@
           <v:shape id="_x0000_i1039" type="#_x0000_t75" style="width:53.5pt;height:20.5pt" o:ole="">
             <v:imagedata r:id="rId28" o:title=""/>
           </v:shape>
-          <o:OLEObject Type="Embed" ProgID="Equation.DSMT4" ShapeID="_x0000_i1039" DrawAspect="Content" ObjectID="_1835542522" r:id="rId29"/>
+          <o:OLEObject Type="Embed" ProgID="Equation.DSMT4" ShapeID="_x0000_i1039" DrawAspect="Content" ObjectID="_1835608865" r:id="rId29"/>
         </w:object>
       </w:r>
     </w:p>
@@ -469,15 +446,7 @@
         <w:t>Stat</w:t>
       </w:r>
       <w:r>
-        <w:t xml:space="preserve">ement </w:t>
-      </w:r>
-      <w:proofErr w:type="gramStart"/>
-      <w:r>
-        <w:t>II :</w:t>
-      </w:r>
-      <w:proofErr w:type="gramEnd"/>
-      <w:r>
-        <w:t xml:space="preserve"> R is an equivalence r</w:t>
+        <w:t>ement II : R is an equivalence r</w:t>
       </w:r>
       <w:r>
         <w:t>elation</w:t>
@@ -491,13 +460,8 @@
           <w:numId w:val="9"/>
         </w:numPr>
       </w:pPr>
-      <w:proofErr w:type="gramStart"/>
-      <w:r>
-        <w:t>Statement  I</w:t>
-      </w:r>
-      <w:proofErr w:type="gramEnd"/>
-      <w:r>
-        <w:t xml:space="preserve"> is correct but Statement II is incorrect.</w:t>
+      <w:r>
+        <w:t>Statement  I is correct but Statement II is incorrect.</w:t>
       </w:r>
     </w:p>
     <w:p>
@@ -533,15 +497,7 @@
         </w:numPr>
       </w:pPr>
       <w:r>
-        <w:t xml:space="preserve">Statement I </w:t>
-      </w:r>
-      <w:proofErr w:type="gramStart"/>
-      <w:r>
-        <w:t>is</w:t>
-      </w:r>
-      <w:proofErr w:type="gramEnd"/>
-      <w:r>
-        <w:t xml:space="preserve"> incorrect but Statement II is correct.</w:t>
+        <w:t>Statement I is incorrect but Statement II is correct.</w:t>
       </w:r>
     </w:p>
     <w:p>
@@ -549,11 +505,9 @@
         <w:lastRenderedPageBreak/>
         <w:t xml:space="preserve">Q4: </w:t>
       </w:r>
-      <w:proofErr w:type="gramStart"/>
       <w:r>
         <w:t xml:space="preserve">Let </w:t>
       </w:r>
-      <w:proofErr w:type="gramEnd"/>
       <w:r>
         <w:rPr>
           <w:position w:val="-10"/>
@@ -562,7 +516,7 @@
           <v:shape id="_x0000_i1040" type="#_x0000_t75" style="width:109pt;height:15.5pt" o:ole="">
             <v:imagedata r:id="rId30" o:title=""/>
           </v:shape>
-          <o:OLEObject Type="Embed" ProgID="Equation.DSMT4" ShapeID="_x0000_i1040" DrawAspect="Content" ObjectID="_1835542523" r:id="rId31"/>
+          <o:OLEObject Type="Embed" ProgID="Equation.DSMT4" ShapeID="_x0000_i1040" DrawAspect="Content" ObjectID="_1835608866" r:id="rId31"/>
         </w:object>
       </w:r>
       <w:r>
@@ -576,7 +530,7 @@
           <v:shape id="_x0000_i1041" type="#_x0000_t75" style="width:13pt;height:13pt" o:ole="">
             <v:imagedata r:id="rId32" o:title=""/>
           </v:shape>
-          <o:OLEObject Type="Embed" ProgID="Equation.DSMT4" ShapeID="_x0000_i1041" DrawAspect="Content" ObjectID="_1835542524" r:id="rId33"/>
+          <o:OLEObject Type="Embed" ProgID="Equation.DSMT4" ShapeID="_x0000_i1041" DrawAspect="Content" ObjectID="_1835608867" r:id="rId33"/>
         </w:object>
       </w:r>
       <w:r>
@@ -590,7 +544,7 @@
           <v:shape id="_x0000_i1042" type="#_x0000_t75" style="width:24pt;height:15.5pt" o:ole="">
             <v:imagedata r:id="rId34" o:title=""/>
           </v:shape>
-          <o:OLEObject Type="Embed" ProgID="Equation.DSMT4" ShapeID="_x0000_i1042" DrawAspect="Content" ObjectID="_1835542525" r:id="rId35"/>
+          <o:OLEObject Type="Embed" ProgID="Equation.DSMT4" ShapeID="_x0000_i1042" DrawAspect="Content" ObjectID="_1835608868" r:id="rId35"/>
         </w:object>
       </w:r>
       <w:r>
@@ -604,7 +558,7 @@
           <v:shape id="_x0000_i1043" type="#_x0000_t75" style="width:54pt;height:15.5pt" o:ole="">
             <v:imagedata r:id="rId36" o:title=""/>
           </v:shape>
-          <o:OLEObject Type="Embed" ProgID="Equation.DSMT4" ShapeID="_x0000_i1043" DrawAspect="Content" ObjectID="_1835542526" r:id="rId37"/>
+          <o:OLEObject Type="Embed" ProgID="Equation.DSMT4" ShapeID="_x0000_i1043" DrawAspect="Content" ObjectID="_1835608869" r:id="rId37"/>
         </w:object>
       </w:r>
       <w:r>
@@ -618,17 +572,12 @@
           <v:shape id="_x0000_i1044" type="#_x0000_t75" style="width:6.5pt;height:14.5pt" o:ole="">
             <v:imagedata r:id="rId38" o:title=""/>
           </v:shape>
-          <o:OLEObject Type="Embed" ProgID="Equation.DSMT4" ShapeID="_x0000_i1044" DrawAspect="Content" ObjectID="_1835542527" r:id="rId39"/>
-        </w:object>
-      </w:r>
-      <w:r>
-        <w:t xml:space="preserve">  be the number of elements </w:t>
-      </w:r>
-      <w:proofErr w:type="gramStart"/>
-      <w:r>
-        <w:t xml:space="preserve">in </w:t>
-      </w:r>
-      <w:proofErr w:type="gramEnd"/>
+          <o:OLEObject Type="Embed" ProgID="Equation.DSMT4" ShapeID="_x0000_i1044" DrawAspect="Content" ObjectID="_1835608870" r:id="rId39"/>
+        </w:object>
+      </w:r>
+      <w:r>
+        <w:t xml:space="preserve">  be the number of elements in </w:t>
+      </w:r>
       <w:r>
         <w:rPr>
           <w:position w:val="-4"/>
@@ -637,7 +586,7 @@
           <v:shape id="_x0000_i1045" type="#_x0000_t75" style="width:13pt;height:13pt" o:ole="">
             <v:imagedata r:id="rId40" o:title=""/>
           </v:shape>
-          <o:OLEObject Type="Embed" ProgID="Equation.DSMT4" ShapeID="_x0000_i1045" DrawAspect="Content" ObjectID="_1835542528" r:id="rId41"/>
+          <o:OLEObject Type="Embed" ProgID="Equation.DSMT4" ShapeID="_x0000_i1045" DrawAspect="Content" ObjectID="_1835608871" r:id="rId41"/>
         </w:object>
       </w:r>
       <w:r>
@@ -651,7 +600,7 @@
           <v:shape id="_x0000_i1046" type="#_x0000_t75" style="width:13pt;height:13pt" o:ole="">
             <v:imagedata r:id="rId42" o:title=""/>
           </v:shape>
-          <o:OLEObject Type="Embed" ProgID="Equation.DSMT4" ShapeID="_x0000_i1046" DrawAspect="Content" ObjectID="_1835542529" r:id="rId43"/>
+          <o:OLEObject Type="Embed" ProgID="Equation.DSMT4" ShapeID="_x0000_i1046" DrawAspect="Content" ObjectID="_1835608872" r:id="rId43"/>
         </w:object>
       </w:r>
       <w:r>
@@ -668,17 +617,12 @@
           <v:shape id="_x0000_i1047" type="#_x0000_t75" style="width:44.5pt;height:14.5pt" o:ole="">
             <v:imagedata r:id="rId44" o:title=""/>
           </v:shape>
-          <o:OLEObject Type="Embed" ProgID="Equation.DSMT4" ShapeID="_x0000_i1047" DrawAspect="Content" ObjectID="_1835542530" r:id="rId45"/>
-        </w:object>
-      </w:r>
-      <w:r>
-        <w:t xml:space="preserve">is equal </w:t>
-      </w:r>
-      <w:proofErr w:type="gramStart"/>
-      <w:r>
-        <w:t>to :</w:t>
-      </w:r>
-      <w:proofErr w:type="gramEnd"/>
+          <o:OLEObject Type="Embed" ProgID="Equation.DSMT4" ShapeID="_x0000_i1047" DrawAspect="Content" ObjectID="_1835608873" r:id="rId45"/>
+        </w:object>
+      </w:r>
+      <w:r>
+        <w:t>is equal to :</w:t>
+      </w:r>
     </w:p>
     <w:p>
       <w:pPr>
@@ -756,7 +700,7 @@
           <v:shape id="_x0000_i1048" type="#_x0000_t75" style="width:172pt;height:22pt" o:ole="">
             <v:imagedata r:id="rId46" o:title=""/>
           </v:shape>
-          <o:OLEObject Type="Embed" ProgID="Equation.DSMT4" ShapeID="_x0000_i1048" DrawAspect="Content" ObjectID="_1835542531" r:id="rId47"/>
+          <o:OLEObject Type="Embed" ProgID="Equation.DSMT4" ShapeID="_x0000_i1048" DrawAspect="Content" ObjectID="_1835608874" r:id="rId47"/>
         </w:object>
       </w:r>
     </w:p>
@@ -833,7 +777,7 @@
           <v:shape id="_x0000_i1049" type="#_x0000_t75" style="width:98.5pt;height:20.5pt" o:ole="">
             <v:imagedata r:id="rId48" o:title=""/>
           </v:shape>
-          <o:OLEObject Type="Embed" ProgID="Equation.DSMT4" ShapeID="_x0000_i1049" DrawAspect="Content" ObjectID="_1835542532" r:id="rId49"/>
+          <o:OLEObject Type="Embed" ProgID="Equation.DSMT4" ShapeID="_x0000_i1049" DrawAspect="Content" ObjectID="_1835608875" r:id="rId49"/>
         </w:object>
       </w:r>
       <w:r>
@@ -847,7 +791,7 @@
           <v:shape id="_x0000_i1050" type="#_x0000_t75" style="width:168pt;height:20.5pt" o:ole="">
             <v:imagedata r:id="rId50" o:title=""/>
           </v:shape>
-          <o:OLEObject Type="Embed" ProgID="Equation.DSMT4" ShapeID="_x0000_i1050" DrawAspect="Content" ObjectID="_1835542533" r:id="rId51"/>
+          <o:OLEObject Type="Embed" ProgID="Equation.DSMT4" ShapeID="_x0000_i1050" DrawAspect="Content" ObjectID="_1835608876" r:id="rId51"/>
         </w:object>
       </w:r>
       <w:r>
@@ -931,19 +875,12 @@
           <v:shape id="_x0000_i1051" type="#_x0000_t75" style="width:100pt;height:24pt" o:ole="">
             <v:imagedata r:id="rId52" o:title=""/>
           </v:shape>
-          <o:OLEObject Type="Embed" ProgID="Equation.DSMT4" ShapeID="_x0000_i1051" DrawAspect="Content" ObjectID="_1835542534" r:id="rId53"/>
-        </w:object>
-      </w:r>
-      <w:proofErr w:type="spellStart"/>
-      <w:proofErr w:type="gramStart"/>
-      <w:r>
-        <w:t>and</w:t>
-      </w:r>
-      <w:proofErr w:type="spellEnd"/>
-      <w:r>
-        <w:t xml:space="preserve"> </w:t>
-      </w:r>
-      <w:proofErr w:type="gramEnd"/>
+          <o:OLEObject Type="Embed" ProgID="Equation.DSMT4" ShapeID="_x0000_i1051" DrawAspect="Content" ObjectID="_1835608877" r:id="rId53"/>
+        </w:object>
+      </w:r>
+      <w:r>
+        <w:t xml:space="preserve">and </w:t>
+      </w:r>
       <w:r>
         <w:rPr>
           <w:position w:val="-16"/>
@@ -952,7 +889,7 @@
           <v:shape id="_x0000_i1052" type="#_x0000_t75" style="width:89.5pt;height:22pt" o:ole="">
             <v:imagedata r:id="rId54" o:title=""/>
           </v:shape>
-          <o:OLEObject Type="Embed" ProgID="Equation.DSMT4" ShapeID="_x0000_i1052" DrawAspect="Content" ObjectID="_1835542535" r:id="rId55"/>
+          <o:OLEObject Type="Embed" ProgID="Equation.DSMT4" ShapeID="_x0000_i1052" DrawAspect="Content" ObjectID="_1835608878" r:id="rId55"/>
         </w:object>
       </w:r>
       <w:r>
@@ -975,7 +912,7 @@
           <v:shape id="_x0000_i1053" type="#_x0000_t75" style="width:117pt;height:20.5pt" o:ole="">
             <v:imagedata r:id="rId56" o:title=""/>
           </v:shape>
-          <o:OLEObject Type="Embed" ProgID="Equation.DSMT4" ShapeID="_x0000_i1053" DrawAspect="Content" ObjectID="_1835542536" r:id="rId57"/>
+          <o:OLEObject Type="Embed" ProgID="Equation.DSMT4" ShapeID="_x0000_i1053" DrawAspect="Content" ObjectID="_1835608879" r:id="rId57"/>
         </w:object>
       </w:r>
       <w:r>
@@ -996,7 +933,7 @@
           <v:shape id="_x0000_i1054" type="#_x0000_t75" style="width:167pt;height:20.5pt" o:ole="">
             <v:imagedata r:id="rId58" o:title=""/>
           </v:shape>
-          <o:OLEObject Type="Embed" ProgID="Equation.DSMT4" ShapeID="_x0000_i1054" DrawAspect="Content" ObjectID="_1835542537" r:id="rId59"/>
+          <o:OLEObject Type="Embed" ProgID="Equation.DSMT4" ShapeID="_x0000_i1054" DrawAspect="Content" ObjectID="_1835608880" r:id="rId59"/>
         </w:object>
       </w:r>
       <w:r>
@@ -1021,32 +958,24 @@
           <v:shape id="_x0000_i1055" type="#_x0000_t75" style="width:66pt;height:20.5pt" o:ole="">
             <v:imagedata r:id="rId60" o:title=""/>
           </v:shape>
-          <o:OLEObject Type="Embed" ProgID="Equation.DSMT4" ShapeID="_x0000_i1055" DrawAspect="Content" ObjectID="_1835542538" r:id="rId61"/>
-        </w:object>
-      </w:r>
-      <w:r>
-        <w:tab/>
-      </w:r>
-      <w:r>
-        <w:tab/>
-      </w:r>
-      <w:r>
-        <w:tab/>
-      </w:r>
-      <w:r>
-        <w:tab/>
-      </w:r>
-      <w:r>
-        <w:tab/>
-        <w:t>(</w:t>
-      </w:r>
-      <w:proofErr w:type="gramStart"/>
-      <w:r>
-        <w:t>d</w:t>
-      </w:r>
-      <w:proofErr w:type="gramEnd"/>
-      <w:r>
-        <w:t>)</w:t>
+          <o:OLEObject Type="Embed" ProgID="Equation.DSMT4" ShapeID="_x0000_i1055" DrawAspect="Content" ObjectID="_1835608881" r:id="rId61"/>
+        </w:object>
+      </w:r>
+      <w:r>
+        <w:tab/>
+      </w:r>
+      <w:r>
+        <w:tab/>
+      </w:r>
+      <w:r>
+        <w:tab/>
+      </w:r>
+      <w:r>
+        <w:tab/>
+      </w:r>
+      <w:r>
+        <w:tab/>
+        <w:t>(d)</w:t>
       </w:r>
       <w:r>
         <w:rPr>
@@ -1056,7 +985,7 @@
           <v:shape id="_x0000_i1056" type="#_x0000_t75" style="width:118pt;height:20.5pt" o:ole="">
             <v:imagedata r:id="rId62" o:title=""/>
           </v:shape>
-          <o:OLEObject Type="Embed" ProgID="Equation.DSMT4" ShapeID="_x0000_i1056" DrawAspect="Content" ObjectID="_1835542539" r:id="rId63"/>
+          <o:OLEObject Type="Embed" ProgID="Equation.DSMT4" ShapeID="_x0000_i1056" DrawAspect="Content" ObjectID="_1835608882" r:id="rId63"/>
         </w:object>
       </w:r>
     </w:p>
@@ -1064,11 +993,9 @@
       <w:r>
         <w:t xml:space="preserve">Q8: </w:t>
       </w:r>
-      <w:proofErr w:type="gramStart"/>
       <w:r>
         <w:t xml:space="preserve">Let </w:t>
       </w:r>
-      <w:proofErr w:type="gramEnd"/>
       <w:r>
         <w:rPr>
           <w:position w:val="-14"/>
@@ -1077,7 +1004,7 @@
           <v:shape id="_x0000_i1057" type="#_x0000_t75" style="width:78.5pt;height:20.5pt" o:ole="">
             <v:imagedata r:id="rId64" o:title=""/>
           </v:shape>
-          <o:OLEObject Type="Embed" ProgID="Equation.DSMT4" ShapeID="_x0000_i1057" DrawAspect="Content" ObjectID="_1835542540" r:id="rId65"/>
+          <o:OLEObject Type="Embed" ProgID="Equation.DSMT4" ShapeID="_x0000_i1057" DrawAspect="Content" ObjectID="_1835608883" r:id="rId65"/>
         </w:object>
       </w:r>
       <w:r>
@@ -1091,7 +1018,7 @@
           <v:shape id="_x0000_i1058" type="#_x0000_t75" style="width:23.5pt;height:15.5pt" o:ole="">
             <v:imagedata r:id="rId66" o:title=""/>
           </v:shape>
-          <o:OLEObject Type="Embed" ProgID="Equation.DSMT4" ShapeID="_x0000_i1058" DrawAspect="Content" ObjectID="_1835542541" r:id="rId67"/>
+          <o:OLEObject Type="Embed" ProgID="Equation.DSMT4" ShapeID="_x0000_i1058" DrawAspect="Content" ObjectID="_1835608884" r:id="rId67"/>
         </w:object>
       </w:r>
       <w:r>
@@ -1105,7 +1032,7 @@
           <v:shape id="_x0000_i1059" type="#_x0000_t75" style="width:42pt;height:15.5pt" o:ole="">
             <v:imagedata r:id="rId68" o:title=""/>
           </v:shape>
-          <o:OLEObject Type="Embed" ProgID="Equation.DSMT4" ShapeID="_x0000_i1059" DrawAspect="Content" ObjectID="_1835542542" r:id="rId69"/>
+          <o:OLEObject Type="Embed" ProgID="Equation.DSMT4" ShapeID="_x0000_i1059" DrawAspect="Content" ObjectID="_1835608885" r:id="rId69"/>
         </w:object>
       </w:r>
       <w:r>
@@ -1119,7 +1046,7 @@
           <v:shape id="_x0000_i1060" type="#_x0000_t75" style="width:6.5pt;height:14.5pt" o:ole="">
             <v:imagedata r:id="rId70" o:title=""/>
           </v:shape>
-          <o:OLEObject Type="Embed" ProgID="Equation.DSMT4" ShapeID="_x0000_i1060" DrawAspect="Content" ObjectID="_1835542543" r:id="rId71"/>
+          <o:OLEObject Type="Embed" ProgID="Equation.DSMT4" ShapeID="_x0000_i1060" DrawAspect="Content" ObjectID="_1835608886" r:id="rId71"/>
         </w:object>
       </w:r>
       <w:r>
@@ -1142,17 +1069,12 @@
           <v:shape id="_x0000_i1061" type="#_x0000_t75" style="width:27pt;height:14.5pt" o:ole="">
             <v:imagedata r:id="rId72" o:title=""/>
           </v:shape>
-          <o:OLEObject Type="Embed" ProgID="Equation.DSMT4" ShapeID="_x0000_i1061" DrawAspect="Content" ObjectID="_1835542544" r:id="rId73"/>
-        </w:object>
-      </w:r>
-      <w:r>
-        <w:t xml:space="preserve">is equal </w:t>
-      </w:r>
-      <w:proofErr w:type="gramStart"/>
-      <w:r>
-        <w:t>to :</w:t>
-      </w:r>
-      <w:proofErr w:type="gramEnd"/>
+          <o:OLEObject Type="Embed" ProgID="Equation.DSMT4" ShapeID="_x0000_i1061" DrawAspect="Content" ObjectID="_1835608887" r:id="rId73"/>
+        </w:object>
+      </w:r>
+      <w:r>
+        <w:t>is equal to :</w:t>
+      </w:r>
     </w:p>
     <w:p>
       <w:pPr>
@@ -1226,20 +1148,7 @@
         <w:t>Q9:</w:t>
       </w:r>
       <w:r>
-        <w:t xml:space="preserve"> The number of relations, defined on the set {</w:t>
-      </w:r>
-      <w:proofErr w:type="spellStart"/>
-      <w:r>
-        <w:t>a</w:t>
-      </w:r>
-      <w:proofErr w:type="gramStart"/>
-      <w:r>
-        <w:t>,b,c,d</w:t>
-      </w:r>
-      <w:proofErr w:type="spellEnd"/>
-      <w:proofErr w:type="gramEnd"/>
-      <w:r>
-        <w:t>}</w:t>
+        <w:t xml:space="preserve"> The number of relations, defined on the set {a,b,c,d}</w:t>
       </w:r>
       <w:r>
         <w:t>, which are both reflexive and symmetric, is equal to :</w:t>
@@ -1811,27 +1720,7 @@
           <w:sz w:val="22"/>
           <w:szCs w:val="22"/>
         </w:rPr>
-        <w:t xml:space="preserve">(c)  </w:t>
-      </w:r>
-      <w:proofErr w:type="gramStart"/>
-      <w:r>
-        <w:rPr>
-          <w:rFonts w:asciiTheme="minorHAnsi" w:hAnsiTheme="minorHAnsi" w:cstheme="minorHAnsi"/>
-          <w:color w:val="121212"/>
-          <w:sz w:val="22"/>
-          <w:szCs w:val="22"/>
-        </w:rPr>
-        <w:t>only</w:t>
-      </w:r>
-      <w:proofErr w:type="gramEnd"/>
-      <w:r>
-        <w:rPr>
-          <w:rFonts w:asciiTheme="minorHAnsi" w:hAnsiTheme="minorHAnsi" w:cstheme="minorHAnsi"/>
-          <w:color w:val="121212"/>
-          <w:sz w:val="22"/>
-          <w:szCs w:val="22"/>
-        </w:rPr>
-        <w:t xml:space="preserve"> (</w:t>
+        <w:t>(c)  only (</w:t>
       </w:r>
       <w:r>
         <w:rPr>
@@ -1974,7 +1863,7 @@
           <v:shape id="_x0000_i1063" type="#_x0000_t75" style="width:147.5pt;height:22pt" o:ole="">
             <v:imagedata r:id="rId74" o:title=""/>
           </v:shape>
-          <o:OLEObject Type="Embed" ProgID="Equation.DSMT4" ShapeID="_x0000_i1063" DrawAspect="Content" ObjectID="_1835542545" r:id="rId75"/>
+          <o:OLEObject Type="Embed" ProgID="Equation.DSMT4" ShapeID="_x0000_i1063" DrawAspect="Content" ObjectID="_1835608888" r:id="rId75"/>
         </w:object>
       </w:r>
       <w:r>
@@ -1998,7 +1887,7 @@
           <v:shape id="_x0000_i1064" type="#_x0000_t75" style="width:54pt;height:22pt" o:ole="">
             <v:imagedata r:id="rId76" o:title=""/>
           </v:shape>
-          <o:OLEObject Type="Embed" ProgID="Equation.DSMT4" ShapeID="_x0000_i1064" DrawAspect="Content" ObjectID="_1835542546" r:id="rId77"/>
+          <o:OLEObject Type="Embed" ProgID="Equation.DSMT4" ShapeID="_x0000_i1064" DrawAspect="Content" ObjectID="_1835608889" r:id="rId77"/>
         </w:object>
       </w:r>
     </w:p>
@@ -2031,7 +1920,7 @@
           <v:shape id="_x0000_i1065" type="#_x0000_t75" style="width:249pt;height:26.5pt" o:ole="">
             <v:imagedata r:id="rId78" o:title=""/>
           </v:shape>
-          <o:OLEObject Type="Embed" ProgID="Equation.DSMT4" ShapeID="_x0000_i1065" DrawAspect="Content" ObjectID="_1835542547" r:id="rId79"/>
+          <o:OLEObject Type="Embed" ProgID="Equation.DSMT4" ShapeID="_x0000_i1065" DrawAspect="Content" ObjectID="_1835608890" r:id="rId79"/>
         </w:object>
       </w:r>
     </w:p>
@@ -2095,7 +1984,7 @@
           <v:shape id="_x0000_i1066" type="#_x0000_t75" style="width:34pt;height:13pt" o:ole="">
             <v:imagedata r:id="rId80" o:title=""/>
           </v:shape>
-          <o:OLEObject Type="Embed" ProgID="Equation.DSMT4" ShapeID="_x0000_i1066" DrawAspect="Content" ObjectID="_1835542548" r:id="rId81"/>
+          <o:OLEObject Type="Embed" ProgID="Equation.DSMT4" ShapeID="_x0000_i1066" DrawAspect="Content" ObjectID="_1835608891" r:id="rId81"/>
         </w:object>
       </w:r>
       <w:r>
@@ -2156,7 +2045,7 @@
           <v:shape id="_x0000_i1067" type="#_x0000_t75" style="width:34pt;height:13pt" o:ole="">
             <v:imagedata r:id="rId82" o:title=""/>
           </v:shape>
-          <o:OLEObject Type="Embed" ProgID="Equation.DSMT4" ShapeID="_x0000_i1067" DrawAspect="Content" ObjectID="_1835542549" r:id="rId83"/>
+          <o:OLEObject Type="Embed" ProgID="Equation.DSMT4" ShapeID="_x0000_i1067" DrawAspect="Content" ObjectID="_1835608892" r:id="rId83"/>
         </w:object>
       </w:r>
     </w:p>
@@ -2187,25 +2076,14 @@
         </w:rPr>
         <w:t xml:space="preserve">(c)  </w:t>
       </w:r>
-      <w:proofErr w:type="gramStart"/>
-      <w:r>
-        <w:rPr>
-          <w:rFonts w:asciiTheme="minorHAnsi" w:hAnsiTheme="minorHAnsi" w:cstheme="minorHAnsi"/>
-          <w:color w:val="121212"/>
-          <w:sz w:val="22"/>
-          <w:szCs w:val="22"/>
-        </w:rPr>
-        <w:t>neither</w:t>
-      </w:r>
-      <w:proofErr w:type="gramEnd"/>
-      <w:r>
-        <w:rPr>
-          <w:rFonts w:asciiTheme="minorHAnsi" w:hAnsiTheme="minorHAnsi" w:cstheme="minorHAnsi"/>
-          <w:color w:val="121212"/>
-          <w:sz w:val="22"/>
-          <w:szCs w:val="22"/>
-        </w:rPr>
-        <w:t xml:space="preserve"> </w:t>
+      <w:r>
+        <w:rPr>
+          <w:rFonts w:asciiTheme="minorHAnsi" w:hAnsiTheme="minorHAnsi" w:cstheme="minorHAnsi"/>
+          <w:color w:val="121212"/>
+          <w:sz w:val="22"/>
+          <w:szCs w:val="22"/>
+        </w:rPr>
+        <w:t xml:space="preserve">neither </w:t>
       </w:r>
       <w:r>
         <w:rPr>
@@ -2219,7 +2097,7 @@
           <v:shape id="_x0000_i1068" type="#_x0000_t75" style="width:34pt;height:13pt" o:ole="">
             <v:imagedata r:id="rId80" o:title=""/>
           </v:shape>
-          <o:OLEObject Type="Embed" ProgID="Equation.DSMT4" ShapeID="_x0000_i1068" DrawAspect="Content" ObjectID="_1835542550" r:id="rId84"/>
+          <o:OLEObject Type="Embed" ProgID="Equation.DSMT4" ShapeID="_x0000_i1068" DrawAspect="Content" ObjectID="_1835608893" r:id="rId84"/>
         </w:object>
       </w:r>
       <w:r>
@@ -2244,7 +2122,7 @@
           <v:shape id="_x0000_i1069" type="#_x0000_t75" style="width:34pt;height:13pt" o:ole="">
             <v:imagedata r:id="rId82" o:title=""/>
           </v:shape>
-          <o:OLEObject Type="Embed" ProgID="Equation.DSMT4" ShapeID="_x0000_i1069" DrawAspect="Content" ObjectID="_1835542551" r:id="rId85"/>
+          <o:OLEObject Type="Embed" ProgID="Equation.DSMT4" ShapeID="_x0000_i1069" DrawAspect="Content" ObjectID="_1835608894" r:id="rId85"/>
         </w:object>
       </w:r>
       <w:r>
@@ -2287,7 +2165,7 @@
           <v:shape id="_x0000_i1070" type="#_x0000_t75" style="width:192pt;height:20.5pt" o:ole="">
             <v:imagedata r:id="rId86" o:title=""/>
           </v:shape>
-          <o:OLEObject Type="Embed" ProgID="Equation.DSMT4" ShapeID="_x0000_i1070" DrawAspect="Content" ObjectID="_1835542552" r:id="rId87"/>
+          <o:OLEObject Type="Embed" ProgID="Equation.DSMT4" ShapeID="_x0000_i1070" DrawAspect="Content" ObjectID="_1835608895" r:id="rId87"/>
         </w:object>
       </w:r>
       <w:r>
@@ -2378,7 +2256,7 @@
           <v:shape id="_x0000_i1071" type="#_x0000_t75" style="width:116pt;height:20.5pt" o:ole="">
             <v:imagedata r:id="rId88" o:title=""/>
           </v:shape>
-          <o:OLEObject Type="Embed" ProgID="Equation.DSMT4" ShapeID="_x0000_i1071" DrawAspect="Content" ObjectID="_1835542553" r:id="rId89"/>
+          <o:OLEObject Type="Embed" ProgID="Equation.DSMT4" ShapeID="_x0000_i1071" DrawAspect="Content" ObjectID="_1835608896" r:id="rId89"/>
         </w:object>
       </w:r>
       <w:r>
@@ -2404,7 +2282,7 @@
           <v:shape id="_x0000_i1072" type="#_x0000_t75" style="width:23.5pt;height:15.5pt" o:ole="">
             <v:imagedata r:id="rId90" o:title=""/>
           </v:shape>
-          <o:OLEObject Type="Embed" ProgID="Equation.DSMT4" ShapeID="_x0000_i1072" DrawAspect="Content" ObjectID="_1835542554" r:id="rId91"/>
+          <o:OLEObject Type="Embed" ProgID="Equation.DSMT4" ShapeID="_x0000_i1072" DrawAspect="Content" ObjectID="_1835608897" r:id="rId91"/>
         </w:object>
       </w:r>
       <w:r>
@@ -2415,9 +2293,8 @@
           <w:szCs w:val="22"/>
           <w:shd w:val="clear" w:color="auto" w:fill="FFFFFF"/>
         </w:rPr>
-        <w:t xml:space="preserve"> if and only </w:t>
-      </w:r>
-      <w:proofErr w:type="gramStart"/>
+        <w:t> if and only if</w:t>
+      </w:r>
       <w:r>
         <w:rPr>
           <w:rFonts w:asciiTheme="minorHAnsi" w:hAnsiTheme="minorHAnsi" w:cstheme="minorHAnsi"/>
@@ -2426,19 +2303,8 @@
           <w:szCs w:val="22"/>
           <w:shd w:val="clear" w:color="auto" w:fill="FFFFFF"/>
         </w:rPr>
-        <w:t>if</w:t>
-      </w:r>
-      <w:r>
-        <w:rPr>
-          <w:rFonts w:asciiTheme="minorHAnsi" w:hAnsiTheme="minorHAnsi" w:cstheme="minorHAnsi"/>
-          <w:color w:val="121212"/>
-          <w:sz w:val="22"/>
-          <w:szCs w:val="22"/>
-          <w:shd w:val="clear" w:color="auto" w:fill="FFFFFF"/>
-        </w:rPr>
         <w:t xml:space="preserve"> </w:t>
       </w:r>
-      <w:proofErr w:type="gramEnd"/>
       <w:r>
         <w:rPr>
           <w:rFonts w:asciiTheme="minorHAnsi" w:hAnsiTheme="minorHAnsi" w:cstheme="minorHAnsi"/>
@@ -2452,7 +2318,7 @@
           <v:shape id="_x0000_i1073" type="#_x0000_t75" style="width:68pt;height:20.5pt" o:ole="">
             <v:imagedata r:id="rId92" o:title=""/>
           </v:shape>
-          <o:OLEObject Type="Embed" ProgID="Equation.DSMT4" ShapeID="_x0000_i1073" DrawAspect="Content" ObjectID="_1835542555" r:id="rId93"/>
+          <o:OLEObject Type="Embed" ProgID="Equation.DSMT4" ShapeID="_x0000_i1073" DrawAspect="Content" ObjectID="_1835608898" r:id="rId93"/>
         </w:object>
       </w:r>
       <w:r>
@@ -2478,7 +2344,7 @@
           <v:shape id="_x0000_i1074" type="#_x0000_t75" style="width:6.5pt;height:14.5pt" o:ole="">
             <v:imagedata r:id="rId94" o:title=""/>
           </v:shape>
-          <o:OLEObject Type="Embed" ProgID="Equation.DSMT4" ShapeID="_x0000_i1074" DrawAspect="Content" ObjectID="_1835542556" r:id="rId95"/>
+          <o:OLEObject Type="Embed" ProgID="Equation.DSMT4" ShapeID="_x0000_i1074" DrawAspect="Content" ObjectID="_1835608899" r:id="rId95"/>
         </w:object>
       </w:r>
       <w:r>
@@ -2499,9 +2365,8 @@
           <w:szCs w:val="22"/>
           <w:shd w:val="clear" w:color="auto" w:fill="FFFFFF"/>
         </w:rPr>
-        <w:t xml:space="preserve"> </w:t>
-      </w:r>
-      <w:proofErr w:type="gramStart"/>
+        <w:t xml:space="preserve"> R</w:t>
+      </w:r>
       <w:r>
         <w:rPr>
           <w:rFonts w:asciiTheme="minorHAnsi" w:hAnsiTheme="minorHAnsi" w:cstheme="minorHAnsi"/>
@@ -2510,7 +2375,7 @@
           <w:szCs w:val="22"/>
           <w:shd w:val="clear" w:color="auto" w:fill="FFFFFF"/>
         </w:rPr>
-        <w:t>R</w:t>
+        <w:t> . Let  </w:t>
       </w:r>
       <w:r>
         <w:rPr>
@@ -2520,9 +2385,8 @@
           <w:szCs w:val="22"/>
           <w:shd w:val="clear" w:color="auto" w:fill="FFFFFF"/>
         </w:rPr>
-        <w:t> .</w:t>
-      </w:r>
-      <w:proofErr w:type="gramEnd"/>
+        <w:t xml:space="preserve">m </w:t>
+      </w:r>
       <w:r>
         <w:rPr>
           <w:rFonts w:asciiTheme="minorHAnsi" w:hAnsiTheme="minorHAnsi" w:cstheme="minorHAnsi"/>
@@ -2531,9 +2395,8 @@
           <w:szCs w:val="22"/>
           <w:shd w:val="clear" w:color="auto" w:fill="FFFFFF"/>
         </w:rPr>
-        <w:t xml:space="preserve"> Let</w:t>
-      </w:r>
-      <w:proofErr w:type="gramStart"/>
+        <w:t>and </w:t>
+      </w:r>
       <w:r>
         <w:rPr>
           <w:rFonts w:asciiTheme="minorHAnsi" w:hAnsiTheme="minorHAnsi" w:cstheme="minorHAnsi"/>
@@ -2542,7 +2405,7 @@
           <w:szCs w:val="22"/>
           <w:shd w:val="clear" w:color="auto" w:fill="FFFFFF"/>
         </w:rPr>
-        <w:t>  </w:t>
+        <w:t>n</w:t>
       </w:r>
       <w:r>
         <w:rPr>
@@ -2552,59 +2415,7 @@
           <w:szCs w:val="22"/>
           <w:shd w:val="clear" w:color="auto" w:fill="FFFFFF"/>
         </w:rPr>
-        <w:t>m</w:t>
-      </w:r>
-      <w:proofErr w:type="gramEnd"/>
-      <w:r>
-        <w:rPr>
-          <w:rFonts w:asciiTheme="minorHAnsi" w:hAnsiTheme="minorHAnsi" w:cstheme="minorHAnsi"/>
-          <w:color w:val="121212"/>
-          <w:sz w:val="22"/>
-          <w:szCs w:val="22"/>
-          <w:shd w:val="clear" w:color="auto" w:fill="FFFFFF"/>
-        </w:rPr>
-        <w:t xml:space="preserve"> </w:t>
-      </w:r>
-      <w:r>
-        <w:rPr>
-          <w:rFonts w:asciiTheme="minorHAnsi" w:hAnsiTheme="minorHAnsi" w:cstheme="minorHAnsi"/>
-          <w:color w:val="121212"/>
-          <w:sz w:val="22"/>
-          <w:szCs w:val="22"/>
-          <w:shd w:val="clear" w:color="auto" w:fill="FFFFFF"/>
-        </w:rPr>
-        <w:t>and </w:t>
-      </w:r>
-      <w:r>
-        <w:rPr>
-          <w:rFonts w:asciiTheme="minorHAnsi" w:hAnsiTheme="minorHAnsi" w:cstheme="minorHAnsi"/>
-          <w:color w:val="121212"/>
-          <w:sz w:val="22"/>
-          <w:szCs w:val="22"/>
-          <w:shd w:val="clear" w:color="auto" w:fill="FFFFFF"/>
-        </w:rPr>
-        <w:t>n</w:t>
-      </w:r>
-      <w:r>
-        <w:rPr>
-          <w:rFonts w:asciiTheme="minorHAnsi" w:hAnsiTheme="minorHAnsi" w:cstheme="minorHAnsi"/>
-          <w:color w:val="121212"/>
-          <w:sz w:val="22"/>
-          <w:szCs w:val="22"/>
-          <w:shd w:val="clear" w:color="auto" w:fill="FFFFFF"/>
-        </w:rPr>
-        <w:t xml:space="preserve"> be the minimum number of elements required to be added in R to make it reflexive and symmetric relations, respectively. </w:t>
-      </w:r>
-      <w:proofErr w:type="gramStart"/>
-      <w:r>
-        <w:rPr>
-          <w:rFonts w:asciiTheme="minorHAnsi" w:hAnsiTheme="minorHAnsi" w:cstheme="minorHAnsi"/>
-          <w:color w:val="121212"/>
-          <w:sz w:val="22"/>
-          <w:szCs w:val="22"/>
-          <w:shd w:val="clear" w:color="auto" w:fill="FFFFFF"/>
-        </w:rPr>
-        <w:t>Then</w:t>
+        <w:t> be the minimum number of elements required to be added in R to make it reflexive and symmetric relations, respectively. Then</w:t>
       </w:r>
       <w:r>
         <w:rPr>
@@ -2629,7 +2440,7 @@
           <v:shape id="_x0000_i1075" type="#_x0000_t75" style="width:44.5pt;height:14.5pt" o:ole="">
             <v:imagedata r:id="rId96" o:title=""/>
           </v:shape>
-          <o:OLEObject Type="Embed" ProgID="Equation.DSMT4" ShapeID="_x0000_i1075" DrawAspect="Content" ObjectID="_1835542557" r:id="rId97"/>
+          <o:OLEObject Type="Embed" ProgID="Equation.DSMT4" ShapeID="_x0000_i1075" DrawAspect="Content" ObjectID="_1835608900" r:id="rId97"/>
         </w:object>
       </w:r>
       <w:r>
@@ -2642,7 +2453,6 @@
         </w:rPr>
         <w:t>  is equal to:</w:t>
       </w:r>
-      <w:proofErr w:type="gramEnd"/>
     </w:p>
     <w:p>
       <w:pPr>
@@ -2875,13 +2685,8 @@
         <w:t xml:space="preserve"> Consider </w:t>
       </w:r>
       <w:r>
-        <w:t xml:space="preserve">the </w:t>
-      </w:r>
-      <w:proofErr w:type="gramStart"/>
-      <w:r>
-        <w:t xml:space="preserve">sets </w:t>
-      </w:r>
-      <w:proofErr w:type="gramEnd"/>
+        <w:t xml:space="preserve">the sets </w:t>
+      </w:r>
       <w:r>
         <w:rPr>
           <w:position w:val="-16"/>
@@ -2890,7 +2695,7 @@
           <v:shape id="_x0000_i1076" type="#_x0000_t75" style="width:162.5pt;height:22pt" o:ole="">
             <v:imagedata r:id="rId98" o:title=""/>
           </v:shape>
-          <o:OLEObject Type="Embed" ProgID="Equation.DSMT4" ShapeID="_x0000_i1076" DrawAspect="Content" ObjectID="_1835542558" r:id="rId99"/>
+          <o:OLEObject Type="Embed" ProgID="Equation.DSMT4" ShapeID="_x0000_i1076" DrawAspect="Content" ObjectID="_1835608901" r:id="rId99"/>
         </w:object>
       </w:r>
       <w:r>
@@ -2904,7 +2709,7 @@
           <v:shape id="_x0000_i1077" type="#_x0000_t75" style="width:174pt;height:22pt" o:ole="">
             <v:imagedata r:id="rId100" o:title=""/>
           </v:shape>
-          <o:OLEObject Type="Embed" ProgID="Equation.DSMT4" ShapeID="_x0000_i1077" DrawAspect="Content" ObjectID="_1835542559" r:id="rId101"/>
+          <o:OLEObject Type="Embed" ProgID="Equation.DSMT4" ShapeID="_x0000_i1077" DrawAspect="Content" ObjectID="_1835608902" r:id="rId101"/>
         </w:object>
       </w:r>
       <w:r>
@@ -2918,7 +2723,7 @@
           <v:shape id="_x0000_i1078" type="#_x0000_t75" style="width:156pt;height:22pt" o:ole="">
             <v:imagedata r:id="rId102" o:title=""/>
           </v:shape>
-          <o:OLEObject Type="Embed" ProgID="Equation.DSMT4" ShapeID="_x0000_i1078" DrawAspect="Content" ObjectID="_1835542560" r:id="rId103"/>
+          <o:OLEObject Type="Embed" ProgID="Equation.DSMT4" ShapeID="_x0000_i1078" DrawAspect="Content" ObjectID="_1835608903" r:id="rId103"/>
         </w:object>
       </w:r>
       <w:r>
@@ -2932,7 +2737,7 @@
           <v:shape id="_x0000_i1079" type="#_x0000_t75" style="width:54pt;height:13pt" o:ole="">
             <v:imagedata r:id="rId104" o:title=""/>
           </v:shape>
-          <o:OLEObject Type="Embed" ProgID="Equation.DSMT4" ShapeID="_x0000_i1079" DrawAspect="Content" ObjectID="_1835542561" r:id="rId105"/>
+          <o:OLEObject Type="Embed" ProgID="Equation.DSMT4" ShapeID="_x0000_i1079" DrawAspect="Content" ObjectID="_1835608904" r:id="rId105"/>
         </w:object>
       </w:r>
       <w:r>
@@ -2942,13 +2747,8 @@
         <w:t xml:space="preserve"> The total number of </w:t>
       </w:r>
       <w:r>
-        <w:t xml:space="preserve">one-one functions from the set D to the set C </w:t>
-      </w:r>
-      <w:proofErr w:type="gramStart"/>
-      <w:r>
-        <w:t>is :</w:t>
-      </w:r>
-      <w:proofErr w:type="gramEnd"/>
+        <w:t>one-one functions from the set D to the set C is :</w:t>
+      </w:r>
     </w:p>
     <w:p>
       <w:pPr>
@@ -3024,11 +2824,9 @@
       <w:r>
         <w:t xml:space="preserve">Q5: </w:t>
       </w:r>
-      <w:proofErr w:type="gramStart"/>
       <w:r>
         <w:t xml:space="preserve">Let </w:t>
       </w:r>
-      <w:proofErr w:type="gramEnd"/>
       <w:r>
         <w:rPr>
           <w:position w:val="-14"/>
@@ -3037,7 +2835,7 @@
           <v:shape id="_x0000_i1080" type="#_x0000_t75" style="width:100pt;height:20pt" o:ole="">
             <v:imagedata r:id="rId106" o:title=""/>
           </v:shape>
-          <o:OLEObject Type="Embed" ProgID="Equation.DSMT4" ShapeID="_x0000_i1080" DrawAspect="Content" ObjectID="_1835542562" r:id="rId107"/>
+          <o:OLEObject Type="Embed" ProgID="Equation.DSMT4" ShapeID="_x0000_i1080" DrawAspect="Content" ObjectID="_1835608905" r:id="rId107"/>
         </w:object>
       </w:r>
       <w:r>
@@ -3060,7 +2858,7 @@
           <v:shape id="_x0000_i1081" type="#_x0000_t75" style="width:12pt;height:13pt" o:ole="">
             <v:imagedata r:id="rId108" o:title=""/>
           </v:shape>
-          <o:OLEObject Type="Embed" ProgID="Equation.DSMT4" ShapeID="_x0000_i1081" DrawAspect="Content" ObjectID="_1835542563" r:id="rId109"/>
+          <o:OLEObject Type="Embed" ProgID="Equation.DSMT4" ShapeID="_x0000_i1081" DrawAspect="Content" ObjectID="_1835608906" r:id="rId109"/>
         </w:object>
       </w:r>
       <w:r>
@@ -3074,20 +2872,15 @@
           <v:shape id="_x0000_i1082" type="#_x0000_t75" style="width:23pt;height:16pt" o:ole="">
             <v:imagedata r:id="rId110" o:title=""/>
           </v:shape>
-          <o:OLEObject Type="Embed" ProgID="Equation.DSMT4" ShapeID="_x0000_i1082" DrawAspect="Content" ObjectID="_1835542564" r:id="rId111"/>
-        </w:object>
-      </w:r>
-      <w:r>
-        <w:t xml:space="preserve">if and only </w:t>
-      </w:r>
-      <w:proofErr w:type="gramStart"/>
-      <w:r>
-        <w:t>if</w:t>
+          <o:OLEObject Type="Embed" ProgID="Equation.DSMT4" ShapeID="_x0000_i1082" DrawAspect="Content" ObjectID="_1835608907" r:id="rId111"/>
+        </w:object>
+      </w:r>
+      <w:r>
+        <w:t>if and only if</w:t>
       </w:r>
       <w:r>
         <w:t xml:space="preserve"> </w:t>
       </w:r>
-      <w:proofErr w:type="gramEnd"/>
       <w:r>
         <w:rPr>
           <w:position w:val="-14"/>
@@ -3096,7 +2889,7 @@
           <v:shape id="_x0000_i1083" type="#_x0000_t75" style="width:69pt;height:20pt" o:ole="">
             <v:imagedata r:id="rId112" o:title=""/>
           </v:shape>
-          <o:OLEObject Type="Embed" ProgID="Equation.DSMT4" ShapeID="_x0000_i1083" DrawAspect="Content" ObjectID="_1835542565" r:id="rId113"/>
+          <o:OLEObject Type="Embed" ProgID="Equation.DSMT4" ShapeID="_x0000_i1083" DrawAspect="Content" ObjectID="_1835608908" r:id="rId113"/>
         </w:object>
       </w:r>
       <w:r>
@@ -3110,17 +2903,12 @@
           <v:shape id="_x0000_i1084" type="#_x0000_t75" style="width:7pt;height:14pt" o:ole="">
             <v:imagedata r:id="rId114" o:title=""/>
           </v:shape>
-          <o:OLEObject Type="Embed" ProgID="Equation.DSMT4" ShapeID="_x0000_i1084" DrawAspect="Content" ObjectID="_1835542566" r:id="rId115"/>
-        </w:object>
-      </w:r>
-      <w:r>
-        <w:t xml:space="preserve">be the number of elements </w:t>
-      </w:r>
-      <w:proofErr w:type="gramStart"/>
-      <w:r>
-        <w:t xml:space="preserve">in </w:t>
-      </w:r>
-      <w:proofErr w:type="gramEnd"/>
+          <o:OLEObject Type="Embed" ProgID="Equation.DSMT4" ShapeID="_x0000_i1084" DrawAspect="Content" ObjectID="_1835608909" r:id="rId115"/>
+        </w:object>
+      </w:r>
+      <w:r>
+        <w:t xml:space="preserve">be the number of elements in </w:t>
+      </w:r>
       <w:r>
         <w:rPr>
           <w:position w:val="-4"/>
@@ -3129,7 +2917,7 @@
           <v:shape id="_x0000_i1085" type="#_x0000_t75" style="width:12pt;height:13pt" o:ole="">
             <v:imagedata r:id="rId116" o:title=""/>
           </v:shape>
-          <o:OLEObject Type="Embed" ProgID="Equation.DSMT4" ShapeID="_x0000_i1085" DrawAspect="Content" ObjectID="_1835542567" r:id="rId117"/>
+          <o:OLEObject Type="Embed" ProgID="Equation.DSMT4" ShapeID="_x0000_i1085" DrawAspect="Content" ObjectID="_1835608910" r:id="rId117"/>
         </w:object>
       </w:r>
       <w:r>
@@ -3143,7 +2931,7 @@
           <v:shape id="_x0000_i1086" type="#_x0000_t75" style="width:13pt;height:11pt" o:ole="">
             <v:imagedata r:id="rId118" o:title=""/>
           </v:shape>
-          <o:OLEObject Type="Embed" ProgID="Equation.DSMT4" ShapeID="_x0000_i1086" DrawAspect="Content" ObjectID="_1835542568" r:id="rId119"/>
+          <o:OLEObject Type="Embed" ProgID="Equation.DSMT4" ShapeID="_x0000_i1086" DrawAspect="Content" ObjectID="_1835608911" r:id="rId119"/>
         </w:object>
       </w:r>
       <w:r>
@@ -3157,7 +2945,7 @@
           <v:shape id="_x0000_i1087" type="#_x0000_t75" style="width:10pt;height:11pt" o:ole="">
             <v:imagedata r:id="rId120" o:title=""/>
           </v:shape>
-          <o:OLEObject Type="Embed" ProgID="Equation.DSMT4" ShapeID="_x0000_i1087" DrawAspect="Content" ObjectID="_1835542569" r:id="rId121"/>
+          <o:OLEObject Type="Embed" ProgID="Equation.DSMT4" ShapeID="_x0000_i1087" DrawAspect="Content" ObjectID="_1835608912" r:id="rId121"/>
         </w:object>
       </w:r>
       <w:r>
@@ -3183,7 +2971,7 @@
           <v:shape id="_x0000_i1088" type="#_x0000_t75" style="width:44pt;height:14pt" o:ole="">
             <v:imagedata r:id="rId122" o:title=""/>
           </v:shape>
-          <o:OLEObject Type="Embed" ProgID="Equation.DSMT4" ShapeID="_x0000_i1088" DrawAspect="Content" ObjectID="_1835542570" r:id="rId123"/>
+          <o:OLEObject Type="Embed" ProgID="Equation.DSMT4" ShapeID="_x0000_i1088" DrawAspect="Content" ObjectID="_1835608913" r:id="rId123"/>
         </w:object>
       </w:r>
       <w:r>
@@ -3254,13 +3042,8 @@
         <w:t>Q6:</w:t>
       </w:r>
       <w:r>
-        <w:t xml:space="preserve"> </w:t>
-      </w:r>
-      <w:proofErr w:type="gramStart"/>
-      <w:r>
-        <w:t xml:space="preserve">Let </w:t>
-      </w:r>
-      <w:proofErr w:type="gramEnd"/>
+        <w:t xml:space="preserve"> Let </w:t>
+      </w:r>
       <w:r>
         <w:rPr>
           <w:position w:val="-10"/>
@@ -3269,7 +3052,7 @@
           <v:shape id="_x0000_i1089" type="#_x0000_t75" style="width:115pt;height:16pt" o:ole="">
             <v:imagedata r:id="rId124" o:title=""/>
           </v:shape>
-          <o:OLEObject Type="Embed" ProgID="Equation.DSMT4" ShapeID="_x0000_i1089" DrawAspect="Content" ObjectID="_1835542571" r:id="rId125"/>
+          <o:OLEObject Type="Embed" ProgID="Equation.DSMT4" ShapeID="_x0000_i1089" DrawAspect="Content" ObjectID="_1835608914" r:id="rId125"/>
         </w:object>
       </w:r>
       <w:r>
@@ -3289,7 +3072,7 @@
           <v:shape id="_x0000_i1090" type="#_x0000_t75" style="width:23pt;height:16pt" o:ole="">
             <v:imagedata r:id="rId126" o:title=""/>
           </v:shape>
-          <o:OLEObject Type="Embed" ProgID="Equation.DSMT4" ShapeID="_x0000_i1090" DrawAspect="Content" ObjectID="_1835542572" r:id="rId127"/>
+          <o:OLEObject Type="Embed" ProgID="Equation.DSMT4" ShapeID="_x0000_i1090" DrawAspect="Content" ObjectID="_1835608915" r:id="rId127"/>
         </w:object>
       </w:r>
       <w:r>
@@ -3303,7 +3086,7 @@
           <v:shape id="_x0000_i1091" type="#_x0000_t75" style="width:77pt;height:18pt" o:ole="">
             <v:imagedata r:id="rId128" o:title=""/>
           </v:shape>
-          <o:OLEObject Type="Embed" ProgID="Equation.DSMT4" ShapeID="_x0000_i1091" DrawAspect="Content" ObjectID="_1835542573" r:id="rId129"/>
+          <o:OLEObject Type="Embed" ProgID="Equation.DSMT4" ShapeID="_x0000_i1091" DrawAspect="Content" ObjectID="_1835608916" r:id="rId129"/>
         </w:object>
       </w:r>
       <w:r>
@@ -3317,7 +3100,7 @@
           <v:shape id="_x0000_i1092" type="#_x0000_t75" style="width:7pt;height:14pt" o:ole="">
             <v:imagedata r:id="rId130" o:title=""/>
           </v:shape>
-          <o:OLEObject Type="Embed" ProgID="Equation.DSMT4" ShapeID="_x0000_i1092" DrawAspect="Content" ObjectID="_1835542574" r:id="rId131"/>
+          <o:OLEObject Type="Embed" ProgID="Equation.DSMT4" ShapeID="_x0000_i1092" DrawAspect="Content" ObjectID="_1835608917" r:id="rId131"/>
         </w:object>
       </w:r>
       <w:r>
@@ -3336,11 +3119,7 @@
         <w:t xml:space="preserve"> to make it a reflexive relation</w:t>
       </w:r>
       <w:r>
-        <w:t xml:space="preserve">. </w:t>
-      </w:r>
-      <w:proofErr w:type="gramStart"/>
-      <w:r>
-        <w:t xml:space="preserve">Then </w:t>
+        <w:t xml:space="preserve">. Then </w:t>
       </w:r>
       <w:r>
         <w:rPr>
@@ -3350,13 +3129,12 @@
           <v:shape id="_x0000_i1093" type="#_x0000_t75" style="width:27pt;height:14pt" o:ole="">
             <v:imagedata r:id="rId132" o:title=""/>
           </v:shape>
-          <o:OLEObject Type="Embed" ProgID="Equation.DSMT4" ShapeID="_x0000_i1093" DrawAspect="Content" ObjectID="_1835542575" r:id="rId133"/>
+          <o:OLEObject Type="Embed" ProgID="Equation.DSMT4" ShapeID="_x0000_i1093" DrawAspect="Content" ObjectID="_1835608918" r:id="rId133"/>
         </w:object>
       </w:r>
       <w:r>
         <w:t>is equal to:</w:t>
       </w:r>
-      <w:proofErr w:type="gramEnd"/>
       <w:r>
         <w:t xml:space="preserve"> </w:t>
       </w:r>
@@ -3433,7 +3211,7 @@
           <v:shape id="_x0000_i1094" type="#_x0000_t75" style="width:97pt;height:20pt" o:ole="">
             <v:imagedata r:id="rId134" o:title=""/>
           </v:shape>
-          <o:OLEObject Type="Embed" ProgID="Equation.DSMT4" ShapeID="_x0000_i1094" DrawAspect="Content" ObjectID="_1835542576" r:id="rId135"/>
+          <o:OLEObject Type="Embed" ProgID="Equation.DSMT4" ShapeID="_x0000_i1094" DrawAspect="Content" ObjectID="_1835608919" r:id="rId135"/>
         </w:object>
       </w:r>
       <w:r>
@@ -3447,7 +3225,7 @@
           <v:shape id="_x0000_i1095" type="#_x0000_t75" style="width:12pt;height:13pt" o:ole="">
             <v:imagedata r:id="rId136" o:title=""/>
           </v:shape>
-          <o:OLEObject Type="Embed" ProgID="Equation.DSMT4" ShapeID="_x0000_i1095" DrawAspect="Content" ObjectID="_1835542577" r:id="rId137"/>
+          <o:OLEObject Type="Embed" ProgID="Equation.DSMT4" ShapeID="_x0000_i1095" DrawAspect="Content" ObjectID="_1835608920" r:id="rId137"/>
         </w:object>
       </w:r>
       <w:r>
@@ -3461,17 +3239,12 @@
           <v:shape id="_x0000_i1096" type="#_x0000_t75" style="width:114pt;height:20pt" o:ole="">
             <v:imagedata r:id="rId138" o:title=""/>
           </v:shape>
-          <o:OLEObject Type="Embed" ProgID="Equation.DSMT4" ShapeID="_x0000_i1096" DrawAspect="Content" ObjectID="_1835542578" r:id="rId139"/>
-        </w:object>
-      </w:r>
-      <w:r>
-        <w:t xml:space="preserve"> </w:t>
-      </w:r>
-      <w:proofErr w:type="gramStart"/>
-      <w:r>
-        <w:t xml:space="preserve">Let </w:t>
-      </w:r>
-      <w:proofErr w:type="gramEnd"/>
+          <o:OLEObject Type="Embed" ProgID="Equation.DSMT4" ShapeID="_x0000_i1096" DrawAspect="Content" ObjectID="_1835608921" r:id="rId139"/>
+        </w:object>
+      </w:r>
+      <w:r>
+        <w:t xml:space="preserve"> Let </w:t>
+      </w:r>
       <w:r>
         <w:rPr>
           <w:position w:val="-14"/>
@@ -3480,7 +3253,7 @@
           <v:shape id="_x0000_i1097" type="#_x0000_t75" style="width:38pt;height:20pt" o:ole="">
             <v:imagedata r:id="rId140" o:title=""/>
           </v:shape>
-          <o:OLEObject Type="Embed" ProgID="Equation.DSMT4" ShapeID="_x0000_i1097" DrawAspect="Content" ObjectID="_1835542579" r:id="rId141"/>
+          <o:OLEObject Type="Embed" ProgID="Equation.DSMT4" ShapeID="_x0000_i1097" DrawAspect="Content" ObjectID="_1835608922" r:id="rId141"/>
         </w:object>
       </w:r>
       <w:r>
@@ -3494,7 +3267,7 @@
           <v:shape id="_x0000_i1098" type="#_x0000_t75" style="width:38pt;height:20pt" o:ole="">
             <v:imagedata r:id="rId142" o:title=""/>
           </v:shape>
-          <o:OLEObject Type="Embed" ProgID="Equation.DSMT4" ShapeID="_x0000_i1098" DrawAspect="Content" ObjectID="_1835542580" r:id="rId143"/>
+          <o:OLEObject Type="Embed" ProgID="Equation.DSMT4" ShapeID="_x0000_i1098" DrawAspect="Content" ObjectID="_1835608923" r:id="rId143"/>
         </w:object>
       </w:r>
       <w:r>
@@ -3508,7 +3281,7 @@
           <v:shape id="_x0000_i1099" type="#_x0000_t75" style="width:38pt;height:20pt" o:ole="">
             <v:imagedata r:id="rId144" o:title=""/>
           </v:shape>
-          <o:OLEObject Type="Embed" ProgID="Equation.DSMT4" ShapeID="_x0000_i1099" DrawAspect="Content" ObjectID="_1835542581" r:id="rId145"/>
+          <o:OLEObject Type="Embed" ProgID="Equation.DSMT4" ShapeID="_x0000_i1099" DrawAspect="Content" ObjectID="_1835608924" r:id="rId145"/>
         </w:object>
       </w:r>
       <w:r>
@@ -3522,7 +3295,7 @@
           <v:shape id="_x0000_i1100" type="#_x0000_t75" style="width:46pt;height:20pt" o:ole="">
             <v:imagedata r:id="rId146" o:title=""/>
           </v:shape>
-          <o:OLEObject Type="Embed" ProgID="Equation.DSMT4" ShapeID="_x0000_i1100" DrawAspect="Content" ObjectID="_1835542582" r:id="rId147"/>
+          <o:OLEObject Type="Embed" ProgID="Equation.DSMT4" ShapeID="_x0000_i1100" DrawAspect="Content" ObjectID="_1835608925" r:id="rId147"/>
         </w:object>
       </w:r>
       <w:r>
@@ -3536,20 +3309,15 @@
           <v:shape id="_x0000_i1101" type="#_x0000_t75" style="width:10pt;height:14pt" o:ole="">
             <v:imagedata r:id="rId148" o:title=""/>
           </v:shape>
-          <o:OLEObject Type="Embed" ProgID="Equation.DSMT4" ShapeID="_x0000_i1101" DrawAspect="Content" ObjectID="_1835542583" r:id="rId149"/>
+          <o:OLEObject Type="Embed" ProgID="Equation.DSMT4" ShapeID="_x0000_i1101" DrawAspect="Content" ObjectID="_1835608926" r:id="rId149"/>
         </w:object>
       </w:r>
       <w:r>
         <w:t>elements of R such that the second entry of an ordered pair is equal to the first entry of the next ordered pair.</w:t>
       </w:r>
       <w:r>
-        <w:t xml:space="preserve"> Then the largest </w:t>
-      </w:r>
-      <w:proofErr w:type="gramStart"/>
-      <w:r>
-        <w:t xml:space="preserve">integer </w:t>
-      </w:r>
-      <w:proofErr w:type="gramEnd"/>
+        <w:t xml:space="preserve"> Then the largest integer </w:t>
+      </w:r>
       <w:r>
         <w:rPr>
           <w:position w:val="-6"/>
@@ -3558,7 +3326,7 @@
           <v:shape id="_x0000_i1102" type="#_x0000_t75" style="width:10pt;height:14pt" o:ole="">
             <v:imagedata r:id="rId150" o:title=""/>
           </v:shape>
-          <o:OLEObject Type="Embed" ProgID="Equation.DSMT4" ShapeID="_x0000_i1102" DrawAspect="Content" ObjectID="_1835542584" r:id="rId151"/>
+          <o:OLEObject Type="Embed" ProgID="Equation.DSMT4" ShapeID="_x0000_i1102" DrawAspect="Content" ObjectID="_1835608927" r:id="rId151"/>
         </w:object>
       </w:r>
       <w:r>
@@ -3638,7 +3406,7 @@
           <v:shape id="_x0000_i1103" type="#_x0000_t75" style="width:12pt;height:13pt" o:ole="">
             <v:imagedata r:id="rId152" o:title=""/>
           </v:shape>
-          <o:OLEObject Type="Embed" ProgID="Equation.DSMT4" ShapeID="_x0000_i1103" DrawAspect="Content" ObjectID="_1835542585" r:id="rId153"/>
+          <o:OLEObject Type="Embed" ProgID="Equation.DSMT4" ShapeID="_x0000_i1103" DrawAspect="Content" ObjectID="_1835608928" r:id="rId153"/>
         </w:object>
       </w:r>
       <w:r>
@@ -3652,7 +3420,7 @@
           <v:shape id="_x0000_i1104" type="#_x0000_t75" style="width:52pt;height:16pt" o:ole="">
             <v:imagedata r:id="rId154" o:title=""/>
           </v:shape>
-          <o:OLEObject Type="Embed" ProgID="Equation.DSMT4" ShapeID="_x0000_i1104" DrawAspect="Content" ObjectID="_1835542586" r:id="rId155"/>
+          <o:OLEObject Type="Embed" ProgID="Equation.DSMT4" ShapeID="_x0000_i1104" DrawAspect="Content" ObjectID="_1835608929" r:id="rId155"/>
         </w:object>
       </w:r>
       <w:r>
@@ -3669,7 +3437,7 @@
           <v:shape id="_x0000_i1105" type="#_x0000_t75" style="width:234pt;height:20pt" o:ole="">
             <v:imagedata r:id="rId156" o:title=""/>
           </v:shape>
-          <o:OLEObject Type="Embed" ProgID="Equation.DSMT4" ShapeID="_x0000_i1105" DrawAspect="Content" ObjectID="_1835542587" r:id="rId157"/>
+          <o:OLEObject Type="Embed" ProgID="Equation.DSMT4" ShapeID="_x0000_i1105" DrawAspect="Content" ObjectID="_1835608930" r:id="rId157"/>
         </w:object>
       </w:r>
       <w:r>
@@ -3679,13 +3447,8 @@
         <w:t xml:space="preserve"> </w:t>
       </w:r>
       <w:r>
-        <w:t xml:space="preserve">. Then R </w:t>
-      </w:r>
-      <w:proofErr w:type="gramStart"/>
-      <w:r>
-        <w:t>is :</w:t>
-      </w:r>
-      <w:proofErr w:type="gramEnd"/>
+        <w:t>. Then R is :</w:t>
+      </w:r>
     </w:p>
     <w:p>
       <w:pPr>
@@ -3750,7 +3513,7 @@
           <v:shape id="_x0000_i1106" type="#_x0000_t75" style="width:62pt;height:16pt" o:ole="">
             <v:imagedata r:id="rId158" o:title=""/>
           </v:shape>
-          <o:OLEObject Type="Embed" ProgID="Equation.DSMT4" ShapeID="_x0000_i1106" DrawAspect="Content" ObjectID="_1835542588" r:id="rId159"/>
+          <o:OLEObject Type="Embed" ProgID="Equation.DSMT4" ShapeID="_x0000_i1106" DrawAspect="Content" ObjectID="_1835608931" r:id="rId159"/>
         </w:object>
       </w:r>
       <w:r>
@@ -3764,7 +3527,7 @@
           <v:shape id="_x0000_i1107" type="#_x0000_t75" style="width:13pt;height:13pt" o:ole="">
             <v:imagedata r:id="rId160" o:title=""/>
           </v:shape>
-          <o:OLEObject Type="Embed" ProgID="Equation.DSMT4" ShapeID="_x0000_i1107" DrawAspect="Content" ObjectID="_1835542589" r:id="rId161"/>
+          <o:OLEObject Type="Embed" ProgID="Equation.DSMT4" ShapeID="_x0000_i1107" DrawAspect="Content" ObjectID="_1835608932" r:id="rId161"/>
         </w:object>
       </w:r>
       <w:r>
@@ -3778,7 +3541,7 @@
           <v:shape id="_x0000_i1108" type="#_x0000_t75" style="width:225pt;height:36pt" o:ole="">
             <v:imagedata r:id="rId162" o:title=""/>
           </v:shape>
-          <o:OLEObject Type="Embed" ProgID="Equation.DSMT4" ShapeID="_x0000_i1108" DrawAspect="Content" ObjectID="_1835542590" r:id="rId163"/>
+          <o:OLEObject Type="Embed" ProgID="Equation.DSMT4" ShapeID="_x0000_i1108" DrawAspect="Content" ObjectID="_1835608933" r:id="rId163"/>
         </w:object>
       </w:r>
       <w:r>
@@ -3804,7 +3567,7 @@
           <v:shape id="_x0000_i1109" type="#_x0000_t75" style="width:12pt;height:31pt" o:ole="">
             <v:imagedata r:id="rId164" o:title=""/>
           </v:shape>
-          <o:OLEObject Type="Embed" ProgID="Equation.DSMT4" ShapeID="_x0000_i1109" DrawAspect="Content" ObjectID="_1835542591" r:id="rId165"/>
+          <o:OLEObject Type="Embed" ProgID="Equation.DSMT4" ShapeID="_x0000_i1109" DrawAspect="Content" ObjectID="_1835608934" r:id="rId165"/>
         </w:object>
       </w:r>
       <w:r>
@@ -3834,7 +3597,7 @@
           <v:shape id="_x0000_i1110" type="#_x0000_t75" style="width:16pt;height:31pt" o:ole="">
             <v:imagedata r:id="rId166" o:title=""/>
           </v:shape>
-          <o:OLEObject Type="Embed" ProgID="Equation.DSMT4" ShapeID="_x0000_i1110" DrawAspect="Content" ObjectID="_1835542592" r:id="rId167"/>
+          <o:OLEObject Type="Embed" ProgID="Equation.DSMT4" ShapeID="_x0000_i1110" DrawAspect="Content" ObjectID="_1835608935" r:id="rId167"/>
         </w:object>
       </w:r>
     </w:p>
@@ -3853,35 +3616,27 @@
           <v:shape id="_x0000_i1111" type="#_x0000_t75" style="width:12pt;height:31pt" o:ole="">
             <v:imagedata r:id="rId168" o:title=""/>
           </v:shape>
-          <o:OLEObject Type="Embed" ProgID="Equation.DSMT4" ShapeID="_x0000_i1111" DrawAspect="Content" ObjectID="_1835542593" r:id="rId169"/>
-        </w:object>
-      </w:r>
-      <w:r>
-        <w:tab/>
-      </w:r>
-      <w:r>
-        <w:tab/>
-      </w:r>
-      <w:r>
-        <w:tab/>
-      </w:r>
-      <w:r>
-        <w:tab/>
-      </w:r>
-      <w:r>
-        <w:tab/>
-      </w:r>
-      <w:r>
-        <w:tab/>
-        <w:t>(</w:t>
-      </w:r>
-      <w:proofErr w:type="gramStart"/>
-      <w:r>
-        <w:t>d</w:t>
-      </w:r>
-      <w:proofErr w:type="gramEnd"/>
-      <w:r>
-        <w:t xml:space="preserve">) </w:t>
+          <o:OLEObject Type="Embed" ProgID="Equation.DSMT4" ShapeID="_x0000_i1111" DrawAspect="Content" ObjectID="_1835608936" r:id="rId169"/>
+        </w:object>
+      </w:r>
+      <w:r>
+        <w:tab/>
+      </w:r>
+      <w:r>
+        <w:tab/>
+      </w:r>
+      <w:r>
+        <w:tab/>
+      </w:r>
+      <w:r>
+        <w:tab/>
+      </w:r>
+      <w:r>
+        <w:tab/>
+      </w:r>
+      <w:r>
+        <w:tab/>
+        <w:t xml:space="preserve">(d) </w:t>
       </w:r>
       <w:r>
         <w:rPr>
@@ -3891,7 +3646,7 @@
           <v:shape id="_x0000_i1112" type="#_x0000_t75" style="width:11pt;height:31pt" o:ole="">
             <v:imagedata r:id="rId170" o:title=""/>
           </v:shape>
-          <o:OLEObject Type="Embed" ProgID="Equation.DSMT4" ShapeID="_x0000_i1112" DrawAspect="Content" ObjectID="_1835542594" r:id="rId171"/>
+          <o:OLEObject Type="Embed" ProgID="Equation.DSMT4" ShapeID="_x0000_i1112" DrawAspect="Content" ObjectID="_1835608937" r:id="rId171"/>
         </w:object>
       </w:r>
     </w:p>
@@ -3910,7 +3665,7 @@
           <v:shape id="_x0000_i1113" type="#_x0000_t75" style="width:35pt;height:34pt" o:ole="">
             <v:imagedata r:id="rId172" o:title=""/>
           </v:shape>
-          <o:OLEObject Type="Embed" ProgID="Equation.DSMT4" ShapeID="_x0000_i1113" DrawAspect="Content" ObjectID="_1835542595" r:id="rId173"/>
+          <o:OLEObject Type="Embed" ProgID="Equation.DSMT4" ShapeID="_x0000_i1113" DrawAspect="Content" ObjectID="_1835608938" r:id="rId173"/>
         </w:object>
       </w:r>
       <w:r>
@@ -3924,7 +3679,7 @@
           <v:shape id="_x0000_i1114" type="#_x0000_t75" style="width:23pt;height:16pt" o:ole="">
             <v:imagedata r:id="rId174" o:title=""/>
           </v:shape>
-          <o:OLEObject Type="Embed" ProgID="Equation.DSMT4" ShapeID="_x0000_i1114" DrawAspect="Content" ObjectID="_1835542596" r:id="rId175"/>
+          <o:OLEObject Type="Embed" ProgID="Equation.DSMT4" ShapeID="_x0000_i1114" DrawAspect="Content" ObjectID="_1835608939" r:id="rId175"/>
         </w:object>
       </w:r>
       <w:r>
@@ -3938,7 +3693,7 @@
           <v:shape id="_x0000_i1115" type="#_x0000_t75" style="width:87pt;height:18pt" o:ole="">
             <v:imagedata r:id="rId176" o:title=""/>
           </v:shape>
-          <o:OLEObject Type="Embed" ProgID="Equation.DSMT4" ShapeID="_x0000_i1115" DrawAspect="Content" ObjectID="_1835542597" r:id="rId177"/>
+          <o:OLEObject Type="Embed" ProgID="Equation.DSMT4" ShapeID="_x0000_i1115" DrawAspect="Content" ObjectID="_1835608940" r:id="rId177"/>
         </w:object>
       </w:r>
       <w:r>
@@ -4009,7 +3764,7 @@
           <v:shape id="_x0000_i1116" type="#_x0000_t75" style="width:229pt;height:20pt" o:ole="">
             <v:imagedata r:id="rId178" o:title=""/>
           </v:shape>
-          <o:OLEObject Type="Embed" ProgID="Equation.DSMT4" ShapeID="_x0000_i1116" DrawAspect="Content" ObjectID="_1835542598" r:id="rId179"/>
+          <o:OLEObject Type="Embed" ProgID="Equation.DSMT4" ShapeID="_x0000_i1116" DrawAspect="Content" ObjectID="_1835608941" r:id="rId179"/>
         </w:object>
       </w:r>
       <w:r>
@@ -4079,7 +3834,7 @@
           <v:shape id="_x0000_i1117" type="#_x0000_t75" style="width:272pt;height:36pt" o:ole="">
             <v:imagedata r:id="rId180" o:title=""/>
           </v:shape>
-          <o:OLEObject Type="Embed" ProgID="Equation.DSMT4" ShapeID="_x0000_i1117" DrawAspect="Content" ObjectID="_1835542599" r:id="rId181"/>
+          <o:OLEObject Type="Embed" ProgID="Equation.DSMT4" ShapeID="_x0000_i1117" DrawAspect="Content" ObjectID="_1835608942" r:id="rId181"/>
         </w:object>
       </w:r>
       <w:r>
@@ -4093,19 +3848,11 @@
           <v:shape id="_x0000_i1118" type="#_x0000_t75" style="width:212pt;height:26pt" o:ole="">
             <v:imagedata r:id="rId182" o:title=""/>
           </v:shape>
-          <o:OLEObject Type="Embed" ProgID="Equation.DSMT4" ShapeID="_x0000_i1118" DrawAspect="Content" ObjectID="_1835542600" r:id="rId183"/>
-        </w:object>
-      </w:r>
-      <w:r>
-        <w:t xml:space="preserve"> </w:t>
-      </w:r>
-      <w:proofErr w:type="gramStart"/>
-      <w:r>
-        <w:t>Then</w:t>
-      </w:r>
-      <w:proofErr w:type="gramEnd"/>
-      <w:r>
-        <w:t xml:space="preserve"> </w:t>
+          <o:OLEObject Type="Embed" ProgID="Equation.DSMT4" ShapeID="_x0000_i1118" DrawAspect="Content" ObjectID="_1835608943" r:id="rId183"/>
+        </w:object>
+      </w:r>
+      <w:r>
+        <w:t xml:space="preserve"> Then </w:t>
       </w:r>
       <w:r>
         <w:rPr>
@@ -4115,7 +3862,7 @@
           <v:shape id="_x0000_i1119" type="#_x0000_t75" style="width:47pt;height:16pt" o:ole="">
             <v:imagedata r:id="rId184" o:title=""/>
           </v:shape>
-          <o:OLEObject Type="Embed" ProgID="Equation.DSMT4" ShapeID="_x0000_i1119" DrawAspect="Content" ObjectID="_1835542601" r:id="rId185"/>
+          <o:OLEObject Type="Embed" ProgID="Equation.DSMT4" ShapeID="_x0000_i1119" DrawAspect="Content" ObjectID="_1835608944" r:id="rId185"/>
         </w:object>
       </w:r>
       <w:r>
@@ -4175,11 +3922,9 @@
       <w:r>
         <w:t xml:space="preserve">13: </w:t>
       </w:r>
-      <w:proofErr w:type="gramStart"/>
       <w:r>
         <w:t xml:space="preserve">Let </w:t>
       </w:r>
-      <w:proofErr w:type="gramEnd"/>
       <w:r>
         <w:rPr>
           <w:position w:val="-4"/>
@@ -4188,7 +3933,7 @@
           <v:shape id="_x0000_i1120" type="#_x0000_t75" style="width:53pt;height:13pt" o:ole="">
             <v:imagedata r:id="rId186" o:title=""/>
           </v:shape>
-          <o:OLEObject Type="Embed" ProgID="Equation.DSMT4" ShapeID="_x0000_i1120" DrawAspect="Content" ObjectID="_1835542602" r:id="rId187"/>
+          <o:OLEObject Type="Embed" ProgID="Equation.DSMT4" ShapeID="_x0000_i1120" DrawAspect="Content" ObjectID="_1835608945" r:id="rId187"/>
         </w:object>
       </w:r>
       <w:r>
@@ -4205,7 +3950,7 @@
           <v:shape id="_x0000_i1121" type="#_x0000_t75" style="width:128pt;height:20pt" o:ole="">
             <v:imagedata r:id="rId188" o:title=""/>
           </v:shape>
-          <o:OLEObject Type="Embed" ProgID="Equation.DSMT4" ShapeID="_x0000_i1121" DrawAspect="Content" ObjectID="_1835542603" r:id="rId189"/>
+          <o:OLEObject Type="Embed" ProgID="Equation.DSMT4" ShapeID="_x0000_i1121" DrawAspect="Content" ObjectID="_1835608946" r:id="rId189"/>
         </w:object>
       </w:r>
       <w:r>
@@ -4232,11 +3977,470 @@
           <w:position w:val="-10"/>
         </w:rPr>
         <w:object w:dxaOrig="999" w:dyaOrig="320">
-          <v:shape id="_x0000_i1193" type="#_x0000_t75" style="width:50pt;height:16pt" o:ole="">
+          <v:shape id="_x0000_i1122" type="#_x0000_t75" style="width:50pt;height:16pt" o:ole="">
             <v:imagedata r:id="rId190" o:title=""/>
           </v:shape>
-          <o:OLEObject Type="Embed" ProgID="Equation.DSMT4" ShapeID="_x0000_i1193" DrawAspect="Content" ObjectID="_1835542604" r:id="rId191"/>
-        </w:object>
+          <o:OLEObject Type="Embed" ProgID="Equation.DSMT4" ShapeID="_x0000_i1122" DrawAspect="Content" ObjectID="_1835608947" r:id="rId191"/>
+        </w:object>
+      </w:r>
+      <w:r>
+        <w:t xml:space="preserve">, the set </w:t>
+      </w:r>
+      <w:r>
+        <w:rPr>
+          <w:position w:val="-14"/>
+        </w:rPr>
+        <w:object w:dxaOrig="3019" w:dyaOrig="400">
+          <v:shape id="_x0000_i1123" type="#_x0000_t75" style="width:151pt;height:20pt" o:ole="">
+            <v:imagedata r:id="rId192" o:title=""/>
+          </v:shape>
+          <o:OLEObject Type="Embed" ProgID="Equation.DSMT4" ShapeID="_x0000_i1123" DrawAspect="Content" ObjectID="_1835608948" r:id="rId193"/>
+        </w:object>
+      </w:r>
+      <w:r>
+        <w:t xml:space="preserve">represents a line parallel to </w:t>
+      </w:r>
+      <w:r>
+        <w:rPr>
+          <w:position w:val="-10"/>
+        </w:rPr>
+        <w:object w:dxaOrig="580" w:dyaOrig="260">
+          <v:shape id="_x0000_i1124" type="#_x0000_t75" style="width:29pt;height:13pt" o:ole="">
+            <v:imagedata r:id="rId194" o:title=""/>
+          </v:shape>
+          <o:OLEObject Type="Embed" ProgID="Equation.DSMT4" ShapeID="_x0000_i1124" DrawAspect="Content" ObjectID="_1835608949" r:id="rId195"/>
+        </w:object>
+      </w:r>
+      <w:r>
+        <w:t>.</w:t>
+      </w:r>
+    </w:p>
+    <w:p>
+      <w:r>
+        <w:t>In the light of above statements,choose the correct answer from the options given below:</w:t>
+      </w:r>
+    </w:p>
+    <w:p>
+      <w:pPr>
+        <w:pStyle w:val="ListParagraph"/>
+        <w:numPr>
+          <w:ilvl w:val="0"/>
+          <w:numId w:val="31"/>
+        </w:numPr>
+      </w:pPr>
+      <w:r>
+        <w:t>Both Statement I and Statement II are true</w:t>
+      </w:r>
+      <w:r>
+        <w:t>.</w:t>
+      </w:r>
+    </w:p>
+    <w:p>
+      <w:pPr>
+        <w:pStyle w:val="ListParagraph"/>
+        <w:numPr>
+          <w:ilvl w:val="0"/>
+          <w:numId w:val="31"/>
+        </w:numPr>
+      </w:pPr>
+      <w:r>
+        <w:t>Statement I is true but Statement II is false.</w:t>
+      </w:r>
+    </w:p>
+    <w:p>
+      <w:pPr>
+        <w:pStyle w:val="ListParagraph"/>
+        <w:numPr>
+          <w:ilvl w:val="0"/>
+          <w:numId w:val="31"/>
+        </w:numPr>
+      </w:pPr>
+      <w:r>
+        <w:t>Both Statement I and Statement II are false.</w:t>
+      </w:r>
+    </w:p>
+    <w:p>
+      <w:pPr>
+        <w:pStyle w:val="ListParagraph"/>
+        <w:numPr>
+          <w:ilvl w:val="0"/>
+          <w:numId w:val="31"/>
+        </w:numPr>
+      </w:pPr>
+      <w:r>
+        <w:t>Statement I is false but Statement II is true.</w:t>
+      </w:r>
+    </w:p>
+    <w:p>
+      <w:r>
+        <w:t xml:space="preserve">14. </w:t>
+      </w:r>
+      <w:r>
+        <w:t xml:space="preserve">Let </w:t>
+      </w:r>
+      <w:r>
+        <w:rPr>
+          <w:position w:val="-16"/>
+        </w:rPr>
+        <w:object w:dxaOrig="3000" w:dyaOrig="440">
+          <v:shape id="_x0000_i1125" type="#_x0000_t75" style="width:150pt;height:22pt" o:ole="">
+            <v:imagedata r:id="rId196" o:title=""/>
+          </v:shape>
+          <o:OLEObject Type="Embed" ProgID="Equation.DSMT4" ShapeID="_x0000_i1125" DrawAspect="Content" ObjectID="_1835608950" r:id="rId197"/>
+        </w:object>
+      </w:r>
+      <w:r>
+        <w:t xml:space="preserve"> and </w:t>
+      </w:r>
+      <w:r>
+        <w:rPr>
+          <w:position w:val="-16"/>
+        </w:rPr>
+        <w:object w:dxaOrig="3159" w:dyaOrig="440">
+          <v:shape id="_x0000_i1126" type="#_x0000_t75" style="width:158pt;height:22pt" o:ole="">
+            <v:imagedata r:id="rId198" o:title=""/>
+          </v:shape>
+          <o:OLEObject Type="Embed" ProgID="Equation.DSMT4" ShapeID="_x0000_i1126" DrawAspect="Content" ObjectID="_1835608951" r:id="rId199"/>
+        </w:object>
+      </w:r>
+      <w:r>
+        <w:t xml:space="preserve"> If </w:t>
+      </w:r>
+      <w:r>
+        <w:rPr>
+          <w:position w:val="-14"/>
+        </w:rPr>
+        <w:object w:dxaOrig="3800" w:dyaOrig="400">
+          <v:shape id="_x0000_i1127" type="#_x0000_t75" style="width:190pt;height:20pt" o:ole="">
+            <v:imagedata r:id="rId200" o:title=""/>
+          </v:shape>
+          <o:OLEObject Type="Embed" ProgID="Equation.DSMT4" ShapeID="_x0000_i1127" DrawAspect="Content" ObjectID="_1835608952" r:id="rId201"/>
+        </w:object>
+      </w:r>
+      <w:r>
+        <w:t>,</w:t>
+      </w:r>
+      <w:r>
+        <w:t xml:space="preserve">then </w:t>
+      </w:r>
+      <w:r>
+        <w:rPr>
+          <w:position w:val="-20"/>
+        </w:rPr>
+        <w:object w:dxaOrig="1420" w:dyaOrig="460">
+          <v:shape id="_x0000_i1128" type="#_x0000_t75" style="width:71pt;height:23pt" o:ole="">
+            <v:imagedata r:id="rId202" o:title=""/>
+          </v:shape>
+          <o:OLEObject Type="Embed" ProgID="Equation.DSMT4" ShapeID="_x0000_i1128" DrawAspect="Content" ObjectID="_1835608953" r:id="rId203"/>
+        </w:object>
+      </w:r>
+      <w:r>
+        <w:t xml:space="preserve"> is</w:t>
+      </w:r>
+    </w:p>
+    <w:p>
+      <w:r>
+        <w:t xml:space="preserve">(a) </w:t>
+      </w:r>
+      <w:r>
+        <w:t>18</w:t>
+      </w:r>
+      <w:r>
+        <w:tab/>
+      </w:r>
+      <w:r>
+        <w:tab/>
+      </w:r>
+      <w:r>
+        <w:tab/>
+      </w:r>
+      <w:r>
+        <w:tab/>
+      </w:r>
+      <w:r>
+        <w:tab/>
+      </w:r>
+      <w:r>
+        <w:tab/>
+        <w:t>(b) 24</w:t>
+      </w:r>
+    </w:p>
+    <w:p>
+      <w:r>
+        <w:t xml:space="preserve">(c) </w:t>
+      </w:r>
+      <w:r>
+        <w:t>15</w:t>
+      </w:r>
+      <w:r>
+        <w:tab/>
+      </w:r>
+      <w:r>
+        <w:tab/>
+      </w:r>
+      <w:r>
+        <w:tab/>
+      </w:r>
+      <w:r>
+        <w:tab/>
+      </w:r>
+      <w:r>
+        <w:tab/>
+      </w:r>
+      <w:r>
+        <w:tab/>
+        <w:t>(d) 12</w:t>
+      </w:r>
+    </w:p>
+    <w:p>
+      <w:r>
+        <w:t xml:space="preserve">15. Let </w:t>
+      </w:r>
+      <w:r>
+        <w:rPr>
+          <w:position w:val="-14"/>
+        </w:rPr>
+        <w:object w:dxaOrig="2340" w:dyaOrig="400">
+          <v:shape id="_x0000_i1129" type="#_x0000_t75" style="width:117pt;height:20pt" o:ole="">
+            <v:imagedata r:id="rId204" o:title=""/>
+          </v:shape>
+          <o:OLEObject Type="Embed" ProgID="Equation.DSMT4" ShapeID="_x0000_i1129" DrawAspect="Content" ObjectID="_1835608954" r:id="rId205"/>
+        </w:object>
+      </w:r>
+      <w:r>
+        <w:t xml:space="preserve"> be a relation defined on the set </w:t>
+      </w:r>
+      <w:r>
+        <w:rPr>
+          <w:position w:val="-14"/>
+        </w:rPr>
+        <w:object w:dxaOrig="940" w:dyaOrig="400">
+          <v:shape id="_x0000_i1130" type="#_x0000_t75" style="width:47pt;height:20pt" o:ole="">
+            <v:imagedata r:id="rId206" o:title=""/>
+          </v:shape>
+          <o:OLEObject Type="Embed" ProgID="Equation.DSMT4" ShapeID="_x0000_i1130" DrawAspect="Content" ObjectID="_1835608955" r:id="rId207"/>
+        </w:object>
+      </w:r>
+      <w:r>
+        <w:t>. Then the minimum number of elements, needed to be added to R , so that R becomes an equivalence relation, is:</w:t>
+      </w:r>
+    </w:p>
+    <w:p>
+      <w:r>
+        <w:t xml:space="preserve">(a) </w:t>
+      </w:r>
+      <w:r>
+        <w:t xml:space="preserve"> 9 </w:t>
+      </w:r>
+      <w:r>
+        <w:tab/>
+      </w:r>
+      <w:r>
+        <w:tab/>
+      </w:r>
+      <w:r>
+        <w:tab/>
+      </w:r>
+      <w:r>
+        <w:tab/>
+      </w:r>
+      <w:r>
+        <w:tab/>
+      </w:r>
+      <w:r>
+        <w:tab/>
+        <w:t>(b) 8</w:t>
+      </w:r>
+    </w:p>
+    <w:p>
+      <w:r>
+        <w:lastRenderedPageBreak/>
+        <w:t>(c) 7</w:t>
+      </w:r>
+      <w:r>
+        <w:tab/>
+      </w:r>
+      <w:r>
+        <w:tab/>
+      </w:r>
+      <w:r>
+        <w:tab/>
+      </w:r>
+      <w:r>
+        <w:tab/>
+      </w:r>
+      <w:r>
+        <w:tab/>
+      </w:r>
+      <w:r>
+        <w:tab/>
+        <w:t>(d) 10</w:t>
+      </w:r>
+    </w:p>
+    <w:p>
+      <w:r>
+        <w:t xml:space="preserve">16.  Let </w:t>
+      </w:r>
+      <w:r>
+        <w:rPr>
+          <w:position w:val="-10"/>
+        </w:rPr>
+        <w:object w:dxaOrig="1740" w:dyaOrig="320">
+          <v:shape id="_x0000_i1131" type="#_x0000_t75" style="width:87pt;height:16pt" o:ole="">
+            <v:imagedata r:id="rId208" o:title=""/>
+          </v:shape>
+          <o:OLEObject Type="Embed" ProgID="Equation.DSMT4" ShapeID="_x0000_i1131" DrawAspect="Content" ObjectID="_1835608956" r:id="rId209"/>
+        </w:object>
+      </w:r>
+      <w:r>
+        <w:t xml:space="preserve"> </w:t>
+      </w:r>
+      <w:r>
+        <w:t xml:space="preserve">and </w:t>
+      </w:r>
+      <w:r>
+        <w:rPr>
+          <w:position w:val="-28"/>
+        </w:rPr>
+        <w:object w:dxaOrig="4520" w:dyaOrig="680">
+          <v:shape id="_x0000_i1132" type="#_x0000_t75" style="width:226pt;height:34pt" o:ole="">
+            <v:imagedata r:id="rId210" o:title=""/>
+          </v:shape>
+          <o:OLEObject Type="Embed" ProgID="Equation.DSMT4" ShapeID="_x0000_i1132" DrawAspect="Content" ObjectID="_1835608957" r:id="rId211"/>
+        </w:object>
+      </w:r>
+      <w:r>
+        <w:t xml:space="preserve">. Then </w:t>
+      </w:r>
+      <w:r>
+        <w:rPr>
+          <w:position w:val="-10"/>
+        </w:rPr>
+        <w:object w:dxaOrig="520" w:dyaOrig="320">
+          <v:shape id="_x0000_i1133" type="#_x0000_t75" style="width:26pt;height:16pt" o:ole="">
+            <v:imagedata r:id="rId212" o:title=""/>
+          </v:shape>
+          <o:OLEObject Type="Embed" ProgID="Equation.DSMT4" ShapeID="_x0000_i1133" DrawAspect="Content" ObjectID="_1835608958" r:id="rId213"/>
+        </w:object>
+      </w:r>
+      <w:r>
+        <w:t>is equal to:</w:t>
+      </w:r>
+    </w:p>
+    <w:p>
+      <w:r>
+        <w:t xml:space="preserve">(a) </w:t>
+      </w:r>
+      <w:r>
+        <w:t>29</w:t>
+      </w:r>
+      <w:r>
+        <w:tab/>
+      </w:r>
+      <w:r>
+        <w:tab/>
+      </w:r>
+      <w:r>
+        <w:tab/>
+      </w:r>
+      <w:r>
+        <w:tab/>
+      </w:r>
+      <w:r>
+        <w:tab/>
+      </w:r>
+      <w:r>
+        <w:tab/>
+        <w:t>(b) 31</w:t>
+      </w:r>
+    </w:p>
+    <w:p>
+      <w:r>
+        <w:t>(c) 37</w:t>
+      </w:r>
+      <w:r>
+        <w:tab/>
+      </w:r>
+      <w:r>
+        <w:tab/>
+      </w:r>
+      <w:r>
+        <w:tab/>
+      </w:r>
+      <w:r>
+        <w:tab/>
+      </w:r>
+      <w:r>
+        <w:tab/>
+      </w:r>
+      <w:r>
+        <w:tab/>
+        <w:t xml:space="preserve">(d) </w:t>
+      </w:r>
+      <w:r>
+        <w:t>36</w:t>
+      </w:r>
+    </w:p>
+    <w:p>
+      <w:r>
+        <w:t xml:space="preserve">17. </w:t>
+      </w:r>
+      <w:r>
+        <w:t>The number of non-empty equivalence relations on the set {1,2,3}</w:t>
+      </w:r>
+      <w:r>
+        <w:t xml:space="preserve"> is:</w:t>
+      </w:r>
+    </w:p>
+    <w:p>
+      <w:r>
+        <w:t xml:space="preserve">(a) </w:t>
+      </w:r>
+      <w:r>
+        <w:t>7</w:t>
+      </w:r>
+      <w:r>
+        <w:tab/>
+      </w:r>
+      <w:r>
+        <w:tab/>
+      </w:r>
+      <w:r>
+        <w:tab/>
+      </w:r>
+      <w:r>
+        <w:tab/>
+      </w:r>
+      <w:r>
+        <w:tab/>
+      </w:r>
+      <w:r>
+        <w:tab/>
+        <w:t>(b) 4</w:t>
+      </w:r>
+    </w:p>
+    <w:p>
+      <w:r>
+        <w:t>(c) 5</w:t>
+      </w:r>
+      <w:r>
+        <w:tab/>
+      </w:r>
+      <w:r>
+        <w:tab/>
+      </w:r>
+      <w:r>
+        <w:tab/>
+      </w:r>
+      <w:r>
+        <w:tab/>
+      </w:r>
+      <w:r>
+        <w:tab/>
+      </w:r>
+      <w:r>
+        <w:tab/>
+        <w:t>(d) 6</w:t>
       </w:r>
     </w:p>
     <w:p>
@@ -4245,7 +4449,510 @@
       </w:pPr>
       <w:r>
         <w:pict>
-          <v:shape id="_x0000_i1122" type="#_x0000_t136" style="width:42pt;height:22.5pt">
+          <v:shape id="_x0000_i1134" type="#_x0000_t136" style="width:42pt;height:22.5pt">
+            <v:shadow color="#868686"/>
+            <v:textpath style="font-family:&quot;Arial Black&quot;;font-size:16pt;v-text-kern:t" trim="t" fitpath="t" string="2024"/>
+          </v:shape>
+        </w:pict>
+      </w:r>
+    </w:p>
+    <w:p>
+      <w:r>
+        <w:t xml:space="preserve">Q1: </w:t>
+      </w:r>
+      <w:r>
+        <w:t xml:space="preserve">Let </w:t>
+      </w:r>
+      <w:r>
+        <w:rPr>
+          <w:position w:val="-10"/>
+        </w:rPr>
+        <w:object w:dxaOrig="1840" w:dyaOrig="320">
+          <v:shape id="_x0000_i1135" type="#_x0000_t75" style="width:92pt;height:16pt" o:ole="">
+            <v:imagedata r:id="rId214" o:title=""/>
+          </v:shape>
+          <o:OLEObject Type="Embed" ProgID="Equation.DSMT4" ShapeID="_x0000_i1135" DrawAspect="Content" ObjectID="_1835608959" r:id="rId215"/>
+        </w:object>
+      </w:r>
+      <w:r>
+        <w:t xml:space="preserve">and </w:t>
+      </w:r>
+      <w:r>
+        <w:rPr>
+          <w:position w:val="-10"/>
+        </w:rPr>
+        <w:object w:dxaOrig="1719" w:dyaOrig="320">
+          <v:shape id="_x0000_i1136" type="#_x0000_t75" style="width:86pt;height:16pt" o:ole="">
+            <v:imagedata r:id="rId216" o:title=""/>
+          </v:shape>
+          <o:OLEObject Type="Embed" ProgID="Equation.DSMT4" ShapeID="_x0000_i1136" DrawAspect="Content" ObjectID="_1835608960" r:id="rId217"/>
+        </w:object>
+      </w:r>
+      <w:r>
+        <w:t xml:space="preserve">. Let R be a relation on </w:t>
+      </w:r>
+      <w:r>
+        <w:rPr>
+          <w:position w:val="-4"/>
+        </w:rPr>
+        <w:object w:dxaOrig="580" w:dyaOrig="260">
+          <v:shape id="_x0000_i1137" type="#_x0000_t75" style="width:29pt;height:13pt" o:ole="">
+            <v:imagedata r:id="rId218" o:title=""/>
+          </v:shape>
+          <o:OLEObject Type="Embed" ProgID="Equation.DSMT4" ShapeID="_x0000_i1137" DrawAspect="Content" ObjectID="_1835608961" r:id="rId219"/>
+        </w:object>
+      </w:r>
+      <w:r>
+        <w:t xml:space="preserve">defined by </w:t>
+      </w:r>
+      <w:r>
+        <w:rPr>
+          <w:position w:val="-14"/>
+        </w:rPr>
+        <w:object w:dxaOrig="1340" w:dyaOrig="400">
+          <v:shape id="_x0000_i1138" type="#_x0000_t75" style="width:67pt;height:20pt" o:ole="">
+            <v:imagedata r:id="rId220" o:title=""/>
+          </v:shape>
+          <o:OLEObject Type="Embed" ProgID="Equation.DSMT4" ShapeID="_x0000_i1138" DrawAspect="Content" ObjectID="_1835608962" r:id="rId221"/>
+        </w:object>
+      </w:r>
+      <w:r>
+        <w:t xml:space="preserve">if and only if </w:t>
+      </w:r>
+      <w:r>
+        <w:rPr>
+          <w:position w:val="-6"/>
+        </w:rPr>
+        <w:object w:dxaOrig="999" w:dyaOrig="279">
+          <v:shape id="_x0000_i1139" type="#_x0000_t75" style="width:50pt;height:14pt" o:ole="">
+            <v:imagedata r:id="rId222" o:title=""/>
+          </v:shape>
+          <o:OLEObject Type="Embed" ProgID="Equation.DSMT4" ShapeID="_x0000_i1139" DrawAspect="Content" ObjectID="_1835608963" r:id="rId223"/>
+        </w:object>
+      </w:r>
+      <w:r>
+        <w:t>is an even integer. Then the relation R is</w:t>
+      </w:r>
+    </w:p>
+    <w:p>
+      <w:pPr>
+        <w:pStyle w:val="ListParagraph"/>
+        <w:numPr>
+          <w:ilvl w:val="0"/>
+          <w:numId w:val="32"/>
+        </w:numPr>
+      </w:pPr>
+      <w:r>
+        <w:t>Reflexive but not symmetric.</w:t>
+      </w:r>
+    </w:p>
+    <w:p>
+      <w:pPr>
+        <w:pStyle w:val="ListParagraph"/>
+        <w:numPr>
+          <w:ilvl w:val="0"/>
+          <w:numId w:val="32"/>
+        </w:numPr>
+      </w:pPr>
+      <w:r>
+        <w:t>An equivalence relation.</w:t>
+      </w:r>
+    </w:p>
+    <w:p>
+      <w:pPr>
+        <w:pStyle w:val="ListParagraph"/>
+        <w:numPr>
+          <w:ilvl w:val="0"/>
+          <w:numId w:val="32"/>
+        </w:numPr>
+      </w:pPr>
+      <w:r>
+        <w:t>Reflexive and symmetric but not transitive.</w:t>
+      </w:r>
+    </w:p>
+    <w:p>
+      <w:pPr>
+        <w:pStyle w:val="ListParagraph"/>
+        <w:numPr>
+          <w:ilvl w:val="0"/>
+          <w:numId w:val="32"/>
+        </w:numPr>
+      </w:pPr>
+      <w:r>
+        <w:t>Transitive but not symmetric.</w:t>
+      </w:r>
+    </w:p>
+    <w:p>
+      <w:r>
+        <w:t xml:space="preserve">Q2: </w:t>
+      </w:r>
+      <w:r>
+        <w:t xml:space="preserve">Let </w:t>
+      </w:r>
+      <w:r>
+        <w:rPr>
+          <w:position w:val="-14"/>
+        </w:rPr>
+        <w:object w:dxaOrig="1600" w:dyaOrig="400">
+          <v:shape id="_x0000_i1140" type="#_x0000_t75" style="width:80pt;height:20pt" o:ole="">
+            <v:imagedata r:id="rId224" o:title=""/>
+          </v:shape>
+          <o:OLEObject Type="Embed" ProgID="Equation.DSMT4" ShapeID="_x0000_i1140" DrawAspect="Content" ObjectID="_1835608964" r:id="rId225"/>
+        </w:object>
+      </w:r>
+      <w:r>
+        <w:t xml:space="preserve"> Let R be a relaion on A defined by </w:t>
+      </w:r>
+      <w:r>
+        <w:rPr>
+          <w:position w:val="-10"/>
+        </w:rPr>
+        <w:object w:dxaOrig="460" w:dyaOrig="320">
+          <v:shape id="_x0000_i1141" type="#_x0000_t75" style="width:23pt;height:16pt" o:ole="">
+            <v:imagedata r:id="rId226" o:title=""/>
+          </v:shape>
+          <o:OLEObject Type="Embed" ProgID="Equation.DSMT4" ShapeID="_x0000_i1141" DrawAspect="Content" ObjectID="_1835608965" r:id="rId227"/>
+        </w:object>
+      </w:r>
+      <w:r>
+        <w:t xml:space="preserve">if and only if </w:t>
+      </w:r>
+      <w:r>
+        <w:rPr>
+          <w:position w:val="-10"/>
+        </w:rPr>
+        <w:object w:dxaOrig="800" w:dyaOrig="320">
+          <v:shape id="_x0000_i1142" type="#_x0000_t75" style="width:40pt;height:16pt" o:ole="">
+            <v:imagedata r:id="rId228" o:title=""/>
+          </v:shape>
+          <o:OLEObject Type="Embed" ProgID="Equation.DSMT4" ShapeID="_x0000_i1142" DrawAspect="Content" ObjectID="_1835608966" r:id="rId229"/>
+        </w:object>
+      </w:r>
+      <w:r>
+        <w:t>.</w:t>
+      </w:r>
+      <w:r>
+        <w:t xml:space="preserve"> Let m be the number of elements in R  and n be the minimum number of elements from </w:t>
+      </w:r>
+      <w:r>
+        <w:rPr>
+          <w:position w:val="-4"/>
+        </w:rPr>
+        <w:object w:dxaOrig="580" w:dyaOrig="260">
+          <v:shape id="_x0000_i1143" type="#_x0000_t75" style="width:29pt;height:13pt" o:ole="">
+            <v:imagedata r:id="rId230" o:title=""/>
+          </v:shape>
+          <o:OLEObject Type="Embed" ProgID="Equation.DSMT4" ShapeID="_x0000_i1143" DrawAspect="Content" ObjectID="_1835608967" r:id="rId231"/>
+        </w:object>
+      </w:r>
+      <w:r>
+        <w:t xml:space="preserve">that are required to be </w:t>
+      </w:r>
+      <w:r>
+        <w:t>added to R to make it a symmetric relation. Then m+n is equal to:</w:t>
+      </w:r>
+    </w:p>
+    <w:p>
+      <w:pPr>
+        <w:pStyle w:val="ListParagraph"/>
+        <w:numPr>
+          <w:ilvl w:val="0"/>
+          <w:numId w:val="33"/>
+        </w:numPr>
+      </w:pPr>
+      <w:r>
+        <w:t>23</w:t>
+      </w:r>
+      <w:r>
+        <w:tab/>
+      </w:r>
+      <w:r>
+        <w:tab/>
+      </w:r>
+      <w:r>
+        <w:tab/>
+      </w:r>
+      <w:r>
+        <w:tab/>
+      </w:r>
+      <w:r>
+        <w:tab/>
+        <w:t>(b) 26</w:t>
+      </w:r>
+    </w:p>
+    <w:p>
+      <w:r>
+        <w:t xml:space="preserve">        (c)  25</w:t>
+      </w:r>
+      <w:r>
+        <w:tab/>
+      </w:r>
+      <w:r>
+        <w:tab/>
+      </w:r>
+      <w:r>
+        <w:tab/>
+      </w:r>
+      <w:r>
+        <w:tab/>
+      </w:r>
+      <w:r>
+        <w:tab/>
+        <w:t>(d) 24</w:t>
+      </w:r>
+    </w:p>
+    <w:p>
+      <w:r>
+        <w:t xml:space="preserve">Q3: </w:t>
+      </w:r>
+      <w:r>
+        <w:t xml:space="preserve"> Let </w:t>
+      </w:r>
+      <w:r>
+        <w:rPr>
+          <w:position w:val="-16"/>
+        </w:rPr>
+        <w:object w:dxaOrig="2380" w:dyaOrig="440">
+          <v:shape id="_x0000_i1144" type="#_x0000_t75" style="width:119pt;height:22pt" o:ole="">
+            <v:imagedata r:id="rId232" o:title=""/>
+          </v:shape>
+          <o:OLEObject Type="Embed" ProgID="Equation.DSMT4" ShapeID="_x0000_i1144" DrawAspect="Content" ObjectID="_1835608968" r:id="rId233"/>
+        </w:object>
+      </w:r>
+      <w:r>
+        <w:t>n is neither a multiple of 3 nor a multiple of 4} . Then the number of elements in A is</w:t>
+      </w:r>
+    </w:p>
+    <w:p>
+      <w:pPr>
+        <w:pStyle w:val="ListParagraph"/>
+        <w:numPr>
+          <w:ilvl w:val="0"/>
+          <w:numId w:val="34"/>
+        </w:numPr>
+      </w:pPr>
+      <w:r>
+        <w:t>300</w:t>
+      </w:r>
+      <w:r>
+        <w:tab/>
+      </w:r>
+      <w:r>
+        <w:tab/>
+      </w:r>
+      <w:r>
+        <w:tab/>
+      </w:r>
+      <w:r>
+        <w:tab/>
+      </w:r>
+      <w:r>
+        <w:tab/>
+        <w:t>(b) 310</w:t>
+      </w:r>
+    </w:p>
+    <w:p>
+      <w:pPr>
+        <w:ind w:left="360"/>
+      </w:pPr>
+      <w:r>
+        <w:t>(c)  290</w:t>
+      </w:r>
+      <w:r>
+        <w:tab/>
+      </w:r>
+      <w:r>
+        <w:tab/>
+      </w:r>
+      <w:r>
+        <w:tab/>
+      </w:r>
+      <w:r>
+        <w:tab/>
+      </w:r>
+      <w:r>
+        <w:tab/>
+        <w:t>(d) 280</w:t>
+      </w:r>
+    </w:p>
+    <w:p>
+      <w:r>
+        <w:lastRenderedPageBreak/>
+        <w:t xml:space="preserve">Q4: </w:t>
+      </w:r>
+      <w:r>
+        <w:t xml:space="preserve"> </w:t>
+      </w:r>
+      <w:r>
+        <w:t xml:space="preserve">Let the relations </w:t>
+      </w:r>
+      <w:r>
+        <w:rPr>
+          <w:position w:val="-12"/>
+        </w:rPr>
+        <w:object w:dxaOrig="260" w:dyaOrig="360">
+          <v:shape id="_x0000_i1216" type="#_x0000_t75" style="width:13pt;height:18pt" o:ole="">
+            <v:imagedata r:id="rId234" o:title=""/>
+          </v:shape>
+          <o:OLEObject Type="Embed" ProgID="Equation.DSMT4" ShapeID="_x0000_i1216" DrawAspect="Content" ObjectID="_1835608969" r:id="rId235"/>
+        </w:object>
+      </w:r>
+      <w:r>
+        <w:t xml:space="preserve">and </w:t>
+      </w:r>
+      <w:r>
+        <w:rPr>
+          <w:position w:val="-12"/>
+        </w:rPr>
+        <w:object w:dxaOrig="300" w:dyaOrig="360">
+          <v:shape id="_x0000_i1217" type="#_x0000_t75" style="width:15pt;height:18pt" o:ole="">
+            <v:imagedata r:id="rId236" o:title=""/>
+          </v:shape>
+          <o:OLEObject Type="Embed" ProgID="Equation.DSMT4" ShapeID="_x0000_i1217" DrawAspect="Content" ObjectID="_1835608970" r:id="rId237"/>
+        </w:object>
+      </w:r>
+      <w:r>
+        <w:t xml:space="preserve">on the set </w:t>
+      </w:r>
+      <w:r>
+        <w:rPr>
+          <w:position w:val="-14"/>
+        </w:rPr>
+        <w:object w:dxaOrig="1820" w:dyaOrig="400">
+          <v:shape id="_x0000_i1218" type="#_x0000_t75" style="width:91pt;height:20pt" o:ole="">
+            <v:imagedata r:id="rId238" o:title=""/>
+          </v:shape>
+          <o:OLEObject Type="Embed" ProgID="Equation.DSMT4" ShapeID="_x0000_i1218" DrawAspect="Content" ObjectID="_1835608971" r:id="rId239"/>
+        </w:object>
+      </w:r>
+      <w:r>
+        <w:t xml:space="preserve">be given by </w:t>
+      </w:r>
+      <w:r>
+        <w:rPr>
+          <w:position w:val="-14"/>
+        </w:rPr>
+        <w:object w:dxaOrig="2460" w:dyaOrig="400">
+          <v:shape id="_x0000_i1219" type="#_x0000_t75" style="width:123pt;height:20pt" o:ole="">
+            <v:imagedata r:id="rId240" o:title=""/>
+          </v:shape>
+          <o:OLEObject Type="Embed" ProgID="Equation.DSMT4" ShapeID="_x0000_i1219" DrawAspect="Content" ObjectID="_1835608972" r:id="rId241"/>
+        </w:object>
+      </w:r>
+      <w:r>
+        <w:t xml:space="preserve">and </w:t>
+      </w:r>
+      <w:r>
+        <w:rPr>
+          <w:position w:val="-14"/>
+        </w:rPr>
+        <w:object w:dxaOrig="2680" w:dyaOrig="400">
+          <v:shape id="_x0000_i1220" type="#_x0000_t75" style="width:134pt;height:20pt" o:ole="">
+            <v:imagedata r:id="rId242" o:title=""/>
+          </v:shape>
+          <o:OLEObject Type="Embed" ProgID="Equation.DSMT4" ShapeID="_x0000_i1220" DrawAspect="Content" ObjectID="_1835608973" r:id="rId243"/>
+        </w:object>
+      </w:r>
+      <w:r>
+        <w:t xml:space="preserve">If M and N be the minimum number of elements required to be added in </w:t>
+      </w:r>
+      <w:r>
+        <w:rPr>
+          <w:position w:val="-12"/>
+        </w:rPr>
+        <w:object w:dxaOrig="260" w:dyaOrig="360">
+          <v:shape id="_x0000_i1221" type="#_x0000_t75" style="width:13pt;height:18pt" o:ole="">
+            <v:imagedata r:id="rId244" o:title=""/>
+          </v:shape>
+          <o:OLEObject Type="Embed" ProgID="Equation.DSMT4" ShapeID="_x0000_i1221" DrawAspect="Content" ObjectID="_1835608974" r:id="rId245"/>
+        </w:object>
+      </w:r>
+      <w:r>
+        <w:t xml:space="preserve"> and </w:t>
+      </w:r>
+      <w:r>
+        <w:rPr>
+          <w:position w:val="-12"/>
+        </w:rPr>
+        <w:object w:dxaOrig="300" w:dyaOrig="360">
+          <v:shape id="_x0000_i1222" type="#_x0000_t75" style="width:15pt;height:18pt" o:ole="">
+            <v:imagedata r:id="rId246" o:title=""/>
+          </v:shape>
+          <o:OLEObject Type="Embed" ProgID="Equation.DSMT4" ShapeID="_x0000_i1222" DrawAspect="Content" ObjectID="_1835608975" r:id="rId247"/>
+        </w:object>
+      </w:r>
+      <w:r>
+        <w:t xml:space="preserve">, respectively </w:t>
+      </w:r>
+      <w:r>
+        <w:t>, in order to make the relations symmetric, then M+N equals</w:t>
+      </w:r>
+    </w:p>
+    <w:p>
+      <w:pPr>
+        <w:pStyle w:val="ListParagraph"/>
+        <w:numPr>
+          <w:ilvl w:val="0"/>
+          <w:numId w:val="35"/>
+        </w:numPr>
+      </w:pPr>
+      <w:r>
+        <w:t>16</w:t>
+      </w:r>
+      <w:r>
+        <w:tab/>
+      </w:r>
+      <w:r>
+        <w:tab/>
+      </w:r>
+      <w:r>
+        <w:tab/>
+      </w:r>
+      <w:r>
+        <w:tab/>
+      </w:r>
+      <w:r>
+        <w:tab/>
+      </w:r>
+      <w:r>
+        <w:tab/>
+        <w:t xml:space="preserve">(b) </w:t>
+      </w:r>
+      <w:r>
+        <w:t>12</w:t>
+      </w:r>
+    </w:p>
+    <w:p>
+      <w:r>
+        <w:t xml:space="preserve">       (c)  8</w:t>
+      </w:r>
+      <w:r>
+        <w:tab/>
+      </w:r>
+      <w:r>
+        <w:tab/>
+      </w:r>
+      <w:r>
+        <w:tab/>
+      </w:r>
+      <w:r>
+        <w:tab/>
+      </w:r>
+      <w:r>
+        <w:tab/>
+      </w:r>
+      <w:r>
+        <w:tab/>
+        <w:t>(d) 10</w:t>
+      </w:r>
+    </w:p>
+    <w:p>
+      <w:pPr>
+        <w:ind w:left="7200" w:firstLine="720"/>
+      </w:pPr>
+      <w:r>
+        <w:pict>
+          <v:shape id="_x0000_i1145" type="#_x0000_t136" style="width:42pt;height:22.5pt">
             <v:shadow color="#868686"/>
             <v:textpath style="font-family:&quot;Arial Black&quot;;font-size:16pt;v-text-kern:t" trim="t" fitpath="t" string="2020"/>
           </v:shape>
@@ -4253,32 +4960,27 @@
       </w:r>
     </w:p>
     <w:p>
-      <w:proofErr w:type="gramStart"/>
-      <w:r>
-        <w:t>Q1 :</w:t>
-      </w:r>
-      <w:proofErr w:type="gramEnd"/>
+      <w:r>
+        <w:t xml:space="preserve">Q1 : </w:t>
+      </w:r>
+      <w:r>
+        <w:t xml:space="preserve">Consider the two sets </w:t>
+      </w:r>
+      <w:r>
+        <w:t>:</w:t>
+      </w:r>
       <w:r>
         <w:t xml:space="preserve"> </w:t>
       </w:r>
       <w:r>
-        <w:t xml:space="preserve">Consider the two sets </w:t>
-      </w:r>
-      <w:r>
-        <w:t>:</w:t>
-      </w:r>
-      <w:r>
-        <w:t xml:space="preserve"> </w:t>
-      </w:r>
-      <w:r>
         <w:rPr>
           <w:position w:val="-10"/>
         </w:rPr>
         <w:object w:dxaOrig="1240" w:dyaOrig="320">
-          <v:shape id="_x0000_i1123" type="#_x0000_t75" style="width:62pt;height:15.5pt" o:ole="">
-            <v:imagedata r:id="rId192" o:title=""/>
-          </v:shape>
-          <o:OLEObject Type="Embed" ProgID="Equation.DSMT4" ShapeID="_x0000_i1123" DrawAspect="Content" ObjectID="_1835542605" r:id="rId193"/>
+          <v:shape id="_x0000_i1146" type="#_x0000_t75" style="width:62pt;height:15.5pt" o:ole="">
+            <v:imagedata r:id="rId248" o:title=""/>
+          </v:shape>
+          <o:OLEObject Type="Embed" ProgID="Equation.DSMT4" ShapeID="_x0000_i1146" DrawAspect="Content" ObjectID="_1835608976" r:id="rId249"/>
         </w:object>
       </w:r>
       <w:r>
@@ -4289,10 +4991,10 @@
           <w:position w:val="-10"/>
         </w:rPr>
         <w:object w:dxaOrig="2340" w:dyaOrig="360">
-          <v:shape id="_x0000_i1124" type="#_x0000_t75" style="width:117pt;height:18pt" o:ole="">
-            <v:imagedata r:id="rId194" o:title=""/>
-          </v:shape>
-          <o:OLEObject Type="Embed" ProgID="Equation.DSMT4" ShapeID="_x0000_i1124" DrawAspect="Content" ObjectID="_1835542606" r:id="rId195"/>
+          <v:shape id="_x0000_i1147" type="#_x0000_t75" style="width:117pt;height:18pt" o:ole="">
+            <v:imagedata r:id="rId250" o:title=""/>
+          </v:shape>
+          <o:OLEObject Type="Embed" ProgID="Equation.DSMT4" ShapeID="_x0000_i1147" DrawAspect="Content" ObjectID="_1835608977" r:id="rId251"/>
         </w:object>
       </w:r>
       <w:r>
@@ -4303,10 +5005,10 @@
           <w:position w:val="-10"/>
         </w:rPr>
         <w:object w:dxaOrig="1100" w:dyaOrig="320">
-          <v:shape id="_x0000_i1125" type="#_x0000_t75" style="width:54.5pt;height:15.5pt" o:ole="">
-            <v:imagedata r:id="rId196" o:title=""/>
-          </v:shape>
-          <o:OLEObject Type="Embed" ProgID="Equation.DSMT4" ShapeID="_x0000_i1125" DrawAspect="Content" ObjectID="_1835542607" r:id="rId197"/>
+          <v:shape id="_x0000_i1148" type="#_x0000_t75" style="width:54.5pt;height:15.5pt" o:ole="">
+            <v:imagedata r:id="rId252" o:title=""/>
+          </v:shape>
+          <o:OLEObject Type="Embed" ProgID="Equation.DSMT4" ShapeID="_x0000_i1148" DrawAspect="Content" ObjectID="_1835608978" r:id="rId253"/>
         </w:object>
       </w:r>
       <w:r>
@@ -4326,10 +5028,10 @@
           <w:position w:val="-10"/>
         </w:rPr>
         <w:object w:dxaOrig="2480" w:dyaOrig="320">
-          <v:shape id="_x0000_i1126" type="#_x0000_t75" style="width:124pt;height:15.5pt" o:ole="">
-            <v:imagedata r:id="rId198" o:title=""/>
-          </v:shape>
-          <o:OLEObject Type="Embed" ProgID="Equation.DSMT4" ShapeID="_x0000_i1126" DrawAspect="Content" ObjectID="_1835542608" r:id="rId199"/>
+          <v:shape id="_x0000_i1149" type="#_x0000_t75" style="width:124pt;height:15.5pt" o:ole="">
+            <v:imagedata r:id="rId254" o:title=""/>
+          </v:shape>
+          <o:OLEObject Type="Embed" ProgID="Equation.DSMT4" ShapeID="_x0000_i1149" DrawAspect="Content" ObjectID="_1835608979" r:id="rId255"/>
         </w:object>
       </w:r>
       <w:r>
@@ -4347,10 +5049,10 @@
           <w:position w:val="-10"/>
         </w:rPr>
         <w:object w:dxaOrig="1300" w:dyaOrig="320">
-          <v:shape id="_x0000_i1127" type="#_x0000_t75" style="width:65.5pt;height:15.5pt" o:ole="">
-            <v:imagedata r:id="rId200" o:title=""/>
-          </v:shape>
-          <o:OLEObject Type="Embed" ProgID="Equation.DSMT4" ShapeID="_x0000_i1127" DrawAspect="Content" ObjectID="_1835542609" r:id="rId201"/>
+          <v:shape id="_x0000_i1150" type="#_x0000_t75" style="width:65.5pt;height:15.5pt" o:ole="">
+            <v:imagedata r:id="rId256" o:title=""/>
+          </v:shape>
+          <o:OLEObject Type="Embed" ProgID="Equation.DSMT4" ShapeID="_x0000_i1150" DrawAspect="Content" ObjectID="_1835608980" r:id="rId257"/>
         </w:object>
       </w:r>
     </w:p>
@@ -4366,53 +5068,40 @@
           <w:position w:val="-10"/>
         </w:rPr>
         <w:object w:dxaOrig="1460" w:dyaOrig="320">
-          <v:shape id="_x0000_i1128" type="#_x0000_t75" style="width:73pt;height:15.5pt" o:ole="">
-            <v:imagedata r:id="rId202" o:title=""/>
-          </v:shape>
-          <o:OLEObject Type="Embed" ProgID="Equation.DSMT4" ShapeID="_x0000_i1128" DrawAspect="Content" ObjectID="_1835542610" r:id="rId203"/>
-        </w:object>
-      </w:r>
-      <w:r>
-        <w:tab/>
-      </w:r>
-      <w:r>
-        <w:tab/>
-      </w:r>
-      <w:r>
-        <w:tab/>
-      </w:r>
-      <w:r>
-        <w:tab/>
-        <w:t>(</w:t>
-      </w:r>
-      <w:proofErr w:type="gramStart"/>
-      <w:r>
-        <w:t>d</w:t>
-      </w:r>
-      <w:proofErr w:type="gramEnd"/>
-      <w:r>
-        <w:t xml:space="preserve">) </w:t>
+          <v:shape id="_x0000_i1151" type="#_x0000_t75" style="width:73pt;height:15.5pt" o:ole="">
+            <v:imagedata r:id="rId258" o:title=""/>
+          </v:shape>
+          <o:OLEObject Type="Embed" ProgID="Equation.DSMT4" ShapeID="_x0000_i1151" DrawAspect="Content" ObjectID="_1835608981" r:id="rId259"/>
+        </w:object>
+      </w:r>
+      <w:r>
+        <w:tab/>
+      </w:r>
+      <w:r>
+        <w:tab/>
+      </w:r>
+      <w:r>
+        <w:tab/>
+      </w:r>
+      <w:r>
+        <w:tab/>
+        <w:t xml:space="preserve">(d) </w:t>
       </w:r>
       <w:r>
         <w:rPr>
           <w:position w:val="-4"/>
         </w:rPr>
         <w:object w:dxaOrig="1080" w:dyaOrig="260">
-          <v:shape id="_x0000_i1129" type="#_x0000_t75" style="width:54pt;height:13pt" o:ole="">
-            <v:imagedata r:id="rId204" o:title=""/>
-          </v:shape>
-          <o:OLEObject Type="Embed" ProgID="Equation.DSMT4" ShapeID="_x0000_i1129" DrawAspect="Content" ObjectID="_1835542611" r:id="rId205"/>
-        </w:object>
-      </w:r>
-    </w:p>
-    <w:p>
-      <w:proofErr w:type="gramStart"/>
-      <w:r>
-        <w:t>Q2 :</w:t>
-      </w:r>
-      <w:proofErr w:type="gramEnd"/>
-      <w:r>
-        <w:t xml:space="preserve"> </w:t>
+          <v:shape id="_x0000_i1152" type="#_x0000_t75" style="width:54pt;height:13pt" o:ole="">
+            <v:imagedata r:id="rId260" o:title=""/>
+          </v:shape>
+          <o:OLEObject Type="Embed" ProgID="Equation.DSMT4" ShapeID="_x0000_i1152" DrawAspect="Content" ObjectID="_1835608982" r:id="rId261"/>
+        </w:object>
+      </w:r>
+    </w:p>
+    <w:p>
+      <w:r>
+        <w:t xml:space="preserve">Q2 : </w:t>
       </w:r>
       <w:r>
         <w:t xml:space="preserve">Let </w:t>
@@ -4422,10 +5111,10 @@
           <w:position w:val="-28"/>
         </w:rPr>
         <w:object w:dxaOrig="1600" w:dyaOrig="680">
-          <v:shape id="_x0000_i1130" type="#_x0000_t75" style="width:80pt;height:34pt" o:ole="">
-            <v:imagedata r:id="rId206" o:title=""/>
-          </v:shape>
-          <o:OLEObject Type="Embed" ProgID="Equation.DSMT4" ShapeID="_x0000_i1130" DrawAspect="Content" ObjectID="_1835542612" r:id="rId207"/>
+          <v:shape id="_x0000_i1153" type="#_x0000_t75" style="width:80pt;height:34pt" o:ole="">
+            <v:imagedata r:id="rId262" o:title=""/>
+          </v:shape>
+          <o:OLEObject Type="Embed" ProgID="Equation.DSMT4" ShapeID="_x0000_i1153" DrawAspect="Content" ObjectID="_1835608983" r:id="rId263"/>
         </w:object>
       </w:r>
       <w:r>
@@ -4436,10 +5125,10 @@
           <w:position w:val="-12"/>
         </w:rPr>
         <w:object w:dxaOrig="300" w:dyaOrig="360">
-          <v:shape id="_x0000_i1131" type="#_x0000_t75" style="width:15pt;height:18pt" o:ole="">
-            <v:imagedata r:id="rId208" o:title=""/>
-          </v:shape>
-          <o:OLEObject Type="Embed" ProgID="Equation.DSMT4" ShapeID="_x0000_i1131" DrawAspect="Content" ObjectID="_1835542613" r:id="rId209"/>
+          <v:shape id="_x0000_i1154" type="#_x0000_t75" style="width:15pt;height:18pt" o:ole="">
+            <v:imagedata r:id="rId264" o:title=""/>
+          </v:shape>
+          <o:OLEObject Type="Embed" ProgID="Equation.DSMT4" ShapeID="_x0000_i1154" DrawAspect="Content" ObjectID="_1835608984" r:id="rId265"/>
         </w:object>
       </w:r>
       <w:r>
@@ -4450,32 +5139,24 @@
           <w:position w:val="-12"/>
         </w:rPr>
         <w:object w:dxaOrig="220" w:dyaOrig="360">
-          <v:shape id="_x0000_i1132" type="#_x0000_t75" style="width:11.5pt;height:18pt" o:ole="">
-            <v:imagedata r:id="rId210" o:title=""/>
-          </v:shape>
-          <o:OLEObject Type="Embed" ProgID="Equation.DSMT4" ShapeID="_x0000_i1132" DrawAspect="Content" ObjectID="_1835542614" r:id="rId211"/>
-        </w:object>
-      </w:r>
-      <w:r>
-        <w:t xml:space="preserve"> contains 5 elements. If each element of the set </w:t>
-      </w:r>
-      <w:proofErr w:type="gramStart"/>
-      <w:r>
-        <w:t>T  is</w:t>
-      </w:r>
-      <w:proofErr w:type="gramEnd"/>
-      <w:r>
-        <w:t xml:space="preserve"> an element of exactly 20 of sets </w:t>
+          <v:shape id="_x0000_i1155" type="#_x0000_t75" style="width:11.5pt;height:18pt" o:ole="">
+            <v:imagedata r:id="rId266" o:title=""/>
+          </v:shape>
+          <o:OLEObject Type="Embed" ProgID="Equation.DSMT4" ShapeID="_x0000_i1155" DrawAspect="Content" ObjectID="_1835608985" r:id="rId267"/>
+        </w:object>
+      </w:r>
+      <w:r>
+        <w:t xml:space="preserve"> contains 5 elements. If each element of the set T  is an element of exactly 20 of sets </w:t>
       </w:r>
       <w:r>
         <w:rPr>
           <w:position w:val="-12"/>
         </w:rPr>
         <w:object w:dxaOrig="300" w:dyaOrig="360">
-          <v:shape id="_x0000_i1133" type="#_x0000_t75" style="width:15pt;height:18pt" o:ole="">
-            <v:imagedata r:id="rId208" o:title=""/>
-          </v:shape>
-          <o:OLEObject Type="Embed" ProgID="Equation.DSMT4" ShapeID="_x0000_i1133" DrawAspect="Content" ObjectID="_1835542615" r:id="rId212"/>
+          <v:shape id="_x0000_i1156" type="#_x0000_t75" style="width:15pt;height:18pt" o:ole="">
+            <v:imagedata r:id="rId264" o:title=""/>
+          </v:shape>
+          <o:OLEObject Type="Embed" ProgID="Equation.DSMT4" ShapeID="_x0000_i1156" DrawAspect="Content" ObjectID="_1835608986" r:id="rId268"/>
         </w:object>
       </w:r>
       <w:r>
@@ -4486,10 +5167,10 @@
           <w:position w:val="-12"/>
         </w:rPr>
         <w:object w:dxaOrig="220" w:dyaOrig="360">
-          <v:shape id="_x0000_i1134" type="#_x0000_t75" style="width:11.5pt;height:18pt" o:ole="">
-            <v:imagedata r:id="rId213" o:title=""/>
-          </v:shape>
-          <o:OLEObject Type="Embed" ProgID="Equation.DSMT4" ShapeID="_x0000_i1134" DrawAspect="Content" ObjectID="_1835542616" r:id="rId214"/>
+          <v:shape id="_x0000_i1157" type="#_x0000_t75" style="width:11.5pt;height:18pt" o:ole="">
+            <v:imagedata r:id="rId269" o:title=""/>
+          </v:shape>
+          <o:OLEObject Type="Embed" ProgID="Equation.DSMT4" ShapeID="_x0000_i1157" DrawAspect="Content" ObjectID="_1835608987" r:id="rId270"/>
         </w:object>
       </w:r>
       <w:r>
@@ -4552,26 +5233,15 @@
       </w:r>
     </w:p>
     <w:p>
-      <w:proofErr w:type="gramStart"/>
-      <w:r>
-        <w:lastRenderedPageBreak/>
-        <w:t>Q3 :</w:t>
-      </w:r>
-      <w:proofErr w:type="gramEnd"/>
-      <w:r>
-        <w:t xml:space="preserve"> </w:t>
+      <w:r>
+        <w:t xml:space="preserve">Q3 : </w:t>
       </w:r>
       <w:r>
         <w:t>A survey shows that 73% of the persons working in an office like coffee, whereas 65% like tea</w:t>
       </w:r>
       <w:r>
-        <w:t xml:space="preserve">. If x denotes the percentage of them, who like both coffee and tea, then x cannot </w:t>
-      </w:r>
-      <w:proofErr w:type="gramStart"/>
-      <w:r>
-        <w:t>be :</w:t>
-      </w:r>
-      <w:proofErr w:type="gramEnd"/>
+        <w:t>. If x denotes the percentage of them, who like both coffee and tea, then x cannot be :</w:t>
+      </w:r>
     </w:p>
     <w:p>
       <w:pPr>
@@ -4629,7 +5299,6 @@
       </w:r>
     </w:p>
     <w:p>
-      <w:proofErr w:type="gramStart"/>
       <w:r>
         <w:t>Q</w:t>
       </w:r>
@@ -4637,11 +5306,7 @@
         <w:t>4</w:t>
       </w:r>
       <w:r>
-        <w:t xml:space="preserve"> :</w:t>
-      </w:r>
-      <w:proofErr w:type="gramEnd"/>
-      <w:r>
-        <w:t xml:space="preserve"> </w:t>
+        <w:t xml:space="preserve"> : </w:t>
       </w:r>
       <w:r>
         <w:t xml:space="preserve">Let </w:t>
@@ -4651,10 +5316,10 @@
           <w:position w:val="-14"/>
         </w:rPr>
         <w:object w:dxaOrig="1460" w:dyaOrig="400">
-          <v:shape id="_x0000_i1135" type="#_x0000_t75" style="width:73pt;height:20.5pt" o:ole="">
-            <v:imagedata r:id="rId215" o:title=""/>
-          </v:shape>
-          <o:OLEObject Type="Embed" ProgID="Equation.DSMT4" ShapeID="_x0000_i1135" DrawAspect="Content" ObjectID="_1835542617" r:id="rId216"/>
+          <v:shape id="_x0000_i1158" type="#_x0000_t75" style="width:73pt;height:20.5pt" o:ole="">
+            <v:imagedata r:id="rId271" o:title=""/>
+          </v:shape>
+          <o:OLEObject Type="Embed" ProgID="Equation.DSMT4" ShapeID="_x0000_i1158" DrawAspect="Content" ObjectID="_1835608988" r:id="rId272"/>
         </w:object>
       </w:r>
       <w:r>
@@ -4665,10 +5330,10 @@
           <w:position w:val="-14"/>
         </w:rPr>
         <w:object w:dxaOrig="1740" w:dyaOrig="400">
-          <v:shape id="_x0000_i1136" type="#_x0000_t75" style="width:87pt;height:20.5pt" o:ole="">
-            <v:imagedata r:id="rId217" o:title=""/>
-          </v:shape>
-          <o:OLEObject Type="Embed" ProgID="Equation.DSMT4" ShapeID="_x0000_i1136" DrawAspect="Content" ObjectID="_1835542618" r:id="rId218"/>
+          <v:shape id="_x0000_i1159" type="#_x0000_t75" style="width:87pt;height:20.5pt" o:ole="">
+            <v:imagedata r:id="rId273" o:title=""/>
+          </v:shape>
+          <o:OLEObject Type="Embed" ProgID="Equation.DSMT4" ShapeID="_x0000_i1159" DrawAspect="Content" ObjectID="_1835608989" r:id="rId274"/>
         </w:object>
       </w:r>
       <w:r>
@@ -4681,10 +5346,10 @@
           <w:position w:val="-4"/>
         </w:rPr>
         <w:object w:dxaOrig="180" w:dyaOrig="279">
-          <v:shape id="_x0000_i1137" type="#_x0000_t75" style="width:9pt;height:14.5pt" o:ole="">
-            <v:imagedata r:id="rId219" o:title=""/>
-          </v:shape>
-          <o:OLEObject Type="Embed" ProgID="Equation.DSMT4" ShapeID="_x0000_i1137" DrawAspect="Content" ObjectID="_1835542619" r:id="rId220"/>
+          <v:shape id="_x0000_i1160" type="#_x0000_t75" style="width:9pt;height:14.5pt" o:ole="">
+            <v:imagedata r:id="rId275" o:title=""/>
+          </v:shape>
+          <o:OLEObject Type="Embed" ProgID="Equation.DSMT4" ShapeID="_x0000_i1160" DrawAspect="Content" ObjectID="_1835608990" r:id="rId276"/>
         </w:object>
       </w:r>
       <w:r>
@@ -4695,42 +5360,34 @@
           <w:position w:val="-14"/>
         </w:rPr>
         <w:object w:dxaOrig="1620" w:dyaOrig="400">
-          <v:shape id="_x0000_i1138" type="#_x0000_t75" style="width:81pt;height:20.5pt" o:ole="">
-            <v:imagedata r:id="rId221" o:title=""/>
-          </v:shape>
-          <o:OLEObject Type="Embed" ProgID="Equation.DSMT4" ShapeID="_x0000_i1138" DrawAspect="Content" ObjectID="_1835542620" r:id="rId222"/>
-        </w:object>
-      </w:r>
-      <w:r>
-        <w:tab/>
-      </w:r>
-      <w:r>
-        <w:tab/>
-      </w:r>
-      <w:r>
-        <w:tab/>
-      </w:r>
-      <w:r>
-        <w:tab/>
-        <w:t>(</w:t>
-      </w:r>
-      <w:proofErr w:type="gramStart"/>
-      <w:r>
-        <w:t>b</w:t>
-      </w:r>
-      <w:proofErr w:type="gramEnd"/>
-      <w:r>
-        <w:t xml:space="preserve">) </w:t>
+          <v:shape id="_x0000_i1161" type="#_x0000_t75" style="width:81pt;height:20.5pt" o:ole="">
+            <v:imagedata r:id="rId277" o:title=""/>
+          </v:shape>
+          <o:OLEObject Type="Embed" ProgID="Equation.DSMT4" ShapeID="_x0000_i1161" DrawAspect="Content" ObjectID="_1835608991" r:id="rId278"/>
+        </w:object>
+      </w:r>
+      <w:r>
+        <w:tab/>
+      </w:r>
+      <w:r>
+        <w:tab/>
+      </w:r>
+      <w:r>
+        <w:tab/>
+      </w:r>
+      <w:r>
+        <w:tab/>
+        <w:t xml:space="preserve">(b) </w:t>
       </w:r>
       <w:r>
         <w:rPr>
           <w:position w:val="-10"/>
         </w:rPr>
         <w:object w:dxaOrig="1760" w:dyaOrig="320">
-          <v:shape id="_x0000_i1139" type="#_x0000_t75" style="width:87.5pt;height:15.5pt" o:ole="">
-            <v:imagedata r:id="rId223" o:title=""/>
-          </v:shape>
-          <o:OLEObject Type="Embed" ProgID="Equation.DSMT4" ShapeID="_x0000_i1139" DrawAspect="Content" ObjectID="_1835542621" r:id="rId224"/>
+          <v:shape id="_x0000_i1162" type="#_x0000_t75" style="width:87.5pt;height:15.5pt" o:ole="">
+            <v:imagedata r:id="rId279" o:title=""/>
+          </v:shape>
+          <o:OLEObject Type="Embed" ProgID="Equation.DSMT4" ShapeID="_x0000_i1162" DrawAspect="Content" ObjectID="_1835608992" r:id="rId280"/>
         </w:object>
       </w:r>
     </w:p>
@@ -4743,42 +5400,34 @@
           <w:position w:val="-14"/>
         </w:rPr>
         <w:object w:dxaOrig="1440" w:dyaOrig="400">
-          <v:shape id="_x0000_i1140" type="#_x0000_t75" style="width:1in;height:20.5pt" o:ole="">
-            <v:imagedata r:id="rId225" o:title=""/>
-          </v:shape>
-          <o:OLEObject Type="Embed" ProgID="Equation.DSMT4" ShapeID="_x0000_i1140" DrawAspect="Content" ObjectID="_1835542622" r:id="rId226"/>
-        </w:object>
-      </w:r>
-      <w:r>
-        <w:tab/>
-      </w:r>
-      <w:r>
-        <w:tab/>
-      </w:r>
-      <w:r>
-        <w:tab/>
-      </w:r>
-      <w:r>
-        <w:tab/>
-        <w:t>(</w:t>
-      </w:r>
-      <w:proofErr w:type="gramStart"/>
-      <w:r>
-        <w:t>d</w:t>
-      </w:r>
-      <w:proofErr w:type="gramEnd"/>
-      <w:r>
-        <w:t xml:space="preserve">) </w:t>
+          <v:shape id="_x0000_i1163" type="#_x0000_t75" style="width:1in;height:20.5pt" o:ole="">
+            <v:imagedata r:id="rId281" o:title=""/>
+          </v:shape>
+          <o:OLEObject Type="Embed" ProgID="Equation.DSMT4" ShapeID="_x0000_i1163" DrawAspect="Content" ObjectID="_1835608993" r:id="rId282"/>
+        </w:object>
+      </w:r>
+      <w:r>
+        <w:tab/>
+      </w:r>
+      <w:r>
+        <w:tab/>
+      </w:r>
+      <w:r>
+        <w:tab/>
+      </w:r>
+      <w:r>
+        <w:tab/>
+        <w:t xml:space="preserve">(d) </w:t>
       </w:r>
       <w:r>
         <w:rPr>
           <w:position w:val="-14"/>
         </w:rPr>
         <w:object w:dxaOrig="1860" w:dyaOrig="400">
-          <v:shape id="_x0000_i1141" type="#_x0000_t75" style="width:93pt;height:20.5pt" o:ole="">
-            <v:imagedata r:id="rId227" o:title=""/>
-          </v:shape>
-          <o:OLEObject Type="Embed" ProgID="Equation.DSMT4" ShapeID="_x0000_i1141" DrawAspect="Content" ObjectID="_1835542623" r:id="rId228"/>
+          <v:shape id="_x0000_i1164" type="#_x0000_t75" style="width:93pt;height:20.5pt" o:ole="">
+            <v:imagedata r:id="rId283" o:title=""/>
+          </v:shape>
+          <o:OLEObject Type="Embed" ProgID="Equation.DSMT4" ShapeID="_x0000_i1164" DrawAspect="Content" ObjectID="_1835608994" r:id="rId284"/>
         </w:object>
       </w:r>
     </w:p>
@@ -4819,7 +5468,7 @@
       </w:r>
       <w:r>
         <w:pict>
-          <v:shape id="_x0000_i1142" type="#_x0000_t136" style="width:42pt;height:22.5pt">
+          <v:shape id="_x0000_i1165" type="#_x0000_t136" style="width:42pt;height:22.5pt">
             <v:shadow color="#868686"/>
             <v:textpath style="font-family:&quot;Arial Black&quot;;font-size:16pt;v-text-kern:t" trim="t" fitpath="t" string="2019"/>
           </v:shape>
@@ -4827,11 +5476,10 @@
       </w:r>
     </w:p>
     <w:p>
-      <w:proofErr w:type="gramStart"/>
-      <w:r>
+      <w:r>
+        <w:lastRenderedPageBreak/>
         <w:t>Q1 :</w:t>
       </w:r>
-      <w:proofErr w:type="gramEnd"/>
       <w:r>
         <w:t xml:space="preserve"> Let A, B and C  be sets such that </w:t>
       </w:r>
@@ -4840,10 +5488,10 @@
           <w:position w:val="-10"/>
         </w:rPr>
         <w:object w:dxaOrig="1480" w:dyaOrig="320">
-          <v:shape id="_x0000_i1143" type="#_x0000_t75" style="width:74pt;height:15.5pt" o:ole="">
-            <v:imagedata r:id="rId229" o:title=""/>
-          </v:shape>
-          <o:OLEObject Type="Embed" ProgID="Equation.DSMT4" ShapeID="_x0000_i1143" DrawAspect="Content" ObjectID="_1835542624" r:id="rId230"/>
+          <v:shape id="_x0000_i1166" type="#_x0000_t75" style="width:74pt;height:15.5pt" o:ole="">
+            <v:imagedata r:id="rId285" o:title=""/>
+          </v:shape>
+          <o:OLEObject Type="Embed" ProgID="Equation.DSMT4" ShapeID="_x0000_i1166" DrawAspect="Content" ObjectID="_1835608995" r:id="rId286"/>
         </w:object>
       </w:r>
       <w:r>
@@ -4869,10 +5517,10 @@
           <w:position w:val="-14"/>
         </w:rPr>
         <w:object w:dxaOrig="1300" w:dyaOrig="400">
-          <v:shape id="_x0000_i1144" type="#_x0000_t75" style="width:65.5pt;height:20.5pt" o:ole="">
-            <v:imagedata r:id="rId231" o:title=""/>
-          </v:shape>
-          <o:OLEObject Type="Embed" ProgID="Equation.DSMT4" ShapeID="_x0000_i1144" DrawAspect="Content" ObjectID="_1835542625" r:id="rId232"/>
+          <v:shape id="_x0000_i1167" type="#_x0000_t75" style="width:65.5pt;height:20.5pt" o:ole="">
+            <v:imagedata r:id="rId287" o:title=""/>
+          </v:shape>
+          <o:OLEObject Type="Embed" ProgID="Equation.DSMT4" ShapeID="_x0000_i1167" DrawAspect="Content" ObjectID="_1835608996" r:id="rId288"/>
         </w:object>
       </w:r>
       <w:r>
@@ -4883,10 +5531,10 @@
           <w:position w:val="-8"/>
         </w:rPr>
         <w:object w:dxaOrig="680" w:dyaOrig="300">
-          <v:shape id="_x0000_i1145" type="#_x0000_t75" style="width:34pt;height:15pt" o:ole="">
-            <v:imagedata r:id="rId233" o:title=""/>
-          </v:shape>
-          <o:OLEObject Type="Embed" ProgID="Equation.DSMT4" ShapeID="_x0000_i1145" DrawAspect="Content" ObjectID="_1835542626" r:id="rId234"/>
+          <v:shape id="_x0000_i1168" type="#_x0000_t75" style="width:34pt;height:15pt" o:ole="">
+            <v:imagedata r:id="rId289" o:title=""/>
+          </v:shape>
+          <o:OLEObject Type="Embed" ProgID="Equation.DSMT4" ShapeID="_x0000_i1168" DrawAspect="Content" ObjectID="_1835608997" r:id="rId290"/>
         </w:object>
       </w:r>
       <w:r>
@@ -4901,10 +5549,10 @@
           <w:position w:val="-4"/>
         </w:rPr>
         <w:object w:dxaOrig="180" w:dyaOrig="279">
-          <v:shape id="_x0000_i1146" type="#_x0000_t75" style="width:9pt;height:14.5pt" o:ole="">
-            <v:imagedata r:id="rId219" o:title=""/>
-          </v:shape>
-          <o:OLEObject Type="Embed" ProgID="Equation.DSMT4" ShapeID="_x0000_i1146" DrawAspect="Content" ObjectID="_1835542627" r:id="rId235"/>
+          <v:shape id="_x0000_i1169" type="#_x0000_t75" style="width:9pt;height:14.5pt" o:ole="">
+            <v:imagedata r:id="rId275" o:title=""/>
+          </v:shape>
+          <o:OLEObject Type="Embed" ProgID="Equation.DSMT4" ShapeID="_x0000_i1169" DrawAspect="Content" ObjectID="_1835608998" r:id="rId291"/>
         </w:object>
       </w:r>
       <w:r>
@@ -4915,10 +5563,10 @@
           <w:position w:val="-14"/>
         </w:rPr>
         <w:object w:dxaOrig="1240" w:dyaOrig="400">
-          <v:shape id="_x0000_i1147" type="#_x0000_t75" style="width:62pt;height:20.5pt" o:ole="">
-            <v:imagedata r:id="rId236" o:title=""/>
-          </v:shape>
-          <o:OLEObject Type="Embed" ProgID="Equation.DSMT4" ShapeID="_x0000_i1147" DrawAspect="Content" ObjectID="_1835542628" r:id="rId237"/>
+          <v:shape id="_x0000_i1170" type="#_x0000_t75" style="width:62pt;height:20.5pt" o:ole="">
+            <v:imagedata r:id="rId292" o:title=""/>
+          </v:shape>
+          <o:OLEObject Type="Embed" ProgID="Equation.DSMT4" ShapeID="_x0000_i1170" DrawAspect="Content" ObjectID="_1835608999" r:id="rId293"/>
         </w:object>
       </w:r>
       <w:r>
@@ -4929,10 +5577,10 @@
           <w:position w:val="-8"/>
         </w:rPr>
         <w:object w:dxaOrig="680" w:dyaOrig="300">
-          <v:shape id="_x0000_i1148" type="#_x0000_t75" style="width:34pt;height:15pt" o:ole="">
-            <v:imagedata r:id="rId238" o:title=""/>
-          </v:shape>
-          <o:OLEObject Type="Embed" ProgID="Equation.DSMT4" ShapeID="_x0000_i1148" DrawAspect="Content" ObjectID="_1835542629" r:id="rId239"/>
+          <v:shape id="_x0000_i1171" type="#_x0000_t75" style="width:34pt;height:15pt" o:ole="">
+            <v:imagedata r:id="rId294" o:title=""/>
+          </v:shape>
+          <o:OLEObject Type="Embed" ProgID="Equation.DSMT4" ShapeID="_x0000_i1171" DrawAspect="Content" ObjectID="_1835609000" r:id="rId295"/>
         </w:object>
       </w:r>
     </w:p>
@@ -4948,39 +5596,31 @@
           <w:position w:val="-14"/>
         </w:rPr>
         <w:object w:dxaOrig="2280" w:dyaOrig="400">
-          <v:shape id="_x0000_i1149" type="#_x0000_t75" style="width:114pt;height:20.5pt" o:ole="">
-            <v:imagedata r:id="rId240" o:title=""/>
-          </v:shape>
-          <o:OLEObject Type="Embed" ProgID="Equation.DSMT4" ShapeID="_x0000_i1149" DrawAspect="Content" ObjectID="_1835542630" r:id="rId241"/>
-        </w:object>
-      </w:r>
-      <w:r>
-        <w:tab/>
-      </w:r>
-      <w:r>
-        <w:tab/>
-      </w:r>
-      <w:r>
-        <w:tab/>
-        <w:t>(</w:t>
-      </w:r>
-      <w:proofErr w:type="gramStart"/>
-      <w:r>
-        <w:t>d</w:t>
-      </w:r>
-      <w:proofErr w:type="gramEnd"/>
-      <w:r>
-        <w:t xml:space="preserve">) </w:t>
+          <v:shape id="_x0000_i1172" type="#_x0000_t75" style="width:114pt;height:20.5pt" o:ole="">
+            <v:imagedata r:id="rId296" o:title=""/>
+          </v:shape>
+          <o:OLEObject Type="Embed" ProgID="Equation.DSMT4" ShapeID="_x0000_i1172" DrawAspect="Content" ObjectID="_1835609001" r:id="rId297"/>
+        </w:object>
+      </w:r>
+      <w:r>
+        <w:tab/>
+      </w:r>
+      <w:r>
+        <w:tab/>
+      </w:r>
+      <w:r>
+        <w:tab/>
+        <w:t xml:space="preserve">(d) </w:t>
       </w:r>
       <w:r>
         <w:rPr>
           <w:position w:val="-10"/>
         </w:rPr>
         <w:object w:dxaOrig="1040" w:dyaOrig="320">
-          <v:shape id="_x0000_i1150" type="#_x0000_t75" style="width:51.5pt;height:15.5pt" o:ole="">
-            <v:imagedata r:id="rId242" o:title=""/>
-          </v:shape>
-          <o:OLEObject Type="Embed" ProgID="Equation.DSMT4" ShapeID="_x0000_i1150" DrawAspect="Content" ObjectID="_1835542631" r:id="rId243"/>
+          <v:shape id="_x0000_i1173" type="#_x0000_t75" style="width:51.5pt;height:15.5pt" o:ole="">
+            <v:imagedata r:id="rId298" o:title=""/>
+          </v:shape>
+          <o:OLEObject Type="Embed" ProgID="Equation.DSMT4" ShapeID="_x0000_i1173" DrawAspect="Content" ObjectID="_1835609002" r:id="rId299"/>
         </w:object>
       </w:r>
     </w:p>
@@ -4996,20 +5636,15 @@
           <w:position w:val="-10"/>
         </w:rPr>
         <w:object w:dxaOrig="2020" w:dyaOrig="320">
-          <v:shape id="_x0000_i1151" type="#_x0000_t75" style="width:101pt;height:15.5pt" o:ole="">
-            <v:imagedata r:id="rId244" o:title=""/>
-          </v:shape>
-          <o:OLEObject Type="Embed" ProgID="Equation.DSMT4" ShapeID="_x0000_i1151" DrawAspect="Content" ObjectID="_1835542632" r:id="rId245"/>
-        </w:object>
-      </w:r>
-      <w:r>
-        <w:t xml:space="preserve">The number of non-empty subsets A of S such that the product of elements in A is even </w:t>
-      </w:r>
-      <w:proofErr w:type="gramStart"/>
-      <w:r>
-        <w:t>is :</w:t>
-      </w:r>
-      <w:proofErr w:type="gramEnd"/>
+          <v:shape id="_x0000_i1174" type="#_x0000_t75" style="width:101pt;height:15.5pt" o:ole="">
+            <v:imagedata r:id="rId300" o:title=""/>
+          </v:shape>
+          <o:OLEObject Type="Embed" ProgID="Equation.DSMT4" ShapeID="_x0000_i1174" DrawAspect="Content" ObjectID="_1835609003" r:id="rId301"/>
+        </w:object>
+      </w:r>
+      <w:r>
+        <w:t>The number of non-empty subsets A of S such that the product of elements in A is even is :</w:t>
+      </w:r>
     </w:p>
     <w:p>
       <w:pPr>
@@ -5024,10 +5659,10 @@
           <w:position w:val="-4"/>
         </w:rPr>
         <w:object w:dxaOrig="700" w:dyaOrig="300">
-          <v:shape id="_x0000_i1152" type="#_x0000_t75" style="width:35pt;height:15pt" o:ole="">
-            <v:imagedata r:id="rId246" o:title=""/>
-          </v:shape>
-          <o:OLEObject Type="Embed" ProgID="Equation.DSMT4" ShapeID="_x0000_i1152" DrawAspect="Content" ObjectID="_1835542633" r:id="rId247"/>
+          <v:shape id="_x0000_i1175" type="#_x0000_t75" style="width:35pt;height:15pt" o:ole="">
+            <v:imagedata r:id="rId302" o:title=""/>
+          </v:shape>
+          <o:OLEObject Type="Embed" ProgID="Equation.DSMT4" ShapeID="_x0000_i1175" DrawAspect="Content" ObjectID="_1835609004" r:id="rId303"/>
         </w:object>
       </w:r>
       <w:r>
@@ -5051,10 +5686,10 @@
           <w:position w:val="-10"/>
         </w:rPr>
         <w:object w:dxaOrig="1100" w:dyaOrig="360">
-          <v:shape id="_x0000_i1153" type="#_x0000_t75" style="width:54.5pt;height:18pt" o:ole="">
-            <v:imagedata r:id="rId248" o:title=""/>
-          </v:shape>
-          <o:OLEObject Type="Embed" ProgID="Equation.DSMT4" ShapeID="_x0000_i1153" DrawAspect="Content" ObjectID="_1835542634" r:id="rId249"/>
+          <v:shape id="_x0000_i1176" type="#_x0000_t75" style="width:54.5pt;height:18pt" o:ole="">
+            <v:imagedata r:id="rId304" o:title=""/>
+          </v:shape>
+          <o:OLEObject Type="Embed" ProgID="Equation.DSMT4" ShapeID="_x0000_i1176" DrawAspect="Content" ObjectID="_1835609005" r:id="rId305"/>
         </w:object>
       </w:r>
     </w:p>
@@ -5070,10 +5705,10 @@
           <w:position w:val="-4"/>
         </w:rPr>
         <w:object w:dxaOrig="639" w:dyaOrig="300">
-          <v:shape id="_x0000_i1154" type="#_x0000_t75" style="width:32pt;height:15pt" o:ole="">
-            <v:imagedata r:id="rId250" o:title=""/>
-          </v:shape>
-          <o:OLEObject Type="Embed" ProgID="Equation.DSMT4" ShapeID="_x0000_i1154" DrawAspect="Content" ObjectID="_1835542635" r:id="rId251"/>
+          <v:shape id="_x0000_i1177" type="#_x0000_t75" style="width:32pt;height:15pt" o:ole="">
+            <v:imagedata r:id="rId306" o:title=""/>
+          </v:shape>
+          <o:OLEObject Type="Embed" ProgID="Equation.DSMT4" ShapeID="_x0000_i1177" DrawAspect="Content" ObjectID="_1835609006" r:id="rId307"/>
         </w:object>
       </w:r>
       <w:r>
@@ -5093,25 +5728,17 @@
       </w:r>
       <w:r>
         <w:tab/>
-        <w:t>(</w:t>
-      </w:r>
-      <w:proofErr w:type="gramStart"/>
-      <w:r>
-        <w:t>d</w:t>
-      </w:r>
-      <w:proofErr w:type="gramEnd"/>
-      <w:r>
-        <w:t xml:space="preserve">) </w:t>
+        <w:t xml:space="preserve">(d) </w:t>
       </w:r>
       <w:r>
         <w:rPr>
           <w:position w:val="-4"/>
         </w:rPr>
         <w:object w:dxaOrig="660" w:dyaOrig="300">
-          <v:shape id="_x0000_i1155" type="#_x0000_t75" style="width:33pt;height:15pt" o:ole="">
-            <v:imagedata r:id="rId252" o:title=""/>
-          </v:shape>
-          <o:OLEObject Type="Embed" ProgID="Equation.DSMT4" ShapeID="_x0000_i1155" DrawAspect="Content" ObjectID="_1835542636" r:id="rId253"/>
+          <v:shape id="_x0000_i1178" type="#_x0000_t75" style="width:33pt;height:15pt" o:ole="">
+            <v:imagedata r:id="rId308" o:title=""/>
+          </v:shape>
+          <o:OLEObject Type="Embed" ProgID="Equation.DSMT4" ShapeID="_x0000_i1178" DrawAspect="Content" ObjectID="_1835609007" r:id="rId309"/>
         </w:object>
       </w:r>
       <w:r>
@@ -5138,10 +5765,10 @@
           <w:position w:val="-10"/>
         </w:rPr>
         <w:object w:dxaOrig="3280" w:dyaOrig="360">
-          <v:shape id="_x0000_i1156" type="#_x0000_t75" style="width:164.5pt;height:18pt" o:ole="">
-            <v:imagedata r:id="rId254" o:title=""/>
-          </v:shape>
-          <o:OLEObject Type="Embed" ProgID="Equation.DSMT4" ShapeID="_x0000_i1156" DrawAspect="Content" ObjectID="_1835542637" r:id="rId255"/>
+          <v:shape id="_x0000_i1179" type="#_x0000_t75" style="width:164.5pt;height:18pt" o:ole="">
+            <v:imagedata r:id="rId310" o:title=""/>
+          </v:shape>
+          <o:OLEObject Type="Embed" ProgID="Equation.DSMT4" ShapeID="_x0000_i1179" DrawAspect="Content" ObjectID="_1835609008" r:id="rId311"/>
         </w:object>
       </w:r>
       <w:r>
@@ -5154,29 +5781,24 @@
           <w:position w:val="-10"/>
         </w:rPr>
         <w:object w:dxaOrig="2659" w:dyaOrig="320">
-          <v:shape id="_x0000_i1157" type="#_x0000_t75" style="width:132.5pt;height:15.5pt" o:ole="">
-            <v:imagedata r:id="rId256" o:title=""/>
-          </v:shape>
-          <o:OLEObject Type="Embed" ProgID="Equation.DSMT4" ShapeID="_x0000_i1157" DrawAspect="Content" ObjectID="_1835542638" r:id="rId257"/>
-        </w:object>
-      </w:r>
-      <w:r>
-        <w:t xml:space="preserve">, then the number of subsets of the </w:t>
-      </w:r>
-      <w:proofErr w:type="gramStart"/>
-      <w:r>
-        <w:t xml:space="preserve">set </w:t>
-      </w:r>
-      <w:proofErr w:type="gramEnd"/>
+          <v:shape id="_x0000_i1180" type="#_x0000_t75" style="width:132.5pt;height:15.5pt" o:ole="">
+            <v:imagedata r:id="rId312" o:title=""/>
+          </v:shape>
+          <o:OLEObject Type="Embed" ProgID="Equation.DSMT4" ShapeID="_x0000_i1180" DrawAspect="Content" ObjectID="_1835609009" r:id="rId313"/>
+        </w:object>
+      </w:r>
+      <w:r>
+        <w:t xml:space="preserve">, then the number of subsets of the set </w:t>
+      </w:r>
       <w:r>
         <w:rPr>
           <w:position w:val="-4"/>
         </w:rPr>
         <w:object w:dxaOrig="580" w:dyaOrig="260">
-          <v:shape id="_x0000_i1158" type="#_x0000_t75" style="width:29.5pt;height:13pt" o:ole="">
-            <v:imagedata r:id="rId258" o:title=""/>
-          </v:shape>
-          <o:OLEObject Type="Embed" ProgID="Equation.DSMT4" ShapeID="_x0000_i1158" DrawAspect="Content" ObjectID="_1835542639" r:id="rId259"/>
+          <v:shape id="_x0000_i1181" type="#_x0000_t75" style="width:29.5pt;height:13pt" o:ole="">
+            <v:imagedata r:id="rId314" o:title=""/>
+          </v:shape>
+          <o:OLEObject Type="Embed" ProgID="Equation.DSMT4" ShapeID="_x0000_i1181" DrawAspect="Content" ObjectID="_1835609010" r:id="rId315"/>
         </w:object>
       </w:r>
       <w:r>
@@ -5196,10 +5818,10 @@
           <w:position w:val="-4"/>
         </w:rPr>
         <w:object w:dxaOrig="320" w:dyaOrig="300">
-          <v:shape id="_x0000_i1159" type="#_x0000_t75" style="width:15.5pt;height:15pt" o:ole="">
-            <v:imagedata r:id="rId260" o:title=""/>
-          </v:shape>
-          <o:OLEObject Type="Embed" ProgID="Equation.DSMT4" ShapeID="_x0000_i1159" DrawAspect="Content" ObjectID="_1835542640" r:id="rId261"/>
+          <v:shape id="_x0000_i1182" type="#_x0000_t75" style="width:15.5pt;height:15pt" o:ole="">
+            <v:imagedata r:id="rId316" o:title=""/>
+          </v:shape>
+          <o:OLEObject Type="Embed" ProgID="Equation.DSMT4" ShapeID="_x0000_i1182" DrawAspect="Content" ObjectID="_1835609011" r:id="rId317"/>
         </w:object>
       </w:r>
       <w:r>
@@ -5223,10 +5845,10 @@
           <w:position w:val="-4"/>
         </w:rPr>
         <w:object w:dxaOrig="320" w:dyaOrig="300">
-          <v:shape id="_x0000_i1160" type="#_x0000_t75" style="width:15.5pt;height:15pt" o:ole="">
-            <v:imagedata r:id="rId262" o:title=""/>
-          </v:shape>
-          <o:OLEObject Type="Embed" ProgID="Equation.DSMT4" ShapeID="_x0000_i1160" DrawAspect="Content" ObjectID="_1835542641" r:id="rId263"/>
+          <v:shape id="_x0000_i1183" type="#_x0000_t75" style="width:15.5pt;height:15pt" o:ole="">
+            <v:imagedata r:id="rId318" o:title=""/>
+          </v:shape>
+          <o:OLEObject Type="Embed" ProgID="Equation.DSMT4" ShapeID="_x0000_i1183" DrawAspect="Content" ObjectID="_1835609012" r:id="rId319"/>
         </w:object>
       </w:r>
     </w:p>
@@ -5245,45 +5867,37 @@
           <w:position w:val="-4"/>
         </w:rPr>
         <w:object w:dxaOrig="320" w:dyaOrig="300">
-          <v:shape id="_x0000_i1161" type="#_x0000_t75" style="width:15.5pt;height:15pt" o:ole="">
-            <v:imagedata r:id="rId264" o:title=""/>
-          </v:shape>
-          <o:OLEObject Type="Embed" ProgID="Equation.DSMT4" ShapeID="_x0000_i1161" DrawAspect="Content" ObjectID="_1835542642" r:id="rId265"/>
-        </w:object>
-      </w:r>
-      <w:r>
-        <w:tab/>
-      </w:r>
-      <w:r>
-        <w:tab/>
-      </w:r>
-      <w:r>
-        <w:tab/>
-      </w:r>
-      <w:r>
-        <w:tab/>
-      </w:r>
-      <w:r>
-        <w:tab/>
-        <w:t>(</w:t>
-      </w:r>
-      <w:proofErr w:type="gramStart"/>
-      <w:r>
-        <w:t>d</w:t>
-      </w:r>
-      <w:proofErr w:type="gramEnd"/>
-      <w:r>
-        <w:t xml:space="preserve">) </w:t>
+          <v:shape id="_x0000_i1184" type="#_x0000_t75" style="width:15.5pt;height:15pt" o:ole="">
+            <v:imagedata r:id="rId320" o:title=""/>
+          </v:shape>
+          <o:OLEObject Type="Embed" ProgID="Equation.DSMT4" ShapeID="_x0000_i1184" DrawAspect="Content" ObjectID="_1835609013" r:id="rId321"/>
+        </w:object>
+      </w:r>
+      <w:r>
+        <w:tab/>
+      </w:r>
+      <w:r>
+        <w:tab/>
+      </w:r>
+      <w:r>
+        <w:tab/>
+      </w:r>
+      <w:r>
+        <w:tab/>
+      </w:r>
+      <w:r>
+        <w:tab/>
+        <w:t xml:space="preserve">(d) </w:t>
       </w:r>
       <w:r>
         <w:rPr>
           <w:position w:val="-4"/>
         </w:rPr>
         <w:object w:dxaOrig="320" w:dyaOrig="300">
-          <v:shape id="_x0000_i1162" type="#_x0000_t75" style="width:15.5pt;height:15pt" o:ole="">
-            <v:imagedata r:id="rId266" o:title=""/>
-          </v:shape>
-          <o:OLEObject Type="Embed" ProgID="Equation.DSMT4" ShapeID="_x0000_i1162" DrawAspect="Content" ObjectID="_1835542643" r:id="rId267"/>
+          <v:shape id="_x0000_i1185" type="#_x0000_t75" style="width:15.5pt;height:15pt" o:ole="">
+            <v:imagedata r:id="rId322" o:title=""/>
+          </v:shape>
+          <o:OLEObject Type="Embed" ProgID="Equation.DSMT4" ShapeID="_x0000_i1185" DrawAspect="Content" ObjectID="_1835609014" r:id="rId323"/>
         </w:object>
       </w:r>
     </w:p>
@@ -5362,7 +5976,7 @@
       </w:r>
       <w:r>
         <w:pict>
-          <v:shape id="_x0000_i1163" type="#_x0000_t136" style="width:42pt;height:22.5pt">
+          <v:shape id="_x0000_i1186" type="#_x0000_t136" style="width:42pt;height:22.5pt">
             <v:shadow color="#868686"/>
             <v:textpath style="font-family:&quot;Arial Black&quot;;font-size:16pt;v-text-kern:t" trim="t" fitpath="t" string="2015"/>
           </v:shape>
@@ -5374,27 +5988,21 @@
         <w:ind w:left="720" w:hanging="720"/>
       </w:pPr>
       <w:r>
-        <w:lastRenderedPageBreak/>
         <w:t xml:space="preserve">1. </w:t>
       </w:r>
       <w:r>
         <w:tab/>
-        <w:t xml:space="preserve">Let A and B be two sets containing four and two elements respectively. Then the number of subsets of the </w:t>
-      </w:r>
-      <w:proofErr w:type="gramStart"/>
-      <w:r>
-        <w:t xml:space="preserve">set </w:t>
-      </w:r>
-      <w:proofErr w:type="gramEnd"/>
+        <w:t xml:space="preserve">Let A and B be two sets containing four and two elements respectively. Then the number of subsets of the set </w:t>
+      </w:r>
       <w:r>
         <w:rPr>
           <w:position w:val="-4"/>
         </w:rPr>
         <w:object w:dxaOrig="580" w:dyaOrig="260">
-          <v:shape id="_x0000_i1164" type="#_x0000_t75" style="width:29.5pt;height:13.5pt" o:ole="">
-            <v:imagedata r:id="rId268" o:title=""/>
-          </v:shape>
-          <o:OLEObject Type="Embed" ProgID="Equation.DSMT4" ShapeID="_x0000_i1164" DrawAspect="Content" ObjectID="_1835542644" r:id="rId269"/>
+          <v:shape id="_x0000_i1187" type="#_x0000_t75" style="width:29.5pt;height:13.5pt" o:ole="">
+            <v:imagedata r:id="rId324" o:title=""/>
+          </v:shape>
+          <o:OLEObject Type="Embed" ProgID="Equation.DSMT4" ShapeID="_x0000_i1187" DrawAspect="Content" ObjectID="_1835609015" r:id="rId325"/>
         </w:object>
       </w:r>
       <w:r>
@@ -5426,13 +6034,8 @@
       </w:r>
       <w:r>
         <w:tab/>
-        <w:t>(2</w:t>
-      </w:r>
-      <w:proofErr w:type="gramStart"/>
-      <w:r>
-        <w:t>)  275</w:t>
-      </w:r>
-      <w:proofErr w:type="gramEnd"/>
+        <w:t>(2)  275</w:t>
+      </w:r>
     </w:p>
     <w:p>
       <w:pPr>
@@ -5459,13 +6062,8 @@
       </w:r>
       <w:r>
         <w:tab/>
-        <w:t>(4</w:t>
-      </w:r>
-      <w:proofErr w:type="gramStart"/>
-      <w:r>
-        <w:t>)  219</w:t>
-      </w:r>
-      <w:proofErr w:type="gramEnd"/>
+        <w:t>(4)  219</w:t>
+      </w:r>
       <w:r>
         <w:tab/>
       </w:r>
@@ -5512,7 +6110,7 @@
       </w:r>
       <w:r>
         <w:pict>
-          <v:shape id="_x0000_i1165" type="#_x0000_t136" style="width:42pt;height:22.5pt">
+          <v:shape id="_x0000_i1188" type="#_x0000_t136" style="width:42pt;height:22.5pt">
             <v:shadow color="#868686"/>
             <v:textpath style="font-family:&quot;Arial Black&quot;;font-size:16pt;v-text-kern:t" trim="t" fitpath="t" string="2014"/>
           </v:shape>
@@ -5544,31 +6142,24 @@
           <w:position w:val="-10"/>
         </w:rPr>
         <w:object w:dxaOrig="2340" w:dyaOrig="360">
-          <v:shape id="_x0000_i1166" type="#_x0000_t75" style="width:117.5pt;height:18pt" o:ole="">
-            <v:imagedata r:id="rId270" o:title=""/>
-          </v:shape>
-          <o:OLEObject Type="Embed" ProgID="Equation.DSMT4" ShapeID="_x0000_i1166" DrawAspect="Content" ObjectID="_1835542645" r:id="rId271"/>
-        </w:object>
-      </w:r>
-      <w:proofErr w:type="spellStart"/>
-      <w:proofErr w:type="gramStart"/>
-      <w:r>
-        <w:t>and</w:t>
-      </w:r>
-      <w:proofErr w:type="spellEnd"/>
-      <w:r>
-        <w:t xml:space="preserve"> </w:t>
-      </w:r>
-      <w:proofErr w:type="gramEnd"/>
+          <v:shape id="_x0000_i1189" type="#_x0000_t75" style="width:117.5pt;height:18pt" o:ole="">
+            <v:imagedata r:id="rId326" o:title=""/>
+          </v:shape>
+          <o:OLEObject Type="Embed" ProgID="Equation.DSMT4" ShapeID="_x0000_i1189" DrawAspect="Content" ObjectID="_1835609016" r:id="rId327"/>
+        </w:object>
+      </w:r>
+      <w:r>
+        <w:t xml:space="preserve">and </w:t>
+      </w:r>
       <w:r>
         <w:rPr>
           <w:position w:val="-14"/>
         </w:rPr>
         <w:object w:dxaOrig="2040" w:dyaOrig="400">
-          <v:shape id="_x0000_i1167" type="#_x0000_t75" style="width:102pt;height:20.5pt" o:ole="">
-            <v:imagedata r:id="rId272" o:title=""/>
-          </v:shape>
-          <o:OLEObject Type="Embed" ProgID="Equation.DSMT4" ShapeID="_x0000_i1167" DrawAspect="Content" ObjectID="_1835542646" r:id="rId273"/>
+          <v:shape id="_x0000_i1190" type="#_x0000_t75" style="width:102pt;height:20.5pt" o:ole="">
+            <v:imagedata r:id="rId328" o:title=""/>
+          </v:shape>
+          <o:OLEObject Type="Embed" ProgID="Equation.DSMT4" ShapeID="_x0000_i1190" DrawAspect="Content" ObjectID="_1835609017" r:id="rId329"/>
         </w:object>
       </w:r>
       <w:r>
@@ -5579,10 +6170,10 @@
           <w:position w:val="-4"/>
         </w:rPr>
         <w:object w:dxaOrig="680" w:dyaOrig="260">
-          <v:shape id="_x0000_i1168" type="#_x0000_t75" style="width:34pt;height:13.5pt" o:ole="">
-            <v:imagedata r:id="rId274" o:title=""/>
-          </v:shape>
-          <o:OLEObject Type="Embed" ProgID="Equation.DSMT4" ShapeID="_x0000_i1168" DrawAspect="Content" ObjectID="_1835542647" r:id="rId275"/>
+          <v:shape id="_x0000_i1191" type="#_x0000_t75" style="width:34pt;height:13.5pt" o:ole="">
+            <v:imagedata r:id="rId330" o:title=""/>
+          </v:shape>
+          <o:OLEObject Type="Embed" ProgID="Equation.DSMT4" ShapeID="_x0000_i1191" DrawAspect="Content" ObjectID="_1835609018" r:id="rId331"/>
         </w:object>
       </w:r>
       <w:r>
@@ -5614,15 +6205,7 @@
       </w:r>
       <w:r>
         <w:tab/>
-        <w:t>(2</w:t>
-      </w:r>
-      <w:proofErr w:type="gramStart"/>
-      <w:r>
-        <w:t>)  Y</w:t>
-      </w:r>
-      <w:proofErr w:type="gramEnd"/>
-      <w:r>
-        <w:t xml:space="preserve"> – X</w:t>
+        <w:t>(2)  Y – X</w:t>
       </w:r>
     </w:p>
     <w:p>
@@ -5650,13 +6233,8 @@
       </w:r>
       <w:r>
         <w:tab/>
-        <w:t>(4</w:t>
-      </w:r>
-      <w:proofErr w:type="gramStart"/>
-      <w:r>
-        <w:t>)  Y</w:t>
-      </w:r>
-      <w:proofErr w:type="gramEnd"/>
+        <w:t>(4)  Y</w:t>
+      </w:r>
       <w:r>
         <w:tab/>
       </w:r>
@@ -5675,6 +6253,7 @@
         <w:ind w:left="720" w:hanging="720"/>
       </w:pPr>
       <w:r>
+        <w:lastRenderedPageBreak/>
         <w:tab/>
       </w:r>
       <w:r>
@@ -5709,7 +6288,7 @@
       </w:r>
       <w:r>
         <w:pict>
-          <v:shape id="_x0000_i1169" type="#_x0000_t136" style="width:54pt;height:28.5pt">
+          <v:shape id="_x0000_i1192" type="#_x0000_t136" style="width:54pt;height:28.5pt">
             <v:shadow color="#868686"/>
             <v:textpath style="font-family:&quot;Arial Black&quot;;font-size:20pt;v-text-kern:t" trim="t" fitpath="t" string="2013"/>
           </v:shape>
@@ -5735,10 +6314,10 @@
           <w:position w:val="-4"/>
         </w:rPr>
         <w:object w:dxaOrig="580" w:dyaOrig="260">
-          <v:shape id="_x0000_i1170" type="#_x0000_t75" style="width:29.5pt;height:13.5pt" o:ole="">
-            <v:imagedata r:id="rId276" o:title=""/>
-          </v:shape>
-          <o:OLEObject Type="Embed" ProgID="Equation.DSMT4" ShapeID="_x0000_i1170" DrawAspect="Content" ObjectID="_1835542648" r:id="rId277"/>
+          <v:shape id="_x0000_i1193" type="#_x0000_t75" style="width:29.5pt;height:13.5pt" o:ole="">
+            <v:imagedata r:id="rId332" o:title=""/>
+          </v:shape>
+          <o:OLEObject Type="Embed" ProgID="Equation.DSMT4" ShapeID="_x0000_i1193" DrawAspect="Content" ObjectID="_1835609019" r:id="rId333"/>
         </w:object>
       </w:r>
       <w:r>
@@ -5770,13 +6349,8 @@
       </w:r>
       <w:r>
         <w:tab/>
-        <w:t>(2</w:t>
-      </w:r>
-      <w:proofErr w:type="gramStart"/>
-      <w:r>
-        <w:t>)  219</w:t>
-      </w:r>
-      <w:proofErr w:type="gramEnd"/>
+        <w:t>(2)  219</w:t>
+      </w:r>
     </w:p>
     <w:p>
       <w:pPr>
@@ -5803,13 +6377,8 @@
       </w:r>
       <w:r>
         <w:tab/>
-        <w:t>(4</w:t>
-      </w:r>
-      <w:proofErr w:type="gramStart"/>
-      <w:r>
-        <w:t>)  256</w:t>
-      </w:r>
-      <w:proofErr w:type="gramEnd"/>
+        <w:t>(4)  256</w:t>
+      </w:r>
       <w:r>
         <w:tab/>
       </w:r>
@@ -5859,7 +6428,7 @@
       </w:r>
       <w:r>
         <w:pict>
-          <v:shape id="_x0000_i1171" type="#_x0000_t136" style="width:42pt;height:22.5pt">
+          <v:shape id="_x0000_i1194" type="#_x0000_t136" style="width:42pt;height:22.5pt">
             <v:shadow color="#868686"/>
             <v:textpath style="font-family:&quot;Arial Black&quot;;font-size:16pt;v-text-kern:t" trim="t" fitpath="t" string="2010"/>
           </v:shape>
@@ -5900,10 +6469,10 @@
           <w:position w:val="-6"/>
         </w:rPr>
         <w:object w:dxaOrig="580" w:dyaOrig="279">
-          <v:shape id="_x0000_i1172" type="#_x0000_t75" style="width:29.5pt;height:13.5pt" o:ole="">
-            <v:imagedata r:id="rId278" o:title=""/>
-          </v:shape>
-          <o:OLEObject Type="Embed" ProgID="Equation.DSMT4" ShapeID="_x0000_i1172" DrawAspect="Content" ObjectID="_1835542649" r:id="rId279"/>
+          <v:shape id="_x0000_i1195" type="#_x0000_t75" style="width:29.5pt;height:13.5pt" o:ole="">
+            <v:imagedata r:id="rId334" o:title=""/>
+          </v:shape>
+          <o:OLEObject Type="Embed" ProgID="Equation.DSMT4" ShapeID="_x0000_i1195" DrawAspect="Content" ObjectID="_1835609020" r:id="rId335"/>
         </w:object>
       </w:r>
       <w:r>
@@ -5935,10 +6504,10 @@
           <w:position w:val="-6"/>
         </w:rPr>
         <w:object w:dxaOrig="580" w:dyaOrig="279">
-          <v:shape id="_x0000_i1173" type="#_x0000_t75" style="width:29.5pt;height:13.5pt" o:ole="">
-            <v:imagedata r:id="rId280" o:title=""/>
-          </v:shape>
-          <o:OLEObject Type="Embed" ProgID="Equation.DSMT4" ShapeID="_x0000_i1173" DrawAspect="Content" ObjectID="_1835542650" r:id="rId281"/>
+          <v:shape id="_x0000_i1196" type="#_x0000_t75" style="width:29.5pt;height:13.5pt" o:ole="">
+            <v:imagedata r:id="rId336" o:title=""/>
+          </v:shape>
+          <o:OLEObject Type="Embed" ProgID="Equation.DSMT4" ShapeID="_x0000_i1196" DrawAspect="Content" ObjectID="_1835609021" r:id="rId337"/>
         </w:object>
       </w:r>
       <w:r>
@@ -5949,10 +6518,10 @@
           <w:position w:val="-6"/>
         </w:rPr>
         <w:object w:dxaOrig="560" w:dyaOrig="279">
-          <v:shape id="_x0000_i1174" type="#_x0000_t75" style="width:28.5pt;height:13.5pt" o:ole="">
-            <v:imagedata r:id="rId282" o:title=""/>
-          </v:shape>
-          <o:OLEObject Type="Embed" ProgID="Equation.DSMT4" ShapeID="_x0000_i1174" DrawAspect="Content" ObjectID="_1835542651" r:id="rId283"/>
+          <v:shape id="_x0000_i1197" type="#_x0000_t75" style="width:28.5pt;height:13.5pt" o:ole="">
+            <v:imagedata r:id="rId338" o:title=""/>
+          </v:shape>
+          <o:OLEObject Type="Embed" ProgID="Equation.DSMT4" ShapeID="_x0000_i1197" DrawAspect="Content" ObjectID="_1835609022" r:id="rId339"/>
         </w:object>
       </w:r>
     </w:p>
@@ -5972,10 +6541,10 @@
           <w:position w:val="-6"/>
         </w:rPr>
         <w:object w:dxaOrig="580" w:dyaOrig="279">
-          <v:shape id="_x0000_i1175" type="#_x0000_t75" style="width:29.5pt;height:13.5pt" o:ole="">
-            <v:imagedata r:id="rId284" o:title=""/>
-          </v:shape>
-          <o:OLEObject Type="Embed" ProgID="Equation.DSMT4" ShapeID="_x0000_i1175" DrawAspect="Content" ObjectID="_1835542652" r:id="rId285"/>
+          <v:shape id="_x0000_i1198" type="#_x0000_t75" style="width:29.5pt;height:13.5pt" o:ole="">
+            <v:imagedata r:id="rId340" o:title=""/>
+          </v:shape>
+          <o:OLEObject Type="Embed" ProgID="Equation.DSMT4" ShapeID="_x0000_i1198" DrawAspect="Content" ObjectID="_1835609023" r:id="rId341"/>
         </w:object>
       </w:r>
       <w:r>
@@ -5986,10 +6555,10 @@
           <w:position w:val="-6"/>
         </w:rPr>
         <w:object w:dxaOrig="560" w:dyaOrig="279">
-          <v:shape id="_x0000_i1176" type="#_x0000_t75" style="width:28.5pt;height:13.5pt" o:ole="">
-            <v:imagedata r:id="rId286" o:title=""/>
-          </v:shape>
-          <o:OLEObject Type="Embed" ProgID="Equation.DSMT4" ShapeID="_x0000_i1176" DrawAspect="Content" ObjectID="_1835542653" r:id="rId287"/>
+          <v:shape id="_x0000_i1199" type="#_x0000_t75" style="width:28.5pt;height:13.5pt" o:ole="">
+            <v:imagedata r:id="rId342" o:title=""/>
+          </v:shape>
+          <o:OLEObject Type="Embed" ProgID="Equation.DSMT4" ShapeID="_x0000_i1199" DrawAspect="Content" ObjectID="_1835609024" r:id="rId343"/>
         </w:object>
       </w:r>
     </w:p>
@@ -6006,10 +6575,10 @@
           <w:position w:val="-6"/>
         </w:rPr>
         <w:object w:dxaOrig="580" w:dyaOrig="279">
-          <v:shape id="_x0000_i1177" type="#_x0000_t75" style="width:29.5pt;height:13.5pt" o:ole="">
-            <v:imagedata r:id="rId288" o:title=""/>
-          </v:shape>
-          <o:OLEObject Type="Embed" ProgID="Equation.DSMT4" ShapeID="_x0000_i1177" DrawAspect="Content" ObjectID="_1835542654" r:id="rId289"/>
+          <v:shape id="_x0000_i1200" type="#_x0000_t75" style="width:29.5pt;height:13.5pt" o:ole="">
+            <v:imagedata r:id="rId344" o:title=""/>
+          </v:shape>
+          <o:OLEObject Type="Embed" ProgID="Equation.DSMT4" ShapeID="_x0000_i1200" DrawAspect="Content" ObjectID="_1835609025" r:id="rId345"/>
         </w:object>
       </w:r>
       <w:r>
@@ -6020,10 +6589,10 @@
           <w:position w:val="-6"/>
         </w:rPr>
         <w:object w:dxaOrig="560" w:dyaOrig="279">
-          <v:shape id="_x0000_i1178" type="#_x0000_t75" style="width:28.5pt;height:13.5pt" o:ole="">
-            <v:imagedata r:id="rId290" o:title=""/>
-          </v:shape>
-          <o:OLEObject Type="Embed" ProgID="Equation.DSMT4" ShapeID="_x0000_i1178" DrawAspect="Content" ObjectID="_1835542655" r:id="rId291"/>
+          <v:shape id="_x0000_i1201" type="#_x0000_t75" style="width:28.5pt;height:13.5pt" o:ole="">
+            <v:imagedata r:id="rId346" o:title=""/>
+          </v:shape>
+          <o:OLEObject Type="Embed" ProgID="Equation.DSMT4" ShapeID="_x0000_i1201" DrawAspect="Content" ObjectID="_1835609026" r:id="rId347"/>
         </w:object>
       </w:r>
       <w:r>
@@ -6031,10 +6600,10 @@
           <w:position w:val="-6"/>
         </w:rPr>
         <w:object w:dxaOrig="480" w:dyaOrig="240">
-          <v:shape id="_x0000_i1179" type="#_x0000_t75" style="width:24.5pt;height:12pt" o:ole="">
-            <v:imagedata r:id="rId292" o:title=""/>
-          </v:shape>
-          <o:OLEObject Type="Embed" ProgID="Equation.DSMT4" ShapeID="_x0000_i1179" DrawAspect="Content" ObjectID="_1835542656" r:id="rId293"/>
+          <v:shape id="_x0000_i1202" type="#_x0000_t75" style="width:24.5pt;height:12pt" o:ole="">
+            <v:imagedata r:id="rId348" o:title=""/>
+          </v:shape>
+          <o:OLEObject Type="Embed" ProgID="Equation.DSMT4" ShapeID="_x0000_i1202" DrawAspect="Content" ObjectID="_1835609027" r:id="rId349"/>
         </w:object>
       </w:r>
       <w:r>
@@ -6057,10 +6626,10 @@
           <w:position w:val="-6"/>
         </w:rPr>
         <w:object w:dxaOrig="580" w:dyaOrig="279">
-          <v:shape id="_x0000_i1180" type="#_x0000_t75" style="width:29.5pt;height:13.5pt" o:ole="">
-            <v:imagedata r:id="rId294" o:title=""/>
-          </v:shape>
-          <o:OLEObject Type="Embed" ProgID="Equation.DSMT4" ShapeID="_x0000_i1180" DrawAspect="Content" ObjectID="_1835542657" r:id="rId295"/>
+          <v:shape id="_x0000_i1203" type="#_x0000_t75" style="width:29.5pt;height:13.5pt" o:ole="">
+            <v:imagedata r:id="rId350" o:title=""/>
+          </v:shape>
+          <o:OLEObject Type="Embed" ProgID="Equation.DSMT4" ShapeID="_x0000_i1203" DrawAspect="Content" ObjectID="_1835609028" r:id="rId351"/>
         </w:object>
       </w:r>
       <w:r>
@@ -6071,10 +6640,10 @@
           <w:position w:val="-6"/>
         </w:rPr>
         <w:object w:dxaOrig="560" w:dyaOrig="279">
-          <v:shape id="_x0000_i1181" type="#_x0000_t75" style="width:28.5pt;height:13.5pt" o:ole="">
-            <v:imagedata r:id="rId296" o:title=""/>
-          </v:shape>
-          <o:OLEObject Type="Embed" ProgID="Equation.DSMT4" ShapeID="_x0000_i1181" DrawAspect="Content" ObjectID="_1835542658" r:id="rId297"/>
+          <v:shape id="_x0000_i1204" type="#_x0000_t75" style="width:28.5pt;height:13.5pt" o:ole="">
+            <v:imagedata r:id="rId352" o:title=""/>
+          </v:shape>
+          <o:OLEObject Type="Embed" ProgID="Equation.DSMT4" ShapeID="_x0000_i1204" DrawAspect="Content" ObjectID="_1835609029" r:id="rId353"/>
         </w:object>
       </w:r>
       <w:r>
@@ -6099,41 +6668,11 @@
     <w:p>
       <w:r>
         <w:tab/>
-        <w:t>R = {(</w:t>
-      </w:r>
-      <w:proofErr w:type="spellStart"/>
-      <w:r>
-        <w:t>x</w:t>
-      </w:r>
-      <w:proofErr w:type="gramStart"/>
-      <w:r>
-        <w:t>,y</w:t>
-      </w:r>
-      <w:proofErr w:type="spellEnd"/>
-      <w:proofErr w:type="gramEnd"/>
-      <w:r>
-        <w:t>)|</w:t>
-      </w:r>
-      <w:proofErr w:type="spellStart"/>
-      <w:r>
-        <w:t>x,y</w:t>
-      </w:r>
-      <w:proofErr w:type="spellEnd"/>
-      <w:r>
-        <w:t xml:space="preserve"> are real numbers and x=</w:t>
-      </w:r>
-      <w:proofErr w:type="spellStart"/>
-      <w:r>
-        <w:t>wy</w:t>
-      </w:r>
-      <w:proofErr w:type="spellEnd"/>
-      <w:r>
-        <w:t xml:space="preserve"> for some rational number w};</w:t>
-      </w:r>
-    </w:p>
-    <w:p>
-      <w:r>
-        <w:lastRenderedPageBreak/>
+        <w:t>R = {(x,y)|x,y are real numbers and x=wy for some rational number w};</w:t>
+      </w:r>
+    </w:p>
+    <w:p>
+      <w:r>
         <w:tab/>
         <w:t xml:space="preserve">S = </w:t>
       </w:r>
@@ -6142,10 +6681,10 @@
           <w:position w:val="-32"/>
         </w:rPr>
         <w:object w:dxaOrig="6140" w:dyaOrig="760">
-          <v:shape id="_x0000_i1182" type="#_x0000_t75" style="width:306.5pt;height:38.5pt" o:ole="">
-            <v:imagedata r:id="rId298" o:title=""/>
-          </v:shape>
-          <o:OLEObject Type="Embed" ProgID="Equation.DSMT4" ShapeID="_x0000_i1182" DrawAspect="Content" ObjectID="_1835542659" r:id="rId299"/>
+          <v:shape id="_x0000_i1205" type="#_x0000_t75" style="width:306.5pt;height:38.5pt" o:ole="">
+            <v:imagedata r:id="rId354" o:title=""/>
+          </v:shape>
+          <o:OLEObject Type="Embed" ProgID="Equation.DSMT4" ShapeID="_x0000_i1205" DrawAspect="Content" ObjectID="_1835609030" r:id="rId355"/>
         </w:object>
       </w:r>
       <w:r>
@@ -6206,7 +6745,7 @@
       </w:pPr>
       <w:r>
         <w:pict>
-          <v:shape id="_x0000_i1183" type="#_x0000_t136" style="width:42pt;height:22.5pt">
+          <v:shape id="_x0000_i1206" type="#_x0000_t136" style="width:42pt;height:22.5pt">
             <v:shadow color="#868686"/>
             <v:textpath style="font-family:&quot;Arial Black&quot;;font-size:16pt;v-text-kern:t" trim="t" fitpath="t" string="2009"/>
           </v:shape>
@@ -6222,41 +6761,31 @@
       </w:r>
       <w:r>
         <w:tab/>
-        <w:t xml:space="preserve">If A, B </w:t>
-      </w:r>
-      <w:proofErr w:type="spellStart"/>
-      <w:r>
-        <w:t>nd</w:t>
-      </w:r>
-      <w:proofErr w:type="spellEnd"/>
-      <w:r>
-        <w:t xml:space="preserve"> C are three sets such that </w:t>
+        <w:t xml:space="preserve">If A, B nd C are three sets such that </w:t>
       </w:r>
       <w:r>
         <w:rPr>
           <w:position w:val="-6"/>
         </w:rPr>
         <w:object w:dxaOrig="1480" w:dyaOrig="279">
-          <v:shape id="_x0000_i1184" type="#_x0000_t75" style="width:75pt;height:13.5pt" o:ole="">
-            <v:imagedata r:id="rId300" o:title=""/>
-          </v:shape>
-          <o:OLEObject Type="Embed" ProgID="Equation.DSMT4" ShapeID="_x0000_i1184" DrawAspect="Content" ObjectID="_1835542660" r:id="rId301"/>
-        </w:object>
-      </w:r>
-      <w:proofErr w:type="gramStart"/>
+          <v:shape id="_x0000_i1207" type="#_x0000_t75" style="width:75pt;height:13.5pt" o:ole="">
+            <v:imagedata r:id="rId356" o:title=""/>
+          </v:shape>
+          <o:OLEObject Type="Embed" ProgID="Equation.DSMT4" ShapeID="_x0000_i1207" DrawAspect="Content" ObjectID="_1835609031" r:id="rId357"/>
+        </w:object>
+      </w:r>
       <w:r>
         <w:t xml:space="preserve">and </w:t>
       </w:r>
-      <w:proofErr w:type="gramEnd"/>
       <w:r>
         <w:rPr>
           <w:position w:val="-6"/>
         </w:rPr>
         <w:object w:dxaOrig="1480" w:dyaOrig="279">
-          <v:shape id="_x0000_i1185" type="#_x0000_t75" style="width:75pt;height:13.5pt" o:ole="">
-            <v:imagedata r:id="rId302" o:title=""/>
-          </v:shape>
-          <o:OLEObject Type="Embed" ProgID="Equation.DSMT4" ShapeID="_x0000_i1185" DrawAspect="Content" ObjectID="_1835542661" r:id="rId303"/>
+          <v:shape id="_x0000_i1208" type="#_x0000_t75" style="width:75pt;height:13.5pt" o:ole="">
+            <v:imagedata r:id="rId358" o:title=""/>
+          </v:shape>
+          <o:OLEObject Type="Embed" ProgID="Equation.DSMT4" ShapeID="_x0000_i1208" DrawAspect="Content" ObjectID="_1835609032" r:id="rId359"/>
         </w:object>
       </w:r>
       <w:r>
@@ -6282,15 +6811,7 @@
       </w:r>
       <w:r>
         <w:tab/>
-        <w:t>(2</w:t>
-      </w:r>
-      <w:proofErr w:type="gramStart"/>
-      <w:r>
-        <w:t>)  A</w:t>
-      </w:r>
-      <w:proofErr w:type="gramEnd"/>
-      <w:r>
-        <w:t xml:space="preserve"> = C</w:t>
+        <w:t>(2)  A = C</w:t>
       </w:r>
     </w:p>
     <w:p>
@@ -6319,10 +6840,10 @@
           <w:position w:val="-10"/>
         </w:rPr>
         <w:object w:dxaOrig="1020" w:dyaOrig="320">
-          <v:shape id="_x0000_i1186" type="#_x0000_t75" style="width:51pt;height:15.5pt" o:ole="">
-            <v:imagedata r:id="rId304" o:title=""/>
-          </v:shape>
-          <o:OLEObject Type="Embed" ProgID="Equation.DSMT4" ShapeID="_x0000_i1186" DrawAspect="Content" ObjectID="_1835542662" r:id="rId305"/>
+          <v:shape id="_x0000_i1209" type="#_x0000_t75" style="width:51pt;height:15.5pt" o:ole="">
+            <v:imagedata r:id="rId360" o:title=""/>
+          </v:shape>
+          <o:OLEObject Type="Embed" ProgID="Equation.DSMT4" ShapeID="_x0000_i1209" DrawAspect="Content" ObjectID="_1835609033" r:id="rId361"/>
         </w:object>
       </w:r>
       <w:r>
@@ -6371,7 +6892,7 @@
       </w:r>
       <w:r>
         <w:pict>
-          <v:shape id="_x0000_i1187" type="#_x0000_t136" style="width:42pt;height:22.5pt">
+          <v:shape id="_x0000_i1210" type="#_x0000_t136" style="width:42pt;height:22.5pt">
             <v:shadow color="#868686"/>
             <v:textpath style="font-family:&quot;Arial Black&quot;;font-size:16pt;v-text-kern:t" trim="t" fitpath="t" string="2008"/>
           </v:shape>
@@ -6380,6 +6901,7 @@
     </w:p>
     <w:p>
       <w:r>
+        <w:lastRenderedPageBreak/>
         <w:t>1</w:t>
       </w:r>
       <w:r>
@@ -6394,10 +6916,10 @@
           <w:position w:val="-4"/>
         </w:rPr>
         <w:object w:dxaOrig="580" w:dyaOrig="260">
-          <v:shape id="_x0000_i1188" type="#_x0000_t75" style="width:29.5pt;height:13.5pt" o:ole="">
-            <v:imagedata r:id="rId306" o:title=""/>
-          </v:shape>
-          <o:OLEObject Type="Embed" ProgID="Equation.DSMT4" ShapeID="_x0000_i1188" DrawAspect="Content" ObjectID="_1835542663" r:id="rId307"/>
+          <v:shape id="_x0000_i1211" type="#_x0000_t75" style="width:29.5pt;height:13.5pt" o:ole="">
+            <v:imagedata r:id="rId362" o:title=""/>
+          </v:shape>
+          <o:OLEObject Type="Embed" ProgID="Equation.DSMT4" ShapeID="_x0000_i1211" DrawAspect="Content" ObjectID="_1835609034" r:id="rId363"/>
         </w:object>
       </w:r>
       <w:r>
@@ -6410,28 +6932,7 @@
     <w:p>
       <w:r>
         <w:tab/>
-        <w:t>S = {(</w:t>
-      </w:r>
-      <w:proofErr w:type="spellStart"/>
-      <w:r>
-        <w:t>x</w:t>
-      </w:r>
-      <w:proofErr w:type="gramStart"/>
-      <w:r>
-        <w:t>,y</w:t>
-      </w:r>
-      <w:proofErr w:type="spellEnd"/>
-      <w:proofErr w:type="gramEnd"/>
-      <w:r>
-        <w:t>): y = x + 1 and 0 &lt; x &lt;2 }, T = {(</w:t>
-      </w:r>
-      <w:proofErr w:type="spellStart"/>
-      <w:r>
-        <w:t>x,y</w:t>
-      </w:r>
-      <w:proofErr w:type="spellEnd"/>
-      <w:r>
-        <w:t>):x – y is an integer}. Which one of the following is true?</w:t>
+        <w:t>S = {(x,y): y = x + 1 and 0 &lt; x &lt;2 }, T = {(x,y):x – y is an integer}. Which one of the following is true?</w:t>
       </w:r>
     </w:p>
     <w:p>
@@ -6503,7 +7004,7 @@
       </w:pPr>
       <w:r>
         <w:pict>
-          <v:shape id="_x0000_i1189" type="#_x0000_t136" style="width:42pt;height:22.5pt">
+          <v:shape id="_x0000_i1212" type="#_x0000_t136" style="width:42pt;height:22.5pt">
             <v:shadow color="#868686"/>
             <v:textpath style="font-family:&quot;Arial Black&quot;;font-size:16pt;v-text-kern:t" trim="t" fitpath="t" string="2006"/>
           </v:shape>
@@ -6519,44 +7020,26 @@
       </w:r>
       <w:r>
         <w:tab/>
-        <w:t xml:space="preserve">Let W denote the words in the English dictionary. Define the relation R </w:t>
-      </w:r>
-      <w:proofErr w:type="gramStart"/>
-      <w:r>
-        <w:t>by :</w:t>
-      </w:r>
-      <w:proofErr w:type="gramEnd"/>
-      <w:r>
-        <w:tab/>
-      </w:r>
-    </w:p>
-    <w:p>
-      <w:r>
-        <w:tab/>
-        <w:t>R = {(</w:t>
-      </w:r>
-      <w:proofErr w:type="spellStart"/>
-      <w:r>
-        <w:t>x</w:t>
-      </w:r>
-      <w:proofErr w:type="gramStart"/>
-      <w:r>
-        <w:t>,y</w:t>
-      </w:r>
-      <w:proofErr w:type="spellEnd"/>
-      <w:proofErr w:type="gramEnd"/>
-      <w:r>
-        <w:t>)ε</w:t>
+        <w:t>Let W denote the words in the English dictionary. Define the relation R by :</w:t>
+      </w:r>
+      <w:r>
+        <w:tab/>
+      </w:r>
+    </w:p>
+    <w:p>
+      <w:r>
+        <w:tab/>
+        <w:t>R = {(x,y)ε</w:t>
       </w:r>
       <w:r>
         <w:rPr>
           <w:position w:val="-6"/>
         </w:rPr>
         <w:object w:dxaOrig="680" w:dyaOrig="279">
-          <v:shape id="_x0000_i1190" type="#_x0000_t75" style="width:34pt;height:13.5pt" o:ole="">
-            <v:imagedata r:id="rId308" o:title=""/>
-          </v:shape>
-          <o:OLEObject Type="Embed" ProgID="Equation.DSMT4" ShapeID="_x0000_i1190" DrawAspect="Content" ObjectID="_1835542664" r:id="rId309"/>
+          <v:shape id="_x0000_i1213" type="#_x0000_t75" style="width:34pt;height:13.5pt" o:ole="">
+            <v:imagedata r:id="rId364" o:title=""/>
+          </v:shape>
+          <o:OLEObject Type="Embed" ProgID="Equation.DSMT4" ShapeID="_x0000_i1213" DrawAspect="Content" ObjectID="_1835609035" r:id="rId365"/>
         </w:object>
       </w:r>
       <w:r>
@@ -6584,15 +7067,7 @@
         <w:ind w:left="720"/>
       </w:pPr>
       <w:r>
-        <w:t xml:space="preserve">(3)  </w:t>
-      </w:r>
-      <w:proofErr w:type="gramStart"/>
-      <w:r>
-        <w:t>reflexive</w:t>
-      </w:r>
-      <w:proofErr w:type="gramEnd"/>
-      <w:r>
-        <w:t>, symmetric and transitive</w:t>
+        <w:t>(3)  reflexive, symmetric and transitive</w:t>
       </w:r>
       <w:r>
         <w:tab/>
@@ -6641,7 +7116,7 @@
       </w:r>
       <w:r>
         <w:pict>
-          <v:shape id="_x0000_i1191" type="#_x0000_t136" style="width:42pt;height:22.5pt">
+          <v:shape id="_x0000_i1214" type="#_x0000_t136" style="width:42pt;height:22.5pt">
             <v:shadow color="#868686"/>
             <v:textpath style="font-family:&quot;Arial Black&quot;;font-size:16pt;v-text-kern:t" trim="t" fitpath="t" string="2005"/>
           </v:shape>
@@ -6669,15 +7144,7 @@
       </w:pPr>
       <w:r>
         <w:tab/>
-        <w:t xml:space="preserve">(1)  </w:t>
-      </w:r>
-      <w:proofErr w:type="gramStart"/>
-      <w:r>
-        <w:t>reflexive</w:t>
-      </w:r>
-      <w:proofErr w:type="gramEnd"/>
-      <w:r>
-        <w:t xml:space="preserve"> and transitive only</w:t>
+        <w:t>(1)  reflexive and transitive only</w:t>
       </w:r>
       <w:r>
         <w:tab/>
@@ -6695,17 +7162,8 @@
         <w:ind w:left="720" w:hanging="720"/>
       </w:pPr>
       <w:r>
-        <w:lastRenderedPageBreak/>
-        <w:tab/>
-        <w:t xml:space="preserve">(3)  </w:t>
-      </w:r>
-      <w:proofErr w:type="gramStart"/>
-      <w:r>
-        <w:t>an</w:t>
-      </w:r>
-      <w:proofErr w:type="gramEnd"/>
-      <w:r>
-        <w:t xml:space="preserve"> equivalence relation</w:t>
+        <w:tab/>
+        <w:t>(3)  an equivalence relation</w:t>
       </w:r>
       <w:r>
         <w:tab/>
@@ -6760,7 +7218,7 @@
       </w:r>
       <w:r>
         <w:pict>
-          <v:shape id="_x0000_i1192" type="#_x0000_t136" style="width:42pt;height:22.5pt">
+          <v:shape id="_x0000_i1215" type="#_x0000_t136" style="width:42pt;height:22.5pt">
             <v:shadow color="#868686"/>
             <v:textpath style="font-family:&quot;Arial Black&quot;;font-size:16pt;v-text-kern:t" trim="t" fitpath="t" string="2004"/>
           </v:shape>
@@ -6788,15 +7246,7 @@
       </w:pPr>
       <w:r>
         <w:tab/>
-        <w:t xml:space="preserve">(1)  </w:t>
-      </w:r>
-      <w:proofErr w:type="gramStart"/>
-      <w:r>
-        <w:t>a</w:t>
-      </w:r>
-      <w:proofErr w:type="gramEnd"/>
-      <w:r>
-        <w:t xml:space="preserve"> function</w:t>
+        <w:t>(1)  a function</w:t>
       </w:r>
       <w:r>
         <w:tab/>
@@ -6821,15 +7271,7 @@
       </w:pPr>
       <w:r>
         <w:tab/>
-        <w:t xml:space="preserve">(3)  </w:t>
-      </w:r>
-      <w:proofErr w:type="gramStart"/>
-      <w:r>
-        <w:t>not</w:t>
-      </w:r>
-      <w:proofErr w:type="gramEnd"/>
-      <w:r>
-        <w:t xml:space="preserve"> symmetric</w:t>
+        <w:t>(3)  not symmetric</w:t>
       </w:r>
       <w:r>
         <w:tab/>
@@ -7402,6 +7844,95 @@
     </w:lvl>
   </w:abstractNum>
   <w:abstractNum w:abstractNumId="6">
+    <w:nsid w:val="107A3BBE"/>
+    <w:multiLevelType w:val="hybridMultilevel"/>
+    <w:tmpl w:val="A642D6CE"/>
+    <w:lvl w:ilvl="0" w:tplc="EB246CA6">
+      <w:start w:val="1"/>
+      <w:numFmt w:val="lowerLetter"/>
+      <w:lvlText w:val="(%1)"/>
+      <w:lvlJc w:val="left"/>
+      <w:pPr>
+        <w:ind w:left="720" w:hanging="360"/>
+      </w:pPr>
+      <w:rPr>
+        <w:rFonts w:hint="default"/>
+      </w:rPr>
+    </w:lvl>
+    <w:lvl w:ilvl="1" w:tplc="04090019" w:tentative="1">
+      <w:start w:val="1"/>
+      <w:numFmt w:val="lowerLetter"/>
+      <w:lvlText w:val="%2."/>
+      <w:lvlJc w:val="left"/>
+      <w:pPr>
+        <w:ind w:left="1440" w:hanging="360"/>
+      </w:pPr>
+    </w:lvl>
+    <w:lvl w:ilvl="2" w:tplc="0409001B" w:tentative="1">
+      <w:start w:val="1"/>
+      <w:numFmt w:val="lowerRoman"/>
+      <w:lvlText w:val="%3."/>
+      <w:lvlJc w:val="right"/>
+      <w:pPr>
+        <w:ind w:left="2160" w:hanging="180"/>
+      </w:pPr>
+    </w:lvl>
+    <w:lvl w:ilvl="3" w:tplc="0409000F" w:tentative="1">
+      <w:start w:val="1"/>
+      <w:numFmt w:val="decimal"/>
+      <w:lvlText w:val="%4."/>
+      <w:lvlJc w:val="left"/>
+      <w:pPr>
+        <w:ind w:left="2880" w:hanging="360"/>
+      </w:pPr>
+    </w:lvl>
+    <w:lvl w:ilvl="4" w:tplc="04090019" w:tentative="1">
+      <w:start w:val="1"/>
+      <w:numFmt w:val="lowerLetter"/>
+      <w:lvlText w:val="%5."/>
+      <w:lvlJc w:val="left"/>
+      <w:pPr>
+        <w:ind w:left="3600" w:hanging="360"/>
+      </w:pPr>
+    </w:lvl>
+    <w:lvl w:ilvl="5" w:tplc="0409001B" w:tentative="1">
+      <w:start w:val="1"/>
+      <w:numFmt w:val="lowerRoman"/>
+      <w:lvlText w:val="%6."/>
+      <w:lvlJc w:val="right"/>
+      <w:pPr>
+        <w:ind w:left="4320" w:hanging="180"/>
+      </w:pPr>
+    </w:lvl>
+    <w:lvl w:ilvl="6" w:tplc="0409000F" w:tentative="1">
+      <w:start w:val="1"/>
+      <w:numFmt w:val="decimal"/>
+      <w:lvlText w:val="%7."/>
+      <w:lvlJc w:val="left"/>
+      <w:pPr>
+        <w:ind w:left="5040" w:hanging="360"/>
+      </w:pPr>
+    </w:lvl>
+    <w:lvl w:ilvl="7" w:tplc="04090019" w:tentative="1">
+      <w:start w:val="1"/>
+      <w:numFmt w:val="lowerLetter"/>
+      <w:lvlText w:val="%8."/>
+      <w:lvlJc w:val="left"/>
+      <w:pPr>
+        <w:ind w:left="5760" w:hanging="360"/>
+      </w:pPr>
+    </w:lvl>
+    <w:lvl w:ilvl="8" w:tplc="0409001B" w:tentative="1">
+      <w:start w:val="1"/>
+      <w:numFmt w:val="lowerRoman"/>
+      <w:lvlText w:val="%9."/>
+      <w:lvlJc w:val="right"/>
+      <w:pPr>
+        <w:ind w:left="6480" w:hanging="180"/>
+      </w:pPr>
+    </w:lvl>
+  </w:abstractNum>
+  <w:abstractNum w:abstractNumId="7">
     <w:nsid w:val="11504A69"/>
     <w:multiLevelType w:val="hybridMultilevel"/>
     <w:tmpl w:val="1D083CEA"/>
@@ -7490,7 +8021,7 @@
       </w:pPr>
     </w:lvl>
   </w:abstractNum>
-  <w:abstractNum w:abstractNumId="7">
+  <w:abstractNum w:abstractNumId="8">
     <w:nsid w:val="11C14216"/>
     <w:multiLevelType w:val="hybridMultilevel"/>
     <w:tmpl w:val="041E3EE0"/>
@@ -7579,7 +8110,7 @@
       </w:pPr>
     </w:lvl>
   </w:abstractNum>
-  <w:abstractNum w:abstractNumId="8">
+  <w:abstractNum w:abstractNumId="9">
     <w:nsid w:val="13457C19"/>
     <w:multiLevelType w:val="hybridMultilevel"/>
     <w:tmpl w:val="0AF6FF86"/>
@@ -7668,7 +8199,7 @@
       </w:pPr>
     </w:lvl>
   </w:abstractNum>
-  <w:abstractNum w:abstractNumId="9">
+  <w:abstractNum w:abstractNumId="10">
     <w:nsid w:val="16766C59"/>
     <w:multiLevelType w:val="hybridMultilevel"/>
     <w:tmpl w:val="C3A08344"/>
@@ -7757,7 +8288,7 @@
       </w:pPr>
     </w:lvl>
   </w:abstractNum>
-  <w:abstractNum w:abstractNumId="10">
+  <w:abstractNum w:abstractNumId="11">
     <w:nsid w:val="1FA5273A"/>
     <w:multiLevelType w:val="hybridMultilevel"/>
     <w:tmpl w:val="4266CF2A"/>
@@ -7846,7 +8377,7 @@
       </w:pPr>
     </w:lvl>
   </w:abstractNum>
-  <w:abstractNum w:abstractNumId="11">
+  <w:abstractNum w:abstractNumId="12">
     <w:nsid w:val="21D060D4"/>
     <w:multiLevelType w:val="hybridMultilevel"/>
     <w:tmpl w:val="315C1D0C"/>
@@ -7935,7 +8466,7 @@
       </w:pPr>
     </w:lvl>
   </w:abstractNum>
-  <w:abstractNum w:abstractNumId="12">
+  <w:abstractNum w:abstractNumId="13">
     <w:nsid w:val="25BF3E6E"/>
     <w:multiLevelType w:val="hybridMultilevel"/>
     <w:tmpl w:val="3B385E00"/>
@@ -8024,7 +8555,7 @@
       </w:pPr>
     </w:lvl>
   </w:abstractNum>
-  <w:abstractNum w:abstractNumId="13">
+  <w:abstractNum w:abstractNumId="14">
     <w:nsid w:val="26BC32AC"/>
     <w:multiLevelType w:val="hybridMultilevel"/>
     <w:tmpl w:val="7574695E"/>
@@ -8113,7 +8644,7 @@
       </w:pPr>
     </w:lvl>
   </w:abstractNum>
-  <w:abstractNum w:abstractNumId="14">
+  <w:abstractNum w:abstractNumId="15">
     <w:nsid w:val="27EB0BDE"/>
     <w:multiLevelType w:val="hybridMultilevel"/>
     <w:tmpl w:val="7B68CFDE"/>
@@ -8202,7 +8733,7 @@
       </w:pPr>
     </w:lvl>
   </w:abstractNum>
-  <w:abstractNum w:abstractNumId="15">
+  <w:abstractNum w:abstractNumId="16">
     <w:nsid w:val="28DF3B0B"/>
     <w:multiLevelType w:val="hybridMultilevel"/>
     <w:tmpl w:val="304AD670"/>
@@ -8291,7 +8822,7 @@
       </w:pPr>
     </w:lvl>
   </w:abstractNum>
-  <w:abstractNum w:abstractNumId="16">
+  <w:abstractNum w:abstractNumId="17">
     <w:nsid w:val="2B0A5F67"/>
     <w:multiLevelType w:val="hybridMultilevel"/>
     <w:tmpl w:val="D3005DB4"/>
@@ -8380,7 +8911,7 @@
       </w:pPr>
     </w:lvl>
   </w:abstractNum>
-  <w:abstractNum w:abstractNumId="17">
+  <w:abstractNum w:abstractNumId="18">
     <w:nsid w:val="2DDE47E9"/>
     <w:multiLevelType w:val="hybridMultilevel"/>
     <w:tmpl w:val="298EAFD6"/>
@@ -8469,7 +9000,7 @@
       </w:pPr>
     </w:lvl>
   </w:abstractNum>
-  <w:abstractNum w:abstractNumId="18">
+  <w:abstractNum w:abstractNumId="19">
     <w:nsid w:val="2E885077"/>
     <w:multiLevelType w:val="hybridMultilevel"/>
     <w:tmpl w:val="99F02CBE"/>
@@ -8558,7 +9089,7 @@
       </w:pPr>
     </w:lvl>
   </w:abstractNum>
-  <w:abstractNum w:abstractNumId="19">
+  <w:abstractNum w:abstractNumId="20">
     <w:nsid w:val="376D0E08"/>
     <w:multiLevelType w:val="hybridMultilevel"/>
     <w:tmpl w:val="5FC0C2DC"/>
@@ -8647,7 +9178,7 @@
       </w:pPr>
     </w:lvl>
   </w:abstractNum>
-  <w:abstractNum w:abstractNumId="20">
+  <w:abstractNum w:abstractNumId="21">
     <w:nsid w:val="3DA24235"/>
     <w:multiLevelType w:val="hybridMultilevel"/>
     <w:tmpl w:val="5E72CE20"/>
@@ -8736,7 +9267,7 @@
       </w:pPr>
     </w:lvl>
   </w:abstractNum>
-  <w:abstractNum w:abstractNumId="21">
+  <w:abstractNum w:abstractNumId="22">
     <w:nsid w:val="3F1A0AF1"/>
     <w:multiLevelType w:val="hybridMultilevel"/>
     <w:tmpl w:val="E632B356"/>
@@ -8825,7 +9356,96 @@
       </w:pPr>
     </w:lvl>
   </w:abstractNum>
-  <w:abstractNum w:abstractNumId="22">
+  <w:abstractNum w:abstractNumId="23">
+    <w:nsid w:val="4CD42344"/>
+    <w:multiLevelType w:val="hybridMultilevel"/>
+    <w:tmpl w:val="ED2A1B18"/>
+    <w:lvl w:ilvl="0" w:tplc="F3AEF5A2">
+      <w:start w:val="1"/>
+      <w:numFmt w:val="lowerLetter"/>
+      <w:lvlText w:val="(%1)"/>
+      <w:lvlJc w:val="left"/>
+      <w:pPr>
+        <w:ind w:left="720" w:hanging="360"/>
+      </w:pPr>
+      <w:rPr>
+        <w:rFonts w:hint="default"/>
+      </w:rPr>
+    </w:lvl>
+    <w:lvl w:ilvl="1" w:tplc="04090019" w:tentative="1">
+      <w:start w:val="1"/>
+      <w:numFmt w:val="lowerLetter"/>
+      <w:lvlText w:val="%2."/>
+      <w:lvlJc w:val="left"/>
+      <w:pPr>
+        <w:ind w:left="1440" w:hanging="360"/>
+      </w:pPr>
+    </w:lvl>
+    <w:lvl w:ilvl="2" w:tplc="0409001B" w:tentative="1">
+      <w:start w:val="1"/>
+      <w:numFmt w:val="lowerRoman"/>
+      <w:lvlText w:val="%3."/>
+      <w:lvlJc w:val="right"/>
+      <w:pPr>
+        <w:ind w:left="2160" w:hanging="180"/>
+      </w:pPr>
+    </w:lvl>
+    <w:lvl w:ilvl="3" w:tplc="0409000F" w:tentative="1">
+      <w:start w:val="1"/>
+      <w:numFmt w:val="decimal"/>
+      <w:lvlText w:val="%4."/>
+      <w:lvlJc w:val="left"/>
+      <w:pPr>
+        <w:ind w:left="2880" w:hanging="360"/>
+      </w:pPr>
+    </w:lvl>
+    <w:lvl w:ilvl="4" w:tplc="04090019" w:tentative="1">
+      <w:start w:val="1"/>
+      <w:numFmt w:val="lowerLetter"/>
+      <w:lvlText w:val="%5."/>
+      <w:lvlJc w:val="left"/>
+      <w:pPr>
+        <w:ind w:left="3600" w:hanging="360"/>
+      </w:pPr>
+    </w:lvl>
+    <w:lvl w:ilvl="5" w:tplc="0409001B" w:tentative="1">
+      <w:start w:val="1"/>
+      <w:numFmt w:val="lowerRoman"/>
+      <w:lvlText w:val="%6."/>
+      <w:lvlJc w:val="right"/>
+      <w:pPr>
+        <w:ind w:left="4320" w:hanging="180"/>
+      </w:pPr>
+    </w:lvl>
+    <w:lvl w:ilvl="6" w:tplc="0409000F" w:tentative="1">
+      <w:start w:val="1"/>
+      <w:numFmt w:val="decimal"/>
+      <w:lvlText w:val="%7."/>
+      <w:lvlJc w:val="left"/>
+      <w:pPr>
+        <w:ind w:left="5040" w:hanging="360"/>
+      </w:pPr>
+    </w:lvl>
+    <w:lvl w:ilvl="7" w:tplc="04090019" w:tentative="1">
+      <w:start w:val="1"/>
+      <w:numFmt w:val="lowerLetter"/>
+      <w:lvlText w:val="%8."/>
+      <w:lvlJc w:val="left"/>
+      <w:pPr>
+        <w:ind w:left="5760" w:hanging="360"/>
+      </w:pPr>
+    </w:lvl>
+    <w:lvl w:ilvl="8" w:tplc="0409001B" w:tentative="1">
+      <w:start w:val="1"/>
+      <w:numFmt w:val="lowerRoman"/>
+      <w:lvlText w:val="%9."/>
+      <w:lvlJc w:val="right"/>
+      <w:pPr>
+        <w:ind w:left="6480" w:hanging="180"/>
+      </w:pPr>
+    </w:lvl>
+  </w:abstractNum>
+  <w:abstractNum w:abstractNumId="24">
     <w:nsid w:val="4F664310"/>
     <w:multiLevelType w:val="hybridMultilevel"/>
     <w:tmpl w:val="9528B674"/>
@@ -8914,7 +9534,7 @@
       </w:pPr>
     </w:lvl>
   </w:abstractNum>
-  <w:abstractNum w:abstractNumId="23">
+  <w:abstractNum w:abstractNumId="25">
     <w:nsid w:val="519A55C6"/>
     <w:multiLevelType w:val="hybridMultilevel"/>
     <w:tmpl w:val="99BC6E72"/>
@@ -9003,7 +9623,7 @@
       </w:pPr>
     </w:lvl>
   </w:abstractNum>
-  <w:abstractNum w:abstractNumId="24">
+  <w:abstractNum w:abstractNumId="26">
     <w:nsid w:val="532465E3"/>
     <w:multiLevelType w:val="hybridMultilevel"/>
     <w:tmpl w:val="DE7E1EA4"/>
@@ -9092,7 +9712,96 @@
       </w:pPr>
     </w:lvl>
   </w:abstractNum>
-  <w:abstractNum w:abstractNumId="25">
+  <w:abstractNum w:abstractNumId="27">
+    <w:nsid w:val="54852917"/>
+    <w:multiLevelType w:val="hybridMultilevel"/>
+    <w:tmpl w:val="707A9068"/>
+    <w:lvl w:ilvl="0" w:tplc="0128CBF8">
+      <w:start w:val="1"/>
+      <w:numFmt w:val="lowerLetter"/>
+      <w:lvlText w:val="(%1)"/>
+      <w:lvlJc w:val="left"/>
+      <w:pPr>
+        <w:ind w:left="720" w:hanging="360"/>
+      </w:pPr>
+      <w:rPr>
+        <w:rFonts w:hint="default"/>
+      </w:rPr>
+    </w:lvl>
+    <w:lvl w:ilvl="1" w:tplc="04090019" w:tentative="1">
+      <w:start w:val="1"/>
+      <w:numFmt w:val="lowerLetter"/>
+      <w:lvlText w:val="%2."/>
+      <w:lvlJc w:val="left"/>
+      <w:pPr>
+        <w:ind w:left="1440" w:hanging="360"/>
+      </w:pPr>
+    </w:lvl>
+    <w:lvl w:ilvl="2" w:tplc="0409001B" w:tentative="1">
+      <w:start w:val="1"/>
+      <w:numFmt w:val="lowerRoman"/>
+      <w:lvlText w:val="%3."/>
+      <w:lvlJc w:val="right"/>
+      <w:pPr>
+        <w:ind w:left="2160" w:hanging="180"/>
+      </w:pPr>
+    </w:lvl>
+    <w:lvl w:ilvl="3" w:tplc="0409000F" w:tentative="1">
+      <w:start w:val="1"/>
+      <w:numFmt w:val="decimal"/>
+      <w:lvlText w:val="%4."/>
+      <w:lvlJc w:val="left"/>
+      <w:pPr>
+        <w:ind w:left="2880" w:hanging="360"/>
+      </w:pPr>
+    </w:lvl>
+    <w:lvl w:ilvl="4" w:tplc="04090019" w:tentative="1">
+      <w:start w:val="1"/>
+      <w:numFmt w:val="lowerLetter"/>
+      <w:lvlText w:val="%5."/>
+      <w:lvlJc w:val="left"/>
+      <w:pPr>
+        <w:ind w:left="3600" w:hanging="360"/>
+      </w:pPr>
+    </w:lvl>
+    <w:lvl w:ilvl="5" w:tplc="0409001B" w:tentative="1">
+      <w:start w:val="1"/>
+      <w:numFmt w:val="lowerRoman"/>
+      <w:lvlText w:val="%6."/>
+      <w:lvlJc w:val="right"/>
+      <w:pPr>
+        <w:ind w:left="4320" w:hanging="180"/>
+      </w:pPr>
+    </w:lvl>
+    <w:lvl w:ilvl="6" w:tplc="0409000F" w:tentative="1">
+      <w:start w:val="1"/>
+      <w:numFmt w:val="decimal"/>
+      <w:lvlText w:val="%7."/>
+      <w:lvlJc w:val="left"/>
+      <w:pPr>
+        <w:ind w:left="5040" w:hanging="360"/>
+      </w:pPr>
+    </w:lvl>
+    <w:lvl w:ilvl="7" w:tplc="04090019" w:tentative="1">
+      <w:start w:val="1"/>
+      <w:numFmt w:val="lowerLetter"/>
+      <w:lvlText w:val="%8."/>
+      <w:lvlJc w:val="left"/>
+      <w:pPr>
+        <w:ind w:left="5760" w:hanging="360"/>
+      </w:pPr>
+    </w:lvl>
+    <w:lvl w:ilvl="8" w:tplc="0409001B" w:tentative="1">
+      <w:start w:val="1"/>
+      <w:numFmt w:val="lowerRoman"/>
+      <w:lvlText w:val="%9."/>
+      <w:lvlJc w:val="right"/>
+      <w:pPr>
+        <w:ind w:left="6480" w:hanging="180"/>
+      </w:pPr>
+    </w:lvl>
+  </w:abstractNum>
+  <w:abstractNum w:abstractNumId="28">
     <w:nsid w:val="5B260118"/>
     <w:multiLevelType w:val="hybridMultilevel"/>
     <w:tmpl w:val="4D9CD1E8"/>
@@ -9181,7 +9890,7 @@
       </w:pPr>
     </w:lvl>
   </w:abstractNum>
-  <w:abstractNum w:abstractNumId="26">
+  <w:abstractNum w:abstractNumId="29">
     <w:nsid w:val="64002084"/>
     <w:multiLevelType w:val="hybridMultilevel"/>
     <w:tmpl w:val="B25CF658"/>
@@ -9270,7 +9979,7 @@
       </w:pPr>
     </w:lvl>
   </w:abstractNum>
-  <w:abstractNum w:abstractNumId="27">
+  <w:abstractNum w:abstractNumId="30">
     <w:nsid w:val="6A5B718A"/>
     <w:multiLevelType w:val="hybridMultilevel"/>
     <w:tmpl w:val="20C6917E"/>
@@ -9359,7 +10068,7 @@
       </w:pPr>
     </w:lvl>
   </w:abstractNum>
-  <w:abstractNum w:abstractNumId="28">
+  <w:abstractNum w:abstractNumId="31">
     <w:nsid w:val="6ABE4D2E"/>
     <w:multiLevelType w:val="hybridMultilevel"/>
     <w:tmpl w:val="0C40592E"/>
@@ -9448,7 +10157,96 @@
       </w:pPr>
     </w:lvl>
   </w:abstractNum>
-  <w:abstractNum w:abstractNumId="29">
+  <w:abstractNum w:abstractNumId="32">
+    <w:nsid w:val="75F34358"/>
+    <w:multiLevelType w:val="hybridMultilevel"/>
+    <w:tmpl w:val="8F6204E8"/>
+    <w:lvl w:ilvl="0" w:tplc="129C3CCA">
+      <w:start w:val="1"/>
+      <w:numFmt w:val="lowerLetter"/>
+      <w:lvlText w:val="(%1)"/>
+      <w:lvlJc w:val="left"/>
+      <w:pPr>
+        <w:ind w:left="720" w:hanging="360"/>
+      </w:pPr>
+      <w:rPr>
+        <w:rFonts w:hint="default"/>
+      </w:rPr>
+    </w:lvl>
+    <w:lvl w:ilvl="1" w:tplc="04090019" w:tentative="1">
+      <w:start w:val="1"/>
+      <w:numFmt w:val="lowerLetter"/>
+      <w:lvlText w:val="%2."/>
+      <w:lvlJc w:val="left"/>
+      <w:pPr>
+        <w:ind w:left="1440" w:hanging="360"/>
+      </w:pPr>
+    </w:lvl>
+    <w:lvl w:ilvl="2" w:tplc="0409001B" w:tentative="1">
+      <w:start w:val="1"/>
+      <w:numFmt w:val="lowerRoman"/>
+      <w:lvlText w:val="%3."/>
+      <w:lvlJc w:val="right"/>
+      <w:pPr>
+        <w:ind w:left="2160" w:hanging="180"/>
+      </w:pPr>
+    </w:lvl>
+    <w:lvl w:ilvl="3" w:tplc="0409000F" w:tentative="1">
+      <w:start w:val="1"/>
+      <w:numFmt w:val="decimal"/>
+      <w:lvlText w:val="%4."/>
+      <w:lvlJc w:val="left"/>
+      <w:pPr>
+        <w:ind w:left="2880" w:hanging="360"/>
+      </w:pPr>
+    </w:lvl>
+    <w:lvl w:ilvl="4" w:tplc="04090019" w:tentative="1">
+      <w:start w:val="1"/>
+      <w:numFmt w:val="lowerLetter"/>
+      <w:lvlText w:val="%5."/>
+      <w:lvlJc w:val="left"/>
+      <w:pPr>
+        <w:ind w:left="3600" w:hanging="360"/>
+      </w:pPr>
+    </w:lvl>
+    <w:lvl w:ilvl="5" w:tplc="0409001B" w:tentative="1">
+      <w:start w:val="1"/>
+      <w:numFmt w:val="lowerRoman"/>
+      <w:lvlText w:val="%6."/>
+      <w:lvlJc w:val="right"/>
+      <w:pPr>
+        <w:ind w:left="4320" w:hanging="180"/>
+      </w:pPr>
+    </w:lvl>
+    <w:lvl w:ilvl="6" w:tplc="0409000F" w:tentative="1">
+      <w:start w:val="1"/>
+      <w:numFmt w:val="decimal"/>
+      <w:lvlText w:val="%7."/>
+      <w:lvlJc w:val="left"/>
+      <w:pPr>
+        <w:ind w:left="5040" w:hanging="360"/>
+      </w:pPr>
+    </w:lvl>
+    <w:lvl w:ilvl="7" w:tplc="04090019" w:tentative="1">
+      <w:start w:val="1"/>
+      <w:numFmt w:val="lowerLetter"/>
+      <w:lvlText w:val="%8."/>
+      <w:lvlJc w:val="left"/>
+      <w:pPr>
+        <w:ind w:left="5760" w:hanging="360"/>
+      </w:pPr>
+    </w:lvl>
+    <w:lvl w:ilvl="8" w:tplc="0409001B" w:tentative="1">
+      <w:start w:val="1"/>
+      <w:numFmt w:val="lowerRoman"/>
+      <w:lvlText w:val="%9."/>
+      <w:lvlJc w:val="right"/>
+      <w:pPr>
+        <w:ind w:left="6480" w:hanging="180"/>
+      </w:pPr>
+    </w:lvl>
+  </w:abstractNum>
+  <w:abstractNum w:abstractNumId="33">
     <w:nsid w:val="761542E9"/>
     <w:multiLevelType w:val="hybridMultilevel"/>
     <w:tmpl w:val="6AD60A72"/>
@@ -9537,56 +10335,145 @@
       </w:pPr>
     </w:lvl>
   </w:abstractNum>
+  <w:abstractNum w:abstractNumId="34">
+    <w:nsid w:val="7F635ED5"/>
+    <w:multiLevelType w:val="hybridMultilevel"/>
+    <w:tmpl w:val="55202E52"/>
+    <w:lvl w:ilvl="0" w:tplc="D7905B2E">
+      <w:start w:val="1"/>
+      <w:numFmt w:val="lowerLetter"/>
+      <w:lvlText w:val="(%1)"/>
+      <w:lvlJc w:val="left"/>
+      <w:pPr>
+        <w:ind w:left="720" w:hanging="360"/>
+      </w:pPr>
+      <w:rPr>
+        <w:rFonts w:hint="default"/>
+      </w:rPr>
+    </w:lvl>
+    <w:lvl w:ilvl="1" w:tplc="04090019" w:tentative="1">
+      <w:start w:val="1"/>
+      <w:numFmt w:val="lowerLetter"/>
+      <w:lvlText w:val="%2."/>
+      <w:lvlJc w:val="left"/>
+      <w:pPr>
+        <w:ind w:left="1440" w:hanging="360"/>
+      </w:pPr>
+    </w:lvl>
+    <w:lvl w:ilvl="2" w:tplc="0409001B" w:tentative="1">
+      <w:start w:val="1"/>
+      <w:numFmt w:val="lowerRoman"/>
+      <w:lvlText w:val="%3."/>
+      <w:lvlJc w:val="right"/>
+      <w:pPr>
+        <w:ind w:left="2160" w:hanging="180"/>
+      </w:pPr>
+    </w:lvl>
+    <w:lvl w:ilvl="3" w:tplc="0409000F" w:tentative="1">
+      <w:start w:val="1"/>
+      <w:numFmt w:val="decimal"/>
+      <w:lvlText w:val="%4."/>
+      <w:lvlJc w:val="left"/>
+      <w:pPr>
+        <w:ind w:left="2880" w:hanging="360"/>
+      </w:pPr>
+    </w:lvl>
+    <w:lvl w:ilvl="4" w:tplc="04090019" w:tentative="1">
+      <w:start w:val="1"/>
+      <w:numFmt w:val="lowerLetter"/>
+      <w:lvlText w:val="%5."/>
+      <w:lvlJc w:val="left"/>
+      <w:pPr>
+        <w:ind w:left="3600" w:hanging="360"/>
+      </w:pPr>
+    </w:lvl>
+    <w:lvl w:ilvl="5" w:tplc="0409001B" w:tentative="1">
+      <w:start w:val="1"/>
+      <w:numFmt w:val="lowerRoman"/>
+      <w:lvlText w:val="%6."/>
+      <w:lvlJc w:val="right"/>
+      <w:pPr>
+        <w:ind w:left="4320" w:hanging="180"/>
+      </w:pPr>
+    </w:lvl>
+    <w:lvl w:ilvl="6" w:tplc="0409000F" w:tentative="1">
+      <w:start w:val="1"/>
+      <w:numFmt w:val="decimal"/>
+      <w:lvlText w:val="%7."/>
+      <w:lvlJc w:val="left"/>
+      <w:pPr>
+        <w:ind w:left="5040" w:hanging="360"/>
+      </w:pPr>
+    </w:lvl>
+    <w:lvl w:ilvl="7" w:tplc="04090019" w:tentative="1">
+      <w:start w:val="1"/>
+      <w:numFmt w:val="lowerLetter"/>
+      <w:lvlText w:val="%8."/>
+      <w:lvlJc w:val="left"/>
+      <w:pPr>
+        <w:ind w:left="5760" w:hanging="360"/>
+      </w:pPr>
+    </w:lvl>
+    <w:lvl w:ilvl="8" w:tplc="0409001B" w:tentative="1">
+      <w:start w:val="1"/>
+      <w:numFmt w:val="lowerRoman"/>
+      <w:lvlText w:val="%9."/>
+      <w:lvlJc w:val="right"/>
+      <w:pPr>
+        <w:ind w:left="6480" w:hanging="180"/>
+      </w:pPr>
+    </w:lvl>
+  </w:abstractNum>
   <w:num w:numId="1">
-    <w:abstractNumId w:val="15"/>
+    <w:abstractNumId w:val="16"/>
   </w:num>
   <w:num w:numId="2">
-    <w:abstractNumId w:val="29"/>
+    <w:abstractNumId w:val="33"/>
   </w:num>
   <w:num w:numId="3">
     <w:abstractNumId w:val="4"/>
   </w:num>
   <w:num w:numId="4">
+    <w:abstractNumId w:val="31"/>
+  </w:num>
+  <w:num w:numId="5">
+    <w:abstractNumId w:val="17"/>
+  </w:num>
+  <w:num w:numId="6">
+    <w:abstractNumId w:val="25"/>
+  </w:num>
+  <w:num w:numId="7">
+    <w:abstractNumId w:val="11"/>
+  </w:num>
+  <w:num w:numId="8">
+    <w:abstractNumId w:val="19"/>
+  </w:num>
+  <w:num w:numId="9">
+    <w:abstractNumId w:val="29"/>
+  </w:num>
+  <w:num w:numId="10">
+    <w:abstractNumId w:val="9"/>
+  </w:num>
+  <w:num w:numId="11">
+    <w:abstractNumId w:val="7"/>
+  </w:num>
+  <w:num w:numId="12">
+    <w:abstractNumId w:val="14"/>
+  </w:num>
+  <w:num w:numId="13">
+    <w:abstractNumId w:val="18"/>
+  </w:num>
+  <w:num w:numId="14">
     <w:abstractNumId w:val="28"/>
   </w:num>
-  <w:num w:numId="5">
-    <w:abstractNumId w:val="16"/>
-  </w:num>
-  <w:num w:numId="6">
-    <w:abstractNumId w:val="23"/>
-  </w:num>
-  <w:num w:numId="7">
-    <w:abstractNumId w:val="10"/>
-  </w:num>
-  <w:num w:numId="8">
-    <w:abstractNumId w:val="18"/>
-  </w:num>
-  <w:num w:numId="9">
-    <w:abstractNumId w:val="26"/>
-  </w:num>
-  <w:num w:numId="10">
-    <w:abstractNumId w:val="8"/>
-  </w:num>
-  <w:num w:numId="11">
-    <w:abstractNumId w:val="6"/>
-  </w:num>
-  <w:num w:numId="12">
+  <w:num w:numId="15">
     <w:abstractNumId w:val="13"/>
   </w:num>
-  <w:num w:numId="13">
-    <w:abstractNumId w:val="17"/>
-  </w:num>
-  <w:num w:numId="14">
-    <w:abstractNumId w:val="25"/>
-  </w:num>
-  <w:num w:numId="15">
-    <w:abstractNumId w:val="12"/>
-  </w:num>
   <w:num w:numId="16">
-    <w:abstractNumId w:val="14"/>
+    <w:abstractNumId w:val="15"/>
   </w:num>
   <w:num w:numId="17">
-    <w:abstractNumId w:val="7"/>
+    <w:abstractNumId w:val="8"/>
   </w:num>
   <w:num w:numId="18">
     <w:abstractNumId w:val="2"/>
@@ -9601,31 +10488,46 @@
     <w:abstractNumId w:val="5"/>
   </w:num>
   <w:num w:numId="22">
-    <w:abstractNumId w:val="24"/>
+    <w:abstractNumId w:val="26"/>
   </w:num>
   <w:num w:numId="23">
-    <w:abstractNumId w:val="11"/>
+    <w:abstractNumId w:val="12"/>
   </w:num>
   <w:num w:numId="24">
-    <w:abstractNumId w:val="9"/>
+    <w:abstractNumId w:val="10"/>
   </w:num>
   <w:num w:numId="25">
     <w:abstractNumId w:val="3"/>
   </w:num>
   <w:num w:numId="26">
-    <w:abstractNumId w:val="19"/>
+    <w:abstractNumId w:val="20"/>
   </w:num>
   <w:num w:numId="27">
+    <w:abstractNumId w:val="22"/>
+  </w:num>
+  <w:num w:numId="28">
+    <w:abstractNumId w:val="30"/>
+  </w:num>
+  <w:num w:numId="29">
+    <w:abstractNumId w:val="24"/>
+  </w:num>
+  <w:num w:numId="30">
     <w:abstractNumId w:val="21"/>
   </w:num>
-  <w:num w:numId="28">
+  <w:num w:numId="31">
+    <w:abstractNumId w:val="23"/>
+  </w:num>
+  <w:num w:numId="32">
+    <w:abstractNumId w:val="32"/>
+  </w:num>
+  <w:num w:numId="33">
+    <w:abstractNumId w:val="34"/>
+  </w:num>
+  <w:num w:numId="34">
     <w:abstractNumId w:val="27"/>
   </w:num>
-  <w:num w:numId="29">
-    <w:abstractNumId w:val="22"/>
-  </w:num>
-  <w:num w:numId="30">
-    <w:abstractNumId w:val="20"/>
+  <w:num w:numId="35">
+    <w:abstractNumId w:val="6"/>
   </w:num>
   <w:numIdMacAtCleanup w:val="30"/>
 </w:numbering>

--- a/1.3.1. SETS Relations PYQ Mains.docx
+++ b/1.3.1. SETS Relations PYQ Mains.docx
@@ -149,11 +149,19 @@
           <v:shape id="_x0000_i1028" type="#_x0000_t75" style="width:13pt;height:13pt" o:ole="">
             <v:imagedata r:id="rId6" o:title=""/>
           </v:shape>
-          <o:OLEObject Type="Embed" ProgID="Equation.DSMT4" ShapeID="_x0000_i1028" DrawAspect="Content" ObjectID="_1835608854" r:id="rId7"/>
-        </w:object>
-      </w:r>
-      <w:r>
-        <w:t xml:space="preserve">is a relation defined on  the set </w:t>
+          <o:OLEObject Type="Embed" ProgID="Equation.DSMT4" ShapeID="_x0000_i1028" DrawAspect="Content" ObjectID="_1836384615" r:id="rId7"/>
+        </w:object>
+      </w:r>
+      <w:r>
+        <w:t xml:space="preserve">is a relation defined </w:t>
+      </w:r>
+      <w:proofErr w:type="gramStart"/>
+      <w:r>
+        <w:t>on  the</w:t>
+      </w:r>
+      <w:proofErr w:type="gramEnd"/>
+      <w:r>
+        <w:t xml:space="preserve"> set </w:t>
       </w:r>
       <w:r>
         <w:rPr>
@@ -163,7 +171,7 @@
           <v:shape id="_x0000_i1029" type="#_x0000_t75" style="width:100pt;height:20.5pt" o:ole="">
             <v:imagedata r:id="rId8" o:title=""/>
           </v:shape>
-          <o:OLEObject Type="Embed" ProgID="Equation.DSMT4" ShapeID="_x0000_i1029" DrawAspect="Content" ObjectID="_1835608855" r:id="rId9"/>
+          <o:OLEObject Type="Embed" ProgID="Equation.DSMT4" ShapeID="_x0000_i1029" DrawAspect="Content" ObjectID="_1836384616" r:id="rId9"/>
         </w:object>
       </w:r>
       <w:r>
@@ -177,7 +185,7 @@
           <v:shape id="_x0000_i1030" type="#_x0000_t75" style="width:188pt;height:24pt" o:ole="">
             <v:imagedata r:id="rId10" o:title=""/>
           </v:shape>
-          <o:OLEObject Type="Embed" ProgID="Equation.DSMT4" ShapeID="_x0000_i1030" DrawAspect="Content" ObjectID="_1835608856" r:id="rId11"/>
+          <o:OLEObject Type="Embed" ProgID="Equation.DSMT4" ShapeID="_x0000_i1030" DrawAspect="Content" ObjectID="_1836384617" r:id="rId11"/>
         </w:object>
       </w:r>
       <w:r>
@@ -191,7 +199,7 @@
           <v:shape id="_x0000_i1031" type="#_x0000_t75" style="width:13pt;height:13pt" o:ole="">
             <v:imagedata r:id="rId12" o:title=""/>
           </v:shape>
-          <o:OLEObject Type="Embed" ProgID="Equation.DSMT4" ShapeID="_x0000_i1031" DrawAspect="Content" ObjectID="_1835608857" r:id="rId13"/>
+          <o:OLEObject Type="Embed" ProgID="Equation.DSMT4" ShapeID="_x0000_i1031" DrawAspect="Content" ObjectID="_1836384618" r:id="rId13"/>
         </w:object>
       </w:r>
       <w:r>
@@ -265,7 +273,7 @@
           <v:shape id="_x0000_i1032" type="#_x0000_t75" style="width:135.5pt;height:24pt" o:ole="">
             <v:imagedata r:id="rId14" o:title=""/>
           </v:shape>
-          <o:OLEObject Type="Embed" ProgID="Equation.DSMT4" ShapeID="_x0000_i1032" DrawAspect="Content" ObjectID="_1835608858" r:id="rId15"/>
+          <o:OLEObject Type="Embed" ProgID="Equation.DSMT4" ShapeID="_x0000_i1032" DrawAspect="Content" ObjectID="_1836384619" r:id="rId15"/>
         </w:object>
       </w:r>
       <w:r>
@@ -279,7 +287,7 @@
           <v:shape id="_x0000_i1033" type="#_x0000_t75" style="width:247pt;height:38.5pt" o:ole="">
             <v:imagedata r:id="rId16" o:title=""/>
           </v:shape>
-          <o:OLEObject Type="Embed" ProgID="Equation.DSMT4" ShapeID="_x0000_i1033" DrawAspect="Content" ObjectID="_1835608859" r:id="rId17"/>
+          <o:OLEObject Type="Embed" ProgID="Equation.DSMT4" ShapeID="_x0000_i1033" DrawAspect="Content" ObjectID="_1836384620" r:id="rId17"/>
         </w:object>
       </w:r>
       <w:r>
@@ -293,15 +301,20 @@
           <v:shape id="_x0000_i1034" type="#_x0000_t75" style="width:51.5pt;height:15.5pt" o:ole="">
             <v:imagedata r:id="rId18" o:title=""/>
           </v:shape>
-          <o:OLEObject Type="Embed" ProgID="Equation.DSMT4" ShapeID="_x0000_i1034" DrawAspect="Content" ObjectID="_1835608860" r:id="rId19"/>
-        </w:object>
-      </w:r>
-      <w:r>
-        <w:t xml:space="preserve">is equal to </w:t>
+          <o:OLEObject Type="Embed" ProgID="Equation.DSMT4" ShapeID="_x0000_i1034" DrawAspect="Content" ObjectID="_1836384621" r:id="rId19"/>
+        </w:object>
+      </w:r>
+      <w:r>
+        <w:t xml:space="preserve">is equal </w:t>
+      </w:r>
+      <w:proofErr w:type="gramStart"/>
+      <w:r>
+        <w:t xml:space="preserve">to </w:t>
       </w:r>
       <w:r>
         <w:t>:</w:t>
       </w:r>
+      <w:proofErr w:type="gramEnd"/>
     </w:p>
     <w:p>
       <w:pPr>
@@ -359,9 +372,11 @@
       <w:r>
         <w:t xml:space="preserve">Q3: </w:t>
       </w:r>
+      <w:proofErr w:type="gramStart"/>
       <w:r>
         <w:t xml:space="preserve">Let </w:t>
       </w:r>
+      <w:proofErr w:type="gramEnd"/>
       <w:r>
         <w:rPr>
           <w:position w:val="-14"/>
@@ -370,7 +385,7 @@
           <v:shape id="_x0000_i1035" type="#_x0000_t75" style="width:86pt;height:20.5pt" o:ole="">
             <v:imagedata r:id="rId20" o:title=""/>
           </v:shape>
-          <o:OLEObject Type="Embed" ProgID="Equation.DSMT4" ShapeID="_x0000_i1035" DrawAspect="Content" ObjectID="_1835608861" r:id="rId21"/>
+          <o:OLEObject Type="Embed" ProgID="Equation.DSMT4" ShapeID="_x0000_i1035" DrawAspect="Content" ObjectID="_1836384622" r:id="rId21"/>
         </w:object>
       </w:r>
       <w:r>
@@ -384,7 +399,7 @@
           <v:shape id="_x0000_i1036" type="#_x0000_t75" style="width:13pt;height:13pt" o:ole="">
             <v:imagedata r:id="rId22" o:title=""/>
           </v:shape>
-          <o:OLEObject Type="Embed" ProgID="Equation.DSMT4" ShapeID="_x0000_i1036" DrawAspect="Content" ObjectID="_1835608862" r:id="rId23"/>
+          <o:OLEObject Type="Embed" ProgID="Equation.DSMT4" ShapeID="_x0000_i1036" DrawAspect="Content" ObjectID="_1836384623" r:id="rId23"/>
         </w:object>
       </w:r>
       <w:r>
@@ -398,7 +413,7 @@
           <v:shape id="_x0000_i1037" type="#_x0000_t75" style="width:51pt;height:20.5pt" o:ole="">
             <v:imagedata r:id="rId24" o:title=""/>
           </v:shape>
-          <o:OLEObject Type="Embed" ProgID="Equation.DSMT4" ShapeID="_x0000_i1037" DrawAspect="Content" ObjectID="_1835608863" r:id="rId25"/>
+          <o:OLEObject Type="Embed" ProgID="Equation.DSMT4" ShapeID="_x0000_i1037" DrawAspect="Content" ObjectID="_1836384624" r:id="rId25"/>
         </w:object>
       </w:r>
       <w:r>
@@ -412,7 +427,7 @@
           <v:shape id="_x0000_i1038" type="#_x0000_t75" style="width:31pt;height:20.5pt" o:ole="">
             <v:imagedata r:id="rId26" o:title=""/>
           </v:shape>
-          <o:OLEObject Type="Embed" ProgID="Equation.DSMT4" ShapeID="_x0000_i1038" DrawAspect="Content" ObjectID="_1835608864" r:id="rId27"/>
+          <o:OLEObject Type="Embed" ProgID="Equation.DSMT4" ShapeID="_x0000_i1038" DrawAspect="Content" ObjectID="_1836384625" r:id="rId27"/>
         </w:object>
       </w:r>
       <w:r>
@@ -427,7 +442,15 @@
     </w:p>
     <w:p>
       <w:r>
-        <w:t xml:space="preserve">Statement I : </w:t>
+        <w:t xml:space="preserve">Statement </w:t>
+      </w:r>
+      <w:proofErr w:type="gramStart"/>
+      <w:r>
+        <w:t>I :</w:t>
+      </w:r>
+      <w:proofErr w:type="gramEnd"/>
+      <w:r>
+        <w:t xml:space="preserve"> </w:t>
       </w:r>
       <w:r>
         <w:rPr>
@@ -437,7 +460,7 @@
           <v:shape id="_x0000_i1039" type="#_x0000_t75" style="width:53.5pt;height:20.5pt" o:ole="">
             <v:imagedata r:id="rId28" o:title=""/>
           </v:shape>
-          <o:OLEObject Type="Embed" ProgID="Equation.DSMT4" ShapeID="_x0000_i1039" DrawAspect="Content" ObjectID="_1835608865" r:id="rId29"/>
+          <o:OLEObject Type="Embed" ProgID="Equation.DSMT4" ShapeID="_x0000_i1039" DrawAspect="Content" ObjectID="_1836384626" r:id="rId29"/>
         </w:object>
       </w:r>
     </w:p>
@@ -446,7 +469,15 @@
         <w:t>Stat</w:t>
       </w:r>
       <w:r>
-        <w:t>ement II : R is an equivalence r</w:t>
+        <w:t xml:space="preserve">ement </w:t>
+      </w:r>
+      <w:proofErr w:type="gramStart"/>
+      <w:r>
+        <w:t>II :</w:t>
+      </w:r>
+      <w:proofErr w:type="gramEnd"/>
+      <w:r>
+        <w:t xml:space="preserve"> R is an equivalence r</w:t>
       </w:r>
       <w:r>
         <w:t>elation</w:t>
@@ -460,8 +491,13 @@
           <w:numId w:val="9"/>
         </w:numPr>
       </w:pPr>
-      <w:r>
-        <w:t>Statement  I is correct but Statement II is incorrect.</w:t>
+      <w:proofErr w:type="gramStart"/>
+      <w:r>
+        <w:t>Statement  I</w:t>
+      </w:r>
+      <w:proofErr w:type="gramEnd"/>
+      <w:r>
+        <w:t xml:space="preserve"> is correct but Statement II is incorrect.</w:t>
       </w:r>
     </w:p>
     <w:p>
@@ -497,7 +533,15 @@
         </w:numPr>
       </w:pPr>
       <w:r>
-        <w:t>Statement I is incorrect but Statement II is correct.</w:t>
+        <w:t xml:space="preserve">Statement I </w:t>
+      </w:r>
+      <w:proofErr w:type="gramStart"/>
+      <w:r>
+        <w:t>is</w:t>
+      </w:r>
+      <w:proofErr w:type="gramEnd"/>
+      <w:r>
+        <w:t xml:space="preserve"> incorrect but Statement II is correct.</w:t>
       </w:r>
     </w:p>
     <w:p>
@@ -505,9 +549,11 @@
         <w:lastRenderedPageBreak/>
         <w:t xml:space="preserve">Q4: </w:t>
       </w:r>
+      <w:proofErr w:type="gramStart"/>
       <w:r>
         <w:t xml:space="preserve">Let </w:t>
       </w:r>
+      <w:proofErr w:type="gramEnd"/>
       <w:r>
         <w:rPr>
           <w:position w:val="-10"/>
@@ -516,7 +562,7 @@
           <v:shape id="_x0000_i1040" type="#_x0000_t75" style="width:109pt;height:15.5pt" o:ole="">
             <v:imagedata r:id="rId30" o:title=""/>
           </v:shape>
-          <o:OLEObject Type="Embed" ProgID="Equation.DSMT4" ShapeID="_x0000_i1040" DrawAspect="Content" ObjectID="_1835608866" r:id="rId31"/>
+          <o:OLEObject Type="Embed" ProgID="Equation.DSMT4" ShapeID="_x0000_i1040" DrawAspect="Content" ObjectID="_1836384627" r:id="rId31"/>
         </w:object>
       </w:r>
       <w:r>
@@ -530,7 +576,7 @@
           <v:shape id="_x0000_i1041" type="#_x0000_t75" style="width:13pt;height:13pt" o:ole="">
             <v:imagedata r:id="rId32" o:title=""/>
           </v:shape>
-          <o:OLEObject Type="Embed" ProgID="Equation.DSMT4" ShapeID="_x0000_i1041" DrawAspect="Content" ObjectID="_1835608867" r:id="rId33"/>
+          <o:OLEObject Type="Embed" ProgID="Equation.DSMT4" ShapeID="_x0000_i1041" DrawAspect="Content" ObjectID="_1836384628" r:id="rId33"/>
         </w:object>
       </w:r>
       <w:r>
@@ -544,7 +590,7 @@
           <v:shape id="_x0000_i1042" type="#_x0000_t75" style="width:24pt;height:15.5pt" o:ole="">
             <v:imagedata r:id="rId34" o:title=""/>
           </v:shape>
-          <o:OLEObject Type="Embed" ProgID="Equation.DSMT4" ShapeID="_x0000_i1042" DrawAspect="Content" ObjectID="_1835608868" r:id="rId35"/>
+          <o:OLEObject Type="Embed" ProgID="Equation.DSMT4" ShapeID="_x0000_i1042" DrawAspect="Content" ObjectID="_1836384629" r:id="rId35"/>
         </w:object>
       </w:r>
       <w:r>
@@ -558,7 +604,7 @@
           <v:shape id="_x0000_i1043" type="#_x0000_t75" style="width:54pt;height:15.5pt" o:ole="">
             <v:imagedata r:id="rId36" o:title=""/>
           </v:shape>
-          <o:OLEObject Type="Embed" ProgID="Equation.DSMT4" ShapeID="_x0000_i1043" DrawAspect="Content" ObjectID="_1835608869" r:id="rId37"/>
+          <o:OLEObject Type="Embed" ProgID="Equation.DSMT4" ShapeID="_x0000_i1043" DrawAspect="Content" ObjectID="_1836384630" r:id="rId37"/>
         </w:object>
       </w:r>
       <w:r>
@@ -572,12 +618,17 @@
           <v:shape id="_x0000_i1044" type="#_x0000_t75" style="width:6.5pt;height:14.5pt" o:ole="">
             <v:imagedata r:id="rId38" o:title=""/>
           </v:shape>
-          <o:OLEObject Type="Embed" ProgID="Equation.DSMT4" ShapeID="_x0000_i1044" DrawAspect="Content" ObjectID="_1835608870" r:id="rId39"/>
-        </w:object>
-      </w:r>
-      <w:r>
-        <w:t xml:space="preserve">  be the number of elements in </w:t>
-      </w:r>
+          <o:OLEObject Type="Embed" ProgID="Equation.DSMT4" ShapeID="_x0000_i1044" DrawAspect="Content" ObjectID="_1836384631" r:id="rId39"/>
+        </w:object>
+      </w:r>
+      <w:r>
+        <w:t xml:space="preserve">  be the number of elements </w:t>
+      </w:r>
+      <w:proofErr w:type="gramStart"/>
+      <w:r>
+        <w:t xml:space="preserve">in </w:t>
+      </w:r>
+      <w:proofErr w:type="gramEnd"/>
       <w:r>
         <w:rPr>
           <w:position w:val="-4"/>
@@ -586,7 +637,7 @@
           <v:shape id="_x0000_i1045" type="#_x0000_t75" style="width:13pt;height:13pt" o:ole="">
             <v:imagedata r:id="rId40" o:title=""/>
           </v:shape>
-          <o:OLEObject Type="Embed" ProgID="Equation.DSMT4" ShapeID="_x0000_i1045" DrawAspect="Content" ObjectID="_1835608871" r:id="rId41"/>
+          <o:OLEObject Type="Embed" ProgID="Equation.DSMT4" ShapeID="_x0000_i1045" DrawAspect="Content" ObjectID="_1836384632" r:id="rId41"/>
         </w:object>
       </w:r>
       <w:r>
@@ -600,7 +651,7 @@
           <v:shape id="_x0000_i1046" type="#_x0000_t75" style="width:13pt;height:13pt" o:ole="">
             <v:imagedata r:id="rId42" o:title=""/>
           </v:shape>
-          <o:OLEObject Type="Embed" ProgID="Equation.DSMT4" ShapeID="_x0000_i1046" DrawAspect="Content" ObjectID="_1835608872" r:id="rId43"/>
+          <o:OLEObject Type="Embed" ProgID="Equation.DSMT4" ShapeID="_x0000_i1046" DrawAspect="Content" ObjectID="_1836384633" r:id="rId43"/>
         </w:object>
       </w:r>
       <w:r>
@@ -617,12 +668,17 @@
           <v:shape id="_x0000_i1047" type="#_x0000_t75" style="width:44.5pt;height:14.5pt" o:ole="">
             <v:imagedata r:id="rId44" o:title=""/>
           </v:shape>
-          <o:OLEObject Type="Embed" ProgID="Equation.DSMT4" ShapeID="_x0000_i1047" DrawAspect="Content" ObjectID="_1835608873" r:id="rId45"/>
-        </w:object>
-      </w:r>
-      <w:r>
-        <w:t>is equal to :</w:t>
-      </w:r>
+          <o:OLEObject Type="Embed" ProgID="Equation.DSMT4" ShapeID="_x0000_i1047" DrawAspect="Content" ObjectID="_1836384634" r:id="rId45"/>
+        </w:object>
+      </w:r>
+      <w:r>
+        <w:t xml:space="preserve">is equal </w:t>
+      </w:r>
+      <w:proofErr w:type="gramStart"/>
+      <w:r>
+        <w:t>to :</w:t>
+      </w:r>
+      <w:proofErr w:type="gramEnd"/>
     </w:p>
     <w:p>
       <w:pPr>
@@ -700,7 +756,7 @@
           <v:shape id="_x0000_i1048" type="#_x0000_t75" style="width:172pt;height:22pt" o:ole="">
             <v:imagedata r:id="rId46" o:title=""/>
           </v:shape>
-          <o:OLEObject Type="Embed" ProgID="Equation.DSMT4" ShapeID="_x0000_i1048" DrawAspect="Content" ObjectID="_1835608874" r:id="rId47"/>
+          <o:OLEObject Type="Embed" ProgID="Equation.DSMT4" ShapeID="_x0000_i1048" DrawAspect="Content" ObjectID="_1836384635" r:id="rId47"/>
         </w:object>
       </w:r>
     </w:p>
@@ -777,7 +833,7 @@
           <v:shape id="_x0000_i1049" type="#_x0000_t75" style="width:98.5pt;height:20.5pt" o:ole="">
             <v:imagedata r:id="rId48" o:title=""/>
           </v:shape>
-          <o:OLEObject Type="Embed" ProgID="Equation.DSMT4" ShapeID="_x0000_i1049" DrawAspect="Content" ObjectID="_1835608875" r:id="rId49"/>
+          <o:OLEObject Type="Embed" ProgID="Equation.DSMT4" ShapeID="_x0000_i1049" DrawAspect="Content" ObjectID="_1836384636" r:id="rId49"/>
         </w:object>
       </w:r>
       <w:r>
@@ -791,7 +847,7 @@
           <v:shape id="_x0000_i1050" type="#_x0000_t75" style="width:168pt;height:20.5pt" o:ole="">
             <v:imagedata r:id="rId50" o:title=""/>
           </v:shape>
-          <o:OLEObject Type="Embed" ProgID="Equation.DSMT4" ShapeID="_x0000_i1050" DrawAspect="Content" ObjectID="_1835608876" r:id="rId51"/>
+          <o:OLEObject Type="Embed" ProgID="Equation.DSMT4" ShapeID="_x0000_i1050" DrawAspect="Content" ObjectID="_1836384637" r:id="rId51"/>
         </w:object>
       </w:r>
       <w:r>
@@ -875,12 +931,19 @@
           <v:shape id="_x0000_i1051" type="#_x0000_t75" style="width:100pt;height:24pt" o:ole="">
             <v:imagedata r:id="rId52" o:title=""/>
           </v:shape>
-          <o:OLEObject Type="Embed" ProgID="Equation.DSMT4" ShapeID="_x0000_i1051" DrawAspect="Content" ObjectID="_1835608877" r:id="rId53"/>
-        </w:object>
-      </w:r>
-      <w:r>
-        <w:t xml:space="preserve">and </w:t>
-      </w:r>
+          <o:OLEObject Type="Embed" ProgID="Equation.DSMT4" ShapeID="_x0000_i1051" DrawAspect="Content" ObjectID="_1836384638" r:id="rId53"/>
+        </w:object>
+      </w:r>
+      <w:proofErr w:type="spellStart"/>
+      <w:proofErr w:type="gramStart"/>
+      <w:r>
+        <w:t>and</w:t>
+      </w:r>
+      <w:proofErr w:type="spellEnd"/>
+      <w:r>
+        <w:t xml:space="preserve"> </w:t>
+      </w:r>
+      <w:proofErr w:type="gramEnd"/>
       <w:r>
         <w:rPr>
           <w:position w:val="-16"/>
@@ -889,7 +952,7 @@
           <v:shape id="_x0000_i1052" type="#_x0000_t75" style="width:89.5pt;height:22pt" o:ole="">
             <v:imagedata r:id="rId54" o:title=""/>
           </v:shape>
-          <o:OLEObject Type="Embed" ProgID="Equation.DSMT4" ShapeID="_x0000_i1052" DrawAspect="Content" ObjectID="_1835608878" r:id="rId55"/>
+          <o:OLEObject Type="Embed" ProgID="Equation.DSMT4" ShapeID="_x0000_i1052" DrawAspect="Content" ObjectID="_1836384639" r:id="rId55"/>
         </w:object>
       </w:r>
       <w:r>
@@ -912,7 +975,7 @@
           <v:shape id="_x0000_i1053" type="#_x0000_t75" style="width:117pt;height:20.5pt" o:ole="">
             <v:imagedata r:id="rId56" o:title=""/>
           </v:shape>
-          <o:OLEObject Type="Embed" ProgID="Equation.DSMT4" ShapeID="_x0000_i1053" DrawAspect="Content" ObjectID="_1835608879" r:id="rId57"/>
+          <o:OLEObject Type="Embed" ProgID="Equation.DSMT4" ShapeID="_x0000_i1053" DrawAspect="Content" ObjectID="_1836384640" r:id="rId57"/>
         </w:object>
       </w:r>
       <w:r>
@@ -933,7 +996,7 @@
           <v:shape id="_x0000_i1054" type="#_x0000_t75" style="width:167pt;height:20.5pt" o:ole="">
             <v:imagedata r:id="rId58" o:title=""/>
           </v:shape>
-          <o:OLEObject Type="Embed" ProgID="Equation.DSMT4" ShapeID="_x0000_i1054" DrawAspect="Content" ObjectID="_1835608880" r:id="rId59"/>
+          <o:OLEObject Type="Embed" ProgID="Equation.DSMT4" ShapeID="_x0000_i1054" DrawAspect="Content" ObjectID="_1836384641" r:id="rId59"/>
         </w:object>
       </w:r>
       <w:r>
@@ -958,24 +1021,32 @@
           <v:shape id="_x0000_i1055" type="#_x0000_t75" style="width:66pt;height:20.5pt" o:ole="">
             <v:imagedata r:id="rId60" o:title=""/>
           </v:shape>
-          <o:OLEObject Type="Embed" ProgID="Equation.DSMT4" ShapeID="_x0000_i1055" DrawAspect="Content" ObjectID="_1835608881" r:id="rId61"/>
-        </w:object>
-      </w:r>
-      <w:r>
-        <w:tab/>
-      </w:r>
-      <w:r>
-        <w:tab/>
-      </w:r>
-      <w:r>
-        <w:tab/>
-      </w:r>
-      <w:r>
-        <w:tab/>
-      </w:r>
-      <w:r>
-        <w:tab/>
-        <w:t>(d)</w:t>
+          <o:OLEObject Type="Embed" ProgID="Equation.DSMT4" ShapeID="_x0000_i1055" DrawAspect="Content" ObjectID="_1836384642" r:id="rId61"/>
+        </w:object>
+      </w:r>
+      <w:r>
+        <w:tab/>
+      </w:r>
+      <w:r>
+        <w:tab/>
+      </w:r>
+      <w:r>
+        <w:tab/>
+      </w:r>
+      <w:r>
+        <w:tab/>
+      </w:r>
+      <w:r>
+        <w:tab/>
+        <w:t>(</w:t>
+      </w:r>
+      <w:proofErr w:type="gramStart"/>
+      <w:r>
+        <w:t>d</w:t>
+      </w:r>
+      <w:proofErr w:type="gramEnd"/>
+      <w:r>
+        <w:t>)</w:t>
       </w:r>
       <w:r>
         <w:rPr>
@@ -985,7 +1056,7 @@
           <v:shape id="_x0000_i1056" type="#_x0000_t75" style="width:118pt;height:20.5pt" o:ole="">
             <v:imagedata r:id="rId62" o:title=""/>
           </v:shape>
-          <o:OLEObject Type="Embed" ProgID="Equation.DSMT4" ShapeID="_x0000_i1056" DrawAspect="Content" ObjectID="_1835608882" r:id="rId63"/>
+          <o:OLEObject Type="Embed" ProgID="Equation.DSMT4" ShapeID="_x0000_i1056" DrawAspect="Content" ObjectID="_1836384643" r:id="rId63"/>
         </w:object>
       </w:r>
     </w:p>
@@ -993,9 +1064,11 @@
       <w:r>
         <w:t xml:space="preserve">Q8: </w:t>
       </w:r>
+      <w:proofErr w:type="gramStart"/>
       <w:r>
         <w:t xml:space="preserve">Let </w:t>
       </w:r>
+      <w:proofErr w:type="gramEnd"/>
       <w:r>
         <w:rPr>
           <w:position w:val="-14"/>
@@ -1004,7 +1077,7 @@
           <v:shape id="_x0000_i1057" type="#_x0000_t75" style="width:78.5pt;height:20.5pt" o:ole="">
             <v:imagedata r:id="rId64" o:title=""/>
           </v:shape>
-          <o:OLEObject Type="Embed" ProgID="Equation.DSMT4" ShapeID="_x0000_i1057" DrawAspect="Content" ObjectID="_1835608883" r:id="rId65"/>
+          <o:OLEObject Type="Embed" ProgID="Equation.DSMT4" ShapeID="_x0000_i1057" DrawAspect="Content" ObjectID="_1836384644" r:id="rId65"/>
         </w:object>
       </w:r>
       <w:r>
@@ -1018,7 +1091,7 @@
           <v:shape id="_x0000_i1058" type="#_x0000_t75" style="width:23.5pt;height:15.5pt" o:ole="">
             <v:imagedata r:id="rId66" o:title=""/>
           </v:shape>
-          <o:OLEObject Type="Embed" ProgID="Equation.DSMT4" ShapeID="_x0000_i1058" DrawAspect="Content" ObjectID="_1835608884" r:id="rId67"/>
+          <o:OLEObject Type="Embed" ProgID="Equation.DSMT4" ShapeID="_x0000_i1058" DrawAspect="Content" ObjectID="_1836384645" r:id="rId67"/>
         </w:object>
       </w:r>
       <w:r>
@@ -1032,7 +1105,7 @@
           <v:shape id="_x0000_i1059" type="#_x0000_t75" style="width:42pt;height:15.5pt" o:ole="">
             <v:imagedata r:id="rId68" o:title=""/>
           </v:shape>
-          <o:OLEObject Type="Embed" ProgID="Equation.DSMT4" ShapeID="_x0000_i1059" DrawAspect="Content" ObjectID="_1835608885" r:id="rId69"/>
+          <o:OLEObject Type="Embed" ProgID="Equation.DSMT4" ShapeID="_x0000_i1059" DrawAspect="Content" ObjectID="_1836384646" r:id="rId69"/>
         </w:object>
       </w:r>
       <w:r>
@@ -1046,7 +1119,7 @@
           <v:shape id="_x0000_i1060" type="#_x0000_t75" style="width:6.5pt;height:14.5pt" o:ole="">
             <v:imagedata r:id="rId70" o:title=""/>
           </v:shape>
-          <o:OLEObject Type="Embed" ProgID="Equation.DSMT4" ShapeID="_x0000_i1060" DrawAspect="Content" ObjectID="_1835608886" r:id="rId71"/>
+          <o:OLEObject Type="Embed" ProgID="Equation.DSMT4" ShapeID="_x0000_i1060" DrawAspect="Content" ObjectID="_1836384647" r:id="rId71"/>
         </w:object>
       </w:r>
       <w:r>
@@ -1069,12 +1142,17 @@
           <v:shape id="_x0000_i1061" type="#_x0000_t75" style="width:27pt;height:14.5pt" o:ole="">
             <v:imagedata r:id="rId72" o:title=""/>
           </v:shape>
-          <o:OLEObject Type="Embed" ProgID="Equation.DSMT4" ShapeID="_x0000_i1061" DrawAspect="Content" ObjectID="_1835608887" r:id="rId73"/>
-        </w:object>
-      </w:r>
-      <w:r>
-        <w:t>is equal to :</w:t>
-      </w:r>
+          <o:OLEObject Type="Embed" ProgID="Equation.DSMT4" ShapeID="_x0000_i1061" DrawAspect="Content" ObjectID="_1836384648" r:id="rId73"/>
+        </w:object>
+      </w:r>
+      <w:r>
+        <w:t xml:space="preserve">is equal </w:t>
+      </w:r>
+      <w:proofErr w:type="gramStart"/>
+      <w:r>
+        <w:t>to :</w:t>
+      </w:r>
+      <w:proofErr w:type="gramEnd"/>
     </w:p>
     <w:p>
       <w:pPr>
@@ -1148,7 +1226,20 @@
         <w:t>Q9:</w:t>
       </w:r>
       <w:r>
-        <w:t xml:space="preserve"> The number of relations, defined on the set {a,b,c,d}</w:t>
+        <w:t xml:space="preserve"> The number of relations, defined on the set {</w:t>
+      </w:r>
+      <w:proofErr w:type="spellStart"/>
+      <w:r>
+        <w:t>a</w:t>
+      </w:r>
+      <w:proofErr w:type="gramStart"/>
+      <w:r>
+        <w:t>,b,c,d</w:t>
+      </w:r>
+      <w:proofErr w:type="spellEnd"/>
+      <w:proofErr w:type="gramEnd"/>
+      <w:r>
+        <w:t>}</w:t>
       </w:r>
       <w:r>
         <w:t>, which are both reflexive and symmetric, is equal to :</w:t>
@@ -1720,7 +1811,27 @@
           <w:sz w:val="22"/>
           <w:szCs w:val="22"/>
         </w:rPr>
-        <w:t>(c)  only (</w:t>
+        <w:t xml:space="preserve">(c)  </w:t>
+      </w:r>
+      <w:proofErr w:type="gramStart"/>
+      <w:r>
+        <w:rPr>
+          <w:rFonts w:asciiTheme="minorHAnsi" w:hAnsiTheme="minorHAnsi" w:cstheme="minorHAnsi"/>
+          <w:color w:val="121212"/>
+          <w:sz w:val="22"/>
+          <w:szCs w:val="22"/>
+        </w:rPr>
+        <w:t>only</w:t>
+      </w:r>
+      <w:proofErr w:type="gramEnd"/>
+      <w:r>
+        <w:rPr>
+          <w:rFonts w:asciiTheme="minorHAnsi" w:hAnsiTheme="minorHAnsi" w:cstheme="minorHAnsi"/>
+          <w:color w:val="121212"/>
+          <w:sz w:val="22"/>
+          <w:szCs w:val="22"/>
+        </w:rPr>
+        <w:t xml:space="preserve"> (</w:t>
       </w:r>
       <w:r>
         <w:rPr>
@@ -1863,7 +1974,7 @@
           <v:shape id="_x0000_i1063" type="#_x0000_t75" style="width:147.5pt;height:22pt" o:ole="">
             <v:imagedata r:id="rId74" o:title=""/>
           </v:shape>
-          <o:OLEObject Type="Embed" ProgID="Equation.DSMT4" ShapeID="_x0000_i1063" DrawAspect="Content" ObjectID="_1835608888" r:id="rId75"/>
+          <o:OLEObject Type="Embed" ProgID="Equation.DSMT4" ShapeID="_x0000_i1063" DrawAspect="Content" ObjectID="_1836384649" r:id="rId75"/>
         </w:object>
       </w:r>
       <w:r>
@@ -1887,7 +1998,7 @@
           <v:shape id="_x0000_i1064" type="#_x0000_t75" style="width:54pt;height:22pt" o:ole="">
             <v:imagedata r:id="rId76" o:title=""/>
           </v:shape>
-          <o:OLEObject Type="Embed" ProgID="Equation.DSMT4" ShapeID="_x0000_i1064" DrawAspect="Content" ObjectID="_1835608889" r:id="rId77"/>
+          <o:OLEObject Type="Embed" ProgID="Equation.DSMT4" ShapeID="_x0000_i1064" DrawAspect="Content" ObjectID="_1836384650" r:id="rId77"/>
         </w:object>
       </w:r>
     </w:p>
@@ -1920,7 +2031,7 @@
           <v:shape id="_x0000_i1065" type="#_x0000_t75" style="width:249pt;height:26.5pt" o:ole="">
             <v:imagedata r:id="rId78" o:title=""/>
           </v:shape>
-          <o:OLEObject Type="Embed" ProgID="Equation.DSMT4" ShapeID="_x0000_i1065" DrawAspect="Content" ObjectID="_1835608890" r:id="rId79"/>
+          <o:OLEObject Type="Embed" ProgID="Equation.DSMT4" ShapeID="_x0000_i1065" DrawAspect="Content" ObjectID="_1836384651" r:id="rId79"/>
         </w:object>
       </w:r>
     </w:p>
@@ -1984,7 +2095,7 @@
           <v:shape id="_x0000_i1066" type="#_x0000_t75" style="width:34pt;height:13pt" o:ole="">
             <v:imagedata r:id="rId80" o:title=""/>
           </v:shape>
-          <o:OLEObject Type="Embed" ProgID="Equation.DSMT4" ShapeID="_x0000_i1066" DrawAspect="Content" ObjectID="_1835608891" r:id="rId81"/>
+          <o:OLEObject Type="Embed" ProgID="Equation.DSMT4" ShapeID="_x0000_i1066" DrawAspect="Content" ObjectID="_1836384652" r:id="rId81"/>
         </w:object>
       </w:r>
       <w:r>
@@ -2045,7 +2156,7 @@
           <v:shape id="_x0000_i1067" type="#_x0000_t75" style="width:34pt;height:13pt" o:ole="">
             <v:imagedata r:id="rId82" o:title=""/>
           </v:shape>
-          <o:OLEObject Type="Embed" ProgID="Equation.DSMT4" ShapeID="_x0000_i1067" DrawAspect="Content" ObjectID="_1835608892" r:id="rId83"/>
+          <o:OLEObject Type="Embed" ProgID="Equation.DSMT4" ShapeID="_x0000_i1067" DrawAspect="Content" ObjectID="_1836384653" r:id="rId83"/>
         </w:object>
       </w:r>
     </w:p>
@@ -2076,6 +2187,7 @@
         </w:rPr>
         <w:t xml:space="preserve">(c)  </w:t>
       </w:r>
+      <w:proofErr w:type="gramStart"/>
       <w:r>
         <w:rPr>
           <w:rFonts w:asciiTheme="minorHAnsi" w:hAnsiTheme="minorHAnsi" w:cstheme="minorHAnsi"/>
@@ -2083,7 +2195,17 @@
           <w:sz w:val="22"/>
           <w:szCs w:val="22"/>
         </w:rPr>
-        <w:t xml:space="preserve">neither </w:t>
+        <w:t>neither</w:t>
+      </w:r>
+      <w:proofErr w:type="gramEnd"/>
+      <w:r>
+        <w:rPr>
+          <w:rFonts w:asciiTheme="minorHAnsi" w:hAnsiTheme="minorHAnsi" w:cstheme="minorHAnsi"/>
+          <w:color w:val="121212"/>
+          <w:sz w:val="22"/>
+          <w:szCs w:val="22"/>
+        </w:rPr>
+        <w:t xml:space="preserve"> </w:t>
       </w:r>
       <w:r>
         <w:rPr>
@@ -2097,7 +2219,7 @@
           <v:shape id="_x0000_i1068" type="#_x0000_t75" style="width:34pt;height:13pt" o:ole="">
             <v:imagedata r:id="rId80" o:title=""/>
           </v:shape>
-          <o:OLEObject Type="Embed" ProgID="Equation.DSMT4" ShapeID="_x0000_i1068" DrawAspect="Content" ObjectID="_1835608893" r:id="rId84"/>
+          <o:OLEObject Type="Embed" ProgID="Equation.DSMT4" ShapeID="_x0000_i1068" DrawAspect="Content" ObjectID="_1836384654" r:id="rId84"/>
         </w:object>
       </w:r>
       <w:r>
@@ -2122,7 +2244,7 @@
           <v:shape id="_x0000_i1069" type="#_x0000_t75" style="width:34pt;height:13pt" o:ole="">
             <v:imagedata r:id="rId82" o:title=""/>
           </v:shape>
-          <o:OLEObject Type="Embed" ProgID="Equation.DSMT4" ShapeID="_x0000_i1069" DrawAspect="Content" ObjectID="_1835608894" r:id="rId85"/>
+          <o:OLEObject Type="Embed" ProgID="Equation.DSMT4" ShapeID="_x0000_i1069" DrawAspect="Content" ObjectID="_1836384655" r:id="rId85"/>
         </w:object>
       </w:r>
       <w:r>
@@ -2165,7 +2287,7 @@
           <v:shape id="_x0000_i1070" type="#_x0000_t75" style="width:192pt;height:20.5pt" o:ole="">
             <v:imagedata r:id="rId86" o:title=""/>
           </v:shape>
-          <o:OLEObject Type="Embed" ProgID="Equation.DSMT4" ShapeID="_x0000_i1070" DrawAspect="Content" ObjectID="_1835608895" r:id="rId87"/>
+          <o:OLEObject Type="Embed" ProgID="Equation.DSMT4" ShapeID="_x0000_i1070" DrawAspect="Content" ObjectID="_1836384656" r:id="rId87"/>
         </w:object>
       </w:r>
       <w:r>
@@ -2256,7 +2378,7 @@
           <v:shape id="_x0000_i1071" type="#_x0000_t75" style="width:116pt;height:20.5pt" o:ole="">
             <v:imagedata r:id="rId88" o:title=""/>
           </v:shape>
-          <o:OLEObject Type="Embed" ProgID="Equation.DSMT4" ShapeID="_x0000_i1071" DrawAspect="Content" ObjectID="_1835608896" r:id="rId89"/>
+          <o:OLEObject Type="Embed" ProgID="Equation.DSMT4" ShapeID="_x0000_i1071" DrawAspect="Content" ObjectID="_1836384657" r:id="rId89"/>
         </w:object>
       </w:r>
       <w:r>
@@ -2282,7 +2404,7 @@
           <v:shape id="_x0000_i1072" type="#_x0000_t75" style="width:23.5pt;height:15.5pt" o:ole="">
             <v:imagedata r:id="rId90" o:title=""/>
           </v:shape>
-          <o:OLEObject Type="Embed" ProgID="Equation.DSMT4" ShapeID="_x0000_i1072" DrawAspect="Content" ObjectID="_1835608897" r:id="rId91"/>
+          <o:OLEObject Type="Embed" ProgID="Equation.DSMT4" ShapeID="_x0000_i1072" DrawAspect="Content" ObjectID="_1836384658" r:id="rId91"/>
         </w:object>
       </w:r>
       <w:r>
@@ -2293,8 +2415,9 @@
           <w:szCs w:val="22"/>
           <w:shd w:val="clear" w:color="auto" w:fill="FFFFFF"/>
         </w:rPr>
-        <w:t> if and only if</w:t>
-      </w:r>
+        <w:t xml:space="preserve"> if and only </w:t>
+      </w:r>
+      <w:proofErr w:type="gramStart"/>
       <w:r>
         <w:rPr>
           <w:rFonts w:asciiTheme="minorHAnsi" w:hAnsiTheme="minorHAnsi" w:cstheme="minorHAnsi"/>
@@ -2303,8 +2426,19 @@
           <w:szCs w:val="22"/>
           <w:shd w:val="clear" w:color="auto" w:fill="FFFFFF"/>
         </w:rPr>
+        <w:t>if</w:t>
+      </w:r>
+      <w:r>
+        <w:rPr>
+          <w:rFonts w:asciiTheme="minorHAnsi" w:hAnsiTheme="minorHAnsi" w:cstheme="minorHAnsi"/>
+          <w:color w:val="121212"/>
+          <w:sz w:val="22"/>
+          <w:szCs w:val="22"/>
+          <w:shd w:val="clear" w:color="auto" w:fill="FFFFFF"/>
+        </w:rPr>
         <w:t xml:space="preserve"> </w:t>
       </w:r>
+      <w:proofErr w:type="gramEnd"/>
       <w:r>
         <w:rPr>
           <w:rFonts w:asciiTheme="minorHAnsi" w:hAnsiTheme="minorHAnsi" w:cstheme="minorHAnsi"/>
@@ -2318,7 +2452,7 @@
           <v:shape id="_x0000_i1073" type="#_x0000_t75" style="width:68pt;height:20.5pt" o:ole="">
             <v:imagedata r:id="rId92" o:title=""/>
           </v:shape>
-          <o:OLEObject Type="Embed" ProgID="Equation.DSMT4" ShapeID="_x0000_i1073" DrawAspect="Content" ObjectID="_1835608898" r:id="rId93"/>
+          <o:OLEObject Type="Embed" ProgID="Equation.DSMT4" ShapeID="_x0000_i1073" DrawAspect="Content" ObjectID="_1836384659" r:id="rId93"/>
         </w:object>
       </w:r>
       <w:r>
@@ -2344,7 +2478,7 @@
           <v:shape id="_x0000_i1074" type="#_x0000_t75" style="width:6.5pt;height:14.5pt" o:ole="">
             <v:imagedata r:id="rId94" o:title=""/>
           </v:shape>
-          <o:OLEObject Type="Embed" ProgID="Equation.DSMT4" ShapeID="_x0000_i1074" DrawAspect="Content" ObjectID="_1835608899" r:id="rId95"/>
+          <o:OLEObject Type="Embed" ProgID="Equation.DSMT4" ShapeID="_x0000_i1074" DrawAspect="Content" ObjectID="_1836384660" r:id="rId95"/>
         </w:object>
       </w:r>
       <w:r>
@@ -2365,8 +2499,9 @@
           <w:szCs w:val="22"/>
           <w:shd w:val="clear" w:color="auto" w:fill="FFFFFF"/>
         </w:rPr>
-        <w:t xml:space="preserve"> R</w:t>
-      </w:r>
+        <w:t xml:space="preserve"> </w:t>
+      </w:r>
+      <w:proofErr w:type="gramStart"/>
       <w:r>
         <w:rPr>
           <w:rFonts w:asciiTheme="minorHAnsi" w:hAnsiTheme="minorHAnsi" w:cstheme="minorHAnsi"/>
@@ -2375,7 +2510,7 @@
           <w:szCs w:val="22"/>
           <w:shd w:val="clear" w:color="auto" w:fill="FFFFFF"/>
         </w:rPr>
-        <w:t> . Let  </w:t>
+        <w:t>R</w:t>
       </w:r>
       <w:r>
         <w:rPr>
@@ -2385,8 +2520,9 @@
           <w:szCs w:val="22"/>
           <w:shd w:val="clear" w:color="auto" w:fill="FFFFFF"/>
         </w:rPr>
-        <w:t xml:space="preserve">m </w:t>
-      </w:r>
+        <w:t> .</w:t>
+      </w:r>
+      <w:proofErr w:type="gramEnd"/>
       <w:r>
         <w:rPr>
           <w:rFonts w:asciiTheme="minorHAnsi" w:hAnsiTheme="minorHAnsi" w:cstheme="minorHAnsi"/>
@@ -2395,8 +2531,9 @@
           <w:szCs w:val="22"/>
           <w:shd w:val="clear" w:color="auto" w:fill="FFFFFF"/>
         </w:rPr>
-        <w:t>and </w:t>
-      </w:r>
+        <w:t xml:space="preserve"> Let</w:t>
+      </w:r>
+      <w:proofErr w:type="gramStart"/>
       <w:r>
         <w:rPr>
           <w:rFonts w:asciiTheme="minorHAnsi" w:hAnsiTheme="minorHAnsi" w:cstheme="minorHAnsi"/>
@@ -2405,7 +2542,7 @@
           <w:szCs w:val="22"/>
           <w:shd w:val="clear" w:color="auto" w:fill="FFFFFF"/>
         </w:rPr>
-        <w:t>n</w:t>
+        <w:t>  </w:t>
       </w:r>
       <w:r>
         <w:rPr>
@@ -2415,7 +2552,59 @@
           <w:szCs w:val="22"/>
           <w:shd w:val="clear" w:color="auto" w:fill="FFFFFF"/>
         </w:rPr>
-        <w:t> be the minimum number of elements required to be added in R to make it reflexive and symmetric relations, respectively. Then</w:t>
+        <w:t>m</w:t>
+      </w:r>
+      <w:proofErr w:type="gramEnd"/>
+      <w:r>
+        <w:rPr>
+          <w:rFonts w:asciiTheme="minorHAnsi" w:hAnsiTheme="minorHAnsi" w:cstheme="minorHAnsi"/>
+          <w:color w:val="121212"/>
+          <w:sz w:val="22"/>
+          <w:szCs w:val="22"/>
+          <w:shd w:val="clear" w:color="auto" w:fill="FFFFFF"/>
+        </w:rPr>
+        <w:t xml:space="preserve"> </w:t>
+      </w:r>
+      <w:r>
+        <w:rPr>
+          <w:rFonts w:asciiTheme="minorHAnsi" w:hAnsiTheme="minorHAnsi" w:cstheme="minorHAnsi"/>
+          <w:color w:val="121212"/>
+          <w:sz w:val="22"/>
+          <w:szCs w:val="22"/>
+          <w:shd w:val="clear" w:color="auto" w:fill="FFFFFF"/>
+        </w:rPr>
+        <w:t>and </w:t>
+      </w:r>
+      <w:r>
+        <w:rPr>
+          <w:rFonts w:asciiTheme="minorHAnsi" w:hAnsiTheme="minorHAnsi" w:cstheme="minorHAnsi"/>
+          <w:color w:val="121212"/>
+          <w:sz w:val="22"/>
+          <w:szCs w:val="22"/>
+          <w:shd w:val="clear" w:color="auto" w:fill="FFFFFF"/>
+        </w:rPr>
+        <w:t>n</w:t>
+      </w:r>
+      <w:r>
+        <w:rPr>
+          <w:rFonts w:asciiTheme="minorHAnsi" w:hAnsiTheme="minorHAnsi" w:cstheme="minorHAnsi"/>
+          <w:color w:val="121212"/>
+          <w:sz w:val="22"/>
+          <w:szCs w:val="22"/>
+          <w:shd w:val="clear" w:color="auto" w:fill="FFFFFF"/>
+        </w:rPr>
+        <w:t xml:space="preserve"> be the minimum number of elements required to be added in R to make it reflexive and symmetric relations, respectively. </w:t>
+      </w:r>
+      <w:proofErr w:type="gramStart"/>
+      <w:r>
+        <w:rPr>
+          <w:rFonts w:asciiTheme="minorHAnsi" w:hAnsiTheme="minorHAnsi" w:cstheme="minorHAnsi"/>
+          <w:color w:val="121212"/>
+          <w:sz w:val="22"/>
+          <w:szCs w:val="22"/>
+          <w:shd w:val="clear" w:color="auto" w:fill="FFFFFF"/>
+        </w:rPr>
+        <w:t>Then</w:t>
       </w:r>
       <w:r>
         <w:rPr>
@@ -2440,7 +2629,7 @@
           <v:shape id="_x0000_i1075" type="#_x0000_t75" style="width:44.5pt;height:14.5pt" o:ole="">
             <v:imagedata r:id="rId96" o:title=""/>
           </v:shape>
-          <o:OLEObject Type="Embed" ProgID="Equation.DSMT4" ShapeID="_x0000_i1075" DrawAspect="Content" ObjectID="_1835608900" r:id="rId97"/>
+          <o:OLEObject Type="Embed" ProgID="Equation.DSMT4" ShapeID="_x0000_i1075" DrawAspect="Content" ObjectID="_1836384661" r:id="rId97"/>
         </w:object>
       </w:r>
       <w:r>
@@ -2453,6 +2642,7 @@
         </w:rPr>
         <w:t>  is equal to:</w:t>
       </w:r>
+      <w:proofErr w:type="gramEnd"/>
     </w:p>
     <w:p>
       <w:pPr>
@@ -2685,8 +2875,13 @@
         <w:t xml:space="preserve"> Consider </w:t>
       </w:r>
       <w:r>
-        <w:t xml:space="preserve">the sets </w:t>
-      </w:r>
+        <w:t xml:space="preserve">the </w:t>
+      </w:r>
+      <w:proofErr w:type="gramStart"/>
+      <w:r>
+        <w:t xml:space="preserve">sets </w:t>
+      </w:r>
+      <w:proofErr w:type="gramEnd"/>
       <w:r>
         <w:rPr>
           <w:position w:val="-16"/>
@@ -2695,7 +2890,7 @@
           <v:shape id="_x0000_i1076" type="#_x0000_t75" style="width:162.5pt;height:22pt" o:ole="">
             <v:imagedata r:id="rId98" o:title=""/>
           </v:shape>
-          <o:OLEObject Type="Embed" ProgID="Equation.DSMT4" ShapeID="_x0000_i1076" DrawAspect="Content" ObjectID="_1835608901" r:id="rId99"/>
+          <o:OLEObject Type="Embed" ProgID="Equation.DSMT4" ShapeID="_x0000_i1076" DrawAspect="Content" ObjectID="_1836384662" r:id="rId99"/>
         </w:object>
       </w:r>
       <w:r>
@@ -2709,7 +2904,7 @@
           <v:shape id="_x0000_i1077" type="#_x0000_t75" style="width:174pt;height:22pt" o:ole="">
             <v:imagedata r:id="rId100" o:title=""/>
           </v:shape>
-          <o:OLEObject Type="Embed" ProgID="Equation.DSMT4" ShapeID="_x0000_i1077" DrawAspect="Content" ObjectID="_1835608902" r:id="rId101"/>
+          <o:OLEObject Type="Embed" ProgID="Equation.DSMT4" ShapeID="_x0000_i1077" DrawAspect="Content" ObjectID="_1836384663" r:id="rId101"/>
         </w:object>
       </w:r>
       <w:r>
@@ -2723,7 +2918,7 @@
           <v:shape id="_x0000_i1078" type="#_x0000_t75" style="width:156pt;height:22pt" o:ole="">
             <v:imagedata r:id="rId102" o:title=""/>
           </v:shape>
-          <o:OLEObject Type="Embed" ProgID="Equation.DSMT4" ShapeID="_x0000_i1078" DrawAspect="Content" ObjectID="_1835608903" r:id="rId103"/>
+          <o:OLEObject Type="Embed" ProgID="Equation.DSMT4" ShapeID="_x0000_i1078" DrawAspect="Content" ObjectID="_1836384664" r:id="rId103"/>
         </w:object>
       </w:r>
       <w:r>
@@ -2737,7 +2932,7 @@
           <v:shape id="_x0000_i1079" type="#_x0000_t75" style="width:54pt;height:13pt" o:ole="">
             <v:imagedata r:id="rId104" o:title=""/>
           </v:shape>
-          <o:OLEObject Type="Embed" ProgID="Equation.DSMT4" ShapeID="_x0000_i1079" DrawAspect="Content" ObjectID="_1835608904" r:id="rId105"/>
+          <o:OLEObject Type="Embed" ProgID="Equation.DSMT4" ShapeID="_x0000_i1079" DrawAspect="Content" ObjectID="_1836384665" r:id="rId105"/>
         </w:object>
       </w:r>
       <w:r>
@@ -2747,8 +2942,13 @@
         <w:t xml:space="preserve"> The total number of </w:t>
       </w:r>
       <w:r>
-        <w:t>one-one functions from the set D to the set C is :</w:t>
-      </w:r>
+        <w:t xml:space="preserve">one-one functions from the set D to the set C </w:t>
+      </w:r>
+      <w:proofErr w:type="gramStart"/>
+      <w:r>
+        <w:t>is :</w:t>
+      </w:r>
+      <w:proofErr w:type="gramEnd"/>
     </w:p>
     <w:p>
       <w:pPr>
@@ -2824,9 +3024,11 @@
       <w:r>
         <w:t xml:space="preserve">Q5: </w:t>
       </w:r>
+      <w:proofErr w:type="gramStart"/>
       <w:r>
         <w:t xml:space="preserve">Let </w:t>
       </w:r>
+      <w:proofErr w:type="gramEnd"/>
       <w:r>
         <w:rPr>
           <w:position w:val="-14"/>
@@ -2835,7 +3037,7 @@
           <v:shape id="_x0000_i1080" type="#_x0000_t75" style="width:100pt;height:20pt" o:ole="">
             <v:imagedata r:id="rId106" o:title=""/>
           </v:shape>
-          <o:OLEObject Type="Embed" ProgID="Equation.DSMT4" ShapeID="_x0000_i1080" DrawAspect="Content" ObjectID="_1835608905" r:id="rId107"/>
+          <o:OLEObject Type="Embed" ProgID="Equation.DSMT4" ShapeID="_x0000_i1080" DrawAspect="Content" ObjectID="_1836384666" r:id="rId107"/>
         </w:object>
       </w:r>
       <w:r>
@@ -2858,7 +3060,7 @@
           <v:shape id="_x0000_i1081" type="#_x0000_t75" style="width:12pt;height:13pt" o:ole="">
             <v:imagedata r:id="rId108" o:title=""/>
           </v:shape>
-          <o:OLEObject Type="Embed" ProgID="Equation.DSMT4" ShapeID="_x0000_i1081" DrawAspect="Content" ObjectID="_1835608906" r:id="rId109"/>
+          <o:OLEObject Type="Embed" ProgID="Equation.DSMT4" ShapeID="_x0000_i1081" DrawAspect="Content" ObjectID="_1836384667" r:id="rId109"/>
         </w:object>
       </w:r>
       <w:r>
@@ -2872,15 +3074,20 @@
           <v:shape id="_x0000_i1082" type="#_x0000_t75" style="width:23pt;height:16pt" o:ole="">
             <v:imagedata r:id="rId110" o:title=""/>
           </v:shape>
-          <o:OLEObject Type="Embed" ProgID="Equation.DSMT4" ShapeID="_x0000_i1082" DrawAspect="Content" ObjectID="_1835608907" r:id="rId111"/>
-        </w:object>
-      </w:r>
-      <w:r>
-        <w:t>if and only if</w:t>
+          <o:OLEObject Type="Embed" ProgID="Equation.DSMT4" ShapeID="_x0000_i1082" DrawAspect="Content" ObjectID="_1836384668" r:id="rId111"/>
+        </w:object>
+      </w:r>
+      <w:r>
+        <w:t xml:space="preserve">if and only </w:t>
+      </w:r>
+      <w:proofErr w:type="gramStart"/>
+      <w:r>
+        <w:t>if</w:t>
       </w:r>
       <w:r>
         <w:t xml:space="preserve"> </w:t>
       </w:r>
+      <w:proofErr w:type="gramEnd"/>
       <w:r>
         <w:rPr>
           <w:position w:val="-14"/>
@@ -2889,7 +3096,7 @@
           <v:shape id="_x0000_i1083" type="#_x0000_t75" style="width:69pt;height:20pt" o:ole="">
             <v:imagedata r:id="rId112" o:title=""/>
           </v:shape>
-          <o:OLEObject Type="Embed" ProgID="Equation.DSMT4" ShapeID="_x0000_i1083" DrawAspect="Content" ObjectID="_1835608908" r:id="rId113"/>
+          <o:OLEObject Type="Embed" ProgID="Equation.DSMT4" ShapeID="_x0000_i1083" DrawAspect="Content" ObjectID="_1836384669" r:id="rId113"/>
         </w:object>
       </w:r>
       <w:r>
@@ -2903,12 +3110,17 @@
           <v:shape id="_x0000_i1084" type="#_x0000_t75" style="width:7pt;height:14pt" o:ole="">
             <v:imagedata r:id="rId114" o:title=""/>
           </v:shape>
-          <o:OLEObject Type="Embed" ProgID="Equation.DSMT4" ShapeID="_x0000_i1084" DrawAspect="Content" ObjectID="_1835608909" r:id="rId115"/>
-        </w:object>
-      </w:r>
-      <w:r>
-        <w:t xml:space="preserve">be the number of elements in </w:t>
-      </w:r>
+          <o:OLEObject Type="Embed" ProgID="Equation.DSMT4" ShapeID="_x0000_i1084" DrawAspect="Content" ObjectID="_1836384670" r:id="rId115"/>
+        </w:object>
+      </w:r>
+      <w:r>
+        <w:t xml:space="preserve">be the number of elements </w:t>
+      </w:r>
+      <w:proofErr w:type="gramStart"/>
+      <w:r>
+        <w:t xml:space="preserve">in </w:t>
+      </w:r>
+      <w:proofErr w:type="gramEnd"/>
       <w:r>
         <w:rPr>
           <w:position w:val="-4"/>
@@ -2917,7 +3129,7 @@
           <v:shape id="_x0000_i1085" type="#_x0000_t75" style="width:12pt;height:13pt" o:ole="">
             <v:imagedata r:id="rId116" o:title=""/>
           </v:shape>
-          <o:OLEObject Type="Embed" ProgID="Equation.DSMT4" ShapeID="_x0000_i1085" DrawAspect="Content" ObjectID="_1835608910" r:id="rId117"/>
+          <o:OLEObject Type="Embed" ProgID="Equation.DSMT4" ShapeID="_x0000_i1085" DrawAspect="Content" ObjectID="_1836384671" r:id="rId117"/>
         </w:object>
       </w:r>
       <w:r>
@@ -2931,7 +3143,7 @@
           <v:shape id="_x0000_i1086" type="#_x0000_t75" style="width:13pt;height:11pt" o:ole="">
             <v:imagedata r:id="rId118" o:title=""/>
           </v:shape>
-          <o:OLEObject Type="Embed" ProgID="Equation.DSMT4" ShapeID="_x0000_i1086" DrawAspect="Content" ObjectID="_1835608911" r:id="rId119"/>
+          <o:OLEObject Type="Embed" ProgID="Equation.DSMT4" ShapeID="_x0000_i1086" DrawAspect="Content" ObjectID="_1836384672" r:id="rId119"/>
         </w:object>
       </w:r>
       <w:r>
@@ -2945,7 +3157,7 @@
           <v:shape id="_x0000_i1087" type="#_x0000_t75" style="width:10pt;height:11pt" o:ole="">
             <v:imagedata r:id="rId120" o:title=""/>
           </v:shape>
-          <o:OLEObject Type="Embed" ProgID="Equation.DSMT4" ShapeID="_x0000_i1087" DrawAspect="Content" ObjectID="_1835608912" r:id="rId121"/>
+          <o:OLEObject Type="Embed" ProgID="Equation.DSMT4" ShapeID="_x0000_i1087" DrawAspect="Content" ObjectID="_1836384673" r:id="rId121"/>
         </w:object>
       </w:r>
       <w:r>
@@ -2971,7 +3183,7 @@
           <v:shape id="_x0000_i1088" type="#_x0000_t75" style="width:44pt;height:14pt" o:ole="">
             <v:imagedata r:id="rId122" o:title=""/>
           </v:shape>
-          <o:OLEObject Type="Embed" ProgID="Equation.DSMT4" ShapeID="_x0000_i1088" DrawAspect="Content" ObjectID="_1835608913" r:id="rId123"/>
+          <o:OLEObject Type="Embed" ProgID="Equation.DSMT4" ShapeID="_x0000_i1088" DrawAspect="Content" ObjectID="_1836384674" r:id="rId123"/>
         </w:object>
       </w:r>
       <w:r>
@@ -3042,8 +3254,13 @@
         <w:t>Q6:</w:t>
       </w:r>
       <w:r>
-        <w:t xml:space="preserve"> Let </w:t>
-      </w:r>
+        <w:t xml:space="preserve"> </w:t>
+      </w:r>
+      <w:proofErr w:type="gramStart"/>
+      <w:r>
+        <w:t xml:space="preserve">Let </w:t>
+      </w:r>
+      <w:proofErr w:type="gramEnd"/>
       <w:r>
         <w:rPr>
           <w:position w:val="-10"/>
@@ -3052,7 +3269,7 @@
           <v:shape id="_x0000_i1089" type="#_x0000_t75" style="width:115pt;height:16pt" o:ole="">
             <v:imagedata r:id="rId124" o:title=""/>
           </v:shape>
-          <o:OLEObject Type="Embed" ProgID="Equation.DSMT4" ShapeID="_x0000_i1089" DrawAspect="Content" ObjectID="_1835608914" r:id="rId125"/>
+          <o:OLEObject Type="Embed" ProgID="Equation.DSMT4" ShapeID="_x0000_i1089" DrawAspect="Content" ObjectID="_1836384675" r:id="rId125"/>
         </w:object>
       </w:r>
       <w:r>
@@ -3072,7 +3289,7 @@
           <v:shape id="_x0000_i1090" type="#_x0000_t75" style="width:23pt;height:16pt" o:ole="">
             <v:imagedata r:id="rId126" o:title=""/>
           </v:shape>
-          <o:OLEObject Type="Embed" ProgID="Equation.DSMT4" ShapeID="_x0000_i1090" DrawAspect="Content" ObjectID="_1835608915" r:id="rId127"/>
+          <o:OLEObject Type="Embed" ProgID="Equation.DSMT4" ShapeID="_x0000_i1090" DrawAspect="Content" ObjectID="_1836384676" r:id="rId127"/>
         </w:object>
       </w:r>
       <w:r>
@@ -3086,7 +3303,7 @@
           <v:shape id="_x0000_i1091" type="#_x0000_t75" style="width:77pt;height:18pt" o:ole="">
             <v:imagedata r:id="rId128" o:title=""/>
           </v:shape>
-          <o:OLEObject Type="Embed" ProgID="Equation.DSMT4" ShapeID="_x0000_i1091" DrawAspect="Content" ObjectID="_1835608916" r:id="rId129"/>
+          <o:OLEObject Type="Embed" ProgID="Equation.DSMT4" ShapeID="_x0000_i1091" DrawAspect="Content" ObjectID="_1836384677" r:id="rId129"/>
         </w:object>
       </w:r>
       <w:r>
@@ -3100,7 +3317,7 @@
           <v:shape id="_x0000_i1092" type="#_x0000_t75" style="width:7pt;height:14pt" o:ole="">
             <v:imagedata r:id="rId130" o:title=""/>
           </v:shape>
-          <o:OLEObject Type="Embed" ProgID="Equation.DSMT4" ShapeID="_x0000_i1092" DrawAspect="Content" ObjectID="_1835608917" r:id="rId131"/>
+          <o:OLEObject Type="Embed" ProgID="Equation.DSMT4" ShapeID="_x0000_i1092" DrawAspect="Content" ObjectID="_1836384678" r:id="rId131"/>
         </w:object>
       </w:r>
       <w:r>
@@ -3119,7 +3336,11 @@
         <w:t xml:space="preserve"> to make it a reflexive relation</w:t>
       </w:r>
       <w:r>
-        <w:t xml:space="preserve">. Then </w:t>
+        <w:t xml:space="preserve">. </w:t>
+      </w:r>
+      <w:proofErr w:type="gramStart"/>
+      <w:r>
+        <w:t xml:space="preserve">Then </w:t>
       </w:r>
       <w:r>
         <w:rPr>
@@ -3129,12 +3350,13 @@
           <v:shape id="_x0000_i1093" type="#_x0000_t75" style="width:27pt;height:14pt" o:ole="">
             <v:imagedata r:id="rId132" o:title=""/>
           </v:shape>
-          <o:OLEObject Type="Embed" ProgID="Equation.DSMT4" ShapeID="_x0000_i1093" DrawAspect="Content" ObjectID="_1835608918" r:id="rId133"/>
+          <o:OLEObject Type="Embed" ProgID="Equation.DSMT4" ShapeID="_x0000_i1093" DrawAspect="Content" ObjectID="_1836384679" r:id="rId133"/>
         </w:object>
       </w:r>
       <w:r>
         <w:t>is equal to:</w:t>
       </w:r>
+      <w:proofErr w:type="gramEnd"/>
       <w:r>
         <w:t xml:space="preserve"> </w:t>
       </w:r>
@@ -3211,7 +3433,7 @@
           <v:shape id="_x0000_i1094" type="#_x0000_t75" style="width:97pt;height:20pt" o:ole="">
             <v:imagedata r:id="rId134" o:title=""/>
           </v:shape>
-          <o:OLEObject Type="Embed" ProgID="Equation.DSMT4" ShapeID="_x0000_i1094" DrawAspect="Content" ObjectID="_1835608919" r:id="rId135"/>
+          <o:OLEObject Type="Embed" ProgID="Equation.DSMT4" ShapeID="_x0000_i1094" DrawAspect="Content" ObjectID="_1836384680" r:id="rId135"/>
         </w:object>
       </w:r>
       <w:r>
@@ -3225,7 +3447,7 @@
           <v:shape id="_x0000_i1095" type="#_x0000_t75" style="width:12pt;height:13pt" o:ole="">
             <v:imagedata r:id="rId136" o:title=""/>
           </v:shape>
-          <o:OLEObject Type="Embed" ProgID="Equation.DSMT4" ShapeID="_x0000_i1095" DrawAspect="Content" ObjectID="_1835608920" r:id="rId137"/>
+          <o:OLEObject Type="Embed" ProgID="Equation.DSMT4" ShapeID="_x0000_i1095" DrawAspect="Content" ObjectID="_1836384681" r:id="rId137"/>
         </w:object>
       </w:r>
       <w:r>
@@ -3239,12 +3461,17 @@
           <v:shape id="_x0000_i1096" type="#_x0000_t75" style="width:114pt;height:20pt" o:ole="">
             <v:imagedata r:id="rId138" o:title=""/>
           </v:shape>
-          <o:OLEObject Type="Embed" ProgID="Equation.DSMT4" ShapeID="_x0000_i1096" DrawAspect="Content" ObjectID="_1835608921" r:id="rId139"/>
-        </w:object>
-      </w:r>
-      <w:r>
-        <w:t xml:space="preserve"> Let </w:t>
-      </w:r>
+          <o:OLEObject Type="Embed" ProgID="Equation.DSMT4" ShapeID="_x0000_i1096" DrawAspect="Content" ObjectID="_1836384682" r:id="rId139"/>
+        </w:object>
+      </w:r>
+      <w:r>
+        <w:t xml:space="preserve"> </w:t>
+      </w:r>
+      <w:proofErr w:type="gramStart"/>
+      <w:r>
+        <w:t xml:space="preserve">Let </w:t>
+      </w:r>
+      <w:proofErr w:type="gramEnd"/>
       <w:r>
         <w:rPr>
           <w:position w:val="-14"/>
@@ -3253,7 +3480,7 @@
           <v:shape id="_x0000_i1097" type="#_x0000_t75" style="width:38pt;height:20pt" o:ole="">
             <v:imagedata r:id="rId140" o:title=""/>
           </v:shape>
-          <o:OLEObject Type="Embed" ProgID="Equation.DSMT4" ShapeID="_x0000_i1097" DrawAspect="Content" ObjectID="_1835608922" r:id="rId141"/>
+          <o:OLEObject Type="Embed" ProgID="Equation.DSMT4" ShapeID="_x0000_i1097" DrawAspect="Content" ObjectID="_1836384683" r:id="rId141"/>
         </w:object>
       </w:r>
       <w:r>
@@ -3267,7 +3494,7 @@
           <v:shape id="_x0000_i1098" type="#_x0000_t75" style="width:38pt;height:20pt" o:ole="">
             <v:imagedata r:id="rId142" o:title=""/>
           </v:shape>
-          <o:OLEObject Type="Embed" ProgID="Equation.DSMT4" ShapeID="_x0000_i1098" DrawAspect="Content" ObjectID="_1835608923" r:id="rId143"/>
+          <o:OLEObject Type="Embed" ProgID="Equation.DSMT4" ShapeID="_x0000_i1098" DrawAspect="Content" ObjectID="_1836384684" r:id="rId143"/>
         </w:object>
       </w:r>
       <w:r>
@@ -3281,7 +3508,7 @@
           <v:shape id="_x0000_i1099" type="#_x0000_t75" style="width:38pt;height:20pt" o:ole="">
             <v:imagedata r:id="rId144" o:title=""/>
           </v:shape>
-          <o:OLEObject Type="Embed" ProgID="Equation.DSMT4" ShapeID="_x0000_i1099" DrawAspect="Content" ObjectID="_1835608924" r:id="rId145"/>
+          <o:OLEObject Type="Embed" ProgID="Equation.DSMT4" ShapeID="_x0000_i1099" DrawAspect="Content" ObjectID="_1836384685" r:id="rId145"/>
         </w:object>
       </w:r>
       <w:r>
@@ -3295,7 +3522,7 @@
           <v:shape id="_x0000_i1100" type="#_x0000_t75" style="width:46pt;height:20pt" o:ole="">
             <v:imagedata r:id="rId146" o:title=""/>
           </v:shape>
-          <o:OLEObject Type="Embed" ProgID="Equation.DSMT4" ShapeID="_x0000_i1100" DrawAspect="Content" ObjectID="_1835608925" r:id="rId147"/>
+          <o:OLEObject Type="Embed" ProgID="Equation.DSMT4" ShapeID="_x0000_i1100" DrawAspect="Content" ObjectID="_1836384686" r:id="rId147"/>
         </w:object>
       </w:r>
       <w:r>
@@ -3309,15 +3536,20 @@
           <v:shape id="_x0000_i1101" type="#_x0000_t75" style="width:10pt;height:14pt" o:ole="">
             <v:imagedata r:id="rId148" o:title=""/>
           </v:shape>
-          <o:OLEObject Type="Embed" ProgID="Equation.DSMT4" ShapeID="_x0000_i1101" DrawAspect="Content" ObjectID="_1835608926" r:id="rId149"/>
+          <o:OLEObject Type="Embed" ProgID="Equation.DSMT4" ShapeID="_x0000_i1101" DrawAspect="Content" ObjectID="_1836384687" r:id="rId149"/>
         </w:object>
       </w:r>
       <w:r>
         <w:t>elements of R such that the second entry of an ordered pair is equal to the first entry of the next ordered pair.</w:t>
       </w:r>
       <w:r>
-        <w:t xml:space="preserve"> Then the largest integer </w:t>
-      </w:r>
+        <w:t xml:space="preserve"> Then the largest </w:t>
+      </w:r>
+      <w:proofErr w:type="gramStart"/>
+      <w:r>
+        <w:t xml:space="preserve">integer </w:t>
+      </w:r>
+      <w:proofErr w:type="gramEnd"/>
       <w:r>
         <w:rPr>
           <w:position w:val="-6"/>
@@ -3326,7 +3558,7 @@
           <v:shape id="_x0000_i1102" type="#_x0000_t75" style="width:10pt;height:14pt" o:ole="">
             <v:imagedata r:id="rId150" o:title=""/>
           </v:shape>
-          <o:OLEObject Type="Embed" ProgID="Equation.DSMT4" ShapeID="_x0000_i1102" DrawAspect="Content" ObjectID="_1835608927" r:id="rId151"/>
+          <o:OLEObject Type="Embed" ProgID="Equation.DSMT4" ShapeID="_x0000_i1102" DrawAspect="Content" ObjectID="_1836384688" r:id="rId151"/>
         </w:object>
       </w:r>
       <w:r>
@@ -3406,7 +3638,7 @@
           <v:shape id="_x0000_i1103" type="#_x0000_t75" style="width:12pt;height:13pt" o:ole="">
             <v:imagedata r:id="rId152" o:title=""/>
           </v:shape>
-          <o:OLEObject Type="Embed" ProgID="Equation.DSMT4" ShapeID="_x0000_i1103" DrawAspect="Content" ObjectID="_1835608928" r:id="rId153"/>
+          <o:OLEObject Type="Embed" ProgID="Equation.DSMT4" ShapeID="_x0000_i1103" DrawAspect="Content" ObjectID="_1836384689" r:id="rId153"/>
         </w:object>
       </w:r>
       <w:r>
@@ -3420,7 +3652,7 @@
           <v:shape id="_x0000_i1104" type="#_x0000_t75" style="width:52pt;height:16pt" o:ole="">
             <v:imagedata r:id="rId154" o:title=""/>
           </v:shape>
-          <o:OLEObject Type="Embed" ProgID="Equation.DSMT4" ShapeID="_x0000_i1104" DrawAspect="Content" ObjectID="_1835608929" r:id="rId155"/>
+          <o:OLEObject Type="Embed" ProgID="Equation.DSMT4" ShapeID="_x0000_i1104" DrawAspect="Content" ObjectID="_1836384690" r:id="rId155"/>
         </w:object>
       </w:r>
       <w:r>
@@ -3437,7 +3669,7 @@
           <v:shape id="_x0000_i1105" type="#_x0000_t75" style="width:234pt;height:20pt" o:ole="">
             <v:imagedata r:id="rId156" o:title=""/>
           </v:shape>
-          <o:OLEObject Type="Embed" ProgID="Equation.DSMT4" ShapeID="_x0000_i1105" DrawAspect="Content" ObjectID="_1835608930" r:id="rId157"/>
+          <o:OLEObject Type="Embed" ProgID="Equation.DSMT4" ShapeID="_x0000_i1105" DrawAspect="Content" ObjectID="_1836384691" r:id="rId157"/>
         </w:object>
       </w:r>
       <w:r>
@@ -3447,8 +3679,13 @@
         <w:t xml:space="preserve"> </w:t>
       </w:r>
       <w:r>
-        <w:t>. Then R is :</w:t>
-      </w:r>
+        <w:t xml:space="preserve">. Then R </w:t>
+      </w:r>
+      <w:proofErr w:type="gramStart"/>
+      <w:r>
+        <w:t>is :</w:t>
+      </w:r>
+      <w:proofErr w:type="gramEnd"/>
     </w:p>
     <w:p>
       <w:pPr>
@@ -3513,7 +3750,7 @@
           <v:shape id="_x0000_i1106" type="#_x0000_t75" style="width:62pt;height:16pt" o:ole="">
             <v:imagedata r:id="rId158" o:title=""/>
           </v:shape>
-          <o:OLEObject Type="Embed" ProgID="Equation.DSMT4" ShapeID="_x0000_i1106" DrawAspect="Content" ObjectID="_1835608931" r:id="rId159"/>
+          <o:OLEObject Type="Embed" ProgID="Equation.DSMT4" ShapeID="_x0000_i1106" DrawAspect="Content" ObjectID="_1836384692" r:id="rId159"/>
         </w:object>
       </w:r>
       <w:r>
@@ -3527,7 +3764,7 @@
           <v:shape id="_x0000_i1107" type="#_x0000_t75" style="width:13pt;height:13pt" o:ole="">
             <v:imagedata r:id="rId160" o:title=""/>
           </v:shape>
-          <o:OLEObject Type="Embed" ProgID="Equation.DSMT4" ShapeID="_x0000_i1107" DrawAspect="Content" ObjectID="_1835608932" r:id="rId161"/>
+          <o:OLEObject Type="Embed" ProgID="Equation.DSMT4" ShapeID="_x0000_i1107" DrawAspect="Content" ObjectID="_1836384693" r:id="rId161"/>
         </w:object>
       </w:r>
       <w:r>
@@ -3541,7 +3778,7 @@
           <v:shape id="_x0000_i1108" type="#_x0000_t75" style="width:225pt;height:36pt" o:ole="">
             <v:imagedata r:id="rId162" o:title=""/>
           </v:shape>
-          <o:OLEObject Type="Embed" ProgID="Equation.DSMT4" ShapeID="_x0000_i1108" DrawAspect="Content" ObjectID="_1835608933" r:id="rId163"/>
+          <o:OLEObject Type="Embed" ProgID="Equation.DSMT4" ShapeID="_x0000_i1108" DrawAspect="Content" ObjectID="_1836384694" r:id="rId163"/>
         </w:object>
       </w:r>
       <w:r>
@@ -3567,7 +3804,7 @@
           <v:shape id="_x0000_i1109" type="#_x0000_t75" style="width:12pt;height:31pt" o:ole="">
             <v:imagedata r:id="rId164" o:title=""/>
           </v:shape>
-          <o:OLEObject Type="Embed" ProgID="Equation.DSMT4" ShapeID="_x0000_i1109" DrawAspect="Content" ObjectID="_1835608934" r:id="rId165"/>
+          <o:OLEObject Type="Embed" ProgID="Equation.DSMT4" ShapeID="_x0000_i1109" DrawAspect="Content" ObjectID="_1836384695" r:id="rId165"/>
         </w:object>
       </w:r>
       <w:r>
@@ -3597,7 +3834,7 @@
           <v:shape id="_x0000_i1110" type="#_x0000_t75" style="width:16pt;height:31pt" o:ole="">
             <v:imagedata r:id="rId166" o:title=""/>
           </v:shape>
-          <o:OLEObject Type="Embed" ProgID="Equation.DSMT4" ShapeID="_x0000_i1110" DrawAspect="Content" ObjectID="_1835608935" r:id="rId167"/>
+          <o:OLEObject Type="Embed" ProgID="Equation.DSMT4" ShapeID="_x0000_i1110" DrawAspect="Content" ObjectID="_1836384696" r:id="rId167"/>
         </w:object>
       </w:r>
     </w:p>
@@ -3616,27 +3853,35 @@
           <v:shape id="_x0000_i1111" type="#_x0000_t75" style="width:12pt;height:31pt" o:ole="">
             <v:imagedata r:id="rId168" o:title=""/>
           </v:shape>
-          <o:OLEObject Type="Embed" ProgID="Equation.DSMT4" ShapeID="_x0000_i1111" DrawAspect="Content" ObjectID="_1835608936" r:id="rId169"/>
-        </w:object>
-      </w:r>
-      <w:r>
-        <w:tab/>
-      </w:r>
-      <w:r>
-        <w:tab/>
-      </w:r>
-      <w:r>
-        <w:tab/>
-      </w:r>
-      <w:r>
-        <w:tab/>
-      </w:r>
-      <w:r>
-        <w:tab/>
-      </w:r>
-      <w:r>
-        <w:tab/>
-        <w:t xml:space="preserve">(d) </w:t>
+          <o:OLEObject Type="Embed" ProgID="Equation.DSMT4" ShapeID="_x0000_i1111" DrawAspect="Content" ObjectID="_1836384697" r:id="rId169"/>
+        </w:object>
+      </w:r>
+      <w:r>
+        <w:tab/>
+      </w:r>
+      <w:r>
+        <w:tab/>
+      </w:r>
+      <w:r>
+        <w:tab/>
+      </w:r>
+      <w:r>
+        <w:tab/>
+      </w:r>
+      <w:r>
+        <w:tab/>
+      </w:r>
+      <w:r>
+        <w:tab/>
+        <w:t>(</w:t>
+      </w:r>
+      <w:proofErr w:type="gramStart"/>
+      <w:r>
+        <w:t>d</w:t>
+      </w:r>
+      <w:proofErr w:type="gramEnd"/>
+      <w:r>
+        <w:t xml:space="preserve">) </w:t>
       </w:r>
       <w:r>
         <w:rPr>
@@ -3646,7 +3891,7 @@
           <v:shape id="_x0000_i1112" type="#_x0000_t75" style="width:11pt;height:31pt" o:ole="">
             <v:imagedata r:id="rId170" o:title=""/>
           </v:shape>
-          <o:OLEObject Type="Embed" ProgID="Equation.DSMT4" ShapeID="_x0000_i1112" DrawAspect="Content" ObjectID="_1835608937" r:id="rId171"/>
+          <o:OLEObject Type="Embed" ProgID="Equation.DSMT4" ShapeID="_x0000_i1112" DrawAspect="Content" ObjectID="_1836384698" r:id="rId171"/>
         </w:object>
       </w:r>
     </w:p>
@@ -3665,7 +3910,7 @@
           <v:shape id="_x0000_i1113" type="#_x0000_t75" style="width:35pt;height:34pt" o:ole="">
             <v:imagedata r:id="rId172" o:title=""/>
           </v:shape>
-          <o:OLEObject Type="Embed" ProgID="Equation.DSMT4" ShapeID="_x0000_i1113" DrawAspect="Content" ObjectID="_1835608938" r:id="rId173"/>
+          <o:OLEObject Type="Embed" ProgID="Equation.DSMT4" ShapeID="_x0000_i1113" DrawAspect="Content" ObjectID="_1836384699" r:id="rId173"/>
         </w:object>
       </w:r>
       <w:r>
@@ -3679,7 +3924,7 @@
           <v:shape id="_x0000_i1114" type="#_x0000_t75" style="width:23pt;height:16pt" o:ole="">
             <v:imagedata r:id="rId174" o:title=""/>
           </v:shape>
-          <o:OLEObject Type="Embed" ProgID="Equation.DSMT4" ShapeID="_x0000_i1114" DrawAspect="Content" ObjectID="_1835608939" r:id="rId175"/>
+          <o:OLEObject Type="Embed" ProgID="Equation.DSMT4" ShapeID="_x0000_i1114" DrawAspect="Content" ObjectID="_1836384700" r:id="rId175"/>
         </w:object>
       </w:r>
       <w:r>
@@ -3693,7 +3938,7 @@
           <v:shape id="_x0000_i1115" type="#_x0000_t75" style="width:87pt;height:18pt" o:ole="">
             <v:imagedata r:id="rId176" o:title=""/>
           </v:shape>
-          <o:OLEObject Type="Embed" ProgID="Equation.DSMT4" ShapeID="_x0000_i1115" DrawAspect="Content" ObjectID="_1835608940" r:id="rId177"/>
+          <o:OLEObject Type="Embed" ProgID="Equation.DSMT4" ShapeID="_x0000_i1115" DrawAspect="Content" ObjectID="_1836384701" r:id="rId177"/>
         </w:object>
       </w:r>
       <w:r>
@@ -3764,7 +4009,7 @@
           <v:shape id="_x0000_i1116" type="#_x0000_t75" style="width:229pt;height:20pt" o:ole="">
             <v:imagedata r:id="rId178" o:title=""/>
           </v:shape>
-          <o:OLEObject Type="Embed" ProgID="Equation.DSMT4" ShapeID="_x0000_i1116" DrawAspect="Content" ObjectID="_1835608941" r:id="rId179"/>
+          <o:OLEObject Type="Embed" ProgID="Equation.DSMT4" ShapeID="_x0000_i1116" DrawAspect="Content" ObjectID="_1836384702" r:id="rId179"/>
         </w:object>
       </w:r>
       <w:r>
@@ -3834,7 +4079,7 @@
           <v:shape id="_x0000_i1117" type="#_x0000_t75" style="width:272pt;height:36pt" o:ole="">
             <v:imagedata r:id="rId180" o:title=""/>
           </v:shape>
-          <o:OLEObject Type="Embed" ProgID="Equation.DSMT4" ShapeID="_x0000_i1117" DrawAspect="Content" ObjectID="_1835608942" r:id="rId181"/>
+          <o:OLEObject Type="Embed" ProgID="Equation.DSMT4" ShapeID="_x0000_i1117" DrawAspect="Content" ObjectID="_1836384703" r:id="rId181"/>
         </w:object>
       </w:r>
       <w:r>
@@ -3848,11 +4093,19 @@
           <v:shape id="_x0000_i1118" type="#_x0000_t75" style="width:212pt;height:26pt" o:ole="">
             <v:imagedata r:id="rId182" o:title=""/>
           </v:shape>
-          <o:OLEObject Type="Embed" ProgID="Equation.DSMT4" ShapeID="_x0000_i1118" DrawAspect="Content" ObjectID="_1835608943" r:id="rId183"/>
-        </w:object>
-      </w:r>
-      <w:r>
-        <w:t xml:space="preserve"> Then </w:t>
+          <o:OLEObject Type="Embed" ProgID="Equation.DSMT4" ShapeID="_x0000_i1118" DrawAspect="Content" ObjectID="_1836384704" r:id="rId183"/>
+        </w:object>
+      </w:r>
+      <w:r>
+        <w:t xml:space="preserve"> </w:t>
+      </w:r>
+      <w:proofErr w:type="gramStart"/>
+      <w:r>
+        <w:t>Then</w:t>
+      </w:r>
+      <w:proofErr w:type="gramEnd"/>
+      <w:r>
+        <w:t xml:space="preserve"> </w:t>
       </w:r>
       <w:r>
         <w:rPr>
@@ -3862,7 +4115,7 @@
           <v:shape id="_x0000_i1119" type="#_x0000_t75" style="width:47pt;height:16pt" o:ole="">
             <v:imagedata r:id="rId184" o:title=""/>
           </v:shape>
-          <o:OLEObject Type="Embed" ProgID="Equation.DSMT4" ShapeID="_x0000_i1119" DrawAspect="Content" ObjectID="_1835608944" r:id="rId185"/>
+          <o:OLEObject Type="Embed" ProgID="Equation.DSMT4" ShapeID="_x0000_i1119" DrawAspect="Content" ObjectID="_1836384705" r:id="rId185"/>
         </w:object>
       </w:r>
       <w:r>
@@ -3922,9 +4175,11 @@
       <w:r>
         <w:t xml:space="preserve">13: </w:t>
       </w:r>
+      <w:proofErr w:type="gramStart"/>
       <w:r>
         <w:t xml:space="preserve">Let </w:t>
       </w:r>
+      <w:proofErr w:type="gramEnd"/>
       <w:r>
         <w:rPr>
           <w:position w:val="-4"/>
@@ -3933,7 +4188,7 @@
           <v:shape id="_x0000_i1120" type="#_x0000_t75" style="width:53pt;height:13pt" o:ole="">
             <v:imagedata r:id="rId186" o:title=""/>
           </v:shape>
-          <o:OLEObject Type="Embed" ProgID="Equation.DSMT4" ShapeID="_x0000_i1120" DrawAspect="Content" ObjectID="_1835608945" r:id="rId187"/>
+          <o:OLEObject Type="Embed" ProgID="Equation.DSMT4" ShapeID="_x0000_i1120" DrawAspect="Content" ObjectID="_1836384706" r:id="rId187"/>
         </w:object>
       </w:r>
       <w:r>
@@ -3950,7 +4205,7 @@
           <v:shape id="_x0000_i1121" type="#_x0000_t75" style="width:128pt;height:20pt" o:ole="">
             <v:imagedata r:id="rId188" o:title=""/>
           </v:shape>
-          <o:OLEObject Type="Embed" ProgID="Equation.DSMT4" ShapeID="_x0000_i1121" DrawAspect="Content" ObjectID="_1835608946" r:id="rId189"/>
+          <o:OLEObject Type="Embed" ProgID="Equation.DSMT4" ShapeID="_x0000_i1121" DrawAspect="Content" ObjectID="_1836384707" r:id="rId189"/>
         </w:object>
       </w:r>
       <w:r>
@@ -3970,8 +4225,13 @@
         <w:t xml:space="preserve">Statement II: </w:t>
       </w:r>
       <w:r>
-        <w:t xml:space="preserve">For some </w:t>
-      </w:r>
+        <w:t xml:space="preserve">For </w:t>
+      </w:r>
+      <w:proofErr w:type="gramStart"/>
+      <w:r>
+        <w:t xml:space="preserve">some </w:t>
+      </w:r>
+      <w:proofErr w:type="gramEnd"/>
       <w:r>
         <w:rPr>
           <w:position w:val="-10"/>
@@ -3980,7 +4240,7 @@
           <v:shape id="_x0000_i1122" type="#_x0000_t75" style="width:50pt;height:16pt" o:ole="">
             <v:imagedata r:id="rId190" o:title=""/>
           </v:shape>
-          <o:OLEObject Type="Embed" ProgID="Equation.DSMT4" ShapeID="_x0000_i1122" DrawAspect="Content" ObjectID="_1835608947" r:id="rId191"/>
+          <o:OLEObject Type="Embed" ProgID="Equation.DSMT4" ShapeID="_x0000_i1122" DrawAspect="Content" ObjectID="_1836384708" r:id="rId191"/>
         </w:object>
       </w:r>
       <w:r>
@@ -3994,7 +4254,7 @@
           <v:shape id="_x0000_i1123" type="#_x0000_t75" style="width:151pt;height:20pt" o:ole="">
             <v:imagedata r:id="rId192" o:title=""/>
           </v:shape>
-          <o:OLEObject Type="Embed" ProgID="Equation.DSMT4" ShapeID="_x0000_i1123" DrawAspect="Content" ObjectID="_1835608948" r:id="rId193"/>
+          <o:OLEObject Type="Embed" ProgID="Equation.DSMT4" ShapeID="_x0000_i1123" DrawAspect="Content" ObjectID="_1836384709" r:id="rId193"/>
         </w:object>
       </w:r>
       <w:r>
@@ -4008,7 +4268,7 @@
           <v:shape id="_x0000_i1124" type="#_x0000_t75" style="width:29pt;height:13pt" o:ole="">
             <v:imagedata r:id="rId194" o:title=""/>
           </v:shape>
-          <o:OLEObject Type="Embed" ProgID="Equation.DSMT4" ShapeID="_x0000_i1124" DrawAspect="Content" ObjectID="_1835608949" r:id="rId195"/>
+          <o:OLEObject Type="Embed" ProgID="Equation.DSMT4" ShapeID="_x0000_i1124" DrawAspect="Content" ObjectID="_1836384710" r:id="rId195"/>
         </w:object>
       </w:r>
       <w:r>
@@ -4017,7 +4277,20 @@
     </w:p>
     <w:p>
       <w:r>
-        <w:t>In the light of above statements,choose the correct answer from the options given below:</w:t>
+        <w:t xml:space="preserve">In the light of above </w:t>
+      </w:r>
+      <w:proofErr w:type="spellStart"/>
+      <w:r>
+        <w:t>statements</w:t>
+      </w:r>
+      <w:proofErr w:type="gramStart"/>
+      <w:r>
+        <w:t>,choose</w:t>
+      </w:r>
+      <w:proofErr w:type="spellEnd"/>
+      <w:proofErr w:type="gramEnd"/>
+      <w:r>
+        <w:t xml:space="preserve"> the correct answer from the options given below:</w:t>
       </w:r>
     </w:p>
     <w:p>
@@ -4044,7 +4317,15 @@
         </w:numPr>
       </w:pPr>
       <w:r>
-        <w:t>Statement I is true but Statement II is false.</w:t>
+        <w:t xml:space="preserve">Statement I </w:t>
+      </w:r>
+      <w:proofErr w:type="gramStart"/>
+      <w:r>
+        <w:t>is</w:t>
+      </w:r>
+      <w:proofErr w:type="gramEnd"/>
+      <w:r>
+        <w:t xml:space="preserve"> true but Statement II is false.</w:t>
       </w:r>
     </w:p>
     <w:p>
@@ -4068,7 +4349,15 @@
         </w:numPr>
       </w:pPr>
       <w:r>
-        <w:t>Statement I is false but Statement II is true.</w:t>
+        <w:t xml:space="preserve">Statement I </w:t>
+      </w:r>
+      <w:proofErr w:type="gramStart"/>
+      <w:r>
+        <w:t>is</w:t>
+      </w:r>
+      <w:proofErr w:type="gramEnd"/>
+      <w:r>
+        <w:t xml:space="preserve"> false but Statement II is true.</w:t>
       </w:r>
     </w:p>
     <w:p>
@@ -4086,7 +4375,7 @@
           <v:shape id="_x0000_i1125" type="#_x0000_t75" style="width:150pt;height:22pt" o:ole="">
             <v:imagedata r:id="rId196" o:title=""/>
           </v:shape>
-          <o:OLEObject Type="Embed" ProgID="Equation.DSMT4" ShapeID="_x0000_i1125" DrawAspect="Content" ObjectID="_1835608950" r:id="rId197"/>
+          <o:OLEObject Type="Embed" ProgID="Equation.DSMT4" ShapeID="_x0000_i1125" DrawAspect="Content" ObjectID="_1836384711" r:id="rId197"/>
         </w:object>
       </w:r>
       <w:r>
@@ -4100,11 +4389,15 @@
           <v:shape id="_x0000_i1126" type="#_x0000_t75" style="width:158pt;height:22pt" o:ole="">
             <v:imagedata r:id="rId198" o:title=""/>
           </v:shape>
-          <o:OLEObject Type="Embed" ProgID="Equation.DSMT4" ShapeID="_x0000_i1126" DrawAspect="Content" ObjectID="_1835608951" r:id="rId199"/>
-        </w:object>
-      </w:r>
-      <w:r>
-        <w:t xml:space="preserve"> If </w:t>
+          <o:OLEObject Type="Embed" ProgID="Equation.DSMT4" ShapeID="_x0000_i1126" DrawAspect="Content" ObjectID="_1836384712" r:id="rId199"/>
+        </w:object>
+      </w:r>
+      <w:r>
+        <w:t xml:space="preserve"> </w:t>
+      </w:r>
+      <w:proofErr w:type="gramStart"/>
+      <w:r>
+        <w:t xml:space="preserve">If </w:t>
       </w:r>
       <w:r>
         <w:rPr>
@@ -4114,14 +4407,18 @@
           <v:shape id="_x0000_i1127" type="#_x0000_t75" style="width:190pt;height:20pt" o:ole="">
             <v:imagedata r:id="rId200" o:title=""/>
           </v:shape>
-          <o:OLEObject Type="Embed" ProgID="Equation.DSMT4" ShapeID="_x0000_i1127" DrawAspect="Content" ObjectID="_1835608952" r:id="rId201"/>
+          <o:OLEObject Type="Embed" ProgID="Equation.DSMT4" ShapeID="_x0000_i1127" DrawAspect="Content" ObjectID="_1836384713" r:id="rId201"/>
         </w:object>
       </w:r>
       <w:r>
         <w:t>,</w:t>
       </w:r>
       <w:r>
-        <w:t xml:space="preserve">then </w:t>
+        <w:t>then</w:t>
+      </w:r>
+      <w:proofErr w:type="gramEnd"/>
+      <w:r>
+        <w:t xml:space="preserve"> </w:t>
       </w:r>
       <w:r>
         <w:rPr>
@@ -4131,7 +4428,7 @@
           <v:shape id="_x0000_i1128" type="#_x0000_t75" style="width:71pt;height:23pt" o:ole="">
             <v:imagedata r:id="rId202" o:title=""/>
           </v:shape>
-          <o:OLEObject Type="Embed" ProgID="Equation.DSMT4" ShapeID="_x0000_i1128" DrawAspect="Content" ObjectID="_1835608953" r:id="rId203"/>
+          <o:OLEObject Type="Embed" ProgID="Equation.DSMT4" ShapeID="_x0000_i1128" DrawAspect="Content" ObjectID="_1836384714" r:id="rId203"/>
         </w:object>
       </w:r>
       <w:r>
@@ -4204,12 +4501,17 @@
           <v:shape id="_x0000_i1129" type="#_x0000_t75" style="width:117pt;height:20pt" o:ole="">
             <v:imagedata r:id="rId204" o:title=""/>
           </v:shape>
-          <o:OLEObject Type="Embed" ProgID="Equation.DSMT4" ShapeID="_x0000_i1129" DrawAspect="Content" ObjectID="_1835608954" r:id="rId205"/>
-        </w:object>
-      </w:r>
-      <w:r>
-        <w:t xml:space="preserve"> be a relation defined on the set </w:t>
-      </w:r>
+          <o:OLEObject Type="Embed" ProgID="Equation.DSMT4" ShapeID="_x0000_i1129" DrawAspect="Content" ObjectID="_1836384715" r:id="rId205"/>
+        </w:object>
+      </w:r>
+      <w:r>
+        <w:t xml:space="preserve"> be a relation defined on the </w:t>
+      </w:r>
+      <w:proofErr w:type="gramStart"/>
+      <w:r>
+        <w:t xml:space="preserve">set </w:t>
+      </w:r>
+      <w:proofErr w:type="gramEnd"/>
       <w:r>
         <w:rPr>
           <w:position w:val="-14"/>
@@ -4218,11 +4520,19 @@
           <v:shape id="_x0000_i1130" type="#_x0000_t75" style="width:47pt;height:20pt" o:ole="">
             <v:imagedata r:id="rId206" o:title=""/>
           </v:shape>
-          <o:OLEObject Type="Embed" ProgID="Equation.DSMT4" ShapeID="_x0000_i1130" DrawAspect="Content" ObjectID="_1835608955" r:id="rId207"/>
-        </w:object>
-      </w:r>
-      <w:r>
-        <w:t>. Then the minimum number of elements, needed to be added to R , so that R becomes an equivalence relation, is:</w:t>
+          <o:OLEObject Type="Embed" ProgID="Equation.DSMT4" ShapeID="_x0000_i1130" DrawAspect="Content" ObjectID="_1836384716" r:id="rId207"/>
+        </w:object>
+      </w:r>
+      <w:r>
+        <w:t xml:space="preserve">. Then the minimum number of elements, needed to be added to </w:t>
+      </w:r>
+      <w:proofErr w:type="gramStart"/>
+      <w:r>
+        <w:t>R ,</w:t>
+      </w:r>
+      <w:proofErr w:type="gramEnd"/>
+      <w:r>
+        <w:t xml:space="preserve"> so that R becomes an equivalence relation, is:</w:t>
       </w:r>
     </w:p>
     <w:p>
@@ -4289,15 +4599,22 @@
           <v:shape id="_x0000_i1131" type="#_x0000_t75" style="width:87pt;height:16pt" o:ole="">
             <v:imagedata r:id="rId208" o:title=""/>
           </v:shape>
-          <o:OLEObject Type="Embed" ProgID="Equation.DSMT4" ShapeID="_x0000_i1131" DrawAspect="Content" ObjectID="_1835608956" r:id="rId209"/>
+          <o:OLEObject Type="Embed" ProgID="Equation.DSMT4" ShapeID="_x0000_i1131" DrawAspect="Content" ObjectID="_1836384717" r:id="rId209"/>
         </w:object>
       </w:r>
       <w:r>
         <w:t xml:space="preserve"> </w:t>
       </w:r>
-      <w:r>
-        <w:t xml:space="preserve">and </w:t>
-      </w:r>
+      <w:proofErr w:type="spellStart"/>
+      <w:proofErr w:type="gramStart"/>
+      <w:r>
+        <w:t>and</w:t>
+      </w:r>
+      <w:proofErr w:type="spellEnd"/>
+      <w:r>
+        <w:t xml:space="preserve"> </w:t>
+      </w:r>
+      <w:proofErr w:type="gramEnd"/>
       <w:r>
         <w:rPr>
           <w:position w:val="-28"/>
@@ -4306,11 +4623,15 @@
           <v:shape id="_x0000_i1132" type="#_x0000_t75" style="width:226pt;height:34pt" o:ole="">
             <v:imagedata r:id="rId210" o:title=""/>
           </v:shape>
-          <o:OLEObject Type="Embed" ProgID="Equation.DSMT4" ShapeID="_x0000_i1132" DrawAspect="Content" ObjectID="_1835608957" r:id="rId211"/>
-        </w:object>
-      </w:r>
-      <w:r>
-        <w:t xml:space="preserve">. Then </w:t>
+          <o:OLEObject Type="Embed" ProgID="Equation.DSMT4" ShapeID="_x0000_i1132" DrawAspect="Content" ObjectID="_1836384718" r:id="rId211"/>
+        </w:object>
+      </w:r>
+      <w:r>
+        <w:t xml:space="preserve">. </w:t>
+      </w:r>
+      <w:proofErr w:type="gramStart"/>
+      <w:r>
+        <w:t xml:space="preserve">Then </w:t>
       </w:r>
       <w:r>
         <w:rPr>
@@ -4320,12 +4641,13 @@
           <v:shape id="_x0000_i1133" type="#_x0000_t75" style="width:26pt;height:16pt" o:ole="">
             <v:imagedata r:id="rId212" o:title=""/>
           </v:shape>
-          <o:OLEObject Type="Embed" ProgID="Equation.DSMT4" ShapeID="_x0000_i1133" DrawAspect="Content" ObjectID="_1835608958" r:id="rId213"/>
+          <o:OLEObject Type="Embed" ProgID="Equation.DSMT4" ShapeID="_x0000_i1133" DrawAspect="Content" ObjectID="_1836384719" r:id="rId213"/>
         </w:object>
       </w:r>
       <w:r>
         <w:t>is equal to:</w:t>
       </w:r>
+      <w:proofErr w:type="gramEnd"/>
     </w:p>
     <w:p>
       <w:r>
@@ -4386,7 +4708,15 @@
         <w:t xml:space="preserve">17. </w:t>
       </w:r>
       <w:r>
-        <w:t>The number of non-empty equivalence relations on the set {1,2,3}</w:t>
+        <w:t>The number of non-empty equivalence relations on the set {1</w:t>
+      </w:r>
+      <w:proofErr w:type="gramStart"/>
+      <w:r>
+        <w:t>,2,3</w:t>
+      </w:r>
+      <w:proofErr w:type="gramEnd"/>
+      <w:r>
+        <w:t>}</w:t>
       </w:r>
       <w:r>
         <w:t xml:space="preserve"> is:</w:t>
@@ -4471,12 +4801,19 @@
           <v:shape id="_x0000_i1135" type="#_x0000_t75" style="width:92pt;height:16pt" o:ole="">
             <v:imagedata r:id="rId214" o:title=""/>
           </v:shape>
-          <o:OLEObject Type="Embed" ProgID="Equation.DSMT4" ShapeID="_x0000_i1135" DrawAspect="Content" ObjectID="_1835608959" r:id="rId215"/>
-        </w:object>
-      </w:r>
-      <w:r>
-        <w:t xml:space="preserve">and </w:t>
-      </w:r>
+          <o:OLEObject Type="Embed" ProgID="Equation.DSMT4" ShapeID="_x0000_i1135" DrawAspect="Content" ObjectID="_1836384720" r:id="rId215"/>
+        </w:object>
+      </w:r>
+      <w:proofErr w:type="spellStart"/>
+      <w:proofErr w:type="gramStart"/>
+      <w:r>
+        <w:t>and</w:t>
+      </w:r>
+      <w:proofErr w:type="spellEnd"/>
+      <w:r>
+        <w:t xml:space="preserve"> </w:t>
+      </w:r>
+      <w:proofErr w:type="gramEnd"/>
       <w:r>
         <w:rPr>
           <w:position w:val="-10"/>
@@ -4485,7 +4822,7 @@
           <v:shape id="_x0000_i1136" type="#_x0000_t75" style="width:86pt;height:16pt" o:ole="">
             <v:imagedata r:id="rId216" o:title=""/>
           </v:shape>
-          <o:OLEObject Type="Embed" ProgID="Equation.DSMT4" ShapeID="_x0000_i1136" DrawAspect="Content" ObjectID="_1835608960" r:id="rId217"/>
+          <o:OLEObject Type="Embed" ProgID="Equation.DSMT4" ShapeID="_x0000_i1136" DrawAspect="Content" ObjectID="_1836384721" r:id="rId217"/>
         </w:object>
       </w:r>
       <w:r>
@@ -4499,7 +4836,7 @@
           <v:shape id="_x0000_i1137" type="#_x0000_t75" style="width:29pt;height:13pt" o:ole="">
             <v:imagedata r:id="rId218" o:title=""/>
           </v:shape>
-          <o:OLEObject Type="Embed" ProgID="Equation.DSMT4" ShapeID="_x0000_i1137" DrawAspect="Content" ObjectID="_1835608961" r:id="rId219"/>
+          <o:OLEObject Type="Embed" ProgID="Equation.DSMT4" ShapeID="_x0000_i1137" DrawAspect="Content" ObjectID="_1836384722" r:id="rId219"/>
         </w:object>
       </w:r>
       <w:r>
@@ -4513,7 +4850,7 @@
           <v:shape id="_x0000_i1138" type="#_x0000_t75" style="width:67pt;height:20pt" o:ole="">
             <v:imagedata r:id="rId220" o:title=""/>
           </v:shape>
-          <o:OLEObject Type="Embed" ProgID="Equation.DSMT4" ShapeID="_x0000_i1138" DrawAspect="Content" ObjectID="_1835608962" r:id="rId221"/>
+          <o:OLEObject Type="Embed" ProgID="Equation.DSMT4" ShapeID="_x0000_i1138" DrawAspect="Content" ObjectID="_1836384723" r:id="rId221"/>
         </w:object>
       </w:r>
       <w:r>
@@ -4527,7 +4864,7 @@
           <v:shape id="_x0000_i1139" type="#_x0000_t75" style="width:50pt;height:14pt" o:ole="">
             <v:imagedata r:id="rId222" o:title=""/>
           </v:shape>
-          <o:OLEObject Type="Embed" ProgID="Equation.DSMT4" ShapeID="_x0000_i1139" DrawAspect="Content" ObjectID="_1835608963" r:id="rId223"/>
+          <o:OLEObject Type="Embed" ProgID="Equation.DSMT4" ShapeID="_x0000_i1139" DrawAspect="Content" ObjectID="_1836384724" r:id="rId223"/>
         </w:object>
       </w:r>
       <w:r>
@@ -4597,11 +4934,19 @@
           <v:shape id="_x0000_i1140" type="#_x0000_t75" style="width:80pt;height:20pt" o:ole="">
             <v:imagedata r:id="rId224" o:title=""/>
           </v:shape>
-          <o:OLEObject Type="Embed" ProgID="Equation.DSMT4" ShapeID="_x0000_i1140" DrawAspect="Content" ObjectID="_1835608964" r:id="rId225"/>
-        </w:object>
-      </w:r>
-      <w:r>
-        <w:t xml:space="preserve"> Let R be a relaion on A defined by </w:t>
+          <o:OLEObject Type="Embed" ProgID="Equation.DSMT4" ShapeID="_x0000_i1140" DrawAspect="Content" ObjectID="_1836384725" r:id="rId225"/>
+        </w:object>
+      </w:r>
+      <w:r>
+        <w:t xml:space="preserve"> Let R be a </w:t>
+      </w:r>
+      <w:proofErr w:type="spellStart"/>
+      <w:r>
+        <w:t>relaion</w:t>
+      </w:r>
+      <w:proofErr w:type="spellEnd"/>
+      <w:r>
+        <w:t xml:space="preserve"> on A defined by </w:t>
       </w:r>
       <w:r>
         <w:rPr>
@@ -4611,12 +4956,17 @@
           <v:shape id="_x0000_i1141" type="#_x0000_t75" style="width:23pt;height:16pt" o:ole="">
             <v:imagedata r:id="rId226" o:title=""/>
           </v:shape>
-          <o:OLEObject Type="Embed" ProgID="Equation.DSMT4" ShapeID="_x0000_i1141" DrawAspect="Content" ObjectID="_1835608965" r:id="rId227"/>
-        </w:object>
-      </w:r>
-      <w:r>
-        <w:t xml:space="preserve">if and only if </w:t>
-      </w:r>
+          <o:OLEObject Type="Embed" ProgID="Equation.DSMT4" ShapeID="_x0000_i1141" DrawAspect="Content" ObjectID="_1836384726" r:id="rId227"/>
+        </w:object>
+      </w:r>
+      <w:r>
+        <w:t xml:space="preserve">if and only </w:t>
+      </w:r>
+      <w:proofErr w:type="gramStart"/>
+      <w:r>
+        <w:t xml:space="preserve">if </w:t>
+      </w:r>
+      <w:proofErr w:type="gramEnd"/>
       <w:r>
         <w:rPr>
           <w:position w:val="-10"/>
@@ -4625,14 +4975,22 @@
           <v:shape id="_x0000_i1142" type="#_x0000_t75" style="width:40pt;height:16pt" o:ole="">
             <v:imagedata r:id="rId228" o:title=""/>
           </v:shape>
-          <o:OLEObject Type="Embed" ProgID="Equation.DSMT4" ShapeID="_x0000_i1142" DrawAspect="Content" ObjectID="_1835608966" r:id="rId229"/>
+          <o:OLEObject Type="Embed" ProgID="Equation.DSMT4" ShapeID="_x0000_i1142" DrawAspect="Content" ObjectID="_1836384727" r:id="rId229"/>
         </w:object>
       </w:r>
       <w:r>
         <w:t>.</w:t>
       </w:r>
       <w:r>
-        <w:t xml:space="preserve"> Let m be the number of elements in R  and n be the minimum number of elements from </w:t>
+        <w:t xml:space="preserve"> Let m be the number of elements in </w:t>
+      </w:r>
+      <w:proofErr w:type="gramStart"/>
+      <w:r>
+        <w:t>R  and</w:t>
+      </w:r>
+      <w:proofErr w:type="gramEnd"/>
+      <w:r>
+        <w:t xml:space="preserve"> n be the minimum number of elements from </w:t>
       </w:r>
       <w:r>
         <w:rPr>
@@ -4642,14 +5000,30 @@
           <v:shape id="_x0000_i1143" type="#_x0000_t75" style="width:29pt;height:13pt" o:ole="">
             <v:imagedata r:id="rId230" o:title=""/>
           </v:shape>
-          <o:OLEObject Type="Embed" ProgID="Equation.DSMT4" ShapeID="_x0000_i1143" DrawAspect="Content" ObjectID="_1835608967" r:id="rId231"/>
+          <o:OLEObject Type="Embed" ProgID="Equation.DSMT4" ShapeID="_x0000_i1143" DrawAspect="Content" ObjectID="_1836384728" r:id="rId231"/>
         </w:object>
       </w:r>
       <w:r>
         <w:t xml:space="preserve">that are required to be </w:t>
       </w:r>
       <w:r>
-        <w:t>added to R to make it a symmetric relation. Then m+n is equal to:</w:t>
+        <w:t xml:space="preserve">added to R to make it a symmetric relation. Then </w:t>
+      </w:r>
+      <w:proofErr w:type="spellStart"/>
+      <w:r>
+        <w:t>m+n</w:t>
+      </w:r>
+      <w:proofErr w:type="spellEnd"/>
+      <w:r>
+        <w:t xml:space="preserve"> </w:t>
+      </w:r>
+      <w:proofErr w:type="gramStart"/>
+      <w:r>
+        <w:t>is</w:t>
+      </w:r>
+      <w:proofErr w:type="gramEnd"/>
+      <w:r>
+        <w:t xml:space="preserve"> equal to:</w:t>
       </w:r>
     </w:p>
     <w:p>
@@ -4716,11 +5090,19 @@
           <v:shape id="_x0000_i1144" type="#_x0000_t75" style="width:119pt;height:22pt" o:ole="">
             <v:imagedata r:id="rId232" o:title=""/>
           </v:shape>
-          <o:OLEObject Type="Embed" ProgID="Equation.DSMT4" ShapeID="_x0000_i1144" DrawAspect="Content" ObjectID="_1835608968" r:id="rId233"/>
-        </w:object>
-      </w:r>
-      <w:r>
-        <w:t>n is neither a multiple of 3 nor a multiple of 4} . Then the number of elements in A is</w:t>
+          <o:OLEObject Type="Embed" ProgID="Equation.DSMT4" ShapeID="_x0000_i1144" DrawAspect="Content" ObjectID="_1836384729" r:id="rId233"/>
+        </w:object>
+      </w:r>
+      <w:r>
+        <w:t>n is neither a multiple of 3 nor a multiple of 4</w:t>
+      </w:r>
+      <w:proofErr w:type="gramStart"/>
+      <w:r>
+        <w:t>} .</w:t>
+      </w:r>
+      <w:proofErr w:type="gramEnd"/>
+      <w:r>
+        <w:t xml:space="preserve"> Then the number of elements in A is</w:t>
       </w:r>
     </w:p>
     <w:p>
@@ -4791,10 +5173,10 @@
           <w:position w:val="-12"/>
         </w:rPr>
         <w:object w:dxaOrig="260" w:dyaOrig="360">
-          <v:shape id="_x0000_i1216" type="#_x0000_t75" style="width:13pt;height:18pt" o:ole="">
+          <v:shape id="_x0000_i1145" type="#_x0000_t75" style="width:13pt;height:18pt" o:ole="">
             <v:imagedata r:id="rId234" o:title=""/>
           </v:shape>
-          <o:OLEObject Type="Embed" ProgID="Equation.DSMT4" ShapeID="_x0000_i1216" DrawAspect="Content" ObjectID="_1835608969" r:id="rId235"/>
+          <o:OLEObject Type="Embed" ProgID="Equation.DSMT4" ShapeID="_x0000_i1145" DrawAspect="Content" ObjectID="_1836384730" r:id="rId235"/>
         </w:object>
       </w:r>
       <w:r>
@@ -4805,10 +5187,10 @@
           <w:position w:val="-12"/>
         </w:rPr>
         <w:object w:dxaOrig="300" w:dyaOrig="360">
-          <v:shape id="_x0000_i1217" type="#_x0000_t75" style="width:15pt;height:18pt" o:ole="">
+          <v:shape id="_x0000_i1146" type="#_x0000_t75" style="width:15pt;height:18pt" o:ole="">
             <v:imagedata r:id="rId236" o:title=""/>
           </v:shape>
-          <o:OLEObject Type="Embed" ProgID="Equation.DSMT4" ShapeID="_x0000_i1217" DrawAspect="Content" ObjectID="_1835608970" r:id="rId237"/>
+          <o:OLEObject Type="Embed" ProgID="Equation.DSMT4" ShapeID="_x0000_i1146" DrawAspect="Content" ObjectID="_1836384731" r:id="rId237"/>
         </w:object>
       </w:r>
       <w:r>
@@ -4819,10 +5201,10 @@
           <w:position w:val="-14"/>
         </w:rPr>
         <w:object w:dxaOrig="1820" w:dyaOrig="400">
-          <v:shape id="_x0000_i1218" type="#_x0000_t75" style="width:91pt;height:20pt" o:ole="">
+          <v:shape id="_x0000_i1147" type="#_x0000_t75" style="width:91pt;height:20pt" o:ole="">
             <v:imagedata r:id="rId238" o:title=""/>
           </v:shape>
-          <o:OLEObject Type="Embed" ProgID="Equation.DSMT4" ShapeID="_x0000_i1218" DrawAspect="Content" ObjectID="_1835608971" r:id="rId239"/>
+          <o:OLEObject Type="Embed" ProgID="Equation.DSMT4" ShapeID="_x0000_i1147" DrawAspect="Content" ObjectID="_1836384732" r:id="rId239"/>
         </w:object>
       </w:r>
       <w:r>
@@ -4833,10 +5215,10 @@
           <w:position w:val="-14"/>
         </w:rPr>
         <w:object w:dxaOrig="2460" w:dyaOrig="400">
-          <v:shape id="_x0000_i1219" type="#_x0000_t75" style="width:123pt;height:20pt" o:ole="">
+          <v:shape id="_x0000_i1148" type="#_x0000_t75" style="width:123pt;height:20pt" o:ole="">
             <v:imagedata r:id="rId240" o:title=""/>
           </v:shape>
-          <o:OLEObject Type="Embed" ProgID="Equation.DSMT4" ShapeID="_x0000_i1219" DrawAspect="Content" ObjectID="_1835608972" r:id="rId241"/>
+          <o:OLEObject Type="Embed" ProgID="Equation.DSMT4" ShapeID="_x0000_i1148" DrawAspect="Content" ObjectID="_1836384733" r:id="rId241"/>
         </w:object>
       </w:r>
       <w:r>
@@ -4847,10 +5229,10 @@
           <w:position w:val="-14"/>
         </w:rPr>
         <w:object w:dxaOrig="2680" w:dyaOrig="400">
-          <v:shape id="_x0000_i1220" type="#_x0000_t75" style="width:134pt;height:20pt" o:ole="">
+          <v:shape id="_x0000_i1149" type="#_x0000_t75" style="width:134pt;height:20pt" o:ole="">
             <v:imagedata r:id="rId242" o:title=""/>
           </v:shape>
-          <o:OLEObject Type="Embed" ProgID="Equation.DSMT4" ShapeID="_x0000_i1220" DrawAspect="Content" ObjectID="_1835608973" r:id="rId243"/>
+          <o:OLEObject Type="Embed" ProgID="Equation.DSMT4" ShapeID="_x0000_i1149" DrawAspect="Content" ObjectID="_1836384734" r:id="rId243"/>
         </w:object>
       </w:r>
       <w:r>
@@ -4861,10 +5243,10 @@
           <w:position w:val="-12"/>
         </w:rPr>
         <w:object w:dxaOrig="260" w:dyaOrig="360">
-          <v:shape id="_x0000_i1221" type="#_x0000_t75" style="width:13pt;height:18pt" o:ole="">
+          <v:shape id="_x0000_i1150" type="#_x0000_t75" style="width:13pt;height:18pt" o:ole="">
             <v:imagedata r:id="rId244" o:title=""/>
           </v:shape>
-          <o:OLEObject Type="Embed" ProgID="Equation.DSMT4" ShapeID="_x0000_i1221" DrawAspect="Content" ObjectID="_1835608974" r:id="rId245"/>
+          <o:OLEObject Type="Embed" ProgID="Equation.DSMT4" ShapeID="_x0000_i1150" DrawAspect="Content" ObjectID="_1836384735" r:id="rId245"/>
         </w:object>
       </w:r>
       <w:r>
@@ -4875,10 +5257,10 @@
           <w:position w:val="-12"/>
         </w:rPr>
         <w:object w:dxaOrig="300" w:dyaOrig="360">
-          <v:shape id="_x0000_i1222" type="#_x0000_t75" style="width:15pt;height:18pt" o:ole="">
+          <v:shape id="_x0000_i1151" type="#_x0000_t75" style="width:15pt;height:18pt" o:ole="">
             <v:imagedata r:id="rId246" o:title=""/>
           </v:shape>
-          <o:OLEObject Type="Embed" ProgID="Equation.DSMT4" ShapeID="_x0000_i1222" DrawAspect="Content" ObjectID="_1835608975" r:id="rId247"/>
+          <o:OLEObject Type="Embed" ProgID="Equation.DSMT4" ShapeID="_x0000_i1151" DrawAspect="Content" ObjectID="_1836384736" r:id="rId247"/>
         </w:object>
       </w:r>
       <w:r>
@@ -4947,12 +5329,1569 @@
       </w:r>
     </w:p>
     <w:p>
+      <w:r>
+        <w:t xml:space="preserve">Q5: </w:t>
+      </w:r>
+      <w:r>
+        <w:t xml:space="preserve">Let a relation R on </w:t>
+      </w:r>
+      <w:r>
+        <w:rPr>
+          <w:position w:val="-6"/>
+        </w:rPr>
+        <w:object w:dxaOrig="620" w:dyaOrig="279">
+          <v:shape id="_x0000_i1152" type="#_x0000_t75" style="width:31pt;height:14pt" o:ole="">
+            <v:imagedata r:id="rId248" o:title=""/>
+          </v:shape>
+          <o:OLEObject Type="Embed" ProgID="Equation.DSMT4" ShapeID="_x0000_i1152" DrawAspect="Content" ObjectID="_1836384737" r:id="rId249"/>
+        </w:object>
+      </w:r>
+      <w:r>
+        <w:t xml:space="preserve">be </w:t>
+      </w:r>
+      <w:proofErr w:type="gramStart"/>
+      <w:r>
+        <w:t>defined as :</w:t>
+      </w:r>
+      <w:proofErr w:type="gramEnd"/>
+      <w:r>
+        <w:rPr>
+          <w:position w:val="-14"/>
+        </w:rPr>
+        <w:object w:dxaOrig="1660" w:dyaOrig="400">
+          <v:shape id="_x0000_i1153" type="#_x0000_t75" style="width:83pt;height:20pt" o:ole="">
+            <v:imagedata r:id="rId250" o:title=""/>
+          </v:shape>
+          <o:OLEObject Type="Embed" ProgID="Equation.DSMT4" ShapeID="_x0000_i1153" DrawAspect="Content" ObjectID="_1836384738" r:id="rId251"/>
+        </w:object>
+      </w:r>
+      <w:r>
+        <w:t>if and only if</w:t>
+      </w:r>
+      <w:r>
+        <w:rPr>
+          <w:position w:val="-12"/>
+        </w:rPr>
+        <w:object w:dxaOrig="680" w:dyaOrig="360">
+          <v:shape id="_x0000_i1154" type="#_x0000_t75" style="width:34pt;height:18pt" o:ole="">
+            <v:imagedata r:id="rId252" o:title=""/>
+          </v:shape>
+          <o:OLEObject Type="Embed" ProgID="Equation.DSMT4" ShapeID="_x0000_i1154" DrawAspect="Content" ObjectID="_1836384739" r:id="rId253"/>
+        </w:object>
+      </w:r>
+      <w:r>
+        <w:t xml:space="preserve">or </w:t>
+      </w:r>
+      <w:r>
+        <w:rPr>
+          <w:position w:val="-12"/>
+        </w:rPr>
+        <w:object w:dxaOrig="720" w:dyaOrig="360">
+          <v:shape id="_x0000_i1155" type="#_x0000_t75" style="width:36pt;height:18pt" o:ole="">
+            <v:imagedata r:id="rId254" o:title=""/>
+          </v:shape>
+          <o:OLEObject Type="Embed" ProgID="Equation.DSMT4" ShapeID="_x0000_i1155" DrawAspect="Content" ObjectID="_1836384740" r:id="rId255"/>
+        </w:object>
+      </w:r>
+      <w:r>
+        <w:t>. Consider the two statements:</w:t>
+      </w:r>
+    </w:p>
+    <w:p>
+      <w:pPr>
+        <w:pStyle w:val="ListParagraph"/>
+        <w:numPr>
+          <w:ilvl w:val="0"/>
+          <w:numId w:val="36"/>
+        </w:numPr>
+      </w:pPr>
+      <w:r>
+        <w:t>R is reflexive but not symmetric.</w:t>
+      </w:r>
+    </w:p>
+    <w:p>
+      <w:pPr>
+        <w:pStyle w:val="ListParagraph"/>
+        <w:numPr>
+          <w:ilvl w:val="0"/>
+          <w:numId w:val="36"/>
+        </w:numPr>
+      </w:pPr>
+      <w:r>
+        <w:t>R is transitive.</w:t>
+      </w:r>
+    </w:p>
+    <w:p>
+      <w:r>
+        <w:t>(a)  Only (II) is correct.</w:t>
+      </w:r>
+      <w:r>
+        <w:tab/>
+      </w:r>
+      <w:r>
+        <w:tab/>
+      </w:r>
+      <w:r>
+        <w:tab/>
+      </w:r>
+      <w:r>
+        <w:tab/>
+      </w:r>
+      <w:r>
+        <w:tab/>
+      </w:r>
+      <w:r>
+        <w:t xml:space="preserve">(b) </w:t>
+      </w:r>
+      <w:r>
+        <w:t>Both (I) and (II) are correct.</w:t>
+      </w:r>
+    </w:p>
+    <w:p>
+      <w:r>
+        <w:t>(c) Neither (I) nor (II) is correct.</w:t>
+      </w:r>
+      <w:r>
+        <w:tab/>
+      </w:r>
+      <w:r>
+        <w:tab/>
+      </w:r>
+      <w:r>
+        <w:tab/>
+      </w:r>
+      <w:r>
+        <w:tab/>
+      </w:r>
+      <w:r>
+        <w:t>(d) Only (I) is correct.</w:t>
+      </w:r>
+    </w:p>
+    <w:p>
+      <w:r>
+        <w:t xml:space="preserve">Q6: Consider the relations </w:t>
+      </w:r>
+      <w:r>
+        <w:rPr>
+          <w:position w:val="-12"/>
+        </w:rPr>
+        <w:object w:dxaOrig="260" w:dyaOrig="360">
+          <v:shape id="_x0000_i1156" type="#_x0000_t75" style="width:13pt;height:18pt" o:ole="">
+            <v:imagedata r:id="rId256" o:title=""/>
+          </v:shape>
+          <o:OLEObject Type="Embed" ProgID="Equation.DSMT4" ShapeID="_x0000_i1156" DrawAspect="Content" ObjectID="_1836384741" r:id="rId257"/>
+        </w:object>
+      </w:r>
+      <w:r>
+        <w:t xml:space="preserve"> and </w:t>
+      </w:r>
+      <w:r>
+        <w:rPr>
+          <w:position w:val="-12"/>
+        </w:rPr>
+        <w:object w:dxaOrig="300" w:dyaOrig="360">
+          <v:shape id="_x0000_i1157" type="#_x0000_t75" style="width:15pt;height:18pt" o:ole="">
+            <v:imagedata r:id="rId258" o:title=""/>
+          </v:shape>
+          <o:OLEObject Type="Embed" ProgID="Equation.DSMT4" ShapeID="_x0000_i1157" DrawAspect="Content" ObjectID="_1836384742" r:id="rId259"/>
+        </w:object>
+      </w:r>
+      <w:r>
+        <w:t xml:space="preserve">defined as </w:t>
+      </w:r>
+      <w:r>
+        <w:rPr>
+          <w:position w:val="-12"/>
+        </w:rPr>
+        <w:object w:dxaOrig="1840" w:dyaOrig="380">
+          <v:shape id="_x0000_i1158" type="#_x0000_t75" style="width:92pt;height:19pt" o:ole="">
+            <v:imagedata r:id="rId260" o:title=""/>
+          </v:shape>
+          <o:OLEObject Type="Embed" ProgID="Equation.DSMT4" ShapeID="_x0000_i1158" DrawAspect="Content" ObjectID="_1836384743" r:id="rId261"/>
+        </w:object>
+      </w:r>
+      <w:r>
+        <w:t xml:space="preserve"> for all </w:t>
+      </w:r>
+      <w:r>
+        <w:rPr>
+          <w:position w:val="-10"/>
+        </w:rPr>
+        <w:object w:dxaOrig="820" w:dyaOrig="320">
+          <v:shape id="_x0000_i1159" type="#_x0000_t75" style="width:41pt;height:16pt" o:ole="">
+            <v:imagedata r:id="rId262" o:title=""/>
+          </v:shape>
+          <o:OLEObject Type="Embed" ProgID="Equation.DSMT4" ShapeID="_x0000_i1159" DrawAspect="Content" ObjectID="_1836384744" r:id="rId263"/>
+        </w:object>
+      </w:r>
+      <w:r>
+        <w:t xml:space="preserve">and </w:t>
+      </w:r>
+      <w:r>
+        <w:rPr>
+          <w:position w:val="-14"/>
+        </w:rPr>
+        <w:object w:dxaOrig="2940" w:dyaOrig="400">
+          <v:shape id="_x0000_i1160" type="#_x0000_t75" style="width:147pt;height:20pt" o:ole="">
+            <v:imagedata r:id="rId264" o:title=""/>
+          </v:shape>
+          <o:OLEObject Type="Embed" ProgID="Equation.DSMT4" ShapeID="_x0000_i1160" DrawAspect="Content" ObjectID="_1836384745" r:id="rId265"/>
+        </w:object>
+      </w:r>
+      <w:r>
+        <w:t xml:space="preserve"> for </w:t>
+      </w:r>
+      <w:proofErr w:type="gramStart"/>
+      <w:r>
+        <w:t xml:space="preserve">all </w:t>
+      </w:r>
+      <w:proofErr w:type="gramEnd"/>
+      <w:r>
+        <w:rPr>
+          <w:position w:val="-14"/>
+        </w:rPr>
+        <w:object w:dxaOrig="2000" w:dyaOrig="400">
+          <v:shape id="_x0000_i1161" type="#_x0000_t75" style="width:100pt;height:20pt" o:ole="">
+            <v:imagedata r:id="rId266" o:title=""/>
+          </v:shape>
+          <o:OLEObject Type="Embed" ProgID="Equation.DSMT4" ShapeID="_x0000_i1161" DrawAspect="Content" ObjectID="_1836384746" r:id="rId267"/>
+        </w:object>
+      </w:r>
+      <w:r>
+        <w:t>. Then</w:t>
+      </w:r>
+    </w:p>
+    <w:p>
+      <w:pPr>
+        <w:pStyle w:val="ListParagraph"/>
+        <w:numPr>
+          <w:ilvl w:val="0"/>
+          <w:numId w:val="37"/>
+        </w:numPr>
+      </w:pPr>
+      <w:r>
+        <w:rPr>
+          <w:position w:val="-12"/>
+        </w:rPr>
+        <w:object w:dxaOrig="260" w:dyaOrig="360">
+          <v:shape id="_x0000_i1162" type="#_x0000_t75" style="width:13pt;height:18pt" o:ole="">
+            <v:imagedata r:id="rId268" o:title=""/>
+          </v:shape>
+          <o:OLEObject Type="Embed" ProgID="Equation.DSMT4" ShapeID="_x0000_i1162" DrawAspect="Content" ObjectID="_1836384747" r:id="rId269"/>
+        </w:object>
+      </w:r>
+      <w:r>
+        <w:t xml:space="preserve"> </w:t>
+      </w:r>
+      <w:proofErr w:type="gramStart"/>
+      <w:r>
+        <w:t>and</w:t>
+      </w:r>
+      <w:proofErr w:type="gramEnd"/>
+      <w:r>
+        <w:t xml:space="preserve"> </w:t>
+      </w:r>
+      <w:r>
+        <w:rPr>
+          <w:position w:val="-12"/>
+        </w:rPr>
+        <w:object w:dxaOrig="300" w:dyaOrig="360">
+          <v:shape id="_x0000_i1163" type="#_x0000_t75" style="width:15pt;height:18pt" o:ole="">
+            <v:imagedata r:id="rId270" o:title=""/>
+          </v:shape>
+          <o:OLEObject Type="Embed" ProgID="Equation.DSMT4" ShapeID="_x0000_i1163" DrawAspect="Content" ObjectID="_1836384748" r:id="rId271"/>
+        </w:object>
+      </w:r>
+      <w:r>
+        <w:t>both are equivalence relations.</w:t>
+      </w:r>
+    </w:p>
+    <w:p>
+      <w:pPr>
+        <w:pStyle w:val="ListParagraph"/>
+        <w:numPr>
+          <w:ilvl w:val="0"/>
+          <w:numId w:val="37"/>
+        </w:numPr>
+      </w:pPr>
+      <w:r>
+        <w:t xml:space="preserve">Only </w:t>
+      </w:r>
+      <w:r>
+        <w:rPr>
+          <w:position w:val="-12"/>
+        </w:rPr>
+        <w:object w:dxaOrig="260" w:dyaOrig="360">
+          <v:shape id="_x0000_i1164" type="#_x0000_t75" style="width:13pt;height:18pt" o:ole="">
+            <v:imagedata r:id="rId272" o:title=""/>
+          </v:shape>
+          <o:OLEObject Type="Embed" ProgID="Equation.DSMT4" ShapeID="_x0000_i1164" DrawAspect="Content" ObjectID="_1836384749" r:id="rId273"/>
+        </w:object>
+      </w:r>
+      <w:r>
+        <w:t>is an equivalence relation.</w:t>
+      </w:r>
+    </w:p>
+    <w:p>
+      <w:pPr>
+        <w:pStyle w:val="ListParagraph"/>
+        <w:numPr>
+          <w:ilvl w:val="0"/>
+          <w:numId w:val="37"/>
+        </w:numPr>
+      </w:pPr>
+      <w:r>
+        <w:t xml:space="preserve">Only </w:t>
+      </w:r>
+      <w:r>
+        <w:rPr>
+          <w:position w:val="-12"/>
+        </w:rPr>
+        <w:object w:dxaOrig="300" w:dyaOrig="360">
+          <v:shape id="_x0000_i1165" type="#_x0000_t75" style="width:15pt;height:18pt" o:ole="">
+            <v:imagedata r:id="rId274" o:title=""/>
+          </v:shape>
+          <o:OLEObject Type="Embed" ProgID="Equation.DSMT4" ShapeID="_x0000_i1165" DrawAspect="Content" ObjectID="_1836384750" r:id="rId275"/>
+        </w:object>
+      </w:r>
+      <w:r>
+        <w:t>is an equivalence relation.</w:t>
+      </w:r>
+    </w:p>
+    <w:p>
+      <w:pPr>
+        <w:pStyle w:val="ListParagraph"/>
+        <w:numPr>
+          <w:ilvl w:val="0"/>
+          <w:numId w:val="37"/>
+        </w:numPr>
+      </w:pPr>
+      <w:r>
+        <w:t xml:space="preserve">Neither </w:t>
+      </w:r>
+      <w:r>
+        <w:rPr>
+          <w:position w:val="-12"/>
+        </w:rPr>
+        <w:object w:dxaOrig="260" w:dyaOrig="360">
+          <v:shape id="_x0000_i1166" type="#_x0000_t75" style="width:13pt;height:18pt" o:ole="">
+            <v:imagedata r:id="rId272" o:title=""/>
+          </v:shape>
+          <o:OLEObject Type="Embed" ProgID="Equation.DSMT4" ShapeID="_x0000_i1166" DrawAspect="Content" ObjectID="_1836384751" r:id="rId276"/>
+        </w:object>
+      </w:r>
+      <w:r>
+        <w:t xml:space="preserve"> nor </w:t>
+      </w:r>
+      <w:r>
+        <w:rPr>
+          <w:position w:val="-12"/>
+        </w:rPr>
+        <w:object w:dxaOrig="300" w:dyaOrig="360">
+          <v:shape id="_x0000_i1167" type="#_x0000_t75" style="width:15pt;height:18pt" o:ole="">
+            <v:imagedata r:id="rId274" o:title=""/>
+          </v:shape>
+          <o:OLEObject Type="Embed" ProgID="Equation.DSMT4" ShapeID="_x0000_i1167" DrawAspect="Content" ObjectID="_1836384752" r:id="rId277"/>
+        </w:object>
+      </w:r>
+      <w:r>
+        <w:t xml:space="preserve"> </w:t>
+      </w:r>
+      <w:r>
+        <w:t>is an equivalence relation.</w:t>
+      </w:r>
+    </w:p>
+    <w:p>
+      <w:r>
+        <w:t xml:space="preserve">Q7: </w:t>
+      </w:r>
+      <w:r>
+        <w:t xml:space="preserve">If R is the smallest equivalence relation on the set </w:t>
+      </w:r>
+      <w:r>
+        <w:rPr>
+          <w:position w:val="-14"/>
+        </w:rPr>
+        <w:object w:dxaOrig="940" w:dyaOrig="400">
+          <v:shape id="_x0000_i1168" type="#_x0000_t75" style="width:47pt;height:20pt" o:ole="">
+            <v:imagedata r:id="rId278" o:title=""/>
+          </v:shape>
+          <o:OLEObject Type="Embed" ProgID="Equation.DSMT4" ShapeID="_x0000_i1168" DrawAspect="Content" ObjectID="_1836384753" r:id="rId279"/>
+        </w:object>
+      </w:r>
+      <w:r>
+        <w:t xml:space="preserve">such </w:t>
+      </w:r>
+      <w:proofErr w:type="gramStart"/>
+      <w:r>
+        <w:t xml:space="preserve">that </w:t>
+      </w:r>
+      <w:proofErr w:type="gramEnd"/>
+      <w:r>
+        <w:rPr>
+          <w:position w:val="-14"/>
+        </w:rPr>
+        <w:object w:dxaOrig="1640" w:dyaOrig="400">
+          <v:shape id="_x0000_i1169" type="#_x0000_t75" style="width:82pt;height:20pt" o:ole="">
+            <v:imagedata r:id="rId280" o:title=""/>
+          </v:shape>
+          <o:OLEObject Type="Embed" ProgID="Equation.DSMT4" ShapeID="_x0000_i1169" DrawAspect="Content" ObjectID="_1836384754" r:id="rId281"/>
+        </w:object>
+      </w:r>
+      <w:r>
+        <w:t>, then the number of elements in R is</w:t>
+      </w:r>
+    </w:p>
+    <w:p>
+      <w:pPr>
+        <w:pStyle w:val="ListParagraph"/>
+        <w:numPr>
+          <w:ilvl w:val="0"/>
+          <w:numId w:val="38"/>
+        </w:numPr>
+      </w:pPr>
+      <w:r>
+        <w:t>15</w:t>
+      </w:r>
+      <w:r>
+        <w:tab/>
+      </w:r>
+      <w:r>
+        <w:tab/>
+      </w:r>
+      <w:r>
+        <w:tab/>
+      </w:r>
+      <w:r>
+        <w:tab/>
+      </w:r>
+      <w:r>
+        <w:tab/>
+      </w:r>
+      <w:r>
+        <w:tab/>
+        <w:t>(b) 10</w:t>
+      </w:r>
+    </w:p>
+    <w:p>
+      <w:pPr>
+        <w:ind w:left="360"/>
+      </w:pPr>
+      <w:r>
+        <w:t>(c)  12</w:t>
+      </w:r>
+      <w:r>
+        <w:tab/>
+      </w:r>
+      <w:r>
+        <w:tab/>
+      </w:r>
+      <w:r>
+        <w:tab/>
+      </w:r>
+      <w:r>
+        <w:tab/>
+      </w:r>
+      <w:r>
+        <w:tab/>
+      </w:r>
+      <w:r>
+        <w:tab/>
+        <w:t>(d) 8</w:t>
+      </w:r>
+    </w:p>
+    <w:p>
+      <w:r>
+        <w:t xml:space="preserve">Q8: </w:t>
+      </w:r>
+      <w:r>
+        <w:t xml:space="preserve">Let R be a relation on </w:t>
+      </w:r>
+      <w:r>
+        <w:rPr>
+          <w:position w:val="-4"/>
+        </w:rPr>
+        <w:object w:dxaOrig="580" w:dyaOrig="260">
+          <v:shape id="_x0000_i1170" type="#_x0000_t75" style="width:29pt;height:13pt" o:ole="">
+            <v:imagedata r:id="rId282" o:title=""/>
+          </v:shape>
+          <o:OLEObject Type="Embed" ProgID="Equation.DSMT4" ShapeID="_x0000_i1170" DrawAspect="Content" ObjectID="_1836384755" r:id="rId283"/>
+        </w:object>
+      </w:r>
+      <w:r>
+        <w:t xml:space="preserve">defined by </w:t>
+      </w:r>
+      <w:r>
+        <w:rPr>
+          <w:position w:val="-14"/>
+        </w:rPr>
+        <w:object w:dxaOrig="1340" w:dyaOrig="400">
+          <v:shape id="_x0000_i1171" type="#_x0000_t75" style="width:67pt;height:20pt" o:ole="">
+            <v:imagedata r:id="rId284" o:title=""/>
+          </v:shape>
+          <o:OLEObject Type="Embed" ProgID="Equation.DSMT4" ShapeID="_x0000_i1171" DrawAspect="Content" ObjectID="_1836384756" r:id="rId285"/>
+        </w:object>
+      </w:r>
+      <w:r>
+        <w:t xml:space="preserve">if and only if </w:t>
+      </w:r>
+      <w:r>
+        <w:rPr>
+          <w:position w:val="-6"/>
+        </w:rPr>
+        <w:object w:dxaOrig="780" w:dyaOrig="279">
+          <v:shape id="_x0000_i1172" type="#_x0000_t75" style="width:39pt;height:14pt" o:ole="">
+            <v:imagedata r:id="rId286" o:title=""/>
+          </v:shape>
+          <o:OLEObject Type="Embed" ProgID="Equation.DSMT4" ShapeID="_x0000_i1172" DrawAspect="Content" ObjectID="_1836384757" r:id="rId287"/>
+        </w:object>
+      </w:r>
+      <w:r>
+        <w:t>is divisible by 5. Then R is</w:t>
+      </w:r>
+    </w:p>
+    <w:p>
+      <w:pPr>
+        <w:pStyle w:val="ListParagraph"/>
+        <w:numPr>
+          <w:ilvl w:val="0"/>
+          <w:numId w:val="39"/>
+        </w:numPr>
+      </w:pPr>
+      <w:r>
+        <w:t>Reflexive and transitive but not symmetric.</w:t>
+      </w:r>
+    </w:p>
+    <w:p>
+      <w:pPr>
+        <w:pStyle w:val="ListParagraph"/>
+        <w:numPr>
+          <w:ilvl w:val="0"/>
+          <w:numId w:val="39"/>
+        </w:numPr>
+      </w:pPr>
+      <w:r>
+        <w:t>Reflexive and symmetric but not transitive.</w:t>
+      </w:r>
+    </w:p>
+    <w:p>
+      <w:pPr>
+        <w:pStyle w:val="ListParagraph"/>
+        <w:numPr>
+          <w:ilvl w:val="0"/>
+          <w:numId w:val="39"/>
+        </w:numPr>
+      </w:pPr>
+      <w:r>
+        <w:t>Reflexive but neither symmetric nor transitive.</w:t>
+      </w:r>
+    </w:p>
+    <w:p>
+      <w:pPr>
+        <w:pStyle w:val="ListParagraph"/>
+        <w:numPr>
+          <w:ilvl w:val="0"/>
+          <w:numId w:val="39"/>
+        </w:numPr>
+      </w:pPr>
+      <w:r>
+        <w:t>Reflexive, symmetric and transitive.</w:t>
+      </w:r>
+    </w:p>
+    <w:p>
+      <w:r>
+        <w:lastRenderedPageBreak/>
+        <w:t xml:space="preserve">Q9: Let A and B be two finite sets with m and n elements respectively. The total number of subsets of the set A is 56 more than the total number of subsets of B. Then the distance of the point </w:t>
+      </w:r>
+      <w:r>
+        <w:rPr>
+          <w:position w:val="-14"/>
+        </w:rPr>
+        <w:object w:dxaOrig="840" w:dyaOrig="400">
+          <v:shape id="_x0000_i1173" type="#_x0000_t75" style="width:42pt;height:20pt" o:ole="">
+            <v:imagedata r:id="rId288" o:title=""/>
+          </v:shape>
+          <o:OLEObject Type="Embed" ProgID="Equation.DSMT4" ShapeID="_x0000_i1173" DrawAspect="Content" ObjectID="_1836384758" r:id="rId289"/>
+        </w:object>
+      </w:r>
+      <w:r>
+        <w:t xml:space="preserve"> from the point </w:t>
+      </w:r>
+      <w:proofErr w:type="gramStart"/>
+      <w:r>
+        <w:t>Q(</w:t>
+      </w:r>
+      <w:proofErr w:type="gramEnd"/>
+      <w:r>
+        <w:t xml:space="preserve">-2,-3) </w:t>
+      </w:r>
+      <w:r>
+        <w:t>is:</w:t>
+      </w:r>
+    </w:p>
+    <w:p>
+      <w:pPr>
+        <w:pStyle w:val="ListParagraph"/>
+        <w:numPr>
+          <w:ilvl w:val="0"/>
+          <w:numId w:val="40"/>
+        </w:numPr>
+      </w:pPr>
+      <w:r>
+        <w:t>8</w:t>
+      </w:r>
+      <w:r>
+        <w:tab/>
+      </w:r>
+      <w:r>
+        <w:tab/>
+      </w:r>
+      <w:r>
+        <w:tab/>
+      </w:r>
+      <w:r>
+        <w:tab/>
+      </w:r>
+      <w:r>
+        <w:tab/>
+        <w:t>(b) 10</w:t>
+      </w:r>
+    </w:p>
+    <w:p>
+      <w:pPr>
+        <w:ind w:left="360"/>
+      </w:pPr>
+      <w:r>
+        <w:t>(c) 4</w:t>
+      </w:r>
+      <w:r>
+        <w:tab/>
+      </w:r>
+      <w:r>
+        <w:tab/>
+      </w:r>
+      <w:r>
+        <w:tab/>
+      </w:r>
+      <w:r>
+        <w:tab/>
+      </w:r>
+      <w:r>
+        <w:tab/>
+        <w:t>(d) 6</w:t>
+      </w:r>
+    </w:p>
+    <w:p>
+      <w:r>
+        <w:t xml:space="preserve">Q10: </w:t>
+      </w:r>
+      <w:proofErr w:type="gramStart"/>
+      <w:r>
+        <w:t xml:space="preserve">Let </w:t>
+      </w:r>
+      <w:proofErr w:type="gramEnd"/>
+      <w:r>
+        <w:rPr>
+          <w:position w:val="-14"/>
+        </w:rPr>
+        <w:object w:dxaOrig="1740" w:dyaOrig="400">
+          <v:shape id="_x0000_i1174" type="#_x0000_t75" style="width:87pt;height:20pt" o:ole="">
+            <v:imagedata r:id="rId290" o:title=""/>
+          </v:shape>
+          <o:OLEObject Type="Embed" ProgID="Equation.DSMT4" ShapeID="_x0000_i1174" DrawAspect="Content" ObjectID="_1836384759" r:id="rId291"/>
+        </w:object>
+      </w:r>
+      <w:r>
+        <w:t xml:space="preserve">. Suppose M is the set of all the subsets of S, then the relation </w:t>
+      </w:r>
+      <w:r>
+        <w:rPr>
+          <w:position w:val="-14"/>
+        </w:rPr>
+        <w:object w:dxaOrig="3320" w:dyaOrig="400">
+          <v:shape id="_x0000_i1175" type="#_x0000_t75" style="width:166pt;height:20pt" o:ole="">
+            <v:imagedata r:id="rId292" o:title=""/>
+          </v:shape>
+          <o:OLEObject Type="Embed" ProgID="Equation.DSMT4" ShapeID="_x0000_i1175" DrawAspect="Content" ObjectID="_1836384760" r:id="rId293"/>
+        </w:object>
+      </w:r>
+      <w:r>
+        <w:t>is:</w:t>
+      </w:r>
+    </w:p>
+    <w:p>
+      <w:pPr>
+        <w:pStyle w:val="ListParagraph"/>
+        <w:numPr>
+          <w:ilvl w:val="0"/>
+          <w:numId w:val="41"/>
+        </w:numPr>
+      </w:pPr>
+      <w:r>
+        <w:t>Symmetric only.</w:t>
+      </w:r>
+      <w:r>
+        <w:tab/>
+      </w:r>
+      <w:r>
+        <w:tab/>
+      </w:r>
+      <w:r>
+        <w:tab/>
+        <w:t>(b) Reflexive only.</w:t>
+      </w:r>
+    </w:p>
+    <w:p>
+      <w:r>
+        <w:t xml:space="preserve">       (c) Symmetric and Reflexive only.</w:t>
+      </w:r>
+      <w:r>
+        <w:tab/>
+      </w:r>
+      <w:r>
+        <w:tab/>
+        <w:t>(d) Symmetric and Transitive only.</w:t>
+      </w:r>
+    </w:p>
+    <w:p>
+      <w:r>
+        <w:tab/>
+      </w:r>
+      <w:r>
+        <w:tab/>
+      </w:r>
+      <w:r>
+        <w:tab/>
+      </w:r>
+      <w:r>
+        <w:tab/>
+      </w:r>
+      <w:r>
+        <w:tab/>
+      </w:r>
+      <w:r>
+        <w:tab/>
+      </w:r>
+      <w:r>
+        <w:tab/>
+      </w:r>
+      <w:r>
+        <w:tab/>
+      </w:r>
+      <w:r>
+        <w:tab/>
+      </w:r>
+      <w:r>
+        <w:tab/>
+      </w:r>
+      <w:r>
+        <w:tab/>
+      </w:r>
+      <w:r>
+        <w:pict>
+          <v:shape id="_x0000_i1176" type="#_x0000_t136" style="width:42pt;height:22.5pt">
+            <v:shadow color="#868686"/>
+            <v:textpath style="font-family:&quot;Arial Black&quot;;font-size:16pt;v-text-kern:t" trim="t" fitpath="t" string="2023"/>
+          </v:shape>
+        </w:pict>
+      </w:r>
+    </w:p>
+    <w:p>
+      <w:r>
+        <w:t xml:space="preserve">Q1: Let </w:t>
+      </w:r>
+      <w:r>
+        <w:rPr>
+          <w:position w:val="-14"/>
+        </w:rPr>
+        <w:object w:dxaOrig="1540" w:dyaOrig="400">
+          <v:shape id="_x0000_i1177" type="#_x0000_t75" style="width:77pt;height:20pt" o:ole="">
+            <v:imagedata r:id="rId294" o:title=""/>
+          </v:shape>
+          <o:OLEObject Type="Embed" ProgID="Equation.DSMT4" ShapeID="_x0000_i1177" DrawAspect="Content" ObjectID="_1836384761" r:id="rId295"/>
+        </w:object>
+      </w:r>
+      <w:r>
+        <w:t xml:space="preserve">and </w:t>
+      </w:r>
+      <w:r>
+        <w:rPr>
+          <w:position w:val="-14"/>
+        </w:rPr>
+        <w:object w:dxaOrig="1740" w:dyaOrig="400">
+          <v:shape id="_x0000_i1178" type="#_x0000_t75" style="width:87pt;height:20pt" o:ole="">
+            <v:imagedata r:id="rId296" o:title=""/>
+          </v:shape>
+          <o:OLEObject Type="Embed" ProgID="Equation.DSMT4" ShapeID="_x0000_i1178" DrawAspect="Content" ObjectID="_1836384762" r:id="rId297"/>
+        </w:object>
+      </w:r>
+      <w:r>
+        <w:t xml:space="preserve"> Let </w:t>
+      </w:r>
+      <w:r>
+        <w:rPr>
+          <w:position w:val="-4"/>
+        </w:rPr>
+        <w:object w:dxaOrig="240" w:dyaOrig="260">
+          <v:shape id="_x0000_i1179" type="#_x0000_t75" style="width:12pt;height:13pt" o:ole="">
+            <v:imagedata r:id="rId298" o:title=""/>
+          </v:shape>
+          <o:OLEObject Type="Embed" ProgID="Equation.DSMT4" ShapeID="_x0000_i1179" DrawAspect="Content" ObjectID="_1836384763" r:id="rId299"/>
+        </w:object>
+      </w:r>
+      <w:r>
+        <w:t xml:space="preserve">be a relation defined on </w:t>
+      </w:r>
+      <w:r>
+        <w:rPr>
+          <w:position w:val="-4"/>
+        </w:rPr>
+        <w:object w:dxaOrig="580" w:dyaOrig="260">
+          <v:shape id="_x0000_i1180" type="#_x0000_t75" style="width:29pt;height:13pt" o:ole="">
+            <v:imagedata r:id="rId300" o:title=""/>
+          </v:shape>
+          <o:OLEObject Type="Embed" ProgID="Equation.DSMT4" ShapeID="_x0000_i1180" DrawAspect="Content" ObjectID="_1836384764" r:id="rId301"/>
+        </w:object>
+      </w:r>
+      <w:r>
+        <w:t xml:space="preserve">such </w:t>
+      </w:r>
+      <w:proofErr w:type="gramStart"/>
+      <w:r>
+        <w:t xml:space="preserve">that </w:t>
+      </w:r>
+      <w:proofErr w:type="gramEnd"/>
+      <w:r>
+        <w:rPr>
+          <w:position w:val="-18"/>
+        </w:rPr>
+        <w:object w:dxaOrig="4420" w:dyaOrig="480">
+          <v:shape id="_x0000_i1181" type="#_x0000_t75" style="width:221pt;height:24pt" o:ole="">
+            <v:imagedata r:id="rId302" o:title=""/>
+          </v:shape>
+          <o:OLEObject Type="Embed" ProgID="Equation.DSMT4" ShapeID="_x0000_i1181" DrawAspect="Content" ObjectID="_1836384765" r:id="rId303"/>
+        </w:object>
+      </w:r>
+      <w:r>
+        <w:t>. Then the number of elements in the set R is:</w:t>
+      </w:r>
+    </w:p>
+    <w:p>
+      <w:pPr>
+        <w:pStyle w:val="ListParagraph"/>
+        <w:numPr>
+          <w:ilvl w:val="0"/>
+          <w:numId w:val="42"/>
+        </w:numPr>
+      </w:pPr>
+      <w:r>
+        <w:t>180</w:t>
+      </w:r>
+      <w:r>
+        <w:tab/>
+      </w:r>
+      <w:r>
+        <w:tab/>
+      </w:r>
+      <w:r>
+        <w:tab/>
+      </w:r>
+      <w:r>
+        <w:tab/>
+      </w:r>
+      <w:r>
+        <w:tab/>
+        <w:t>(b) 26</w:t>
+      </w:r>
+    </w:p>
+    <w:p>
+      <w:pPr>
+        <w:ind w:left="360"/>
+      </w:pPr>
+      <w:r>
+        <w:t>(c)  52</w:t>
+      </w:r>
+      <w:r>
+        <w:tab/>
+      </w:r>
+      <w:r>
+        <w:tab/>
+      </w:r>
+      <w:r>
+        <w:tab/>
+      </w:r>
+      <w:r>
+        <w:tab/>
+      </w:r>
+      <w:r>
+        <w:tab/>
+        <w:t>(d) 160</w:t>
+      </w:r>
+      <w:r>
+        <w:t xml:space="preserve"> </w:t>
+      </w:r>
+    </w:p>
+    <w:p>
+      <w:pPr>
+        <w:rPr>
+          <w:rFonts w:cstheme="minorHAnsi"/>
+          <w:color w:val="121212"/>
+          <w:shd w:val="clear" w:color="auto" w:fill="FFFFFF"/>
+        </w:rPr>
+      </w:pPr>
+      <w:r>
+        <w:t xml:space="preserve">Q2: </w:t>
+      </w:r>
+      <w:r>
+        <w:rPr>
+          <w:rFonts w:cstheme="minorHAnsi"/>
+          <w:color w:val="121212"/>
+          <w:shd w:val="clear" w:color="auto" w:fill="FFFFFF"/>
+        </w:rPr>
+        <w:t>An organization awarded 48 medals in event 'A', 25 in event 'B' and 18 in event 'C'. If these medals went to total 60 men and only five men got medals in all the three events, then, how many received medals in exactly two of three events?</w:t>
+      </w:r>
+    </w:p>
+    <w:p>
+      <w:pPr>
+        <w:pStyle w:val="ListParagraph"/>
+        <w:numPr>
+          <w:ilvl w:val="0"/>
+          <w:numId w:val="43"/>
+        </w:numPr>
+      </w:pPr>
+      <w:r>
+        <w:t>10</w:t>
+      </w:r>
+      <w:r>
+        <w:tab/>
+      </w:r>
+      <w:r>
+        <w:tab/>
+      </w:r>
+      <w:r>
+        <w:tab/>
+      </w:r>
+      <w:r>
+        <w:tab/>
+      </w:r>
+      <w:r>
+        <w:tab/>
+        <w:t>(b) 15</w:t>
+      </w:r>
+    </w:p>
+    <w:p>
+      <w:pPr>
+        <w:ind w:left="360"/>
+      </w:pPr>
+      <w:r>
+        <w:t>(c) 21</w:t>
+      </w:r>
+      <w:r>
+        <w:tab/>
+      </w:r>
+      <w:r>
+        <w:tab/>
+      </w:r>
+      <w:r>
+        <w:tab/>
+      </w:r>
+      <w:r>
+        <w:tab/>
+      </w:r>
+      <w:r>
+        <w:tab/>
+        <w:t>(d) 9</w:t>
+      </w:r>
+    </w:p>
+    <w:p>
+      <w:r>
+        <w:t>Q3</w:t>
+      </w:r>
+      <w:r>
+        <w:t xml:space="preserve">: </w:t>
+      </w:r>
+      <w:r>
+        <w:t xml:space="preserve"> Let </w:t>
+      </w:r>
+      <w:r>
+        <w:rPr>
+          <w:position w:val="-14"/>
+        </w:rPr>
+        <w:object w:dxaOrig="1180" w:dyaOrig="400">
+          <v:shape id="_x0000_i1182" type="#_x0000_t75" style="width:59pt;height:20pt" o:ole="">
+            <v:imagedata r:id="rId304" o:title=""/>
+          </v:shape>
+          <o:OLEObject Type="Embed" ProgID="Equation.DSMT4" ShapeID="_x0000_i1182" DrawAspect="Content" ObjectID="_1836384766" r:id="rId305"/>
+        </w:object>
+      </w:r>
+      <w:r>
+        <w:t xml:space="preserve"> </w:t>
+      </w:r>
+      <w:proofErr w:type="spellStart"/>
+      <w:proofErr w:type="gramStart"/>
+      <w:r>
+        <w:t>and</w:t>
+      </w:r>
+      <w:proofErr w:type="spellEnd"/>
+      <w:r>
+        <w:t xml:space="preserve"> </w:t>
+      </w:r>
+      <w:proofErr w:type="gramEnd"/>
+      <w:r>
+        <w:rPr>
+          <w:position w:val="-14"/>
+        </w:rPr>
+        <w:object w:dxaOrig="1280" w:dyaOrig="400">
+          <v:shape id="_x0000_i1183" type="#_x0000_t75" style="width:64pt;height:20pt" o:ole="">
+            <v:imagedata r:id="rId306" o:title=""/>
+          </v:shape>
+          <o:OLEObject Type="Embed" ProgID="Equation.DSMT4" ShapeID="_x0000_i1183" DrawAspect="Content" ObjectID="_1836384767" r:id="rId307"/>
+        </w:object>
+      </w:r>
+      <w:r>
+        <w:t xml:space="preserve">. Then the number of elements in the relation </w:t>
+      </w:r>
+      <w:r>
+        <w:rPr>
+          <w:position w:val="-18"/>
+        </w:rPr>
+        <w:object w:dxaOrig="3780" w:dyaOrig="480">
+          <v:shape id="_x0000_i1184" type="#_x0000_t75" style="width:189pt;height:24pt" o:ole="">
+            <v:imagedata r:id="rId308" o:title=""/>
+          </v:shape>
+          <o:OLEObject Type="Embed" ProgID="Equation.DSMT4" ShapeID="_x0000_i1184" DrawAspect="Content" ObjectID="_1836384768" r:id="rId309"/>
+        </w:object>
+      </w:r>
+      <w:r>
+        <w:rPr>
+          <w:position w:val="-12"/>
+        </w:rPr>
+        <w:object w:dxaOrig="240" w:dyaOrig="360">
+          <v:shape id="_x0000_i1185" type="#_x0000_t75" style="width:12pt;height:18pt" o:ole="">
+            <v:imagedata r:id="rId310" o:title=""/>
+          </v:shape>
+          <o:OLEObject Type="Embed" ProgID="Equation.DSMT4" ShapeID="_x0000_i1185" DrawAspect="Content" ObjectID="_1836384769" r:id="rId311"/>
+        </w:object>
+      </w:r>
+      <w:r>
+        <w:rPr>
+          <w:position w:val="-18"/>
+        </w:rPr>
+        <w:t xml:space="preserve"> </w:t>
+      </w:r>
+      <w:r>
+        <w:t xml:space="preserve">divides </w:t>
+      </w:r>
+      <w:r>
+        <w:rPr>
+          <w:position w:val="-12"/>
+        </w:rPr>
+        <w:object w:dxaOrig="240" w:dyaOrig="360">
+          <v:shape id="_x0000_i1186" type="#_x0000_t75" style="width:12pt;height:18pt" o:ole="">
+            <v:imagedata r:id="rId312" o:title=""/>
+          </v:shape>
+          <o:OLEObject Type="Embed" ProgID="Equation.DSMT4" ShapeID="_x0000_i1186" DrawAspect="Content" ObjectID="_1836384770" r:id="rId313"/>
+        </w:object>
+      </w:r>
+      <w:r>
+        <w:t xml:space="preserve">and </w:t>
+      </w:r>
+      <w:r>
+        <w:rPr>
+          <w:position w:val="-12"/>
+        </w:rPr>
+        <w:object w:dxaOrig="260" w:dyaOrig="360">
+          <v:shape id="_x0000_i1187" type="#_x0000_t75" style="width:13pt;height:18pt" o:ole="">
+            <v:imagedata r:id="rId314" o:title=""/>
+          </v:shape>
+          <o:OLEObject Type="Embed" ProgID="Equation.DSMT4" ShapeID="_x0000_i1187" DrawAspect="Content" ObjectID="_1836384771" r:id="rId315"/>
+        </w:object>
+      </w:r>
+      <w:r>
+        <w:t xml:space="preserve">divides </w:t>
+      </w:r>
+      <w:r>
+        <w:rPr>
+          <w:position w:val="-14"/>
+        </w:rPr>
+        <w:object w:dxaOrig="340" w:dyaOrig="400">
+          <v:shape id="_x0000_i1188" type="#_x0000_t75" style="width:17pt;height:20pt" o:ole="">
+            <v:imagedata r:id="rId316" o:title=""/>
+          </v:shape>
+          <o:OLEObject Type="Embed" ProgID="Equation.DSMT4" ShapeID="_x0000_i1188" DrawAspect="Content" ObjectID="_1836384772" r:id="rId317"/>
+        </w:object>
+      </w:r>
+      <w:r>
+        <w:t>is:</w:t>
+      </w:r>
+    </w:p>
+    <w:p>
+      <w:pPr>
+        <w:pStyle w:val="ListParagraph"/>
+        <w:numPr>
+          <w:ilvl w:val="0"/>
+          <w:numId w:val="44"/>
+        </w:numPr>
+      </w:pPr>
+      <w:r>
+        <w:t>18</w:t>
+      </w:r>
+      <w:r>
+        <w:tab/>
+      </w:r>
+      <w:r>
+        <w:tab/>
+      </w:r>
+      <w:r>
+        <w:tab/>
+      </w:r>
+      <w:r>
+        <w:tab/>
+      </w:r>
+      <w:r>
+        <w:tab/>
+        <w:t>(b) 24</w:t>
+      </w:r>
+    </w:p>
+    <w:p>
+      <w:pPr>
+        <w:ind w:left="360"/>
+      </w:pPr>
+      <w:r>
+        <w:t>(c)  36</w:t>
+      </w:r>
+      <w:r>
+        <w:tab/>
+      </w:r>
+      <w:r>
+        <w:tab/>
+      </w:r>
+      <w:r>
+        <w:tab/>
+      </w:r>
+      <w:r>
+        <w:tab/>
+      </w:r>
+      <w:r>
+        <w:tab/>
+        <w:t>(d) 12</w:t>
+      </w:r>
+    </w:p>
+    <w:p>
+      <w:r>
+        <w:t xml:space="preserve">Q4: </w:t>
+      </w:r>
+      <w:r>
+        <w:t xml:space="preserve">Let </w:t>
+      </w:r>
+      <w:r>
+        <w:rPr>
+          <w:position w:val="-14"/>
+        </w:rPr>
+        <w:object w:dxaOrig="2020" w:dyaOrig="400">
+          <v:shape id="_x0000_i1189" type="#_x0000_t75" style="width:101pt;height:20pt" o:ole="">
+            <v:imagedata r:id="rId318" o:title=""/>
+          </v:shape>
+          <o:OLEObject Type="Embed" ProgID="Equation.DSMT4" ShapeID="_x0000_i1189" DrawAspect="Content" ObjectID="_1836384773" r:id="rId319"/>
+        </w:object>
+      </w:r>
+      <w:r>
+        <w:t xml:space="preserve"> Then the relation </w:t>
+      </w:r>
+      <w:r>
+        <w:rPr>
+          <w:position w:val="-14"/>
+        </w:rPr>
+        <w:object w:dxaOrig="2920" w:dyaOrig="400">
+          <v:shape id="_x0000_i1190" type="#_x0000_t75" style="width:146pt;height:20pt" o:ole="">
+            <v:imagedata r:id="rId320" o:title=""/>
+          </v:shape>
+          <o:OLEObject Type="Embed" ProgID="Equation.DSMT4" ShapeID="_x0000_i1190" DrawAspect="Content" ObjectID="_1836384774" r:id="rId321"/>
+        </w:object>
+      </w:r>
+      <w:r>
+        <w:t xml:space="preserve">is: </w:t>
+      </w:r>
+    </w:p>
+    <w:p>
+      <w:pPr>
+        <w:pStyle w:val="ListParagraph"/>
+        <w:numPr>
+          <w:ilvl w:val="0"/>
+          <w:numId w:val="45"/>
+        </w:numPr>
+      </w:pPr>
+      <w:r>
+        <w:t>Reflexive but neither symmetric nor transitive.</w:t>
+      </w:r>
+    </w:p>
+    <w:p>
+      <w:pPr>
+        <w:pStyle w:val="ListParagraph"/>
+        <w:numPr>
+          <w:ilvl w:val="0"/>
+          <w:numId w:val="45"/>
+        </w:numPr>
+      </w:pPr>
+      <w:r>
+        <w:t>Transitive but neither symmetric nor reflexive.</w:t>
+      </w:r>
+    </w:p>
+    <w:p>
+      <w:pPr>
+        <w:pStyle w:val="ListParagraph"/>
+        <w:numPr>
+          <w:ilvl w:val="0"/>
+          <w:numId w:val="45"/>
+        </w:numPr>
+      </w:pPr>
+      <w:r>
+        <w:lastRenderedPageBreak/>
+        <w:t>Symmetric but neither reflexive nor transitive.</w:t>
+      </w:r>
+    </w:p>
+    <w:p>
+      <w:pPr>
+        <w:pStyle w:val="ListParagraph"/>
+        <w:numPr>
+          <w:ilvl w:val="0"/>
+          <w:numId w:val="45"/>
+        </w:numPr>
+      </w:pPr>
+      <w:r>
+        <w:t>An equivalence relation.</w:t>
+      </w:r>
+    </w:p>
+    <w:p>
+      <w:r>
+        <w:t xml:space="preserve">Q5: Let </w:t>
+      </w:r>
+      <w:r>
+        <w:rPr>
+          <w:position w:val="-10"/>
+        </w:rPr>
+        <w:object w:dxaOrig="560" w:dyaOrig="320">
+          <v:shape id="_x0000_i1262" type="#_x0000_t75" style="width:28pt;height:16pt" o:ole="">
+            <v:imagedata r:id="rId322" o:title=""/>
+          </v:shape>
+          <o:OLEObject Type="Embed" ProgID="Equation.DSMT4" ShapeID="_x0000_i1262" DrawAspect="Content" ObjectID="_1836384775" r:id="rId323"/>
+        </w:object>
+      </w:r>
+      <w:r>
+        <w:t xml:space="preserve">denote the power set of </w:t>
+      </w:r>
+      <w:r>
+        <w:rPr>
+          <w:position w:val="-10"/>
+        </w:rPr>
+        <w:object w:dxaOrig="1780" w:dyaOrig="320">
+          <v:shape id="_x0000_i1263" type="#_x0000_t75" style="width:89pt;height:16pt" o:ole="">
+            <v:imagedata r:id="rId324" o:title=""/>
+          </v:shape>
+          <o:OLEObject Type="Embed" ProgID="Equation.DSMT4" ShapeID="_x0000_i1263" DrawAspect="Content" ObjectID="_1836384776" r:id="rId325"/>
+        </w:object>
+      </w:r>
+      <w:r>
+        <w:t xml:space="preserve"> Define the relations </w:t>
+      </w:r>
+      <w:r>
+        <w:rPr>
+          <w:position w:val="-12"/>
+        </w:rPr>
+        <w:object w:dxaOrig="260" w:dyaOrig="360">
+          <v:shape id="_x0000_i1264" type="#_x0000_t75" style="width:13pt;height:18pt" o:ole="">
+            <v:imagedata r:id="rId326" o:title=""/>
+          </v:shape>
+          <o:OLEObject Type="Embed" ProgID="Equation.DSMT4" ShapeID="_x0000_i1264" DrawAspect="Content" ObjectID="_1836384777" r:id="rId327"/>
+        </w:object>
+      </w:r>
+      <w:r>
+        <w:t xml:space="preserve"> and </w:t>
+      </w:r>
+      <w:r>
+        <w:rPr>
+          <w:position w:val="-12"/>
+        </w:rPr>
+        <w:object w:dxaOrig="300" w:dyaOrig="360">
+          <v:shape id="_x0000_i1265" type="#_x0000_t75" style="width:15pt;height:18pt" o:ole="">
+            <v:imagedata r:id="rId328" o:title=""/>
+          </v:shape>
+          <o:OLEObject Type="Embed" ProgID="Equation.DSMT4" ShapeID="_x0000_i1265" DrawAspect="Content" ObjectID="_1836384778" r:id="rId329"/>
+        </w:object>
+      </w:r>
+      <w:r>
+        <w:t xml:space="preserve">on </w:t>
+      </w:r>
+      <w:r>
+        <w:rPr>
+          <w:position w:val="-10"/>
+        </w:rPr>
+        <w:object w:dxaOrig="560" w:dyaOrig="320">
+          <v:shape id="_x0000_i1266" type="#_x0000_t75" style="width:28pt;height:16pt" o:ole="">
+            <v:imagedata r:id="rId322" o:title=""/>
+          </v:shape>
+          <o:OLEObject Type="Embed" ProgID="Equation.DSMT4" ShapeID="_x0000_i1266" DrawAspect="Content" ObjectID="_1836384779" r:id="rId330"/>
+        </w:object>
+      </w:r>
+      <w:r>
+        <w:t xml:space="preserve">as </w:t>
+      </w:r>
+      <w:r>
+        <w:rPr>
+          <w:position w:val="-12"/>
+        </w:rPr>
+        <w:object w:dxaOrig="600" w:dyaOrig="360">
+          <v:shape id="_x0000_i1267" type="#_x0000_t75" style="width:30pt;height:18pt" o:ole="">
+            <v:imagedata r:id="rId331" o:title=""/>
+          </v:shape>
+          <o:OLEObject Type="Embed" ProgID="Equation.DSMT4" ShapeID="_x0000_i1267" DrawAspect="Content" ObjectID="_1836384780" r:id="rId332"/>
+        </w:object>
+      </w:r>
+      <w:r>
+        <w:t xml:space="preserve">if </w:t>
+      </w:r>
+      <w:r>
+        <w:rPr>
+          <w:position w:val="-16"/>
+        </w:rPr>
+        <w:object w:dxaOrig="2400" w:dyaOrig="440">
+          <v:shape id="_x0000_i1268" type="#_x0000_t75" style="width:120pt;height:22pt" o:ole="">
+            <v:imagedata r:id="rId333" o:title=""/>
+          </v:shape>
+          <o:OLEObject Type="Embed" ProgID="Equation.DSMT4" ShapeID="_x0000_i1268" DrawAspect="Content" ObjectID="_1836384781" r:id="rId334"/>
+        </w:object>
+      </w:r>
+      <w:r>
+        <w:t xml:space="preserve"> and </w:t>
+      </w:r>
+      <w:r>
+        <w:rPr>
+          <w:position w:val="-12"/>
+        </w:rPr>
+        <w:object w:dxaOrig="620" w:dyaOrig="360">
+          <v:shape id="_x0000_i1269" type="#_x0000_t75" style="width:31pt;height:18pt" o:ole="">
+            <v:imagedata r:id="rId335" o:title=""/>
+          </v:shape>
+          <o:OLEObject Type="Embed" ProgID="Equation.DSMT4" ShapeID="_x0000_i1269" DrawAspect="Content" ObjectID="_1836384782" r:id="rId336"/>
+        </w:object>
+      </w:r>
+      <w:proofErr w:type="gramStart"/>
+      <w:r>
+        <w:t xml:space="preserve">if </w:t>
+      </w:r>
+      <w:proofErr w:type="gramEnd"/>
+      <w:r>
+        <w:rPr>
+          <w:position w:val="-4"/>
+        </w:rPr>
+        <w:object w:dxaOrig="1640" w:dyaOrig="300">
+          <v:shape id="_x0000_i1270" type="#_x0000_t75" style="width:82pt;height:15pt" o:ole="">
+            <v:imagedata r:id="rId337" o:title=""/>
+          </v:shape>
+          <o:OLEObject Type="Embed" ProgID="Equation.DSMT4" ShapeID="_x0000_i1270" DrawAspect="Content" ObjectID="_1836384783" r:id="rId338"/>
+        </w:object>
+      </w:r>
+      <w:r>
+        <w:t>,</w:t>
+      </w:r>
+      <w:r>
+        <w:rPr>
+          <w:position w:val="-14"/>
+        </w:rPr>
+        <w:object w:dxaOrig="1380" w:dyaOrig="400">
+          <v:shape id="_x0000_i1271" type="#_x0000_t75" style="width:69pt;height:20pt" o:ole="">
+            <v:imagedata r:id="rId339" o:title=""/>
+          </v:shape>
+          <o:OLEObject Type="Embed" ProgID="Equation.DSMT4" ShapeID="_x0000_i1271" DrawAspect="Content" ObjectID="_1836384784" r:id="rId340"/>
+        </w:object>
+      </w:r>
+      <w:r>
+        <w:t xml:space="preserve">. </w:t>
+      </w:r>
+      <w:proofErr w:type="gramStart"/>
+      <w:r>
+        <w:t>Then :</w:t>
+      </w:r>
+      <w:proofErr w:type="gramEnd"/>
+    </w:p>
+    <w:p>
+      <w:pPr>
+        <w:pStyle w:val="ListParagraph"/>
+        <w:numPr>
+          <w:ilvl w:val="0"/>
+          <w:numId w:val="46"/>
+        </w:numPr>
+      </w:pPr>
+      <w:r>
+        <w:t xml:space="preserve">only </w:t>
+      </w:r>
+      <w:r>
+        <w:rPr>
+          <w:position w:val="-12"/>
+        </w:rPr>
+        <w:object w:dxaOrig="300" w:dyaOrig="360">
+          <v:shape id="_x0000_i1272" type="#_x0000_t75" style="width:15pt;height:18pt" o:ole="">
+            <v:imagedata r:id="rId341" o:title=""/>
+          </v:shape>
+          <o:OLEObject Type="Embed" ProgID="Equation.DSMT4" ShapeID="_x0000_i1272" DrawAspect="Content" ObjectID="_1836384785" r:id="rId342"/>
+        </w:object>
+      </w:r>
+      <w:r>
+        <w:t>is an equivalence relation</w:t>
+      </w:r>
+    </w:p>
+    <w:p>
+      <w:pPr>
+        <w:pStyle w:val="ListParagraph"/>
+        <w:numPr>
+          <w:ilvl w:val="0"/>
+          <w:numId w:val="46"/>
+        </w:numPr>
+      </w:pPr>
+      <w:r>
+        <w:t xml:space="preserve">both </w:t>
+      </w:r>
+      <w:r>
+        <w:rPr>
+          <w:position w:val="-12"/>
+        </w:rPr>
+        <w:object w:dxaOrig="260" w:dyaOrig="360">
+          <v:shape id="_x0000_i1273" type="#_x0000_t75" style="width:13pt;height:18pt" o:ole="">
+            <v:imagedata r:id="rId343" o:title=""/>
+          </v:shape>
+          <o:OLEObject Type="Embed" ProgID="Equation.DSMT4" ShapeID="_x0000_i1273" DrawAspect="Content" ObjectID="_1836384786" r:id="rId344"/>
+        </w:object>
+      </w:r>
+      <w:r>
+        <w:t xml:space="preserve"> and </w:t>
+      </w:r>
+      <w:r>
+        <w:rPr>
+          <w:position w:val="-12"/>
+        </w:rPr>
+        <w:object w:dxaOrig="300" w:dyaOrig="360">
+          <v:shape id="_x0000_i1274" type="#_x0000_t75" style="width:15pt;height:18pt" o:ole="">
+            <v:imagedata r:id="rId345" o:title=""/>
+          </v:shape>
+          <o:OLEObject Type="Embed" ProgID="Equation.DSMT4" ShapeID="_x0000_i1274" DrawAspect="Content" ObjectID="_1836384787" r:id="rId346"/>
+        </w:object>
+      </w:r>
+      <w:r>
+        <w:t>are not equivalence relations</w:t>
+      </w:r>
+    </w:p>
+    <w:p>
+      <w:pPr>
+        <w:pStyle w:val="ListParagraph"/>
+        <w:numPr>
+          <w:ilvl w:val="0"/>
+          <w:numId w:val="46"/>
+        </w:numPr>
+      </w:pPr>
+      <w:r>
+        <w:t xml:space="preserve">both </w:t>
+      </w:r>
+      <w:r>
+        <w:rPr>
+          <w:position w:val="-12"/>
+        </w:rPr>
+        <w:object w:dxaOrig="260" w:dyaOrig="360">
+          <v:shape id="_x0000_i1275" type="#_x0000_t75" style="width:13pt;height:18pt" o:ole="">
+            <v:imagedata r:id="rId343" o:title=""/>
+          </v:shape>
+          <o:OLEObject Type="Embed" ProgID="Equation.DSMT4" ShapeID="_x0000_i1275" DrawAspect="Content" ObjectID="_1836384788" r:id="rId347"/>
+        </w:object>
+      </w:r>
+      <w:r>
+        <w:t xml:space="preserve"> and </w:t>
+      </w:r>
+      <w:r>
+        <w:rPr>
+          <w:position w:val="-12"/>
+        </w:rPr>
+        <w:object w:dxaOrig="300" w:dyaOrig="360">
+          <v:shape id="_x0000_i1276" type="#_x0000_t75" style="width:15pt;height:18pt" o:ole="">
+            <v:imagedata r:id="rId345" o:title=""/>
+          </v:shape>
+          <o:OLEObject Type="Embed" ProgID="Equation.DSMT4" ShapeID="_x0000_i1276" DrawAspect="Content" ObjectID="_1836384789" r:id="rId348"/>
+        </w:object>
+      </w:r>
+      <w:r>
+        <w:t>are equivalence relations</w:t>
+      </w:r>
+    </w:p>
+    <w:p>
+      <w:pPr>
+        <w:pStyle w:val="ListParagraph"/>
+        <w:numPr>
+          <w:ilvl w:val="0"/>
+          <w:numId w:val="46"/>
+        </w:numPr>
+      </w:pPr>
+      <w:r>
+        <w:t xml:space="preserve">only </w:t>
+      </w:r>
+      <w:r>
+        <w:rPr>
+          <w:position w:val="-12"/>
+        </w:rPr>
+        <w:object w:dxaOrig="260" w:dyaOrig="360">
+          <v:shape id="_x0000_i1277" type="#_x0000_t75" style="width:13pt;height:18pt" o:ole="">
+            <v:imagedata r:id="rId349" o:title=""/>
+          </v:shape>
+          <o:OLEObject Type="Embed" ProgID="Equation.DSMT4" ShapeID="_x0000_i1277" DrawAspect="Content" ObjectID="_1836384790" r:id="rId350"/>
+        </w:object>
+      </w:r>
+      <w:r>
+        <w:t>is an equivalence relation</w:t>
+      </w:r>
+    </w:p>
+    <w:p>
+      <w:r>
+        <w:t xml:space="preserve">Q6: </w:t>
+      </w:r>
+      <w:r>
+        <w:t xml:space="preserve">Let R be a relation </w:t>
+      </w:r>
+      <w:proofErr w:type="gramStart"/>
+      <w:r>
+        <w:t xml:space="preserve">on </w:t>
+      </w:r>
+      <w:proofErr w:type="gramEnd"/>
+      <w:r>
+        <w:rPr>
+          <w:position w:val="-4"/>
+        </w:rPr>
+        <w:object w:dxaOrig="260" w:dyaOrig="260">
+          <v:shape id="_x0000_i1278" type="#_x0000_t75" style="width:13pt;height:13pt" o:ole="">
+            <v:imagedata r:id="rId351" o:title=""/>
+          </v:shape>
+          <o:OLEObject Type="Embed" ProgID="Equation.DSMT4" ShapeID="_x0000_i1278" DrawAspect="Content" ObjectID="_1836384791" r:id="rId352"/>
+        </w:object>
+      </w:r>
+      <w:r>
+        <w:t xml:space="preserve">, given by </w:t>
+      </w:r>
+      <w:r>
+        <w:rPr>
+          <w:position w:val="-4"/>
+        </w:rPr>
+        <w:object w:dxaOrig="420" w:dyaOrig="260">
+          <v:shape id="_x0000_i1279" type="#_x0000_t75" style="width:21pt;height:13pt" o:ole="">
+            <v:imagedata r:id="rId353" o:title=""/>
+          </v:shape>
+          <o:OLEObject Type="Embed" ProgID="Equation.DSMT4" ShapeID="_x0000_i1279" DrawAspect="Content" ObjectID="_1836384792" r:id="rId354"/>
+        </w:object>
+      </w:r>
+    </w:p>
+    <w:p/>
+    <w:p>
       <w:pPr>
         <w:ind w:left="7200" w:firstLine="720"/>
       </w:pPr>
       <w:r>
         <w:pict>
-          <v:shape id="_x0000_i1145" type="#_x0000_t136" style="width:42pt;height:22.5pt">
+          <v:shape id="_x0000_i1191" type="#_x0000_t136" style="width:42pt;height:22.5pt">
             <v:shadow color="#868686"/>
             <v:textpath style="font-family:&quot;Arial Black&quot;;font-size:16pt;v-text-kern:t" trim="t" fitpath="t" string="2020"/>
           </v:shape>
@@ -4960,8 +6899,13 @@
       </w:r>
     </w:p>
     <w:p>
-      <w:r>
-        <w:t xml:space="preserve">Q1 : </w:t>
+      <w:proofErr w:type="gramStart"/>
+      <w:r>
+        <w:t>Q1 :</w:t>
+      </w:r>
+      <w:proofErr w:type="gramEnd"/>
+      <w:r>
+        <w:t xml:space="preserve"> </w:t>
       </w:r>
       <w:r>
         <w:t xml:space="preserve">Consider the two sets </w:t>
@@ -4977,10 +6921,10 @@
           <w:position w:val="-10"/>
         </w:rPr>
         <w:object w:dxaOrig="1240" w:dyaOrig="320">
-          <v:shape id="_x0000_i1146" type="#_x0000_t75" style="width:62pt;height:15.5pt" o:ole="">
-            <v:imagedata r:id="rId248" o:title=""/>
-          </v:shape>
-          <o:OLEObject Type="Embed" ProgID="Equation.DSMT4" ShapeID="_x0000_i1146" DrawAspect="Content" ObjectID="_1835608976" r:id="rId249"/>
+          <v:shape id="_x0000_i1192" type="#_x0000_t75" style="width:62pt;height:15.5pt" o:ole="">
+            <v:imagedata r:id="rId355" o:title=""/>
+          </v:shape>
+          <o:OLEObject Type="Embed" ProgID="Equation.DSMT4" ShapeID="_x0000_i1192" DrawAspect="Content" ObjectID="_1836384793" r:id="rId356"/>
         </w:object>
       </w:r>
       <w:r>
@@ -4991,10 +6935,10 @@
           <w:position w:val="-10"/>
         </w:rPr>
         <w:object w:dxaOrig="2340" w:dyaOrig="360">
-          <v:shape id="_x0000_i1147" type="#_x0000_t75" style="width:117pt;height:18pt" o:ole="">
-            <v:imagedata r:id="rId250" o:title=""/>
-          </v:shape>
-          <o:OLEObject Type="Embed" ProgID="Equation.DSMT4" ShapeID="_x0000_i1147" DrawAspect="Content" ObjectID="_1835608977" r:id="rId251"/>
+          <v:shape id="_x0000_i1193" type="#_x0000_t75" style="width:117pt;height:18pt" o:ole="">
+            <v:imagedata r:id="rId357" o:title=""/>
+          </v:shape>
+          <o:OLEObject Type="Embed" ProgID="Equation.DSMT4" ShapeID="_x0000_i1193" DrawAspect="Content" ObjectID="_1836384794" r:id="rId358"/>
         </w:object>
       </w:r>
       <w:r>
@@ -5005,10 +6949,10 @@
           <w:position w:val="-10"/>
         </w:rPr>
         <w:object w:dxaOrig="1100" w:dyaOrig="320">
-          <v:shape id="_x0000_i1148" type="#_x0000_t75" style="width:54.5pt;height:15.5pt" o:ole="">
-            <v:imagedata r:id="rId252" o:title=""/>
-          </v:shape>
-          <o:OLEObject Type="Embed" ProgID="Equation.DSMT4" ShapeID="_x0000_i1148" DrawAspect="Content" ObjectID="_1835608978" r:id="rId253"/>
+          <v:shape id="_x0000_i1194" type="#_x0000_t75" style="width:54.5pt;height:15.5pt" o:ole="">
+            <v:imagedata r:id="rId359" o:title=""/>
+          </v:shape>
+          <o:OLEObject Type="Embed" ProgID="Equation.DSMT4" ShapeID="_x0000_i1194" DrawAspect="Content" ObjectID="_1836384795" r:id="rId360"/>
         </w:object>
       </w:r>
       <w:r>
@@ -5028,10 +6972,10 @@
           <w:position w:val="-10"/>
         </w:rPr>
         <w:object w:dxaOrig="2480" w:dyaOrig="320">
-          <v:shape id="_x0000_i1149" type="#_x0000_t75" style="width:124pt;height:15.5pt" o:ole="">
-            <v:imagedata r:id="rId254" o:title=""/>
-          </v:shape>
-          <o:OLEObject Type="Embed" ProgID="Equation.DSMT4" ShapeID="_x0000_i1149" DrawAspect="Content" ObjectID="_1835608979" r:id="rId255"/>
+          <v:shape id="_x0000_i1195" type="#_x0000_t75" style="width:124pt;height:15.5pt" o:ole="">
+            <v:imagedata r:id="rId361" o:title=""/>
+          </v:shape>
+          <o:OLEObject Type="Embed" ProgID="Equation.DSMT4" ShapeID="_x0000_i1195" DrawAspect="Content" ObjectID="_1836384796" r:id="rId362"/>
         </w:object>
       </w:r>
       <w:r>
@@ -5049,10 +6993,10 @@
           <w:position w:val="-10"/>
         </w:rPr>
         <w:object w:dxaOrig="1300" w:dyaOrig="320">
-          <v:shape id="_x0000_i1150" type="#_x0000_t75" style="width:65.5pt;height:15.5pt" o:ole="">
-            <v:imagedata r:id="rId256" o:title=""/>
-          </v:shape>
-          <o:OLEObject Type="Embed" ProgID="Equation.DSMT4" ShapeID="_x0000_i1150" DrawAspect="Content" ObjectID="_1835608980" r:id="rId257"/>
+          <v:shape id="_x0000_i1196" type="#_x0000_t75" style="width:65.5pt;height:15.5pt" o:ole="">
+            <v:imagedata r:id="rId363" o:title=""/>
+          </v:shape>
+          <o:OLEObject Type="Embed" ProgID="Equation.DSMT4" ShapeID="_x0000_i1196" DrawAspect="Content" ObjectID="_1836384797" r:id="rId364"/>
         </w:object>
       </w:r>
     </w:p>
@@ -5068,40 +7012,53 @@
           <w:position w:val="-10"/>
         </w:rPr>
         <w:object w:dxaOrig="1460" w:dyaOrig="320">
-          <v:shape id="_x0000_i1151" type="#_x0000_t75" style="width:73pt;height:15.5pt" o:ole="">
-            <v:imagedata r:id="rId258" o:title=""/>
-          </v:shape>
-          <o:OLEObject Type="Embed" ProgID="Equation.DSMT4" ShapeID="_x0000_i1151" DrawAspect="Content" ObjectID="_1835608981" r:id="rId259"/>
-        </w:object>
-      </w:r>
-      <w:r>
-        <w:tab/>
-      </w:r>
-      <w:r>
-        <w:tab/>
-      </w:r>
-      <w:r>
-        <w:tab/>
-      </w:r>
-      <w:r>
-        <w:tab/>
-        <w:t xml:space="preserve">(d) </w:t>
+          <v:shape id="_x0000_i1197" type="#_x0000_t75" style="width:73pt;height:15.5pt" o:ole="">
+            <v:imagedata r:id="rId365" o:title=""/>
+          </v:shape>
+          <o:OLEObject Type="Embed" ProgID="Equation.DSMT4" ShapeID="_x0000_i1197" DrawAspect="Content" ObjectID="_1836384798" r:id="rId366"/>
+        </w:object>
+      </w:r>
+      <w:r>
+        <w:tab/>
+      </w:r>
+      <w:r>
+        <w:tab/>
+      </w:r>
+      <w:r>
+        <w:tab/>
+      </w:r>
+      <w:r>
+        <w:tab/>
+        <w:t>(</w:t>
+      </w:r>
+      <w:proofErr w:type="gramStart"/>
+      <w:r>
+        <w:t>d</w:t>
+      </w:r>
+      <w:proofErr w:type="gramEnd"/>
+      <w:r>
+        <w:t xml:space="preserve">) </w:t>
       </w:r>
       <w:r>
         <w:rPr>
           <w:position w:val="-4"/>
         </w:rPr>
         <w:object w:dxaOrig="1080" w:dyaOrig="260">
-          <v:shape id="_x0000_i1152" type="#_x0000_t75" style="width:54pt;height:13pt" o:ole="">
-            <v:imagedata r:id="rId260" o:title=""/>
-          </v:shape>
-          <o:OLEObject Type="Embed" ProgID="Equation.DSMT4" ShapeID="_x0000_i1152" DrawAspect="Content" ObjectID="_1835608982" r:id="rId261"/>
-        </w:object>
-      </w:r>
-    </w:p>
-    <w:p>
-      <w:r>
-        <w:t xml:space="preserve">Q2 : </w:t>
+          <v:shape id="_x0000_i1198" type="#_x0000_t75" style="width:54pt;height:13pt" o:ole="">
+            <v:imagedata r:id="rId367" o:title=""/>
+          </v:shape>
+          <o:OLEObject Type="Embed" ProgID="Equation.DSMT4" ShapeID="_x0000_i1198" DrawAspect="Content" ObjectID="_1836384799" r:id="rId368"/>
+        </w:object>
+      </w:r>
+    </w:p>
+    <w:p>
+      <w:proofErr w:type="gramStart"/>
+      <w:r>
+        <w:t>Q2 :</w:t>
+      </w:r>
+      <w:proofErr w:type="gramEnd"/>
+      <w:r>
+        <w:t xml:space="preserve"> </w:t>
       </w:r>
       <w:r>
         <w:t xml:space="preserve">Let </w:t>
@@ -5111,10 +7068,10 @@
           <w:position w:val="-28"/>
         </w:rPr>
         <w:object w:dxaOrig="1600" w:dyaOrig="680">
-          <v:shape id="_x0000_i1153" type="#_x0000_t75" style="width:80pt;height:34pt" o:ole="">
-            <v:imagedata r:id="rId262" o:title=""/>
-          </v:shape>
-          <o:OLEObject Type="Embed" ProgID="Equation.DSMT4" ShapeID="_x0000_i1153" DrawAspect="Content" ObjectID="_1835608983" r:id="rId263"/>
+          <v:shape id="_x0000_i1199" type="#_x0000_t75" style="width:80pt;height:34pt" o:ole="">
+            <v:imagedata r:id="rId369" o:title=""/>
+          </v:shape>
+          <o:OLEObject Type="Embed" ProgID="Equation.DSMT4" ShapeID="_x0000_i1199" DrawAspect="Content" ObjectID="_1836384800" r:id="rId370"/>
         </w:object>
       </w:r>
       <w:r>
@@ -5125,10 +7082,10 @@
           <w:position w:val="-12"/>
         </w:rPr>
         <w:object w:dxaOrig="300" w:dyaOrig="360">
-          <v:shape id="_x0000_i1154" type="#_x0000_t75" style="width:15pt;height:18pt" o:ole="">
-            <v:imagedata r:id="rId264" o:title=""/>
-          </v:shape>
-          <o:OLEObject Type="Embed" ProgID="Equation.DSMT4" ShapeID="_x0000_i1154" DrawAspect="Content" ObjectID="_1835608984" r:id="rId265"/>
+          <v:shape id="_x0000_i1200" type="#_x0000_t75" style="width:15pt;height:18pt" o:ole="">
+            <v:imagedata r:id="rId371" o:title=""/>
+          </v:shape>
+          <o:OLEObject Type="Embed" ProgID="Equation.DSMT4" ShapeID="_x0000_i1200" DrawAspect="Content" ObjectID="_1836384801" r:id="rId372"/>
         </w:object>
       </w:r>
       <w:r>
@@ -5139,24 +7096,32 @@
           <w:position w:val="-12"/>
         </w:rPr>
         <w:object w:dxaOrig="220" w:dyaOrig="360">
-          <v:shape id="_x0000_i1155" type="#_x0000_t75" style="width:11.5pt;height:18pt" o:ole="">
-            <v:imagedata r:id="rId266" o:title=""/>
-          </v:shape>
-          <o:OLEObject Type="Embed" ProgID="Equation.DSMT4" ShapeID="_x0000_i1155" DrawAspect="Content" ObjectID="_1835608985" r:id="rId267"/>
-        </w:object>
-      </w:r>
-      <w:r>
-        <w:t xml:space="preserve"> contains 5 elements. If each element of the set T  is an element of exactly 20 of sets </w:t>
+          <v:shape id="_x0000_i1201" type="#_x0000_t75" style="width:11.5pt;height:18pt" o:ole="">
+            <v:imagedata r:id="rId373" o:title=""/>
+          </v:shape>
+          <o:OLEObject Type="Embed" ProgID="Equation.DSMT4" ShapeID="_x0000_i1201" DrawAspect="Content" ObjectID="_1836384802" r:id="rId374"/>
+        </w:object>
+      </w:r>
+      <w:r>
+        <w:t xml:space="preserve"> contains 5 elements. If each element of the set </w:t>
+      </w:r>
+      <w:proofErr w:type="gramStart"/>
+      <w:r>
+        <w:t>T  is</w:t>
+      </w:r>
+      <w:proofErr w:type="gramEnd"/>
+      <w:r>
+        <w:t xml:space="preserve"> an element of exactly 20 of sets </w:t>
       </w:r>
       <w:r>
         <w:rPr>
           <w:position w:val="-12"/>
         </w:rPr>
         <w:object w:dxaOrig="300" w:dyaOrig="360">
-          <v:shape id="_x0000_i1156" type="#_x0000_t75" style="width:15pt;height:18pt" o:ole="">
-            <v:imagedata r:id="rId264" o:title=""/>
-          </v:shape>
-          <o:OLEObject Type="Embed" ProgID="Equation.DSMT4" ShapeID="_x0000_i1156" DrawAspect="Content" ObjectID="_1835608986" r:id="rId268"/>
+          <v:shape id="_x0000_i1202" type="#_x0000_t75" style="width:15pt;height:18pt" o:ole="">
+            <v:imagedata r:id="rId371" o:title=""/>
+          </v:shape>
+          <o:OLEObject Type="Embed" ProgID="Equation.DSMT4" ShapeID="_x0000_i1202" DrawAspect="Content" ObjectID="_1836384803" r:id="rId375"/>
         </w:object>
       </w:r>
       <w:r>
@@ -5167,10 +7132,10 @@
           <w:position w:val="-12"/>
         </w:rPr>
         <w:object w:dxaOrig="220" w:dyaOrig="360">
-          <v:shape id="_x0000_i1157" type="#_x0000_t75" style="width:11.5pt;height:18pt" o:ole="">
-            <v:imagedata r:id="rId269" o:title=""/>
-          </v:shape>
-          <o:OLEObject Type="Embed" ProgID="Equation.DSMT4" ShapeID="_x0000_i1157" DrawAspect="Content" ObjectID="_1835608987" r:id="rId270"/>
+          <v:shape id="_x0000_i1203" type="#_x0000_t75" style="width:11.5pt;height:18pt" o:ole="">
+            <v:imagedata r:id="rId376" o:title=""/>
+          </v:shape>
+          <o:OLEObject Type="Embed" ProgID="Equation.DSMT4" ShapeID="_x0000_i1203" DrawAspect="Content" ObjectID="_1836384804" r:id="rId377"/>
         </w:object>
       </w:r>
       <w:r>
@@ -5233,15 +7198,25 @@
       </w:r>
     </w:p>
     <w:p>
-      <w:r>
-        <w:t xml:space="preserve">Q3 : </w:t>
+      <w:proofErr w:type="gramStart"/>
+      <w:r>
+        <w:t>Q3 :</w:t>
+      </w:r>
+      <w:proofErr w:type="gramEnd"/>
+      <w:r>
+        <w:t xml:space="preserve"> </w:t>
       </w:r>
       <w:r>
         <w:t>A survey shows that 73% of the persons working in an office like coffee, whereas 65% like tea</w:t>
       </w:r>
       <w:r>
-        <w:t>. If x denotes the percentage of them, who like both coffee and tea, then x cannot be :</w:t>
-      </w:r>
+        <w:t xml:space="preserve">. If x denotes the percentage of them, who like both coffee and tea, then x cannot </w:t>
+      </w:r>
+      <w:proofErr w:type="gramStart"/>
+      <w:r>
+        <w:t>be :</w:t>
+      </w:r>
+      <w:proofErr w:type="gramEnd"/>
     </w:p>
     <w:p>
       <w:pPr>
@@ -5299,6 +7274,7 @@
       </w:r>
     </w:p>
     <w:p>
+      <w:proofErr w:type="gramStart"/>
       <w:r>
         <w:t>Q</w:t>
       </w:r>
@@ -5306,7 +7282,11 @@
         <w:t>4</w:t>
       </w:r>
       <w:r>
-        <w:t xml:space="preserve"> : </w:t>
+        <w:t xml:space="preserve"> :</w:t>
+      </w:r>
+      <w:proofErr w:type="gramEnd"/>
+      <w:r>
+        <w:t xml:space="preserve"> </w:t>
       </w:r>
       <w:r>
         <w:t xml:space="preserve">Let </w:t>
@@ -5316,10 +7296,10 @@
           <w:position w:val="-14"/>
         </w:rPr>
         <w:object w:dxaOrig="1460" w:dyaOrig="400">
-          <v:shape id="_x0000_i1158" type="#_x0000_t75" style="width:73pt;height:20.5pt" o:ole="">
-            <v:imagedata r:id="rId271" o:title=""/>
-          </v:shape>
-          <o:OLEObject Type="Embed" ProgID="Equation.DSMT4" ShapeID="_x0000_i1158" DrawAspect="Content" ObjectID="_1835608988" r:id="rId272"/>
+          <v:shape id="_x0000_i1204" type="#_x0000_t75" style="width:73pt;height:20.5pt" o:ole="">
+            <v:imagedata r:id="rId378" o:title=""/>
+          </v:shape>
+          <o:OLEObject Type="Embed" ProgID="Equation.DSMT4" ShapeID="_x0000_i1204" DrawAspect="Content" ObjectID="_1836384805" r:id="rId379"/>
         </w:object>
       </w:r>
       <w:r>
@@ -5330,10 +7310,10 @@
           <w:position w:val="-14"/>
         </w:rPr>
         <w:object w:dxaOrig="1740" w:dyaOrig="400">
-          <v:shape id="_x0000_i1159" type="#_x0000_t75" style="width:87pt;height:20.5pt" o:ole="">
-            <v:imagedata r:id="rId273" o:title=""/>
-          </v:shape>
-          <o:OLEObject Type="Embed" ProgID="Equation.DSMT4" ShapeID="_x0000_i1159" DrawAspect="Content" ObjectID="_1835608989" r:id="rId274"/>
+          <v:shape id="_x0000_i1205" type="#_x0000_t75" style="width:87pt;height:20.5pt" o:ole="">
+            <v:imagedata r:id="rId380" o:title=""/>
+          </v:shape>
+          <o:OLEObject Type="Embed" ProgID="Equation.DSMT4" ShapeID="_x0000_i1205" DrawAspect="Content" ObjectID="_1836384806" r:id="rId381"/>
         </w:object>
       </w:r>
       <w:r>
@@ -5346,10 +7326,10 @@
           <w:position w:val="-4"/>
         </w:rPr>
         <w:object w:dxaOrig="180" w:dyaOrig="279">
-          <v:shape id="_x0000_i1160" type="#_x0000_t75" style="width:9pt;height:14.5pt" o:ole="">
-            <v:imagedata r:id="rId275" o:title=""/>
-          </v:shape>
-          <o:OLEObject Type="Embed" ProgID="Equation.DSMT4" ShapeID="_x0000_i1160" DrawAspect="Content" ObjectID="_1835608990" r:id="rId276"/>
+          <v:shape id="_x0000_i1206" type="#_x0000_t75" style="width:9pt;height:14.5pt" o:ole="">
+            <v:imagedata r:id="rId382" o:title=""/>
+          </v:shape>
+          <o:OLEObject Type="Embed" ProgID="Equation.DSMT4" ShapeID="_x0000_i1206" DrawAspect="Content" ObjectID="_1836384807" r:id="rId383"/>
         </w:object>
       </w:r>
       <w:r>
@@ -5360,34 +7340,42 @@
           <w:position w:val="-14"/>
         </w:rPr>
         <w:object w:dxaOrig="1620" w:dyaOrig="400">
-          <v:shape id="_x0000_i1161" type="#_x0000_t75" style="width:81pt;height:20.5pt" o:ole="">
-            <v:imagedata r:id="rId277" o:title=""/>
-          </v:shape>
-          <o:OLEObject Type="Embed" ProgID="Equation.DSMT4" ShapeID="_x0000_i1161" DrawAspect="Content" ObjectID="_1835608991" r:id="rId278"/>
-        </w:object>
-      </w:r>
-      <w:r>
-        <w:tab/>
-      </w:r>
-      <w:r>
-        <w:tab/>
-      </w:r>
-      <w:r>
-        <w:tab/>
-      </w:r>
-      <w:r>
-        <w:tab/>
-        <w:t xml:space="preserve">(b) </w:t>
+          <v:shape id="_x0000_i1207" type="#_x0000_t75" style="width:81pt;height:20.5pt" o:ole="">
+            <v:imagedata r:id="rId384" o:title=""/>
+          </v:shape>
+          <o:OLEObject Type="Embed" ProgID="Equation.DSMT4" ShapeID="_x0000_i1207" DrawAspect="Content" ObjectID="_1836384808" r:id="rId385"/>
+        </w:object>
+      </w:r>
+      <w:r>
+        <w:tab/>
+      </w:r>
+      <w:r>
+        <w:tab/>
+      </w:r>
+      <w:r>
+        <w:tab/>
+      </w:r>
+      <w:r>
+        <w:tab/>
+        <w:t>(</w:t>
+      </w:r>
+      <w:proofErr w:type="gramStart"/>
+      <w:r>
+        <w:t>b</w:t>
+      </w:r>
+      <w:proofErr w:type="gramEnd"/>
+      <w:r>
+        <w:t xml:space="preserve">) </w:t>
       </w:r>
       <w:r>
         <w:rPr>
           <w:position w:val="-10"/>
         </w:rPr>
         <w:object w:dxaOrig="1760" w:dyaOrig="320">
-          <v:shape id="_x0000_i1162" type="#_x0000_t75" style="width:87.5pt;height:15.5pt" o:ole="">
-            <v:imagedata r:id="rId279" o:title=""/>
-          </v:shape>
-          <o:OLEObject Type="Embed" ProgID="Equation.DSMT4" ShapeID="_x0000_i1162" DrawAspect="Content" ObjectID="_1835608992" r:id="rId280"/>
+          <v:shape id="_x0000_i1208" type="#_x0000_t75" style="width:87.5pt;height:15.5pt" o:ole="">
+            <v:imagedata r:id="rId386" o:title=""/>
+          </v:shape>
+          <o:OLEObject Type="Embed" ProgID="Equation.DSMT4" ShapeID="_x0000_i1208" DrawAspect="Content" ObjectID="_1836384809" r:id="rId387"/>
         </w:object>
       </w:r>
     </w:p>
@@ -5400,34 +7388,42 @@
           <w:position w:val="-14"/>
         </w:rPr>
         <w:object w:dxaOrig="1440" w:dyaOrig="400">
-          <v:shape id="_x0000_i1163" type="#_x0000_t75" style="width:1in;height:20.5pt" o:ole="">
-            <v:imagedata r:id="rId281" o:title=""/>
-          </v:shape>
-          <o:OLEObject Type="Embed" ProgID="Equation.DSMT4" ShapeID="_x0000_i1163" DrawAspect="Content" ObjectID="_1835608993" r:id="rId282"/>
-        </w:object>
-      </w:r>
-      <w:r>
-        <w:tab/>
-      </w:r>
-      <w:r>
-        <w:tab/>
-      </w:r>
-      <w:r>
-        <w:tab/>
-      </w:r>
-      <w:r>
-        <w:tab/>
-        <w:t xml:space="preserve">(d) </w:t>
+          <v:shape id="_x0000_i1209" type="#_x0000_t75" style="width:1in;height:20.5pt" o:ole="">
+            <v:imagedata r:id="rId388" o:title=""/>
+          </v:shape>
+          <o:OLEObject Type="Embed" ProgID="Equation.DSMT4" ShapeID="_x0000_i1209" DrawAspect="Content" ObjectID="_1836384810" r:id="rId389"/>
+        </w:object>
+      </w:r>
+      <w:r>
+        <w:tab/>
+      </w:r>
+      <w:r>
+        <w:tab/>
+      </w:r>
+      <w:r>
+        <w:tab/>
+      </w:r>
+      <w:r>
+        <w:tab/>
+        <w:t>(</w:t>
+      </w:r>
+      <w:proofErr w:type="gramStart"/>
+      <w:r>
+        <w:t>d</w:t>
+      </w:r>
+      <w:proofErr w:type="gramEnd"/>
+      <w:r>
+        <w:t xml:space="preserve">) </w:t>
       </w:r>
       <w:r>
         <w:rPr>
           <w:position w:val="-14"/>
         </w:rPr>
         <w:object w:dxaOrig="1860" w:dyaOrig="400">
-          <v:shape id="_x0000_i1164" type="#_x0000_t75" style="width:93pt;height:20.5pt" o:ole="">
-            <v:imagedata r:id="rId283" o:title=""/>
-          </v:shape>
-          <o:OLEObject Type="Embed" ProgID="Equation.DSMT4" ShapeID="_x0000_i1164" DrawAspect="Content" ObjectID="_1835608994" r:id="rId284"/>
+          <v:shape id="_x0000_i1210" type="#_x0000_t75" style="width:93pt;height:20.5pt" o:ole="">
+            <v:imagedata r:id="rId390" o:title=""/>
+          </v:shape>
+          <o:OLEObject Type="Embed" ProgID="Equation.DSMT4" ShapeID="_x0000_i1210" DrawAspect="Content" ObjectID="_1836384811" r:id="rId391"/>
         </w:object>
       </w:r>
     </w:p>
@@ -5468,7 +7464,7 @@
       </w:r>
       <w:r>
         <w:pict>
-          <v:shape id="_x0000_i1165" type="#_x0000_t136" style="width:42pt;height:22.5pt">
+          <v:shape id="_x0000_i1211" type="#_x0000_t136" style="width:42pt;height:22.5pt">
             <v:shadow color="#868686"/>
             <v:textpath style="font-family:&quot;Arial Black&quot;;font-size:16pt;v-text-kern:t" trim="t" fitpath="t" string="2019"/>
           </v:shape>
@@ -5476,10 +7472,11 @@
       </w:r>
     </w:p>
     <w:p>
-      <w:r>
-        <w:lastRenderedPageBreak/>
+      <w:proofErr w:type="gramStart"/>
+      <w:r>
         <w:t>Q1 :</w:t>
       </w:r>
+      <w:proofErr w:type="gramEnd"/>
       <w:r>
         <w:t xml:space="preserve"> Let A, B and C  be sets such that </w:t>
       </w:r>
@@ -5488,10 +7485,10 @@
           <w:position w:val="-10"/>
         </w:rPr>
         <w:object w:dxaOrig="1480" w:dyaOrig="320">
-          <v:shape id="_x0000_i1166" type="#_x0000_t75" style="width:74pt;height:15.5pt" o:ole="">
-            <v:imagedata r:id="rId285" o:title=""/>
-          </v:shape>
-          <o:OLEObject Type="Embed" ProgID="Equation.DSMT4" ShapeID="_x0000_i1166" DrawAspect="Content" ObjectID="_1835608995" r:id="rId286"/>
+          <v:shape id="_x0000_i1212" type="#_x0000_t75" style="width:74pt;height:15.5pt" o:ole="">
+            <v:imagedata r:id="rId392" o:title=""/>
+          </v:shape>
+          <o:OLEObject Type="Embed" ProgID="Equation.DSMT4" ShapeID="_x0000_i1212" DrawAspect="Content" ObjectID="_1836384812" r:id="rId393"/>
         </w:object>
       </w:r>
       <w:r>
@@ -5517,10 +7514,10 @@
           <w:position w:val="-14"/>
         </w:rPr>
         <w:object w:dxaOrig="1300" w:dyaOrig="400">
-          <v:shape id="_x0000_i1167" type="#_x0000_t75" style="width:65.5pt;height:20.5pt" o:ole="">
-            <v:imagedata r:id="rId287" o:title=""/>
-          </v:shape>
-          <o:OLEObject Type="Embed" ProgID="Equation.DSMT4" ShapeID="_x0000_i1167" DrawAspect="Content" ObjectID="_1835608996" r:id="rId288"/>
+          <v:shape id="_x0000_i1213" type="#_x0000_t75" style="width:65.5pt;height:20.5pt" o:ole="">
+            <v:imagedata r:id="rId394" o:title=""/>
+          </v:shape>
+          <o:OLEObject Type="Embed" ProgID="Equation.DSMT4" ShapeID="_x0000_i1213" DrawAspect="Content" ObjectID="_1836384813" r:id="rId395"/>
         </w:object>
       </w:r>
       <w:r>
@@ -5531,10 +7528,10 @@
           <w:position w:val="-8"/>
         </w:rPr>
         <w:object w:dxaOrig="680" w:dyaOrig="300">
-          <v:shape id="_x0000_i1168" type="#_x0000_t75" style="width:34pt;height:15pt" o:ole="">
-            <v:imagedata r:id="rId289" o:title=""/>
-          </v:shape>
-          <o:OLEObject Type="Embed" ProgID="Equation.DSMT4" ShapeID="_x0000_i1168" DrawAspect="Content" ObjectID="_1835608997" r:id="rId290"/>
+          <v:shape id="_x0000_i1214" type="#_x0000_t75" style="width:34pt;height:15pt" o:ole="">
+            <v:imagedata r:id="rId396" o:title=""/>
+          </v:shape>
+          <o:OLEObject Type="Embed" ProgID="Equation.DSMT4" ShapeID="_x0000_i1214" DrawAspect="Content" ObjectID="_1836384814" r:id="rId397"/>
         </w:object>
       </w:r>
       <w:r>
@@ -5549,10 +7546,10 @@
           <w:position w:val="-4"/>
         </w:rPr>
         <w:object w:dxaOrig="180" w:dyaOrig="279">
-          <v:shape id="_x0000_i1169" type="#_x0000_t75" style="width:9pt;height:14.5pt" o:ole="">
-            <v:imagedata r:id="rId275" o:title=""/>
-          </v:shape>
-          <o:OLEObject Type="Embed" ProgID="Equation.DSMT4" ShapeID="_x0000_i1169" DrawAspect="Content" ObjectID="_1835608998" r:id="rId291"/>
+          <v:shape id="_x0000_i1215" type="#_x0000_t75" style="width:9pt;height:14.5pt" o:ole="">
+            <v:imagedata r:id="rId382" o:title=""/>
+          </v:shape>
+          <o:OLEObject Type="Embed" ProgID="Equation.DSMT4" ShapeID="_x0000_i1215" DrawAspect="Content" ObjectID="_1836384815" r:id="rId398"/>
         </w:object>
       </w:r>
       <w:r>
@@ -5563,10 +7560,10 @@
           <w:position w:val="-14"/>
         </w:rPr>
         <w:object w:dxaOrig="1240" w:dyaOrig="400">
-          <v:shape id="_x0000_i1170" type="#_x0000_t75" style="width:62pt;height:20.5pt" o:ole="">
-            <v:imagedata r:id="rId292" o:title=""/>
-          </v:shape>
-          <o:OLEObject Type="Embed" ProgID="Equation.DSMT4" ShapeID="_x0000_i1170" DrawAspect="Content" ObjectID="_1835608999" r:id="rId293"/>
+          <v:shape id="_x0000_i1216" type="#_x0000_t75" style="width:62pt;height:20.5pt" o:ole="">
+            <v:imagedata r:id="rId399" o:title=""/>
+          </v:shape>
+          <o:OLEObject Type="Embed" ProgID="Equation.DSMT4" ShapeID="_x0000_i1216" DrawAspect="Content" ObjectID="_1836384816" r:id="rId400"/>
         </w:object>
       </w:r>
       <w:r>
@@ -5577,10 +7574,10 @@
           <w:position w:val="-8"/>
         </w:rPr>
         <w:object w:dxaOrig="680" w:dyaOrig="300">
-          <v:shape id="_x0000_i1171" type="#_x0000_t75" style="width:34pt;height:15pt" o:ole="">
-            <v:imagedata r:id="rId294" o:title=""/>
-          </v:shape>
-          <o:OLEObject Type="Embed" ProgID="Equation.DSMT4" ShapeID="_x0000_i1171" DrawAspect="Content" ObjectID="_1835609000" r:id="rId295"/>
+          <v:shape id="_x0000_i1217" type="#_x0000_t75" style="width:34pt;height:15pt" o:ole="">
+            <v:imagedata r:id="rId401" o:title=""/>
+          </v:shape>
+          <o:OLEObject Type="Embed" ProgID="Equation.DSMT4" ShapeID="_x0000_i1217" DrawAspect="Content" ObjectID="_1836384817" r:id="rId402"/>
         </w:object>
       </w:r>
     </w:p>
@@ -5596,31 +7593,39 @@
           <w:position w:val="-14"/>
         </w:rPr>
         <w:object w:dxaOrig="2280" w:dyaOrig="400">
-          <v:shape id="_x0000_i1172" type="#_x0000_t75" style="width:114pt;height:20.5pt" o:ole="">
-            <v:imagedata r:id="rId296" o:title=""/>
-          </v:shape>
-          <o:OLEObject Type="Embed" ProgID="Equation.DSMT4" ShapeID="_x0000_i1172" DrawAspect="Content" ObjectID="_1835609001" r:id="rId297"/>
-        </w:object>
-      </w:r>
-      <w:r>
-        <w:tab/>
-      </w:r>
-      <w:r>
-        <w:tab/>
-      </w:r>
-      <w:r>
-        <w:tab/>
-        <w:t xml:space="preserve">(d) </w:t>
+          <v:shape id="_x0000_i1218" type="#_x0000_t75" style="width:114pt;height:20.5pt" o:ole="">
+            <v:imagedata r:id="rId403" o:title=""/>
+          </v:shape>
+          <o:OLEObject Type="Embed" ProgID="Equation.DSMT4" ShapeID="_x0000_i1218" DrawAspect="Content" ObjectID="_1836384818" r:id="rId404"/>
+        </w:object>
+      </w:r>
+      <w:r>
+        <w:tab/>
+      </w:r>
+      <w:r>
+        <w:tab/>
+      </w:r>
+      <w:r>
+        <w:tab/>
+        <w:t>(</w:t>
+      </w:r>
+      <w:proofErr w:type="gramStart"/>
+      <w:r>
+        <w:t>d</w:t>
+      </w:r>
+      <w:proofErr w:type="gramEnd"/>
+      <w:r>
+        <w:t xml:space="preserve">) </w:t>
       </w:r>
       <w:r>
         <w:rPr>
           <w:position w:val="-10"/>
         </w:rPr>
         <w:object w:dxaOrig="1040" w:dyaOrig="320">
-          <v:shape id="_x0000_i1173" type="#_x0000_t75" style="width:51.5pt;height:15.5pt" o:ole="">
-            <v:imagedata r:id="rId298" o:title=""/>
-          </v:shape>
-          <o:OLEObject Type="Embed" ProgID="Equation.DSMT4" ShapeID="_x0000_i1173" DrawAspect="Content" ObjectID="_1835609002" r:id="rId299"/>
+          <v:shape id="_x0000_i1219" type="#_x0000_t75" style="width:51.5pt;height:15.5pt" o:ole="">
+            <v:imagedata r:id="rId405" o:title=""/>
+          </v:shape>
+          <o:OLEObject Type="Embed" ProgID="Equation.DSMT4" ShapeID="_x0000_i1219" DrawAspect="Content" ObjectID="_1836384819" r:id="rId406"/>
         </w:object>
       </w:r>
     </w:p>
@@ -5636,15 +7641,20 @@
           <w:position w:val="-10"/>
         </w:rPr>
         <w:object w:dxaOrig="2020" w:dyaOrig="320">
-          <v:shape id="_x0000_i1174" type="#_x0000_t75" style="width:101pt;height:15.5pt" o:ole="">
-            <v:imagedata r:id="rId300" o:title=""/>
-          </v:shape>
-          <o:OLEObject Type="Embed" ProgID="Equation.DSMT4" ShapeID="_x0000_i1174" DrawAspect="Content" ObjectID="_1835609003" r:id="rId301"/>
-        </w:object>
-      </w:r>
-      <w:r>
-        <w:t>The number of non-empty subsets A of S such that the product of elements in A is even is :</w:t>
-      </w:r>
+          <v:shape id="_x0000_i1220" type="#_x0000_t75" style="width:101pt;height:15.5pt" o:ole="">
+            <v:imagedata r:id="rId407" o:title=""/>
+          </v:shape>
+          <o:OLEObject Type="Embed" ProgID="Equation.DSMT4" ShapeID="_x0000_i1220" DrawAspect="Content" ObjectID="_1836384820" r:id="rId408"/>
+        </w:object>
+      </w:r>
+      <w:r>
+        <w:t xml:space="preserve">The number of non-empty subsets A of S such that the product of elements in A is even </w:t>
+      </w:r>
+      <w:proofErr w:type="gramStart"/>
+      <w:r>
+        <w:t>is :</w:t>
+      </w:r>
+      <w:proofErr w:type="gramEnd"/>
     </w:p>
     <w:p>
       <w:pPr>
@@ -5659,10 +7669,10 @@
           <w:position w:val="-4"/>
         </w:rPr>
         <w:object w:dxaOrig="700" w:dyaOrig="300">
-          <v:shape id="_x0000_i1175" type="#_x0000_t75" style="width:35pt;height:15pt" o:ole="">
-            <v:imagedata r:id="rId302" o:title=""/>
-          </v:shape>
-          <o:OLEObject Type="Embed" ProgID="Equation.DSMT4" ShapeID="_x0000_i1175" DrawAspect="Content" ObjectID="_1835609004" r:id="rId303"/>
+          <v:shape id="_x0000_i1221" type="#_x0000_t75" style="width:35pt;height:15pt" o:ole="">
+            <v:imagedata r:id="rId409" o:title=""/>
+          </v:shape>
+          <o:OLEObject Type="Embed" ProgID="Equation.DSMT4" ShapeID="_x0000_i1221" DrawAspect="Content" ObjectID="_1836384821" r:id="rId410"/>
         </w:object>
       </w:r>
       <w:r>
@@ -5686,10 +7696,10 @@
           <w:position w:val="-10"/>
         </w:rPr>
         <w:object w:dxaOrig="1100" w:dyaOrig="360">
-          <v:shape id="_x0000_i1176" type="#_x0000_t75" style="width:54.5pt;height:18pt" o:ole="">
-            <v:imagedata r:id="rId304" o:title=""/>
-          </v:shape>
-          <o:OLEObject Type="Embed" ProgID="Equation.DSMT4" ShapeID="_x0000_i1176" DrawAspect="Content" ObjectID="_1835609005" r:id="rId305"/>
+          <v:shape id="_x0000_i1222" type="#_x0000_t75" style="width:54.5pt;height:18pt" o:ole="">
+            <v:imagedata r:id="rId411" o:title=""/>
+          </v:shape>
+          <o:OLEObject Type="Embed" ProgID="Equation.DSMT4" ShapeID="_x0000_i1222" DrawAspect="Content" ObjectID="_1836384822" r:id="rId412"/>
         </w:object>
       </w:r>
     </w:p>
@@ -5705,10 +7715,10 @@
           <w:position w:val="-4"/>
         </w:rPr>
         <w:object w:dxaOrig="639" w:dyaOrig="300">
-          <v:shape id="_x0000_i1177" type="#_x0000_t75" style="width:32pt;height:15pt" o:ole="">
-            <v:imagedata r:id="rId306" o:title=""/>
-          </v:shape>
-          <o:OLEObject Type="Embed" ProgID="Equation.DSMT4" ShapeID="_x0000_i1177" DrawAspect="Content" ObjectID="_1835609006" r:id="rId307"/>
+          <v:shape id="_x0000_i1223" type="#_x0000_t75" style="width:32pt;height:15pt" o:ole="">
+            <v:imagedata r:id="rId413" o:title=""/>
+          </v:shape>
+          <o:OLEObject Type="Embed" ProgID="Equation.DSMT4" ShapeID="_x0000_i1223" DrawAspect="Content" ObjectID="_1836384823" r:id="rId414"/>
         </w:object>
       </w:r>
       <w:r>
@@ -5728,17 +7738,25 @@
       </w:r>
       <w:r>
         <w:tab/>
-        <w:t xml:space="preserve">(d) </w:t>
+        <w:t>(</w:t>
+      </w:r>
+      <w:proofErr w:type="gramStart"/>
+      <w:r>
+        <w:t>d</w:t>
+      </w:r>
+      <w:proofErr w:type="gramEnd"/>
+      <w:r>
+        <w:t xml:space="preserve">) </w:t>
       </w:r>
       <w:r>
         <w:rPr>
           <w:position w:val="-4"/>
         </w:rPr>
         <w:object w:dxaOrig="660" w:dyaOrig="300">
-          <v:shape id="_x0000_i1178" type="#_x0000_t75" style="width:33pt;height:15pt" o:ole="">
-            <v:imagedata r:id="rId308" o:title=""/>
-          </v:shape>
-          <o:OLEObject Type="Embed" ProgID="Equation.DSMT4" ShapeID="_x0000_i1178" DrawAspect="Content" ObjectID="_1835609007" r:id="rId309"/>
+          <v:shape id="_x0000_i1224" type="#_x0000_t75" style="width:33pt;height:15pt" o:ole="">
+            <v:imagedata r:id="rId415" o:title=""/>
+          </v:shape>
+          <o:OLEObject Type="Embed" ProgID="Equation.DSMT4" ShapeID="_x0000_i1224" DrawAspect="Content" ObjectID="_1836384824" r:id="rId416"/>
         </w:object>
       </w:r>
       <w:r>
@@ -5765,10 +7783,10 @@
           <w:position w:val="-10"/>
         </w:rPr>
         <w:object w:dxaOrig="3280" w:dyaOrig="360">
-          <v:shape id="_x0000_i1179" type="#_x0000_t75" style="width:164.5pt;height:18pt" o:ole="">
-            <v:imagedata r:id="rId310" o:title=""/>
-          </v:shape>
-          <o:OLEObject Type="Embed" ProgID="Equation.DSMT4" ShapeID="_x0000_i1179" DrawAspect="Content" ObjectID="_1835609008" r:id="rId311"/>
+          <v:shape id="_x0000_i1225" type="#_x0000_t75" style="width:164.5pt;height:18pt" o:ole="">
+            <v:imagedata r:id="rId417" o:title=""/>
+          </v:shape>
+          <o:OLEObject Type="Embed" ProgID="Equation.DSMT4" ShapeID="_x0000_i1225" DrawAspect="Content" ObjectID="_1836384825" r:id="rId418"/>
         </w:object>
       </w:r>
       <w:r>
@@ -5781,24 +7799,29 @@
           <w:position w:val="-10"/>
         </w:rPr>
         <w:object w:dxaOrig="2659" w:dyaOrig="320">
-          <v:shape id="_x0000_i1180" type="#_x0000_t75" style="width:132.5pt;height:15.5pt" o:ole="">
-            <v:imagedata r:id="rId312" o:title=""/>
-          </v:shape>
-          <o:OLEObject Type="Embed" ProgID="Equation.DSMT4" ShapeID="_x0000_i1180" DrawAspect="Content" ObjectID="_1835609009" r:id="rId313"/>
-        </w:object>
-      </w:r>
-      <w:r>
-        <w:t xml:space="preserve">, then the number of subsets of the set </w:t>
-      </w:r>
+          <v:shape id="_x0000_i1226" type="#_x0000_t75" style="width:132.5pt;height:15.5pt" o:ole="">
+            <v:imagedata r:id="rId419" o:title=""/>
+          </v:shape>
+          <o:OLEObject Type="Embed" ProgID="Equation.DSMT4" ShapeID="_x0000_i1226" DrawAspect="Content" ObjectID="_1836384826" r:id="rId420"/>
+        </w:object>
+      </w:r>
+      <w:r>
+        <w:t xml:space="preserve">, then the number of subsets of the </w:t>
+      </w:r>
+      <w:proofErr w:type="gramStart"/>
+      <w:r>
+        <w:t xml:space="preserve">set </w:t>
+      </w:r>
+      <w:proofErr w:type="gramEnd"/>
       <w:r>
         <w:rPr>
           <w:position w:val="-4"/>
         </w:rPr>
         <w:object w:dxaOrig="580" w:dyaOrig="260">
-          <v:shape id="_x0000_i1181" type="#_x0000_t75" style="width:29.5pt;height:13pt" o:ole="">
-            <v:imagedata r:id="rId314" o:title=""/>
-          </v:shape>
-          <o:OLEObject Type="Embed" ProgID="Equation.DSMT4" ShapeID="_x0000_i1181" DrawAspect="Content" ObjectID="_1835609010" r:id="rId315"/>
+          <v:shape id="_x0000_i1227" type="#_x0000_t75" style="width:29.5pt;height:13pt" o:ole="">
+            <v:imagedata r:id="rId421" o:title=""/>
+          </v:shape>
+          <o:OLEObject Type="Embed" ProgID="Equation.DSMT4" ShapeID="_x0000_i1227" DrawAspect="Content" ObjectID="_1836384827" r:id="rId422"/>
         </w:object>
       </w:r>
       <w:r>
@@ -5818,10 +7841,10 @@
           <w:position w:val="-4"/>
         </w:rPr>
         <w:object w:dxaOrig="320" w:dyaOrig="300">
-          <v:shape id="_x0000_i1182" type="#_x0000_t75" style="width:15.5pt;height:15pt" o:ole="">
-            <v:imagedata r:id="rId316" o:title=""/>
-          </v:shape>
-          <o:OLEObject Type="Embed" ProgID="Equation.DSMT4" ShapeID="_x0000_i1182" DrawAspect="Content" ObjectID="_1835609011" r:id="rId317"/>
+          <v:shape id="_x0000_i1228" type="#_x0000_t75" style="width:15.5pt;height:15pt" o:ole="">
+            <v:imagedata r:id="rId423" o:title=""/>
+          </v:shape>
+          <o:OLEObject Type="Embed" ProgID="Equation.DSMT4" ShapeID="_x0000_i1228" DrawAspect="Content" ObjectID="_1836384828" r:id="rId424"/>
         </w:object>
       </w:r>
       <w:r>
@@ -5845,10 +7868,10 @@
           <w:position w:val="-4"/>
         </w:rPr>
         <w:object w:dxaOrig="320" w:dyaOrig="300">
-          <v:shape id="_x0000_i1183" type="#_x0000_t75" style="width:15.5pt;height:15pt" o:ole="">
-            <v:imagedata r:id="rId318" o:title=""/>
-          </v:shape>
-          <o:OLEObject Type="Embed" ProgID="Equation.DSMT4" ShapeID="_x0000_i1183" DrawAspect="Content" ObjectID="_1835609012" r:id="rId319"/>
+          <v:shape id="_x0000_i1229" type="#_x0000_t75" style="width:15.5pt;height:15pt" o:ole="">
+            <v:imagedata r:id="rId425" o:title=""/>
+          </v:shape>
+          <o:OLEObject Type="Embed" ProgID="Equation.DSMT4" ShapeID="_x0000_i1229" DrawAspect="Content" ObjectID="_1836384829" r:id="rId426"/>
         </w:object>
       </w:r>
     </w:p>
@@ -5867,37 +7890,45 @@
           <w:position w:val="-4"/>
         </w:rPr>
         <w:object w:dxaOrig="320" w:dyaOrig="300">
-          <v:shape id="_x0000_i1184" type="#_x0000_t75" style="width:15.5pt;height:15pt" o:ole="">
-            <v:imagedata r:id="rId320" o:title=""/>
-          </v:shape>
-          <o:OLEObject Type="Embed" ProgID="Equation.DSMT4" ShapeID="_x0000_i1184" DrawAspect="Content" ObjectID="_1835609013" r:id="rId321"/>
-        </w:object>
-      </w:r>
-      <w:r>
-        <w:tab/>
-      </w:r>
-      <w:r>
-        <w:tab/>
-      </w:r>
-      <w:r>
-        <w:tab/>
-      </w:r>
-      <w:r>
-        <w:tab/>
-      </w:r>
-      <w:r>
-        <w:tab/>
-        <w:t xml:space="preserve">(d) </w:t>
+          <v:shape id="_x0000_i1230" type="#_x0000_t75" style="width:15.5pt;height:15pt" o:ole="">
+            <v:imagedata r:id="rId427" o:title=""/>
+          </v:shape>
+          <o:OLEObject Type="Embed" ProgID="Equation.DSMT4" ShapeID="_x0000_i1230" DrawAspect="Content" ObjectID="_1836384830" r:id="rId428"/>
+        </w:object>
+      </w:r>
+      <w:r>
+        <w:tab/>
+      </w:r>
+      <w:r>
+        <w:tab/>
+      </w:r>
+      <w:r>
+        <w:tab/>
+      </w:r>
+      <w:r>
+        <w:tab/>
+      </w:r>
+      <w:r>
+        <w:tab/>
+        <w:t>(</w:t>
+      </w:r>
+      <w:proofErr w:type="gramStart"/>
+      <w:r>
+        <w:t>d</w:t>
+      </w:r>
+      <w:proofErr w:type="gramEnd"/>
+      <w:r>
+        <w:t xml:space="preserve">) </w:t>
       </w:r>
       <w:r>
         <w:rPr>
           <w:position w:val="-4"/>
         </w:rPr>
         <w:object w:dxaOrig="320" w:dyaOrig="300">
-          <v:shape id="_x0000_i1185" type="#_x0000_t75" style="width:15.5pt;height:15pt" o:ole="">
-            <v:imagedata r:id="rId322" o:title=""/>
-          </v:shape>
-          <o:OLEObject Type="Embed" ProgID="Equation.DSMT4" ShapeID="_x0000_i1185" DrawAspect="Content" ObjectID="_1835609014" r:id="rId323"/>
+          <v:shape id="_x0000_i1231" type="#_x0000_t75" style="width:15.5pt;height:15pt" o:ole="">
+            <v:imagedata r:id="rId429" o:title=""/>
+          </v:shape>
+          <o:OLEObject Type="Embed" ProgID="Equation.DSMT4" ShapeID="_x0000_i1231" DrawAspect="Content" ObjectID="_1836384831" r:id="rId430"/>
         </w:object>
       </w:r>
     </w:p>
@@ -5976,7 +8007,7 @@
       </w:r>
       <w:r>
         <w:pict>
-          <v:shape id="_x0000_i1186" type="#_x0000_t136" style="width:42pt;height:22.5pt">
+          <v:shape id="_x0000_i1232" type="#_x0000_t136" style="width:42pt;height:22.5pt">
             <v:shadow color="#868686"/>
             <v:textpath style="font-family:&quot;Arial Black&quot;;font-size:16pt;v-text-kern:t" trim="t" fitpath="t" string="2015"/>
           </v:shape>
@@ -5992,17 +8023,22 @@
       </w:r>
       <w:r>
         <w:tab/>
-        <w:t xml:space="preserve">Let A and B be two sets containing four and two elements respectively. Then the number of subsets of the set </w:t>
-      </w:r>
+        <w:t xml:space="preserve">Let A and B be two sets containing four and two elements respectively. Then the number of subsets of the </w:t>
+      </w:r>
+      <w:proofErr w:type="gramStart"/>
+      <w:r>
+        <w:t xml:space="preserve">set </w:t>
+      </w:r>
+      <w:proofErr w:type="gramEnd"/>
       <w:r>
         <w:rPr>
           <w:position w:val="-4"/>
         </w:rPr>
         <w:object w:dxaOrig="580" w:dyaOrig="260">
-          <v:shape id="_x0000_i1187" type="#_x0000_t75" style="width:29.5pt;height:13.5pt" o:ole="">
-            <v:imagedata r:id="rId324" o:title=""/>
-          </v:shape>
-          <o:OLEObject Type="Embed" ProgID="Equation.DSMT4" ShapeID="_x0000_i1187" DrawAspect="Content" ObjectID="_1835609015" r:id="rId325"/>
+          <v:shape id="_x0000_i1233" type="#_x0000_t75" style="width:29.5pt;height:13.5pt" o:ole="">
+            <v:imagedata r:id="rId431" o:title=""/>
+          </v:shape>
+          <o:OLEObject Type="Embed" ProgID="Equation.DSMT4" ShapeID="_x0000_i1233" DrawAspect="Content" ObjectID="_1836384832" r:id="rId432"/>
         </w:object>
       </w:r>
       <w:r>
@@ -6034,8 +8070,13 @@
       </w:r>
       <w:r>
         <w:tab/>
-        <w:t>(2)  275</w:t>
-      </w:r>
+        <w:t>(2</w:t>
+      </w:r>
+      <w:proofErr w:type="gramStart"/>
+      <w:r>
+        <w:t>)  275</w:t>
+      </w:r>
+      <w:proofErr w:type="gramEnd"/>
     </w:p>
     <w:p>
       <w:pPr>
@@ -6062,8 +8103,13 @@
       </w:r>
       <w:r>
         <w:tab/>
-        <w:t>(4)  219</w:t>
-      </w:r>
+        <w:t>(4</w:t>
+      </w:r>
+      <w:proofErr w:type="gramStart"/>
+      <w:r>
+        <w:t>)  219</w:t>
+      </w:r>
+      <w:proofErr w:type="gramEnd"/>
       <w:r>
         <w:tab/>
       </w:r>
@@ -6110,7 +8156,7 @@
       </w:r>
       <w:r>
         <w:pict>
-          <v:shape id="_x0000_i1188" type="#_x0000_t136" style="width:42pt;height:22.5pt">
+          <v:shape id="_x0000_i1234" type="#_x0000_t136" style="width:42pt;height:22.5pt">
             <v:shadow color="#868686"/>
             <v:textpath style="font-family:&quot;Arial Black&quot;;font-size:16pt;v-text-kern:t" trim="t" fitpath="t" string="2014"/>
           </v:shape>
@@ -6128,6 +8174,7 @@
         <w:ind w:left="720" w:hanging="720"/>
       </w:pPr>
       <w:r>
+        <w:lastRenderedPageBreak/>
         <w:t>1</w:t>
       </w:r>
       <w:r>
@@ -6142,24 +8189,31 @@
           <w:position w:val="-10"/>
         </w:rPr>
         <w:object w:dxaOrig="2340" w:dyaOrig="360">
-          <v:shape id="_x0000_i1189" type="#_x0000_t75" style="width:117.5pt;height:18pt" o:ole="">
-            <v:imagedata r:id="rId326" o:title=""/>
-          </v:shape>
-          <o:OLEObject Type="Embed" ProgID="Equation.DSMT4" ShapeID="_x0000_i1189" DrawAspect="Content" ObjectID="_1835609016" r:id="rId327"/>
-        </w:object>
-      </w:r>
-      <w:r>
-        <w:t xml:space="preserve">and </w:t>
-      </w:r>
+          <v:shape id="_x0000_i1235" type="#_x0000_t75" style="width:117.5pt;height:18pt" o:ole="">
+            <v:imagedata r:id="rId433" o:title=""/>
+          </v:shape>
+          <o:OLEObject Type="Embed" ProgID="Equation.DSMT4" ShapeID="_x0000_i1235" DrawAspect="Content" ObjectID="_1836384833" r:id="rId434"/>
+        </w:object>
+      </w:r>
+      <w:proofErr w:type="spellStart"/>
+      <w:proofErr w:type="gramStart"/>
+      <w:r>
+        <w:t>and</w:t>
+      </w:r>
+      <w:proofErr w:type="spellEnd"/>
+      <w:r>
+        <w:t xml:space="preserve"> </w:t>
+      </w:r>
+      <w:proofErr w:type="gramEnd"/>
       <w:r>
         <w:rPr>
           <w:position w:val="-14"/>
         </w:rPr>
         <w:object w:dxaOrig="2040" w:dyaOrig="400">
-          <v:shape id="_x0000_i1190" type="#_x0000_t75" style="width:102pt;height:20.5pt" o:ole="">
-            <v:imagedata r:id="rId328" o:title=""/>
-          </v:shape>
-          <o:OLEObject Type="Embed" ProgID="Equation.DSMT4" ShapeID="_x0000_i1190" DrawAspect="Content" ObjectID="_1835609017" r:id="rId329"/>
+          <v:shape id="_x0000_i1236" type="#_x0000_t75" style="width:102pt;height:20.5pt" o:ole="">
+            <v:imagedata r:id="rId435" o:title=""/>
+          </v:shape>
+          <o:OLEObject Type="Embed" ProgID="Equation.DSMT4" ShapeID="_x0000_i1236" DrawAspect="Content" ObjectID="_1836384834" r:id="rId436"/>
         </w:object>
       </w:r>
       <w:r>
@@ -6170,10 +8224,10 @@
           <w:position w:val="-4"/>
         </w:rPr>
         <w:object w:dxaOrig="680" w:dyaOrig="260">
-          <v:shape id="_x0000_i1191" type="#_x0000_t75" style="width:34pt;height:13.5pt" o:ole="">
-            <v:imagedata r:id="rId330" o:title=""/>
-          </v:shape>
-          <o:OLEObject Type="Embed" ProgID="Equation.DSMT4" ShapeID="_x0000_i1191" DrawAspect="Content" ObjectID="_1835609018" r:id="rId331"/>
+          <v:shape id="_x0000_i1237" type="#_x0000_t75" style="width:34pt;height:13.5pt" o:ole="">
+            <v:imagedata r:id="rId437" o:title=""/>
+          </v:shape>
+          <o:OLEObject Type="Embed" ProgID="Equation.DSMT4" ShapeID="_x0000_i1237" DrawAspect="Content" ObjectID="_1836384835" r:id="rId438"/>
         </w:object>
       </w:r>
       <w:r>
@@ -6205,7 +8259,15 @@
       </w:r>
       <w:r>
         <w:tab/>
-        <w:t>(2)  Y – X</w:t>
+        <w:t>(2</w:t>
+      </w:r>
+      <w:proofErr w:type="gramStart"/>
+      <w:r>
+        <w:t>)  Y</w:t>
+      </w:r>
+      <w:proofErr w:type="gramEnd"/>
+      <w:r>
+        <w:t xml:space="preserve"> – X</w:t>
       </w:r>
     </w:p>
     <w:p>
@@ -6233,8 +8295,13 @@
       </w:r>
       <w:r>
         <w:tab/>
-        <w:t>(4)  Y</w:t>
-      </w:r>
+        <w:t>(4</w:t>
+      </w:r>
+      <w:proofErr w:type="gramStart"/>
+      <w:r>
+        <w:t>)  Y</w:t>
+      </w:r>
+      <w:proofErr w:type="gramEnd"/>
       <w:r>
         <w:tab/>
       </w:r>
@@ -6253,7 +8320,6 @@
         <w:ind w:left="720" w:hanging="720"/>
       </w:pPr>
       <w:r>
-        <w:lastRenderedPageBreak/>
         <w:tab/>
       </w:r>
       <w:r>
@@ -6288,7 +8354,7 @@
       </w:r>
       <w:r>
         <w:pict>
-          <v:shape id="_x0000_i1192" type="#_x0000_t136" style="width:54pt;height:28.5pt">
+          <v:shape id="_x0000_i1238" type="#_x0000_t136" style="width:54pt;height:28.5pt">
             <v:shadow color="#868686"/>
             <v:textpath style="font-family:&quot;Arial Black&quot;;font-size:20pt;v-text-kern:t" trim="t" fitpath="t" string="2013"/>
           </v:shape>
@@ -6314,10 +8380,10 @@
           <w:position w:val="-4"/>
         </w:rPr>
         <w:object w:dxaOrig="580" w:dyaOrig="260">
-          <v:shape id="_x0000_i1193" type="#_x0000_t75" style="width:29.5pt;height:13.5pt" o:ole="">
-            <v:imagedata r:id="rId332" o:title=""/>
-          </v:shape>
-          <o:OLEObject Type="Embed" ProgID="Equation.DSMT4" ShapeID="_x0000_i1193" DrawAspect="Content" ObjectID="_1835609019" r:id="rId333"/>
+          <v:shape id="_x0000_i1239" type="#_x0000_t75" style="width:29.5pt;height:13.5pt" o:ole="">
+            <v:imagedata r:id="rId439" o:title=""/>
+          </v:shape>
+          <o:OLEObject Type="Embed" ProgID="Equation.DSMT4" ShapeID="_x0000_i1239" DrawAspect="Content" ObjectID="_1836384836" r:id="rId440"/>
         </w:object>
       </w:r>
       <w:r>
@@ -6349,8 +8415,13 @@
       </w:r>
       <w:r>
         <w:tab/>
-        <w:t>(2)  219</w:t>
-      </w:r>
+        <w:t>(2</w:t>
+      </w:r>
+      <w:proofErr w:type="gramStart"/>
+      <w:r>
+        <w:t>)  219</w:t>
+      </w:r>
+      <w:proofErr w:type="gramEnd"/>
     </w:p>
     <w:p>
       <w:pPr>
@@ -6377,8 +8448,13 @@
       </w:r>
       <w:r>
         <w:tab/>
-        <w:t>(4)  256</w:t>
-      </w:r>
+        <w:t>(4</w:t>
+      </w:r>
+      <w:proofErr w:type="gramStart"/>
+      <w:r>
+        <w:t>)  256</w:t>
+      </w:r>
+      <w:proofErr w:type="gramEnd"/>
       <w:r>
         <w:tab/>
       </w:r>
@@ -6428,7 +8504,7 @@
       </w:r>
       <w:r>
         <w:pict>
-          <v:shape id="_x0000_i1194" type="#_x0000_t136" style="width:42pt;height:22.5pt">
+          <v:shape id="_x0000_i1240" type="#_x0000_t136" style="width:42pt;height:22.5pt">
             <v:shadow color="#868686"/>
             <v:textpath style="font-family:&quot;Arial Black&quot;;font-size:16pt;v-text-kern:t" trim="t" fitpath="t" string="2010"/>
           </v:shape>
@@ -6469,10 +8545,10 @@
           <w:position w:val="-6"/>
         </w:rPr>
         <w:object w:dxaOrig="580" w:dyaOrig="279">
-          <v:shape id="_x0000_i1195" type="#_x0000_t75" style="width:29.5pt;height:13.5pt" o:ole="">
-            <v:imagedata r:id="rId334" o:title=""/>
-          </v:shape>
-          <o:OLEObject Type="Embed" ProgID="Equation.DSMT4" ShapeID="_x0000_i1195" DrawAspect="Content" ObjectID="_1835609020" r:id="rId335"/>
+          <v:shape id="_x0000_i1241" type="#_x0000_t75" style="width:29.5pt;height:13.5pt" o:ole="">
+            <v:imagedata r:id="rId441" o:title=""/>
+          </v:shape>
+          <o:OLEObject Type="Embed" ProgID="Equation.DSMT4" ShapeID="_x0000_i1241" DrawAspect="Content" ObjectID="_1836384837" r:id="rId442"/>
         </w:object>
       </w:r>
       <w:r>
@@ -6504,10 +8580,10 @@
           <w:position w:val="-6"/>
         </w:rPr>
         <w:object w:dxaOrig="580" w:dyaOrig="279">
-          <v:shape id="_x0000_i1196" type="#_x0000_t75" style="width:29.5pt;height:13.5pt" o:ole="">
-            <v:imagedata r:id="rId336" o:title=""/>
-          </v:shape>
-          <o:OLEObject Type="Embed" ProgID="Equation.DSMT4" ShapeID="_x0000_i1196" DrawAspect="Content" ObjectID="_1835609021" r:id="rId337"/>
+          <v:shape id="_x0000_i1242" type="#_x0000_t75" style="width:29.5pt;height:13.5pt" o:ole="">
+            <v:imagedata r:id="rId443" o:title=""/>
+          </v:shape>
+          <o:OLEObject Type="Embed" ProgID="Equation.DSMT4" ShapeID="_x0000_i1242" DrawAspect="Content" ObjectID="_1836384838" r:id="rId444"/>
         </w:object>
       </w:r>
       <w:r>
@@ -6518,10 +8594,10 @@
           <w:position w:val="-6"/>
         </w:rPr>
         <w:object w:dxaOrig="560" w:dyaOrig="279">
-          <v:shape id="_x0000_i1197" type="#_x0000_t75" style="width:28.5pt;height:13.5pt" o:ole="">
-            <v:imagedata r:id="rId338" o:title=""/>
-          </v:shape>
-          <o:OLEObject Type="Embed" ProgID="Equation.DSMT4" ShapeID="_x0000_i1197" DrawAspect="Content" ObjectID="_1835609022" r:id="rId339"/>
+          <v:shape id="_x0000_i1243" type="#_x0000_t75" style="width:28.5pt;height:13.5pt" o:ole="">
+            <v:imagedata r:id="rId445" o:title=""/>
+          </v:shape>
+          <o:OLEObject Type="Embed" ProgID="Equation.DSMT4" ShapeID="_x0000_i1243" DrawAspect="Content" ObjectID="_1836384839" r:id="rId446"/>
         </w:object>
       </w:r>
     </w:p>
@@ -6541,10 +8617,10 @@
           <w:position w:val="-6"/>
         </w:rPr>
         <w:object w:dxaOrig="580" w:dyaOrig="279">
-          <v:shape id="_x0000_i1198" type="#_x0000_t75" style="width:29.5pt;height:13.5pt" o:ole="">
-            <v:imagedata r:id="rId340" o:title=""/>
-          </v:shape>
-          <o:OLEObject Type="Embed" ProgID="Equation.DSMT4" ShapeID="_x0000_i1198" DrawAspect="Content" ObjectID="_1835609023" r:id="rId341"/>
+          <v:shape id="_x0000_i1244" type="#_x0000_t75" style="width:29.5pt;height:13.5pt" o:ole="">
+            <v:imagedata r:id="rId447" o:title=""/>
+          </v:shape>
+          <o:OLEObject Type="Embed" ProgID="Equation.DSMT4" ShapeID="_x0000_i1244" DrawAspect="Content" ObjectID="_1836384840" r:id="rId448"/>
         </w:object>
       </w:r>
       <w:r>
@@ -6555,10 +8631,10 @@
           <w:position w:val="-6"/>
         </w:rPr>
         <w:object w:dxaOrig="560" w:dyaOrig="279">
-          <v:shape id="_x0000_i1199" type="#_x0000_t75" style="width:28.5pt;height:13.5pt" o:ole="">
-            <v:imagedata r:id="rId342" o:title=""/>
-          </v:shape>
-          <o:OLEObject Type="Embed" ProgID="Equation.DSMT4" ShapeID="_x0000_i1199" DrawAspect="Content" ObjectID="_1835609024" r:id="rId343"/>
+          <v:shape id="_x0000_i1245" type="#_x0000_t75" style="width:28.5pt;height:13.5pt" o:ole="">
+            <v:imagedata r:id="rId449" o:title=""/>
+          </v:shape>
+          <o:OLEObject Type="Embed" ProgID="Equation.DSMT4" ShapeID="_x0000_i1245" DrawAspect="Content" ObjectID="_1836384841" r:id="rId450"/>
         </w:object>
       </w:r>
     </w:p>
@@ -6575,10 +8651,10 @@
           <w:position w:val="-6"/>
         </w:rPr>
         <w:object w:dxaOrig="580" w:dyaOrig="279">
-          <v:shape id="_x0000_i1200" type="#_x0000_t75" style="width:29.5pt;height:13.5pt" o:ole="">
-            <v:imagedata r:id="rId344" o:title=""/>
-          </v:shape>
-          <o:OLEObject Type="Embed" ProgID="Equation.DSMT4" ShapeID="_x0000_i1200" DrawAspect="Content" ObjectID="_1835609025" r:id="rId345"/>
+          <v:shape id="_x0000_i1246" type="#_x0000_t75" style="width:29.5pt;height:13.5pt" o:ole="">
+            <v:imagedata r:id="rId451" o:title=""/>
+          </v:shape>
+          <o:OLEObject Type="Embed" ProgID="Equation.DSMT4" ShapeID="_x0000_i1246" DrawAspect="Content" ObjectID="_1836384842" r:id="rId452"/>
         </w:object>
       </w:r>
       <w:r>
@@ -6589,10 +8665,10 @@
           <w:position w:val="-6"/>
         </w:rPr>
         <w:object w:dxaOrig="560" w:dyaOrig="279">
-          <v:shape id="_x0000_i1201" type="#_x0000_t75" style="width:28.5pt;height:13.5pt" o:ole="">
-            <v:imagedata r:id="rId346" o:title=""/>
-          </v:shape>
-          <o:OLEObject Type="Embed" ProgID="Equation.DSMT4" ShapeID="_x0000_i1201" DrawAspect="Content" ObjectID="_1835609026" r:id="rId347"/>
+          <v:shape id="_x0000_i1247" type="#_x0000_t75" style="width:28.5pt;height:13.5pt" o:ole="">
+            <v:imagedata r:id="rId453" o:title=""/>
+          </v:shape>
+          <o:OLEObject Type="Embed" ProgID="Equation.DSMT4" ShapeID="_x0000_i1247" DrawAspect="Content" ObjectID="_1836384843" r:id="rId454"/>
         </w:object>
       </w:r>
       <w:r>
@@ -6600,10 +8676,10 @@
           <w:position w:val="-6"/>
         </w:rPr>
         <w:object w:dxaOrig="480" w:dyaOrig="240">
-          <v:shape id="_x0000_i1202" type="#_x0000_t75" style="width:24.5pt;height:12pt" o:ole="">
-            <v:imagedata r:id="rId348" o:title=""/>
-          </v:shape>
-          <o:OLEObject Type="Embed" ProgID="Equation.DSMT4" ShapeID="_x0000_i1202" DrawAspect="Content" ObjectID="_1835609027" r:id="rId349"/>
+          <v:shape id="_x0000_i1248" type="#_x0000_t75" style="width:24.5pt;height:12pt" o:ole="">
+            <v:imagedata r:id="rId455" o:title=""/>
+          </v:shape>
+          <o:OLEObject Type="Embed" ProgID="Equation.DSMT4" ShapeID="_x0000_i1248" DrawAspect="Content" ObjectID="_1836384844" r:id="rId456"/>
         </w:object>
       </w:r>
       <w:r>
@@ -6626,10 +8702,10 @@
           <w:position w:val="-6"/>
         </w:rPr>
         <w:object w:dxaOrig="580" w:dyaOrig="279">
-          <v:shape id="_x0000_i1203" type="#_x0000_t75" style="width:29.5pt;height:13.5pt" o:ole="">
-            <v:imagedata r:id="rId350" o:title=""/>
-          </v:shape>
-          <o:OLEObject Type="Embed" ProgID="Equation.DSMT4" ShapeID="_x0000_i1203" DrawAspect="Content" ObjectID="_1835609028" r:id="rId351"/>
+          <v:shape id="_x0000_i1249" type="#_x0000_t75" style="width:29.5pt;height:13.5pt" o:ole="">
+            <v:imagedata r:id="rId457" o:title=""/>
+          </v:shape>
+          <o:OLEObject Type="Embed" ProgID="Equation.DSMT4" ShapeID="_x0000_i1249" DrawAspect="Content" ObjectID="_1836384845" r:id="rId458"/>
         </w:object>
       </w:r>
       <w:r>
@@ -6640,10 +8716,10 @@
           <w:position w:val="-6"/>
         </w:rPr>
         <w:object w:dxaOrig="560" w:dyaOrig="279">
-          <v:shape id="_x0000_i1204" type="#_x0000_t75" style="width:28.5pt;height:13.5pt" o:ole="">
-            <v:imagedata r:id="rId352" o:title=""/>
-          </v:shape>
-          <o:OLEObject Type="Embed" ProgID="Equation.DSMT4" ShapeID="_x0000_i1204" DrawAspect="Content" ObjectID="_1835609029" r:id="rId353"/>
+          <v:shape id="_x0000_i1250" type="#_x0000_t75" style="width:28.5pt;height:13.5pt" o:ole="">
+            <v:imagedata r:id="rId459" o:title=""/>
+          </v:shape>
+          <o:OLEObject Type="Embed" ProgID="Equation.DSMT4" ShapeID="_x0000_i1250" DrawAspect="Content" ObjectID="_1836384846" r:id="rId460"/>
         </w:object>
       </w:r>
       <w:r>
@@ -6668,7 +8744,36 @@
     <w:p>
       <w:r>
         <w:tab/>
-        <w:t>R = {(x,y)|x,y are real numbers and x=wy for some rational number w};</w:t>
+        <w:t>R = {(</w:t>
+      </w:r>
+      <w:proofErr w:type="spellStart"/>
+      <w:r>
+        <w:t>x</w:t>
+      </w:r>
+      <w:proofErr w:type="gramStart"/>
+      <w:r>
+        <w:t>,y</w:t>
+      </w:r>
+      <w:proofErr w:type="spellEnd"/>
+      <w:proofErr w:type="gramEnd"/>
+      <w:r>
+        <w:t>)|</w:t>
+      </w:r>
+      <w:proofErr w:type="spellStart"/>
+      <w:r>
+        <w:t>x,y</w:t>
+      </w:r>
+      <w:proofErr w:type="spellEnd"/>
+      <w:r>
+        <w:t xml:space="preserve"> are real numbers and x=</w:t>
+      </w:r>
+      <w:proofErr w:type="spellStart"/>
+      <w:r>
+        <w:t>wy</w:t>
+      </w:r>
+      <w:proofErr w:type="spellEnd"/>
+      <w:r>
+        <w:t xml:space="preserve"> for some rational number w};</w:t>
       </w:r>
     </w:p>
     <w:p>
@@ -6681,10 +8786,10 @@
           <w:position w:val="-32"/>
         </w:rPr>
         <w:object w:dxaOrig="6140" w:dyaOrig="760">
-          <v:shape id="_x0000_i1205" type="#_x0000_t75" style="width:306.5pt;height:38.5pt" o:ole="">
-            <v:imagedata r:id="rId354" o:title=""/>
-          </v:shape>
-          <o:OLEObject Type="Embed" ProgID="Equation.DSMT4" ShapeID="_x0000_i1205" DrawAspect="Content" ObjectID="_1835609030" r:id="rId355"/>
+          <v:shape id="_x0000_i1251" type="#_x0000_t75" style="width:306.5pt;height:38.5pt" o:ole="">
+            <v:imagedata r:id="rId461" o:title=""/>
+          </v:shape>
+          <o:OLEObject Type="Embed" ProgID="Equation.DSMT4" ShapeID="_x0000_i1251" DrawAspect="Content" ObjectID="_1836384847" r:id="rId462"/>
         </w:object>
       </w:r>
       <w:r>
@@ -6745,7 +8850,7 @@
       </w:pPr>
       <w:r>
         <w:pict>
-          <v:shape id="_x0000_i1206" type="#_x0000_t136" style="width:42pt;height:22.5pt">
+          <v:shape id="_x0000_i1252" type="#_x0000_t136" style="width:42pt;height:22.5pt">
             <v:shadow color="#868686"/>
             <v:textpath style="font-family:&quot;Arial Black&quot;;font-size:16pt;v-text-kern:t" trim="t" fitpath="t" string="2009"/>
           </v:shape>
@@ -6754,6 +8859,7 @@
     </w:p>
     <w:p>
       <w:r>
+        <w:lastRenderedPageBreak/>
         <w:t>1</w:t>
       </w:r>
       <w:r>
@@ -6761,31 +8867,41 @@
       </w:r>
       <w:r>
         <w:tab/>
-        <w:t xml:space="preserve">If A, B nd C are three sets such that </w:t>
+        <w:t xml:space="preserve">If A, B </w:t>
+      </w:r>
+      <w:proofErr w:type="spellStart"/>
+      <w:r>
+        <w:t>nd</w:t>
+      </w:r>
+      <w:proofErr w:type="spellEnd"/>
+      <w:r>
+        <w:t xml:space="preserve"> C are three sets such that </w:t>
       </w:r>
       <w:r>
         <w:rPr>
           <w:position w:val="-6"/>
         </w:rPr>
         <w:object w:dxaOrig="1480" w:dyaOrig="279">
-          <v:shape id="_x0000_i1207" type="#_x0000_t75" style="width:75pt;height:13.5pt" o:ole="">
-            <v:imagedata r:id="rId356" o:title=""/>
-          </v:shape>
-          <o:OLEObject Type="Embed" ProgID="Equation.DSMT4" ShapeID="_x0000_i1207" DrawAspect="Content" ObjectID="_1835609031" r:id="rId357"/>
-        </w:object>
-      </w:r>
+          <v:shape id="_x0000_i1253" type="#_x0000_t75" style="width:75pt;height:13.5pt" o:ole="">
+            <v:imagedata r:id="rId463" o:title=""/>
+          </v:shape>
+          <o:OLEObject Type="Embed" ProgID="Equation.DSMT4" ShapeID="_x0000_i1253" DrawAspect="Content" ObjectID="_1836384848" r:id="rId464"/>
+        </w:object>
+      </w:r>
+      <w:proofErr w:type="gramStart"/>
       <w:r>
         <w:t xml:space="preserve">and </w:t>
       </w:r>
+      <w:proofErr w:type="gramEnd"/>
       <w:r>
         <w:rPr>
           <w:position w:val="-6"/>
         </w:rPr>
         <w:object w:dxaOrig="1480" w:dyaOrig="279">
-          <v:shape id="_x0000_i1208" type="#_x0000_t75" style="width:75pt;height:13.5pt" o:ole="">
-            <v:imagedata r:id="rId358" o:title=""/>
-          </v:shape>
-          <o:OLEObject Type="Embed" ProgID="Equation.DSMT4" ShapeID="_x0000_i1208" DrawAspect="Content" ObjectID="_1835609032" r:id="rId359"/>
+          <v:shape id="_x0000_i1254" type="#_x0000_t75" style="width:75pt;height:13.5pt" o:ole="">
+            <v:imagedata r:id="rId465" o:title=""/>
+          </v:shape>
+          <o:OLEObject Type="Embed" ProgID="Equation.DSMT4" ShapeID="_x0000_i1254" DrawAspect="Content" ObjectID="_1836384849" r:id="rId466"/>
         </w:object>
       </w:r>
       <w:r>
@@ -6811,7 +8927,15 @@
       </w:r>
       <w:r>
         <w:tab/>
-        <w:t>(2)  A = C</w:t>
+        <w:t>(2</w:t>
+      </w:r>
+      <w:proofErr w:type="gramStart"/>
+      <w:r>
+        <w:t>)  A</w:t>
+      </w:r>
+      <w:proofErr w:type="gramEnd"/>
+      <w:r>
+        <w:t xml:space="preserve"> = C</w:t>
       </w:r>
     </w:p>
     <w:p>
@@ -6840,10 +8964,10 @@
           <w:position w:val="-10"/>
         </w:rPr>
         <w:object w:dxaOrig="1020" w:dyaOrig="320">
-          <v:shape id="_x0000_i1209" type="#_x0000_t75" style="width:51pt;height:15.5pt" o:ole="">
-            <v:imagedata r:id="rId360" o:title=""/>
-          </v:shape>
-          <o:OLEObject Type="Embed" ProgID="Equation.DSMT4" ShapeID="_x0000_i1209" DrawAspect="Content" ObjectID="_1835609033" r:id="rId361"/>
+          <v:shape id="_x0000_i1255" type="#_x0000_t75" style="width:51pt;height:15.5pt" o:ole="">
+            <v:imagedata r:id="rId467" o:title=""/>
+          </v:shape>
+          <o:OLEObject Type="Embed" ProgID="Equation.DSMT4" ShapeID="_x0000_i1255" DrawAspect="Content" ObjectID="_1836384850" r:id="rId468"/>
         </w:object>
       </w:r>
       <w:r>
@@ -6892,7 +9016,7 @@
       </w:r>
       <w:r>
         <w:pict>
-          <v:shape id="_x0000_i1210" type="#_x0000_t136" style="width:42pt;height:22.5pt">
+          <v:shape id="_x0000_i1256" type="#_x0000_t136" style="width:42pt;height:22.5pt">
             <v:shadow color="#868686"/>
             <v:textpath style="font-family:&quot;Arial Black&quot;;font-size:16pt;v-text-kern:t" trim="t" fitpath="t" string="2008"/>
           </v:shape>
@@ -6901,7 +9025,6 @@
     </w:p>
     <w:p>
       <w:r>
-        <w:lastRenderedPageBreak/>
         <w:t>1</w:t>
       </w:r>
       <w:r>
@@ -6916,10 +9039,10 @@
           <w:position w:val="-4"/>
         </w:rPr>
         <w:object w:dxaOrig="580" w:dyaOrig="260">
-          <v:shape id="_x0000_i1211" type="#_x0000_t75" style="width:29.5pt;height:13.5pt" o:ole="">
-            <v:imagedata r:id="rId362" o:title=""/>
-          </v:shape>
-          <o:OLEObject Type="Embed" ProgID="Equation.DSMT4" ShapeID="_x0000_i1211" DrawAspect="Content" ObjectID="_1835609034" r:id="rId363"/>
+          <v:shape id="_x0000_i1257" type="#_x0000_t75" style="width:29.5pt;height:13.5pt" o:ole="">
+            <v:imagedata r:id="rId469" o:title=""/>
+          </v:shape>
+          <o:OLEObject Type="Embed" ProgID="Equation.DSMT4" ShapeID="_x0000_i1257" DrawAspect="Content" ObjectID="_1836384851" r:id="rId470"/>
         </w:object>
       </w:r>
       <w:r>
@@ -6932,7 +9055,28 @@
     <w:p>
       <w:r>
         <w:tab/>
-        <w:t>S = {(x,y): y = x + 1 and 0 &lt; x &lt;2 }, T = {(x,y):x – y is an integer}. Which one of the following is true?</w:t>
+        <w:t>S = {(</w:t>
+      </w:r>
+      <w:proofErr w:type="spellStart"/>
+      <w:r>
+        <w:t>x</w:t>
+      </w:r>
+      <w:proofErr w:type="gramStart"/>
+      <w:r>
+        <w:t>,y</w:t>
+      </w:r>
+      <w:proofErr w:type="spellEnd"/>
+      <w:proofErr w:type="gramEnd"/>
+      <w:r>
+        <w:t>): y = x + 1 and 0 &lt; x &lt;2 }, T = {(</w:t>
+      </w:r>
+      <w:proofErr w:type="spellStart"/>
+      <w:r>
+        <w:t>x,y</w:t>
+      </w:r>
+      <w:proofErr w:type="spellEnd"/>
+      <w:r>
+        <w:t>):x – y is an integer}. Which one of the following is true?</w:t>
       </w:r>
     </w:p>
     <w:p>
@@ -7004,7 +9148,7 @@
       </w:pPr>
       <w:r>
         <w:pict>
-          <v:shape id="_x0000_i1212" type="#_x0000_t136" style="width:42pt;height:22.5pt">
+          <v:shape id="_x0000_i1258" type="#_x0000_t136" style="width:42pt;height:22.5pt">
             <v:shadow color="#868686"/>
             <v:textpath style="font-family:&quot;Arial Black&quot;;font-size:16pt;v-text-kern:t" trim="t" fitpath="t" string="2006"/>
           </v:shape>
@@ -7020,26 +9164,44 @@
       </w:r>
       <w:r>
         <w:tab/>
-        <w:t>Let W denote the words in the English dictionary. Define the relation R by :</w:t>
-      </w:r>
-      <w:r>
-        <w:tab/>
-      </w:r>
-    </w:p>
-    <w:p>
-      <w:r>
-        <w:tab/>
-        <w:t>R = {(x,y)ε</w:t>
+        <w:t xml:space="preserve">Let W denote the words in the English dictionary. Define the relation R </w:t>
+      </w:r>
+      <w:proofErr w:type="gramStart"/>
+      <w:r>
+        <w:t>by :</w:t>
+      </w:r>
+      <w:proofErr w:type="gramEnd"/>
+      <w:r>
+        <w:tab/>
+      </w:r>
+    </w:p>
+    <w:p>
+      <w:r>
+        <w:tab/>
+        <w:t>R = {(</w:t>
+      </w:r>
+      <w:proofErr w:type="spellStart"/>
+      <w:r>
+        <w:t>x</w:t>
+      </w:r>
+      <w:proofErr w:type="gramStart"/>
+      <w:r>
+        <w:t>,y</w:t>
+      </w:r>
+      <w:proofErr w:type="spellEnd"/>
+      <w:proofErr w:type="gramEnd"/>
+      <w:r>
+        <w:t>)ε</w:t>
       </w:r>
       <w:r>
         <w:rPr>
           <w:position w:val="-6"/>
         </w:rPr>
         <w:object w:dxaOrig="680" w:dyaOrig="279">
-          <v:shape id="_x0000_i1213" type="#_x0000_t75" style="width:34pt;height:13.5pt" o:ole="">
-            <v:imagedata r:id="rId364" o:title=""/>
-          </v:shape>
-          <o:OLEObject Type="Embed" ProgID="Equation.DSMT4" ShapeID="_x0000_i1213" DrawAspect="Content" ObjectID="_1835609035" r:id="rId365"/>
+          <v:shape id="_x0000_i1259" type="#_x0000_t75" style="width:34pt;height:13.5pt" o:ole="">
+            <v:imagedata r:id="rId471" o:title=""/>
+          </v:shape>
+          <o:OLEObject Type="Embed" ProgID="Equation.DSMT4" ShapeID="_x0000_i1259" DrawAspect="Content" ObjectID="_1836384852" r:id="rId472"/>
         </w:object>
       </w:r>
       <w:r>
@@ -7067,7 +9229,15 @@
         <w:ind w:left="720"/>
       </w:pPr>
       <w:r>
-        <w:t>(3)  reflexive, symmetric and transitive</w:t>
+        <w:t xml:space="preserve">(3)  </w:t>
+      </w:r>
+      <w:proofErr w:type="gramStart"/>
+      <w:r>
+        <w:t>reflexive</w:t>
+      </w:r>
+      <w:proofErr w:type="gramEnd"/>
+      <w:r>
+        <w:t>, symmetric and transitive</w:t>
       </w:r>
       <w:r>
         <w:tab/>
@@ -7116,7 +9286,7 @@
       </w:r>
       <w:r>
         <w:pict>
-          <v:shape id="_x0000_i1214" type="#_x0000_t136" style="width:42pt;height:22.5pt">
+          <v:shape id="_x0000_i1260" type="#_x0000_t136" style="width:42pt;height:22.5pt">
             <v:shadow color="#868686"/>
             <v:textpath style="font-family:&quot;Arial Black&quot;;font-size:16pt;v-text-kern:t" trim="t" fitpath="t" string="2005"/>
           </v:shape>
@@ -7144,7 +9314,15 @@
       </w:pPr>
       <w:r>
         <w:tab/>
-        <w:t>(1)  reflexive and transitive only</w:t>
+        <w:t xml:space="preserve">(1)  </w:t>
+      </w:r>
+      <w:proofErr w:type="gramStart"/>
+      <w:r>
+        <w:t>reflexive</w:t>
+      </w:r>
+      <w:proofErr w:type="gramEnd"/>
+      <w:r>
+        <w:t xml:space="preserve"> and transitive only</w:t>
       </w:r>
       <w:r>
         <w:tab/>
@@ -7163,7 +9341,15 @@
       </w:pPr>
       <w:r>
         <w:tab/>
-        <w:t>(3)  an equivalence relation</w:t>
+        <w:t xml:space="preserve">(3)  </w:t>
+      </w:r>
+      <w:proofErr w:type="gramStart"/>
+      <w:r>
+        <w:t>an</w:t>
+      </w:r>
+      <w:proofErr w:type="gramEnd"/>
+      <w:r>
+        <w:t xml:space="preserve"> equivalence relation</w:t>
       </w:r>
       <w:r>
         <w:tab/>
@@ -7218,7 +9404,7 @@
       </w:r>
       <w:r>
         <w:pict>
-          <v:shape id="_x0000_i1215" type="#_x0000_t136" style="width:42pt;height:22.5pt">
+          <v:shape id="_x0000_i1261" type="#_x0000_t136" style="width:42pt;height:22.5pt">
             <v:shadow color="#868686"/>
             <v:textpath style="font-family:&quot;Arial Black&quot;;font-size:16pt;v-text-kern:t" trim="t" fitpath="t" string="2004"/>
           </v:shape>
@@ -7246,7 +9432,15 @@
       </w:pPr>
       <w:r>
         <w:tab/>
-        <w:t>(1)  a function</w:t>
+        <w:t xml:space="preserve">(1)  </w:t>
+      </w:r>
+      <w:proofErr w:type="gramStart"/>
+      <w:r>
+        <w:t>a</w:t>
+      </w:r>
+      <w:proofErr w:type="gramEnd"/>
+      <w:r>
+        <w:t xml:space="preserve"> function</w:t>
       </w:r>
       <w:r>
         <w:tab/>
@@ -7271,7 +9465,15 @@
       </w:pPr>
       <w:r>
         <w:tab/>
-        <w:t>(3)  not symmetric</w:t>
+        <w:t xml:space="preserve">(3)  </w:t>
+      </w:r>
+      <w:proofErr w:type="gramStart"/>
+      <w:r>
+        <w:t>not</w:t>
+      </w:r>
+      <w:proofErr w:type="gramEnd"/>
+      <w:r>
+        <w:t xml:space="preserve"> symmetric</w:t>
       </w:r>
       <w:r>
         <w:tab/>
@@ -7844,6 +10046,95 @@
     </w:lvl>
   </w:abstractNum>
   <w:abstractNum w:abstractNumId="6">
+    <w:nsid w:val="0F5737F0"/>
+    <w:multiLevelType w:val="hybridMultilevel"/>
+    <w:tmpl w:val="CF7A1848"/>
+    <w:lvl w:ilvl="0" w:tplc="12443BDC">
+      <w:start w:val="1"/>
+      <w:numFmt w:val="lowerLetter"/>
+      <w:lvlText w:val="(%1)"/>
+      <w:lvlJc w:val="left"/>
+      <w:pPr>
+        <w:ind w:left="720" w:hanging="360"/>
+      </w:pPr>
+      <w:rPr>
+        <w:rFonts w:hint="default"/>
+      </w:rPr>
+    </w:lvl>
+    <w:lvl w:ilvl="1" w:tplc="04090019" w:tentative="1">
+      <w:start w:val="1"/>
+      <w:numFmt w:val="lowerLetter"/>
+      <w:lvlText w:val="%2."/>
+      <w:lvlJc w:val="left"/>
+      <w:pPr>
+        <w:ind w:left="1440" w:hanging="360"/>
+      </w:pPr>
+    </w:lvl>
+    <w:lvl w:ilvl="2" w:tplc="0409001B" w:tentative="1">
+      <w:start w:val="1"/>
+      <w:numFmt w:val="lowerRoman"/>
+      <w:lvlText w:val="%3."/>
+      <w:lvlJc w:val="right"/>
+      <w:pPr>
+        <w:ind w:left="2160" w:hanging="180"/>
+      </w:pPr>
+    </w:lvl>
+    <w:lvl w:ilvl="3" w:tplc="0409000F" w:tentative="1">
+      <w:start w:val="1"/>
+      <w:numFmt w:val="decimal"/>
+      <w:lvlText w:val="%4."/>
+      <w:lvlJc w:val="left"/>
+      <w:pPr>
+        <w:ind w:left="2880" w:hanging="360"/>
+      </w:pPr>
+    </w:lvl>
+    <w:lvl w:ilvl="4" w:tplc="04090019" w:tentative="1">
+      <w:start w:val="1"/>
+      <w:numFmt w:val="lowerLetter"/>
+      <w:lvlText w:val="%5."/>
+      <w:lvlJc w:val="left"/>
+      <w:pPr>
+        <w:ind w:left="3600" w:hanging="360"/>
+      </w:pPr>
+    </w:lvl>
+    <w:lvl w:ilvl="5" w:tplc="0409001B" w:tentative="1">
+      <w:start w:val="1"/>
+      <w:numFmt w:val="lowerRoman"/>
+      <w:lvlText w:val="%6."/>
+      <w:lvlJc w:val="right"/>
+      <w:pPr>
+        <w:ind w:left="4320" w:hanging="180"/>
+      </w:pPr>
+    </w:lvl>
+    <w:lvl w:ilvl="6" w:tplc="0409000F" w:tentative="1">
+      <w:start w:val="1"/>
+      <w:numFmt w:val="decimal"/>
+      <w:lvlText w:val="%7."/>
+      <w:lvlJc w:val="left"/>
+      <w:pPr>
+        <w:ind w:left="5040" w:hanging="360"/>
+      </w:pPr>
+    </w:lvl>
+    <w:lvl w:ilvl="7" w:tplc="04090019" w:tentative="1">
+      <w:start w:val="1"/>
+      <w:numFmt w:val="lowerLetter"/>
+      <w:lvlText w:val="%8."/>
+      <w:lvlJc w:val="left"/>
+      <w:pPr>
+        <w:ind w:left="5760" w:hanging="360"/>
+      </w:pPr>
+    </w:lvl>
+    <w:lvl w:ilvl="8" w:tplc="0409001B" w:tentative="1">
+      <w:start w:val="1"/>
+      <w:numFmt w:val="lowerRoman"/>
+      <w:lvlText w:val="%9."/>
+      <w:lvlJc w:val="right"/>
+      <w:pPr>
+        <w:ind w:left="6480" w:hanging="180"/>
+      </w:pPr>
+    </w:lvl>
+  </w:abstractNum>
+  <w:abstractNum w:abstractNumId="7">
     <w:nsid w:val="107A3BBE"/>
     <w:multiLevelType w:val="hybridMultilevel"/>
     <w:tmpl w:val="A642D6CE"/>
@@ -7932,7 +10223,96 @@
       </w:pPr>
     </w:lvl>
   </w:abstractNum>
-  <w:abstractNum w:abstractNumId="7">
+  <w:abstractNum w:abstractNumId="8">
+    <w:nsid w:val="10E55CD7"/>
+    <w:multiLevelType w:val="hybridMultilevel"/>
+    <w:tmpl w:val="24E27B10"/>
+    <w:lvl w:ilvl="0" w:tplc="AD924810">
+      <w:start w:val="1"/>
+      <w:numFmt w:val="lowerLetter"/>
+      <w:lvlText w:val="(%1)"/>
+      <w:lvlJc w:val="left"/>
+      <w:pPr>
+        <w:ind w:left="720" w:hanging="360"/>
+      </w:pPr>
+      <w:rPr>
+        <w:rFonts w:hint="default"/>
+      </w:rPr>
+    </w:lvl>
+    <w:lvl w:ilvl="1" w:tplc="04090019" w:tentative="1">
+      <w:start w:val="1"/>
+      <w:numFmt w:val="lowerLetter"/>
+      <w:lvlText w:val="%2."/>
+      <w:lvlJc w:val="left"/>
+      <w:pPr>
+        <w:ind w:left="1440" w:hanging="360"/>
+      </w:pPr>
+    </w:lvl>
+    <w:lvl w:ilvl="2" w:tplc="0409001B" w:tentative="1">
+      <w:start w:val="1"/>
+      <w:numFmt w:val="lowerRoman"/>
+      <w:lvlText w:val="%3."/>
+      <w:lvlJc w:val="right"/>
+      <w:pPr>
+        <w:ind w:left="2160" w:hanging="180"/>
+      </w:pPr>
+    </w:lvl>
+    <w:lvl w:ilvl="3" w:tplc="0409000F" w:tentative="1">
+      <w:start w:val="1"/>
+      <w:numFmt w:val="decimal"/>
+      <w:lvlText w:val="%4."/>
+      <w:lvlJc w:val="left"/>
+      <w:pPr>
+        <w:ind w:left="2880" w:hanging="360"/>
+      </w:pPr>
+    </w:lvl>
+    <w:lvl w:ilvl="4" w:tplc="04090019" w:tentative="1">
+      <w:start w:val="1"/>
+      <w:numFmt w:val="lowerLetter"/>
+      <w:lvlText w:val="%5."/>
+      <w:lvlJc w:val="left"/>
+      <w:pPr>
+        <w:ind w:left="3600" w:hanging="360"/>
+      </w:pPr>
+    </w:lvl>
+    <w:lvl w:ilvl="5" w:tplc="0409001B" w:tentative="1">
+      <w:start w:val="1"/>
+      <w:numFmt w:val="lowerRoman"/>
+      <w:lvlText w:val="%6."/>
+      <w:lvlJc w:val="right"/>
+      <w:pPr>
+        <w:ind w:left="4320" w:hanging="180"/>
+      </w:pPr>
+    </w:lvl>
+    <w:lvl w:ilvl="6" w:tplc="0409000F" w:tentative="1">
+      <w:start w:val="1"/>
+      <w:numFmt w:val="decimal"/>
+      <w:lvlText w:val="%7."/>
+      <w:lvlJc w:val="left"/>
+      <w:pPr>
+        <w:ind w:left="5040" w:hanging="360"/>
+      </w:pPr>
+    </w:lvl>
+    <w:lvl w:ilvl="7" w:tplc="04090019" w:tentative="1">
+      <w:start w:val="1"/>
+      <w:numFmt w:val="lowerLetter"/>
+      <w:lvlText w:val="%8."/>
+      <w:lvlJc w:val="left"/>
+      <w:pPr>
+        <w:ind w:left="5760" w:hanging="360"/>
+      </w:pPr>
+    </w:lvl>
+    <w:lvl w:ilvl="8" w:tplc="0409001B" w:tentative="1">
+      <w:start w:val="1"/>
+      <w:numFmt w:val="lowerRoman"/>
+      <w:lvlText w:val="%9."/>
+      <w:lvlJc w:val="right"/>
+      <w:pPr>
+        <w:ind w:left="6480" w:hanging="180"/>
+      </w:pPr>
+    </w:lvl>
+  </w:abstractNum>
+  <w:abstractNum w:abstractNumId="9">
     <w:nsid w:val="11504A69"/>
     <w:multiLevelType w:val="hybridMultilevel"/>
     <w:tmpl w:val="1D083CEA"/>
@@ -8021,7 +10401,7 @@
       </w:pPr>
     </w:lvl>
   </w:abstractNum>
-  <w:abstractNum w:abstractNumId="8">
+  <w:abstractNum w:abstractNumId="10">
     <w:nsid w:val="11C14216"/>
     <w:multiLevelType w:val="hybridMultilevel"/>
     <w:tmpl w:val="041E3EE0"/>
@@ -8110,7 +10490,7 @@
       </w:pPr>
     </w:lvl>
   </w:abstractNum>
-  <w:abstractNum w:abstractNumId="9">
+  <w:abstractNum w:abstractNumId="11">
     <w:nsid w:val="13457C19"/>
     <w:multiLevelType w:val="hybridMultilevel"/>
     <w:tmpl w:val="0AF6FF86"/>
@@ -8199,7 +10579,7 @@
       </w:pPr>
     </w:lvl>
   </w:abstractNum>
-  <w:abstractNum w:abstractNumId="10">
+  <w:abstractNum w:abstractNumId="12">
     <w:nsid w:val="16766C59"/>
     <w:multiLevelType w:val="hybridMultilevel"/>
     <w:tmpl w:val="C3A08344"/>
@@ -8288,7 +10668,96 @@
       </w:pPr>
     </w:lvl>
   </w:abstractNum>
-  <w:abstractNum w:abstractNumId="11">
+  <w:abstractNum w:abstractNumId="13">
+    <w:nsid w:val="17F70E82"/>
+    <w:multiLevelType w:val="hybridMultilevel"/>
+    <w:tmpl w:val="33B8669A"/>
+    <w:lvl w:ilvl="0" w:tplc="D65ABEA4">
+      <w:start w:val="1"/>
+      <w:numFmt w:val="lowerLetter"/>
+      <w:lvlText w:val="(%1)"/>
+      <w:lvlJc w:val="left"/>
+      <w:pPr>
+        <w:ind w:left="720" w:hanging="360"/>
+      </w:pPr>
+      <w:rPr>
+        <w:rFonts w:hint="default"/>
+      </w:rPr>
+    </w:lvl>
+    <w:lvl w:ilvl="1" w:tplc="04090019" w:tentative="1">
+      <w:start w:val="1"/>
+      <w:numFmt w:val="lowerLetter"/>
+      <w:lvlText w:val="%2."/>
+      <w:lvlJc w:val="left"/>
+      <w:pPr>
+        <w:ind w:left="1440" w:hanging="360"/>
+      </w:pPr>
+    </w:lvl>
+    <w:lvl w:ilvl="2" w:tplc="0409001B" w:tentative="1">
+      <w:start w:val="1"/>
+      <w:numFmt w:val="lowerRoman"/>
+      <w:lvlText w:val="%3."/>
+      <w:lvlJc w:val="right"/>
+      <w:pPr>
+        <w:ind w:left="2160" w:hanging="180"/>
+      </w:pPr>
+    </w:lvl>
+    <w:lvl w:ilvl="3" w:tplc="0409000F" w:tentative="1">
+      <w:start w:val="1"/>
+      <w:numFmt w:val="decimal"/>
+      <w:lvlText w:val="%4."/>
+      <w:lvlJc w:val="left"/>
+      <w:pPr>
+        <w:ind w:left="2880" w:hanging="360"/>
+      </w:pPr>
+    </w:lvl>
+    <w:lvl w:ilvl="4" w:tplc="04090019" w:tentative="1">
+      <w:start w:val="1"/>
+      <w:numFmt w:val="lowerLetter"/>
+      <w:lvlText w:val="%5."/>
+      <w:lvlJc w:val="left"/>
+      <w:pPr>
+        <w:ind w:left="3600" w:hanging="360"/>
+      </w:pPr>
+    </w:lvl>
+    <w:lvl w:ilvl="5" w:tplc="0409001B" w:tentative="1">
+      <w:start w:val="1"/>
+      <w:numFmt w:val="lowerRoman"/>
+      <w:lvlText w:val="%6."/>
+      <w:lvlJc w:val="right"/>
+      <w:pPr>
+        <w:ind w:left="4320" w:hanging="180"/>
+      </w:pPr>
+    </w:lvl>
+    <w:lvl w:ilvl="6" w:tplc="0409000F" w:tentative="1">
+      <w:start w:val="1"/>
+      <w:numFmt w:val="decimal"/>
+      <w:lvlText w:val="%7."/>
+      <w:lvlJc w:val="left"/>
+      <w:pPr>
+        <w:ind w:left="5040" w:hanging="360"/>
+      </w:pPr>
+    </w:lvl>
+    <w:lvl w:ilvl="7" w:tplc="04090019" w:tentative="1">
+      <w:start w:val="1"/>
+      <w:numFmt w:val="lowerLetter"/>
+      <w:lvlText w:val="%8."/>
+      <w:lvlJc w:val="left"/>
+      <w:pPr>
+        <w:ind w:left="5760" w:hanging="360"/>
+      </w:pPr>
+    </w:lvl>
+    <w:lvl w:ilvl="8" w:tplc="0409001B" w:tentative="1">
+      <w:start w:val="1"/>
+      <w:numFmt w:val="lowerRoman"/>
+      <w:lvlText w:val="%9."/>
+      <w:lvlJc w:val="right"/>
+      <w:pPr>
+        <w:ind w:left="6480" w:hanging="180"/>
+      </w:pPr>
+    </w:lvl>
+  </w:abstractNum>
+  <w:abstractNum w:abstractNumId="14">
     <w:nsid w:val="1FA5273A"/>
     <w:multiLevelType w:val="hybridMultilevel"/>
     <w:tmpl w:val="4266CF2A"/>
@@ -8377,7 +10846,7 @@
       </w:pPr>
     </w:lvl>
   </w:abstractNum>
-  <w:abstractNum w:abstractNumId="12">
+  <w:abstractNum w:abstractNumId="15">
     <w:nsid w:val="21D060D4"/>
     <w:multiLevelType w:val="hybridMultilevel"/>
     <w:tmpl w:val="315C1D0C"/>
@@ -8466,7 +10935,7 @@
       </w:pPr>
     </w:lvl>
   </w:abstractNum>
-  <w:abstractNum w:abstractNumId="13">
+  <w:abstractNum w:abstractNumId="16">
     <w:nsid w:val="25BF3E6E"/>
     <w:multiLevelType w:val="hybridMultilevel"/>
     <w:tmpl w:val="3B385E00"/>
@@ -8555,7 +11024,96 @@
       </w:pPr>
     </w:lvl>
   </w:abstractNum>
-  <w:abstractNum w:abstractNumId="14">
+  <w:abstractNum w:abstractNumId="17">
+    <w:nsid w:val="2670574A"/>
+    <w:multiLevelType w:val="hybridMultilevel"/>
+    <w:tmpl w:val="704EF21E"/>
+    <w:lvl w:ilvl="0" w:tplc="7EE20AB0">
+      <w:start w:val="1"/>
+      <w:numFmt w:val="upperRoman"/>
+      <w:lvlText w:val="(%1)"/>
+      <w:lvlJc w:val="left"/>
+      <w:pPr>
+        <w:ind w:left="1080" w:hanging="720"/>
+      </w:pPr>
+      <w:rPr>
+        <w:rFonts w:hint="default"/>
+      </w:rPr>
+    </w:lvl>
+    <w:lvl w:ilvl="1" w:tplc="04090019" w:tentative="1">
+      <w:start w:val="1"/>
+      <w:numFmt w:val="lowerLetter"/>
+      <w:lvlText w:val="%2."/>
+      <w:lvlJc w:val="left"/>
+      <w:pPr>
+        <w:ind w:left="1440" w:hanging="360"/>
+      </w:pPr>
+    </w:lvl>
+    <w:lvl w:ilvl="2" w:tplc="0409001B" w:tentative="1">
+      <w:start w:val="1"/>
+      <w:numFmt w:val="lowerRoman"/>
+      <w:lvlText w:val="%3."/>
+      <w:lvlJc w:val="right"/>
+      <w:pPr>
+        <w:ind w:left="2160" w:hanging="180"/>
+      </w:pPr>
+    </w:lvl>
+    <w:lvl w:ilvl="3" w:tplc="0409000F" w:tentative="1">
+      <w:start w:val="1"/>
+      <w:numFmt w:val="decimal"/>
+      <w:lvlText w:val="%4."/>
+      <w:lvlJc w:val="left"/>
+      <w:pPr>
+        <w:ind w:left="2880" w:hanging="360"/>
+      </w:pPr>
+    </w:lvl>
+    <w:lvl w:ilvl="4" w:tplc="04090019" w:tentative="1">
+      <w:start w:val="1"/>
+      <w:numFmt w:val="lowerLetter"/>
+      <w:lvlText w:val="%5."/>
+      <w:lvlJc w:val="left"/>
+      <w:pPr>
+        <w:ind w:left="3600" w:hanging="360"/>
+      </w:pPr>
+    </w:lvl>
+    <w:lvl w:ilvl="5" w:tplc="0409001B" w:tentative="1">
+      <w:start w:val="1"/>
+      <w:numFmt w:val="lowerRoman"/>
+      <w:lvlText w:val="%6."/>
+      <w:lvlJc w:val="right"/>
+      <w:pPr>
+        <w:ind w:left="4320" w:hanging="180"/>
+      </w:pPr>
+    </w:lvl>
+    <w:lvl w:ilvl="6" w:tplc="0409000F" w:tentative="1">
+      <w:start w:val="1"/>
+      <w:numFmt w:val="decimal"/>
+      <w:lvlText w:val="%7."/>
+      <w:lvlJc w:val="left"/>
+      <w:pPr>
+        <w:ind w:left="5040" w:hanging="360"/>
+      </w:pPr>
+    </w:lvl>
+    <w:lvl w:ilvl="7" w:tplc="04090019" w:tentative="1">
+      <w:start w:val="1"/>
+      <w:numFmt w:val="lowerLetter"/>
+      <w:lvlText w:val="%8."/>
+      <w:lvlJc w:val="left"/>
+      <w:pPr>
+        <w:ind w:left="5760" w:hanging="360"/>
+      </w:pPr>
+    </w:lvl>
+    <w:lvl w:ilvl="8" w:tplc="0409001B" w:tentative="1">
+      <w:start w:val="1"/>
+      <w:numFmt w:val="lowerRoman"/>
+      <w:lvlText w:val="%9."/>
+      <w:lvlJc w:val="right"/>
+      <w:pPr>
+        <w:ind w:left="6480" w:hanging="180"/>
+      </w:pPr>
+    </w:lvl>
+  </w:abstractNum>
+  <w:abstractNum w:abstractNumId="18">
     <w:nsid w:val="26BC32AC"/>
     <w:multiLevelType w:val="hybridMultilevel"/>
     <w:tmpl w:val="7574695E"/>
@@ -8644,7 +11202,7 @@
       </w:pPr>
     </w:lvl>
   </w:abstractNum>
-  <w:abstractNum w:abstractNumId="15">
+  <w:abstractNum w:abstractNumId="19">
     <w:nsid w:val="27EB0BDE"/>
     <w:multiLevelType w:val="hybridMultilevel"/>
     <w:tmpl w:val="7B68CFDE"/>
@@ -8733,7 +11291,7 @@
       </w:pPr>
     </w:lvl>
   </w:abstractNum>
-  <w:abstractNum w:abstractNumId="16">
+  <w:abstractNum w:abstractNumId="20">
     <w:nsid w:val="28DF3B0B"/>
     <w:multiLevelType w:val="hybridMultilevel"/>
     <w:tmpl w:val="304AD670"/>
@@ -8822,7 +11380,7 @@
       </w:pPr>
     </w:lvl>
   </w:abstractNum>
-  <w:abstractNum w:abstractNumId="17">
+  <w:abstractNum w:abstractNumId="21">
     <w:nsid w:val="2B0A5F67"/>
     <w:multiLevelType w:val="hybridMultilevel"/>
     <w:tmpl w:val="D3005DB4"/>
@@ -8911,7 +11469,7 @@
       </w:pPr>
     </w:lvl>
   </w:abstractNum>
-  <w:abstractNum w:abstractNumId="18">
+  <w:abstractNum w:abstractNumId="22">
     <w:nsid w:val="2DDE47E9"/>
     <w:multiLevelType w:val="hybridMultilevel"/>
     <w:tmpl w:val="298EAFD6"/>
@@ -9000,7 +11558,7 @@
       </w:pPr>
     </w:lvl>
   </w:abstractNum>
-  <w:abstractNum w:abstractNumId="19">
+  <w:abstractNum w:abstractNumId="23">
     <w:nsid w:val="2E885077"/>
     <w:multiLevelType w:val="hybridMultilevel"/>
     <w:tmpl w:val="99F02CBE"/>
@@ -9089,7 +11647,7 @@
       </w:pPr>
     </w:lvl>
   </w:abstractNum>
-  <w:abstractNum w:abstractNumId="20">
+  <w:abstractNum w:abstractNumId="24">
     <w:nsid w:val="376D0E08"/>
     <w:multiLevelType w:val="hybridMultilevel"/>
     <w:tmpl w:val="5FC0C2DC"/>
@@ -9178,7 +11736,96 @@
       </w:pPr>
     </w:lvl>
   </w:abstractNum>
-  <w:abstractNum w:abstractNumId="21">
+  <w:abstractNum w:abstractNumId="25">
+    <w:nsid w:val="396A4AA7"/>
+    <w:multiLevelType w:val="hybridMultilevel"/>
+    <w:tmpl w:val="94A2A420"/>
+    <w:lvl w:ilvl="0" w:tplc="A67C8E4C">
+      <w:start w:val="1"/>
+      <w:numFmt w:val="lowerLetter"/>
+      <w:lvlText w:val="(%1)"/>
+      <w:lvlJc w:val="left"/>
+      <w:pPr>
+        <w:ind w:left="720" w:hanging="360"/>
+      </w:pPr>
+      <w:rPr>
+        <w:rFonts w:hint="default"/>
+      </w:rPr>
+    </w:lvl>
+    <w:lvl w:ilvl="1" w:tplc="04090019" w:tentative="1">
+      <w:start w:val="1"/>
+      <w:numFmt w:val="lowerLetter"/>
+      <w:lvlText w:val="%2."/>
+      <w:lvlJc w:val="left"/>
+      <w:pPr>
+        <w:ind w:left="1440" w:hanging="360"/>
+      </w:pPr>
+    </w:lvl>
+    <w:lvl w:ilvl="2" w:tplc="0409001B" w:tentative="1">
+      <w:start w:val="1"/>
+      <w:numFmt w:val="lowerRoman"/>
+      <w:lvlText w:val="%3."/>
+      <w:lvlJc w:val="right"/>
+      <w:pPr>
+        <w:ind w:left="2160" w:hanging="180"/>
+      </w:pPr>
+    </w:lvl>
+    <w:lvl w:ilvl="3" w:tplc="0409000F" w:tentative="1">
+      <w:start w:val="1"/>
+      <w:numFmt w:val="decimal"/>
+      <w:lvlText w:val="%4."/>
+      <w:lvlJc w:val="left"/>
+      <w:pPr>
+        <w:ind w:left="2880" w:hanging="360"/>
+      </w:pPr>
+    </w:lvl>
+    <w:lvl w:ilvl="4" w:tplc="04090019" w:tentative="1">
+      <w:start w:val="1"/>
+      <w:numFmt w:val="lowerLetter"/>
+      <w:lvlText w:val="%5."/>
+      <w:lvlJc w:val="left"/>
+      <w:pPr>
+        <w:ind w:left="3600" w:hanging="360"/>
+      </w:pPr>
+    </w:lvl>
+    <w:lvl w:ilvl="5" w:tplc="0409001B" w:tentative="1">
+      <w:start w:val="1"/>
+      <w:numFmt w:val="lowerRoman"/>
+      <w:lvlText w:val="%6."/>
+      <w:lvlJc w:val="right"/>
+      <w:pPr>
+        <w:ind w:left="4320" w:hanging="180"/>
+      </w:pPr>
+    </w:lvl>
+    <w:lvl w:ilvl="6" w:tplc="0409000F" w:tentative="1">
+      <w:start w:val="1"/>
+      <w:numFmt w:val="decimal"/>
+      <w:lvlText w:val="%7."/>
+      <w:lvlJc w:val="left"/>
+      <w:pPr>
+        <w:ind w:left="5040" w:hanging="360"/>
+      </w:pPr>
+    </w:lvl>
+    <w:lvl w:ilvl="7" w:tplc="04090019" w:tentative="1">
+      <w:start w:val="1"/>
+      <w:numFmt w:val="lowerLetter"/>
+      <w:lvlText w:val="%8."/>
+      <w:lvlJc w:val="left"/>
+      <w:pPr>
+        <w:ind w:left="5760" w:hanging="360"/>
+      </w:pPr>
+    </w:lvl>
+    <w:lvl w:ilvl="8" w:tplc="0409001B" w:tentative="1">
+      <w:start w:val="1"/>
+      <w:numFmt w:val="lowerRoman"/>
+      <w:lvlText w:val="%9."/>
+      <w:lvlJc w:val="right"/>
+      <w:pPr>
+        <w:ind w:left="6480" w:hanging="180"/>
+      </w:pPr>
+    </w:lvl>
+  </w:abstractNum>
+  <w:abstractNum w:abstractNumId="26">
     <w:nsid w:val="3DA24235"/>
     <w:multiLevelType w:val="hybridMultilevel"/>
     <w:tmpl w:val="5E72CE20"/>
@@ -9267,7 +11914,7 @@
       </w:pPr>
     </w:lvl>
   </w:abstractNum>
-  <w:abstractNum w:abstractNumId="22">
+  <w:abstractNum w:abstractNumId="27">
     <w:nsid w:val="3F1A0AF1"/>
     <w:multiLevelType w:val="hybridMultilevel"/>
     <w:tmpl w:val="E632B356"/>
@@ -9356,7 +12003,275 @@
       </w:pPr>
     </w:lvl>
   </w:abstractNum>
-  <w:abstractNum w:abstractNumId="23">
+  <w:abstractNum w:abstractNumId="28">
+    <w:nsid w:val="41424D2B"/>
+    <w:multiLevelType w:val="hybridMultilevel"/>
+    <w:tmpl w:val="6DF25B7A"/>
+    <w:lvl w:ilvl="0" w:tplc="4980212E">
+      <w:start w:val="1"/>
+      <w:numFmt w:val="lowerLetter"/>
+      <w:lvlText w:val="(%1)"/>
+      <w:lvlJc w:val="left"/>
+      <w:pPr>
+        <w:ind w:left="720" w:hanging="360"/>
+      </w:pPr>
+      <w:rPr>
+        <w:rFonts w:cstheme="minorHAnsi" w:hint="default"/>
+        <w:color w:val="121212"/>
+      </w:rPr>
+    </w:lvl>
+    <w:lvl w:ilvl="1" w:tplc="04090019" w:tentative="1">
+      <w:start w:val="1"/>
+      <w:numFmt w:val="lowerLetter"/>
+      <w:lvlText w:val="%2."/>
+      <w:lvlJc w:val="left"/>
+      <w:pPr>
+        <w:ind w:left="1440" w:hanging="360"/>
+      </w:pPr>
+    </w:lvl>
+    <w:lvl w:ilvl="2" w:tplc="0409001B" w:tentative="1">
+      <w:start w:val="1"/>
+      <w:numFmt w:val="lowerRoman"/>
+      <w:lvlText w:val="%3."/>
+      <w:lvlJc w:val="right"/>
+      <w:pPr>
+        <w:ind w:left="2160" w:hanging="180"/>
+      </w:pPr>
+    </w:lvl>
+    <w:lvl w:ilvl="3" w:tplc="0409000F" w:tentative="1">
+      <w:start w:val="1"/>
+      <w:numFmt w:val="decimal"/>
+      <w:lvlText w:val="%4."/>
+      <w:lvlJc w:val="left"/>
+      <w:pPr>
+        <w:ind w:left="2880" w:hanging="360"/>
+      </w:pPr>
+    </w:lvl>
+    <w:lvl w:ilvl="4" w:tplc="04090019" w:tentative="1">
+      <w:start w:val="1"/>
+      <w:numFmt w:val="lowerLetter"/>
+      <w:lvlText w:val="%5."/>
+      <w:lvlJc w:val="left"/>
+      <w:pPr>
+        <w:ind w:left="3600" w:hanging="360"/>
+      </w:pPr>
+    </w:lvl>
+    <w:lvl w:ilvl="5" w:tplc="0409001B" w:tentative="1">
+      <w:start w:val="1"/>
+      <w:numFmt w:val="lowerRoman"/>
+      <w:lvlText w:val="%6."/>
+      <w:lvlJc w:val="right"/>
+      <w:pPr>
+        <w:ind w:left="4320" w:hanging="180"/>
+      </w:pPr>
+    </w:lvl>
+    <w:lvl w:ilvl="6" w:tplc="0409000F" w:tentative="1">
+      <w:start w:val="1"/>
+      <w:numFmt w:val="decimal"/>
+      <w:lvlText w:val="%7."/>
+      <w:lvlJc w:val="left"/>
+      <w:pPr>
+        <w:ind w:left="5040" w:hanging="360"/>
+      </w:pPr>
+    </w:lvl>
+    <w:lvl w:ilvl="7" w:tplc="04090019" w:tentative="1">
+      <w:start w:val="1"/>
+      <w:numFmt w:val="lowerLetter"/>
+      <w:lvlText w:val="%8."/>
+      <w:lvlJc w:val="left"/>
+      <w:pPr>
+        <w:ind w:left="5760" w:hanging="360"/>
+      </w:pPr>
+    </w:lvl>
+    <w:lvl w:ilvl="8" w:tplc="0409001B" w:tentative="1">
+      <w:start w:val="1"/>
+      <w:numFmt w:val="lowerRoman"/>
+      <w:lvlText w:val="%9."/>
+      <w:lvlJc w:val="right"/>
+      <w:pPr>
+        <w:ind w:left="6480" w:hanging="180"/>
+      </w:pPr>
+    </w:lvl>
+  </w:abstractNum>
+  <w:abstractNum w:abstractNumId="29">
+    <w:nsid w:val="46630CCA"/>
+    <w:multiLevelType w:val="hybridMultilevel"/>
+    <w:tmpl w:val="196EEB96"/>
+    <w:lvl w:ilvl="0" w:tplc="8A4033DE">
+      <w:start w:val="1"/>
+      <w:numFmt w:val="lowerLetter"/>
+      <w:lvlText w:val="(%1)"/>
+      <w:lvlJc w:val="left"/>
+      <w:pPr>
+        <w:ind w:left="720" w:hanging="360"/>
+      </w:pPr>
+      <w:rPr>
+        <w:rFonts w:hint="default"/>
+      </w:rPr>
+    </w:lvl>
+    <w:lvl w:ilvl="1" w:tplc="04090019" w:tentative="1">
+      <w:start w:val="1"/>
+      <w:numFmt w:val="lowerLetter"/>
+      <w:lvlText w:val="%2."/>
+      <w:lvlJc w:val="left"/>
+      <w:pPr>
+        <w:ind w:left="1440" w:hanging="360"/>
+      </w:pPr>
+    </w:lvl>
+    <w:lvl w:ilvl="2" w:tplc="0409001B" w:tentative="1">
+      <w:start w:val="1"/>
+      <w:numFmt w:val="lowerRoman"/>
+      <w:lvlText w:val="%3."/>
+      <w:lvlJc w:val="right"/>
+      <w:pPr>
+        <w:ind w:left="2160" w:hanging="180"/>
+      </w:pPr>
+    </w:lvl>
+    <w:lvl w:ilvl="3" w:tplc="0409000F" w:tentative="1">
+      <w:start w:val="1"/>
+      <w:numFmt w:val="decimal"/>
+      <w:lvlText w:val="%4."/>
+      <w:lvlJc w:val="left"/>
+      <w:pPr>
+        <w:ind w:left="2880" w:hanging="360"/>
+      </w:pPr>
+    </w:lvl>
+    <w:lvl w:ilvl="4" w:tplc="04090019" w:tentative="1">
+      <w:start w:val="1"/>
+      <w:numFmt w:val="lowerLetter"/>
+      <w:lvlText w:val="%5."/>
+      <w:lvlJc w:val="left"/>
+      <w:pPr>
+        <w:ind w:left="3600" w:hanging="360"/>
+      </w:pPr>
+    </w:lvl>
+    <w:lvl w:ilvl="5" w:tplc="0409001B" w:tentative="1">
+      <w:start w:val="1"/>
+      <w:numFmt w:val="lowerRoman"/>
+      <w:lvlText w:val="%6."/>
+      <w:lvlJc w:val="right"/>
+      <w:pPr>
+        <w:ind w:left="4320" w:hanging="180"/>
+      </w:pPr>
+    </w:lvl>
+    <w:lvl w:ilvl="6" w:tplc="0409000F" w:tentative="1">
+      <w:start w:val="1"/>
+      <w:numFmt w:val="decimal"/>
+      <w:lvlText w:val="%7."/>
+      <w:lvlJc w:val="left"/>
+      <w:pPr>
+        <w:ind w:left="5040" w:hanging="360"/>
+      </w:pPr>
+    </w:lvl>
+    <w:lvl w:ilvl="7" w:tplc="04090019" w:tentative="1">
+      <w:start w:val="1"/>
+      <w:numFmt w:val="lowerLetter"/>
+      <w:lvlText w:val="%8."/>
+      <w:lvlJc w:val="left"/>
+      <w:pPr>
+        <w:ind w:left="5760" w:hanging="360"/>
+      </w:pPr>
+    </w:lvl>
+    <w:lvl w:ilvl="8" w:tplc="0409001B" w:tentative="1">
+      <w:start w:val="1"/>
+      <w:numFmt w:val="lowerRoman"/>
+      <w:lvlText w:val="%9."/>
+      <w:lvlJc w:val="right"/>
+      <w:pPr>
+        <w:ind w:left="6480" w:hanging="180"/>
+      </w:pPr>
+    </w:lvl>
+  </w:abstractNum>
+  <w:abstractNum w:abstractNumId="30">
+    <w:nsid w:val="47E26690"/>
+    <w:multiLevelType w:val="hybridMultilevel"/>
+    <w:tmpl w:val="7A22CCAA"/>
+    <w:lvl w:ilvl="0" w:tplc="72A83ADC">
+      <w:start w:val="1"/>
+      <w:numFmt w:val="lowerLetter"/>
+      <w:lvlText w:val="(%1)"/>
+      <w:lvlJc w:val="left"/>
+      <w:pPr>
+        <w:ind w:left="720" w:hanging="360"/>
+      </w:pPr>
+      <w:rPr>
+        <w:rFonts w:hint="default"/>
+      </w:rPr>
+    </w:lvl>
+    <w:lvl w:ilvl="1" w:tplc="04090019" w:tentative="1">
+      <w:start w:val="1"/>
+      <w:numFmt w:val="lowerLetter"/>
+      <w:lvlText w:val="%2."/>
+      <w:lvlJc w:val="left"/>
+      <w:pPr>
+        <w:ind w:left="1440" w:hanging="360"/>
+      </w:pPr>
+    </w:lvl>
+    <w:lvl w:ilvl="2" w:tplc="0409001B" w:tentative="1">
+      <w:start w:val="1"/>
+      <w:numFmt w:val="lowerRoman"/>
+      <w:lvlText w:val="%3."/>
+      <w:lvlJc w:val="right"/>
+      <w:pPr>
+        <w:ind w:left="2160" w:hanging="180"/>
+      </w:pPr>
+    </w:lvl>
+    <w:lvl w:ilvl="3" w:tplc="0409000F" w:tentative="1">
+      <w:start w:val="1"/>
+      <w:numFmt w:val="decimal"/>
+      <w:lvlText w:val="%4."/>
+      <w:lvlJc w:val="left"/>
+      <w:pPr>
+        <w:ind w:left="2880" w:hanging="360"/>
+      </w:pPr>
+    </w:lvl>
+    <w:lvl w:ilvl="4" w:tplc="04090019" w:tentative="1">
+      <w:start w:val="1"/>
+      <w:numFmt w:val="lowerLetter"/>
+      <w:lvlText w:val="%5."/>
+      <w:lvlJc w:val="left"/>
+      <w:pPr>
+        <w:ind w:left="3600" w:hanging="360"/>
+      </w:pPr>
+    </w:lvl>
+    <w:lvl w:ilvl="5" w:tplc="0409001B" w:tentative="1">
+      <w:start w:val="1"/>
+      <w:numFmt w:val="lowerRoman"/>
+      <w:lvlText w:val="%6."/>
+      <w:lvlJc w:val="right"/>
+      <w:pPr>
+        <w:ind w:left="4320" w:hanging="180"/>
+      </w:pPr>
+    </w:lvl>
+    <w:lvl w:ilvl="6" w:tplc="0409000F" w:tentative="1">
+      <w:start w:val="1"/>
+      <w:numFmt w:val="decimal"/>
+      <w:lvlText w:val="%7."/>
+      <w:lvlJc w:val="left"/>
+      <w:pPr>
+        <w:ind w:left="5040" w:hanging="360"/>
+      </w:pPr>
+    </w:lvl>
+    <w:lvl w:ilvl="7" w:tplc="04090019" w:tentative="1">
+      <w:start w:val="1"/>
+      <w:numFmt w:val="lowerLetter"/>
+      <w:lvlText w:val="%8."/>
+      <w:lvlJc w:val="left"/>
+      <w:pPr>
+        <w:ind w:left="5760" w:hanging="360"/>
+      </w:pPr>
+    </w:lvl>
+    <w:lvl w:ilvl="8" w:tplc="0409001B" w:tentative="1">
+      <w:start w:val="1"/>
+      <w:numFmt w:val="lowerRoman"/>
+      <w:lvlText w:val="%9."/>
+      <w:lvlJc w:val="right"/>
+      <w:pPr>
+        <w:ind w:left="6480" w:hanging="180"/>
+      </w:pPr>
+    </w:lvl>
+  </w:abstractNum>
+  <w:abstractNum w:abstractNumId="31">
     <w:nsid w:val="4CD42344"/>
     <w:multiLevelType w:val="hybridMultilevel"/>
     <w:tmpl w:val="ED2A1B18"/>
@@ -9445,7 +12360,7 @@
       </w:pPr>
     </w:lvl>
   </w:abstractNum>
-  <w:abstractNum w:abstractNumId="24">
+  <w:abstractNum w:abstractNumId="32">
     <w:nsid w:val="4F664310"/>
     <w:multiLevelType w:val="hybridMultilevel"/>
     <w:tmpl w:val="9528B674"/>
@@ -9534,7 +12449,7 @@
       </w:pPr>
     </w:lvl>
   </w:abstractNum>
-  <w:abstractNum w:abstractNumId="25">
+  <w:abstractNum w:abstractNumId="33">
     <w:nsid w:val="519A55C6"/>
     <w:multiLevelType w:val="hybridMultilevel"/>
     <w:tmpl w:val="99BC6E72"/>
@@ -9623,7 +12538,7 @@
       </w:pPr>
     </w:lvl>
   </w:abstractNum>
-  <w:abstractNum w:abstractNumId="26">
+  <w:abstractNum w:abstractNumId="34">
     <w:nsid w:val="532465E3"/>
     <w:multiLevelType w:val="hybridMultilevel"/>
     <w:tmpl w:val="DE7E1EA4"/>
@@ -9712,7 +12627,7 @@
       </w:pPr>
     </w:lvl>
   </w:abstractNum>
-  <w:abstractNum w:abstractNumId="27">
+  <w:abstractNum w:abstractNumId="35">
     <w:nsid w:val="54852917"/>
     <w:multiLevelType w:val="hybridMultilevel"/>
     <w:tmpl w:val="707A9068"/>
@@ -9801,7 +12716,96 @@
       </w:pPr>
     </w:lvl>
   </w:abstractNum>
-  <w:abstractNum w:abstractNumId="28">
+  <w:abstractNum w:abstractNumId="36">
+    <w:nsid w:val="55EE523D"/>
+    <w:multiLevelType w:val="hybridMultilevel"/>
+    <w:tmpl w:val="410A6C36"/>
+    <w:lvl w:ilvl="0" w:tplc="190426BC">
+      <w:start w:val="1"/>
+      <w:numFmt w:val="lowerLetter"/>
+      <w:lvlText w:val="(%1)"/>
+      <w:lvlJc w:val="left"/>
+      <w:pPr>
+        <w:ind w:left="720" w:hanging="360"/>
+      </w:pPr>
+      <w:rPr>
+        <w:rFonts w:hint="default"/>
+      </w:rPr>
+    </w:lvl>
+    <w:lvl w:ilvl="1" w:tplc="04090019" w:tentative="1">
+      <w:start w:val="1"/>
+      <w:numFmt w:val="lowerLetter"/>
+      <w:lvlText w:val="%2."/>
+      <w:lvlJc w:val="left"/>
+      <w:pPr>
+        <w:ind w:left="1440" w:hanging="360"/>
+      </w:pPr>
+    </w:lvl>
+    <w:lvl w:ilvl="2" w:tplc="0409001B" w:tentative="1">
+      <w:start w:val="1"/>
+      <w:numFmt w:val="lowerRoman"/>
+      <w:lvlText w:val="%3."/>
+      <w:lvlJc w:val="right"/>
+      <w:pPr>
+        <w:ind w:left="2160" w:hanging="180"/>
+      </w:pPr>
+    </w:lvl>
+    <w:lvl w:ilvl="3" w:tplc="0409000F" w:tentative="1">
+      <w:start w:val="1"/>
+      <w:numFmt w:val="decimal"/>
+      <w:lvlText w:val="%4."/>
+      <w:lvlJc w:val="left"/>
+      <w:pPr>
+        <w:ind w:left="2880" w:hanging="360"/>
+      </w:pPr>
+    </w:lvl>
+    <w:lvl w:ilvl="4" w:tplc="04090019" w:tentative="1">
+      <w:start w:val="1"/>
+      <w:numFmt w:val="lowerLetter"/>
+      <w:lvlText w:val="%5."/>
+      <w:lvlJc w:val="left"/>
+      <w:pPr>
+        <w:ind w:left="3600" w:hanging="360"/>
+      </w:pPr>
+    </w:lvl>
+    <w:lvl w:ilvl="5" w:tplc="0409001B" w:tentative="1">
+      <w:start w:val="1"/>
+      <w:numFmt w:val="lowerRoman"/>
+      <w:lvlText w:val="%6."/>
+      <w:lvlJc w:val="right"/>
+      <w:pPr>
+        <w:ind w:left="4320" w:hanging="180"/>
+      </w:pPr>
+    </w:lvl>
+    <w:lvl w:ilvl="6" w:tplc="0409000F" w:tentative="1">
+      <w:start w:val="1"/>
+      <w:numFmt w:val="decimal"/>
+      <w:lvlText w:val="%7."/>
+      <w:lvlJc w:val="left"/>
+      <w:pPr>
+        <w:ind w:left="5040" w:hanging="360"/>
+      </w:pPr>
+    </w:lvl>
+    <w:lvl w:ilvl="7" w:tplc="04090019" w:tentative="1">
+      <w:start w:val="1"/>
+      <w:numFmt w:val="lowerLetter"/>
+      <w:lvlText w:val="%8."/>
+      <w:lvlJc w:val="left"/>
+      <w:pPr>
+        <w:ind w:left="5760" w:hanging="360"/>
+      </w:pPr>
+    </w:lvl>
+    <w:lvl w:ilvl="8" w:tplc="0409001B" w:tentative="1">
+      <w:start w:val="1"/>
+      <w:numFmt w:val="lowerRoman"/>
+      <w:lvlText w:val="%9."/>
+      <w:lvlJc w:val="right"/>
+      <w:pPr>
+        <w:ind w:left="6480" w:hanging="180"/>
+      </w:pPr>
+    </w:lvl>
+  </w:abstractNum>
+  <w:abstractNum w:abstractNumId="37">
     <w:nsid w:val="5B260118"/>
     <w:multiLevelType w:val="hybridMultilevel"/>
     <w:tmpl w:val="4D9CD1E8"/>
@@ -9890,7 +12894,7 @@
       </w:pPr>
     </w:lvl>
   </w:abstractNum>
-  <w:abstractNum w:abstractNumId="29">
+  <w:abstractNum w:abstractNumId="38">
     <w:nsid w:val="64002084"/>
     <w:multiLevelType w:val="hybridMultilevel"/>
     <w:tmpl w:val="B25CF658"/>
@@ -9979,7 +12983,96 @@
       </w:pPr>
     </w:lvl>
   </w:abstractNum>
-  <w:abstractNum w:abstractNumId="30">
+  <w:abstractNum w:abstractNumId="39">
+    <w:nsid w:val="68C05C87"/>
+    <w:multiLevelType w:val="hybridMultilevel"/>
+    <w:tmpl w:val="02A00854"/>
+    <w:lvl w:ilvl="0" w:tplc="85C8B994">
+      <w:start w:val="1"/>
+      <w:numFmt w:val="lowerLetter"/>
+      <w:lvlText w:val="(%1)"/>
+      <w:lvlJc w:val="left"/>
+      <w:pPr>
+        <w:ind w:left="720" w:hanging="360"/>
+      </w:pPr>
+      <w:rPr>
+        <w:rFonts w:hint="default"/>
+      </w:rPr>
+    </w:lvl>
+    <w:lvl w:ilvl="1" w:tplc="04090019" w:tentative="1">
+      <w:start w:val="1"/>
+      <w:numFmt w:val="lowerLetter"/>
+      <w:lvlText w:val="%2."/>
+      <w:lvlJc w:val="left"/>
+      <w:pPr>
+        <w:ind w:left="1440" w:hanging="360"/>
+      </w:pPr>
+    </w:lvl>
+    <w:lvl w:ilvl="2" w:tplc="0409001B" w:tentative="1">
+      <w:start w:val="1"/>
+      <w:numFmt w:val="lowerRoman"/>
+      <w:lvlText w:val="%3."/>
+      <w:lvlJc w:val="right"/>
+      <w:pPr>
+        <w:ind w:left="2160" w:hanging="180"/>
+      </w:pPr>
+    </w:lvl>
+    <w:lvl w:ilvl="3" w:tplc="0409000F" w:tentative="1">
+      <w:start w:val="1"/>
+      <w:numFmt w:val="decimal"/>
+      <w:lvlText w:val="%4."/>
+      <w:lvlJc w:val="left"/>
+      <w:pPr>
+        <w:ind w:left="2880" w:hanging="360"/>
+      </w:pPr>
+    </w:lvl>
+    <w:lvl w:ilvl="4" w:tplc="04090019" w:tentative="1">
+      <w:start w:val="1"/>
+      <w:numFmt w:val="lowerLetter"/>
+      <w:lvlText w:val="%5."/>
+      <w:lvlJc w:val="left"/>
+      <w:pPr>
+        <w:ind w:left="3600" w:hanging="360"/>
+      </w:pPr>
+    </w:lvl>
+    <w:lvl w:ilvl="5" w:tplc="0409001B" w:tentative="1">
+      <w:start w:val="1"/>
+      <w:numFmt w:val="lowerRoman"/>
+      <w:lvlText w:val="%6."/>
+      <w:lvlJc w:val="right"/>
+      <w:pPr>
+        <w:ind w:left="4320" w:hanging="180"/>
+      </w:pPr>
+    </w:lvl>
+    <w:lvl w:ilvl="6" w:tplc="0409000F" w:tentative="1">
+      <w:start w:val="1"/>
+      <w:numFmt w:val="decimal"/>
+      <w:lvlText w:val="%7."/>
+      <w:lvlJc w:val="left"/>
+      <w:pPr>
+        <w:ind w:left="5040" w:hanging="360"/>
+      </w:pPr>
+    </w:lvl>
+    <w:lvl w:ilvl="7" w:tplc="04090019" w:tentative="1">
+      <w:start w:val="1"/>
+      <w:numFmt w:val="lowerLetter"/>
+      <w:lvlText w:val="%8."/>
+      <w:lvlJc w:val="left"/>
+      <w:pPr>
+        <w:ind w:left="5760" w:hanging="360"/>
+      </w:pPr>
+    </w:lvl>
+    <w:lvl w:ilvl="8" w:tplc="0409001B" w:tentative="1">
+      <w:start w:val="1"/>
+      <w:numFmt w:val="lowerRoman"/>
+      <w:lvlText w:val="%9."/>
+      <w:lvlJc w:val="right"/>
+      <w:pPr>
+        <w:ind w:left="6480" w:hanging="180"/>
+      </w:pPr>
+    </w:lvl>
+  </w:abstractNum>
+  <w:abstractNum w:abstractNumId="40">
     <w:nsid w:val="6A5B718A"/>
     <w:multiLevelType w:val="hybridMultilevel"/>
     <w:tmpl w:val="20C6917E"/>
@@ -10068,7 +13161,7 @@
       </w:pPr>
     </w:lvl>
   </w:abstractNum>
-  <w:abstractNum w:abstractNumId="31">
+  <w:abstractNum w:abstractNumId="41">
     <w:nsid w:val="6ABE4D2E"/>
     <w:multiLevelType w:val="hybridMultilevel"/>
     <w:tmpl w:val="0C40592E"/>
@@ -10157,7 +13250,96 @@
       </w:pPr>
     </w:lvl>
   </w:abstractNum>
-  <w:abstractNum w:abstractNumId="32">
+  <w:abstractNum w:abstractNumId="42">
+    <w:nsid w:val="73C648C2"/>
+    <w:multiLevelType w:val="hybridMultilevel"/>
+    <w:tmpl w:val="C28AC6DC"/>
+    <w:lvl w:ilvl="0" w:tplc="EDAC9654">
+      <w:start w:val="1"/>
+      <w:numFmt w:val="lowerLetter"/>
+      <w:lvlText w:val="(%1)"/>
+      <w:lvlJc w:val="left"/>
+      <w:pPr>
+        <w:ind w:left="720" w:hanging="360"/>
+      </w:pPr>
+      <w:rPr>
+        <w:rFonts w:hint="default"/>
+      </w:rPr>
+    </w:lvl>
+    <w:lvl w:ilvl="1" w:tplc="04090019" w:tentative="1">
+      <w:start w:val="1"/>
+      <w:numFmt w:val="lowerLetter"/>
+      <w:lvlText w:val="%2."/>
+      <w:lvlJc w:val="left"/>
+      <w:pPr>
+        <w:ind w:left="1440" w:hanging="360"/>
+      </w:pPr>
+    </w:lvl>
+    <w:lvl w:ilvl="2" w:tplc="0409001B" w:tentative="1">
+      <w:start w:val="1"/>
+      <w:numFmt w:val="lowerRoman"/>
+      <w:lvlText w:val="%3."/>
+      <w:lvlJc w:val="right"/>
+      <w:pPr>
+        <w:ind w:left="2160" w:hanging="180"/>
+      </w:pPr>
+    </w:lvl>
+    <w:lvl w:ilvl="3" w:tplc="0409000F" w:tentative="1">
+      <w:start w:val="1"/>
+      <w:numFmt w:val="decimal"/>
+      <w:lvlText w:val="%4."/>
+      <w:lvlJc w:val="left"/>
+      <w:pPr>
+        <w:ind w:left="2880" w:hanging="360"/>
+      </w:pPr>
+    </w:lvl>
+    <w:lvl w:ilvl="4" w:tplc="04090019" w:tentative="1">
+      <w:start w:val="1"/>
+      <w:numFmt w:val="lowerLetter"/>
+      <w:lvlText w:val="%5."/>
+      <w:lvlJc w:val="left"/>
+      <w:pPr>
+        <w:ind w:left="3600" w:hanging="360"/>
+      </w:pPr>
+    </w:lvl>
+    <w:lvl w:ilvl="5" w:tplc="0409001B" w:tentative="1">
+      <w:start w:val="1"/>
+      <w:numFmt w:val="lowerRoman"/>
+      <w:lvlText w:val="%6."/>
+      <w:lvlJc w:val="right"/>
+      <w:pPr>
+        <w:ind w:left="4320" w:hanging="180"/>
+      </w:pPr>
+    </w:lvl>
+    <w:lvl w:ilvl="6" w:tplc="0409000F" w:tentative="1">
+      <w:start w:val="1"/>
+      <w:numFmt w:val="decimal"/>
+      <w:lvlText w:val="%7."/>
+      <w:lvlJc w:val="left"/>
+      <w:pPr>
+        <w:ind w:left="5040" w:hanging="360"/>
+      </w:pPr>
+    </w:lvl>
+    <w:lvl w:ilvl="7" w:tplc="04090019" w:tentative="1">
+      <w:start w:val="1"/>
+      <w:numFmt w:val="lowerLetter"/>
+      <w:lvlText w:val="%8."/>
+      <w:lvlJc w:val="left"/>
+      <w:pPr>
+        <w:ind w:left="5760" w:hanging="360"/>
+      </w:pPr>
+    </w:lvl>
+    <w:lvl w:ilvl="8" w:tplc="0409001B" w:tentative="1">
+      <w:start w:val="1"/>
+      <w:numFmt w:val="lowerRoman"/>
+      <w:lvlText w:val="%9."/>
+      <w:lvlJc w:val="right"/>
+      <w:pPr>
+        <w:ind w:left="6480" w:hanging="180"/>
+      </w:pPr>
+    </w:lvl>
+  </w:abstractNum>
+  <w:abstractNum w:abstractNumId="43">
     <w:nsid w:val="75F34358"/>
     <w:multiLevelType w:val="hybridMultilevel"/>
     <w:tmpl w:val="8F6204E8"/>
@@ -10246,7 +13428,7 @@
       </w:pPr>
     </w:lvl>
   </w:abstractNum>
-  <w:abstractNum w:abstractNumId="33">
+  <w:abstractNum w:abstractNumId="44">
     <w:nsid w:val="761542E9"/>
     <w:multiLevelType w:val="hybridMultilevel"/>
     <w:tmpl w:val="6AD60A72"/>
@@ -10335,7 +13517,7 @@
       </w:pPr>
     </w:lvl>
   </w:abstractNum>
-  <w:abstractNum w:abstractNumId="34">
+  <w:abstractNum w:abstractNumId="45">
     <w:nsid w:val="7F635ED5"/>
     <w:multiLevelType w:val="hybridMultilevel"/>
     <w:tmpl w:val="55202E52"/>
@@ -10425,55 +13607,55 @@
     </w:lvl>
   </w:abstractNum>
   <w:num w:numId="1">
-    <w:abstractNumId w:val="16"/>
+    <w:abstractNumId w:val="20"/>
   </w:num>
   <w:num w:numId="2">
-    <w:abstractNumId w:val="33"/>
+    <w:abstractNumId w:val="44"/>
   </w:num>
   <w:num w:numId="3">
     <w:abstractNumId w:val="4"/>
   </w:num>
   <w:num w:numId="4">
-    <w:abstractNumId w:val="31"/>
+    <w:abstractNumId w:val="41"/>
   </w:num>
   <w:num w:numId="5">
-    <w:abstractNumId w:val="17"/>
+    <w:abstractNumId w:val="21"/>
   </w:num>
   <w:num w:numId="6">
-    <w:abstractNumId w:val="25"/>
+    <w:abstractNumId w:val="33"/>
   </w:num>
   <w:num w:numId="7">
+    <w:abstractNumId w:val="14"/>
+  </w:num>
+  <w:num w:numId="8">
+    <w:abstractNumId w:val="23"/>
+  </w:num>
+  <w:num w:numId="9">
+    <w:abstractNumId w:val="38"/>
+  </w:num>
+  <w:num w:numId="10">
     <w:abstractNumId w:val="11"/>
   </w:num>
-  <w:num w:numId="8">
+  <w:num w:numId="11">
+    <w:abstractNumId w:val="9"/>
+  </w:num>
+  <w:num w:numId="12">
+    <w:abstractNumId w:val="18"/>
+  </w:num>
+  <w:num w:numId="13">
+    <w:abstractNumId w:val="22"/>
+  </w:num>
+  <w:num w:numId="14">
+    <w:abstractNumId w:val="37"/>
+  </w:num>
+  <w:num w:numId="15">
+    <w:abstractNumId w:val="16"/>
+  </w:num>
+  <w:num w:numId="16">
     <w:abstractNumId w:val="19"/>
   </w:num>
-  <w:num w:numId="9">
-    <w:abstractNumId w:val="29"/>
-  </w:num>
-  <w:num w:numId="10">
-    <w:abstractNumId w:val="9"/>
-  </w:num>
-  <w:num w:numId="11">
-    <w:abstractNumId w:val="7"/>
-  </w:num>
-  <w:num w:numId="12">
-    <w:abstractNumId w:val="14"/>
-  </w:num>
-  <w:num w:numId="13">
-    <w:abstractNumId w:val="18"/>
-  </w:num>
-  <w:num w:numId="14">
-    <w:abstractNumId w:val="28"/>
-  </w:num>
-  <w:num w:numId="15">
-    <w:abstractNumId w:val="13"/>
-  </w:num>
-  <w:num w:numId="16">
-    <w:abstractNumId w:val="15"/>
-  </w:num>
   <w:num w:numId="17">
-    <w:abstractNumId w:val="8"/>
+    <w:abstractNumId w:val="10"/>
   </w:num>
   <w:num w:numId="18">
     <w:abstractNumId w:val="2"/>
@@ -10488,46 +13670,79 @@
     <w:abstractNumId w:val="5"/>
   </w:num>
   <w:num w:numId="22">
-    <w:abstractNumId w:val="26"/>
+    <w:abstractNumId w:val="34"/>
   </w:num>
   <w:num w:numId="23">
-    <w:abstractNumId w:val="12"/>
+    <w:abstractNumId w:val="15"/>
   </w:num>
   <w:num w:numId="24">
-    <w:abstractNumId w:val="10"/>
+    <w:abstractNumId w:val="12"/>
   </w:num>
   <w:num w:numId="25">
     <w:abstractNumId w:val="3"/>
   </w:num>
   <w:num w:numId="26">
-    <w:abstractNumId w:val="20"/>
+    <w:abstractNumId w:val="24"/>
   </w:num>
   <w:num w:numId="27">
-    <w:abstractNumId w:val="22"/>
+    <w:abstractNumId w:val="27"/>
   </w:num>
   <w:num w:numId="28">
+    <w:abstractNumId w:val="40"/>
+  </w:num>
+  <w:num w:numId="29">
+    <w:abstractNumId w:val="32"/>
+  </w:num>
+  <w:num w:numId="30">
+    <w:abstractNumId w:val="26"/>
+  </w:num>
+  <w:num w:numId="31">
+    <w:abstractNumId w:val="31"/>
+  </w:num>
+  <w:num w:numId="32">
+    <w:abstractNumId w:val="43"/>
+  </w:num>
+  <w:num w:numId="33">
+    <w:abstractNumId w:val="45"/>
+  </w:num>
+  <w:num w:numId="34">
+    <w:abstractNumId w:val="35"/>
+  </w:num>
+  <w:num w:numId="35">
+    <w:abstractNumId w:val="7"/>
+  </w:num>
+  <w:num w:numId="36">
+    <w:abstractNumId w:val="17"/>
+  </w:num>
+  <w:num w:numId="37">
+    <w:abstractNumId w:val="8"/>
+  </w:num>
+  <w:num w:numId="38">
     <w:abstractNumId w:val="30"/>
   </w:num>
-  <w:num w:numId="29">
-    <w:abstractNumId w:val="24"/>
+  <w:num w:numId="39">
+    <w:abstractNumId w:val="42"/>
   </w:num>
-  <w:num w:numId="30">
-    <w:abstractNumId w:val="21"/>
+  <w:num w:numId="40">
+    <w:abstractNumId w:val="39"/>
   </w:num>
-  <w:num w:numId="31">
-    <w:abstractNumId w:val="23"/>
+  <w:num w:numId="41">
+    <w:abstractNumId w:val="13"/>
   </w:num>
-  <w:num w:numId="32">
-    <w:abstractNumId w:val="32"/>
+  <w:num w:numId="42">
+    <w:abstractNumId w:val="6"/>
   </w:num>
-  <w:num w:numId="33">
-    <w:abstractNumId w:val="34"/>
+  <w:num w:numId="43">
+    <w:abstractNumId w:val="28"/>
   </w:num>
-  <w:num w:numId="34">
-    <w:abstractNumId w:val="27"/>
+  <w:num w:numId="44">
+    <w:abstractNumId w:val="29"/>
   </w:num>
-  <w:num w:numId="35">
-    <w:abstractNumId w:val="6"/>
+  <w:num w:numId="45">
+    <w:abstractNumId w:val="36"/>
+  </w:num>
+  <w:num w:numId="46">
+    <w:abstractNumId w:val="25"/>
   </w:num>
   <w:numIdMacAtCleanup w:val="30"/>
 </w:numbering>
